--- a/taniguchi/api/Fix/API設計書_SHIP施設マスタ.docx
+++ b/taniguchi/api/Fix/API設計書_SHIP施設マスタ.docx
@@ -1,284 +1,5 @@
 
-<file path=customXml\item1.xml><?xml version="1.0" encoding="utf-8"?>
-<p:properties xmlns:p="http://schemas.microsoft.com/office/2006/metadata/properties" xmlns:xsi="http://www.w3.org/2001/XMLSchema-instance" xmlns:pc="http://schemas.microsoft.com/office/infopath/2007/PartnerControls">
-  <documentManagement/>
-</p:properties>
-</file>
-
-<file path=customXml\item2.xml><?xml version="1.0" encoding="utf-8"?>
-<ct:contentTypeSchema xmlns:ct="http://schemas.microsoft.com/office/2006/metadata/contentType" xmlns:ma="http://schemas.microsoft.com/office/2006/metadata/properties/metaAttributes" ct:_="" ma:_="" ma:contentTypeName="ドキュメント" ma:contentTypeID="0x010100980A9EDA4423B04DB8E0445FEDD7979D" ma:contentTypeVersion="7" ma:contentTypeDescription="新しいドキュメントを作成します。" ma:contentTypeScope="" ma:versionID="ae2973d07f0a8b338627d92cf3d61aa1">
-  <xsd:schema xmlns:xsd="http://www.w3.org/2001/XMLSchema" xmlns:xs="http://www.w3.org/2001/XMLSchema" xmlns:p="http://schemas.microsoft.com/office/2006/metadata/properties" xmlns:ns2="927401a0-f477-47ea-a92d-ddff39ed07e6" targetNamespace="http://schemas.microsoft.com/office/2006/metadata/properties" ma:root="true" ma:fieldsID="e5a487444864ebd2c47c4b9587078a69" ns2:_="">
-    <xsd:import namespace="927401a0-f477-47ea-a92d-ddff39ed07e6"/>
-    <xsd:element name="properties">
-      <xsd:complexType>
-        <xsd:sequence>
-          <xsd:element name="documentManagement">
-            <xsd:complexType>
-              <xsd:all>
-                <xsd:element ref="ns2:MediaServiceMetadata" minOccurs="0"/>
-                <xsd:element ref="ns2:MediaServiceFastMetadata" minOccurs="0"/>
-                <xsd:element ref="ns2:MediaServiceSearchProperties" minOccurs="0"/>
-                <xsd:element ref="ns2:MediaServiceDateTaken" minOccurs="0"/>
-                <xsd:element ref="ns2:MediaServiceGenerationTime" minOccurs="0"/>
-                <xsd:element ref="ns2:MediaServiceEventHashCode" minOccurs="0"/>
-                <xsd:element ref="ns2:MediaLengthInSeconds" minOccurs="0"/>
-              </xsd:all>
-            </xsd:complexType>
-          </xsd:element>
-        </xsd:sequence>
-      </xsd:complexType>
-    </xsd:element>
-  </xsd:schema>
-  <xsd:schema xmlns:xsd="http://www.w3.org/2001/XMLSchema" xmlns:xs="http://www.w3.org/2001/XMLSchema" xmlns:dms="http://schemas.microsoft.com/office/2006/documentManagement/types" xmlns:pc="http://schemas.microsoft.com/office/infopath/2007/PartnerControls" targetNamespace="927401a0-f477-47ea-a92d-ddff39ed07e6" elementFormDefault="qualified">
-    <xsd:import namespace="http://schemas.microsoft.com/office/2006/documentManagement/types"/>
-    <xsd:import namespace="http://schemas.microsoft.com/office/infopath/2007/PartnerControls"/>
-    <xsd:element name="MediaServiceMetadata" ma:index="8" nillable="true" ma:displayName="MediaServiceMetadata" ma:hidden="true" ma:internalName="MediaServiceMetadata" ma:readOnly="true">
-      <xsd:simpleType>
-        <xsd:restriction base="dms:Note"/>
-      </xsd:simpleType>
-    </xsd:element>
-    <xsd:element name="MediaServiceFastMetadata" ma:index="9" nillable="true" ma:displayName="MediaServiceFastMetadata" ma:hidden="true" ma:internalName="MediaServiceFastMetadata" ma:readOnly="true">
-      <xsd:simpleType>
-        <xsd:restriction base="dms:Note"/>
-      </xsd:simpleType>
-    </xsd:element>
-    <xsd:element name="MediaServiceSearchProperties" ma:index="10" nillable="true" ma:displayName="MediaServiceSearchProperties" ma:hidden="true" ma:internalName="MediaServiceSearchProperties" ma:readOnly="true">
-      <xsd:simpleType>
-        <xsd:restriction base="dms:Note"/>
-      </xsd:simpleType>
-    </xsd:element>
-    <xsd:element name="MediaServiceDateTaken" ma:index="11" nillable="true" ma:displayName="MediaServiceDateTaken" ma:hidden="true" ma:indexed="true" ma:internalName="MediaServiceDateTaken" ma:readOnly="true">
-      <xsd:simpleType>
-        <xsd:restriction base="dms:Text"/>
-      </xsd:simpleType>
-    </xsd:element>
-    <xsd:element name="MediaServiceGenerationTime" ma:index="12" nillable="true" ma:displayName="MediaServiceGenerationTime" ma:hidden="true" ma:internalName="MediaServiceGenerationTime" ma:readOnly="true">
-      <xsd:simpleType>
-        <xsd:restriction base="dms:Text"/>
-      </xsd:simpleType>
-    </xsd:element>
-    <xsd:element name="MediaServiceEventHashCode" ma:index="13" nillable="true" ma:displayName="MediaServiceEventHashCode" ma:hidden="true" ma:internalName="MediaServiceEventHashCode" ma:readOnly="true">
-      <xsd:simpleType>
-        <xsd:restriction base="dms:Text"/>
-      </xsd:simpleType>
-    </xsd:element>
-    <xsd:element name="MediaLengthInSeconds" ma:index="14" nillable="true" ma:displayName="MediaLengthInSeconds" ma:hidden="true" ma:internalName="MediaLengthInSeconds" ma:readOnly="true">
-      <xsd:simpleType>
-        <xsd:restriction base="dms:Unknown"/>
-      </xsd:simpleType>
-    </xsd:element>
-  </xsd:schema>
-  <xsd:schema xmlns="http://schemas.openxmlformats.org/package/2006/metadata/core-properties" xmlns:xsd="http://www.w3.org/2001/XMLSchema" xmlns:xsi="http://www.w3.org/2001/XMLSchema-instance" xmlns:dc="http://purl.org/dc/elements/1.1/" xmlns:dcterms="http://purl.org/dc/terms/" xmlns:odoc="http://schemas.microsoft.com/internal/obd" targetNamespace="http://schemas.openxmlformats.org/package/2006/metadata/core-properties" elementFormDefault="qualified" attributeFormDefault="unqualified" blockDefault="#all">
-    <xsd:import namespace="http://purl.org/dc/elements/1.1/" schemaLocation="http://dublincore.org/schemas/xmls/qdc/2003/04/02/dc.xsd"/>
-    <xsd:import namespace="http://purl.org/dc/terms/" schemaLocation="http://dublincore.org/schemas/xmls/qdc/2003/04/02/dcterms.xsd"/>
-    <xsd:element name="coreProperties" type="CT_coreProperties"/>
-    <xsd:complexType name="CT_coreProperties">
-      <xsd:all>
-        <xsd:element ref="dc:creator" minOccurs="0" maxOccurs="1"/>
-        <xsd:element ref="dcterms:created" minOccurs="0" maxOccurs="1"/>
-        <xsd:element ref="dc:identifier" minOccurs="0" maxOccurs="1"/>
-        <xsd:element name="contentType" minOccurs="0" maxOccurs="1" type="xsd:string" ma:index="0" ma:displayName="コンテンツ タイプ"/>
-        <xsd:element ref="dc:title" minOccurs="0" maxOccurs="1" ma:index="4" ma:displayName="タイトル"/>
-        <xsd:element ref="dc:subject" minOccurs="0" maxOccurs="1"/>
-        <xsd:element ref="dc:description" minOccurs="0" maxOccurs="1"/>
-        <xsd:element name="keywords" minOccurs="0" maxOccurs="1" type="xsd:string"/>
-        <xsd:element ref="dc:language" minOccurs="0" maxOccurs="1"/>
-        <xsd:element name="category" minOccurs="0" maxOccurs="1" type="xsd:string"/>
-        <xsd:element name="version" minOccurs="0" maxOccurs="1" type="xsd:string"/>
-        <xsd:element name="revision" minOccurs="0" maxOccurs="1" type="xsd:string">
-          <xsd:annotation>
-            <xsd:documentation>
-                        This value indicates the number of saves or revisions. The application is responsible for updating this value after each revision.
-                    </xsd:documentation>
-          </xsd:annotation>
-        </xsd:element>
-        <xsd:element name="lastModifiedBy" minOccurs="0" maxOccurs="1" type="xsd:string"/>
-        <xsd:element ref="dcterms:modified" minOccurs="0" maxOccurs="1"/>
-        <xsd:element name="contentStatus" minOccurs="0" maxOccurs="1" type="xsd:string"/>
-      </xsd:all>
-    </xsd:complexType>
-  </xsd:schema>
-  <xs:schema xmlns:pc="http://schemas.microsoft.com/office/infopath/2007/PartnerControls" xmlns:xs="http://www.w3.org/2001/XMLSchema" targetNamespace="http://schemas.microsoft.com/office/infopath/2007/PartnerControls" elementFormDefault="qualified" attributeFormDefault="unqualified">
-    <xs:element name="Person">
-      <xs:complexType>
-        <xs:sequence>
-          <xs:element ref="pc:DisplayName" minOccurs="0"/>
-          <xs:element ref="pc:AccountId" minOccurs="0"/>
-          <xs:element ref="pc:AccountType" minOccurs="0"/>
-        </xs:sequence>
-      </xs:complexType>
-    </xs:element>
-    <xs:element name="DisplayName" type="xs:string"/>
-    <xs:element name="AccountId" type="xs:string"/>
-    <xs:element name="AccountType" type="xs:string"/>
-    <xs:element name="BDCAssociatedEntity">
-      <xs:complexType>
-        <xs:sequence>
-          <xs:element ref="pc:BDCEntity" minOccurs="0" maxOccurs="unbounded"/>
-        </xs:sequence>
-        <xs:attribute ref="pc:EntityNamespace"/>
-        <xs:attribute ref="pc:EntityName"/>
-        <xs:attribute ref="pc:SystemInstanceName"/>
-        <xs:attribute ref="pc:AssociationName"/>
-      </xs:complexType>
-    </xs:element>
-    <xs:attribute name="EntityNamespace" type="xs:string"/>
-    <xs:attribute name="EntityName" type="xs:string"/>
-    <xs:attribute name="SystemInstanceName" type="xs:string"/>
-    <xs:attribute name="AssociationName" type="xs:string"/>
-    <xs:element name="BDCEntity">
-      <xs:complexType>
-        <xs:sequence>
-          <xs:element ref="pc:EntityDisplayName" minOccurs="0"/>
-          <xs:element ref="pc:EntityInstanceReference" minOccurs="0"/>
-          <xs:element ref="pc:EntityId1" minOccurs="0"/>
-          <xs:element ref="pc:EntityId2" minOccurs="0"/>
-          <xs:element ref="pc:EntityId3" minOccurs="0"/>
-          <xs:element ref="pc:EntityId4" minOccurs="0"/>
-          <xs:element ref="pc:EntityId5" minOccurs="0"/>
-        </xs:sequence>
-      </xs:complexType>
-    </xs:element>
-    <xs:element name="EntityDisplayName" type="xs:string"/>
-    <xs:element name="EntityInstanceReference" type="xs:string"/>
-    <xs:element name="EntityId1" type="xs:string"/>
-    <xs:element name="EntityId2" type="xs:string"/>
-    <xs:element name="EntityId3" type="xs:string"/>
-    <xs:element name="EntityId4" type="xs:string"/>
-    <xs:element name="EntityId5" type="xs:string"/>
-    <xs:element name="Terms">
-      <xs:complexType>
-        <xs:sequence>
-          <xs:element ref="pc:TermInfo" minOccurs="0" maxOccurs="unbounded"/>
-        </xs:sequence>
-      </xs:complexType>
-    </xs:element>
-    <xs:element name="TermInfo">
-      <xs:complexType>
-        <xs:sequence>
-          <xs:element ref="pc:TermName" minOccurs="0"/>
-          <xs:element ref="pc:TermId" minOccurs="0"/>
-        </xs:sequence>
-      </xs:complexType>
-    </xs:element>
-    <xs:element name="TermName" type="xs:string"/>
-    <xs:element name="TermId" type="xs:string"/>
-  </xs:schema>
-</ct:contentTypeSchema>
-</file>
-
-<file path=customXml\item3.xml><?xml version="1.0" encoding="utf-8"?>
-<?mso-contentType ?>
-<FormTemplates xmlns="http://schemas.microsoft.com/sharepoint/v3/contenttype/forms">
-  <Display>DocumentLibraryForm</Display>
-  <Edit>DocumentLibraryForm</Edit>
-  <New>DocumentLibraryForm</New>
-</FormTemplates>
-</file>
-
-<file path=customXml\item4.xml><?xml version="1.0" encoding="utf-8"?>
-<b:Sources xmlns:b="http://schemas.openxmlformats.org/officeDocument/2006/bibliography" xmlns="http://schemas.openxmlformats.org/officeDocument/2006/bibliography" SelectedStyle="/APASixthEditionOfficeOnline.xsl" StyleName="APA" Version="6"/>
-</file>
-
-<file path=customXml\itemProps1.xml><?xml version="1.0" encoding="utf-8"?>
-<ds:datastoreItem xmlns:ds="http://schemas.openxmlformats.org/officeDocument/2006/customXml" ds:itemID="{D3BCF3CB-61D5-4782-9982-1529DA68D8A5}">
-  <ds:schemaRefs>
-    <ds:schemaRef ds:uri="http://schemas.microsoft.com/office/2006/metadata/properties"/>
-    <ds:schemaRef ds:uri="http://schemas.microsoft.com/office/infopath/2007/PartnerControls"/>
-  </ds:schemaRefs>
-</ds:datastoreItem>
-</file>
-
-<file path=customXml\itemProps2.xml><?xml version="1.0" encoding="utf-8"?>
-<ds:datastoreItem xmlns:ds="http://schemas.openxmlformats.org/officeDocument/2006/customXml" ds:itemID="{00976E19-0F6D-447D-99EA-E239DB62938F}">
-  <ds:schemaRefs>
-    <ds:schemaRef ds:uri="http://schemas.microsoft.com/office/2006/metadata/contentType"/>
-    <ds:schemaRef ds:uri="http://schemas.microsoft.com/office/2006/metadata/properties/metaAttributes"/>
-    <ds:schemaRef ds:uri="http://www.w3.org/2001/XMLSchema"/>
-    <ds:schemaRef ds:uri="http://schemas.microsoft.com/office/2006/metadata/properties"/>
-    <ds:schemaRef ds:uri="927401a0-f477-47ea-a92d-ddff39ed07e6"/>
-    <ds:schemaRef ds:uri="http://schemas.microsoft.com/office/2006/documentManagement/types"/>
-    <ds:schemaRef ds:uri="http://schemas.microsoft.com/office/infopath/2007/PartnerControls"/>
-    <ds:schemaRef ds:uri="http://schemas.openxmlformats.org/package/2006/metadata/core-properties"/>
-    <ds:schemaRef ds:uri="http://purl.org/dc/elements/1.1/"/>
-    <ds:schemaRef ds:uri="http://purl.org/dc/terms/"/>
-    <ds:schemaRef ds:uri="http://schemas.microsoft.com/internal/obd"/>
-  </ds:schemaRefs>
-</ds:datastoreItem>
-</file>
-
-<file path=customXml\itemProps3.xml><?xml version="1.0" encoding="utf-8"?>
-<ds:datastoreItem xmlns:ds="http://schemas.openxmlformats.org/officeDocument/2006/customXml" ds:itemID="{812A22FD-A03A-40FC-8882-33DA0C3EFC8E}">
-  <ds:schemaRefs>
-    <ds:schemaRef ds:uri="http://schemas.microsoft.com/sharepoint/v3/contenttype/forms"/>
-  </ds:schemaRefs>
-</ds:datastoreItem>
-</file>
-
-<file path=customXml\itemProps4.xml><?xml version="1.0" encoding="utf-8"?>
-<ds:datastoreItem xmlns:ds="http://schemas.openxmlformats.org/officeDocument/2006/customXml" ds:itemID="{10C87B47-89E1-434B-B69B-80E10AEF4092}">
-  <ds:schemaRefs>
-    <ds:schemaRef ds:uri="http://schemas.openxmlformats.org/officeDocument/2006/bibliography"/>
-  </ds:schemaRefs>
-</ds:datastoreItem>
-</file>
-
-<file path=docProps\app.xml><?xml version="1.0" encoding="utf-8"?>
-<Properties xmlns="http://schemas.openxmlformats.org/officeDocument/2006/extended-properties" xmlns:vt="http://schemas.openxmlformats.org/officeDocument/2006/docPropsVTypes">
-  <Template>Normal.dotm</Template>
-  <TotalTime>96</TotalTime>
-  <Pages>18</Pages>
-  <Words>1823</Words>
-  <Characters>10394</Characters>
-  <Application>Microsoft Office Word</Application>
-  <DocSecurity>0</DocSecurity>
-  <Lines>86</Lines>
-  <Paragraphs>24</Paragraphs>
-  <ScaleCrop>false</ScaleCrop>
-  <HeadingPairs>
-    <vt:vector size="2" baseType="variant">
-      <vt:variant>
-        <vt:lpstr>タイトル</vt:lpstr>
-      </vt:variant>
-      <vt:variant>
-        <vt:i4>1</vt:i4>
-      </vt:variant>
-    </vt:vector>
-  </HeadingPairs>
-  <TitlesOfParts>
-    <vt:vector size="1" baseType="lpstr">
-      <vt:lpstr>API 設計書現有品調査</vt:lpstr>
-    </vt:vector>
-  </TitlesOfParts>
-  <Company/>
-  <LinksUpToDate>false</LinksUpToDate>
-  <CharactersWithSpaces>12193</CharactersWithSpaces>
-  <SharedDoc>false</SharedDoc>
-  <HyperlinksChanged>false</HyperlinksChanged>
-  <AppVersion>16.0000</AppVersion>
-</Properties>
-</file>
-
-<file path=docProps\core.xml><?xml version="1.0" encoding="utf-8"?>
-<cp:coreProperties xmlns:cp="http://schemas.openxmlformats.org/package/2006/metadata/core-properties" xmlns:dc="http://purl.org/dc/elements/1.1/" xmlns:dcterms="http://purl.org/dc/terms/" xmlns:dcmitype="http://purl.org/dc/dcmitype/" xmlns:xsi="http://www.w3.org/2001/XMLSchema-instance">
-  <dc:title>API設計書　　　　　　　SHIP施設マスタ</dc:title>
-  <dc:subject>対象システム：医療機器管理システム</dc:subject>
-  <cp:lastModifiedBy>緑 谷口</cp:lastModifiedBy>
-  <cp:revision>53</cp:revision>
-  <dcterms:created xsi:type="dcterms:W3CDTF">2026-03-01T00:24:00Z</dcterms:created>
-  <dcterms:modified xsi:type="dcterms:W3CDTF">2026-03-13T19:37:00Z</dcterms:modified>
-</cp:coreProperties>
-</file>
-
-<file path=docProps\custom.xml><?xml version="1.0" encoding="utf-8"?>
-<Properties xmlns="http://schemas.openxmlformats.org/officeDocument/2006/custom-properties" xmlns:vt="http://schemas.openxmlformats.org/officeDocument/2006/docPropsVTypes">
-  <property fmtid="{D5CDD505-2E9C-101B-9397-08002B2CF9AE}" pid="2" name="ContentTypeId">
-    <vt:lpwstr>0x010100980A9EDA4423B04DB8E0445FEDD7979D</vt:lpwstr>
-  </property>
-</Properties>
-</file>
-
-<file path=word\document.xml><?xml version="1.0" encoding="utf-8"?>
+<file path=word/document.xml><?xml version="1.0" encoding="utf-8"?>
 <w:document xmlns:wpc="http://schemas.microsoft.com/office/word/2010/wordprocessingCanvas" xmlns:cx="http://schemas.microsoft.com/office/drawing/2014/chartex" xmlns:cx1="http://schemas.microsoft.com/office/drawing/2015/9/8/chartex" xmlns:cx2="http://schemas.microsoft.com/office/drawing/2015/10/21/chartex" xmlns:cx3="http://schemas.microsoft.com/office/drawing/2016/5/9/chartex" xmlns:cx4="http://schemas.microsoft.com/office/drawing/2016/5/10/chartex" xmlns:cx5="http://schemas.microsoft.com/office/drawing/2016/5/11/chartex" xmlns:cx6="http://schemas.microsoft.com/office/drawing/2016/5/12/chartex" xmlns:cx7="http://schemas.microsoft.com/office/drawing/2016/5/13/chartex" xmlns:cx8="http://schemas.microsoft.com/office/drawing/2016/5/14/chartex" xmlns:mc="http://schemas.openxmlformats.org/markup-compatibility/2006" xmlns:aink="http://schemas.microsoft.com/office/drawing/2016/ink" xmlns:am3d="http://schemas.microsoft.com/office/drawing/2017/model3d" xmlns:o="urn:schemas-microsoft-com:office:office" xmlns:oel="http://schemas.microsoft.com/office/2019/extlst" xmlns:r="http://schemas.openxmlformats.org/officeDocument/2006/relationships" xmlns:m="http://schemas.openxmlformats.org/officeDocument/2006/math" xmlns:v="urn:schemas-microsoft-com:vml" xmlns:wp14="http://schemas.microsoft.com/office/word/2010/wordprocessingDrawing" xmlns:wp="http://schemas.openxmlformats.org/drawingml/2006/wordprocessingDrawing" xmlns:w10="urn:schemas-microsoft-com:office:word" xmlns:w="http://schemas.openxmlformats.org/wordprocessingml/2006/main" xmlns:w14="http://schemas.microsoft.com/office/word/2010/wordml" xmlns:w15="http://schemas.microsoft.com/office/word/2012/wordml" xmlns:w16cex="http://schemas.microsoft.com/office/word/2018/wordml/cex" xmlns:w16cid="http://schemas.microsoft.com/office/word/2016/wordml/cid" xmlns:w16="http://schemas.microsoft.com/office/word/2018/wordml" xmlns:w16du="http://schemas.microsoft.com/office/word/2023/wordml/word16du" xmlns:w16sdtdh="http://schemas.microsoft.com/office/word/2020/wordml/sdtdatahash" xmlns:w16sdtfl="http://schemas.microsoft.com/office/word/2024/wordml/sdtformatlock" xmlns:w16se="http://schemas.microsoft.com/office/word/2015/wordml/symex" xmlns:wpg="http://schemas.microsoft.com/office/word/2010/wordprocessingGroup" xmlns:wpi="http://schemas.microsoft.com/office/word/2010/wordprocessingInk" xmlns:wne="http://schemas.microsoft.com/office/word/2006/wordml" xmlns:wps="http://schemas.microsoft.com/office/word/2010/wordprocessingShape" mc:Ignorable="w14 w15 w16se w16cid w16 w16cex w16sdtdh w16sdtfl w16du wp14">
   <w:body>
     <w:bookmarkStart w:id="0" w:name="_tad0l5kfozhu" w:colFirst="0" w:colLast="0" w:displacedByCustomXml="next"/>
@@ -396,7 +117,6 @@
                                     <w:dataBinding w:prefixMappings="xmlns:ns0='http://purl.org/dc/elements/1.1/' xmlns:ns1='http://schemas.openxmlformats.org/package/2006/metadata/core-properties' " w:xpath="/ns1:coreProperties[1]/ns0:title[1]" w:storeItemID="{6C3C8BC8-F283-45AE-878A-BAB7291924A1}"/>
                                     <w:text/>
                                   </w:sdtPr>
-                                  <w:sdtEndPr/>
                                   <w:sdtContent>
                                     <w:r>
                                       <w:rPr>
@@ -446,7 +166,6 @@
                                   <w:dataBinding w:prefixMappings="xmlns:ns0='http://purl.org/dc/elements/1.1/' xmlns:ns1='http://schemas.openxmlformats.org/package/2006/metadata/core-properties' " w:xpath="/ns1:coreProperties[1]/ns0:subject[1]" w:storeItemID="{6C3C8BC8-F283-45AE-878A-BAB7291924A1}"/>
                                   <w:text/>
                                 </w:sdtPr>
-                                <w:sdtEndPr/>
                                 <w:sdtContent>
                                   <w:p>
                                     <w:pPr>
@@ -2992,6 +2711,7 @@
         <w:rPr>
           <w:noProof/>
         </w:rPr>
+        <w:lastRenderedPageBreak/>
         <w:t>ステータスコード</w:t>
       </w:r>
       <w:r>
@@ -3437,7 +3157,6 @@
         <w:rPr>
           <w:noProof/>
         </w:rPr>
-        <w:lastRenderedPageBreak/>
         <w:t>レスポンス（201：FacilityUpsertResponse）</w:t>
       </w:r>
       <w:r>
@@ -4707,11 +4426,9 @@
     <w:p>
       <w:pPr>
         <w:pStyle w:val="10"/>
-        <w:rPr>
-          <w:rFonts w:hint="eastAsia"/>
-        </w:rPr>
-      </w:pPr>
-      <w:r>
+      </w:pPr>
+      <w:r>
+        <w:lastRenderedPageBreak/>
         <w:fldChar w:fldCharType="end"/>
       </w:r>
       <w:bookmarkStart w:id="1" w:name="_Toc224355517"/>
@@ -4726,9 +4443,6 @@
     <w:p>
       <w:pPr>
         <w:pStyle w:val="2"/>
-        <w:rPr>
-          <w:rFonts w:hint="eastAsia"/>
-        </w:rPr>
       </w:pPr>
       <w:bookmarkStart w:id="2" w:name="_Toc224355518"/>
       <w:r>
@@ -4740,11 +4454,6 @@
       <w:bookmarkEnd w:id="2"/>
     </w:p>
     <w:p>
-      <w:pPr>
-        <w:rPr>
-          <w:rFonts w:hint="eastAsia"/>
-        </w:rPr>
-      </w:pPr>
       <w:r>
         <w:rPr>
           <w:rFonts w:hint="eastAsia"/>
@@ -4753,11 +4462,6 @@
       </w:r>
     </w:p>
     <w:p>
-      <w:pPr>
-        <w:rPr>
-          <w:rFonts w:hint="eastAsia"/>
-        </w:rPr>
-      </w:pPr>
       <w:r>
         <w:rPr>
           <w:rFonts w:hint="eastAsia"/>
@@ -4773,9 +4477,6 @@
           <w:numId w:val="120"/>
         </w:numPr>
         <w:ind w:leftChars="0"/>
-        <w:rPr>
-          <w:rFonts w:hint="eastAsia"/>
-        </w:rPr>
       </w:pPr>
       <w:r>
         <w:rPr>
@@ -4792,9 +4493,6 @@
           <w:numId w:val="120"/>
         </w:numPr>
         <w:ind w:leftChars="0"/>
-        <w:rPr>
-          <w:rFonts w:hint="eastAsia"/>
-        </w:rPr>
       </w:pPr>
       <w:r>
         <w:rPr>
@@ -4811,9 +4509,6 @@
           <w:numId w:val="120"/>
         </w:numPr>
         <w:ind w:leftChars="0"/>
-        <w:rPr>
-          <w:rFonts w:hint="eastAsia"/>
-        </w:rPr>
       </w:pPr>
       <w:r>
         <w:rPr>
@@ -4830,9 +4525,6 @@
           <w:numId w:val="120"/>
         </w:numPr>
         <w:ind w:leftChars="0"/>
-        <w:rPr>
-          <w:rFonts w:hint="eastAsia"/>
-        </w:rPr>
       </w:pPr>
       <w:r>
         <w:rPr>
@@ -4849,9 +4541,6 @@
           <w:numId w:val="120"/>
         </w:numPr>
         <w:ind w:leftChars="0"/>
-        <w:rPr>
-          <w:rFonts w:hint="eastAsia"/>
-        </w:rPr>
       </w:pPr>
       <w:r>
         <w:rPr>
@@ -4863,26 +4552,17 @@
     <w:p>
       <w:pPr>
         <w:pStyle w:val="2"/>
+      </w:pPr>
+      <w:bookmarkStart w:id="3" w:name="_Toc224355519"/>
+      <w:r>
         <w:rPr>
           <w:rFonts w:hint="eastAsia"/>
         </w:rPr>
-      </w:pPr>
-      <w:bookmarkStart w:id="3" w:name="_Toc224355519"/>
-      <w:r>
-        <w:rPr>
-          <w:rFonts w:hint="eastAsia"/>
-        </w:rPr>
-        <w:lastRenderedPageBreak/>
         <w:t>対象システム概要</w:t>
       </w:r>
       <w:bookmarkEnd w:id="3"/>
     </w:p>
     <w:p>
-      <w:pPr>
-        <w:rPr>
-          <w:rFonts w:hint="eastAsia"/>
-        </w:rPr>
-      </w:pPr>
       <w:r>
         <w:rPr>
           <w:rFonts w:hint="eastAsia"/>
@@ -4891,11 +4571,6 @@
       </w:r>
     </w:p>
     <w:p>
-      <w:pPr>
-        <w:rPr>
-          <w:rFonts w:hint="eastAsia"/>
-        </w:rPr>
-      </w:pPr>
       <w:r>
         <w:rPr>
           <w:rFonts w:hint="eastAsia"/>
@@ -4906,9 +4581,6 @@
     <w:p>
       <w:pPr>
         <w:pStyle w:val="2"/>
-        <w:rPr>
-          <w:rFonts w:hint="eastAsia"/>
-        </w:rPr>
       </w:pPr>
       <w:bookmarkStart w:id="4" w:name="_Toc224355520"/>
       <w:r>
@@ -5096,15 +4768,13 @@
     <w:p>
       <w:pPr>
         <w:pStyle w:val="2"/>
+      </w:pPr>
+      <w:bookmarkStart w:id="5" w:name="_Toc224355521"/>
+      <w:r>
         <w:rPr>
           <w:rFonts w:hint="eastAsia"/>
         </w:rPr>
-      </w:pPr>
-      <w:bookmarkStart w:id="5" w:name="_Toc224355521"/>
-      <w:r>
-        <w:rPr>
-          <w:rFonts w:hint="eastAsia"/>
-        </w:rPr>
+        <w:lastRenderedPageBreak/>
         <w:t>対象画面</w:t>
       </w:r>
       <w:bookmarkEnd w:id="5"/>
@@ -5195,6 +4865,13 @@
               <w:t>18. SHIP施設マスタ画面</w:t>
             </w:r>
           </w:p>
+          <w:p>
+            <w:pPr>
+              <w:rPr>
+                <w:rFonts w:hint="eastAsia"/>
+              </w:rPr>
+            </w:pPr>
+          </w:p>
         </w:tc>
       </w:tr>
       <w:tr>
@@ -5220,6 +4897,13 @@
               <w:t>/ship-facility-master</w:t>
             </w:r>
           </w:p>
+          <w:p>
+            <w:pPr>
+              <w:rPr>
+                <w:rFonts w:hint="eastAsia"/>
+              </w:rPr>
+            </w:pPr>
+          </w:p>
         </w:tc>
       </w:tr>
       <w:tr>
@@ -5251,13 +4935,9 @@
         </w:tc>
       </w:tr>
     </w:tbl>
-    <w:p/>
     <w:p>
       <w:pPr>
         <w:pStyle w:val="10"/>
-        <w:rPr>
-          <w:rFonts w:hint="eastAsia"/>
-        </w:rPr>
       </w:pPr>
       <w:bookmarkStart w:id="6" w:name="_Toc224355522"/>
       <w:r>
@@ -5271,9 +4951,6 @@
     <w:p>
       <w:pPr>
         <w:pStyle w:val="2"/>
-        <w:rPr>
-          <w:rFonts w:hint="eastAsia"/>
-        </w:rPr>
       </w:pPr>
       <w:bookmarkStart w:id="7" w:name="_Toc224355523"/>
       <w:r>
@@ -5285,11 +4962,6 @@
       <w:bookmarkEnd w:id="7"/>
     </w:p>
     <w:p>
-      <w:pPr>
-        <w:rPr>
-          <w:rFonts w:hint="eastAsia"/>
-        </w:rPr>
-      </w:pPr>
       <w:r>
         <w:rPr>
           <w:rFonts w:hint="eastAsia"/>
@@ -5298,11 +4970,6 @@
       </w:r>
     </w:p>
     <w:p>
-      <w:pPr>
-        <w:rPr>
-          <w:rFonts w:hint="eastAsia"/>
-        </w:rPr>
-      </w:pPr>
       <w:r>
         <w:rPr>
           <w:rFonts w:hint="eastAsia"/>
@@ -5313,26 +4980,17 @@
     <w:p>
       <w:pPr>
         <w:pStyle w:val="2"/>
+      </w:pPr>
+      <w:bookmarkStart w:id="8" w:name="_Toc224355524"/>
+      <w:r>
         <w:rPr>
           <w:rFonts w:hint="eastAsia"/>
         </w:rPr>
-      </w:pPr>
-      <w:bookmarkStart w:id="8" w:name="_Toc224355524"/>
-      <w:r>
-        <w:rPr>
-          <w:rFonts w:hint="eastAsia"/>
-        </w:rPr>
-        <w:lastRenderedPageBreak/>
         <w:t>画面とAPIの関係</w:t>
       </w:r>
       <w:bookmarkEnd w:id="8"/>
     </w:p>
     <w:p>
-      <w:pPr>
-        <w:rPr>
-          <w:rFonts w:hint="eastAsia"/>
-        </w:rPr>
-      </w:pPr>
       <w:r>
         <w:rPr>
           <w:rFonts w:hint="eastAsia"/>
@@ -5341,11 +4999,6 @@
       </w:r>
     </w:p>
     <w:p>
-      <w:pPr>
-        <w:rPr>
-          <w:rFonts w:hint="eastAsia"/>
-        </w:rPr>
-      </w:pPr>
       <w:r>
         <w:rPr>
           <w:rFonts w:hint="eastAsia"/>
@@ -5354,11 +5007,6 @@
       </w:r>
     </w:p>
     <w:p>
-      <w:pPr>
-        <w:rPr>
-          <w:rFonts w:hint="eastAsia"/>
-        </w:rPr>
-      </w:pPr>
       <w:r>
         <w:rPr>
           <w:rFonts w:hint="eastAsia"/>
@@ -5367,11 +5015,6 @@
       </w:r>
     </w:p>
     <w:p>
-      <w:pPr>
-        <w:rPr>
-          <w:rFonts w:hint="eastAsia"/>
-        </w:rPr>
-      </w:pPr>
       <w:r>
         <w:rPr>
           <w:rFonts w:hint="eastAsia"/>
@@ -5380,11 +5023,6 @@
       </w:r>
     </w:p>
     <w:p>
-      <w:pPr>
-        <w:rPr>
-          <w:rFonts w:hint="eastAsia"/>
-        </w:rPr>
-      </w:pPr>
       <w:r>
         <w:rPr>
           <w:rFonts w:hint="eastAsia"/>
@@ -5393,11 +5031,6 @@
       </w:r>
     </w:p>
     <w:p>
-      <w:pPr>
-        <w:rPr>
-          <w:rFonts w:hint="eastAsia"/>
-        </w:rPr>
-      </w:pPr>
       <w:r>
         <w:rPr>
           <w:rFonts w:hint="eastAsia"/>
@@ -5408,9 +5041,6 @@
     <w:p>
       <w:pPr>
         <w:pStyle w:val="2"/>
-        <w:rPr>
-          <w:rFonts w:hint="eastAsia"/>
-        </w:rPr>
       </w:pPr>
       <w:bookmarkStart w:id="9" w:name="_Toc224355525"/>
       <w:r>
@@ -5535,6 +5165,13 @@
               <w:t>establishment_id, establishment_name</w:t>
             </w:r>
           </w:p>
+          <w:p>
+            <w:pPr>
+              <w:rPr>
+                <w:rFonts w:hint="eastAsia"/>
+              </w:rPr>
+            </w:pPr>
+          </w:p>
         </w:tc>
       </w:tr>
       <w:tr>
@@ -5544,6 +5181,7 @@
           </w:tcPr>
           <w:p>
             <w:r>
+              <w:lastRenderedPageBreak/>
               <w:t>facilities</w:t>
             </w:r>
           </w:p>
@@ -5566,20 +5204,24 @@
             <w:tcW w:w="1667" w:type="pct"/>
           </w:tcPr>
           <w:p>
-            <w:r>
+            <w:pPr>
+              <w:rPr>
+                <w:lang w:val="en-US"/>
+              </w:rPr>
+            </w:pPr>
+            <w:r>
+              <w:rPr>
+                <w:lang w:val="en-US"/>
+              </w:rPr>
               <w:t>facility_id, establishment_id, facility_code, facility_name, prefecture, bed_count, system_contract_status, deleted_at</w:t>
             </w:r>
           </w:p>
         </w:tc>
       </w:tr>
     </w:tbl>
-    <w:p/>
     <w:p>
       <w:pPr>
         <w:pStyle w:val="10"/>
-        <w:rPr>
-          <w:rFonts w:hint="eastAsia"/>
-        </w:rPr>
       </w:pPr>
       <w:bookmarkStart w:id="10" w:name="_Toc224355526"/>
       <w:r>
@@ -5593,9 +5235,6 @@
     <w:p>
       <w:pPr>
         <w:pStyle w:val="2"/>
-        <w:rPr>
-          <w:rFonts w:hint="eastAsia"/>
-        </w:rPr>
       </w:pPr>
       <w:bookmarkStart w:id="11" w:name="_Toc224355527"/>
       <w:r>
@@ -5614,9 +5253,6 @@
           <w:numId w:val="121"/>
         </w:numPr>
         <w:ind w:leftChars="0"/>
-        <w:rPr>
-          <w:rFonts w:hint="eastAsia"/>
-        </w:rPr>
       </w:pPr>
       <w:r>
         <w:rPr>
@@ -5633,9 +5269,6 @@
           <w:numId w:val="121"/>
         </w:numPr>
         <w:ind w:leftChars="0"/>
-        <w:rPr>
-          <w:rFonts w:hint="eastAsia"/>
-        </w:rPr>
       </w:pPr>
       <w:r>
         <w:rPr>
@@ -5652,9 +5285,6 @@
           <w:numId w:val="121"/>
         </w:numPr>
         <w:ind w:leftChars="0"/>
-        <w:rPr>
-          <w:rFonts w:hint="eastAsia"/>
-        </w:rPr>
       </w:pPr>
       <w:r>
         <w:rPr>
@@ -5671,9 +5301,6 @@
           <w:numId w:val="121"/>
         </w:numPr>
         <w:ind w:leftChars="0"/>
-        <w:rPr>
-          <w:rFonts w:hint="eastAsia"/>
-        </w:rPr>
       </w:pPr>
       <w:r>
         <w:rPr>
@@ -5690,9 +5317,6 @@
           <w:numId w:val="121"/>
         </w:numPr>
         <w:ind w:leftChars="0"/>
-        <w:rPr>
-          <w:rFonts w:hint="eastAsia"/>
-        </w:rPr>
       </w:pPr>
       <w:r>
         <w:rPr>
@@ -5704,9 +5328,6 @@
     <w:p>
       <w:pPr>
         <w:pStyle w:val="2"/>
-        <w:rPr>
-          <w:rFonts w:hint="eastAsia"/>
-        </w:rPr>
       </w:pPr>
       <w:bookmarkStart w:id="12" w:name="_Toc224355528"/>
       <w:r>
@@ -5718,11 +5339,6 @@
       <w:bookmarkEnd w:id="12"/>
     </w:p>
     <w:p>
-      <w:pPr>
-        <w:rPr>
-          <w:rFonts w:hint="eastAsia"/>
-        </w:rPr>
-      </w:pPr>
       <w:r>
         <w:rPr>
           <w:rFonts w:hint="eastAsia"/>
@@ -5733,9 +5349,6 @@
     <w:p>
       <w:pPr>
         <w:pStyle w:val="2"/>
-        <w:rPr>
-          <w:rFonts w:hint="eastAsia"/>
-        </w:rPr>
       </w:pPr>
       <w:bookmarkStart w:id="13" w:name="_Toc224355529"/>
       <w:r>
@@ -5747,11 +5360,6 @@
       <w:bookmarkEnd w:id="13"/>
     </w:p>
     <w:p>
-      <w:pPr>
-        <w:rPr>
-          <w:rFonts w:hint="eastAsia"/>
-        </w:rPr>
-      </w:pPr>
       <w:r>
         <w:rPr>
           <w:rFonts w:hint="eastAsia"/>
@@ -5796,7 +5404,6 @@
                 <w:rFonts w:hint="eastAsia"/>
                 <w:b/>
               </w:rPr>
-              <w:lastRenderedPageBreak/>
               <w:t>処理</w:t>
             </w:r>
           </w:p>
@@ -5966,15 +5573,13 @@
     <w:p>
       <w:pPr>
         <w:pStyle w:val="2"/>
+      </w:pPr>
+      <w:bookmarkStart w:id="14" w:name="_Toc224355530"/>
+      <w:r>
         <w:rPr>
           <w:rFonts w:hint="eastAsia"/>
         </w:rPr>
-      </w:pPr>
-      <w:bookmarkStart w:id="14" w:name="_Toc224355530"/>
-      <w:r>
-        <w:rPr>
-          <w:rFonts w:hint="eastAsia"/>
-        </w:rPr>
+        <w:lastRenderedPageBreak/>
         <w:t>検索・絞り込み仕様</w:t>
       </w:r>
       <w:bookmarkEnd w:id="14"/>
@@ -5987,9 +5592,6 @@
           <w:numId w:val="122"/>
         </w:numPr>
         <w:ind w:leftChars="0"/>
-        <w:rPr>
-          <w:rFonts w:hint="eastAsia"/>
-        </w:rPr>
       </w:pPr>
       <w:r>
         <w:rPr>
@@ -6006,9 +5608,6 @@
           <w:numId w:val="122"/>
         </w:numPr>
         <w:ind w:leftChars="0"/>
-        <w:rPr>
-          <w:rFonts w:hint="eastAsia"/>
-        </w:rPr>
       </w:pPr>
       <w:r>
         <w:rPr>
@@ -6025,9 +5624,6 @@
           <w:numId w:val="122"/>
         </w:numPr>
         <w:ind w:leftChars="0"/>
-        <w:rPr>
-          <w:rFonts w:hint="eastAsia"/>
-        </w:rPr>
       </w:pPr>
       <w:r>
         <w:rPr>
@@ -6044,9 +5640,6 @@
           <w:numId w:val="122"/>
         </w:numPr>
         <w:ind w:leftChars="0"/>
-        <w:rPr>
-          <w:rFonts w:hint="eastAsia"/>
-        </w:rPr>
       </w:pPr>
       <w:r>
         <w:rPr>
@@ -6058,9 +5651,6 @@
     <w:p>
       <w:pPr>
         <w:pStyle w:val="2"/>
-        <w:rPr>
-          <w:rFonts w:hint="eastAsia"/>
-        </w:rPr>
       </w:pPr>
       <w:bookmarkStart w:id="15" w:name="_Toc224355531"/>
       <w:r>
@@ -6074,9 +5664,6 @@
     <w:p>
       <w:pPr>
         <w:pStyle w:val="3"/>
-        <w:rPr>
-          <w:rFonts w:hint="eastAsia"/>
-        </w:rPr>
       </w:pPr>
       <w:bookmarkStart w:id="16" w:name="_Toc224355532"/>
       <w:r>
@@ -6325,13 +5912,9 @@
         </w:tc>
       </w:tr>
     </w:tbl>
-    <w:p/>
     <w:p>
       <w:pPr>
         <w:pStyle w:val="10"/>
-        <w:rPr>
-          <w:rFonts w:hint="eastAsia"/>
-        </w:rPr>
       </w:pPr>
       <w:bookmarkStart w:id="17" w:name="_Toc224355533"/>
       <w:r>
@@ -6345,9 +5928,6 @@
     <w:p>
       <w:pPr>
         <w:pStyle w:val="2"/>
-        <w:rPr>
-          <w:rFonts w:hint="eastAsia"/>
-        </w:rPr>
       </w:pPr>
       <w:bookmarkStart w:id="18" w:name="_Toc224355534"/>
       <w:r>
@@ -6611,7 +6191,6 @@
               <w:rPr>
                 <w:rFonts w:hint="eastAsia"/>
               </w:rPr>
-              <w:lastRenderedPageBreak/>
               <w:t>施設マスタエクスポート</w:t>
             </w:r>
           </w:p>
@@ -6631,7 +6210,15 @@
             <w:tcW w:w="1000" w:type="pct"/>
           </w:tcPr>
           <w:p>
-            <w:r>
+            <w:pPr>
+              <w:rPr>
+                <w:lang w:val="en-US"/>
+              </w:rPr>
+            </w:pPr>
+            <w:r>
+              <w:rPr>
+                <w:lang w:val="en-US"/>
+              </w:rPr>
               <w:t>/ship-facility-master/facilities/export</w:t>
             </w:r>
           </w:p>
@@ -6734,6 +6321,7 @@
               <w:rPr>
                 <w:rFonts w:hint="eastAsia"/>
               </w:rPr>
+              <w:lastRenderedPageBreak/>
               <w:t>施設マスタ更新</w:t>
             </w:r>
           </w:p>
@@ -6753,7 +6341,15 @@
             <w:tcW w:w="1000" w:type="pct"/>
           </w:tcPr>
           <w:p>
-            <w:r>
+            <w:pPr>
+              <w:rPr>
+                <w:lang w:val="en-US"/>
+              </w:rPr>
+            </w:pPr>
+            <w:r>
+              <w:rPr>
+                <w:lang w:val="en-US"/>
+              </w:rPr>
               <w:t>/ship-facility-master/facilities/{facilityId}</w:t>
             </w:r>
           </w:p>
@@ -6814,7 +6410,15 @@
             <w:tcW w:w="1000" w:type="pct"/>
           </w:tcPr>
           <w:p>
-            <w:r>
+            <w:pPr>
+              <w:rPr>
+                <w:lang w:val="en-US"/>
+              </w:rPr>
+            </w:pPr>
+            <w:r>
+              <w:rPr>
+                <w:lang w:val="en-US"/>
+              </w:rPr>
               <w:t>/ship-facility-master/facilities/{facilityId}</w:t>
             </w:r>
           </w:p>
@@ -6847,13 +6451,9 @@
         </w:tc>
       </w:tr>
     </w:tbl>
-    <w:p/>
     <w:p>
       <w:pPr>
         <w:pStyle w:val="10"/>
-        <w:rPr>
-          <w:rFonts w:hint="eastAsia"/>
-        </w:rPr>
       </w:pPr>
       <w:bookmarkStart w:id="19" w:name="_Toc224355535"/>
       <w:r>
@@ -6867,9 +6467,6 @@
     <w:p>
       <w:pPr>
         <w:pStyle w:val="2"/>
-        <w:rPr>
-          <w:rFonts w:hint="eastAsia"/>
-        </w:rPr>
       </w:pPr>
       <w:bookmarkStart w:id="20" w:name="_Toc224355536"/>
       <w:r>
@@ -6881,11 +6478,6 @@
       <w:bookmarkEnd w:id="20"/>
     </w:p>
     <w:p>
-      <w:pPr>
-        <w:rPr>
-          <w:rFonts w:hint="eastAsia"/>
-        </w:rPr>
-      </w:pPr>
       <w:r>
         <w:rPr>
           <w:rFonts w:hint="eastAsia"/>
@@ -6896,9 +6488,6 @@
     <w:p>
       <w:pPr>
         <w:pStyle w:val="4"/>
-        <w:rPr>
-          <w:rFonts w:hint="eastAsia"/>
-        </w:rPr>
       </w:pPr>
       <w:r>
         <w:rPr>
@@ -6918,11 +6507,6 @@
       </w:r>
     </w:p>
     <w:p>
-      <w:pPr>
-        <w:rPr>
-          <w:rFonts w:hint="eastAsia"/>
-        </w:rPr>
-      </w:pPr>
       <w:r>
         <w:rPr>
           <w:rFonts w:hint="eastAsia"/>
@@ -6933,9 +6517,6 @@
     <w:p>
       <w:pPr>
         <w:pStyle w:val="3"/>
-        <w:rPr>
-          <w:rFonts w:hint="eastAsia"/>
-        </w:rPr>
       </w:pPr>
       <w:bookmarkStart w:id="21" w:name="_Toc224355537"/>
       <w:r>
@@ -7289,28 +6870,18 @@
         </w:tc>
       </w:tr>
     </w:tbl>
-    <w:p/>
     <w:p>
       <w:pPr>
         <w:pStyle w:val="4"/>
+      </w:pPr>
+      <w:r>
         <w:rPr>
           <w:rFonts w:hint="eastAsia"/>
         </w:rPr>
-      </w:pPr>
-      <w:r>
-        <w:rPr>
-          <w:rFonts w:hint="eastAsia"/>
-        </w:rPr>
-        <w:lastRenderedPageBreak/>
         <w:t>権限チェック</w:t>
       </w:r>
     </w:p>
     <w:p>
-      <w:pPr>
-        <w:rPr>
-          <w:rFonts w:hint="eastAsia"/>
-        </w:rPr>
-      </w:pPr>
       <w:r>
         <w:rPr>
           <w:rFonts w:hint="eastAsia"/>
@@ -7319,11 +6890,6 @@
       </w:r>
     </w:p>
     <w:p>
-      <w:pPr>
-        <w:rPr>
-          <w:rFonts w:hint="eastAsia"/>
-        </w:rPr>
-      </w:pPr>
       <w:r>
         <w:rPr>
           <w:rFonts w:hint="eastAsia"/>
@@ -7334,23 +6900,16 @@
     <w:p>
       <w:pPr>
         <w:pStyle w:val="4"/>
+      </w:pPr>
+      <w:r>
         <w:rPr>
           <w:rFonts w:hint="eastAsia"/>
         </w:rPr>
-      </w:pPr>
-      <w:r>
-        <w:rPr>
-          <w:rFonts w:hint="eastAsia"/>
-        </w:rPr>
+        <w:lastRenderedPageBreak/>
         <w:t>処理仕様</w:t>
       </w:r>
     </w:p>
     <w:p>
-      <w:pPr>
-        <w:rPr>
-          <w:rFonts w:hint="eastAsia"/>
-        </w:rPr>
-      </w:pPr>
       <w:r>
         <w:rPr>
           <w:rFonts w:hint="eastAsia"/>
@@ -7359,11 +6918,6 @@
       </w:r>
     </w:p>
     <w:p>
-      <w:pPr>
-        <w:rPr>
-          <w:rFonts w:hint="eastAsia"/>
-        </w:rPr>
-      </w:pPr>
       <w:r>
         <w:rPr>
           <w:rFonts w:hint="eastAsia"/>
@@ -7372,11 +6926,6 @@
       </w:r>
     </w:p>
     <w:p>
-      <w:pPr>
-        <w:rPr>
-          <w:rFonts w:hint="eastAsia"/>
-        </w:rPr>
-      </w:pPr>
       <w:r>
         <w:rPr>
           <w:rFonts w:hint="eastAsia"/>
@@ -7385,11 +6934,6 @@
       </w:r>
     </w:p>
     <w:p>
-      <w:pPr>
-        <w:rPr>
-          <w:rFonts w:hint="eastAsia"/>
-        </w:rPr>
-      </w:pPr>
       <w:r>
         <w:rPr>
           <w:rFonts w:hint="eastAsia"/>
@@ -7400,9 +6944,6 @@
     <w:p>
       <w:pPr>
         <w:pStyle w:val="3"/>
-        <w:rPr>
-          <w:rFonts w:hint="eastAsia"/>
-        </w:rPr>
       </w:pPr>
       <w:bookmarkStart w:id="22" w:name="_Toc224355538"/>
       <w:r>
@@ -7606,19 +7147,32 @@
         </w:tc>
       </w:tr>
     </w:tbl>
-    <w:p/>
     <w:p>
       <w:pPr>
         <w:pStyle w:val="4"/>
         <w:rPr>
+          <w:lang w:val="en-US"/>
+        </w:rPr>
+      </w:pPr>
+      <w:r>
+        <w:rPr>
           <w:rFonts w:hint="eastAsia"/>
-        </w:rPr>
-      </w:pPr>
+          <w:lang w:val="en-US"/>
+        </w:rPr>
+        <w:t>items</w:t>
+      </w:r>
       <w:r>
         <w:rPr>
           <w:rFonts w:hint="eastAsia"/>
         </w:rPr>
-        <w:t>items要素（ShipFacilitySummary）</w:t>
+        <w:t>要素</w:t>
+      </w:r>
+      <w:r>
+        <w:rPr>
+          <w:rFonts w:hint="eastAsia"/>
+          <w:lang w:val="en-US"/>
+        </w:rPr>
+        <w:t>（ShipFacilitySummary）</w:t>
       </w:r>
     </w:p>
     <w:tbl>
@@ -7759,11 +7313,23 @@
             <w:tcW w:w="1250" w:type="pct"/>
           </w:tcPr>
           <w:p>
+            <w:pPr>
+              <w:rPr>
+                <w:lang w:val="en-US"/>
+              </w:rPr>
+            </w:pPr>
             <w:r>
               <w:rPr>
                 <w:rFonts w:hint="eastAsia"/>
               </w:rPr>
-              <w:t>施設ID（`facilities.facility_id`）</w:t>
+              <w:t>施設</w:t>
+            </w:r>
+            <w:r>
+              <w:rPr>
+                <w:rFonts w:hint="eastAsia"/>
+                <w:lang w:val="en-US"/>
+              </w:rPr>
+              <w:t>ID（`facilities.facility_id`）</w:t>
             </w:r>
           </w:p>
         </w:tc>
@@ -7804,11 +7370,23 @@
             <w:tcW w:w="1250" w:type="pct"/>
           </w:tcPr>
           <w:p>
+            <w:pPr>
+              <w:rPr>
+                <w:lang w:val="en-US"/>
+              </w:rPr>
+            </w:pPr>
             <w:r>
               <w:rPr>
                 <w:rFonts w:hint="eastAsia"/>
               </w:rPr>
-              <w:t>設立母体ID（`establishments.establishment_id`）</w:t>
+              <w:t>設立母体</w:t>
+            </w:r>
+            <w:r>
+              <w:rPr>
+                <w:rFonts w:hint="eastAsia"/>
+                <w:lang w:val="en-US"/>
+              </w:rPr>
+              <w:t>ID（`establishments.establishment_id`）</w:t>
             </w:r>
           </w:p>
         </w:tc>
@@ -8084,13 +7662,9 @@
         </w:tc>
       </w:tr>
     </w:tbl>
-    <w:p/>
     <w:p>
       <w:pPr>
         <w:pStyle w:val="3"/>
-        <w:rPr>
-          <w:rFonts w:hint="eastAsia"/>
-        </w:rPr>
       </w:pPr>
       <w:bookmarkStart w:id="23" w:name="_Toc224355539"/>
       <w:r>
@@ -8258,7 +7832,6 @@
           </w:tcPr>
           <w:p>
             <w:r>
-              <w:lastRenderedPageBreak/>
               <w:t>401</w:t>
             </w:r>
           </w:p>
@@ -8358,29 +7931,37 @@
         </w:tc>
       </w:tr>
     </w:tbl>
-    <w:p/>
     <w:p>
       <w:pPr>
         <w:pStyle w:val="2"/>
         <w:rPr>
+          <w:lang w:val="en-US"/>
+        </w:rPr>
+      </w:pPr>
+      <w:bookmarkStart w:id="24" w:name="_Toc224355540"/>
+      <w:r>
+        <w:rPr>
           <w:rFonts w:hint="eastAsia"/>
         </w:rPr>
-      </w:pPr>
-      <w:bookmarkStart w:id="24" w:name="_Toc224355540"/>
+        <w:lastRenderedPageBreak/>
+        <w:t>設立母体候補取得</w:t>
+      </w:r>
+      <w:r>
+        <w:rPr>
+          <w:lang w:val="en-US"/>
+        </w:rPr>
+        <w:br/>
+      </w:r>
       <w:r>
         <w:rPr>
           <w:rFonts w:hint="eastAsia"/>
-        </w:rPr>
-        <w:t>設立母体候補取得（/ship-facility-master/establishments）</w:t>
+          <w:lang w:val="en-US"/>
+        </w:rPr>
+        <w:t>（/ship-facility-master/establishments）</w:t>
       </w:r>
       <w:bookmarkEnd w:id="24"/>
     </w:p>
     <w:p>
-      <w:pPr>
-        <w:rPr>
-          <w:rFonts w:hint="eastAsia"/>
-        </w:rPr>
-      </w:pPr>
       <w:r>
         <w:rPr>
           <w:rFonts w:hint="eastAsia"/>
@@ -8391,9 +7972,6 @@
     <w:p>
       <w:pPr>
         <w:pStyle w:val="4"/>
-        <w:rPr>
-          <w:rFonts w:hint="eastAsia"/>
-        </w:rPr>
       </w:pPr>
       <w:r>
         <w:rPr>
@@ -8413,11 +7991,6 @@
       </w:r>
     </w:p>
     <w:p>
-      <w:pPr>
-        <w:rPr>
-          <w:rFonts w:hint="eastAsia"/>
-        </w:rPr>
-      </w:pPr>
       <w:r>
         <w:rPr>
           <w:rFonts w:hint="eastAsia"/>
@@ -8428,9 +8001,6 @@
     <w:p>
       <w:pPr>
         <w:pStyle w:val="3"/>
-        <w:rPr>
-          <w:rFonts w:hint="eastAsia"/>
-        </w:rPr>
       </w:pPr>
       <w:bookmarkStart w:id="25" w:name="_Toc224355541"/>
       <w:r>
@@ -8619,13 +8189,9 @@
         </w:tc>
       </w:tr>
     </w:tbl>
-    <w:p/>
     <w:p>
       <w:pPr>
         <w:pStyle w:val="4"/>
-        <w:rPr>
-          <w:rFonts w:hint="eastAsia"/>
-        </w:rPr>
       </w:pPr>
       <w:r>
         <w:rPr>
@@ -8635,11 +8201,6 @@
       </w:r>
     </w:p>
     <w:p>
-      <w:pPr>
-        <w:rPr>
-          <w:rFonts w:hint="eastAsia"/>
-        </w:rPr>
-      </w:pPr>
       <w:r>
         <w:rPr>
           <w:rFonts w:hint="eastAsia"/>
@@ -8650,9 +8211,6 @@
     <w:p>
       <w:pPr>
         <w:pStyle w:val="4"/>
-        <w:rPr>
-          <w:rFonts w:hint="eastAsia"/>
-        </w:rPr>
       </w:pPr>
       <w:r>
         <w:rPr>
@@ -8662,11 +8220,6 @@
       </w:r>
     </w:p>
     <w:p>
-      <w:pPr>
-        <w:rPr>
-          <w:rFonts w:hint="eastAsia"/>
-        </w:rPr>
-      </w:pPr>
       <w:r>
         <w:rPr>
           <w:rFonts w:hint="eastAsia"/>
@@ -8675,11 +8228,6 @@
       </w:r>
     </w:p>
     <w:p>
-      <w:pPr>
-        <w:rPr>
-          <w:rFonts w:hint="eastAsia"/>
-        </w:rPr>
-      </w:pPr>
       <w:r>
         <w:rPr>
           <w:rFonts w:hint="eastAsia"/>
@@ -8690,9 +8238,6 @@
     <w:p>
       <w:pPr>
         <w:pStyle w:val="3"/>
-        <w:rPr>
-          <w:rFonts w:hint="eastAsia"/>
-        </w:rPr>
       </w:pPr>
       <w:bookmarkStart w:id="26" w:name="_Toc224355542"/>
       <w:r>
@@ -8896,19 +8441,32 @@
         </w:tc>
       </w:tr>
     </w:tbl>
-    <w:p/>
     <w:p>
       <w:pPr>
         <w:pStyle w:val="4"/>
         <w:rPr>
+          <w:lang w:val="en-US"/>
+        </w:rPr>
+      </w:pPr>
+      <w:r>
+        <w:rPr>
           <w:rFonts w:hint="eastAsia"/>
-        </w:rPr>
-      </w:pPr>
+          <w:lang w:val="en-US"/>
+        </w:rPr>
+        <w:t>items</w:t>
+      </w:r>
       <w:r>
         <w:rPr>
           <w:rFonts w:hint="eastAsia"/>
         </w:rPr>
-        <w:t>items要素（EstablishmentOption）</w:t>
+        <w:t>要素</w:t>
+      </w:r>
+      <w:r>
+        <w:rPr>
+          <w:rFonts w:hint="eastAsia"/>
+          <w:lang w:val="en-US"/>
+        </w:rPr>
+        <w:t>（EstablishmentOption）</w:t>
       </w:r>
     </w:p>
     <w:tbl>
@@ -9065,7 +8623,6 @@
           </w:tcPr>
           <w:p>
             <w:r>
-              <w:lastRenderedPageBreak/>
               <w:t>establishmentName</w:t>
             </w:r>
           </w:p>
@@ -9105,19 +8662,16 @@
         </w:tc>
       </w:tr>
     </w:tbl>
-    <w:p/>
     <w:p>
       <w:pPr>
         <w:pStyle w:val="3"/>
+      </w:pPr>
+      <w:bookmarkStart w:id="27" w:name="_Toc224355543"/>
+      <w:r>
         <w:rPr>
           <w:rFonts w:hint="eastAsia"/>
         </w:rPr>
-      </w:pPr>
-      <w:bookmarkStart w:id="27" w:name="_Toc224355543"/>
-      <w:r>
-        <w:rPr>
-          <w:rFonts w:hint="eastAsia"/>
-        </w:rPr>
+        <w:lastRenderedPageBreak/>
         <w:t>ステータスコード</w:t>
       </w:r>
       <w:bookmarkEnd w:id="27"/>
@@ -9343,29 +8897,29 @@
         </w:tc>
       </w:tr>
     </w:tbl>
-    <w:p/>
     <w:p>
       <w:pPr>
         <w:pStyle w:val="2"/>
+      </w:pPr>
+      <w:bookmarkStart w:id="28" w:name="_Toc224355544"/>
+      <w:r>
         <w:rPr>
           <w:rFonts w:hint="eastAsia"/>
         </w:rPr>
-      </w:pPr>
-      <w:bookmarkStart w:id="28" w:name="_Toc224355544"/>
+        <w:t>施設マスタエクスポート</w:t>
+      </w:r>
+      <w:r>
+        <w:br/>
+      </w:r>
       <w:r>
         <w:rPr>
           <w:rFonts w:hint="eastAsia"/>
         </w:rPr>
-        <w:t>施設マスタエクスポート（/ship-facility-master/facilities/export）</w:t>
+        <w:t>（/ship-facility-master/facilities/export）</w:t>
       </w:r>
       <w:bookmarkEnd w:id="28"/>
     </w:p>
     <w:p>
-      <w:pPr>
-        <w:rPr>
-          <w:rFonts w:hint="eastAsia"/>
-        </w:rPr>
-      </w:pPr>
       <w:r>
         <w:rPr>
           <w:rFonts w:hint="eastAsia"/>
@@ -9376,9 +8930,6 @@
     <w:p>
       <w:pPr>
         <w:pStyle w:val="4"/>
-        <w:rPr>
-          <w:rFonts w:hint="eastAsia"/>
-        </w:rPr>
       </w:pPr>
       <w:r>
         <w:rPr>
@@ -9398,11 +8949,6 @@
       </w:r>
     </w:p>
     <w:p>
-      <w:pPr>
-        <w:rPr>
-          <w:rFonts w:hint="eastAsia"/>
-        </w:rPr>
-      </w:pPr>
       <w:r>
         <w:rPr>
           <w:rFonts w:hint="eastAsia"/>
@@ -9413,9 +8959,6 @@
     <w:p>
       <w:pPr>
         <w:pStyle w:val="3"/>
-        <w:rPr>
-          <w:rFonts w:hint="eastAsia"/>
-        </w:rPr>
       </w:pPr>
       <w:bookmarkStart w:id="29" w:name="_Toc224355545"/>
       <w:r>
@@ -9769,13 +9312,9 @@
         </w:tc>
       </w:tr>
     </w:tbl>
-    <w:p/>
     <w:p>
       <w:pPr>
         <w:pStyle w:val="4"/>
-        <w:rPr>
-          <w:rFonts w:hint="eastAsia"/>
-        </w:rPr>
       </w:pPr>
       <w:r>
         <w:rPr>
@@ -9785,11 +9324,6 @@
       </w:r>
     </w:p>
     <w:p>
-      <w:pPr>
-        <w:rPr>
-          <w:rFonts w:hint="eastAsia"/>
-        </w:rPr>
-      </w:pPr>
       <w:r>
         <w:rPr>
           <w:rFonts w:hint="eastAsia"/>
@@ -9800,24 +9334,15 @@
     <w:p>
       <w:pPr>
         <w:pStyle w:val="4"/>
+      </w:pPr>
+      <w:r>
         <w:rPr>
           <w:rFonts w:hint="eastAsia"/>
         </w:rPr>
-      </w:pPr>
-      <w:r>
-        <w:rPr>
-          <w:rFonts w:hint="eastAsia"/>
-        </w:rPr>
-        <w:lastRenderedPageBreak/>
         <w:t>処理仕様</w:t>
       </w:r>
     </w:p>
     <w:p>
-      <w:pPr>
-        <w:rPr>
-          <w:rFonts w:hint="eastAsia"/>
-        </w:rPr>
-      </w:pPr>
       <w:r>
         <w:rPr>
           <w:rFonts w:hint="eastAsia"/>
@@ -9826,24 +9351,17 @@
       </w:r>
     </w:p>
     <w:p>
-      <w:pPr>
+      <w:r>
         <w:rPr>
           <w:rFonts w:hint="eastAsia"/>
         </w:rPr>
-      </w:pPr>
-      <w:r>
-        <w:rPr>
-          <w:rFonts w:hint="eastAsia"/>
-        </w:rPr>
+        <w:lastRenderedPageBreak/>
         <w:t>出力対象は `deleted_at IS NULL` の未削除施設のみとする</w:t>
       </w:r>
     </w:p>
     <w:p>
       <w:pPr>
         <w:pStyle w:val="3"/>
-        <w:rPr>
-          <w:rFonts w:hint="eastAsia"/>
-        </w:rPr>
       </w:pPr>
       <w:bookmarkStart w:id="30" w:name="_Toc224355546"/>
       <w:r>
@@ -9990,7 +9508,15 @@
             <w:tcW w:w="1250" w:type="pct"/>
           </w:tcPr>
           <w:p>
-            <w:r>
+            <w:pPr>
+              <w:rPr>
+                <w:lang w:val="en-US"/>
+              </w:rPr>
+            </w:pPr>
+            <w:r>
+              <w:rPr>
+                <w:lang w:val="en-US"/>
+              </w:rPr>
               <w:t>application/vnd.openxmlformats-officedocument.spreadsheetml.sheet</w:t>
             </w:r>
           </w:p>
@@ -10058,13 +9584,7 @@
         </w:tc>
       </w:tr>
     </w:tbl>
-    <w:p/>
     <w:p>
-      <w:pPr>
-        <w:rPr>
-          <w:rFonts w:hint="eastAsia"/>
-        </w:rPr>
-      </w:pPr>
       <w:r>
         <w:rPr>
           <w:rFonts w:hint="eastAsia"/>
@@ -10073,11 +9593,6 @@
       </w:r>
     </w:p>
     <w:p>
-      <w:pPr>
-        <w:rPr>
-          <w:rFonts w:hint="eastAsia"/>
-        </w:rPr>
-      </w:pPr>
       <w:r>
         <w:rPr>
           <w:rFonts w:hint="eastAsia"/>
@@ -10088,9 +9603,6 @@
     <w:p>
       <w:pPr>
         <w:pStyle w:val="3"/>
-        <w:rPr>
-          <w:rFonts w:hint="eastAsia"/>
-        </w:rPr>
       </w:pPr>
       <w:bookmarkStart w:id="31" w:name="_Toc224355547"/>
       <w:r>
@@ -10322,13 +9834,9 @@
         </w:tc>
       </w:tr>
     </w:tbl>
-    <w:p/>
     <w:p>
       <w:pPr>
         <w:pStyle w:val="2"/>
-        <w:rPr>
-          <w:rFonts w:hint="eastAsia"/>
-        </w:rPr>
       </w:pPr>
       <w:bookmarkStart w:id="32" w:name="_Toc224355548"/>
       <w:r>
@@ -10340,11 +9848,6 @@
       <w:bookmarkEnd w:id="32"/>
     </w:p>
     <w:p>
-      <w:pPr>
-        <w:rPr>
-          <w:rFonts w:hint="eastAsia"/>
-        </w:rPr>
-      </w:pPr>
       <w:r>
         <w:rPr>
           <w:rFonts w:hint="eastAsia"/>
@@ -10355,9 +9858,6 @@
     <w:p>
       <w:pPr>
         <w:pStyle w:val="4"/>
-        <w:rPr>
-          <w:rFonts w:hint="eastAsia"/>
-        </w:rPr>
       </w:pPr>
       <w:r>
         <w:rPr>
@@ -10377,11 +9877,6 @@
       </w:r>
     </w:p>
     <w:p>
-      <w:pPr>
-        <w:rPr>
-          <w:rFonts w:hint="eastAsia"/>
-        </w:rPr>
-      </w:pPr>
       <w:r>
         <w:rPr>
           <w:rFonts w:hint="eastAsia"/>
@@ -10392,9 +9887,6 @@
     <w:p>
       <w:pPr>
         <w:pStyle w:val="3"/>
-        <w:rPr>
-          <w:rFonts w:hint="eastAsia"/>
-        </w:rPr>
       </w:pPr>
       <w:bookmarkStart w:id="33" w:name="_Toc224355549"/>
       <w:r>
@@ -10785,13 +10277,9 @@
         </w:tc>
       </w:tr>
     </w:tbl>
-    <w:p/>
     <w:p>
       <w:pPr>
         <w:pStyle w:val="4"/>
-        <w:rPr>
-          <w:rFonts w:hint="eastAsia"/>
-        </w:rPr>
       </w:pPr>
       <w:r>
         <w:rPr>
@@ -10801,11 +10289,6 @@
       </w:r>
     </w:p>
     <w:p>
-      <w:pPr>
-        <w:rPr>
-          <w:rFonts w:hint="eastAsia"/>
-        </w:rPr>
-      </w:pPr>
       <w:r>
         <w:rPr>
           <w:rFonts w:hint="eastAsia"/>
@@ -10816,9 +10299,6 @@
     <w:p>
       <w:pPr>
         <w:pStyle w:val="4"/>
-        <w:rPr>
-          <w:rFonts w:hint="eastAsia"/>
-        </w:rPr>
       </w:pPr>
       <w:r>
         <w:rPr>
@@ -10828,11 +10308,6 @@
       </w:r>
     </w:p>
     <w:p>
-      <w:pPr>
-        <w:rPr>
-          <w:rFonts w:hint="eastAsia"/>
-        </w:rPr>
-      </w:pPr>
       <w:r>
         <w:rPr>
           <w:rFonts w:hint="eastAsia"/>
@@ -10841,11 +10316,6 @@
       </w:r>
     </w:p>
     <w:p>
-      <w:pPr>
-        <w:rPr>
-          <w:rFonts w:hint="eastAsia"/>
-        </w:rPr>
-      </w:pPr>
       <w:r>
         <w:rPr>
           <w:rFonts w:hint="eastAsia"/>
@@ -10854,11 +10324,6 @@
       </w:r>
     </w:p>
     <w:p>
-      <w:pPr>
-        <w:rPr>
-          <w:rFonts w:hint="eastAsia"/>
-        </w:rPr>
-      </w:pPr>
       <w:r>
         <w:rPr>
           <w:rFonts w:hint="eastAsia"/>
@@ -10867,11 +10332,6 @@
       </w:r>
     </w:p>
     <w:p>
-      <w:pPr>
-        <w:rPr>
-          <w:rFonts w:hint="eastAsia"/>
-        </w:rPr>
-      </w:pPr>
       <w:r>
         <w:rPr>
           <w:rFonts w:hint="eastAsia"/>
@@ -10880,11 +10340,6 @@
       </w:r>
     </w:p>
     <w:p>
-      <w:pPr>
-        <w:rPr>
-          <w:rFonts w:hint="eastAsia"/>
-        </w:rPr>
-      </w:pPr>
       <w:r>
         <w:rPr>
           <w:rFonts w:hint="eastAsia"/>
@@ -10895,9 +10350,6 @@
     <w:p>
       <w:pPr>
         <w:pStyle w:val="3"/>
-        <w:rPr>
-          <w:rFonts w:hint="eastAsia"/>
-        </w:rPr>
       </w:pPr>
       <w:bookmarkStart w:id="34" w:name="_Toc224355550"/>
       <w:r>
@@ -11377,6 +10829,7 @@
           </w:tcPr>
           <w:p>
             <w:r>
+              <w:lastRenderedPageBreak/>
               <w:t>updatedAt</w:t>
             </w:r>
           </w:p>
@@ -11416,20 +10869,15 @@
         </w:tc>
       </w:tr>
     </w:tbl>
-    <w:p/>
     <w:p>
       <w:pPr>
         <w:pStyle w:val="3"/>
+      </w:pPr>
+      <w:bookmarkStart w:id="35" w:name="_Toc224355551"/>
+      <w:r>
         <w:rPr>
           <w:rFonts w:hint="eastAsia"/>
         </w:rPr>
-      </w:pPr>
-      <w:bookmarkStart w:id="35" w:name="_Toc224355551"/>
-      <w:r>
-        <w:rPr>
-          <w:rFonts w:hint="eastAsia"/>
-        </w:rPr>
-        <w:lastRenderedPageBreak/>
         <w:t>ステータスコード</w:t>
       </w:r>
       <w:bookmarkEnd w:id="35"/>
@@ -11725,29 +11173,29 @@
         </w:tc>
       </w:tr>
     </w:tbl>
-    <w:p/>
     <w:p>
       <w:pPr>
         <w:pStyle w:val="2"/>
+      </w:pPr>
+      <w:bookmarkStart w:id="36" w:name="_Toc224355552"/>
+      <w:r>
         <w:rPr>
           <w:rFonts w:hint="eastAsia"/>
         </w:rPr>
-      </w:pPr>
-      <w:bookmarkStart w:id="36" w:name="_Toc224355552"/>
+        <w:t>施設マスタ更新</w:t>
+      </w:r>
+      <w:r>
+        <w:br/>
+      </w:r>
       <w:r>
         <w:rPr>
           <w:rFonts w:hint="eastAsia"/>
         </w:rPr>
-        <w:t>施設マスタ更新（/ship-facility-master/facilities/{facilityId}）</w:t>
+        <w:t>（/ship-facility-master/facilities/{facilityId}）</w:t>
       </w:r>
       <w:bookmarkEnd w:id="36"/>
     </w:p>
     <w:p>
-      <w:pPr>
-        <w:rPr>
-          <w:rFonts w:hint="eastAsia"/>
-        </w:rPr>
-      </w:pPr>
       <w:r>
         <w:rPr>
           <w:rFonts w:hint="eastAsia"/>
@@ -11758,9 +11206,6 @@
     <w:p>
       <w:pPr>
         <w:pStyle w:val="4"/>
-        <w:rPr>
-          <w:rFonts w:hint="eastAsia"/>
-        </w:rPr>
       </w:pPr>
       <w:r>
         <w:rPr>
@@ -11780,11 +11225,6 @@
       </w:r>
     </w:p>
     <w:p>
-      <w:pPr>
-        <w:rPr>
-          <w:rFonts w:hint="eastAsia"/>
-        </w:rPr>
-      </w:pPr>
       <w:r>
         <w:rPr>
           <w:rFonts w:hint="eastAsia"/>
@@ -11795,9 +11235,6 @@
     <w:p>
       <w:pPr>
         <w:pStyle w:val="3"/>
-        <w:rPr>
-          <w:rFonts w:hint="eastAsia"/>
-        </w:rPr>
       </w:pPr>
       <w:bookmarkStart w:id="37" w:name="_Toc224355553"/>
       <w:r>
@@ -11986,13 +11423,9 @@
         </w:tc>
       </w:tr>
     </w:tbl>
-    <w:p/>
     <w:p>
       <w:pPr>
         <w:pStyle w:val="3"/>
-        <w:rPr>
-          <w:rFonts w:hint="eastAsia"/>
-        </w:rPr>
       </w:pPr>
       <w:bookmarkStart w:id="38" w:name="_Toc224355554"/>
       <w:r>
@@ -12253,6 +11686,7 @@
           </w:tcPr>
           <w:p>
             <w:r>
+              <w:lastRenderedPageBreak/>
               <w:t>facilityCode</w:t>
             </w:r>
           </w:p>
@@ -12382,13 +11816,9 @@
         </w:tc>
       </w:tr>
     </w:tbl>
-    <w:p/>
     <w:p>
       <w:pPr>
         <w:pStyle w:val="4"/>
-        <w:rPr>
-          <w:rFonts w:hint="eastAsia"/>
-        </w:rPr>
       </w:pPr>
       <w:r>
         <w:rPr>
@@ -12398,11 +11828,6 @@
       </w:r>
     </w:p>
     <w:p>
-      <w:pPr>
-        <w:rPr>
-          <w:rFonts w:hint="eastAsia"/>
-        </w:rPr>
-      </w:pPr>
       <w:r>
         <w:rPr>
           <w:rFonts w:hint="eastAsia"/>
@@ -12413,9 +11838,6 @@
     <w:p>
       <w:pPr>
         <w:pStyle w:val="4"/>
-        <w:rPr>
-          <w:rFonts w:hint="eastAsia"/>
-        </w:rPr>
       </w:pPr>
       <w:r>
         <w:rPr>
@@ -12425,11 +11847,6 @@
       </w:r>
     </w:p>
     <w:p>
-      <w:pPr>
-        <w:rPr>
-          <w:rFonts w:hint="eastAsia"/>
-        </w:rPr>
-      </w:pPr>
       <w:r>
         <w:rPr>
           <w:rFonts w:hint="eastAsia"/>
@@ -12438,11 +11855,6 @@
       </w:r>
     </w:p>
     <w:p>
-      <w:pPr>
-        <w:rPr>
-          <w:rFonts w:hint="eastAsia"/>
-        </w:rPr>
-      </w:pPr>
       <w:r>
         <w:rPr>
           <w:rFonts w:hint="eastAsia"/>
@@ -12451,11 +11863,6 @@
       </w:r>
     </w:p>
     <w:p>
-      <w:pPr>
-        <w:rPr>
-          <w:rFonts w:hint="eastAsia"/>
-        </w:rPr>
-      </w:pPr>
       <w:r>
         <w:rPr>
           <w:rFonts w:hint="eastAsia"/>
@@ -12464,11 +11871,6 @@
       </w:r>
     </w:p>
     <w:p>
-      <w:pPr>
-        <w:rPr>
-          <w:rFonts w:hint="eastAsia"/>
-        </w:rPr>
-      </w:pPr>
       <w:r>
         <w:rPr>
           <w:rFonts w:hint="eastAsia"/>
@@ -12477,11 +11879,6 @@
       </w:r>
     </w:p>
     <w:p>
-      <w:pPr>
-        <w:rPr>
-          <w:rFonts w:hint="eastAsia"/>
-        </w:rPr>
-      </w:pPr>
       <w:r>
         <w:rPr>
           <w:rFonts w:hint="eastAsia"/>
@@ -12492,9 +11889,6 @@
     <w:p>
       <w:pPr>
         <w:pStyle w:val="3"/>
-        <w:rPr>
-          <w:rFonts w:hint="eastAsia"/>
-        </w:rPr>
       </w:pPr>
       <w:bookmarkStart w:id="39" w:name="_Toc224355555"/>
       <w:r>
@@ -13013,13 +12407,9 @@
         </w:tc>
       </w:tr>
     </w:tbl>
-    <w:p/>
     <w:p>
       <w:pPr>
         <w:pStyle w:val="3"/>
-        <w:rPr>
-          <w:rFonts w:hint="eastAsia"/>
-        </w:rPr>
       </w:pPr>
       <w:bookmarkStart w:id="40" w:name="_Toc224355556"/>
       <w:r>
@@ -13327,6 +12717,7 @@
           </w:tcPr>
           <w:p>
             <w:r>
+              <w:lastRenderedPageBreak/>
               <w:t>500</w:t>
             </w:r>
           </w:p>
@@ -13356,30 +12747,29 @@
         </w:tc>
       </w:tr>
     </w:tbl>
-    <w:p/>
     <w:p>
       <w:pPr>
         <w:pStyle w:val="2"/>
+      </w:pPr>
+      <w:bookmarkStart w:id="41" w:name="_Toc224355557"/>
+      <w:r>
         <w:rPr>
           <w:rFonts w:hint="eastAsia"/>
         </w:rPr>
-      </w:pPr>
-      <w:bookmarkStart w:id="41" w:name="_Toc224355557"/>
+        <w:t>施設マスタ削除</w:t>
+      </w:r>
+      <w:r>
+        <w:br/>
+      </w:r>
       <w:r>
         <w:rPr>
           <w:rFonts w:hint="eastAsia"/>
         </w:rPr>
-        <w:lastRenderedPageBreak/>
-        <w:t>施設マスタ削除（/ship-facility-master/facilities/{facilityId}）</w:t>
+        <w:t>（/ship-facility-master/facilities/{facilityId}）</w:t>
       </w:r>
       <w:bookmarkEnd w:id="41"/>
     </w:p>
     <w:p>
-      <w:pPr>
-        <w:rPr>
-          <w:rFonts w:hint="eastAsia"/>
-        </w:rPr>
-      </w:pPr>
       <w:r>
         <w:rPr>
           <w:rFonts w:hint="eastAsia"/>
@@ -13390,9 +12780,6 @@
     <w:p>
       <w:pPr>
         <w:pStyle w:val="4"/>
-        <w:rPr>
-          <w:rFonts w:hint="eastAsia"/>
-        </w:rPr>
       </w:pPr>
       <w:r>
         <w:rPr>
@@ -13412,11 +12799,6 @@
       </w:r>
     </w:p>
     <w:p>
-      <w:pPr>
-        <w:rPr>
-          <w:rFonts w:hint="eastAsia"/>
-        </w:rPr>
-      </w:pPr>
       <w:r>
         <w:rPr>
           <w:rFonts w:hint="eastAsia"/>
@@ -13427,9 +12809,6 @@
     <w:p>
       <w:pPr>
         <w:pStyle w:val="3"/>
-        <w:rPr>
-          <w:rFonts w:hint="eastAsia"/>
-        </w:rPr>
       </w:pPr>
       <w:bookmarkStart w:id="42" w:name="_Toc224355558"/>
       <w:r>
@@ -13618,13 +12997,9 @@
         </w:tc>
       </w:tr>
     </w:tbl>
-    <w:p/>
     <w:p>
       <w:pPr>
         <w:pStyle w:val="4"/>
-        <w:rPr>
-          <w:rFonts w:hint="eastAsia"/>
-        </w:rPr>
       </w:pPr>
       <w:r>
         <w:rPr>
@@ -13634,11 +13009,6 @@
       </w:r>
     </w:p>
     <w:p>
-      <w:pPr>
-        <w:rPr>
-          <w:rFonts w:hint="eastAsia"/>
-        </w:rPr>
-      </w:pPr>
       <w:r>
         <w:rPr>
           <w:rFonts w:hint="eastAsia"/>
@@ -13649,9 +13019,6 @@
     <w:p>
       <w:pPr>
         <w:pStyle w:val="4"/>
-        <w:rPr>
-          <w:rFonts w:hint="eastAsia"/>
-        </w:rPr>
       </w:pPr>
       <w:r>
         <w:rPr>
@@ -13661,11 +13028,6 @@
       </w:r>
     </w:p>
     <w:p>
-      <w:pPr>
-        <w:rPr>
-          <w:rFonts w:hint="eastAsia"/>
-        </w:rPr>
-      </w:pPr>
       <w:r>
         <w:rPr>
           <w:rFonts w:hint="eastAsia"/>
@@ -13674,11 +13036,6 @@
       </w:r>
     </w:p>
     <w:p>
-      <w:pPr>
-        <w:rPr>
-          <w:rFonts w:hint="eastAsia"/>
-        </w:rPr>
-      </w:pPr>
       <w:r>
         <w:rPr>
           <w:rFonts w:hint="eastAsia"/>
@@ -13687,11 +13044,6 @@
       </w:r>
     </w:p>
     <w:p>
-      <w:pPr>
-        <w:rPr>
-          <w:rFonts w:hint="eastAsia"/>
-        </w:rPr>
-      </w:pPr>
       <w:r>
         <w:rPr>
           <w:rFonts w:hint="eastAsia"/>
@@ -13700,11 +13052,6 @@
       </w:r>
     </w:p>
     <w:p>
-      <w:pPr>
-        <w:rPr>
-          <w:rFonts w:hint="eastAsia"/>
-        </w:rPr>
-      </w:pPr>
       <w:r>
         <w:rPr>
           <w:rFonts w:hint="eastAsia"/>
@@ -13715,9 +13062,6 @@
     <w:p>
       <w:pPr>
         <w:pStyle w:val="3"/>
-        <w:rPr>
-          <w:rFonts w:hint="eastAsia"/>
-        </w:rPr>
       </w:pPr>
       <w:bookmarkStart w:id="43" w:name="_Toc224355559"/>
       <w:r>
@@ -13729,11 +13073,6 @@
       <w:bookmarkEnd w:id="43"/>
     </w:p>
     <w:p>
-      <w:pPr>
-        <w:rPr>
-          <w:rFonts w:hint="eastAsia"/>
-        </w:rPr>
-      </w:pPr>
       <w:r>
         <w:rPr>
           <w:rFonts w:hint="eastAsia"/>
@@ -13744,9 +13083,6 @@
     <w:p>
       <w:pPr>
         <w:pStyle w:val="3"/>
-        <w:rPr>
-          <w:rFonts w:hint="eastAsia"/>
-        </w:rPr>
       </w:pPr>
       <w:bookmarkStart w:id="44" w:name="_Toc224355560"/>
       <w:r>
@@ -13914,6 +13250,7 @@
           </w:tcPr>
           <w:p>
             <w:r>
+              <w:lastRenderedPageBreak/>
               <w:t>403</w:t>
             </w:r>
           </w:p>
@@ -14013,20 +13350,15 @@
         </w:tc>
       </w:tr>
     </w:tbl>
-    <w:p/>
     <w:p>
       <w:pPr>
         <w:pStyle w:val="10"/>
+      </w:pPr>
+      <w:bookmarkStart w:id="45" w:name="_Toc224355561"/>
+      <w:r>
         <w:rPr>
           <w:rFonts w:hint="eastAsia"/>
         </w:rPr>
-      </w:pPr>
-      <w:bookmarkStart w:id="45" w:name="_Toc224355561"/>
-      <w:r>
-        <w:rPr>
-          <w:rFonts w:hint="eastAsia"/>
-        </w:rPr>
-        <w:lastRenderedPageBreak/>
         <w:t>第6章 権限・業務ルール</w:t>
       </w:r>
       <w:bookmarkEnd w:id="45"/>
@@ -14034,9 +13366,6 @@
     <w:p>
       <w:pPr>
         <w:pStyle w:val="2"/>
-        <w:rPr>
-          <w:rFonts w:hint="eastAsia"/>
-        </w:rPr>
       </w:pPr>
       <w:bookmarkStart w:id="46" w:name="_Toc224355562"/>
       <w:r>
@@ -14351,13 +13680,9 @@
         </w:tc>
       </w:tr>
     </w:tbl>
-    <w:p/>
     <w:p>
       <w:pPr>
         <w:pStyle w:val="2"/>
-        <w:rPr>
-          <w:rFonts w:hint="eastAsia"/>
-        </w:rPr>
       </w:pPr>
       <w:bookmarkStart w:id="47" w:name="_Toc224355563"/>
       <w:r>
@@ -14376,9 +13701,6 @@
           <w:numId w:val="123"/>
         </w:numPr>
         <w:ind w:leftChars="0"/>
-        <w:rPr>
-          <w:rFonts w:hint="eastAsia"/>
-        </w:rPr>
       </w:pPr>
       <w:r>
         <w:rPr>
@@ -14395,9 +13717,6 @@
           <w:numId w:val="123"/>
         </w:numPr>
         <w:ind w:leftChars="0"/>
-        <w:rPr>
-          <w:rFonts w:hint="eastAsia"/>
-        </w:rPr>
       </w:pPr>
       <w:r>
         <w:rPr>
@@ -14414,9 +13733,6 @@
           <w:numId w:val="123"/>
         </w:numPr>
         <w:ind w:leftChars="0"/>
-        <w:rPr>
-          <w:rFonts w:hint="eastAsia"/>
-        </w:rPr>
       </w:pPr>
       <w:r>
         <w:rPr>
@@ -14428,9 +13744,6 @@
     <w:p>
       <w:pPr>
         <w:pStyle w:val="2"/>
-        <w:rPr>
-          <w:rFonts w:hint="eastAsia"/>
-        </w:rPr>
       </w:pPr>
       <w:bookmarkStart w:id="48" w:name="_Toc224355564"/>
       <w:r>
@@ -14449,9 +13762,6 @@
           <w:numId w:val="124"/>
         </w:numPr>
         <w:ind w:leftChars="0"/>
-        <w:rPr>
-          <w:rFonts w:hint="eastAsia"/>
-        </w:rPr>
       </w:pPr>
       <w:r>
         <w:rPr>
@@ -14468,9 +13778,6 @@
           <w:numId w:val="124"/>
         </w:numPr>
         <w:ind w:leftChars="0"/>
-        <w:rPr>
-          <w:rFonts w:hint="eastAsia"/>
-        </w:rPr>
       </w:pPr>
       <w:r>
         <w:rPr>
@@ -14487,9 +13794,6 @@
           <w:numId w:val="124"/>
         </w:numPr>
         <w:ind w:leftChars="0"/>
-        <w:rPr>
-          <w:rFonts w:hint="eastAsia"/>
-        </w:rPr>
       </w:pPr>
       <w:r>
         <w:rPr>
@@ -14501,9 +13805,6 @@
     <w:p>
       <w:pPr>
         <w:pStyle w:val="2"/>
-        <w:rPr>
-          <w:rFonts w:hint="eastAsia"/>
-        </w:rPr>
       </w:pPr>
       <w:bookmarkStart w:id="49" w:name="_Toc224355565"/>
       <w:r>
@@ -14522,9 +13823,6 @@
           <w:numId w:val="125"/>
         </w:numPr>
         <w:ind w:leftChars="0"/>
-        <w:rPr>
-          <w:rFonts w:hint="eastAsia"/>
-        </w:rPr>
       </w:pPr>
       <w:r>
         <w:rPr>
@@ -14536,15 +13834,13 @@
     <w:p>
       <w:pPr>
         <w:pStyle w:val="10"/>
+      </w:pPr>
+      <w:bookmarkStart w:id="50" w:name="_Toc224355566"/>
+      <w:r>
         <w:rPr>
           <w:rFonts w:hint="eastAsia"/>
         </w:rPr>
-      </w:pPr>
-      <w:bookmarkStart w:id="50" w:name="_Toc224355566"/>
-      <w:r>
-        <w:rPr>
-          <w:rFonts w:hint="eastAsia"/>
-        </w:rPr>
+        <w:lastRenderedPageBreak/>
         <w:t>第7章 エラーコード一覧</w:t>
       </w:r>
       <w:bookmarkEnd w:id="50"/>
@@ -14741,7 +14037,6 @@
           </w:tcPr>
           <w:p>
             <w:r>
-              <w:lastRenderedPageBreak/>
               <w:t>FACILITY_NOT_FOUND</w:t>
             </w:r>
           </w:p>
@@ -14876,13 +14171,9 @@
         </w:tc>
       </w:tr>
     </w:tbl>
-    <w:p/>
     <w:p>
       <w:pPr>
         <w:pStyle w:val="10"/>
-        <w:rPr>
-          <w:rFonts w:hint="eastAsia"/>
-        </w:rPr>
       </w:pPr>
       <w:bookmarkStart w:id="51" w:name="_Toc224355567"/>
       <w:r>
@@ -14896,9 +14187,6 @@
     <w:p>
       <w:pPr>
         <w:pStyle w:val="2"/>
-        <w:rPr>
-          <w:rFonts w:hint="eastAsia"/>
-        </w:rPr>
       </w:pPr>
       <w:bookmarkStart w:id="52" w:name="_Toc224355568"/>
       <w:r>
@@ -14917,9 +14205,6 @@
           <w:numId w:val="126"/>
         </w:numPr>
         <w:ind w:leftChars="0"/>
-        <w:rPr>
-          <w:rFonts w:hint="eastAsia"/>
-        </w:rPr>
       </w:pPr>
       <w:r>
         <w:rPr>
@@ -14936,9 +14221,6 @@
           <w:numId w:val="126"/>
         </w:numPr>
         <w:ind w:leftChars="0"/>
-        <w:rPr>
-          <w:rFonts w:hint="eastAsia"/>
-        </w:rPr>
       </w:pPr>
       <w:r>
         <w:rPr>
@@ -14955,9 +14237,6 @@
           <w:numId w:val="126"/>
         </w:numPr>
         <w:ind w:leftChars="0"/>
-        <w:rPr>
-          <w:rFonts w:hint="eastAsia"/>
-        </w:rPr>
       </w:pPr>
       <w:r>
         <w:rPr>
@@ -14969,9 +14248,6 @@
     <w:p>
       <w:pPr>
         <w:pStyle w:val="2"/>
-        <w:rPr>
-          <w:rFonts w:hint="eastAsia"/>
-        </w:rPr>
       </w:pPr>
       <w:bookmarkStart w:id="53" w:name="_Toc224355569"/>
       <w:r>
@@ -14990,9 +14266,6 @@
           <w:numId w:val="127"/>
         </w:numPr>
         <w:ind w:leftChars="0"/>
-        <w:rPr>
-          <w:rFonts w:hint="eastAsia"/>
-        </w:rPr>
       </w:pPr>
       <w:r>
         <w:rPr>
@@ -15009,9 +14282,6 @@
           <w:numId w:val="127"/>
         </w:numPr>
         <w:ind w:leftChars="0"/>
-        <w:rPr>
-          <w:rFonts w:hint="eastAsia"/>
-        </w:rPr>
       </w:pPr>
       <w:r>
         <w:rPr>
@@ -15028,9 +14298,6 @@
           <w:numId w:val="127"/>
         </w:numPr>
         <w:ind w:leftChars="0"/>
-        <w:rPr>
-          <w:rFonts w:hint="eastAsia"/>
-        </w:rPr>
       </w:pPr>
       <w:r>
         <w:rPr>
@@ -15052,7 +14319,7 @@
 </w:document>
 </file>
 
-<file path=word\endnotes.xml><?xml version="1.0" encoding="utf-8"?>
+<file path=word/endnotes.xml><?xml version="1.0" encoding="utf-8"?>
 <w:endnotes xmlns:wpc="http://schemas.microsoft.com/office/word/2010/wordprocessingCanvas" xmlns:cx="http://schemas.microsoft.com/office/drawing/2014/chartex" xmlns:cx1="http://schemas.microsoft.com/office/drawing/2015/9/8/chartex" xmlns:cx2="http://schemas.microsoft.com/office/drawing/2015/10/21/chartex" xmlns:cx3="http://schemas.microsoft.com/office/drawing/2016/5/9/chartex" xmlns:cx4="http://schemas.microsoft.com/office/drawing/2016/5/10/chartex" xmlns:cx5="http://schemas.microsoft.com/office/drawing/2016/5/11/chartex" xmlns:cx6="http://schemas.microsoft.com/office/drawing/2016/5/12/chartex" xmlns:cx7="http://schemas.microsoft.com/office/drawing/2016/5/13/chartex" xmlns:cx8="http://schemas.microsoft.com/office/drawing/2016/5/14/chartex" xmlns:mc="http://schemas.openxmlformats.org/markup-compatibility/2006" xmlns:aink="http://schemas.microsoft.com/office/drawing/2016/ink" xmlns:am3d="http://schemas.microsoft.com/office/drawing/2017/model3d" xmlns:o="urn:schemas-microsoft-com:office:office" xmlns:oel="http://schemas.microsoft.com/office/2019/extlst" xmlns:r="http://schemas.openxmlformats.org/officeDocument/2006/relationships" xmlns:m="http://schemas.openxmlformats.org/officeDocument/2006/math" xmlns:v="urn:schemas-microsoft-com:vml" xmlns:wp14="http://schemas.microsoft.com/office/word/2010/wordprocessingDrawing" xmlns:wp="http://schemas.openxmlformats.org/drawingml/2006/wordprocessingDrawing" xmlns:w10="urn:schemas-microsoft-com:office:word" xmlns:w="http://schemas.openxmlformats.org/wordprocessingml/2006/main" xmlns:w14="http://schemas.microsoft.com/office/word/2010/wordml" xmlns:w15="http://schemas.microsoft.com/office/word/2012/wordml" xmlns:w16cex="http://schemas.microsoft.com/office/word/2018/wordml/cex" xmlns:w16cid="http://schemas.microsoft.com/office/word/2016/wordml/cid" xmlns:w16="http://schemas.microsoft.com/office/word/2018/wordml" xmlns:w16du="http://schemas.microsoft.com/office/word/2023/wordml/word16du" xmlns:w16sdtdh="http://schemas.microsoft.com/office/word/2020/wordml/sdtdatahash" xmlns:w16sdtfl="http://schemas.microsoft.com/office/word/2024/wordml/sdtformatlock" xmlns:w16se="http://schemas.microsoft.com/office/word/2015/wordml/symex" xmlns:wpg="http://schemas.microsoft.com/office/word/2010/wordprocessingGroup" xmlns:wpi="http://schemas.microsoft.com/office/word/2010/wordprocessingInk" xmlns:wne="http://schemas.microsoft.com/office/word/2006/wordml" xmlns:wps="http://schemas.microsoft.com/office/word/2010/wordprocessingShape" mc:Ignorable="w14 w15 w16se w16cid w16 w16cex w16sdtdh w16sdtfl w16du wp14">
   <w:endnote w:type="separator" w:id="-1">
     <w:p>
@@ -15077,97 +14344,7 @@
 </w:endnotes>
 </file>
 
-<file path=word\fontTable.xml><?xml version="1.0" encoding="utf-8"?>
-<w:fonts xmlns:mc="http://schemas.openxmlformats.org/markup-compatibility/2006" xmlns:r="http://schemas.openxmlformats.org/officeDocument/2006/relationships" xmlns:w="http://schemas.openxmlformats.org/wordprocessingml/2006/main" xmlns:w14="http://schemas.microsoft.com/office/word/2010/wordml" xmlns:w15="http://schemas.microsoft.com/office/word/2012/wordml" xmlns:w16cex="http://schemas.microsoft.com/office/word/2018/wordml/cex" xmlns:w16cid="http://schemas.microsoft.com/office/word/2016/wordml/cid" xmlns:w16="http://schemas.microsoft.com/office/word/2018/wordml" xmlns:w16du="http://schemas.microsoft.com/office/word/2023/wordml/word16du" xmlns:w16sdtdh="http://schemas.microsoft.com/office/word/2020/wordml/sdtdatahash" xmlns:w16sdtfl="http://schemas.microsoft.com/office/word/2024/wordml/sdtformatlock" xmlns:w16se="http://schemas.microsoft.com/office/word/2015/wordml/symex" mc:Ignorable="w14 w15 w16se w16cid w16 w16cex w16sdtdh w16sdtfl w16du">
-  <w:font w:name="Wingdings">
-    <w:panose1 w:val="05000000000000000000"/>
-    <w:charset w:val="02"/>
-    <w:family w:val="auto"/>
-    <w:pitch w:val="variable"/>
-    <w:sig w:usb0="00000000" w:usb1="10000000" w:usb2="00000000" w:usb3="00000000" w:csb0="80000000" w:csb1="00000000"/>
-  </w:font>
-  <w:font w:name="Times New Roman">
-    <w:panose1 w:val="02020603050405020304"/>
-    <w:charset w:val="00"/>
-    <w:family w:val="roman"/>
-    <w:pitch w:val="variable"/>
-    <w:sig w:usb0="E0002EFF" w:usb1="C000785B" w:usb2="00000009" w:usb3="00000000" w:csb0="000001FF" w:csb1="00000000"/>
-  </w:font>
-  <w:font w:name="Symbol">
-    <w:panose1 w:val="05050102010706020507"/>
-    <w:charset w:val="02"/>
-    <w:family w:val="roman"/>
-    <w:pitch w:val="variable"/>
-    <w:sig w:usb0="00000000" w:usb1="10000000" w:usb2="00000000" w:usb3="00000000" w:csb0="80000000" w:csb1="00000000"/>
-  </w:font>
-  <w:font w:name="Courier New">
-    <w:panose1 w:val="02070309020205020404"/>
-    <w:charset w:val="00"/>
-    <w:family w:val="modern"/>
-    <w:pitch w:val="fixed"/>
-    <w:sig w:usb0="E0002EFF" w:usb1="C0007843" w:usb2="00000009" w:usb3="00000000" w:csb0="000001FF" w:csb1="00000000"/>
-  </w:font>
-  <w:font w:name="ＭＳ ゴシック">
-    <w:altName w:val="MS Gothic"/>
-    <w:panose1 w:val="020B0609070205080204"/>
-    <w:charset w:val="80"/>
-    <w:family w:val="modern"/>
-    <w:pitch w:val="fixed"/>
-    <w:sig w:usb0="E00002FF" w:usb1="6AC7FDFB" w:usb2="08000012" w:usb3="00000000" w:csb0="0002009F" w:csb1="00000000"/>
-  </w:font>
-  <w:font w:name="Arial">
-    <w:panose1 w:val="020B0604020202020204"/>
-    <w:charset w:val="00"/>
-    <w:family w:val="swiss"/>
-    <w:pitch w:val="variable"/>
-    <w:sig w:usb0="E0002EFF" w:usb1="C000785B" w:usb2="00000009" w:usb3="00000000" w:csb0="000001FF" w:csb1="00000000"/>
-  </w:font>
-  <w:font w:name="ＭＳ 明朝">
-    <w:altName w:val="MS Mincho"/>
-    <w:panose1 w:val="02020609040205080304"/>
-    <w:charset w:val="80"/>
-    <w:family w:val="roman"/>
-    <w:pitch w:val="fixed"/>
-    <w:sig w:usb0="E00002FF" w:usb1="6AC7FDFB" w:usb2="08000012" w:usb3="00000000" w:csb0="0002009F" w:csb1="00000000"/>
-  </w:font>
-  <w:font w:name="Meiryo UI">
-    <w:panose1 w:val="020B0604030504040204"/>
-    <w:charset w:val="80"/>
-    <w:family w:val="modern"/>
-    <w:pitch w:val="variable"/>
-    <w:sig w:usb0="E00002FF" w:usb1="6AC7FFFF" w:usb2="08000012" w:usb3="00000000" w:csb0="0002009F" w:csb1="00000000"/>
-    <w:embedRegular r:id="rId1" w:subsetted="1" w:fontKey="{3B8CD0ED-1C79-41C8-AE17-B184E6C9D017}"/>
-    <w:embedBold r:id="rId2" w:subsetted="1" w:fontKey="{816019F2-7C9A-4628-94A4-07E3995BA4A7}"/>
-    <w:embedItalic r:id="rId3" w:subsetted="1" w:fontKey="{D344A00A-C19C-4EA3-969E-FFAB9B7B74B9}"/>
-  </w:font>
-  <w:font w:name="Cambria">
-    <w:panose1 w:val="02040503050406030204"/>
-    <w:charset w:val="00"/>
-    <w:family w:val="roman"/>
-    <w:pitch w:val="variable"/>
-    <w:sig w:usb0="E00006FF" w:usb1="420024FF" w:usb2="02000000" w:usb3="00000000" w:csb0="0000019F" w:csb1="00000000"/>
-    <w:embedRegular r:id="rId4" w:fontKey="{DE5A5FBE-66B2-40A4-A591-6A1076636554}"/>
-  </w:font>
-  <w:font w:name="ＭＳ Ｐゴシック">
-    <w:altName w:val="MS PGothic"/>
-    <w:panose1 w:val="020B0600070205080204"/>
-    <w:charset w:val="80"/>
-    <w:family w:val="modern"/>
-    <w:pitch w:val="variable"/>
-    <w:sig w:usb0="E00002FF" w:usb1="6AC7FDFB" w:usb2="08000012" w:usb3="00000000" w:csb0="0002009F" w:csb1="00000000"/>
-  </w:font>
-  <w:font w:name="Calibri">
-    <w:panose1 w:val="020F0502020204030204"/>
-    <w:charset w:val="00"/>
-    <w:family w:val="swiss"/>
-    <w:pitch w:val="variable"/>
-    <w:sig w:usb0="E4002EFF" w:usb1="C200247B" w:usb2="00000009" w:usb3="00000000" w:csb0="000001FF" w:csb1="00000000"/>
-    <w:embedRegular r:id="rId5" w:fontKey="{49ABAABD-18A9-47D8-A781-14BD1E49FADF}"/>
-  </w:font>
-</w:fonts>
-</file>
-
-<file path=word\footnotes.xml><?xml version="1.0" encoding="utf-8"?>
+<file path=word/footnotes.xml><?xml version="1.0" encoding="utf-8"?>
 <w:footnotes xmlns:wpc="http://schemas.microsoft.com/office/word/2010/wordprocessingCanvas" xmlns:cx="http://schemas.microsoft.com/office/drawing/2014/chartex" xmlns:cx1="http://schemas.microsoft.com/office/drawing/2015/9/8/chartex" xmlns:cx2="http://schemas.microsoft.com/office/drawing/2015/10/21/chartex" xmlns:cx3="http://schemas.microsoft.com/office/drawing/2016/5/9/chartex" xmlns:cx4="http://schemas.microsoft.com/office/drawing/2016/5/10/chartex" xmlns:cx5="http://schemas.microsoft.com/office/drawing/2016/5/11/chartex" xmlns:cx6="http://schemas.microsoft.com/office/drawing/2016/5/12/chartex" xmlns:cx7="http://schemas.microsoft.com/office/drawing/2016/5/13/chartex" xmlns:cx8="http://schemas.microsoft.com/office/drawing/2016/5/14/chartex" xmlns:mc="http://schemas.openxmlformats.org/markup-compatibility/2006" xmlns:aink="http://schemas.microsoft.com/office/drawing/2016/ink" xmlns:am3d="http://schemas.microsoft.com/office/drawing/2017/model3d" xmlns:o="urn:schemas-microsoft-com:office:office" xmlns:oel="http://schemas.microsoft.com/office/2019/extlst" xmlns:r="http://schemas.openxmlformats.org/officeDocument/2006/relationships" xmlns:m="http://schemas.openxmlformats.org/officeDocument/2006/math" xmlns:v="urn:schemas-microsoft-com:vml" xmlns:wp14="http://schemas.microsoft.com/office/word/2010/wordprocessingDrawing" xmlns:wp="http://schemas.openxmlformats.org/drawingml/2006/wordprocessingDrawing" xmlns:w10="urn:schemas-microsoft-com:office:word" xmlns:w="http://schemas.openxmlformats.org/wordprocessingml/2006/main" xmlns:w14="http://schemas.microsoft.com/office/word/2010/wordml" xmlns:w15="http://schemas.microsoft.com/office/word/2012/wordml" xmlns:w16cex="http://schemas.microsoft.com/office/word/2018/wordml/cex" xmlns:w16cid="http://schemas.microsoft.com/office/word/2016/wordml/cid" xmlns:w16="http://schemas.microsoft.com/office/word/2018/wordml" xmlns:w16du="http://schemas.microsoft.com/office/word/2023/wordml/word16du" xmlns:w16sdtdh="http://schemas.microsoft.com/office/word/2020/wordml/sdtdatahash" xmlns:w16sdtfl="http://schemas.microsoft.com/office/word/2024/wordml/sdtformatlock" xmlns:w16se="http://schemas.microsoft.com/office/word/2015/wordml/symex" xmlns:wpg="http://schemas.microsoft.com/office/word/2010/wordprocessingGroup" xmlns:wpi="http://schemas.microsoft.com/office/word/2010/wordprocessingInk" xmlns:wne="http://schemas.microsoft.com/office/word/2006/wordml" xmlns:wps="http://schemas.microsoft.com/office/word/2010/wordprocessingShape" mc:Ignorable="w14 w15 w16se w16cid w16 w16cex w16sdtdh w16sdtfl w16du wp14">
   <w:footnote w:type="separator" w:id="-1">
     <w:p>
@@ -15192,7 +14369,7 @@
 </w:footnotes>
 </file>
 
-<file path=word\numbering.xml><?xml version="1.0" encoding="utf-8"?>
+<file path=word/numbering.xml><?xml version="1.0" encoding="utf-8"?>
 <w:numbering xmlns:wpc="http://schemas.microsoft.com/office/word/2010/wordprocessingCanvas" xmlns:cx="http://schemas.microsoft.com/office/drawing/2014/chartex" xmlns:cx1="http://schemas.microsoft.com/office/drawing/2015/9/8/chartex" xmlns:cx2="http://schemas.microsoft.com/office/drawing/2015/10/21/chartex" xmlns:cx3="http://schemas.microsoft.com/office/drawing/2016/5/9/chartex" xmlns:cx4="http://schemas.microsoft.com/office/drawing/2016/5/10/chartex" xmlns:cx5="http://schemas.microsoft.com/office/drawing/2016/5/11/chartex" xmlns:cx6="http://schemas.microsoft.com/office/drawing/2016/5/12/chartex" xmlns:cx7="http://schemas.microsoft.com/office/drawing/2016/5/13/chartex" xmlns:cx8="http://schemas.microsoft.com/office/drawing/2016/5/14/chartex" xmlns:mc="http://schemas.openxmlformats.org/markup-compatibility/2006" xmlns:aink="http://schemas.microsoft.com/office/drawing/2016/ink" xmlns:am3d="http://schemas.microsoft.com/office/drawing/2017/model3d" xmlns:o="urn:schemas-microsoft-com:office:office" xmlns:oel="http://schemas.microsoft.com/office/2019/extlst" xmlns:r="http://schemas.openxmlformats.org/officeDocument/2006/relationships" xmlns:m="http://schemas.openxmlformats.org/officeDocument/2006/math" xmlns:v="urn:schemas-microsoft-com:vml" xmlns:wp14="http://schemas.microsoft.com/office/word/2010/wordprocessingDrawing" xmlns:wp="http://schemas.openxmlformats.org/drawingml/2006/wordprocessingDrawing" xmlns:w10="urn:schemas-microsoft-com:office:word" xmlns:w="http://schemas.openxmlformats.org/wordprocessingml/2006/main" xmlns:w14="http://schemas.microsoft.com/office/word/2010/wordml" xmlns:w15="http://schemas.microsoft.com/office/word/2012/wordml" xmlns:w16cex="http://schemas.microsoft.com/office/word/2018/wordml/cex" xmlns:w16cid="http://schemas.microsoft.com/office/word/2016/wordml/cid" xmlns:w16="http://schemas.microsoft.com/office/word/2018/wordml" xmlns:w16du="http://schemas.microsoft.com/office/word/2023/wordml/word16du" xmlns:w16sdtdh="http://schemas.microsoft.com/office/word/2020/wordml/sdtdatahash" xmlns:w16sdtfl="http://schemas.microsoft.com/office/word/2024/wordml/sdtformatlock" xmlns:w16se="http://schemas.microsoft.com/office/word/2015/wordml/symex" xmlns:wpg="http://schemas.microsoft.com/office/word/2010/wordprocessingGroup" xmlns:wpi="http://schemas.microsoft.com/office/word/2010/wordprocessingInk" xmlns:wne="http://schemas.microsoft.com/office/word/2006/wordml" xmlns:wps="http://schemas.microsoft.com/office/word/2010/wordprocessingShape" mc:Ignorable="w14 w15 w16se w16cid w16 w16cex w16sdtdh w16sdtfl w16du wp14">
   <w:abstractNum w:abstractNumId="0" w15:restartNumberingAfterBreak="0">
     <w:nsid w:val="00100367"/>
@@ -15207,7 +14384,7 @@
         <w:ind w:left="440" w:hanging="440"/>
       </w:pPr>
       <w:rPr>
-        <w:rFonts w:ascii="Meiryo UI" w:hAnsi="Meiryo UI" w:eastAsia="Meiryo UI" w:cs="Meiryo UI" w:hint="default"/>
+        <w:rFonts w:ascii="Meiryo UI" w:eastAsia="Meiryo UI" w:hAnsi="Meiryo UI" w:cs="Meiryo UI" w:hint="default"/>
       </w:rPr>
     </w:lvl>
     <w:lvl w:ilvl="1" w:tplc="0409000B">
@@ -15219,7 +14396,7 @@
         <w:ind w:left="880" w:hanging="440"/>
       </w:pPr>
       <w:rPr>
-        <w:rFonts w:ascii="Meiryo UI" w:hAnsi="Meiryo UI" w:eastAsia="Meiryo UI" w:cs="Meiryo UI" w:hint="default"/>
+        <w:rFonts w:ascii="Meiryo UI" w:eastAsia="Meiryo UI" w:hAnsi="Meiryo UI" w:cs="Meiryo UI" w:hint="default"/>
       </w:rPr>
     </w:lvl>
     <w:lvl w:ilvl="2" w:tplc="0409000D" w:tentative="1">
@@ -15231,7 +14408,7 @@
         <w:ind w:left="1320" w:hanging="440"/>
       </w:pPr>
       <w:rPr>
-        <w:rFonts w:ascii="Meiryo UI" w:hAnsi="Meiryo UI" w:eastAsia="Meiryo UI" w:cs="Meiryo UI" w:hint="default"/>
+        <w:rFonts w:ascii="Meiryo UI" w:eastAsia="Meiryo UI" w:hAnsi="Meiryo UI" w:cs="Meiryo UI" w:hint="default"/>
       </w:rPr>
     </w:lvl>
     <w:lvl w:ilvl="3" w:tplc="04090001" w:tentative="1">
@@ -15243,7 +14420,7 @@
         <w:ind w:left="1760" w:hanging="440"/>
       </w:pPr>
       <w:rPr>
-        <w:rFonts w:ascii="Meiryo UI" w:hAnsi="Meiryo UI" w:eastAsia="Meiryo UI" w:cs="Meiryo UI" w:hint="default"/>
+        <w:rFonts w:ascii="Meiryo UI" w:eastAsia="Meiryo UI" w:hAnsi="Meiryo UI" w:cs="Meiryo UI" w:hint="default"/>
       </w:rPr>
     </w:lvl>
     <w:lvl w:ilvl="4" w:tplc="0409000B" w:tentative="1">
@@ -15255,7 +14432,7 @@
         <w:ind w:left="2200" w:hanging="440"/>
       </w:pPr>
       <w:rPr>
-        <w:rFonts w:ascii="Meiryo UI" w:hAnsi="Meiryo UI" w:eastAsia="Meiryo UI" w:cs="Meiryo UI" w:hint="default"/>
+        <w:rFonts w:ascii="Meiryo UI" w:eastAsia="Meiryo UI" w:hAnsi="Meiryo UI" w:cs="Meiryo UI" w:hint="default"/>
       </w:rPr>
     </w:lvl>
     <w:lvl w:ilvl="5" w:tplc="0409000D" w:tentative="1">
@@ -15267,7 +14444,7 @@
         <w:ind w:left="2640" w:hanging="440"/>
       </w:pPr>
       <w:rPr>
-        <w:rFonts w:ascii="Meiryo UI" w:hAnsi="Meiryo UI" w:eastAsia="Meiryo UI" w:cs="Meiryo UI" w:hint="default"/>
+        <w:rFonts w:ascii="Meiryo UI" w:eastAsia="Meiryo UI" w:hAnsi="Meiryo UI" w:cs="Meiryo UI" w:hint="default"/>
       </w:rPr>
     </w:lvl>
     <w:lvl w:ilvl="6" w:tplc="04090001" w:tentative="1">
@@ -15279,7 +14456,7 @@
         <w:ind w:left="3080" w:hanging="440"/>
       </w:pPr>
       <w:rPr>
-        <w:rFonts w:ascii="Meiryo UI" w:hAnsi="Meiryo UI" w:eastAsia="Meiryo UI" w:cs="Meiryo UI" w:hint="default"/>
+        <w:rFonts w:ascii="Meiryo UI" w:eastAsia="Meiryo UI" w:hAnsi="Meiryo UI" w:cs="Meiryo UI" w:hint="default"/>
       </w:rPr>
     </w:lvl>
     <w:lvl w:ilvl="7" w:tplc="0409000B" w:tentative="1">
@@ -15291,7 +14468,7 @@
         <w:ind w:left="3520" w:hanging="440"/>
       </w:pPr>
       <w:rPr>
-        <w:rFonts w:ascii="Meiryo UI" w:hAnsi="Meiryo UI" w:eastAsia="Meiryo UI" w:cs="Meiryo UI" w:hint="default"/>
+        <w:rFonts w:ascii="Meiryo UI" w:eastAsia="Meiryo UI" w:hAnsi="Meiryo UI" w:cs="Meiryo UI" w:hint="default"/>
       </w:rPr>
     </w:lvl>
     <w:lvl w:ilvl="8" w:tplc="0409000D" w:tentative="1">
@@ -15303,7 +14480,7 @@
         <w:ind w:left="3960" w:hanging="440"/>
       </w:pPr>
       <w:rPr>
-        <w:rFonts w:ascii="Meiryo UI" w:hAnsi="Meiryo UI" w:eastAsia="Meiryo UI" w:cs="Meiryo UI" w:hint="default"/>
+        <w:rFonts w:ascii="Meiryo UI" w:eastAsia="Meiryo UI" w:hAnsi="Meiryo UI" w:cs="Meiryo UI" w:hint="default"/>
       </w:rPr>
     </w:lvl>
   </w:abstractNum>
@@ -15320,7 +14497,7 @@
         <w:ind w:left="800" w:hanging="440"/>
       </w:pPr>
       <w:rPr>
-        <w:rFonts w:ascii="Meiryo UI" w:hAnsi="Meiryo UI" w:eastAsia="Meiryo UI" w:cs="Meiryo UI" w:hint="default"/>
+        <w:rFonts w:ascii="Meiryo UI" w:eastAsia="Meiryo UI" w:hAnsi="Meiryo UI" w:cs="Meiryo UI" w:hint="default"/>
         <w:u w:val="none"/>
       </w:rPr>
     </w:lvl>
@@ -15434,7 +14611,7 @@
         <w:ind w:left="440" w:hanging="440"/>
       </w:pPr>
       <w:rPr>
-        <w:rFonts w:ascii="Meiryo UI" w:hAnsi="Meiryo UI" w:eastAsia="Meiryo UI" w:cs="Meiryo UI" w:hint="default"/>
+        <w:rFonts w:ascii="Meiryo UI" w:eastAsia="Meiryo UI" w:hAnsi="Meiryo UI" w:cs="Meiryo UI" w:hint="default"/>
       </w:rPr>
     </w:lvl>
     <w:lvl w:ilvl="1" w:tplc="0409000B" w:tentative="1">
@@ -15446,7 +14623,7 @@
         <w:ind w:left="880" w:hanging="440"/>
       </w:pPr>
       <w:rPr>
-        <w:rFonts w:ascii="Meiryo UI" w:hAnsi="Meiryo UI" w:eastAsia="Meiryo UI" w:cs="Meiryo UI" w:hint="default"/>
+        <w:rFonts w:ascii="Meiryo UI" w:eastAsia="Meiryo UI" w:hAnsi="Meiryo UI" w:cs="Meiryo UI" w:hint="default"/>
       </w:rPr>
     </w:lvl>
     <w:lvl w:ilvl="2" w:tplc="0409000D" w:tentative="1">
@@ -15458,7 +14635,7 @@
         <w:ind w:left="1320" w:hanging="440"/>
       </w:pPr>
       <w:rPr>
-        <w:rFonts w:ascii="Meiryo UI" w:hAnsi="Meiryo UI" w:eastAsia="Meiryo UI" w:cs="Meiryo UI" w:hint="default"/>
+        <w:rFonts w:ascii="Meiryo UI" w:eastAsia="Meiryo UI" w:hAnsi="Meiryo UI" w:cs="Meiryo UI" w:hint="default"/>
       </w:rPr>
     </w:lvl>
     <w:lvl w:ilvl="3" w:tplc="04090001" w:tentative="1">
@@ -15470,7 +14647,7 @@
         <w:ind w:left="1760" w:hanging="440"/>
       </w:pPr>
       <w:rPr>
-        <w:rFonts w:ascii="Meiryo UI" w:hAnsi="Meiryo UI" w:eastAsia="Meiryo UI" w:cs="Meiryo UI" w:hint="default"/>
+        <w:rFonts w:ascii="Meiryo UI" w:eastAsia="Meiryo UI" w:hAnsi="Meiryo UI" w:cs="Meiryo UI" w:hint="default"/>
       </w:rPr>
     </w:lvl>
     <w:lvl w:ilvl="4" w:tplc="0409000B" w:tentative="1">
@@ -15482,7 +14659,7 @@
         <w:ind w:left="2200" w:hanging="440"/>
       </w:pPr>
       <w:rPr>
-        <w:rFonts w:ascii="Meiryo UI" w:hAnsi="Meiryo UI" w:eastAsia="Meiryo UI" w:cs="Meiryo UI" w:hint="default"/>
+        <w:rFonts w:ascii="Meiryo UI" w:eastAsia="Meiryo UI" w:hAnsi="Meiryo UI" w:cs="Meiryo UI" w:hint="default"/>
       </w:rPr>
     </w:lvl>
     <w:lvl w:ilvl="5" w:tplc="0409000D" w:tentative="1">
@@ -15494,7 +14671,7 @@
         <w:ind w:left="2640" w:hanging="440"/>
       </w:pPr>
       <w:rPr>
-        <w:rFonts w:ascii="Meiryo UI" w:hAnsi="Meiryo UI" w:eastAsia="Meiryo UI" w:cs="Meiryo UI" w:hint="default"/>
+        <w:rFonts w:ascii="Meiryo UI" w:eastAsia="Meiryo UI" w:hAnsi="Meiryo UI" w:cs="Meiryo UI" w:hint="default"/>
       </w:rPr>
     </w:lvl>
     <w:lvl w:ilvl="6" w:tplc="04090001" w:tentative="1">
@@ -15506,7 +14683,7 @@
         <w:ind w:left="3080" w:hanging="440"/>
       </w:pPr>
       <w:rPr>
-        <w:rFonts w:ascii="Meiryo UI" w:hAnsi="Meiryo UI" w:eastAsia="Meiryo UI" w:cs="Meiryo UI" w:hint="default"/>
+        <w:rFonts w:ascii="Meiryo UI" w:eastAsia="Meiryo UI" w:hAnsi="Meiryo UI" w:cs="Meiryo UI" w:hint="default"/>
       </w:rPr>
     </w:lvl>
     <w:lvl w:ilvl="7" w:tplc="0409000B" w:tentative="1">
@@ -15518,7 +14695,7 @@
         <w:ind w:left="3520" w:hanging="440"/>
       </w:pPr>
       <w:rPr>
-        <w:rFonts w:ascii="Meiryo UI" w:hAnsi="Meiryo UI" w:eastAsia="Meiryo UI" w:cs="Meiryo UI" w:hint="default"/>
+        <w:rFonts w:ascii="Meiryo UI" w:eastAsia="Meiryo UI" w:hAnsi="Meiryo UI" w:cs="Meiryo UI" w:hint="default"/>
       </w:rPr>
     </w:lvl>
     <w:lvl w:ilvl="8" w:tplc="0409000D" w:tentative="1">
@@ -15530,7 +14707,7 @@
         <w:ind w:left="3960" w:hanging="440"/>
       </w:pPr>
       <w:rPr>
-        <w:rFonts w:ascii="Meiryo UI" w:hAnsi="Meiryo UI" w:eastAsia="Meiryo UI" w:cs="Meiryo UI" w:hint="default"/>
+        <w:rFonts w:ascii="Meiryo UI" w:eastAsia="Meiryo UI" w:hAnsi="Meiryo UI" w:cs="Meiryo UI" w:hint="default"/>
       </w:rPr>
     </w:lvl>
   </w:abstractNum>
@@ -15547,7 +14724,7 @@
         <w:ind w:left="800" w:hanging="440"/>
       </w:pPr>
       <w:rPr>
-        <w:rFonts w:ascii="Meiryo UI" w:hAnsi="Meiryo UI" w:eastAsia="Meiryo UI" w:cs="Meiryo UI" w:hint="default"/>
+        <w:rFonts w:ascii="Meiryo UI" w:eastAsia="Meiryo UI" w:hAnsi="Meiryo UI" w:cs="Meiryo UI" w:hint="default"/>
         <w:u w:val="none"/>
       </w:rPr>
     </w:lvl>
@@ -15774,7 +14951,7 @@
         <w:ind w:left="680" w:hanging="440"/>
       </w:pPr>
       <w:rPr>
-        <w:rFonts w:ascii="Meiryo UI" w:hAnsi="Meiryo UI" w:eastAsia="Meiryo UI" w:cs="Meiryo UI" w:hint="default"/>
+        <w:rFonts w:ascii="Meiryo UI" w:eastAsia="Meiryo UI" w:hAnsi="Meiryo UI" w:cs="Meiryo UI" w:hint="default"/>
       </w:rPr>
     </w:lvl>
     <w:lvl w:ilvl="1" w:tplc="0409000B" w:tentative="1">
@@ -15786,7 +14963,7 @@
         <w:ind w:left="1120" w:hanging="440"/>
       </w:pPr>
       <w:rPr>
-        <w:rFonts w:ascii="Meiryo UI" w:hAnsi="Meiryo UI" w:eastAsia="Meiryo UI" w:cs="Meiryo UI" w:hint="default"/>
+        <w:rFonts w:ascii="Meiryo UI" w:eastAsia="Meiryo UI" w:hAnsi="Meiryo UI" w:cs="Meiryo UI" w:hint="default"/>
       </w:rPr>
     </w:lvl>
     <w:lvl w:ilvl="2" w:tplc="0409000D" w:tentative="1">
@@ -15798,7 +14975,7 @@
         <w:ind w:left="1560" w:hanging="440"/>
       </w:pPr>
       <w:rPr>
-        <w:rFonts w:ascii="Meiryo UI" w:hAnsi="Meiryo UI" w:eastAsia="Meiryo UI" w:cs="Meiryo UI" w:hint="default"/>
+        <w:rFonts w:ascii="Meiryo UI" w:eastAsia="Meiryo UI" w:hAnsi="Meiryo UI" w:cs="Meiryo UI" w:hint="default"/>
       </w:rPr>
     </w:lvl>
     <w:lvl w:ilvl="3" w:tplc="04090001" w:tentative="1">
@@ -15810,7 +14987,7 @@
         <w:ind w:left="2000" w:hanging="440"/>
       </w:pPr>
       <w:rPr>
-        <w:rFonts w:ascii="Meiryo UI" w:hAnsi="Meiryo UI" w:eastAsia="Meiryo UI" w:cs="Meiryo UI" w:hint="default"/>
+        <w:rFonts w:ascii="Meiryo UI" w:eastAsia="Meiryo UI" w:hAnsi="Meiryo UI" w:cs="Meiryo UI" w:hint="default"/>
       </w:rPr>
     </w:lvl>
     <w:lvl w:ilvl="4" w:tplc="0409000B" w:tentative="1">
@@ -15822,7 +14999,7 @@
         <w:ind w:left="2440" w:hanging="440"/>
       </w:pPr>
       <w:rPr>
-        <w:rFonts w:ascii="Meiryo UI" w:hAnsi="Meiryo UI" w:eastAsia="Meiryo UI" w:cs="Meiryo UI" w:hint="default"/>
+        <w:rFonts w:ascii="Meiryo UI" w:eastAsia="Meiryo UI" w:hAnsi="Meiryo UI" w:cs="Meiryo UI" w:hint="default"/>
       </w:rPr>
     </w:lvl>
     <w:lvl w:ilvl="5" w:tplc="0409000D" w:tentative="1">
@@ -15834,7 +15011,7 @@
         <w:ind w:left="2880" w:hanging="440"/>
       </w:pPr>
       <w:rPr>
-        <w:rFonts w:ascii="Meiryo UI" w:hAnsi="Meiryo UI" w:eastAsia="Meiryo UI" w:cs="Meiryo UI" w:hint="default"/>
+        <w:rFonts w:ascii="Meiryo UI" w:eastAsia="Meiryo UI" w:hAnsi="Meiryo UI" w:cs="Meiryo UI" w:hint="default"/>
       </w:rPr>
     </w:lvl>
     <w:lvl w:ilvl="6" w:tplc="04090001" w:tentative="1">
@@ -15846,7 +15023,7 @@
         <w:ind w:left="3320" w:hanging="440"/>
       </w:pPr>
       <w:rPr>
-        <w:rFonts w:ascii="Meiryo UI" w:hAnsi="Meiryo UI" w:eastAsia="Meiryo UI" w:cs="Meiryo UI" w:hint="default"/>
+        <w:rFonts w:ascii="Meiryo UI" w:eastAsia="Meiryo UI" w:hAnsi="Meiryo UI" w:cs="Meiryo UI" w:hint="default"/>
       </w:rPr>
     </w:lvl>
     <w:lvl w:ilvl="7" w:tplc="0409000B" w:tentative="1">
@@ -15858,7 +15035,7 @@
         <w:ind w:left="3760" w:hanging="440"/>
       </w:pPr>
       <w:rPr>
-        <w:rFonts w:ascii="Meiryo UI" w:hAnsi="Meiryo UI" w:eastAsia="Meiryo UI" w:cs="Meiryo UI" w:hint="default"/>
+        <w:rFonts w:ascii="Meiryo UI" w:eastAsia="Meiryo UI" w:hAnsi="Meiryo UI" w:cs="Meiryo UI" w:hint="default"/>
       </w:rPr>
     </w:lvl>
     <w:lvl w:ilvl="8" w:tplc="0409000D" w:tentative="1">
@@ -15870,7 +15047,7 @@
         <w:ind w:left="4200" w:hanging="440"/>
       </w:pPr>
       <w:rPr>
-        <w:rFonts w:ascii="Meiryo UI" w:hAnsi="Meiryo UI" w:eastAsia="Meiryo UI" w:cs="Meiryo UI" w:hint="default"/>
+        <w:rFonts w:ascii="Meiryo UI" w:eastAsia="Meiryo UI" w:hAnsi="Meiryo UI" w:cs="Meiryo UI" w:hint="default"/>
       </w:rPr>
     </w:lvl>
   </w:abstractNum>
@@ -16000,7 +15177,7 @@
         <w:ind w:left="1160" w:hanging="440"/>
       </w:pPr>
       <w:rPr>
-        <w:rFonts w:ascii="Meiryo UI" w:hAnsi="Meiryo UI" w:eastAsia="Meiryo UI" w:cs="Meiryo UI" w:hint="default"/>
+        <w:rFonts w:ascii="Meiryo UI" w:eastAsia="Meiryo UI" w:hAnsi="Meiryo UI" w:cs="Meiryo UI" w:hint="default"/>
       </w:rPr>
     </w:lvl>
     <w:lvl w:ilvl="1" w:tplc="0409000B" w:tentative="1">
@@ -16012,7 +15189,7 @@
         <w:ind w:left="1600" w:hanging="440"/>
       </w:pPr>
       <w:rPr>
-        <w:rFonts w:ascii="Meiryo UI" w:hAnsi="Meiryo UI" w:eastAsia="Meiryo UI" w:cs="Meiryo UI" w:hint="default"/>
+        <w:rFonts w:ascii="Meiryo UI" w:eastAsia="Meiryo UI" w:hAnsi="Meiryo UI" w:cs="Meiryo UI" w:hint="default"/>
       </w:rPr>
     </w:lvl>
     <w:lvl w:ilvl="2" w:tplc="0409000D" w:tentative="1">
@@ -16024,7 +15201,7 @@
         <w:ind w:left="2040" w:hanging="440"/>
       </w:pPr>
       <w:rPr>
-        <w:rFonts w:ascii="Meiryo UI" w:hAnsi="Meiryo UI" w:eastAsia="Meiryo UI" w:cs="Meiryo UI" w:hint="default"/>
+        <w:rFonts w:ascii="Meiryo UI" w:eastAsia="Meiryo UI" w:hAnsi="Meiryo UI" w:cs="Meiryo UI" w:hint="default"/>
       </w:rPr>
     </w:lvl>
     <w:lvl w:ilvl="3" w:tplc="04090001" w:tentative="1">
@@ -16036,7 +15213,7 @@
         <w:ind w:left="2480" w:hanging="440"/>
       </w:pPr>
       <w:rPr>
-        <w:rFonts w:ascii="Meiryo UI" w:hAnsi="Meiryo UI" w:eastAsia="Meiryo UI" w:cs="Meiryo UI" w:hint="default"/>
+        <w:rFonts w:ascii="Meiryo UI" w:eastAsia="Meiryo UI" w:hAnsi="Meiryo UI" w:cs="Meiryo UI" w:hint="default"/>
       </w:rPr>
     </w:lvl>
     <w:lvl w:ilvl="4" w:tplc="0409000B" w:tentative="1">
@@ -16048,7 +15225,7 @@
         <w:ind w:left="2920" w:hanging="440"/>
       </w:pPr>
       <w:rPr>
-        <w:rFonts w:ascii="Meiryo UI" w:hAnsi="Meiryo UI" w:eastAsia="Meiryo UI" w:cs="Meiryo UI" w:hint="default"/>
+        <w:rFonts w:ascii="Meiryo UI" w:eastAsia="Meiryo UI" w:hAnsi="Meiryo UI" w:cs="Meiryo UI" w:hint="default"/>
       </w:rPr>
     </w:lvl>
     <w:lvl w:ilvl="5" w:tplc="0409000D" w:tentative="1">
@@ -16060,7 +15237,7 @@
         <w:ind w:left="3360" w:hanging="440"/>
       </w:pPr>
       <w:rPr>
-        <w:rFonts w:ascii="Meiryo UI" w:hAnsi="Meiryo UI" w:eastAsia="Meiryo UI" w:cs="Meiryo UI" w:hint="default"/>
+        <w:rFonts w:ascii="Meiryo UI" w:eastAsia="Meiryo UI" w:hAnsi="Meiryo UI" w:cs="Meiryo UI" w:hint="default"/>
       </w:rPr>
     </w:lvl>
     <w:lvl w:ilvl="6" w:tplc="04090001" w:tentative="1">
@@ -16072,7 +15249,7 @@
         <w:ind w:left="3800" w:hanging="440"/>
       </w:pPr>
       <w:rPr>
-        <w:rFonts w:ascii="Meiryo UI" w:hAnsi="Meiryo UI" w:eastAsia="Meiryo UI" w:cs="Meiryo UI" w:hint="default"/>
+        <w:rFonts w:ascii="Meiryo UI" w:eastAsia="Meiryo UI" w:hAnsi="Meiryo UI" w:cs="Meiryo UI" w:hint="default"/>
       </w:rPr>
     </w:lvl>
     <w:lvl w:ilvl="7" w:tplc="0409000B" w:tentative="1">
@@ -16084,7 +15261,7 @@
         <w:ind w:left="4240" w:hanging="440"/>
       </w:pPr>
       <w:rPr>
-        <w:rFonts w:ascii="Meiryo UI" w:hAnsi="Meiryo UI" w:eastAsia="Meiryo UI" w:cs="Meiryo UI" w:hint="default"/>
+        <w:rFonts w:ascii="Meiryo UI" w:eastAsia="Meiryo UI" w:hAnsi="Meiryo UI" w:cs="Meiryo UI" w:hint="default"/>
       </w:rPr>
     </w:lvl>
     <w:lvl w:ilvl="8" w:tplc="0409000D" w:tentative="1">
@@ -16096,7 +15273,7 @@
         <w:ind w:left="4680" w:hanging="440"/>
       </w:pPr>
       <w:rPr>
-        <w:rFonts w:ascii="Meiryo UI" w:hAnsi="Meiryo UI" w:eastAsia="Meiryo UI" w:cs="Meiryo UI" w:hint="default"/>
+        <w:rFonts w:ascii="Meiryo UI" w:eastAsia="Meiryo UI" w:hAnsi="Meiryo UI" w:cs="Meiryo UI" w:hint="default"/>
       </w:rPr>
     </w:lvl>
   </w:abstractNum>
@@ -16113,7 +15290,7 @@
         <w:ind w:left="800" w:hanging="440"/>
       </w:pPr>
       <w:rPr>
-        <w:rFonts w:ascii="Meiryo UI" w:hAnsi="Meiryo UI" w:eastAsia="Meiryo UI" w:cs="Meiryo UI" w:hint="default"/>
+        <w:rFonts w:ascii="Meiryo UI" w:eastAsia="Meiryo UI" w:hAnsi="Meiryo UI" w:cs="Meiryo UI" w:hint="default"/>
         <w:u w:val="none"/>
       </w:rPr>
     </w:lvl>
@@ -16427,7 +15604,7 @@
         <w:ind w:left="800" w:hanging="440"/>
       </w:pPr>
       <w:rPr>
-        <w:rFonts w:ascii="Meiryo UI" w:hAnsi="Meiryo UI" w:eastAsia="Meiryo UI" w:cs="Meiryo UI" w:hint="default"/>
+        <w:rFonts w:ascii="Meiryo UI" w:eastAsia="Meiryo UI" w:hAnsi="Meiryo UI" w:cs="Meiryo UI" w:hint="default"/>
         <w:u w:val="none"/>
       </w:rPr>
     </w:lvl>
@@ -16440,7 +15617,7 @@
         <w:ind w:left="1520" w:hanging="440"/>
       </w:pPr>
       <w:rPr>
-        <w:rFonts w:ascii="Meiryo UI" w:hAnsi="Meiryo UI" w:eastAsia="Meiryo UI" w:cs="Meiryo UI" w:hint="default"/>
+        <w:rFonts w:ascii="Meiryo UI" w:eastAsia="Meiryo UI" w:hAnsi="Meiryo UI" w:cs="Meiryo UI" w:hint="default"/>
       </w:rPr>
     </w:lvl>
     <w:lvl w:ilvl="2">
@@ -16541,7 +15718,7 @@
         <w:ind w:left="800" w:hanging="440"/>
       </w:pPr>
       <w:rPr>
-        <w:rFonts w:ascii="Meiryo UI" w:hAnsi="Meiryo UI" w:eastAsia="Meiryo UI" w:cs="Meiryo UI" w:hint="default"/>
+        <w:rFonts w:ascii="Meiryo UI" w:eastAsia="Meiryo UI" w:hAnsi="Meiryo UI" w:cs="Meiryo UI" w:hint="default"/>
         <w:u w:val="none"/>
       </w:rPr>
     </w:lvl>
@@ -16655,7 +15832,7 @@
         <w:ind w:left="440" w:hanging="440"/>
       </w:pPr>
       <w:rPr>
-        <w:rFonts w:ascii="Meiryo UI" w:hAnsi="Meiryo UI" w:eastAsia="Meiryo UI" w:cs="Meiryo UI" w:hint="default"/>
+        <w:rFonts w:ascii="Meiryo UI" w:eastAsia="Meiryo UI" w:hAnsi="Meiryo UI" w:cs="Meiryo UI" w:hint="default"/>
       </w:rPr>
     </w:lvl>
     <w:lvl w:ilvl="1" w:tplc="0409000B">
@@ -16667,7 +15844,7 @@
         <w:ind w:left="880" w:hanging="440"/>
       </w:pPr>
       <w:rPr>
-        <w:rFonts w:ascii="Meiryo UI" w:hAnsi="Meiryo UI" w:eastAsia="Meiryo UI" w:cs="Meiryo UI" w:hint="default"/>
+        <w:rFonts w:ascii="Meiryo UI" w:eastAsia="Meiryo UI" w:hAnsi="Meiryo UI" w:cs="Meiryo UI" w:hint="default"/>
       </w:rPr>
     </w:lvl>
     <w:lvl w:ilvl="2" w:tplc="0409000D">
@@ -16679,7 +15856,7 @@
         <w:ind w:left="1320" w:hanging="440"/>
       </w:pPr>
       <w:rPr>
-        <w:rFonts w:ascii="Meiryo UI" w:hAnsi="Meiryo UI" w:eastAsia="Meiryo UI" w:cs="Meiryo UI" w:hint="default"/>
+        <w:rFonts w:ascii="Meiryo UI" w:eastAsia="Meiryo UI" w:hAnsi="Meiryo UI" w:cs="Meiryo UI" w:hint="default"/>
       </w:rPr>
     </w:lvl>
     <w:lvl w:ilvl="3" w:tplc="04090001" w:tentative="1">
@@ -16691,7 +15868,7 @@
         <w:ind w:left="1760" w:hanging="440"/>
       </w:pPr>
       <w:rPr>
-        <w:rFonts w:ascii="Meiryo UI" w:hAnsi="Meiryo UI" w:eastAsia="Meiryo UI" w:cs="Meiryo UI" w:hint="default"/>
+        <w:rFonts w:ascii="Meiryo UI" w:eastAsia="Meiryo UI" w:hAnsi="Meiryo UI" w:cs="Meiryo UI" w:hint="default"/>
       </w:rPr>
     </w:lvl>
     <w:lvl w:ilvl="4" w:tplc="0409000B" w:tentative="1">
@@ -16703,7 +15880,7 @@
         <w:ind w:left="2200" w:hanging="440"/>
       </w:pPr>
       <w:rPr>
-        <w:rFonts w:ascii="Meiryo UI" w:hAnsi="Meiryo UI" w:eastAsia="Meiryo UI" w:cs="Meiryo UI" w:hint="default"/>
+        <w:rFonts w:ascii="Meiryo UI" w:eastAsia="Meiryo UI" w:hAnsi="Meiryo UI" w:cs="Meiryo UI" w:hint="default"/>
       </w:rPr>
     </w:lvl>
     <w:lvl w:ilvl="5" w:tplc="0409000D" w:tentative="1">
@@ -16715,7 +15892,7 @@
         <w:ind w:left="2640" w:hanging="440"/>
       </w:pPr>
       <w:rPr>
-        <w:rFonts w:ascii="Meiryo UI" w:hAnsi="Meiryo UI" w:eastAsia="Meiryo UI" w:cs="Meiryo UI" w:hint="default"/>
+        <w:rFonts w:ascii="Meiryo UI" w:eastAsia="Meiryo UI" w:hAnsi="Meiryo UI" w:cs="Meiryo UI" w:hint="default"/>
       </w:rPr>
     </w:lvl>
     <w:lvl w:ilvl="6" w:tplc="04090001" w:tentative="1">
@@ -16727,7 +15904,7 @@
         <w:ind w:left="3080" w:hanging="440"/>
       </w:pPr>
       <w:rPr>
-        <w:rFonts w:ascii="Meiryo UI" w:hAnsi="Meiryo UI" w:eastAsia="Meiryo UI" w:cs="Meiryo UI" w:hint="default"/>
+        <w:rFonts w:ascii="Meiryo UI" w:eastAsia="Meiryo UI" w:hAnsi="Meiryo UI" w:cs="Meiryo UI" w:hint="default"/>
       </w:rPr>
     </w:lvl>
     <w:lvl w:ilvl="7" w:tplc="0409000B" w:tentative="1">
@@ -16739,7 +15916,7 @@
         <w:ind w:left="3520" w:hanging="440"/>
       </w:pPr>
       <w:rPr>
-        <w:rFonts w:ascii="Meiryo UI" w:hAnsi="Meiryo UI" w:eastAsia="Meiryo UI" w:cs="Meiryo UI" w:hint="default"/>
+        <w:rFonts w:ascii="Meiryo UI" w:eastAsia="Meiryo UI" w:hAnsi="Meiryo UI" w:cs="Meiryo UI" w:hint="default"/>
       </w:rPr>
     </w:lvl>
     <w:lvl w:ilvl="8" w:tplc="0409000D" w:tentative="1">
@@ -16751,7 +15928,7 @@
         <w:ind w:left="3960" w:hanging="440"/>
       </w:pPr>
       <w:rPr>
-        <w:rFonts w:ascii="Meiryo UI" w:hAnsi="Meiryo UI" w:eastAsia="Meiryo UI" w:cs="Meiryo UI" w:hint="default"/>
+        <w:rFonts w:ascii="Meiryo UI" w:eastAsia="Meiryo UI" w:hAnsi="Meiryo UI" w:cs="Meiryo UI" w:hint="default"/>
       </w:rPr>
     </w:lvl>
   </w:abstractNum>
@@ -16881,7 +16058,7 @@
         <w:ind w:left="440" w:hanging="440"/>
       </w:pPr>
       <w:rPr>
-        <w:rFonts w:ascii="Meiryo UI" w:hAnsi="Meiryo UI" w:eastAsia="Meiryo UI" w:cs="Meiryo UI" w:hint="default"/>
+        <w:rFonts w:ascii="Meiryo UI" w:eastAsia="Meiryo UI" w:hAnsi="Meiryo UI" w:cs="Meiryo UI" w:hint="default"/>
       </w:rPr>
     </w:lvl>
     <w:lvl w:ilvl="1" w:tplc="0409000B" w:tentative="1">
@@ -16893,7 +16070,7 @@
         <w:ind w:left="880" w:hanging="440"/>
       </w:pPr>
       <w:rPr>
-        <w:rFonts w:ascii="Meiryo UI" w:hAnsi="Meiryo UI" w:eastAsia="Meiryo UI" w:cs="Meiryo UI" w:hint="default"/>
+        <w:rFonts w:ascii="Meiryo UI" w:eastAsia="Meiryo UI" w:hAnsi="Meiryo UI" w:cs="Meiryo UI" w:hint="default"/>
       </w:rPr>
     </w:lvl>
     <w:lvl w:ilvl="2" w:tplc="0409000D" w:tentative="1">
@@ -16905,7 +16082,7 @@
         <w:ind w:left="1320" w:hanging="440"/>
       </w:pPr>
       <w:rPr>
-        <w:rFonts w:ascii="Meiryo UI" w:hAnsi="Meiryo UI" w:eastAsia="Meiryo UI" w:cs="Meiryo UI" w:hint="default"/>
+        <w:rFonts w:ascii="Meiryo UI" w:eastAsia="Meiryo UI" w:hAnsi="Meiryo UI" w:cs="Meiryo UI" w:hint="default"/>
       </w:rPr>
     </w:lvl>
     <w:lvl w:ilvl="3" w:tplc="04090001" w:tentative="1">
@@ -16917,7 +16094,7 @@
         <w:ind w:left="1760" w:hanging="440"/>
       </w:pPr>
       <w:rPr>
-        <w:rFonts w:ascii="Meiryo UI" w:hAnsi="Meiryo UI" w:eastAsia="Meiryo UI" w:cs="Meiryo UI" w:hint="default"/>
+        <w:rFonts w:ascii="Meiryo UI" w:eastAsia="Meiryo UI" w:hAnsi="Meiryo UI" w:cs="Meiryo UI" w:hint="default"/>
       </w:rPr>
     </w:lvl>
     <w:lvl w:ilvl="4" w:tplc="0409000B" w:tentative="1">
@@ -16929,7 +16106,7 @@
         <w:ind w:left="2200" w:hanging="440"/>
       </w:pPr>
       <w:rPr>
-        <w:rFonts w:ascii="Meiryo UI" w:hAnsi="Meiryo UI" w:eastAsia="Meiryo UI" w:cs="Meiryo UI" w:hint="default"/>
+        <w:rFonts w:ascii="Meiryo UI" w:eastAsia="Meiryo UI" w:hAnsi="Meiryo UI" w:cs="Meiryo UI" w:hint="default"/>
       </w:rPr>
     </w:lvl>
     <w:lvl w:ilvl="5" w:tplc="0409000D" w:tentative="1">
@@ -16941,7 +16118,7 @@
         <w:ind w:left="2640" w:hanging="440"/>
       </w:pPr>
       <w:rPr>
-        <w:rFonts w:ascii="Meiryo UI" w:hAnsi="Meiryo UI" w:eastAsia="Meiryo UI" w:cs="Meiryo UI" w:hint="default"/>
+        <w:rFonts w:ascii="Meiryo UI" w:eastAsia="Meiryo UI" w:hAnsi="Meiryo UI" w:cs="Meiryo UI" w:hint="default"/>
       </w:rPr>
     </w:lvl>
     <w:lvl w:ilvl="6" w:tplc="04090001" w:tentative="1">
@@ -16953,7 +16130,7 @@
         <w:ind w:left="3080" w:hanging="440"/>
       </w:pPr>
       <w:rPr>
-        <w:rFonts w:ascii="Meiryo UI" w:hAnsi="Meiryo UI" w:eastAsia="Meiryo UI" w:cs="Meiryo UI" w:hint="default"/>
+        <w:rFonts w:ascii="Meiryo UI" w:eastAsia="Meiryo UI" w:hAnsi="Meiryo UI" w:cs="Meiryo UI" w:hint="default"/>
       </w:rPr>
     </w:lvl>
     <w:lvl w:ilvl="7" w:tplc="0409000B" w:tentative="1">
@@ -16965,7 +16142,7 @@
         <w:ind w:left="3520" w:hanging="440"/>
       </w:pPr>
       <w:rPr>
-        <w:rFonts w:ascii="Meiryo UI" w:hAnsi="Meiryo UI" w:eastAsia="Meiryo UI" w:cs="Meiryo UI" w:hint="default"/>
+        <w:rFonts w:ascii="Meiryo UI" w:eastAsia="Meiryo UI" w:hAnsi="Meiryo UI" w:cs="Meiryo UI" w:hint="default"/>
       </w:rPr>
     </w:lvl>
     <w:lvl w:ilvl="8" w:tplc="0409000D" w:tentative="1">
@@ -16977,7 +16154,7 @@
         <w:ind w:left="3960" w:hanging="440"/>
       </w:pPr>
       <w:rPr>
-        <w:rFonts w:ascii="Meiryo UI" w:hAnsi="Meiryo UI" w:eastAsia="Meiryo UI" w:cs="Meiryo UI" w:hint="default"/>
+        <w:rFonts w:ascii="Meiryo UI" w:eastAsia="Meiryo UI" w:hAnsi="Meiryo UI" w:cs="Meiryo UI" w:hint="default"/>
       </w:rPr>
     </w:lvl>
   </w:abstractNum>
@@ -16994,7 +16171,7 @@
         <w:ind w:left="800" w:hanging="440"/>
       </w:pPr>
       <w:rPr>
-        <w:rFonts w:ascii="Meiryo UI" w:hAnsi="Meiryo UI" w:eastAsia="Meiryo UI" w:cs="Meiryo UI" w:hint="default"/>
+        <w:rFonts w:ascii="Meiryo UI" w:eastAsia="Meiryo UI" w:hAnsi="Meiryo UI" w:cs="Meiryo UI" w:hint="default"/>
         <w:u w:val="none"/>
       </w:rPr>
     </w:lvl>
@@ -17108,7 +16285,7 @@
         <w:ind w:left="440" w:hanging="440"/>
       </w:pPr>
       <w:rPr>
-        <w:rFonts w:ascii="Meiryo UI" w:hAnsi="Meiryo UI" w:eastAsia="Meiryo UI" w:cs="Meiryo UI" w:hint="default"/>
+        <w:rFonts w:ascii="Meiryo UI" w:eastAsia="Meiryo UI" w:hAnsi="Meiryo UI" w:cs="Meiryo UI" w:hint="default"/>
       </w:rPr>
     </w:lvl>
     <w:lvl w:ilvl="1" w:tplc="0409000B" w:tentative="1">
@@ -17120,7 +16297,7 @@
         <w:ind w:left="880" w:hanging="440"/>
       </w:pPr>
       <w:rPr>
-        <w:rFonts w:ascii="Meiryo UI" w:hAnsi="Meiryo UI" w:eastAsia="Meiryo UI" w:cs="Meiryo UI" w:hint="default"/>
+        <w:rFonts w:ascii="Meiryo UI" w:eastAsia="Meiryo UI" w:hAnsi="Meiryo UI" w:cs="Meiryo UI" w:hint="default"/>
       </w:rPr>
     </w:lvl>
     <w:lvl w:ilvl="2" w:tplc="0409000D" w:tentative="1">
@@ -17132,7 +16309,7 @@
         <w:ind w:left="1320" w:hanging="440"/>
       </w:pPr>
       <w:rPr>
-        <w:rFonts w:ascii="Meiryo UI" w:hAnsi="Meiryo UI" w:eastAsia="Meiryo UI" w:cs="Meiryo UI" w:hint="default"/>
+        <w:rFonts w:ascii="Meiryo UI" w:eastAsia="Meiryo UI" w:hAnsi="Meiryo UI" w:cs="Meiryo UI" w:hint="default"/>
       </w:rPr>
     </w:lvl>
     <w:lvl w:ilvl="3" w:tplc="04090001" w:tentative="1">
@@ -17144,7 +16321,7 @@
         <w:ind w:left="1760" w:hanging="440"/>
       </w:pPr>
       <w:rPr>
-        <w:rFonts w:ascii="Meiryo UI" w:hAnsi="Meiryo UI" w:eastAsia="Meiryo UI" w:cs="Meiryo UI" w:hint="default"/>
+        <w:rFonts w:ascii="Meiryo UI" w:eastAsia="Meiryo UI" w:hAnsi="Meiryo UI" w:cs="Meiryo UI" w:hint="default"/>
       </w:rPr>
     </w:lvl>
     <w:lvl w:ilvl="4" w:tplc="0409000B" w:tentative="1">
@@ -17156,7 +16333,7 @@
         <w:ind w:left="2200" w:hanging="440"/>
       </w:pPr>
       <w:rPr>
-        <w:rFonts w:ascii="Meiryo UI" w:hAnsi="Meiryo UI" w:eastAsia="Meiryo UI" w:cs="Meiryo UI" w:hint="default"/>
+        <w:rFonts w:ascii="Meiryo UI" w:eastAsia="Meiryo UI" w:hAnsi="Meiryo UI" w:cs="Meiryo UI" w:hint="default"/>
       </w:rPr>
     </w:lvl>
     <w:lvl w:ilvl="5" w:tplc="0409000D" w:tentative="1">
@@ -17168,7 +16345,7 @@
         <w:ind w:left="2640" w:hanging="440"/>
       </w:pPr>
       <w:rPr>
-        <w:rFonts w:ascii="Meiryo UI" w:hAnsi="Meiryo UI" w:eastAsia="Meiryo UI" w:cs="Meiryo UI" w:hint="default"/>
+        <w:rFonts w:ascii="Meiryo UI" w:eastAsia="Meiryo UI" w:hAnsi="Meiryo UI" w:cs="Meiryo UI" w:hint="default"/>
       </w:rPr>
     </w:lvl>
     <w:lvl w:ilvl="6" w:tplc="04090001" w:tentative="1">
@@ -17180,7 +16357,7 @@
         <w:ind w:left="3080" w:hanging="440"/>
       </w:pPr>
       <w:rPr>
-        <w:rFonts w:ascii="Meiryo UI" w:hAnsi="Meiryo UI" w:eastAsia="Meiryo UI" w:cs="Meiryo UI" w:hint="default"/>
+        <w:rFonts w:ascii="Meiryo UI" w:eastAsia="Meiryo UI" w:hAnsi="Meiryo UI" w:cs="Meiryo UI" w:hint="default"/>
       </w:rPr>
     </w:lvl>
     <w:lvl w:ilvl="7" w:tplc="0409000B" w:tentative="1">
@@ -17192,7 +16369,7 @@
         <w:ind w:left="3520" w:hanging="440"/>
       </w:pPr>
       <w:rPr>
-        <w:rFonts w:ascii="Meiryo UI" w:hAnsi="Meiryo UI" w:eastAsia="Meiryo UI" w:cs="Meiryo UI" w:hint="default"/>
+        <w:rFonts w:ascii="Meiryo UI" w:eastAsia="Meiryo UI" w:hAnsi="Meiryo UI" w:cs="Meiryo UI" w:hint="default"/>
       </w:rPr>
     </w:lvl>
     <w:lvl w:ilvl="8" w:tplc="0409000D" w:tentative="1">
@@ -17204,7 +16381,7 @@
         <w:ind w:left="3960" w:hanging="440"/>
       </w:pPr>
       <w:rPr>
-        <w:rFonts w:ascii="Meiryo UI" w:hAnsi="Meiryo UI" w:eastAsia="Meiryo UI" w:cs="Meiryo UI" w:hint="default"/>
+        <w:rFonts w:ascii="Meiryo UI" w:eastAsia="Meiryo UI" w:hAnsi="Meiryo UI" w:cs="Meiryo UI" w:hint="default"/>
       </w:rPr>
     </w:lvl>
   </w:abstractNum>
@@ -17221,7 +16398,7 @@
         <w:ind w:left="440" w:hanging="440"/>
       </w:pPr>
       <w:rPr>
-        <w:rFonts w:ascii="Meiryo UI" w:hAnsi="Meiryo UI" w:eastAsia="Meiryo UI" w:cs="Meiryo UI" w:hint="default"/>
+        <w:rFonts w:ascii="Meiryo UI" w:eastAsia="Meiryo UI" w:hAnsi="Meiryo UI" w:cs="Meiryo UI" w:hint="default"/>
       </w:rPr>
     </w:lvl>
     <w:lvl w:ilvl="1" w:tplc="0409000B">
@@ -17233,7 +16410,7 @@
         <w:ind w:left="880" w:hanging="440"/>
       </w:pPr>
       <w:rPr>
-        <w:rFonts w:ascii="Meiryo UI" w:hAnsi="Meiryo UI" w:eastAsia="Meiryo UI" w:cs="Meiryo UI" w:hint="default"/>
+        <w:rFonts w:ascii="Meiryo UI" w:eastAsia="Meiryo UI" w:hAnsi="Meiryo UI" w:cs="Meiryo UI" w:hint="default"/>
       </w:rPr>
     </w:lvl>
     <w:lvl w:ilvl="2" w:tplc="0409000D" w:tentative="1">
@@ -17245,7 +16422,7 @@
         <w:ind w:left="1320" w:hanging="440"/>
       </w:pPr>
       <w:rPr>
-        <w:rFonts w:ascii="Meiryo UI" w:hAnsi="Meiryo UI" w:eastAsia="Meiryo UI" w:cs="Meiryo UI" w:hint="default"/>
+        <w:rFonts w:ascii="Meiryo UI" w:eastAsia="Meiryo UI" w:hAnsi="Meiryo UI" w:cs="Meiryo UI" w:hint="default"/>
       </w:rPr>
     </w:lvl>
     <w:lvl w:ilvl="3" w:tplc="04090001" w:tentative="1">
@@ -17257,7 +16434,7 @@
         <w:ind w:left="1760" w:hanging="440"/>
       </w:pPr>
       <w:rPr>
-        <w:rFonts w:ascii="Meiryo UI" w:hAnsi="Meiryo UI" w:eastAsia="Meiryo UI" w:cs="Meiryo UI" w:hint="default"/>
+        <w:rFonts w:ascii="Meiryo UI" w:eastAsia="Meiryo UI" w:hAnsi="Meiryo UI" w:cs="Meiryo UI" w:hint="default"/>
       </w:rPr>
     </w:lvl>
     <w:lvl w:ilvl="4" w:tplc="0409000B" w:tentative="1">
@@ -17269,7 +16446,7 @@
         <w:ind w:left="2200" w:hanging="440"/>
       </w:pPr>
       <w:rPr>
-        <w:rFonts w:ascii="Meiryo UI" w:hAnsi="Meiryo UI" w:eastAsia="Meiryo UI" w:cs="Meiryo UI" w:hint="default"/>
+        <w:rFonts w:ascii="Meiryo UI" w:eastAsia="Meiryo UI" w:hAnsi="Meiryo UI" w:cs="Meiryo UI" w:hint="default"/>
       </w:rPr>
     </w:lvl>
     <w:lvl w:ilvl="5" w:tplc="0409000D" w:tentative="1">
@@ -17281,7 +16458,7 @@
         <w:ind w:left="2640" w:hanging="440"/>
       </w:pPr>
       <w:rPr>
-        <w:rFonts w:ascii="Meiryo UI" w:hAnsi="Meiryo UI" w:eastAsia="Meiryo UI" w:cs="Meiryo UI" w:hint="default"/>
+        <w:rFonts w:ascii="Meiryo UI" w:eastAsia="Meiryo UI" w:hAnsi="Meiryo UI" w:cs="Meiryo UI" w:hint="default"/>
       </w:rPr>
     </w:lvl>
     <w:lvl w:ilvl="6" w:tplc="04090001" w:tentative="1">
@@ -17293,7 +16470,7 @@
         <w:ind w:left="3080" w:hanging="440"/>
       </w:pPr>
       <w:rPr>
-        <w:rFonts w:ascii="Meiryo UI" w:hAnsi="Meiryo UI" w:eastAsia="Meiryo UI" w:cs="Meiryo UI" w:hint="default"/>
+        <w:rFonts w:ascii="Meiryo UI" w:eastAsia="Meiryo UI" w:hAnsi="Meiryo UI" w:cs="Meiryo UI" w:hint="default"/>
       </w:rPr>
     </w:lvl>
     <w:lvl w:ilvl="7" w:tplc="0409000B" w:tentative="1">
@@ -17305,7 +16482,7 @@
         <w:ind w:left="3520" w:hanging="440"/>
       </w:pPr>
       <w:rPr>
-        <w:rFonts w:ascii="Meiryo UI" w:hAnsi="Meiryo UI" w:eastAsia="Meiryo UI" w:cs="Meiryo UI" w:hint="default"/>
+        <w:rFonts w:ascii="Meiryo UI" w:eastAsia="Meiryo UI" w:hAnsi="Meiryo UI" w:cs="Meiryo UI" w:hint="default"/>
       </w:rPr>
     </w:lvl>
     <w:lvl w:ilvl="8" w:tplc="0409000D" w:tentative="1">
@@ -17317,7 +16494,7 @@
         <w:ind w:left="3960" w:hanging="440"/>
       </w:pPr>
       <w:rPr>
-        <w:rFonts w:ascii="Meiryo UI" w:hAnsi="Meiryo UI" w:eastAsia="Meiryo UI" w:cs="Meiryo UI" w:hint="default"/>
+        <w:rFonts w:ascii="Meiryo UI" w:eastAsia="Meiryo UI" w:hAnsi="Meiryo UI" w:cs="Meiryo UI" w:hint="default"/>
       </w:rPr>
     </w:lvl>
   </w:abstractNum>
@@ -17334,7 +16511,7 @@
         <w:ind w:left="680" w:hanging="440"/>
       </w:pPr>
       <w:rPr>
-        <w:rFonts w:ascii="Meiryo UI" w:hAnsi="Meiryo UI" w:eastAsia="Meiryo UI" w:cs="Meiryo UI" w:hint="default"/>
+        <w:rFonts w:ascii="Meiryo UI" w:eastAsia="Meiryo UI" w:hAnsi="Meiryo UI" w:cs="Meiryo UI" w:hint="default"/>
       </w:rPr>
     </w:lvl>
     <w:lvl w:ilvl="1" w:tplc="0409000B" w:tentative="1">
@@ -17346,7 +16523,7 @@
         <w:ind w:left="1120" w:hanging="440"/>
       </w:pPr>
       <w:rPr>
-        <w:rFonts w:ascii="Meiryo UI" w:hAnsi="Meiryo UI" w:eastAsia="Meiryo UI" w:cs="Meiryo UI" w:hint="default"/>
+        <w:rFonts w:ascii="Meiryo UI" w:eastAsia="Meiryo UI" w:hAnsi="Meiryo UI" w:cs="Meiryo UI" w:hint="default"/>
       </w:rPr>
     </w:lvl>
     <w:lvl w:ilvl="2" w:tplc="0409000D" w:tentative="1">
@@ -17358,7 +16535,7 @@
         <w:ind w:left="1560" w:hanging="440"/>
       </w:pPr>
       <w:rPr>
-        <w:rFonts w:ascii="Meiryo UI" w:hAnsi="Meiryo UI" w:eastAsia="Meiryo UI" w:cs="Meiryo UI" w:hint="default"/>
+        <w:rFonts w:ascii="Meiryo UI" w:eastAsia="Meiryo UI" w:hAnsi="Meiryo UI" w:cs="Meiryo UI" w:hint="default"/>
       </w:rPr>
     </w:lvl>
     <w:lvl w:ilvl="3" w:tplc="04090001" w:tentative="1">
@@ -17370,7 +16547,7 @@
         <w:ind w:left="2000" w:hanging="440"/>
       </w:pPr>
       <w:rPr>
-        <w:rFonts w:ascii="Meiryo UI" w:hAnsi="Meiryo UI" w:eastAsia="Meiryo UI" w:cs="Meiryo UI" w:hint="default"/>
+        <w:rFonts w:ascii="Meiryo UI" w:eastAsia="Meiryo UI" w:hAnsi="Meiryo UI" w:cs="Meiryo UI" w:hint="default"/>
       </w:rPr>
     </w:lvl>
     <w:lvl w:ilvl="4" w:tplc="0409000B" w:tentative="1">
@@ -17382,7 +16559,7 @@
         <w:ind w:left="2440" w:hanging="440"/>
       </w:pPr>
       <w:rPr>
-        <w:rFonts w:ascii="Meiryo UI" w:hAnsi="Meiryo UI" w:eastAsia="Meiryo UI" w:cs="Meiryo UI" w:hint="default"/>
+        <w:rFonts w:ascii="Meiryo UI" w:eastAsia="Meiryo UI" w:hAnsi="Meiryo UI" w:cs="Meiryo UI" w:hint="default"/>
       </w:rPr>
     </w:lvl>
     <w:lvl w:ilvl="5" w:tplc="0409000D" w:tentative="1">
@@ -17394,7 +16571,7 @@
         <w:ind w:left="2880" w:hanging="440"/>
       </w:pPr>
       <w:rPr>
-        <w:rFonts w:ascii="Meiryo UI" w:hAnsi="Meiryo UI" w:eastAsia="Meiryo UI" w:cs="Meiryo UI" w:hint="default"/>
+        <w:rFonts w:ascii="Meiryo UI" w:eastAsia="Meiryo UI" w:hAnsi="Meiryo UI" w:cs="Meiryo UI" w:hint="default"/>
       </w:rPr>
     </w:lvl>
     <w:lvl w:ilvl="6" w:tplc="04090001" w:tentative="1">
@@ -17406,7 +16583,7 @@
         <w:ind w:left="3320" w:hanging="440"/>
       </w:pPr>
       <w:rPr>
-        <w:rFonts w:ascii="Meiryo UI" w:hAnsi="Meiryo UI" w:eastAsia="Meiryo UI" w:cs="Meiryo UI" w:hint="default"/>
+        <w:rFonts w:ascii="Meiryo UI" w:eastAsia="Meiryo UI" w:hAnsi="Meiryo UI" w:cs="Meiryo UI" w:hint="default"/>
       </w:rPr>
     </w:lvl>
     <w:lvl w:ilvl="7" w:tplc="0409000B" w:tentative="1">
@@ -17418,7 +16595,7 @@
         <w:ind w:left="3760" w:hanging="440"/>
       </w:pPr>
       <w:rPr>
-        <w:rFonts w:ascii="Meiryo UI" w:hAnsi="Meiryo UI" w:eastAsia="Meiryo UI" w:cs="Meiryo UI" w:hint="default"/>
+        <w:rFonts w:ascii="Meiryo UI" w:eastAsia="Meiryo UI" w:hAnsi="Meiryo UI" w:cs="Meiryo UI" w:hint="default"/>
       </w:rPr>
     </w:lvl>
     <w:lvl w:ilvl="8" w:tplc="0409000D" w:tentative="1">
@@ -17430,7 +16607,7 @@
         <w:ind w:left="4200" w:hanging="440"/>
       </w:pPr>
       <w:rPr>
-        <w:rFonts w:ascii="Meiryo UI" w:hAnsi="Meiryo UI" w:eastAsia="Meiryo UI" w:cs="Meiryo UI" w:hint="default"/>
+        <w:rFonts w:ascii="Meiryo UI" w:eastAsia="Meiryo UI" w:hAnsi="Meiryo UI" w:cs="Meiryo UI" w:hint="default"/>
       </w:rPr>
     </w:lvl>
   </w:abstractNum>
@@ -17447,7 +16624,7 @@
         <w:ind w:left="800" w:hanging="440"/>
       </w:pPr>
       <w:rPr>
-        <w:rFonts w:ascii="Meiryo UI" w:hAnsi="Meiryo UI" w:eastAsia="Meiryo UI" w:cs="Meiryo UI" w:hint="default"/>
+        <w:rFonts w:ascii="Meiryo UI" w:eastAsia="Meiryo UI" w:hAnsi="Meiryo UI" w:cs="Meiryo UI" w:hint="default"/>
         <w:u w:val="none"/>
       </w:rPr>
     </w:lvl>
@@ -17561,7 +16738,7 @@
         <w:ind w:left="880" w:hanging="440"/>
       </w:pPr>
       <w:rPr>
-        <w:rFonts w:ascii="Meiryo UI" w:hAnsi="Meiryo UI" w:eastAsia="Meiryo UI" w:cs="Meiryo UI" w:hint="default"/>
+        <w:rFonts w:ascii="Meiryo UI" w:eastAsia="Meiryo UI" w:hAnsi="Meiryo UI" w:cs="Meiryo UI" w:hint="default"/>
       </w:rPr>
     </w:lvl>
     <w:lvl w:ilvl="1" w:tplc="0409000B" w:tentative="1">
@@ -17573,7 +16750,7 @@
         <w:ind w:left="1320" w:hanging="440"/>
       </w:pPr>
       <w:rPr>
-        <w:rFonts w:ascii="Meiryo UI" w:hAnsi="Meiryo UI" w:eastAsia="Meiryo UI" w:cs="Meiryo UI" w:hint="default"/>
+        <w:rFonts w:ascii="Meiryo UI" w:eastAsia="Meiryo UI" w:hAnsi="Meiryo UI" w:cs="Meiryo UI" w:hint="default"/>
       </w:rPr>
     </w:lvl>
     <w:lvl w:ilvl="2" w:tplc="0409000D" w:tentative="1">
@@ -17585,7 +16762,7 @@
         <w:ind w:left="1760" w:hanging="440"/>
       </w:pPr>
       <w:rPr>
-        <w:rFonts w:ascii="Meiryo UI" w:hAnsi="Meiryo UI" w:eastAsia="Meiryo UI" w:cs="Meiryo UI" w:hint="default"/>
+        <w:rFonts w:ascii="Meiryo UI" w:eastAsia="Meiryo UI" w:hAnsi="Meiryo UI" w:cs="Meiryo UI" w:hint="default"/>
       </w:rPr>
     </w:lvl>
     <w:lvl w:ilvl="3" w:tplc="04090001" w:tentative="1">
@@ -17597,7 +16774,7 @@
         <w:ind w:left="2200" w:hanging="440"/>
       </w:pPr>
       <w:rPr>
-        <w:rFonts w:ascii="Meiryo UI" w:hAnsi="Meiryo UI" w:eastAsia="Meiryo UI" w:cs="Meiryo UI" w:hint="default"/>
+        <w:rFonts w:ascii="Meiryo UI" w:eastAsia="Meiryo UI" w:hAnsi="Meiryo UI" w:cs="Meiryo UI" w:hint="default"/>
       </w:rPr>
     </w:lvl>
     <w:lvl w:ilvl="4" w:tplc="0409000B" w:tentative="1">
@@ -17609,7 +16786,7 @@
         <w:ind w:left="2640" w:hanging="440"/>
       </w:pPr>
       <w:rPr>
-        <w:rFonts w:ascii="Meiryo UI" w:hAnsi="Meiryo UI" w:eastAsia="Meiryo UI" w:cs="Meiryo UI" w:hint="default"/>
+        <w:rFonts w:ascii="Meiryo UI" w:eastAsia="Meiryo UI" w:hAnsi="Meiryo UI" w:cs="Meiryo UI" w:hint="default"/>
       </w:rPr>
     </w:lvl>
     <w:lvl w:ilvl="5" w:tplc="0409000D" w:tentative="1">
@@ -17621,7 +16798,7 @@
         <w:ind w:left="3080" w:hanging="440"/>
       </w:pPr>
       <w:rPr>
-        <w:rFonts w:ascii="Meiryo UI" w:hAnsi="Meiryo UI" w:eastAsia="Meiryo UI" w:cs="Meiryo UI" w:hint="default"/>
+        <w:rFonts w:ascii="Meiryo UI" w:eastAsia="Meiryo UI" w:hAnsi="Meiryo UI" w:cs="Meiryo UI" w:hint="default"/>
       </w:rPr>
     </w:lvl>
     <w:lvl w:ilvl="6" w:tplc="04090001" w:tentative="1">
@@ -17633,7 +16810,7 @@
         <w:ind w:left="3520" w:hanging="440"/>
       </w:pPr>
       <w:rPr>
-        <w:rFonts w:ascii="Meiryo UI" w:hAnsi="Meiryo UI" w:eastAsia="Meiryo UI" w:cs="Meiryo UI" w:hint="default"/>
+        <w:rFonts w:ascii="Meiryo UI" w:eastAsia="Meiryo UI" w:hAnsi="Meiryo UI" w:cs="Meiryo UI" w:hint="default"/>
       </w:rPr>
     </w:lvl>
     <w:lvl w:ilvl="7" w:tplc="0409000B" w:tentative="1">
@@ -17645,7 +16822,7 @@
         <w:ind w:left="3960" w:hanging="440"/>
       </w:pPr>
       <w:rPr>
-        <w:rFonts w:ascii="Meiryo UI" w:hAnsi="Meiryo UI" w:eastAsia="Meiryo UI" w:cs="Meiryo UI" w:hint="default"/>
+        <w:rFonts w:ascii="Meiryo UI" w:eastAsia="Meiryo UI" w:hAnsi="Meiryo UI" w:cs="Meiryo UI" w:hint="default"/>
       </w:rPr>
     </w:lvl>
     <w:lvl w:ilvl="8" w:tplc="0409000D" w:tentative="1">
@@ -17657,7 +16834,7 @@
         <w:ind w:left="4400" w:hanging="440"/>
       </w:pPr>
       <w:rPr>
-        <w:rFonts w:ascii="Meiryo UI" w:hAnsi="Meiryo UI" w:eastAsia="Meiryo UI" w:cs="Meiryo UI" w:hint="default"/>
+        <w:rFonts w:ascii="Meiryo UI" w:eastAsia="Meiryo UI" w:hAnsi="Meiryo UI" w:cs="Meiryo UI" w:hint="default"/>
       </w:rPr>
     </w:lvl>
   </w:abstractNum>
@@ -17674,7 +16851,7 @@
         <w:ind w:left="440" w:hanging="440"/>
       </w:pPr>
       <w:rPr>
-        <w:rFonts w:ascii="Meiryo UI" w:hAnsi="Meiryo UI" w:eastAsia="Meiryo UI" w:cs="Meiryo UI" w:hint="default"/>
+        <w:rFonts w:ascii="Meiryo UI" w:eastAsia="Meiryo UI" w:hAnsi="Meiryo UI" w:cs="Meiryo UI" w:hint="default"/>
       </w:rPr>
     </w:lvl>
     <w:lvl w:ilvl="1" w:tplc="0409000B" w:tentative="1">
@@ -17686,7 +16863,7 @@
         <w:ind w:left="880" w:hanging="440"/>
       </w:pPr>
       <w:rPr>
-        <w:rFonts w:ascii="Meiryo UI" w:hAnsi="Meiryo UI" w:eastAsia="Meiryo UI" w:cs="Meiryo UI" w:hint="default"/>
+        <w:rFonts w:ascii="Meiryo UI" w:eastAsia="Meiryo UI" w:hAnsi="Meiryo UI" w:cs="Meiryo UI" w:hint="default"/>
       </w:rPr>
     </w:lvl>
     <w:lvl w:ilvl="2" w:tplc="0409000D" w:tentative="1">
@@ -17698,7 +16875,7 @@
         <w:ind w:left="1320" w:hanging="440"/>
       </w:pPr>
       <w:rPr>
-        <w:rFonts w:ascii="Meiryo UI" w:hAnsi="Meiryo UI" w:eastAsia="Meiryo UI" w:cs="Meiryo UI" w:hint="default"/>
+        <w:rFonts w:ascii="Meiryo UI" w:eastAsia="Meiryo UI" w:hAnsi="Meiryo UI" w:cs="Meiryo UI" w:hint="default"/>
       </w:rPr>
     </w:lvl>
     <w:lvl w:ilvl="3" w:tplc="04090001" w:tentative="1">
@@ -17710,7 +16887,7 @@
         <w:ind w:left="1760" w:hanging="440"/>
       </w:pPr>
       <w:rPr>
-        <w:rFonts w:ascii="Meiryo UI" w:hAnsi="Meiryo UI" w:eastAsia="Meiryo UI" w:cs="Meiryo UI" w:hint="default"/>
+        <w:rFonts w:ascii="Meiryo UI" w:eastAsia="Meiryo UI" w:hAnsi="Meiryo UI" w:cs="Meiryo UI" w:hint="default"/>
       </w:rPr>
     </w:lvl>
     <w:lvl w:ilvl="4" w:tplc="0409000B" w:tentative="1">
@@ -17722,7 +16899,7 @@
         <w:ind w:left="2200" w:hanging="440"/>
       </w:pPr>
       <w:rPr>
-        <w:rFonts w:ascii="Meiryo UI" w:hAnsi="Meiryo UI" w:eastAsia="Meiryo UI" w:cs="Meiryo UI" w:hint="default"/>
+        <w:rFonts w:ascii="Meiryo UI" w:eastAsia="Meiryo UI" w:hAnsi="Meiryo UI" w:cs="Meiryo UI" w:hint="default"/>
       </w:rPr>
     </w:lvl>
     <w:lvl w:ilvl="5" w:tplc="0409000D" w:tentative="1">
@@ -17734,7 +16911,7 @@
         <w:ind w:left="2640" w:hanging="440"/>
       </w:pPr>
       <w:rPr>
-        <w:rFonts w:ascii="Meiryo UI" w:hAnsi="Meiryo UI" w:eastAsia="Meiryo UI" w:cs="Meiryo UI" w:hint="default"/>
+        <w:rFonts w:ascii="Meiryo UI" w:eastAsia="Meiryo UI" w:hAnsi="Meiryo UI" w:cs="Meiryo UI" w:hint="default"/>
       </w:rPr>
     </w:lvl>
     <w:lvl w:ilvl="6" w:tplc="04090001" w:tentative="1">
@@ -17746,7 +16923,7 @@
         <w:ind w:left="3080" w:hanging="440"/>
       </w:pPr>
       <w:rPr>
-        <w:rFonts w:ascii="Meiryo UI" w:hAnsi="Meiryo UI" w:eastAsia="Meiryo UI" w:cs="Meiryo UI" w:hint="default"/>
+        <w:rFonts w:ascii="Meiryo UI" w:eastAsia="Meiryo UI" w:hAnsi="Meiryo UI" w:cs="Meiryo UI" w:hint="default"/>
       </w:rPr>
     </w:lvl>
     <w:lvl w:ilvl="7" w:tplc="0409000B" w:tentative="1">
@@ -17758,7 +16935,7 @@
         <w:ind w:left="3520" w:hanging="440"/>
       </w:pPr>
       <w:rPr>
-        <w:rFonts w:ascii="Meiryo UI" w:hAnsi="Meiryo UI" w:eastAsia="Meiryo UI" w:cs="Meiryo UI" w:hint="default"/>
+        <w:rFonts w:ascii="Meiryo UI" w:eastAsia="Meiryo UI" w:hAnsi="Meiryo UI" w:cs="Meiryo UI" w:hint="default"/>
       </w:rPr>
     </w:lvl>
     <w:lvl w:ilvl="8" w:tplc="0409000D" w:tentative="1">
@@ -17770,7 +16947,7 @@
         <w:ind w:left="3960" w:hanging="440"/>
       </w:pPr>
       <w:rPr>
-        <w:rFonts w:ascii="Meiryo UI" w:hAnsi="Meiryo UI" w:eastAsia="Meiryo UI" w:cs="Meiryo UI" w:hint="default"/>
+        <w:rFonts w:ascii="Meiryo UI" w:eastAsia="Meiryo UI" w:hAnsi="Meiryo UI" w:cs="Meiryo UI" w:hint="default"/>
       </w:rPr>
     </w:lvl>
   </w:abstractNum>
@@ -17787,7 +16964,7 @@
         <w:ind w:left="800" w:hanging="440"/>
       </w:pPr>
       <w:rPr>
-        <w:rFonts w:ascii="Meiryo UI" w:hAnsi="Meiryo UI" w:eastAsia="Meiryo UI" w:cs="Meiryo UI" w:hint="default"/>
+        <w:rFonts w:ascii="Meiryo UI" w:eastAsia="Meiryo UI" w:hAnsi="Meiryo UI" w:cs="Meiryo UI" w:hint="default"/>
         <w:u w:val="none"/>
       </w:rPr>
     </w:lvl>
@@ -18029,7 +17206,7 @@
         <w:ind w:left="680" w:hanging="440"/>
       </w:pPr>
       <w:rPr>
-        <w:rFonts w:ascii="Meiryo UI" w:hAnsi="Meiryo UI" w:eastAsia="Meiryo UI" w:cs="Meiryo UI" w:hint="default"/>
+        <w:rFonts w:ascii="Meiryo UI" w:eastAsia="Meiryo UI" w:hAnsi="Meiryo UI" w:cs="Meiryo UI" w:hint="default"/>
       </w:rPr>
     </w:lvl>
     <w:lvl w:ilvl="1" w:tplc="0409000B" w:tentative="1">
@@ -18041,7 +17218,7 @@
         <w:ind w:left="1120" w:hanging="440"/>
       </w:pPr>
       <w:rPr>
-        <w:rFonts w:ascii="Meiryo UI" w:hAnsi="Meiryo UI" w:eastAsia="Meiryo UI" w:cs="Meiryo UI" w:hint="default"/>
+        <w:rFonts w:ascii="Meiryo UI" w:eastAsia="Meiryo UI" w:hAnsi="Meiryo UI" w:cs="Meiryo UI" w:hint="default"/>
       </w:rPr>
     </w:lvl>
     <w:lvl w:ilvl="2" w:tplc="0409000D" w:tentative="1">
@@ -18053,7 +17230,7 @@
         <w:ind w:left="1560" w:hanging="440"/>
       </w:pPr>
       <w:rPr>
-        <w:rFonts w:ascii="Meiryo UI" w:hAnsi="Meiryo UI" w:eastAsia="Meiryo UI" w:cs="Meiryo UI" w:hint="default"/>
+        <w:rFonts w:ascii="Meiryo UI" w:eastAsia="Meiryo UI" w:hAnsi="Meiryo UI" w:cs="Meiryo UI" w:hint="default"/>
       </w:rPr>
     </w:lvl>
     <w:lvl w:ilvl="3" w:tplc="04090001" w:tentative="1">
@@ -18065,7 +17242,7 @@
         <w:ind w:left="2000" w:hanging="440"/>
       </w:pPr>
       <w:rPr>
-        <w:rFonts w:ascii="Meiryo UI" w:hAnsi="Meiryo UI" w:eastAsia="Meiryo UI" w:cs="Meiryo UI" w:hint="default"/>
+        <w:rFonts w:ascii="Meiryo UI" w:eastAsia="Meiryo UI" w:hAnsi="Meiryo UI" w:cs="Meiryo UI" w:hint="default"/>
       </w:rPr>
     </w:lvl>
     <w:lvl w:ilvl="4" w:tplc="0409000B" w:tentative="1">
@@ -18077,7 +17254,7 @@
         <w:ind w:left="2440" w:hanging="440"/>
       </w:pPr>
       <w:rPr>
-        <w:rFonts w:ascii="Meiryo UI" w:hAnsi="Meiryo UI" w:eastAsia="Meiryo UI" w:cs="Meiryo UI" w:hint="default"/>
+        <w:rFonts w:ascii="Meiryo UI" w:eastAsia="Meiryo UI" w:hAnsi="Meiryo UI" w:cs="Meiryo UI" w:hint="default"/>
       </w:rPr>
     </w:lvl>
     <w:lvl w:ilvl="5" w:tplc="0409000D" w:tentative="1">
@@ -18089,7 +17266,7 @@
         <w:ind w:left="2880" w:hanging="440"/>
       </w:pPr>
       <w:rPr>
-        <w:rFonts w:ascii="Meiryo UI" w:hAnsi="Meiryo UI" w:eastAsia="Meiryo UI" w:cs="Meiryo UI" w:hint="default"/>
+        <w:rFonts w:ascii="Meiryo UI" w:eastAsia="Meiryo UI" w:hAnsi="Meiryo UI" w:cs="Meiryo UI" w:hint="default"/>
       </w:rPr>
     </w:lvl>
     <w:lvl w:ilvl="6" w:tplc="04090001" w:tentative="1">
@@ -18101,7 +17278,7 @@
         <w:ind w:left="3320" w:hanging="440"/>
       </w:pPr>
       <w:rPr>
-        <w:rFonts w:ascii="Meiryo UI" w:hAnsi="Meiryo UI" w:eastAsia="Meiryo UI" w:cs="Meiryo UI" w:hint="default"/>
+        <w:rFonts w:ascii="Meiryo UI" w:eastAsia="Meiryo UI" w:hAnsi="Meiryo UI" w:cs="Meiryo UI" w:hint="default"/>
       </w:rPr>
     </w:lvl>
     <w:lvl w:ilvl="7" w:tplc="0409000B" w:tentative="1">
@@ -18113,7 +17290,7 @@
         <w:ind w:left="3760" w:hanging="440"/>
       </w:pPr>
       <w:rPr>
-        <w:rFonts w:ascii="Meiryo UI" w:hAnsi="Meiryo UI" w:eastAsia="Meiryo UI" w:cs="Meiryo UI" w:hint="default"/>
+        <w:rFonts w:ascii="Meiryo UI" w:eastAsia="Meiryo UI" w:hAnsi="Meiryo UI" w:cs="Meiryo UI" w:hint="default"/>
       </w:rPr>
     </w:lvl>
     <w:lvl w:ilvl="8" w:tplc="0409000D" w:tentative="1">
@@ -18125,7 +17302,7 @@
         <w:ind w:left="4200" w:hanging="440"/>
       </w:pPr>
       <w:rPr>
-        <w:rFonts w:ascii="Meiryo UI" w:hAnsi="Meiryo UI" w:eastAsia="Meiryo UI" w:cs="Meiryo UI" w:hint="default"/>
+        <w:rFonts w:ascii="Meiryo UI" w:eastAsia="Meiryo UI" w:hAnsi="Meiryo UI" w:cs="Meiryo UI" w:hint="default"/>
       </w:rPr>
     </w:lvl>
   </w:abstractNum>
@@ -18142,7 +17319,7 @@
         <w:ind w:left="800" w:hanging="440"/>
       </w:pPr>
       <w:rPr>
-        <w:rFonts w:ascii="Meiryo UI" w:hAnsi="Meiryo UI" w:eastAsia="Meiryo UI" w:cs="Meiryo UI" w:hint="default"/>
+        <w:rFonts w:ascii="Meiryo UI" w:eastAsia="Meiryo UI" w:hAnsi="Meiryo UI" w:cs="Meiryo UI" w:hint="default"/>
         <w:u w:val="none"/>
       </w:rPr>
     </w:lvl>
@@ -18155,7 +17332,7 @@
         <w:ind w:left="1520" w:hanging="440"/>
       </w:pPr>
       <w:rPr>
-        <w:rFonts w:ascii="Meiryo UI" w:hAnsi="Meiryo UI" w:eastAsia="Meiryo UI" w:cs="Meiryo UI" w:hint="default"/>
+        <w:rFonts w:ascii="Meiryo UI" w:eastAsia="Meiryo UI" w:hAnsi="Meiryo UI" w:cs="Meiryo UI" w:hint="default"/>
       </w:rPr>
     </w:lvl>
     <w:lvl w:ilvl="2">
@@ -18256,7 +17433,7 @@
         <w:ind w:left="440" w:hanging="440"/>
       </w:pPr>
       <w:rPr>
-        <w:rFonts w:ascii="Meiryo UI" w:hAnsi="Meiryo UI" w:eastAsia="Meiryo UI" w:cs="Meiryo UI" w:hint="default"/>
+        <w:rFonts w:ascii="Meiryo UI" w:eastAsia="Meiryo UI" w:hAnsi="Meiryo UI" w:cs="Meiryo UI" w:hint="default"/>
       </w:rPr>
     </w:lvl>
     <w:lvl w:ilvl="1" w:tplc="0409000B" w:tentative="1">
@@ -18268,7 +17445,7 @@
         <w:ind w:left="880" w:hanging="440"/>
       </w:pPr>
       <w:rPr>
-        <w:rFonts w:ascii="Meiryo UI" w:hAnsi="Meiryo UI" w:eastAsia="Meiryo UI" w:cs="Meiryo UI" w:hint="default"/>
+        <w:rFonts w:ascii="Meiryo UI" w:eastAsia="Meiryo UI" w:hAnsi="Meiryo UI" w:cs="Meiryo UI" w:hint="default"/>
       </w:rPr>
     </w:lvl>
     <w:lvl w:ilvl="2" w:tplc="0409000D" w:tentative="1">
@@ -18280,7 +17457,7 @@
         <w:ind w:left="1320" w:hanging="440"/>
       </w:pPr>
       <w:rPr>
-        <w:rFonts w:ascii="Meiryo UI" w:hAnsi="Meiryo UI" w:eastAsia="Meiryo UI" w:cs="Meiryo UI" w:hint="default"/>
+        <w:rFonts w:ascii="Meiryo UI" w:eastAsia="Meiryo UI" w:hAnsi="Meiryo UI" w:cs="Meiryo UI" w:hint="default"/>
       </w:rPr>
     </w:lvl>
     <w:lvl w:ilvl="3" w:tplc="04090001" w:tentative="1">
@@ -18292,7 +17469,7 @@
         <w:ind w:left="1760" w:hanging="440"/>
       </w:pPr>
       <w:rPr>
-        <w:rFonts w:ascii="Meiryo UI" w:hAnsi="Meiryo UI" w:eastAsia="Meiryo UI" w:cs="Meiryo UI" w:hint="default"/>
+        <w:rFonts w:ascii="Meiryo UI" w:eastAsia="Meiryo UI" w:hAnsi="Meiryo UI" w:cs="Meiryo UI" w:hint="default"/>
       </w:rPr>
     </w:lvl>
     <w:lvl w:ilvl="4" w:tplc="0409000B" w:tentative="1">
@@ -18304,7 +17481,7 @@
         <w:ind w:left="2200" w:hanging="440"/>
       </w:pPr>
       <w:rPr>
-        <w:rFonts w:ascii="Meiryo UI" w:hAnsi="Meiryo UI" w:eastAsia="Meiryo UI" w:cs="Meiryo UI" w:hint="default"/>
+        <w:rFonts w:ascii="Meiryo UI" w:eastAsia="Meiryo UI" w:hAnsi="Meiryo UI" w:cs="Meiryo UI" w:hint="default"/>
       </w:rPr>
     </w:lvl>
     <w:lvl w:ilvl="5" w:tplc="0409000D" w:tentative="1">
@@ -18316,7 +17493,7 @@
         <w:ind w:left="2640" w:hanging="440"/>
       </w:pPr>
       <w:rPr>
-        <w:rFonts w:ascii="Meiryo UI" w:hAnsi="Meiryo UI" w:eastAsia="Meiryo UI" w:cs="Meiryo UI" w:hint="default"/>
+        <w:rFonts w:ascii="Meiryo UI" w:eastAsia="Meiryo UI" w:hAnsi="Meiryo UI" w:cs="Meiryo UI" w:hint="default"/>
       </w:rPr>
     </w:lvl>
     <w:lvl w:ilvl="6" w:tplc="04090001" w:tentative="1">
@@ -18328,7 +17505,7 @@
         <w:ind w:left="3080" w:hanging="440"/>
       </w:pPr>
       <w:rPr>
-        <w:rFonts w:ascii="Meiryo UI" w:hAnsi="Meiryo UI" w:eastAsia="Meiryo UI" w:cs="Meiryo UI" w:hint="default"/>
+        <w:rFonts w:ascii="Meiryo UI" w:eastAsia="Meiryo UI" w:hAnsi="Meiryo UI" w:cs="Meiryo UI" w:hint="default"/>
       </w:rPr>
     </w:lvl>
     <w:lvl w:ilvl="7" w:tplc="0409000B" w:tentative="1">
@@ -18340,7 +17517,7 @@
         <w:ind w:left="3520" w:hanging="440"/>
       </w:pPr>
       <w:rPr>
-        <w:rFonts w:ascii="Meiryo UI" w:hAnsi="Meiryo UI" w:eastAsia="Meiryo UI" w:cs="Meiryo UI" w:hint="default"/>
+        <w:rFonts w:ascii="Meiryo UI" w:eastAsia="Meiryo UI" w:hAnsi="Meiryo UI" w:cs="Meiryo UI" w:hint="default"/>
       </w:rPr>
     </w:lvl>
     <w:lvl w:ilvl="8" w:tplc="0409000D" w:tentative="1">
@@ -18352,7 +17529,7 @@
         <w:ind w:left="3960" w:hanging="440"/>
       </w:pPr>
       <w:rPr>
-        <w:rFonts w:ascii="Meiryo UI" w:hAnsi="Meiryo UI" w:eastAsia="Meiryo UI" w:cs="Meiryo UI" w:hint="default"/>
+        <w:rFonts w:ascii="Meiryo UI" w:eastAsia="Meiryo UI" w:hAnsi="Meiryo UI" w:cs="Meiryo UI" w:hint="default"/>
       </w:rPr>
     </w:lvl>
   </w:abstractNum>
@@ -18369,7 +17546,7 @@
         <w:ind w:left="800" w:hanging="440"/>
       </w:pPr>
       <w:rPr>
-        <w:rFonts w:ascii="Meiryo UI" w:hAnsi="Meiryo UI" w:eastAsia="Meiryo UI" w:cs="Meiryo UI" w:hint="default"/>
+        <w:rFonts w:ascii="Meiryo UI" w:eastAsia="Meiryo UI" w:hAnsi="Meiryo UI" w:cs="Meiryo UI" w:hint="default"/>
         <w:u w:val="none"/>
       </w:rPr>
     </w:lvl>
@@ -18483,7 +17660,7 @@
         <w:ind w:left="440" w:hanging="440"/>
       </w:pPr>
       <w:rPr>
-        <w:rFonts w:ascii="Meiryo UI" w:hAnsi="Meiryo UI" w:eastAsia="Meiryo UI" w:cs="Meiryo UI" w:hint="default"/>
+        <w:rFonts w:ascii="Meiryo UI" w:eastAsia="Meiryo UI" w:hAnsi="Meiryo UI" w:cs="Meiryo UI" w:hint="default"/>
       </w:rPr>
     </w:lvl>
     <w:lvl w:ilvl="1" w:tplc="0409000B" w:tentative="1">
@@ -18495,7 +17672,7 @@
         <w:ind w:left="880" w:hanging="440"/>
       </w:pPr>
       <w:rPr>
-        <w:rFonts w:ascii="Meiryo UI" w:hAnsi="Meiryo UI" w:eastAsia="Meiryo UI" w:cs="Meiryo UI" w:hint="default"/>
+        <w:rFonts w:ascii="Meiryo UI" w:eastAsia="Meiryo UI" w:hAnsi="Meiryo UI" w:cs="Meiryo UI" w:hint="default"/>
       </w:rPr>
     </w:lvl>
     <w:lvl w:ilvl="2" w:tplc="0409000D" w:tentative="1">
@@ -18507,7 +17684,7 @@
         <w:ind w:left="1320" w:hanging="440"/>
       </w:pPr>
       <w:rPr>
-        <w:rFonts w:ascii="Meiryo UI" w:hAnsi="Meiryo UI" w:eastAsia="Meiryo UI" w:cs="Meiryo UI" w:hint="default"/>
+        <w:rFonts w:ascii="Meiryo UI" w:eastAsia="Meiryo UI" w:hAnsi="Meiryo UI" w:cs="Meiryo UI" w:hint="default"/>
       </w:rPr>
     </w:lvl>
     <w:lvl w:ilvl="3" w:tplc="04090001" w:tentative="1">
@@ -18519,7 +17696,7 @@
         <w:ind w:left="1760" w:hanging="440"/>
       </w:pPr>
       <w:rPr>
-        <w:rFonts w:ascii="Meiryo UI" w:hAnsi="Meiryo UI" w:eastAsia="Meiryo UI" w:cs="Meiryo UI" w:hint="default"/>
+        <w:rFonts w:ascii="Meiryo UI" w:eastAsia="Meiryo UI" w:hAnsi="Meiryo UI" w:cs="Meiryo UI" w:hint="default"/>
       </w:rPr>
     </w:lvl>
     <w:lvl w:ilvl="4" w:tplc="0409000B" w:tentative="1">
@@ -18531,7 +17708,7 @@
         <w:ind w:left="2200" w:hanging="440"/>
       </w:pPr>
       <w:rPr>
-        <w:rFonts w:ascii="Meiryo UI" w:hAnsi="Meiryo UI" w:eastAsia="Meiryo UI" w:cs="Meiryo UI" w:hint="default"/>
+        <w:rFonts w:ascii="Meiryo UI" w:eastAsia="Meiryo UI" w:hAnsi="Meiryo UI" w:cs="Meiryo UI" w:hint="default"/>
       </w:rPr>
     </w:lvl>
     <w:lvl w:ilvl="5" w:tplc="0409000D" w:tentative="1">
@@ -18543,7 +17720,7 @@
         <w:ind w:left="2640" w:hanging="440"/>
       </w:pPr>
       <w:rPr>
-        <w:rFonts w:ascii="Meiryo UI" w:hAnsi="Meiryo UI" w:eastAsia="Meiryo UI" w:cs="Meiryo UI" w:hint="default"/>
+        <w:rFonts w:ascii="Meiryo UI" w:eastAsia="Meiryo UI" w:hAnsi="Meiryo UI" w:cs="Meiryo UI" w:hint="default"/>
       </w:rPr>
     </w:lvl>
     <w:lvl w:ilvl="6" w:tplc="04090001" w:tentative="1">
@@ -18555,7 +17732,7 @@
         <w:ind w:left="3080" w:hanging="440"/>
       </w:pPr>
       <w:rPr>
-        <w:rFonts w:ascii="Meiryo UI" w:hAnsi="Meiryo UI" w:eastAsia="Meiryo UI" w:cs="Meiryo UI" w:hint="default"/>
+        <w:rFonts w:ascii="Meiryo UI" w:eastAsia="Meiryo UI" w:hAnsi="Meiryo UI" w:cs="Meiryo UI" w:hint="default"/>
       </w:rPr>
     </w:lvl>
     <w:lvl w:ilvl="7" w:tplc="0409000B" w:tentative="1">
@@ -18567,7 +17744,7 @@
         <w:ind w:left="3520" w:hanging="440"/>
       </w:pPr>
       <w:rPr>
-        <w:rFonts w:ascii="Meiryo UI" w:hAnsi="Meiryo UI" w:eastAsia="Meiryo UI" w:cs="Meiryo UI" w:hint="default"/>
+        <w:rFonts w:ascii="Meiryo UI" w:eastAsia="Meiryo UI" w:hAnsi="Meiryo UI" w:cs="Meiryo UI" w:hint="default"/>
       </w:rPr>
     </w:lvl>
     <w:lvl w:ilvl="8" w:tplc="0409000D" w:tentative="1">
@@ -18579,7 +17756,7 @@
         <w:ind w:left="3960" w:hanging="440"/>
       </w:pPr>
       <w:rPr>
-        <w:rFonts w:ascii="Meiryo UI" w:hAnsi="Meiryo UI" w:eastAsia="Meiryo UI" w:cs="Meiryo UI" w:hint="default"/>
+        <w:rFonts w:ascii="Meiryo UI" w:eastAsia="Meiryo UI" w:hAnsi="Meiryo UI" w:cs="Meiryo UI" w:hint="default"/>
       </w:rPr>
     </w:lvl>
   </w:abstractNum>
@@ -18596,7 +17773,7 @@
         <w:ind w:left="800" w:hanging="440"/>
       </w:pPr>
       <w:rPr>
-        <w:rFonts w:ascii="Meiryo UI" w:hAnsi="Meiryo UI" w:eastAsia="Meiryo UI" w:cs="Meiryo UI" w:hint="default"/>
+        <w:rFonts w:ascii="Meiryo UI" w:eastAsia="Meiryo UI" w:hAnsi="Meiryo UI" w:cs="Meiryo UI" w:hint="default"/>
         <w:u w:val="none"/>
       </w:rPr>
     </w:lvl>
@@ -18609,7 +17786,7 @@
         <w:ind w:left="1520" w:hanging="440"/>
       </w:pPr>
       <w:rPr>
-        <w:rFonts w:ascii="Meiryo UI" w:hAnsi="Meiryo UI" w:eastAsia="Meiryo UI" w:cs="Meiryo UI" w:hint="default"/>
+        <w:rFonts w:ascii="Meiryo UI" w:eastAsia="Meiryo UI" w:hAnsi="Meiryo UI" w:cs="Meiryo UI" w:hint="default"/>
       </w:rPr>
     </w:lvl>
     <w:lvl w:ilvl="2">
@@ -18713,7 +17890,7 @@
         <w:ind w:left="720" w:hanging="360"/>
       </w:pPr>
       <w:rPr>
-        <w:rFonts w:ascii="Meiryo UI" w:hAnsi="Meiryo UI" w:eastAsia="Meiryo UI" w:cs="Meiryo UI" w:hint="default"/>
+        <w:rFonts w:ascii="Meiryo UI" w:eastAsia="Meiryo UI" w:hAnsi="Meiryo UI" w:cs="Meiryo UI" w:hint="default"/>
         <w:sz w:val="20"/>
       </w:rPr>
     </w:lvl>
@@ -18745,7 +17922,7 @@
         <w:ind w:left="2160" w:hanging="360"/>
       </w:pPr>
       <w:rPr>
-        <w:rFonts w:ascii="Meiryo UI" w:hAnsi="Meiryo UI" w:eastAsia="Meiryo UI" w:cs="Meiryo UI" w:hint="default"/>
+        <w:rFonts w:ascii="Meiryo UI" w:eastAsia="Meiryo UI" w:hAnsi="Meiryo UI" w:cs="Meiryo UI" w:hint="default"/>
         <w:sz w:val="20"/>
       </w:rPr>
     </w:lvl>
@@ -18761,7 +17938,7 @@
         <w:ind w:left="2880" w:hanging="360"/>
       </w:pPr>
       <w:rPr>
-        <w:rFonts w:ascii="Meiryo UI" w:hAnsi="Meiryo UI" w:eastAsia="Meiryo UI" w:cs="Meiryo UI" w:hint="default"/>
+        <w:rFonts w:ascii="Meiryo UI" w:eastAsia="Meiryo UI" w:hAnsi="Meiryo UI" w:cs="Meiryo UI" w:hint="default"/>
         <w:sz w:val="20"/>
       </w:rPr>
     </w:lvl>
@@ -18777,7 +17954,7 @@
         <w:ind w:left="3600" w:hanging="360"/>
       </w:pPr>
       <w:rPr>
-        <w:rFonts w:ascii="Meiryo UI" w:hAnsi="Meiryo UI" w:eastAsia="Meiryo UI" w:cs="Meiryo UI" w:hint="default"/>
+        <w:rFonts w:ascii="Meiryo UI" w:eastAsia="Meiryo UI" w:hAnsi="Meiryo UI" w:cs="Meiryo UI" w:hint="default"/>
         <w:sz w:val="20"/>
       </w:rPr>
     </w:lvl>
@@ -18793,7 +17970,7 @@
         <w:ind w:left="4320" w:hanging="360"/>
       </w:pPr>
       <w:rPr>
-        <w:rFonts w:ascii="Meiryo UI" w:hAnsi="Meiryo UI" w:eastAsia="Meiryo UI" w:cs="Meiryo UI" w:hint="default"/>
+        <w:rFonts w:ascii="Meiryo UI" w:eastAsia="Meiryo UI" w:hAnsi="Meiryo UI" w:cs="Meiryo UI" w:hint="default"/>
         <w:sz w:val="20"/>
       </w:rPr>
     </w:lvl>
@@ -18809,7 +17986,7 @@
         <w:ind w:left="5040" w:hanging="360"/>
       </w:pPr>
       <w:rPr>
-        <w:rFonts w:ascii="Meiryo UI" w:hAnsi="Meiryo UI" w:eastAsia="Meiryo UI" w:cs="Meiryo UI" w:hint="default"/>
+        <w:rFonts w:ascii="Meiryo UI" w:eastAsia="Meiryo UI" w:hAnsi="Meiryo UI" w:cs="Meiryo UI" w:hint="default"/>
         <w:sz w:val="20"/>
       </w:rPr>
     </w:lvl>
@@ -18825,7 +18002,7 @@
         <w:ind w:left="5760" w:hanging="360"/>
       </w:pPr>
       <w:rPr>
-        <w:rFonts w:ascii="Meiryo UI" w:hAnsi="Meiryo UI" w:eastAsia="Meiryo UI" w:cs="Meiryo UI" w:hint="default"/>
+        <w:rFonts w:ascii="Meiryo UI" w:eastAsia="Meiryo UI" w:hAnsi="Meiryo UI" w:cs="Meiryo UI" w:hint="default"/>
         <w:sz w:val="20"/>
       </w:rPr>
     </w:lvl>
@@ -18841,7 +18018,7 @@
         <w:ind w:left="6480" w:hanging="360"/>
       </w:pPr>
       <w:rPr>
-        <w:rFonts w:ascii="Meiryo UI" w:hAnsi="Meiryo UI" w:eastAsia="Meiryo UI" w:cs="Meiryo UI" w:hint="default"/>
+        <w:rFonts w:ascii="Meiryo UI" w:eastAsia="Meiryo UI" w:hAnsi="Meiryo UI" w:cs="Meiryo UI" w:hint="default"/>
         <w:sz w:val="20"/>
       </w:rPr>
     </w:lvl>
@@ -18859,7 +18036,7 @@
         <w:ind w:left="440" w:hanging="440"/>
       </w:pPr>
       <w:rPr>
-        <w:rFonts w:ascii="Meiryo UI" w:hAnsi="Meiryo UI" w:eastAsia="Meiryo UI" w:cs="Meiryo UI" w:hint="default"/>
+        <w:rFonts w:ascii="Meiryo UI" w:eastAsia="Meiryo UI" w:hAnsi="Meiryo UI" w:cs="Meiryo UI" w:hint="default"/>
       </w:rPr>
     </w:lvl>
     <w:lvl w:ilvl="1" w:tplc="0409000B" w:tentative="1">
@@ -18871,7 +18048,7 @@
         <w:ind w:left="880" w:hanging="440"/>
       </w:pPr>
       <w:rPr>
-        <w:rFonts w:ascii="Meiryo UI" w:hAnsi="Meiryo UI" w:eastAsia="Meiryo UI" w:cs="Meiryo UI" w:hint="default"/>
+        <w:rFonts w:ascii="Meiryo UI" w:eastAsia="Meiryo UI" w:hAnsi="Meiryo UI" w:cs="Meiryo UI" w:hint="default"/>
       </w:rPr>
     </w:lvl>
     <w:lvl w:ilvl="2" w:tplc="0409000D" w:tentative="1">
@@ -18883,7 +18060,7 @@
         <w:ind w:left="1320" w:hanging="440"/>
       </w:pPr>
       <w:rPr>
-        <w:rFonts w:ascii="Meiryo UI" w:hAnsi="Meiryo UI" w:eastAsia="Meiryo UI" w:cs="Meiryo UI" w:hint="default"/>
+        <w:rFonts w:ascii="Meiryo UI" w:eastAsia="Meiryo UI" w:hAnsi="Meiryo UI" w:cs="Meiryo UI" w:hint="default"/>
       </w:rPr>
     </w:lvl>
     <w:lvl w:ilvl="3" w:tplc="04090001" w:tentative="1">
@@ -18895,7 +18072,7 @@
         <w:ind w:left="1760" w:hanging="440"/>
       </w:pPr>
       <w:rPr>
-        <w:rFonts w:ascii="Meiryo UI" w:hAnsi="Meiryo UI" w:eastAsia="Meiryo UI" w:cs="Meiryo UI" w:hint="default"/>
+        <w:rFonts w:ascii="Meiryo UI" w:eastAsia="Meiryo UI" w:hAnsi="Meiryo UI" w:cs="Meiryo UI" w:hint="default"/>
       </w:rPr>
     </w:lvl>
     <w:lvl w:ilvl="4" w:tplc="0409000B" w:tentative="1">
@@ -18907,7 +18084,7 @@
         <w:ind w:left="2200" w:hanging="440"/>
       </w:pPr>
       <w:rPr>
-        <w:rFonts w:ascii="Meiryo UI" w:hAnsi="Meiryo UI" w:eastAsia="Meiryo UI" w:cs="Meiryo UI" w:hint="default"/>
+        <w:rFonts w:ascii="Meiryo UI" w:eastAsia="Meiryo UI" w:hAnsi="Meiryo UI" w:cs="Meiryo UI" w:hint="default"/>
       </w:rPr>
     </w:lvl>
     <w:lvl w:ilvl="5" w:tplc="0409000D" w:tentative="1">
@@ -18919,7 +18096,7 @@
         <w:ind w:left="2640" w:hanging="440"/>
       </w:pPr>
       <w:rPr>
-        <w:rFonts w:ascii="Meiryo UI" w:hAnsi="Meiryo UI" w:eastAsia="Meiryo UI" w:cs="Meiryo UI" w:hint="default"/>
+        <w:rFonts w:ascii="Meiryo UI" w:eastAsia="Meiryo UI" w:hAnsi="Meiryo UI" w:cs="Meiryo UI" w:hint="default"/>
       </w:rPr>
     </w:lvl>
     <w:lvl w:ilvl="6" w:tplc="04090001" w:tentative="1">
@@ -18931,7 +18108,7 @@
         <w:ind w:left="3080" w:hanging="440"/>
       </w:pPr>
       <w:rPr>
-        <w:rFonts w:ascii="Meiryo UI" w:hAnsi="Meiryo UI" w:eastAsia="Meiryo UI" w:cs="Meiryo UI" w:hint="default"/>
+        <w:rFonts w:ascii="Meiryo UI" w:eastAsia="Meiryo UI" w:hAnsi="Meiryo UI" w:cs="Meiryo UI" w:hint="default"/>
       </w:rPr>
     </w:lvl>
     <w:lvl w:ilvl="7" w:tplc="0409000B" w:tentative="1">
@@ -18943,7 +18120,7 @@
         <w:ind w:left="3520" w:hanging="440"/>
       </w:pPr>
       <w:rPr>
-        <w:rFonts w:ascii="Meiryo UI" w:hAnsi="Meiryo UI" w:eastAsia="Meiryo UI" w:cs="Meiryo UI" w:hint="default"/>
+        <w:rFonts w:ascii="Meiryo UI" w:eastAsia="Meiryo UI" w:hAnsi="Meiryo UI" w:cs="Meiryo UI" w:hint="default"/>
       </w:rPr>
     </w:lvl>
     <w:lvl w:ilvl="8" w:tplc="0409000D" w:tentative="1">
@@ -18955,7 +18132,7 @@
         <w:ind w:left="3960" w:hanging="440"/>
       </w:pPr>
       <w:rPr>
-        <w:rFonts w:ascii="Meiryo UI" w:hAnsi="Meiryo UI" w:eastAsia="Meiryo UI" w:cs="Meiryo UI" w:hint="default"/>
+        <w:rFonts w:ascii="Meiryo UI" w:eastAsia="Meiryo UI" w:hAnsi="Meiryo UI" w:cs="Meiryo UI" w:hint="default"/>
       </w:rPr>
     </w:lvl>
   </w:abstractNum>
@@ -18972,7 +18149,7 @@
         <w:ind w:left="440" w:hanging="440"/>
       </w:pPr>
       <w:rPr>
-        <w:rFonts w:ascii="Meiryo UI" w:hAnsi="Meiryo UI" w:eastAsia="Meiryo UI" w:cs="Meiryo UI" w:hint="default"/>
+        <w:rFonts w:ascii="Meiryo UI" w:eastAsia="Meiryo UI" w:hAnsi="Meiryo UI" w:cs="Meiryo UI" w:hint="default"/>
       </w:rPr>
     </w:lvl>
     <w:lvl w:ilvl="1">
@@ -18984,7 +18161,7 @@
         <w:ind w:left="1520" w:hanging="440"/>
       </w:pPr>
       <w:rPr>
-        <w:rFonts w:ascii="Meiryo UI" w:hAnsi="Meiryo UI" w:eastAsia="Meiryo UI" w:cs="Meiryo UI" w:hint="default"/>
+        <w:rFonts w:ascii="Meiryo UI" w:eastAsia="Meiryo UI" w:hAnsi="Meiryo UI" w:cs="Meiryo UI" w:hint="default"/>
       </w:rPr>
     </w:lvl>
     <w:lvl w:ilvl="2" w:tentative="1">
@@ -19085,7 +18262,7 @@
         <w:ind w:left="800" w:hanging="440"/>
       </w:pPr>
       <w:rPr>
-        <w:rFonts w:ascii="Meiryo UI" w:hAnsi="Meiryo UI" w:eastAsia="Meiryo UI" w:cs="Meiryo UI" w:hint="default"/>
+        <w:rFonts w:ascii="Meiryo UI" w:eastAsia="Meiryo UI" w:hAnsi="Meiryo UI" w:cs="Meiryo UI" w:hint="default"/>
         <w:u w:val="none"/>
       </w:rPr>
     </w:lvl>
@@ -19199,7 +18376,7 @@
         <w:ind w:left="440" w:hanging="440"/>
       </w:pPr>
       <w:rPr>
-        <w:rFonts w:ascii="Meiryo UI" w:hAnsi="Meiryo UI" w:eastAsia="Meiryo UI" w:cs="Meiryo UI" w:hint="default"/>
+        <w:rFonts w:ascii="Meiryo UI" w:eastAsia="Meiryo UI" w:hAnsi="Meiryo UI" w:cs="Meiryo UI" w:hint="default"/>
       </w:rPr>
     </w:lvl>
     <w:lvl w:ilvl="1" w:tplc="0409000B" w:tentative="1">
@@ -19211,7 +18388,7 @@
         <w:ind w:left="880" w:hanging="440"/>
       </w:pPr>
       <w:rPr>
-        <w:rFonts w:ascii="Meiryo UI" w:hAnsi="Meiryo UI" w:eastAsia="Meiryo UI" w:cs="Meiryo UI" w:hint="default"/>
+        <w:rFonts w:ascii="Meiryo UI" w:eastAsia="Meiryo UI" w:hAnsi="Meiryo UI" w:cs="Meiryo UI" w:hint="default"/>
       </w:rPr>
     </w:lvl>
     <w:lvl w:ilvl="2" w:tplc="0409000D" w:tentative="1">
@@ -19223,7 +18400,7 @@
         <w:ind w:left="1320" w:hanging="440"/>
       </w:pPr>
       <w:rPr>
-        <w:rFonts w:ascii="Meiryo UI" w:hAnsi="Meiryo UI" w:eastAsia="Meiryo UI" w:cs="Meiryo UI" w:hint="default"/>
+        <w:rFonts w:ascii="Meiryo UI" w:eastAsia="Meiryo UI" w:hAnsi="Meiryo UI" w:cs="Meiryo UI" w:hint="default"/>
       </w:rPr>
     </w:lvl>
     <w:lvl w:ilvl="3" w:tplc="04090001" w:tentative="1">
@@ -19235,7 +18412,7 @@
         <w:ind w:left="1760" w:hanging="440"/>
       </w:pPr>
       <w:rPr>
-        <w:rFonts w:ascii="Meiryo UI" w:hAnsi="Meiryo UI" w:eastAsia="Meiryo UI" w:cs="Meiryo UI" w:hint="default"/>
+        <w:rFonts w:ascii="Meiryo UI" w:eastAsia="Meiryo UI" w:hAnsi="Meiryo UI" w:cs="Meiryo UI" w:hint="default"/>
       </w:rPr>
     </w:lvl>
     <w:lvl w:ilvl="4" w:tplc="0409000B" w:tentative="1">
@@ -19247,7 +18424,7 @@
         <w:ind w:left="2200" w:hanging="440"/>
       </w:pPr>
       <w:rPr>
-        <w:rFonts w:ascii="Meiryo UI" w:hAnsi="Meiryo UI" w:eastAsia="Meiryo UI" w:cs="Meiryo UI" w:hint="default"/>
+        <w:rFonts w:ascii="Meiryo UI" w:eastAsia="Meiryo UI" w:hAnsi="Meiryo UI" w:cs="Meiryo UI" w:hint="default"/>
       </w:rPr>
     </w:lvl>
     <w:lvl w:ilvl="5" w:tplc="0409000D" w:tentative="1">
@@ -19259,7 +18436,7 @@
         <w:ind w:left="2640" w:hanging="440"/>
       </w:pPr>
       <w:rPr>
-        <w:rFonts w:ascii="Meiryo UI" w:hAnsi="Meiryo UI" w:eastAsia="Meiryo UI" w:cs="Meiryo UI" w:hint="default"/>
+        <w:rFonts w:ascii="Meiryo UI" w:eastAsia="Meiryo UI" w:hAnsi="Meiryo UI" w:cs="Meiryo UI" w:hint="default"/>
       </w:rPr>
     </w:lvl>
     <w:lvl w:ilvl="6" w:tplc="04090001" w:tentative="1">
@@ -19271,7 +18448,7 @@
         <w:ind w:left="3080" w:hanging="440"/>
       </w:pPr>
       <w:rPr>
-        <w:rFonts w:ascii="Meiryo UI" w:hAnsi="Meiryo UI" w:eastAsia="Meiryo UI" w:cs="Meiryo UI" w:hint="default"/>
+        <w:rFonts w:ascii="Meiryo UI" w:eastAsia="Meiryo UI" w:hAnsi="Meiryo UI" w:cs="Meiryo UI" w:hint="default"/>
       </w:rPr>
     </w:lvl>
     <w:lvl w:ilvl="7" w:tplc="0409000B" w:tentative="1">
@@ -19283,7 +18460,7 @@
         <w:ind w:left="3520" w:hanging="440"/>
       </w:pPr>
       <w:rPr>
-        <w:rFonts w:ascii="Meiryo UI" w:hAnsi="Meiryo UI" w:eastAsia="Meiryo UI" w:cs="Meiryo UI" w:hint="default"/>
+        <w:rFonts w:ascii="Meiryo UI" w:eastAsia="Meiryo UI" w:hAnsi="Meiryo UI" w:cs="Meiryo UI" w:hint="default"/>
       </w:rPr>
     </w:lvl>
     <w:lvl w:ilvl="8" w:tplc="0409000D" w:tentative="1">
@@ -19295,7 +18472,7 @@
         <w:ind w:left="3960" w:hanging="440"/>
       </w:pPr>
       <w:rPr>
-        <w:rFonts w:ascii="Meiryo UI" w:hAnsi="Meiryo UI" w:eastAsia="Meiryo UI" w:cs="Meiryo UI" w:hint="default"/>
+        <w:rFonts w:ascii="Meiryo UI" w:eastAsia="Meiryo UI" w:hAnsi="Meiryo UI" w:cs="Meiryo UI" w:hint="default"/>
       </w:rPr>
     </w:lvl>
   </w:abstractNum>
@@ -19312,7 +18489,7 @@
         <w:ind w:left="800" w:hanging="440"/>
       </w:pPr>
       <w:rPr>
-        <w:rFonts w:ascii="Meiryo UI" w:hAnsi="Meiryo UI" w:eastAsia="Meiryo UI" w:cs="Meiryo UI" w:hint="default"/>
+        <w:rFonts w:ascii="Meiryo UI" w:eastAsia="Meiryo UI" w:hAnsi="Meiryo UI" w:cs="Meiryo UI" w:hint="default"/>
         <w:u w:val="none"/>
       </w:rPr>
     </w:lvl>
@@ -19426,7 +18603,7 @@
         <w:ind w:left="440" w:hanging="440"/>
       </w:pPr>
       <w:rPr>
-        <w:rFonts w:ascii="Meiryo UI" w:hAnsi="Meiryo UI" w:eastAsia="Meiryo UI" w:cs="Meiryo UI" w:hint="default"/>
+        <w:rFonts w:ascii="Meiryo UI" w:eastAsia="Meiryo UI" w:hAnsi="Meiryo UI" w:cs="Meiryo UI" w:hint="default"/>
       </w:rPr>
     </w:lvl>
     <w:lvl w:ilvl="1" w:tplc="0409000B" w:tentative="1">
@@ -19438,7 +18615,7 @@
         <w:ind w:left="880" w:hanging="440"/>
       </w:pPr>
       <w:rPr>
-        <w:rFonts w:ascii="Meiryo UI" w:hAnsi="Meiryo UI" w:eastAsia="Meiryo UI" w:cs="Meiryo UI" w:hint="default"/>
+        <w:rFonts w:ascii="Meiryo UI" w:eastAsia="Meiryo UI" w:hAnsi="Meiryo UI" w:cs="Meiryo UI" w:hint="default"/>
       </w:rPr>
     </w:lvl>
     <w:lvl w:ilvl="2" w:tplc="0409000D" w:tentative="1">
@@ -19450,7 +18627,7 @@
         <w:ind w:left="1320" w:hanging="440"/>
       </w:pPr>
       <w:rPr>
-        <w:rFonts w:ascii="Meiryo UI" w:hAnsi="Meiryo UI" w:eastAsia="Meiryo UI" w:cs="Meiryo UI" w:hint="default"/>
+        <w:rFonts w:ascii="Meiryo UI" w:eastAsia="Meiryo UI" w:hAnsi="Meiryo UI" w:cs="Meiryo UI" w:hint="default"/>
       </w:rPr>
     </w:lvl>
     <w:lvl w:ilvl="3" w:tplc="04090001" w:tentative="1">
@@ -19462,7 +18639,7 @@
         <w:ind w:left="1760" w:hanging="440"/>
       </w:pPr>
       <w:rPr>
-        <w:rFonts w:ascii="Meiryo UI" w:hAnsi="Meiryo UI" w:eastAsia="Meiryo UI" w:cs="Meiryo UI" w:hint="default"/>
+        <w:rFonts w:ascii="Meiryo UI" w:eastAsia="Meiryo UI" w:hAnsi="Meiryo UI" w:cs="Meiryo UI" w:hint="default"/>
       </w:rPr>
     </w:lvl>
     <w:lvl w:ilvl="4" w:tplc="0409000B" w:tentative="1">
@@ -19474,7 +18651,7 @@
         <w:ind w:left="2200" w:hanging="440"/>
       </w:pPr>
       <w:rPr>
-        <w:rFonts w:ascii="Meiryo UI" w:hAnsi="Meiryo UI" w:eastAsia="Meiryo UI" w:cs="Meiryo UI" w:hint="default"/>
+        <w:rFonts w:ascii="Meiryo UI" w:eastAsia="Meiryo UI" w:hAnsi="Meiryo UI" w:cs="Meiryo UI" w:hint="default"/>
       </w:rPr>
     </w:lvl>
     <w:lvl w:ilvl="5" w:tplc="0409000D" w:tentative="1">
@@ -19486,7 +18663,7 @@
         <w:ind w:left="2640" w:hanging="440"/>
       </w:pPr>
       <w:rPr>
-        <w:rFonts w:ascii="Meiryo UI" w:hAnsi="Meiryo UI" w:eastAsia="Meiryo UI" w:cs="Meiryo UI" w:hint="default"/>
+        <w:rFonts w:ascii="Meiryo UI" w:eastAsia="Meiryo UI" w:hAnsi="Meiryo UI" w:cs="Meiryo UI" w:hint="default"/>
       </w:rPr>
     </w:lvl>
     <w:lvl w:ilvl="6" w:tplc="04090001" w:tentative="1">
@@ -19498,7 +18675,7 @@
         <w:ind w:left="3080" w:hanging="440"/>
       </w:pPr>
       <w:rPr>
-        <w:rFonts w:ascii="Meiryo UI" w:hAnsi="Meiryo UI" w:eastAsia="Meiryo UI" w:cs="Meiryo UI" w:hint="default"/>
+        <w:rFonts w:ascii="Meiryo UI" w:eastAsia="Meiryo UI" w:hAnsi="Meiryo UI" w:cs="Meiryo UI" w:hint="default"/>
       </w:rPr>
     </w:lvl>
     <w:lvl w:ilvl="7" w:tplc="0409000B" w:tentative="1">
@@ -19510,7 +18687,7 @@
         <w:ind w:left="3520" w:hanging="440"/>
       </w:pPr>
       <w:rPr>
-        <w:rFonts w:ascii="Meiryo UI" w:hAnsi="Meiryo UI" w:eastAsia="Meiryo UI" w:cs="Meiryo UI" w:hint="default"/>
+        <w:rFonts w:ascii="Meiryo UI" w:eastAsia="Meiryo UI" w:hAnsi="Meiryo UI" w:cs="Meiryo UI" w:hint="default"/>
       </w:rPr>
     </w:lvl>
     <w:lvl w:ilvl="8" w:tplc="0409000D" w:tentative="1">
@@ -19522,7 +18699,7 @@
         <w:ind w:left="3960" w:hanging="440"/>
       </w:pPr>
       <w:rPr>
-        <w:rFonts w:ascii="Meiryo UI" w:hAnsi="Meiryo UI" w:eastAsia="Meiryo UI" w:cs="Meiryo UI" w:hint="default"/>
+        <w:rFonts w:ascii="Meiryo UI" w:eastAsia="Meiryo UI" w:hAnsi="Meiryo UI" w:cs="Meiryo UI" w:hint="default"/>
       </w:rPr>
     </w:lvl>
   </w:abstractNum>
@@ -19539,7 +18716,7 @@
         <w:ind w:left="800" w:hanging="440"/>
       </w:pPr>
       <w:rPr>
-        <w:rFonts w:ascii="Meiryo UI" w:hAnsi="Meiryo UI" w:eastAsia="Meiryo UI" w:cs="Meiryo UI" w:hint="default"/>
+        <w:rFonts w:ascii="Meiryo UI" w:eastAsia="Meiryo UI" w:hAnsi="Meiryo UI" w:cs="Meiryo UI" w:hint="default"/>
         <w:u w:val="none"/>
       </w:rPr>
     </w:lvl>
@@ -19552,7 +18729,7 @@
         <w:ind w:left="1520" w:hanging="440"/>
       </w:pPr>
       <w:rPr>
-        <w:rFonts w:ascii="Meiryo UI" w:hAnsi="Meiryo UI" w:eastAsia="Meiryo UI" w:cs="Meiryo UI" w:hint="default"/>
+        <w:rFonts w:ascii="Meiryo UI" w:eastAsia="Meiryo UI" w:hAnsi="Meiryo UI" w:cs="Meiryo UI" w:hint="default"/>
       </w:rPr>
     </w:lvl>
     <w:lvl w:ilvl="2">
@@ -19665,7 +18842,7 @@
         <w:ind w:left="1520" w:hanging="440"/>
       </w:pPr>
       <w:rPr>
-        <w:rFonts w:ascii="Meiryo UI" w:hAnsi="Meiryo UI" w:eastAsia="Meiryo UI" w:cs="Meiryo UI" w:hint="default"/>
+        <w:rFonts w:ascii="Meiryo UI" w:eastAsia="Meiryo UI" w:hAnsi="Meiryo UI" w:cs="Meiryo UI" w:hint="default"/>
       </w:rPr>
     </w:lvl>
     <w:lvl w:ilvl="2" w:tentative="1">
@@ -19766,7 +18943,7 @@
         <w:ind w:left="800" w:hanging="440"/>
       </w:pPr>
       <w:rPr>
-        <w:rFonts w:ascii="Meiryo UI" w:hAnsi="Meiryo UI" w:eastAsia="Meiryo UI" w:cs="Meiryo UI" w:hint="default"/>
+        <w:rFonts w:ascii="Meiryo UI" w:eastAsia="Meiryo UI" w:hAnsi="Meiryo UI" w:cs="Meiryo UI" w:hint="default"/>
         <w:u w:val="none"/>
       </w:rPr>
     </w:lvl>
@@ -19880,7 +19057,7 @@
         <w:ind w:left="680" w:hanging="440"/>
       </w:pPr>
       <w:rPr>
-        <w:rFonts w:ascii="Meiryo UI" w:hAnsi="Meiryo UI" w:eastAsia="Meiryo UI" w:cs="Meiryo UI" w:hint="default"/>
+        <w:rFonts w:ascii="Meiryo UI" w:eastAsia="Meiryo UI" w:hAnsi="Meiryo UI" w:cs="Meiryo UI" w:hint="default"/>
       </w:rPr>
     </w:lvl>
     <w:lvl w:ilvl="1" w:tplc="0409000B" w:tentative="1">
@@ -19892,7 +19069,7 @@
         <w:ind w:left="1120" w:hanging="440"/>
       </w:pPr>
       <w:rPr>
-        <w:rFonts w:ascii="Meiryo UI" w:hAnsi="Meiryo UI" w:eastAsia="Meiryo UI" w:cs="Meiryo UI" w:hint="default"/>
+        <w:rFonts w:ascii="Meiryo UI" w:eastAsia="Meiryo UI" w:hAnsi="Meiryo UI" w:cs="Meiryo UI" w:hint="default"/>
       </w:rPr>
     </w:lvl>
     <w:lvl w:ilvl="2" w:tplc="0409000D" w:tentative="1">
@@ -19904,7 +19081,7 @@
         <w:ind w:left="1560" w:hanging="440"/>
       </w:pPr>
       <w:rPr>
-        <w:rFonts w:ascii="Meiryo UI" w:hAnsi="Meiryo UI" w:eastAsia="Meiryo UI" w:cs="Meiryo UI" w:hint="default"/>
+        <w:rFonts w:ascii="Meiryo UI" w:eastAsia="Meiryo UI" w:hAnsi="Meiryo UI" w:cs="Meiryo UI" w:hint="default"/>
       </w:rPr>
     </w:lvl>
     <w:lvl w:ilvl="3" w:tplc="04090001" w:tentative="1">
@@ -19916,7 +19093,7 @@
         <w:ind w:left="2000" w:hanging="440"/>
       </w:pPr>
       <w:rPr>
-        <w:rFonts w:ascii="Meiryo UI" w:hAnsi="Meiryo UI" w:eastAsia="Meiryo UI" w:cs="Meiryo UI" w:hint="default"/>
+        <w:rFonts w:ascii="Meiryo UI" w:eastAsia="Meiryo UI" w:hAnsi="Meiryo UI" w:cs="Meiryo UI" w:hint="default"/>
       </w:rPr>
     </w:lvl>
     <w:lvl w:ilvl="4" w:tplc="0409000B" w:tentative="1">
@@ -19928,7 +19105,7 @@
         <w:ind w:left="2440" w:hanging="440"/>
       </w:pPr>
       <w:rPr>
-        <w:rFonts w:ascii="Meiryo UI" w:hAnsi="Meiryo UI" w:eastAsia="Meiryo UI" w:cs="Meiryo UI" w:hint="default"/>
+        <w:rFonts w:ascii="Meiryo UI" w:eastAsia="Meiryo UI" w:hAnsi="Meiryo UI" w:cs="Meiryo UI" w:hint="default"/>
       </w:rPr>
     </w:lvl>
     <w:lvl w:ilvl="5" w:tplc="0409000D" w:tentative="1">
@@ -19940,7 +19117,7 @@
         <w:ind w:left="2880" w:hanging="440"/>
       </w:pPr>
       <w:rPr>
-        <w:rFonts w:ascii="Meiryo UI" w:hAnsi="Meiryo UI" w:eastAsia="Meiryo UI" w:cs="Meiryo UI" w:hint="default"/>
+        <w:rFonts w:ascii="Meiryo UI" w:eastAsia="Meiryo UI" w:hAnsi="Meiryo UI" w:cs="Meiryo UI" w:hint="default"/>
       </w:rPr>
     </w:lvl>
     <w:lvl w:ilvl="6" w:tplc="04090001" w:tentative="1">
@@ -19952,7 +19129,7 @@
         <w:ind w:left="3320" w:hanging="440"/>
       </w:pPr>
       <w:rPr>
-        <w:rFonts w:ascii="Meiryo UI" w:hAnsi="Meiryo UI" w:eastAsia="Meiryo UI" w:cs="Meiryo UI" w:hint="default"/>
+        <w:rFonts w:ascii="Meiryo UI" w:eastAsia="Meiryo UI" w:hAnsi="Meiryo UI" w:cs="Meiryo UI" w:hint="default"/>
       </w:rPr>
     </w:lvl>
     <w:lvl w:ilvl="7" w:tplc="0409000B" w:tentative="1">
@@ -19964,7 +19141,7 @@
         <w:ind w:left="3760" w:hanging="440"/>
       </w:pPr>
       <w:rPr>
-        <w:rFonts w:ascii="Meiryo UI" w:hAnsi="Meiryo UI" w:eastAsia="Meiryo UI" w:cs="Meiryo UI" w:hint="default"/>
+        <w:rFonts w:ascii="Meiryo UI" w:eastAsia="Meiryo UI" w:hAnsi="Meiryo UI" w:cs="Meiryo UI" w:hint="default"/>
       </w:rPr>
     </w:lvl>
     <w:lvl w:ilvl="8" w:tplc="0409000D" w:tentative="1">
@@ -19976,7 +19153,7 @@
         <w:ind w:left="4200" w:hanging="440"/>
       </w:pPr>
       <w:rPr>
-        <w:rFonts w:ascii="Meiryo UI" w:hAnsi="Meiryo UI" w:eastAsia="Meiryo UI" w:cs="Meiryo UI" w:hint="default"/>
+        <w:rFonts w:ascii="Meiryo UI" w:eastAsia="Meiryo UI" w:hAnsi="Meiryo UI" w:cs="Meiryo UI" w:hint="default"/>
       </w:rPr>
     </w:lvl>
   </w:abstractNum>
@@ -19993,7 +19170,7 @@
         <w:ind w:left="800" w:hanging="440"/>
       </w:pPr>
       <w:rPr>
-        <w:rFonts w:ascii="Meiryo UI" w:hAnsi="Meiryo UI" w:eastAsia="Meiryo UI" w:cs="Meiryo UI" w:hint="default"/>
+        <w:rFonts w:ascii="Meiryo UI" w:eastAsia="Meiryo UI" w:hAnsi="Meiryo UI" w:cs="Meiryo UI" w:hint="default"/>
         <w:u w:val="none"/>
       </w:rPr>
     </w:lvl>
@@ -20107,7 +19284,7 @@
         <w:ind w:left="1160" w:hanging="440"/>
       </w:pPr>
       <w:rPr>
-        <w:rFonts w:ascii="Meiryo UI" w:hAnsi="Meiryo UI" w:eastAsia="Meiryo UI" w:cs="Meiryo UI" w:hint="default"/>
+        <w:rFonts w:ascii="Meiryo UI" w:eastAsia="Meiryo UI" w:hAnsi="Meiryo UI" w:cs="Meiryo UI" w:hint="default"/>
       </w:rPr>
     </w:lvl>
     <w:lvl w:ilvl="1" w:tplc="0409000B" w:tentative="1">
@@ -20119,7 +19296,7 @@
         <w:ind w:left="1600" w:hanging="440"/>
       </w:pPr>
       <w:rPr>
-        <w:rFonts w:ascii="Meiryo UI" w:hAnsi="Meiryo UI" w:eastAsia="Meiryo UI" w:cs="Meiryo UI" w:hint="default"/>
+        <w:rFonts w:ascii="Meiryo UI" w:eastAsia="Meiryo UI" w:hAnsi="Meiryo UI" w:cs="Meiryo UI" w:hint="default"/>
       </w:rPr>
     </w:lvl>
     <w:lvl w:ilvl="2" w:tplc="0409000D" w:tentative="1">
@@ -20131,7 +19308,7 @@
         <w:ind w:left="2040" w:hanging="440"/>
       </w:pPr>
       <w:rPr>
-        <w:rFonts w:ascii="Meiryo UI" w:hAnsi="Meiryo UI" w:eastAsia="Meiryo UI" w:cs="Meiryo UI" w:hint="default"/>
+        <w:rFonts w:ascii="Meiryo UI" w:eastAsia="Meiryo UI" w:hAnsi="Meiryo UI" w:cs="Meiryo UI" w:hint="default"/>
       </w:rPr>
     </w:lvl>
     <w:lvl w:ilvl="3" w:tplc="04090001" w:tentative="1">
@@ -20143,7 +19320,7 @@
         <w:ind w:left="2480" w:hanging="440"/>
       </w:pPr>
       <w:rPr>
-        <w:rFonts w:ascii="Meiryo UI" w:hAnsi="Meiryo UI" w:eastAsia="Meiryo UI" w:cs="Meiryo UI" w:hint="default"/>
+        <w:rFonts w:ascii="Meiryo UI" w:eastAsia="Meiryo UI" w:hAnsi="Meiryo UI" w:cs="Meiryo UI" w:hint="default"/>
       </w:rPr>
     </w:lvl>
     <w:lvl w:ilvl="4" w:tplc="0409000B" w:tentative="1">
@@ -20155,7 +19332,7 @@
         <w:ind w:left="2920" w:hanging="440"/>
       </w:pPr>
       <w:rPr>
-        <w:rFonts w:ascii="Meiryo UI" w:hAnsi="Meiryo UI" w:eastAsia="Meiryo UI" w:cs="Meiryo UI" w:hint="default"/>
+        <w:rFonts w:ascii="Meiryo UI" w:eastAsia="Meiryo UI" w:hAnsi="Meiryo UI" w:cs="Meiryo UI" w:hint="default"/>
       </w:rPr>
     </w:lvl>
     <w:lvl w:ilvl="5" w:tplc="0409000D" w:tentative="1">
@@ -20167,7 +19344,7 @@
         <w:ind w:left="3360" w:hanging="440"/>
       </w:pPr>
       <w:rPr>
-        <w:rFonts w:ascii="Meiryo UI" w:hAnsi="Meiryo UI" w:eastAsia="Meiryo UI" w:cs="Meiryo UI" w:hint="default"/>
+        <w:rFonts w:ascii="Meiryo UI" w:eastAsia="Meiryo UI" w:hAnsi="Meiryo UI" w:cs="Meiryo UI" w:hint="default"/>
       </w:rPr>
     </w:lvl>
     <w:lvl w:ilvl="6" w:tplc="04090001" w:tentative="1">
@@ -20179,7 +19356,7 @@
         <w:ind w:left="3800" w:hanging="440"/>
       </w:pPr>
       <w:rPr>
-        <w:rFonts w:ascii="Meiryo UI" w:hAnsi="Meiryo UI" w:eastAsia="Meiryo UI" w:cs="Meiryo UI" w:hint="default"/>
+        <w:rFonts w:ascii="Meiryo UI" w:eastAsia="Meiryo UI" w:hAnsi="Meiryo UI" w:cs="Meiryo UI" w:hint="default"/>
       </w:rPr>
     </w:lvl>
     <w:lvl w:ilvl="7" w:tplc="0409000B" w:tentative="1">
@@ -20191,7 +19368,7 @@
         <w:ind w:left="4240" w:hanging="440"/>
       </w:pPr>
       <w:rPr>
-        <w:rFonts w:ascii="Meiryo UI" w:hAnsi="Meiryo UI" w:eastAsia="Meiryo UI" w:cs="Meiryo UI" w:hint="default"/>
+        <w:rFonts w:ascii="Meiryo UI" w:eastAsia="Meiryo UI" w:hAnsi="Meiryo UI" w:cs="Meiryo UI" w:hint="default"/>
       </w:rPr>
     </w:lvl>
     <w:lvl w:ilvl="8" w:tplc="0409000D" w:tentative="1">
@@ -20203,7 +19380,7 @@
         <w:ind w:left="4680" w:hanging="440"/>
       </w:pPr>
       <w:rPr>
-        <w:rFonts w:ascii="Meiryo UI" w:hAnsi="Meiryo UI" w:eastAsia="Meiryo UI" w:cs="Meiryo UI" w:hint="default"/>
+        <w:rFonts w:ascii="Meiryo UI" w:eastAsia="Meiryo UI" w:hAnsi="Meiryo UI" w:cs="Meiryo UI" w:hint="default"/>
       </w:rPr>
     </w:lvl>
   </w:abstractNum>
@@ -20333,7 +19510,7 @@
         <w:ind w:left="680" w:hanging="440"/>
       </w:pPr>
       <w:rPr>
-        <w:rFonts w:ascii="Meiryo UI" w:hAnsi="Meiryo UI" w:eastAsia="Meiryo UI" w:cs="Meiryo UI" w:hint="default"/>
+        <w:rFonts w:ascii="Meiryo UI" w:eastAsia="Meiryo UI" w:hAnsi="Meiryo UI" w:cs="Meiryo UI" w:hint="default"/>
       </w:rPr>
     </w:lvl>
     <w:lvl w:ilvl="1" w:tplc="0409000B" w:tentative="1">
@@ -20345,7 +19522,7 @@
         <w:ind w:left="1120" w:hanging="440"/>
       </w:pPr>
       <w:rPr>
-        <w:rFonts w:ascii="Meiryo UI" w:hAnsi="Meiryo UI" w:eastAsia="Meiryo UI" w:cs="Meiryo UI" w:hint="default"/>
+        <w:rFonts w:ascii="Meiryo UI" w:eastAsia="Meiryo UI" w:hAnsi="Meiryo UI" w:cs="Meiryo UI" w:hint="default"/>
       </w:rPr>
     </w:lvl>
     <w:lvl w:ilvl="2" w:tplc="0409000D" w:tentative="1">
@@ -20357,7 +19534,7 @@
         <w:ind w:left="1560" w:hanging="440"/>
       </w:pPr>
       <w:rPr>
-        <w:rFonts w:ascii="Meiryo UI" w:hAnsi="Meiryo UI" w:eastAsia="Meiryo UI" w:cs="Meiryo UI" w:hint="default"/>
+        <w:rFonts w:ascii="Meiryo UI" w:eastAsia="Meiryo UI" w:hAnsi="Meiryo UI" w:cs="Meiryo UI" w:hint="default"/>
       </w:rPr>
     </w:lvl>
     <w:lvl w:ilvl="3" w:tplc="04090001" w:tentative="1">
@@ -20369,7 +19546,7 @@
         <w:ind w:left="2000" w:hanging="440"/>
       </w:pPr>
       <w:rPr>
-        <w:rFonts w:ascii="Meiryo UI" w:hAnsi="Meiryo UI" w:eastAsia="Meiryo UI" w:cs="Meiryo UI" w:hint="default"/>
+        <w:rFonts w:ascii="Meiryo UI" w:eastAsia="Meiryo UI" w:hAnsi="Meiryo UI" w:cs="Meiryo UI" w:hint="default"/>
       </w:rPr>
     </w:lvl>
     <w:lvl w:ilvl="4" w:tplc="0409000B" w:tentative="1">
@@ -20381,7 +19558,7 @@
         <w:ind w:left="2440" w:hanging="440"/>
       </w:pPr>
       <w:rPr>
-        <w:rFonts w:ascii="Meiryo UI" w:hAnsi="Meiryo UI" w:eastAsia="Meiryo UI" w:cs="Meiryo UI" w:hint="default"/>
+        <w:rFonts w:ascii="Meiryo UI" w:eastAsia="Meiryo UI" w:hAnsi="Meiryo UI" w:cs="Meiryo UI" w:hint="default"/>
       </w:rPr>
     </w:lvl>
     <w:lvl w:ilvl="5" w:tplc="0409000D" w:tentative="1">
@@ -20393,7 +19570,7 @@
         <w:ind w:left="2880" w:hanging="440"/>
       </w:pPr>
       <w:rPr>
-        <w:rFonts w:ascii="Meiryo UI" w:hAnsi="Meiryo UI" w:eastAsia="Meiryo UI" w:cs="Meiryo UI" w:hint="default"/>
+        <w:rFonts w:ascii="Meiryo UI" w:eastAsia="Meiryo UI" w:hAnsi="Meiryo UI" w:cs="Meiryo UI" w:hint="default"/>
       </w:rPr>
     </w:lvl>
     <w:lvl w:ilvl="6" w:tplc="04090001" w:tentative="1">
@@ -20405,7 +19582,7 @@
         <w:ind w:left="3320" w:hanging="440"/>
       </w:pPr>
       <w:rPr>
-        <w:rFonts w:ascii="Meiryo UI" w:hAnsi="Meiryo UI" w:eastAsia="Meiryo UI" w:cs="Meiryo UI" w:hint="default"/>
+        <w:rFonts w:ascii="Meiryo UI" w:eastAsia="Meiryo UI" w:hAnsi="Meiryo UI" w:cs="Meiryo UI" w:hint="default"/>
       </w:rPr>
     </w:lvl>
     <w:lvl w:ilvl="7" w:tplc="0409000B" w:tentative="1">
@@ -20417,7 +19594,7 @@
         <w:ind w:left="3760" w:hanging="440"/>
       </w:pPr>
       <w:rPr>
-        <w:rFonts w:ascii="Meiryo UI" w:hAnsi="Meiryo UI" w:eastAsia="Meiryo UI" w:cs="Meiryo UI" w:hint="default"/>
+        <w:rFonts w:ascii="Meiryo UI" w:eastAsia="Meiryo UI" w:hAnsi="Meiryo UI" w:cs="Meiryo UI" w:hint="default"/>
       </w:rPr>
     </w:lvl>
     <w:lvl w:ilvl="8" w:tplc="0409000D" w:tentative="1">
@@ -20429,7 +19606,7 @@
         <w:ind w:left="4200" w:hanging="440"/>
       </w:pPr>
       <w:rPr>
-        <w:rFonts w:ascii="Meiryo UI" w:hAnsi="Meiryo UI" w:eastAsia="Meiryo UI" w:cs="Meiryo UI" w:hint="default"/>
+        <w:rFonts w:ascii="Meiryo UI" w:eastAsia="Meiryo UI" w:hAnsi="Meiryo UI" w:cs="Meiryo UI" w:hint="default"/>
       </w:rPr>
     </w:lvl>
   </w:abstractNum>
@@ -20446,7 +19623,7 @@
         <w:ind w:left="680" w:hanging="440"/>
       </w:pPr>
       <w:rPr>
-        <w:rFonts w:ascii="Meiryo UI" w:hAnsi="Meiryo UI" w:eastAsia="Meiryo UI" w:cs="Meiryo UI" w:hint="default"/>
+        <w:rFonts w:ascii="Meiryo UI" w:eastAsia="Meiryo UI" w:hAnsi="Meiryo UI" w:cs="Meiryo UI" w:hint="default"/>
       </w:rPr>
     </w:lvl>
     <w:lvl w:ilvl="1" w:tplc="0409000B" w:tentative="1">
@@ -20458,7 +19635,7 @@
         <w:ind w:left="1120" w:hanging="440"/>
       </w:pPr>
       <w:rPr>
-        <w:rFonts w:ascii="Meiryo UI" w:hAnsi="Meiryo UI" w:eastAsia="Meiryo UI" w:cs="Meiryo UI" w:hint="default"/>
+        <w:rFonts w:ascii="Meiryo UI" w:eastAsia="Meiryo UI" w:hAnsi="Meiryo UI" w:cs="Meiryo UI" w:hint="default"/>
       </w:rPr>
     </w:lvl>
     <w:lvl w:ilvl="2" w:tplc="0409000D" w:tentative="1">
@@ -20470,7 +19647,7 @@
         <w:ind w:left="1560" w:hanging="440"/>
       </w:pPr>
       <w:rPr>
-        <w:rFonts w:ascii="Meiryo UI" w:hAnsi="Meiryo UI" w:eastAsia="Meiryo UI" w:cs="Meiryo UI" w:hint="default"/>
+        <w:rFonts w:ascii="Meiryo UI" w:eastAsia="Meiryo UI" w:hAnsi="Meiryo UI" w:cs="Meiryo UI" w:hint="default"/>
       </w:rPr>
     </w:lvl>
     <w:lvl w:ilvl="3" w:tplc="04090001" w:tentative="1">
@@ -20482,7 +19659,7 @@
         <w:ind w:left="2000" w:hanging="440"/>
       </w:pPr>
       <w:rPr>
-        <w:rFonts w:ascii="Meiryo UI" w:hAnsi="Meiryo UI" w:eastAsia="Meiryo UI" w:cs="Meiryo UI" w:hint="default"/>
+        <w:rFonts w:ascii="Meiryo UI" w:eastAsia="Meiryo UI" w:hAnsi="Meiryo UI" w:cs="Meiryo UI" w:hint="default"/>
       </w:rPr>
     </w:lvl>
     <w:lvl w:ilvl="4" w:tplc="0409000B" w:tentative="1">
@@ -20494,7 +19671,7 @@
         <w:ind w:left="2440" w:hanging="440"/>
       </w:pPr>
       <w:rPr>
-        <w:rFonts w:ascii="Meiryo UI" w:hAnsi="Meiryo UI" w:eastAsia="Meiryo UI" w:cs="Meiryo UI" w:hint="default"/>
+        <w:rFonts w:ascii="Meiryo UI" w:eastAsia="Meiryo UI" w:hAnsi="Meiryo UI" w:cs="Meiryo UI" w:hint="default"/>
       </w:rPr>
     </w:lvl>
     <w:lvl w:ilvl="5" w:tplc="0409000D" w:tentative="1">
@@ -20506,7 +19683,7 @@
         <w:ind w:left="2880" w:hanging="440"/>
       </w:pPr>
       <w:rPr>
-        <w:rFonts w:ascii="Meiryo UI" w:hAnsi="Meiryo UI" w:eastAsia="Meiryo UI" w:cs="Meiryo UI" w:hint="default"/>
+        <w:rFonts w:ascii="Meiryo UI" w:eastAsia="Meiryo UI" w:hAnsi="Meiryo UI" w:cs="Meiryo UI" w:hint="default"/>
       </w:rPr>
     </w:lvl>
     <w:lvl w:ilvl="6" w:tplc="04090001" w:tentative="1">
@@ -20518,7 +19695,7 @@
         <w:ind w:left="3320" w:hanging="440"/>
       </w:pPr>
       <w:rPr>
-        <w:rFonts w:ascii="Meiryo UI" w:hAnsi="Meiryo UI" w:eastAsia="Meiryo UI" w:cs="Meiryo UI" w:hint="default"/>
+        <w:rFonts w:ascii="Meiryo UI" w:eastAsia="Meiryo UI" w:hAnsi="Meiryo UI" w:cs="Meiryo UI" w:hint="default"/>
       </w:rPr>
     </w:lvl>
     <w:lvl w:ilvl="7" w:tplc="0409000B" w:tentative="1">
@@ -20530,7 +19707,7 @@
         <w:ind w:left="3760" w:hanging="440"/>
       </w:pPr>
       <w:rPr>
-        <w:rFonts w:ascii="Meiryo UI" w:hAnsi="Meiryo UI" w:eastAsia="Meiryo UI" w:cs="Meiryo UI" w:hint="default"/>
+        <w:rFonts w:ascii="Meiryo UI" w:eastAsia="Meiryo UI" w:hAnsi="Meiryo UI" w:cs="Meiryo UI" w:hint="default"/>
       </w:rPr>
     </w:lvl>
     <w:lvl w:ilvl="8" w:tplc="0409000D" w:tentative="1">
@@ -20542,7 +19719,7 @@
         <w:ind w:left="4200" w:hanging="440"/>
       </w:pPr>
       <w:rPr>
-        <w:rFonts w:ascii="Meiryo UI" w:hAnsi="Meiryo UI" w:eastAsia="Meiryo UI" w:cs="Meiryo UI" w:hint="default"/>
+        <w:rFonts w:ascii="Meiryo UI" w:eastAsia="Meiryo UI" w:hAnsi="Meiryo UI" w:cs="Meiryo UI" w:hint="default"/>
       </w:rPr>
     </w:lvl>
   </w:abstractNum>
@@ -20559,7 +19736,7 @@
         <w:ind w:left="440" w:hanging="440"/>
       </w:pPr>
       <w:rPr>
-        <w:rFonts w:ascii="Meiryo UI" w:hAnsi="Meiryo UI" w:eastAsia="Meiryo UI" w:cs="Meiryo UI" w:hint="default"/>
+        <w:rFonts w:ascii="Meiryo UI" w:eastAsia="Meiryo UI" w:hAnsi="Meiryo UI" w:cs="Meiryo UI" w:hint="default"/>
       </w:rPr>
     </w:lvl>
     <w:lvl w:ilvl="1" w:tplc="0409000B" w:tentative="1">
@@ -20571,7 +19748,7 @@
         <w:ind w:left="880" w:hanging="440"/>
       </w:pPr>
       <w:rPr>
-        <w:rFonts w:ascii="Meiryo UI" w:hAnsi="Meiryo UI" w:eastAsia="Meiryo UI" w:cs="Meiryo UI" w:hint="default"/>
+        <w:rFonts w:ascii="Meiryo UI" w:eastAsia="Meiryo UI" w:hAnsi="Meiryo UI" w:cs="Meiryo UI" w:hint="default"/>
       </w:rPr>
     </w:lvl>
     <w:lvl w:ilvl="2" w:tplc="0409000D" w:tentative="1">
@@ -20583,7 +19760,7 @@
         <w:ind w:left="1320" w:hanging="440"/>
       </w:pPr>
       <w:rPr>
-        <w:rFonts w:ascii="Meiryo UI" w:hAnsi="Meiryo UI" w:eastAsia="Meiryo UI" w:cs="Meiryo UI" w:hint="default"/>
+        <w:rFonts w:ascii="Meiryo UI" w:eastAsia="Meiryo UI" w:hAnsi="Meiryo UI" w:cs="Meiryo UI" w:hint="default"/>
       </w:rPr>
     </w:lvl>
     <w:lvl w:ilvl="3" w:tplc="04090001" w:tentative="1">
@@ -20595,7 +19772,7 @@
         <w:ind w:left="1760" w:hanging="440"/>
       </w:pPr>
       <w:rPr>
-        <w:rFonts w:ascii="Meiryo UI" w:hAnsi="Meiryo UI" w:eastAsia="Meiryo UI" w:cs="Meiryo UI" w:hint="default"/>
+        <w:rFonts w:ascii="Meiryo UI" w:eastAsia="Meiryo UI" w:hAnsi="Meiryo UI" w:cs="Meiryo UI" w:hint="default"/>
       </w:rPr>
     </w:lvl>
     <w:lvl w:ilvl="4" w:tplc="0409000B" w:tentative="1">
@@ -20607,7 +19784,7 @@
         <w:ind w:left="2200" w:hanging="440"/>
       </w:pPr>
       <w:rPr>
-        <w:rFonts w:ascii="Meiryo UI" w:hAnsi="Meiryo UI" w:eastAsia="Meiryo UI" w:cs="Meiryo UI" w:hint="default"/>
+        <w:rFonts w:ascii="Meiryo UI" w:eastAsia="Meiryo UI" w:hAnsi="Meiryo UI" w:cs="Meiryo UI" w:hint="default"/>
       </w:rPr>
     </w:lvl>
     <w:lvl w:ilvl="5" w:tplc="0409000D" w:tentative="1">
@@ -20619,7 +19796,7 @@
         <w:ind w:left="2640" w:hanging="440"/>
       </w:pPr>
       <w:rPr>
-        <w:rFonts w:ascii="Meiryo UI" w:hAnsi="Meiryo UI" w:eastAsia="Meiryo UI" w:cs="Meiryo UI" w:hint="default"/>
+        <w:rFonts w:ascii="Meiryo UI" w:eastAsia="Meiryo UI" w:hAnsi="Meiryo UI" w:cs="Meiryo UI" w:hint="default"/>
       </w:rPr>
     </w:lvl>
     <w:lvl w:ilvl="6" w:tplc="04090001" w:tentative="1">
@@ -20631,7 +19808,7 @@
         <w:ind w:left="3080" w:hanging="440"/>
       </w:pPr>
       <w:rPr>
-        <w:rFonts w:ascii="Meiryo UI" w:hAnsi="Meiryo UI" w:eastAsia="Meiryo UI" w:cs="Meiryo UI" w:hint="default"/>
+        <w:rFonts w:ascii="Meiryo UI" w:eastAsia="Meiryo UI" w:hAnsi="Meiryo UI" w:cs="Meiryo UI" w:hint="default"/>
       </w:rPr>
     </w:lvl>
     <w:lvl w:ilvl="7" w:tplc="0409000B" w:tentative="1">
@@ -20643,7 +19820,7 @@
         <w:ind w:left="3520" w:hanging="440"/>
       </w:pPr>
       <w:rPr>
-        <w:rFonts w:ascii="Meiryo UI" w:hAnsi="Meiryo UI" w:eastAsia="Meiryo UI" w:cs="Meiryo UI" w:hint="default"/>
+        <w:rFonts w:ascii="Meiryo UI" w:eastAsia="Meiryo UI" w:hAnsi="Meiryo UI" w:cs="Meiryo UI" w:hint="default"/>
       </w:rPr>
     </w:lvl>
     <w:lvl w:ilvl="8" w:tplc="0409000D" w:tentative="1">
@@ -20655,7 +19832,7 @@
         <w:ind w:left="3960" w:hanging="440"/>
       </w:pPr>
       <w:rPr>
-        <w:rFonts w:ascii="Meiryo UI" w:hAnsi="Meiryo UI" w:eastAsia="Meiryo UI" w:cs="Meiryo UI" w:hint="default"/>
+        <w:rFonts w:ascii="Meiryo UI" w:eastAsia="Meiryo UI" w:hAnsi="Meiryo UI" w:cs="Meiryo UI" w:hint="default"/>
       </w:rPr>
     </w:lvl>
   </w:abstractNum>
@@ -20672,7 +19849,7 @@
         <w:ind w:left="440" w:hanging="440"/>
       </w:pPr>
       <w:rPr>
-        <w:rFonts w:ascii="Meiryo UI" w:hAnsi="Meiryo UI" w:eastAsia="Meiryo UI" w:cs="Meiryo UI" w:hint="default"/>
+        <w:rFonts w:ascii="Meiryo UI" w:eastAsia="Meiryo UI" w:hAnsi="Meiryo UI" w:cs="Meiryo UI" w:hint="default"/>
       </w:rPr>
     </w:lvl>
     <w:lvl w:ilvl="1" w:tplc="0409000B" w:tentative="1">
@@ -20684,7 +19861,7 @@
         <w:ind w:left="880" w:hanging="440"/>
       </w:pPr>
       <w:rPr>
-        <w:rFonts w:ascii="Meiryo UI" w:hAnsi="Meiryo UI" w:eastAsia="Meiryo UI" w:cs="Meiryo UI" w:hint="default"/>
+        <w:rFonts w:ascii="Meiryo UI" w:eastAsia="Meiryo UI" w:hAnsi="Meiryo UI" w:cs="Meiryo UI" w:hint="default"/>
       </w:rPr>
     </w:lvl>
     <w:lvl w:ilvl="2" w:tplc="0409000D" w:tentative="1">
@@ -20696,7 +19873,7 @@
         <w:ind w:left="1320" w:hanging="440"/>
       </w:pPr>
       <w:rPr>
-        <w:rFonts w:ascii="Meiryo UI" w:hAnsi="Meiryo UI" w:eastAsia="Meiryo UI" w:cs="Meiryo UI" w:hint="default"/>
+        <w:rFonts w:ascii="Meiryo UI" w:eastAsia="Meiryo UI" w:hAnsi="Meiryo UI" w:cs="Meiryo UI" w:hint="default"/>
       </w:rPr>
     </w:lvl>
     <w:lvl w:ilvl="3" w:tplc="04090001" w:tentative="1">
@@ -20708,7 +19885,7 @@
         <w:ind w:left="1760" w:hanging="440"/>
       </w:pPr>
       <w:rPr>
-        <w:rFonts w:ascii="Meiryo UI" w:hAnsi="Meiryo UI" w:eastAsia="Meiryo UI" w:cs="Meiryo UI" w:hint="default"/>
+        <w:rFonts w:ascii="Meiryo UI" w:eastAsia="Meiryo UI" w:hAnsi="Meiryo UI" w:cs="Meiryo UI" w:hint="default"/>
       </w:rPr>
     </w:lvl>
     <w:lvl w:ilvl="4" w:tplc="0409000B" w:tentative="1">
@@ -20720,7 +19897,7 @@
         <w:ind w:left="2200" w:hanging="440"/>
       </w:pPr>
       <w:rPr>
-        <w:rFonts w:ascii="Meiryo UI" w:hAnsi="Meiryo UI" w:eastAsia="Meiryo UI" w:cs="Meiryo UI" w:hint="default"/>
+        <w:rFonts w:ascii="Meiryo UI" w:eastAsia="Meiryo UI" w:hAnsi="Meiryo UI" w:cs="Meiryo UI" w:hint="default"/>
       </w:rPr>
     </w:lvl>
     <w:lvl w:ilvl="5" w:tplc="0409000D" w:tentative="1">
@@ -20732,7 +19909,7 @@
         <w:ind w:left="2640" w:hanging="440"/>
       </w:pPr>
       <w:rPr>
-        <w:rFonts w:ascii="Meiryo UI" w:hAnsi="Meiryo UI" w:eastAsia="Meiryo UI" w:cs="Meiryo UI" w:hint="default"/>
+        <w:rFonts w:ascii="Meiryo UI" w:eastAsia="Meiryo UI" w:hAnsi="Meiryo UI" w:cs="Meiryo UI" w:hint="default"/>
       </w:rPr>
     </w:lvl>
     <w:lvl w:ilvl="6" w:tplc="04090001" w:tentative="1">
@@ -20744,7 +19921,7 @@
         <w:ind w:left="3080" w:hanging="440"/>
       </w:pPr>
       <w:rPr>
-        <w:rFonts w:ascii="Meiryo UI" w:hAnsi="Meiryo UI" w:eastAsia="Meiryo UI" w:cs="Meiryo UI" w:hint="default"/>
+        <w:rFonts w:ascii="Meiryo UI" w:eastAsia="Meiryo UI" w:hAnsi="Meiryo UI" w:cs="Meiryo UI" w:hint="default"/>
       </w:rPr>
     </w:lvl>
     <w:lvl w:ilvl="7" w:tplc="0409000B" w:tentative="1">
@@ -20756,7 +19933,7 @@
         <w:ind w:left="3520" w:hanging="440"/>
       </w:pPr>
       <w:rPr>
-        <w:rFonts w:ascii="Meiryo UI" w:hAnsi="Meiryo UI" w:eastAsia="Meiryo UI" w:cs="Meiryo UI" w:hint="default"/>
+        <w:rFonts w:ascii="Meiryo UI" w:eastAsia="Meiryo UI" w:hAnsi="Meiryo UI" w:cs="Meiryo UI" w:hint="default"/>
       </w:rPr>
     </w:lvl>
     <w:lvl w:ilvl="8" w:tplc="0409000D" w:tentative="1">
@@ -20768,7 +19945,7 @@
         <w:ind w:left="3960" w:hanging="440"/>
       </w:pPr>
       <w:rPr>
-        <w:rFonts w:ascii="Meiryo UI" w:hAnsi="Meiryo UI" w:eastAsia="Meiryo UI" w:cs="Meiryo UI" w:hint="default"/>
+        <w:rFonts w:ascii="Meiryo UI" w:eastAsia="Meiryo UI" w:hAnsi="Meiryo UI" w:cs="Meiryo UI" w:hint="default"/>
       </w:rPr>
     </w:lvl>
   </w:abstractNum>
@@ -20872,7 +20049,7 @@
         <w:ind w:left="440" w:hanging="440"/>
       </w:pPr>
       <w:rPr>
-        <w:rFonts w:ascii="Meiryo UI" w:hAnsi="Meiryo UI" w:eastAsia="Meiryo UI" w:cs="Meiryo UI" w:hint="default"/>
+        <w:rFonts w:ascii="Meiryo UI" w:eastAsia="Meiryo UI" w:hAnsi="Meiryo UI" w:cs="Meiryo UI" w:hint="default"/>
       </w:rPr>
     </w:lvl>
     <w:lvl w:ilvl="1" w:tplc="0409000B">
@@ -20884,7 +20061,7 @@
         <w:ind w:left="880" w:hanging="440"/>
       </w:pPr>
       <w:rPr>
-        <w:rFonts w:ascii="Meiryo UI" w:hAnsi="Meiryo UI" w:eastAsia="Meiryo UI" w:cs="Meiryo UI" w:hint="default"/>
+        <w:rFonts w:ascii="Meiryo UI" w:eastAsia="Meiryo UI" w:hAnsi="Meiryo UI" w:cs="Meiryo UI" w:hint="default"/>
       </w:rPr>
     </w:lvl>
     <w:lvl w:ilvl="2" w:tplc="0409000D" w:tentative="1">
@@ -20896,7 +20073,7 @@
         <w:ind w:left="1320" w:hanging="440"/>
       </w:pPr>
       <w:rPr>
-        <w:rFonts w:ascii="Meiryo UI" w:hAnsi="Meiryo UI" w:eastAsia="Meiryo UI" w:cs="Meiryo UI" w:hint="default"/>
+        <w:rFonts w:ascii="Meiryo UI" w:eastAsia="Meiryo UI" w:hAnsi="Meiryo UI" w:cs="Meiryo UI" w:hint="default"/>
       </w:rPr>
     </w:lvl>
     <w:lvl w:ilvl="3" w:tplc="04090001" w:tentative="1">
@@ -20908,7 +20085,7 @@
         <w:ind w:left="1760" w:hanging="440"/>
       </w:pPr>
       <w:rPr>
-        <w:rFonts w:ascii="Meiryo UI" w:hAnsi="Meiryo UI" w:eastAsia="Meiryo UI" w:cs="Meiryo UI" w:hint="default"/>
+        <w:rFonts w:ascii="Meiryo UI" w:eastAsia="Meiryo UI" w:hAnsi="Meiryo UI" w:cs="Meiryo UI" w:hint="default"/>
       </w:rPr>
     </w:lvl>
     <w:lvl w:ilvl="4" w:tplc="0409000B" w:tentative="1">
@@ -20920,7 +20097,7 @@
         <w:ind w:left="2200" w:hanging="440"/>
       </w:pPr>
       <w:rPr>
-        <w:rFonts w:ascii="Meiryo UI" w:hAnsi="Meiryo UI" w:eastAsia="Meiryo UI" w:cs="Meiryo UI" w:hint="default"/>
+        <w:rFonts w:ascii="Meiryo UI" w:eastAsia="Meiryo UI" w:hAnsi="Meiryo UI" w:cs="Meiryo UI" w:hint="default"/>
       </w:rPr>
     </w:lvl>
     <w:lvl w:ilvl="5" w:tplc="0409000D" w:tentative="1">
@@ -20932,7 +20109,7 @@
         <w:ind w:left="2640" w:hanging="440"/>
       </w:pPr>
       <w:rPr>
-        <w:rFonts w:ascii="Meiryo UI" w:hAnsi="Meiryo UI" w:eastAsia="Meiryo UI" w:cs="Meiryo UI" w:hint="default"/>
+        <w:rFonts w:ascii="Meiryo UI" w:eastAsia="Meiryo UI" w:hAnsi="Meiryo UI" w:cs="Meiryo UI" w:hint="default"/>
       </w:rPr>
     </w:lvl>
     <w:lvl w:ilvl="6" w:tplc="04090001" w:tentative="1">
@@ -20944,7 +20121,7 @@
         <w:ind w:left="3080" w:hanging="440"/>
       </w:pPr>
       <w:rPr>
-        <w:rFonts w:ascii="Meiryo UI" w:hAnsi="Meiryo UI" w:eastAsia="Meiryo UI" w:cs="Meiryo UI" w:hint="default"/>
+        <w:rFonts w:ascii="Meiryo UI" w:eastAsia="Meiryo UI" w:hAnsi="Meiryo UI" w:cs="Meiryo UI" w:hint="default"/>
       </w:rPr>
     </w:lvl>
     <w:lvl w:ilvl="7" w:tplc="0409000B" w:tentative="1">
@@ -20956,7 +20133,7 @@
         <w:ind w:left="3520" w:hanging="440"/>
       </w:pPr>
       <w:rPr>
-        <w:rFonts w:ascii="Meiryo UI" w:hAnsi="Meiryo UI" w:eastAsia="Meiryo UI" w:cs="Meiryo UI" w:hint="default"/>
+        <w:rFonts w:ascii="Meiryo UI" w:eastAsia="Meiryo UI" w:hAnsi="Meiryo UI" w:cs="Meiryo UI" w:hint="default"/>
       </w:rPr>
     </w:lvl>
     <w:lvl w:ilvl="8" w:tplc="0409000D" w:tentative="1">
@@ -20968,7 +20145,7 @@
         <w:ind w:left="3960" w:hanging="440"/>
       </w:pPr>
       <w:rPr>
-        <w:rFonts w:ascii="Meiryo UI" w:hAnsi="Meiryo UI" w:eastAsia="Meiryo UI" w:cs="Meiryo UI" w:hint="default"/>
+        <w:rFonts w:ascii="Meiryo UI" w:eastAsia="Meiryo UI" w:hAnsi="Meiryo UI" w:cs="Meiryo UI" w:hint="default"/>
       </w:rPr>
     </w:lvl>
   </w:abstractNum>
@@ -20997,7 +20174,7 @@
         <w:ind w:left="880" w:hanging="440"/>
       </w:pPr>
       <w:rPr>
-        <w:rFonts w:ascii="Meiryo UI" w:hAnsi="Meiryo UI" w:eastAsia="Meiryo UI" w:cs="Meiryo UI" w:hint="default"/>
+        <w:rFonts w:ascii="Meiryo UI" w:eastAsia="Meiryo UI" w:hAnsi="Meiryo UI" w:cs="Meiryo UI" w:hint="default"/>
       </w:rPr>
     </w:lvl>
     <w:lvl w:ilvl="2" w:tplc="0409000D" w:tentative="1">
@@ -21009,7 +20186,7 @@
         <w:ind w:left="1320" w:hanging="440"/>
       </w:pPr>
       <w:rPr>
-        <w:rFonts w:ascii="Meiryo UI" w:hAnsi="Meiryo UI" w:eastAsia="Meiryo UI" w:cs="Meiryo UI" w:hint="default"/>
+        <w:rFonts w:ascii="Meiryo UI" w:eastAsia="Meiryo UI" w:hAnsi="Meiryo UI" w:cs="Meiryo UI" w:hint="default"/>
       </w:rPr>
     </w:lvl>
     <w:lvl w:ilvl="3" w:tplc="04090001" w:tentative="1">
@@ -21021,7 +20198,7 @@
         <w:ind w:left="1760" w:hanging="440"/>
       </w:pPr>
       <w:rPr>
-        <w:rFonts w:ascii="Meiryo UI" w:hAnsi="Meiryo UI" w:eastAsia="Meiryo UI" w:cs="Meiryo UI" w:hint="default"/>
+        <w:rFonts w:ascii="Meiryo UI" w:eastAsia="Meiryo UI" w:hAnsi="Meiryo UI" w:cs="Meiryo UI" w:hint="default"/>
       </w:rPr>
     </w:lvl>
     <w:lvl w:ilvl="4" w:tplc="0409000B" w:tentative="1">
@@ -21033,7 +20210,7 @@
         <w:ind w:left="2200" w:hanging="440"/>
       </w:pPr>
       <w:rPr>
-        <w:rFonts w:ascii="Meiryo UI" w:hAnsi="Meiryo UI" w:eastAsia="Meiryo UI" w:cs="Meiryo UI" w:hint="default"/>
+        <w:rFonts w:ascii="Meiryo UI" w:eastAsia="Meiryo UI" w:hAnsi="Meiryo UI" w:cs="Meiryo UI" w:hint="default"/>
       </w:rPr>
     </w:lvl>
     <w:lvl w:ilvl="5" w:tplc="0409000D" w:tentative="1">
@@ -21045,7 +20222,7 @@
         <w:ind w:left="2640" w:hanging="440"/>
       </w:pPr>
       <w:rPr>
-        <w:rFonts w:ascii="Meiryo UI" w:hAnsi="Meiryo UI" w:eastAsia="Meiryo UI" w:cs="Meiryo UI" w:hint="default"/>
+        <w:rFonts w:ascii="Meiryo UI" w:eastAsia="Meiryo UI" w:hAnsi="Meiryo UI" w:cs="Meiryo UI" w:hint="default"/>
       </w:rPr>
     </w:lvl>
     <w:lvl w:ilvl="6" w:tplc="04090001" w:tentative="1">
@@ -21057,7 +20234,7 @@
         <w:ind w:left="3080" w:hanging="440"/>
       </w:pPr>
       <w:rPr>
-        <w:rFonts w:ascii="Meiryo UI" w:hAnsi="Meiryo UI" w:eastAsia="Meiryo UI" w:cs="Meiryo UI" w:hint="default"/>
+        <w:rFonts w:ascii="Meiryo UI" w:eastAsia="Meiryo UI" w:hAnsi="Meiryo UI" w:cs="Meiryo UI" w:hint="default"/>
       </w:rPr>
     </w:lvl>
     <w:lvl w:ilvl="7" w:tplc="0409000B" w:tentative="1">
@@ -21069,7 +20246,7 @@
         <w:ind w:left="3520" w:hanging="440"/>
       </w:pPr>
       <w:rPr>
-        <w:rFonts w:ascii="Meiryo UI" w:hAnsi="Meiryo UI" w:eastAsia="Meiryo UI" w:cs="Meiryo UI" w:hint="default"/>
+        <w:rFonts w:ascii="Meiryo UI" w:eastAsia="Meiryo UI" w:hAnsi="Meiryo UI" w:cs="Meiryo UI" w:hint="default"/>
       </w:rPr>
     </w:lvl>
     <w:lvl w:ilvl="8" w:tplc="0409000D" w:tentative="1">
@@ -21081,7 +20258,7 @@
         <w:ind w:left="3960" w:hanging="440"/>
       </w:pPr>
       <w:rPr>
-        <w:rFonts w:ascii="Meiryo UI" w:hAnsi="Meiryo UI" w:eastAsia="Meiryo UI" w:cs="Meiryo UI" w:hint="default"/>
+        <w:rFonts w:ascii="Meiryo UI" w:eastAsia="Meiryo UI" w:hAnsi="Meiryo UI" w:cs="Meiryo UI" w:hint="default"/>
       </w:rPr>
     </w:lvl>
   </w:abstractNum>
@@ -21098,7 +20275,7 @@
         <w:ind w:left="800" w:hanging="440"/>
       </w:pPr>
       <w:rPr>
-        <w:rFonts w:ascii="Meiryo UI" w:hAnsi="Meiryo UI" w:eastAsia="Meiryo UI" w:cs="Meiryo UI" w:hint="default"/>
+        <w:rFonts w:ascii="Meiryo UI" w:eastAsia="Meiryo UI" w:hAnsi="Meiryo UI" w:cs="Meiryo UI" w:hint="default"/>
         <w:u w:val="none"/>
       </w:rPr>
     </w:lvl>
@@ -21111,7 +20288,7 @@
         <w:ind w:left="1520" w:hanging="440"/>
       </w:pPr>
       <w:rPr>
-        <w:rFonts w:ascii="Meiryo UI" w:hAnsi="Meiryo UI" w:eastAsia="Meiryo UI" w:cs="Meiryo UI" w:hint="default"/>
+        <w:rFonts w:ascii="Meiryo UI" w:eastAsia="Meiryo UI" w:hAnsi="Meiryo UI" w:cs="Meiryo UI" w:hint="default"/>
       </w:rPr>
     </w:lvl>
     <w:lvl w:ilvl="2">
@@ -21212,7 +20389,7 @@
         <w:ind w:left="440" w:hanging="440"/>
       </w:pPr>
       <w:rPr>
-        <w:rFonts w:ascii="Meiryo UI" w:hAnsi="Meiryo UI" w:eastAsia="Meiryo UI" w:cs="Meiryo UI" w:hint="default"/>
+        <w:rFonts w:ascii="Meiryo UI" w:eastAsia="Meiryo UI" w:hAnsi="Meiryo UI" w:cs="Meiryo UI" w:hint="default"/>
       </w:rPr>
     </w:lvl>
     <w:lvl w:ilvl="1" w:tplc="0409000B">
@@ -21224,7 +20401,7 @@
         <w:ind w:left="880" w:hanging="440"/>
       </w:pPr>
       <w:rPr>
-        <w:rFonts w:ascii="Meiryo UI" w:hAnsi="Meiryo UI" w:eastAsia="Meiryo UI" w:cs="Meiryo UI" w:hint="default"/>
+        <w:rFonts w:ascii="Meiryo UI" w:eastAsia="Meiryo UI" w:hAnsi="Meiryo UI" w:cs="Meiryo UI" w:hint="default"/>
       </w:rPr>
     </w:lvl>
     <w:lvl w:ilvl="2" w:tplc="0409000D" w:tentative="1">
@@ -21236,7 +20413,7 @@
         <w:ind w:left="1320" w:hanging="440"/>
       </w:pPr>
       <w:rPr>
-        <w:rFonts w:ascii="Meiryo UI" w:hAnsi="Meiryo UI" w:eastAsia="Meiryo UI" w:cs="Meiryo UI" w:hint="default"/>
+        <w:rFonts w:ascii="Meiryo UI" w:eastAsia="Meiryo UI" w:hAnsi="Meiryo UI" w:cs="Meiryo UI" w:hint="default"/>
       </w:rPr>
     </w:lvl>
     <w:lvl w:ilvl="3" w:tplc="04090001" w:tentative="1">
@@ -21248,7 +20425,7 @@
         <w:ind w:left="1760" w:hanging="440"/>
       </w:pPr>
       <w:rPr>
-        <w:rFonts w:ascii="Meiryo UI" w:hAnsi="Meiryo UI" w:eastAsia="Meiryo UI" w:cs="Meiryo UI" w:hint="default"/>
+        <w:rFonts w:ascii="Meiryo UI" w:eastAsia="Meiryo UI" w:hAnsi="Meiryo UI" w:cs="Meiryo UI" w:hint="default"/>
       </w:rPr>
     </w:lvl>
     <w:lvl w:ilvl="4" w:tplc="0409000B" w:tentative="1">
@@ -21260,7 +20437,7 @@
         <w:ind w:left="2200" w:hanging="440"/>
       </w:pPr>
       <w:rPr>
-        <w:rFonts w:ascii="Meiryo UI" w:hAnsi="Meiryo UI" w:eastAsia="Meiryo UI" w:cs="Meiryo UI" w:hint="default"/>
+        <w:rFonts w:ascii="Meiryo UI" w:eastAsia="Meiryo UI" w:hAnsi="Meiryo UI" w:cs="Meiryo UI" w:hint="default"/>
       </w:rPr>
     </w:lvl>
     <w:lvl w:ilvl="5" w:tplc="0409000D" w:tentative="1">
@@ -21272,7 +20449,7 @@
         <w:ind w:left="2640" w:hanging="440"/>
       </w:pPr>
       <w:rPr>
-        <w:rFonts w:ascii="Meiryo UI" w:hAnsi="Meiryo UI" w:eastAsia="Meiryo UI" w:cs="Meiryo UI" w:hint="default"/>
+        <w:rFonts w:ascii="Meiryo UI" w:eastAsia="Meiryo UI" w:hAnsi="Meiryo UI" w:cs="Meiryo UI" w:hint="default"/>
       </w:rPr>
     </w:lvl>
     <w:lvl w:ilvl="6" w:tplc="04090001" w:tentative="1">
@@ -21284,7 +20461,7 @@
         <w:ind w:left="3080" w:hanging="440"/>
       </w:pPr>
       <w:rPr>
-        <w:rFonts w:ascii="Meiryo UI" w:hAnsi="Meiryo UI" w:eastAsia="Meiryo UI" w:cs="Meiryo UI" w:hint="default"/>
+        <w:rFonts w:ascii="Meiryo UI" w:eastAsia="Meiryo UI" w:hAnsi="Meiryo UI" w:cs="Meiryo UI" w:hint="default"/>
       </w:rPr>
     </w:lvl>
     <w:lvl w:ilvl="7" w:tplc="0409000B" w:tentative="1">
@@ -21296,7 +20473,7 @@
         <w:ind w:left="3520" w:hanging="440"/>
       </w:pPr>
       <w:rPr>
-        <w:rFonts w:ascii="Meiryo UI" w:hAnsi="Meiryo UI" w:eastAsia="Meiryo UI" w:cs="Meiryo UI" w:hint="default"/>
+        <w:rFonts w:ascii="Meiryo UI" w:eastAsia="Meiryo UI" w:hAnsi="Meiryo UI" w:cs="Meiryo UI" w:hint="default"/>
       </w:rPr>
     </w:lvl>
     <w:lvl w:ilvl="8" w:tplc="0409000D" w:tentative="1">
@@ -21308,7 +20485,7 @@
         <w:ind w:left="3960" w:hanging="440"/>
       </w:pPr>
       <w:rPr>
-        <w:rFonts w:ascii="Meiryo UI" w:hAnsi="Meiryo UI" w:eastAsia="Meiryo UI" w:cs="Meiryo UI" w:hint="default"/>
+        <w:rFonts w:ascii="Meiryo UI" w:eastAsia="Meiryo UI" w:hAnsi="Meiryo UI" w:cs="Meiryo UI" w:hint="default"/>
       </w:rPr>
     </w:lvl>
   </w:abstractNum>
@@ -21412,7 +20589,7 @@
         <w:ind w:left="800" w:hanging="440"/>
       </w:pPr>
       <w:rPr>
-        <w:rFonts w:ascii="Meiryo UI" w:hAnsi="Meiryo UI" w:eastAsia="Meiryo UI" w:cs="Meiryo UI" w:hint="default"/>
+        <w:rFonts w:ascii="Meiryo UI" w:eastAsia="Meiryo UI" w:hAnsi="Meiryo UI" w:cs="Meiryo UI" w:hint="default"/>
         <w:u w:val="none"/>
       </w:rPr>
     </w:lvl>
@@ -21526,7 +20703,7 @@
         <w:ind w:left="800" w:hanging="440"/>
       </w:pPr>
       <w:rPr>
-        <w:rFonts w:ascii="Meiryo UI" w:hAnsi="Meiryo UI" w:eastAsia="Meiryo UI" w:cs="Meiryo UI" w:hint="default"/>
+        <w:rFonts w:ascii="Meiryo UI" w:eastAsia="Meiryo UI" w:hAnsi="Meiryo UI" w:cs="Meiryo UI" w:hint="default"/>
         <w:u w:val="none"/>
       </w:rPr>
     </w:lvl>
@@ -21727,7 +20904,7 @@
         <w:ind w:left="440" w:hanging="440"/>
       </w:pPr>
       <w:rPr>
-        <w:rFonts w:ascii="Meiryo UI" w:hAnsi="Meiryo UI" w:eastAsia="Meiryo UI" w:cs="Meiryo UI" w:hint="default"/>
+        <w:rFonts w:ascii="Meiryo UI" w:eastAsia="Meiryo UI" w:hAnsi="Meiryo UI" w:cs="Meiryo UI" w:hint="default"/>
       </w:rPr>
     </w:lvl>
     <w:lvl w:ilvl="1" w:tplc="0409000B" w:tentative="1">
@@ -21739,7 +20916,7 @@
         <w:ind w:left="880" w:hanging="440"/>
       </w:pPr>
       <w:rPr>
-        <w:rFonts w:ascii="Meiryo UI" w:hAnsi="Meiryo UI" w:eastAsia="Meiryo UI" w:cs="Meiryo UI" w:hint="default"/>
+        <w:rFonts w:ascii="Meiryo UI" w:eastAsia="Meiryo UI" w:hAnsi="Meiryo UI" w:cs="Meiryo UI" w:hint="default"/>
       </w:rPr>
     </w:lvl>
     <w:lvl w:ilvl="2" w:tplc="0409000D" w:tentative="1">
@@ -21751,7 +20928,7 @@
         <w:ind w:left="1320" w:hanging="440"/>
       </w:pPr>
       <w:rPr>
-        <w:rFonts w:ascii="Meiryo UI" w:hAnsi="Meiryo UI" w:eastAsia="Meiryo UI" w:cs="Meiryo UI" w:hint="default"/>
+        <w:rFonts w:ascii="Meiryo UI" w:eastAsia="Meiryo UI" w:hAnsi="Meiryo UI" w:cs="Meiryo UI" w:hint="default"/>
       </w:rPr>
     </w:lvl>
     <w:lvl w:ilvl="3" w:tplc="04090001" w:tentative="1">
@@ -21763,7 +20940,7 @@
         <w:ind w:left="1760" w:hanging="440"/>
       </w:pPr>
       <w:rPr>
-        <w:rFonts w:ascii="Meiryo UI" w:hAnsi="Meiryo UI" w:eastAsia="Meiryo UI" w:cs="Meiryo UI" w:hint="default"/>
+        <w:rFonts w:ascii="Meiryo UI" w:eastAsia="Meiryo UI" w:hAnsi="Meiryo UI" w:cs="Meiryo UI" w:hint="default"/>
       </w:rPr>
     </w:lvl>
     <w:lvl w:ilvl="4" w:tplc="0409000B" w:tentative="1">
@@ -21775,7 +20952,7 @@
         <w:ind w:left="2200" w:hanging="440"/>
       </w:pPr>
       <w:rPr>
-        <w:rFonts w:ascii="Meiryo UI" w:hAnsi="Meiryo UI" w:eastAsia="Meiryo UI" w:cs="Meiryo UI" w:hint="default"/>
+        <w:rFonts w:ascii="Meiryo UI" w:eastAsia="Meiryo UI" w:hAnsi="Meiryo UI" w:cs="Meiryo UI" w:hint="default"/>
       </w:rPr>
     </w:lvl>
     <w:lvl w:ilvl="5" w:tplc="0409000D" w:tentative="1">
@@ -21787,7 +20964,7 @@
         <w:ind w:left="2640" w:hanging="440"/>
       </w:pPr>
       <w:rPr>
-        <w:rFonts w:ascii="Meiryo UI" w:hAnsi="Meiryo UI" w:eastAsia="Meiryo UI" w:cs="Meiryo UI" w:hint="default"/>
+        <w:rFonts w:ascii="Meiryo UI" w:eastAsia="Meiryo UI" w:hAnsi="Meiryo UI" w:cs="Meiryo UI" w:hint="default"/>
       </w:rPr>
     </w:lvl>
     <w:lvl w:ilvl="6" w:tplc="04090001" w:tentative="1">
@@ -21799,7 +20976,7 @@
         <w:ind w:left="3080" w:hanging="440"/>
       </w:pPr>
       <w:rPr>
-        <w:rFonts w:ascii="Meiryo UI" w:hAnsi="Meiryo UI" w:eastAsia="Meiryo UI" w:cs="Meiryo UI" w:hint="default"/>
+        <w:rFonts w:ascii="Meiryo UI" w:eastAsia="Meiryo UI" w:hAnsi="Meiryo UI" w:cs="Meiryo UI" w:hint="default"/>
       </w:rPr>
     </w:lvl>
     <w:lvl w:ilvl="7" w:tplc="0409000B" w:tentative="1">
@@ -21811,7 +20988,7 @@
         <w:ind w:left="3520" w:hanging="440"/>
       </w:pPr>
       <w:rPr>
-        <w:rFonts w:ascii="Meiryo UI" w:hAnsi="Meiryo UI" w:eastAsia="Meiryo UI" w:cs="Meiryo UI" w:hint="default"/>
+        <w:rFonts w:ascii="Meiryo UI" w:eastAsia="Meiryo UI" w:hAnsi="Meiryo UI" w:cs="Meiryo UI" w:hint="default"/>
       </w:rPr>
     </w:lvl>
     <w:lvl w:ilvl="8" w:tplc="0409000D" w:tentative="1">
@@ -21823,7 +21000,7 @@
         <w:ind w:left="3960" w:hanging="440"/>
       </w:pPr>
       <w:rPr>
-        <w:rFonts w:ascii="Meiryo UI" w:hAnsi="Meiryo UI" w:eastAsia="Meiryo UI" w:cs="Meiryo UI" w:hint="default"/>
+        <w:rFonts w:ascii="Meiryo UI" w:eastAsia="Meiryo UI" w:hAnsi="Meiryo UI" w:cs="Meiryo UI" w:hint="default"/>
       </w:rPr>
     </w:lvl>
   </w:abstractNum>
@@ -21840,7 +21017,7 @@
         <w:ind w:left="800" w:hanging="440"/>
       </w:pPr>
       <w:rPr>
-        <w:rFonts w:ascii="Meiryo UI" w:hAnsi="Meiryo UI" w:eastAsia="Meiryo UI" w:cs="Meiryo UI" w:hint="default"/>
+        <w:rFonts w:ascii="Meiryo UI" w:eastAsia="Meiryo UI" w:hAnsi="Meiryo UI" w:cs="Meiryo UI" w:hint="default"/>
         <w:u w:val="none"/>
       </w:rPr>
     </w:lvl>
@@ -21853,7 +21030,7 @@
         <w:ind w:left="1520" w:hanging="440"/>
       </w:pPr>
       <w:rPr>
-        <w:rFonts w:ascii="Meiryo UI" w:hAnsi="Meiryo UI" w:eastAsia="Meiryo UI" w:cs="Meiryo UI" w:hint="default"/>
+        <w:rFonts w:ascii="Meiryo UI" w:eastAsia="Meiryo UI" w:hAnsi="Meiryo UI" w:cs="Meiryo UI" w:hint="default"/>
       </w:rPr>
     </w:lvl>
     <w:lvl w:ilvl="2">
@@ -21954,7 +21131,7 @@
         <w:ind w:left="440" w:hanging="440"/>
       </w:pPr>
       <w:rPr>
-        <w:rFonts w:ascii="Meiryo UI" w:hAnsi="Meiryo UI" w:eastAsia="Meiryo UI" w:cs="Meiryo UI" w:hint="default"/>
+        <w:rFonts w:ascii="Meiryo UI" w:eastAsia="Meiryo UI" w:hAnsi="Meiryo UI" w:cs="Meiryo UI" w:hint="default"/>
       </w:rPr>
     </w:lvl>
     <w:lvl w:ilvl="1" w:tplc="0409000B" w:tentative="1">
@@ -21966,7 +21143,7 @@
         <w:ind w:left="880" w:hanging="440"/>
       </w:pPr>
       <w:rPr>
-        <w:rFonts w:ascii="Meiryo UI" w:hAnsi="Meiryo UI" w:eastAsia="Meiryo UI" w:cs="Meiryo UI" w:hint="default"/>
+        <w:rFonts w:ascii="Meiryo UI" w:eastAsia="Meiryo UI" w:hAnsi="Meiryo UI" w:cs="Meiryo UI" w:hint="default"/>
       </w:rPr>
     </w:lvl>
     <w:lvl w:ilvl="2" w:tplc="0409000D" w:tentative="1">
@@ -21978,7 +21155,7 @@
         <w:ind w:left="1320" w:hanging="440"/>
       </w:pPr>
       <w:rPr>
-        <w:rFonts w:ascii="Meiryo UI" w:hAnsi="Meiryo UI" w:eastAsia="Meiryo UI" w:cs="Meiryo UI" w:hint="default"/>
+        <w:rFonts w:ascii="Meiryo UI" w:eastAsia="Meiryo UI" w:hAnsi="Meiryo UI" w:cs="Meiryo UI" w:hint="default"/>
       </w:rPr>
     </w:lvl>
     <w:lvl w:ilvl="3" w:tplc="04090001" w:tentative="1">
@@ -21990,7 +21167,7 @@
         <w:ind w:left="1760" w:hanging="440"/>
       </w:pPr>
       <w:rPr>
-        <w:rFonts w:ascii="Meiryo UI" w:hAnsi="Meiryo UI" w:eastAsia="Meiryo UI" w:cs="Meiryo UI" w:hint="default"/>
+        <w:rFonts w:ascii="Meiryo UI" w:eastAsia="Meiryo UI" w:hAnsi="Meiryo UI" w:cs="Meiryo UI" w:hint="default"/>
       </w:rPr>
     </w:lvl>
     <w:lvl w:ilvl="4" w:tplc="0409000B" w:tentative="1">
@@ -22002,7 +21179,7 @@
         <w:ind w:left="2200" w:hanging="440"/>
       </w:pPr>
       <w:rPr>
-        <w:rFonts w:ascii="Meiryo UI" w:hAnsi="Meiryo UI" w:eastAsia="Meiryo UI" w:cs="Meiryo UI" w:hint="default"/>
+        <w:rFonts w:ascii="Meiryo UI" w:eastAsia="Meiryo UI" w:hAnsi="Meiryo UI" w:cs="Meiryo UI" w:hint="default"/>
       </w:rPr>
     </w:lvl>
     <w:lvl w:ilvl="5" w:tplc="0409000D" w:tentative="1">
@@ -22014,7 +21191,7 @@
         <w:ind w:left="2640" w:hanging="440"/>
       </w:pPr>
       <w:rPr>
-        <w:rFonts w:ascii="Meiryo UI" w:hAnsi="Meiryo UI" w:eastAsia="Meiryo UI" w:cs="Meiryo UI" w:hint="default"/>
+        <w:rFonts w:ascii="Meiryo UI" w:eastAsia="Meiryo UI" w:hAnsi="Meiryo UI" w:cs="Meiryo UI" w:hint="default"/>
       </w:rPr>
     </w:lvl>
     <w:lvl w:ilvl="6" w:tplc="04090001" w:tentative="1">
@@ -22026,7 +21203,7 @@
         <w:ind w:left="3080" w:hanging="440"/>
       </w:pPr>
       <w:rPr>
-        <w:rFonts w:ascii="Meiryo UI" w:hAnsi="Meiryo UI" w:eastAsia="Meiryo UI" w:cs="Meiryo UI" w:hint="default"/>
+        <w:rFonts w:ascii="Meiryo UI" w:eastAsia="Meiryo UI" w:hAnsi="Meiryo UI" w:cs="Meiryo UI" w:hint="default"/>
       </w:rPr>
     </w:lvl>
     <w:lvl w:ilvl="7" w:tplc="0409000B" w:tentative="1">
@@ -22038,7 +21215,7 @@
         <w:ind w:left="3520" w:hanging="440"/>
       </w:pPr>
       <w:rPr>
-        <w:rFonts w:ascii="Meiryo UI" w:hAnsi="Meiryo UI" w:eastAsia="Meiryo UI" w:cs="Meiryo UI" w:hint="default"/>
+        <w:rFonts w:ascii="Meiryo UI" w:eastAsia="Meiryo UI" w:hAnsi="Meiryo UI" w:cs="Meiryo UI" w:hint="default"/>
       </w:rPr>
     </w:lvl>
     <w:lvl w:ilvl="8" w:tplc="0409000D" w:tentative="1">
@@ -22050,7 +21227,7 @@
         <w:ind w:left="3960" w:hanging="440"/>
       </w:pPr>
       <w:rPr>
-        <w:rFonts w:ascii="Meiryo UI" w:hAnsi="Meiryo UI" w:eastAsia="Meiryo UI" w:cs="Meiryo UI" w:hint="default"/>
+        <w:rFonts w:ascii="Meiryo UI" w:eastAsia="Meiryo UI" w:hAnsi="Meiryo UI" w:cs="Meiryo UI" w:hint="default"/>
       </w:rPr>
     </w:lvl>
   </w:abstractNum>
@@ -22067,7 +21244,7 @@
         <w:ind w:left="800" w:hanging="440"/>
       </w:pPr>
       <w:rPr>
-        <w:rFonts w:ascii="Meiryo UI" w:hAnsi="Meiryo UI" w:eastAsia="Meiryo UI" w:cs="Meiryo UI" w:hint="default"/>
+        <w:rFonts w:ascii="Meiryo UI" w:eastAsia="Meiryo UI" w:hAnsi="Meiryo UI" w:cs="Meiryo UI" w:hint="default"/>
         <w:u w:val="none"/>
       </w:rPr>
     </w:lvl>
@@ -22080,7 +21257,7 @@
         <w:ind w:left="1520" w:hanging="440"/>
       </w:pPr>
       <w:rPr>
-        <w:rFonts w:ascii="Meiryo UI" w:hAnsi="Meiryo UI" w:eastAsia="Meiryo UI" w:cs="Meiryo UI" w:hint="default"/>
+        <w:rFonts w:ascii="Meiryo UI" w:eastAsia="Meiryo UI" w:hAnsi="Meiryo UI" w:cs="Meiryo UI" w:hint="default"/>
       </w:rPr>
     </w:lvl>
     <w:lvl w:ilvl="2">
@@ -22181,7 +21358,7 @@
         <w:ind w:left="800" w:hanging="440"/>
       </w:pPr>
       <w:rPr>
-        <w:rFonts w:ascii="Meiryo UI" w:hAnsi="Meiryo UI" w:eastAsia="Meiryo UI" w:cs="Meiryo UI" w:hint="default"/>
+        <w:rFonts w:ascii="Meiryo UI" w:eastAsia="Meiryo UI" w:hAnsi="Meiryo UI" w:cs="Meiryo UI" w:hint="default"/>
         <w:u w:val="none"/>
       </w:rPr>
     </w:lvl>
@@ -22194,7 +21371,7 @@
         <w:ind w:left="1520" w:hanging="440"/>
       </w:pPr>
       <w:rPr>
-        <w:rFonts w:ascii="Meiryo UI" w:hAnsi="Meiryo UI" w:eastAsia="Meiryo UI" w:cs="Meiryo UI" w:hint="default"/>
+        <w:rFonts w:ascii="Meiryo UI" w:eastAsia="Meiryo UI" w:hAnsi="Meiryo UI" w:cs="Meiryo UI" w:hint="default"/>
       </w:rPr>
     </w:lvl>
     <w:lvl w:ilvl="2">
@@ -22382,7 +21559,7 @@
         <w:ind w:left="680" w:hanging="440"/>
       </w:pPr>
       <w:rPr>
-        <w:rFonts w:ascii="Meiryo UI" w:hAnsi="Meiryo UI" w:eastAsia="Meiryo UI" w:cs="Meiryo UI" w:hint="default"/>
+        <w:rFonts w:ascii="Meiryo UI" w:eastAsia="Meiryo UI" w:hAnsi="Meiryo UI" w:cs="Meiryo UI" w:hint="default"/>
       </w:rPr>
     </w:lvl>
     <w:lvl w:ilvl="1" w:tplc="0409000B" w:tentative="1">
@@ -22394,7 +21571,7 @@
         <w:ind w:left="1120" w:hanging="440"/>
       </w:pPr>
       <w:rPr>
-        <w:rFonts w:ascii="Meiryo UI" w:hAnsi="Meiryo UI" w:eastAsia="Meiryo UI" w:cs="Meiryo UI" w:hint="default"/>
+        <w:rFonts w:ascii="Meiryo UI" w:eastAsia="Meiryo UI" w:hAnsi="Meiryo UI" w:cs="Meiryo UI" w:hint="default"/>
       </w:rPr>
     </w:lvl>
     <w:lvl w:ilvl="2" w:tplc="0409000D" w:tentative="1">
@@ -22406,7 +21583,7 @@
         <w:ind w:left="1560" w:hanging="440"/>
       </w:pPr>
       <w:rPr>
-        <w:rFonts w:ascii="Meiryo UI" w:hAnsi="Meiryo UI" w:eastAsia="Meiryo UI" w:cs="Meiryo UI" w:hint="default"/>
+        <w:rFonts w:ascii="Meiryo UI" w:eastAsia="Meiryo UI" w:hAnsi="Meiryo UI" w:cs="Meiryo UI" w:hint="default"/>
       </w:rPr>
     </w:lvl>
     <w:lvl w:ilvl="3" w:tplc="04090001" w:tentative="1">
@@ -22418,7 +21595,7 @@
         <w:ind w:left="2000" w:hanging="440"/>
       </w:pPr>
       <w:rPr>
-        <w:rFonts w:ascii="Meiryo UI" w:hAnsi="Meiryo UI" w:eastAsia="Meiryo UI" w:cs="Meiryo UI" w:hint="default"/>
+        <w:rFonts w:ascii="Meiryo UI" w:eastAsia="Meiryo UI" w:hAnsi="Meiryo UI" w:cs="Meiryo UI" w:hint="default"/>
       </w:rPr>
     </w:lvl>
     <w:lvl w:ilvl="4" w:tplc="0409000B" w:tentative="1">
@@ -22430,7 +21607,7 @@
         <w:ind w:left="2440" w:hanging="440"/>
       </w:pPr>
       <w:rPr>
-        <w:rFonts w:ascii="Meiryo UI" w:hAnsi="Meiryo UI" w:eastAsia="Meiryo UI" w:cs="Meiryo UI" w:hint="default"/>
+        <w:rFonts w:ascii="Meiryo UI" w:eastAsia="Meiryo UI" w:hAnsi="Meiryo UI" w:cs="Meiryo UI" w:hint="default"/>
       </w:rPr>
     </w:lvl>
     <w:lvl w:ilvl="5" w:tplc="0409000D" w:tentative="1">
@@ -22442,7 +21619,7 @@
         <w:ind w:left="2880" w:hanging="440"/>
       </w:pPr>
       <w:rPr>
-        <w:rFonts w:ascii="Meiryo UI" w:hAnsi="Meiryo UI" w:eastAsia="Meiryo UI" w:cs="Meiryo UI" w:hint="default"/>
+        <w:rFonts w:ascii="Meiryo UI" w:eastAsia="Meiryo UI" w:hAnsi="Meiryo UI" w:cs="Meiryo UI" w:hint="default"/>
       </w:rPr>
     </w:lvl>
     <w:lvl w:ilvl="6" w:tplc="04090001" w:tentative="1">
@@ -22454,7 +21631,7 @@
         <w:ind w:left="3320" w:hanging="440"/>
       </w:pPr>
       <w:rPr>
-        <w:rFonts w:ascii="Meiryo UI" w:hAnsi="Meiryo UI" w:eastAsia="Meiryo UI" w:cs="Meiryo UI" w:hint="default"/>
+        <w:rFonts w:ascii="Meiryo UI" w:eastAsia="Meiryo UI" w:hAnsi="Meiryo UI" w:cs="Meiryo UI" w:hint="default"/>
       </w:rPr>
     </w:lvl>
     <w:lvl w:ilvl="7" w:tplc="0409000B" w:tentative="1">
@@ -22466,7 +21643,7 @@
         <w:ind w:left="3760" w:hanging="440"/>
       </w:pPr>
       <w:rPr>
-        <w:rFonts w:ascii="Meiryo UI" w:hAnsi="Meiryo UI" w:eastAsia="Meiryo UI" w:cs="Meiryo UI" w:hint="default"/>
+        <w:rFonts w:ascii="Meiryo UI" w:eastAsia="Meiryo UI" w:hAnsi="Meiryo UI" w:cs="Meiryo UI" w:hint="default"/>
       </w:rPr>
     </w:lvl>
     <w:lvl w:ilvl="8" w:tplc="0409000D" w:tentative="1">
@@ -22478,7 +21655,7 @@
         <w:ind w:left="4200" w:hanging="440"/>
       </w:pPr>
       <w:rPr>
-        <w:rFonts w:ascii="Meiryo UI" w:hAnsi="Meiryo UI" w:eastAsia="Meiryo UI" w:cs="Meiryo UI" w:hint="default"/>
+        <w:rFonts w:ascii="Meiryo UI" w:eastAsia="Meiryo UI" w:hAnsi="Meiryo UI" w:cs="Meiryo UI" w:hint="default"/>
       </w:rPr>
     </w:lvl>
   </w:abstractNum>
@@ -22495,7 +21672,7 @@
         <w:ind w:left="800" w:hanging="440"/>
       </w:pPr>
       <w:rPr>
-        <w:rFonts w:ascii="Meiryo UI" w:hAnsi="Meiryo UI" w:eastAsia="Meiryo UI" w:cs="Meiryo UI" w:hint="default"/>
+        <w:rFonts w:ascii="Meiryo UI" w:eastAsia="Meiryo UI" w:hAnsi="Meiryo UI" w:cs="Meiryo UI" w:hint="default"/>
         <w:u w:val="none"/>
       </w:rPr>
     </w:lvl>
@@ -22609,7 +21786,7 @@
         <w:ind w:left="800" w:hanging="440"/>
       </w:pPr>
       <w:rPr>
-        <w:rFonts w:ascii="Meiryo UI" w:hAnsi="Meiryo UI" w:eastAsia="Meiryo UI" w:cs="Meiryo UI" w:hint="default"/>
+        <w:rFonts w:ascii="Meiryo UI" w:eastAsia="Meiryo UI" w:hAnsi="Meiryo UI" w:cs="Meiryo UI" w:hint="default"/>
         <w:u w:val="none"/>
       </w:rPr>
     </w:lvl>
@@ -22723,7 +21900,7 @@
         <w:ind w:left="440" w:hanging="440"/>
       </w:pPr>
       <w:rPr>
-        <w:rFonts w:ascii="Meiryo UI" w:hAnsi="Meiryo UI" w:eastAsia="Meiryo UI" w:cs="Meiryo UI" w:hint="default"/>
+        <w:rFonts w:ascii="Meiryo UI" w:eastAsia="Meiryo UI" w:hAnsi="Meiryo UI" w:cs="Meiryo UI" w:hint="default"/>
       </w:rPr>
     </w:lvl>
     <w:lvl w:ilvl="1" w:tplc="0409000B" w:tentative="1">
@@ -22735,7 +21912,7 @@
         <w:ind w:left="880" w:hanging="440"/>
       </w:pPr>
       <w:rPr>
-        <w:rFonts w:ascii="Meiryo UI" w:hAnsi="Meiryo UI" w:eastAsia="Meiryo UI" w:cs="Meiryo UI" w:hint="default"/>
+        <w:rFonts w:ascii="Meiryo UI" w:eastAsia="Meiryo UI" w:hAnsi="Meiryo UI" w:cs="Meiryo UI" w:hint="default"/>
       </w:rPr>
     </w:lvl>
     <w:lvl w:ilvl="2" w:tplc="0409000D" w:tentative="1">
@@ -22747,7 +21924,7 @@
         <w:ind w:left="1320" w:hanging="440"/>
       </w:pPr>
       <w:rPr>
-        <w:rFonts w:ascii="Meiryo UI" w:hAnsi="Meiryo UI" w:eastAsia="Meiryo UI" w:cs="Meiryo UI" w:hint="default"/>
+        <w:rFonts w:ascii="Meiryo UI" w:eastAsia="Meiryo UI" w:hAnsi="Meiryo UI" w:cs="Meiryo UI" w:hint="default"/>
       </w:rPr>
     </w:lvl>
     <w:lvl w:ilvl="3" w:tplc="04090001" w:tentative="1">
@@ -22759,7 +21936,7 @@
         <w:ind w:left="1760" w:hanging="440"/>
       </w:pPr>
       <w:rPr>
-        <w:rFonts w:ascii="Meiryo UI" w:hAnsi="Meiryo UI" w:eastAsia="Meiryo UI" w:cs="Meiryo UI" w:hint="default"/>
+        <w:rFonts w:ascii="Meiryo UI" w:eastAsia="Meiryo UI" w:hAnsi="Meiryo UI" w:cs="Meiryo UI" w:hint="default"/>
       </w:rPr>
     </w:lvl>
     <w:lvl w:ilvl="4" w:tplc="0409000B" w:tentative="1">
@@ -22771,7 +21948,7 @@
         <w:ind w:left="2200" w:hanging="440"/>
       </w:pPr>
       <w:rPr>
-        <w:rFonts w:ascii="Meiryo UI" w:hAnsi="Meiryo UI" w:eastAsia="Meiryo UI" w:cs="Meiryo UI" w:hint="default"/>
+        <w:rFonts w:ascii="Meiryo UI" w:eastAsia="Meiryo UI" w:hAnsi="Meiryo UI" w:cs="Meiryo UI" w:hint="default"/>
       </w:rPr>
     </w:lvl>
     <w:lvl w:ilvl="5" w:tplc="0409000D" w:tentative="1">
@@ -22783,7 +21960,7 @@
         <w:ind w:left="2640" w:hanging="440"/>
       </w:pPr>
       <w:rPr>
-        <w:rFonts w:ascii="Meiryo UI" w:hAnsi="Meiryo UI" w:eastAsia="Meiryo UI" w:cs="Meiryo UI" w:hint="default"/>
+        <w:rFonts w:ascii="Meiryo UI" w:eastAsia="Meiryo UI" w:hAnsi="Meiryo UI" w:cs="Meiryo UI" w:hint="default"/>
       </w:rPr>
     </w:lvl>
     <w:lvl w:ilvl="6" w:tplc="04090001" w:tentative="1">
@@ -22795,7 +21972,7 @@
         <w:ind w:left="3080" w:hanging="440"/>
       </w:pPr>
       <w:rPr>
-        <w:rFonts w:ascii="Meiryo UI" w:hAnsi="Meiryo UI" w:eastAsia="Meiryo UI" w:cs="Meiryo UI" w:hint="default"/>
+        <w:rFonts w:ascii="Meiryo UI" w:eastAsia="Meiryo UI" w:hAnsi="Meiryo UI" w:cs="Meiryo UI" w:hint="default"/>
       </w:rPr>
     </w:lvl>
     <w:lvl w:ilvl="7" w:tplc="0409000B" w:tentative="1">
@@ -22807,7 +21984,7 @@
         <w:ind w:left="3520" w:hanging="440"/>
       </w:pPr>
       <w:rPr>
-        <w:rFonts w:ascii="Meiryo UI" w:hAnsi="Meiryo UI" w:eastAsia="Meiryo UI" w:cs="Meiryo UI" w:hint="default"/>
+        <w:rFonts w:ascii="Meiryo UI" w:eastAsia="Meiryo UI" w:hAnsi="Meiryo UI" w:cs="Meiryo UI" w:hint="default"/>
       </w:rPr>
     </w:lvl>
     <w:lvl w:ilvl="8" w:tplc="0409000D" w:tentative="1">
@@ -22819,7 +21996,7 @@
         <w:ind w:left="3960" w:hanging="440"/>
       </w:pPr>
       <w:rPr>
-        <w:rFonts w:ascii="Meiryo UI" w:hAnsi="Meiryo UI" w:eastAsia="Meiryo UI" w:cs="Meiryo UI" w:hint="default"/>
+        <w:rFonts w:ascii="Meiryo UI" w:eastAsia="Meiryo UI" w:hAnsi="Meiryo UI" w:cs="Meiryo UI" w:hint="default"/>
       </w:rPr>
     </w:lvl>
   </w:abstractNum>
@@ -22836,7 +22013,7 @@
         <w:ind w:left="440" w:hanging="440"/>
       </w:pPr>
       <w:rPr>
-        <w:rFonts w:ascii="Meiryo UI" w:hAnsi="Meiryo UI" w:eastAsia="Meiryo UI" w:cs="Meiryo UI" w:hint="default"/>
+        <w:rFonts w:ascii="Meiryo UI" w:eastAsia="Meiryo UI" w:hAnsi="Meiryo UI" w:cs="Meiryo UI" w:hint="default"/>
       </w:rPr>
     </w:lvl>
     <w:lvl w:ilvl="1" w:tplc="0409000B" w:tentative="1">
@@ -22848,7 +22025,7 @@
         <w:ind w:left="880" w:hanging="440"/>
       </w:pPr>
       <w:rPr>
-        <w:rFonts w:ascii="Meiryo UI" w:hAnsi="Meiryo UI" w:eastAsia="Meiryo UI" w:cs="Meiryo UI" w:hint="default"/>
+        <w:rFonts w:ascii="Meiryo UI" w:eastAsia="Meiryo UI" w:hAnsi="Meiryo UI" w:cs="Meiryo UI" w:hint="default"/>
       </w:rPr>
     </w:lvl>
     <w:lvl w:ilvl="2" w:tplc="0409000D" w:tentative="1">
@@ -22860,7 +22037,7 @@
         <w:ind w:left="1320" w:hanging="440"/>
       </w:pPr>
       <w:rPr>
-        <w:rFonts w:ascii="Meiryo UI" w:hAnsi="Meiryo UI" w:eastAsia="Meiryo UI" w:cs="Meiryo UI" w:hint="default"/>
+        <w:rFonts w:ascii="Meiryo UI" w:eastAsia="Meiryo UI" w:hAnsi="Meiryo UI" w:cs="Meiryo UI" w:hint="default"/>
       </w:rPr>
     </w:lvl>
     <w:lvl w:ilvl="3" w:tplc="04090001" w:tentative="1">
@@ -22872,7 +22049,7 @@
         <w:ind w:left="1760" w:hanging="440"/>
       </w:pPr>
       <w:rPr>
-        <w:rFonts w:ascii="Meiryo UI" w:hAnsi="Meiryo UI" w:eastAsia="Meiryo UI" w:cs="Meiryo UI" w:hint="default"/>
+        <w:rFonts w:ascii="Meiryo UI" w:eastAsia="Meiryo UI" w:hAnsi="Meiryo UI" w:cs="Meiryo UI" w:hint="default"/>
       </w:rPr>
     </w:lvl>
     <w:lvl w:ilvl="4" w:tplc="0409000B" w:tentative="1">
@@ -22884,7 +22061,7 @@
         <w:ind w:left="2200" w:hanging="440"/>
       </w:pPr>
       <w:rPr>
-        <w:rFonts w:ascii="Meiryo UI" w:hAnsi="Meiryo UI" w:eastAsia="Meiryo UI" w:cs="Meiryo UI" w:hint="default"/>
+        <w:rFonts w:ascii="Meiryo UI" w:eastAsia="Meiryo UI" w:hAnsi="Meiryo UI" w:cs="Meiryo UI" w:hint="default"/>
       </w:rPr>
     </w:lvl>
     <w:lvl w:ilvl="5" w:tplc="0409000D" w:tentative="1">
@@ -22896,7 +22073,7 @@
         <w:ind w:left="2640" w:hanging="440"/>
       </w:pPr>
       <w:rPr>
-        <w:rFonts w:ascii="Meiryo UI" w:hAnsi="Meiryo UI" w:eastAsia="Meiryo UI" w:cs="Meiryo UI" w:hint="default"/>
+        <w:rFonts w:ascii="Meiryo UI" w:eastAsia="Meiryo UI" w:hAnsi="Meiryo UI" w:cs="Meiryo UI" w:hint="default"/>
       </w:rPr>
     </w:lvl>
     <w:lvl w:ilvl="6" w:tplc="04090001" w:tentative="1">
@@ -22908,7 +22085,7 @@
         <w:ind w:left="3080" w:hanging="440"/>
       </w:pPr>
       <w:rPr>
-        <w:rFonts w:ascii="Meiryo UI" w:hAnsi="Meiryo UI" w:eastAsia="Meiryo UI" w:cs="Meiryo UI" w:hint="default"/>
+        <w:rFonts w:ascii="Meiryo UI" w:eastAsia="Meiryo UI" w:hAnsi="Meiryo UI" w:cs="Meiryo UI" w:hint="default"/>
       </w:rPr>
     </w:lvl>
     <w:lvl w:ilvl="7" w:tplc="0409000B" w:tentative="1">
@@ -22920,7 +22097,7 @@
         <w:ind w:left="3520" w:hanging="440"/>
       </w:pPr>
       <w:rPr>
-        <w:rFonts w:ascii="Meiryo UI" w:hAnsi="Meiryo UI" w:eastAsia="Meiryo UI" w:cs="Meiryo UI" w:hint="default"/>
+        <w:rFonts w:ascii="Meiryo UI" w:eastAsia="Meiryo UI" w:hAnsi="Meiryo UI" w:cs="Meiryo UI" w:hint="default"/>
       </w:rPr>
     </w:lvl>
     <w:lvl w:ilvl="8" w:tplc="0409000D" w:tentative="1">
@@ -22932,7 +22109,7 @@
         <w:ind w:left="3960" w:hanging="440"/>
       </w:pPr>
       <w:rPr>
-        <w:rFonts w:ascii="Meiryo UI" w:hAnsi="Meiryo UI" w:eastAsia="Meiryo UI" w:cs="Meiryo UI" w:hint="default"/>
+        <w:rFonts w:ascii="Meiryo UI" w:eastAsia="Meiryo UI" w:hAnsi="Meiryo UI" w:cs="Meiryo UI" w:hint="default"/>
       </w:rPr>
     </w:lvl>
   </w:abstractNum>
@@ -23065,7 +22242,7 @@
         <w:ind w:left="720" w:hanging="360"/>
       </w:pPr>
       <w:rPr>
-        <w:rFonts w:ascii="Meiryo UI" w:hAnsi="Meiryo UI" w:eastAsia="Meiryo UI" w:cs="Meiryo UI" w:hint="default"/>
+        <w:rFonts w:ascii="Meiryo UI" w:eastAsia="Meiryo UI" w:hAnsi="Meiryo UI" w:cs="Meiryo UI" w:hint="default"/>
         <w:sz w:val="20"/>
       </w:rPr>
     </w:lvl>
@@ -23097,7 +22274,7 @@
         <w:ind w:left="2160" w:hanging="360"/>
       </w:pPr>
       <w:rPr>
-        <w:rFonts w:ascii="Meiryo UI" w:hAnsi="Meiryo UI" w:eastAsia="Meiryo UI" w:cs="Meiryo UI" w:hint="default"/>
+        <w:rFonts w:ascii="Meiryo UI" w:eastAsia="Meiryo UI" w:hAnsi="Meiryo UI" w:cs="Meiryo UI" w:hint="default"/>
         <w:sz w:val="20"/>
       </w:rPr>
     </w:lvl>
@@ -23113,7 +22290,7 @@
         <w:ind w:left="2880" w:hanging="360"/>
       </w:pPr>
       <w:rPr>
-        <w:rFonts w:ascii="Meiryo UI" w:hAnsi="Meiryo UI" w:eastAsia="Meiryo UI" w:cs="Meiryo UI" w:hint="default"/>
+        <w:rFonts w:ascii="Meiryo UI" w:eastAsia="Meiryo UI" w:hAnsi="Meiryo UI" w:cs="Meiryo UI" w:hint="default"/>
         <w:sz w:val="20"/>
       </w:rPr>
     </w:lvl>
@@ -23129,7 +22306,7 @@
         <w:ind w:left="3600" w:hanging="360"/>
       </w:pPr>
       <w:rPr>
-        <w:rFonts w:ascii="Meiryo UI" w:hAnsi="Meiryo UI" w:eastAsia="Meiryo UI" w:cs="Meiryo UI" w:hint="default"/>
+        <w:rFonts w:ascii="Meiryo UI" w:eastAsia="Meiryo UI" w:hAnsi="Meiryo UI" w:cs="Meiryo UI" w:hint="default"/>
         <w:sz w:val="20"/>
       </w:rPr>
     </w:lvl>
@@ -23145,7 +22322,7 @@
         <w:ind w:left="4320" w:hanging="360"/>
       </w:pPr>
       <w:rPr>
-        <w:rFonts w:ascii="Meiryo UI" w:hAnsi="Meiryo UI" w:eastAsia="Meiryo UI" w:cs="Meiryo UI" w:hint="default"/>
+        <w:rFonts w:ascii="Meiryo UI" w:eastAsia="Meiryo UI" w:hAnsi="Meiryo UI" w:cs="Meiryo UI" w:hint="default"/>
         <w:sz w:val="20"/>
       </w:rPr>
     </w:lvl>
@@ -23161,7 +22338,7 @@
         <w:ind w:left="5040" w:hanging="360"/>
       </w:pPr>
       <w:rPr>
-        <w:rFonts w:ascii="Meiryo UI" w:hAnsi="Meiryo UI" w:eastAsia="Meiryo UI" w:cs="Meiryo UI" w:hint="default"/>
+        <w:rFonts w:ascii="Meiryo UI" w:eastAsia="Meiryo UI" w:hAnsi="Meiryo UI" w:cs="Meiryo UI" w:hint="default"/>
         <w:sz w:val="20"/>
       </w:rPr>
     </w:lvl>
@@ -23177,7 +22354,7 @@
         <w:ind w:left="5760" w:hanging="360"/>
       </w:pPr>
       <w:rPr>
-        <w:rFonts w:ascii="Meiryo UI" w:hAnsi="Meiryo UI" w:eastAsia="Meiryo UI" w:cs="Meiryo UI" w:hint="default"/>
+        <w:rFonts w:ascii="Meiryo UI" w:eastAsia="Meiryo UI" w:hAnsi="Meiryo UI" w:cs="Meiryo UI" w:hint="default"/>
         <w:sz w:val="20"/>
       </w:rPr>
     </w:lvl>
@@ -23193,7 +22370,7 @@
         <w:ind w:left="6480" w:hanging="360"/>
       </w:pPr>
       <w:rPr>
-        <w:rFonts w:ascii="Meiryo UI" w:hAnsi="Meiryo UI" w:eastAsia="Meiryo UI" w:cs="Meiryo UI" w:hint="default"/>
+        <w:rFonts w:ascii="Meiryo UI" w:eastAsia="Meiryo UI" w:hAnsi="Meiryo UI" w:cs="Meiryo UI" w:hint="default"/>
         <w:sz w:val="20"/>
       </w:rPr>
     </w:lvl>
@@ -23214,7 +22391,7 @@
         <w:ind w:left="720" w:hanging="360"/>
       </w:pPr>
       <w:rPr>
-        <w:rFonts w:ascii="Meiryo UI" w:hAnsi="Meiryo UI" w:eastAsia="Meiryo UI" w:cs="Meiryo UI" w:hint="default"/>
+        <w:rFonts w:ascii="Meiryo UI" w:eastAsia="Meiryo UI" w:hAnsi="Meiryo UI" w:cs="Meiryo UI" w:hint="default"/>
         <w:sz w:val="20"/>
       </w:rPr>
     </w:lvl>
@@ -23246,7 +22423,7 @@
         <w:ind w:left="2160" w:hanging="360"/>
       </w:pPr>
       <w:rPr>
-        <w:rFonts w:ascii="Meiryo UI" w:hAnsi="Meiryo UI" w:eastAsia="Meiryo UI" w:cs="Meiryo UI" w:hint="default"/>
+        <w:rFonts w:ascii="Meiryo UI" w:eastAsia="Meiryo UI" w:hAnsi="Meiryo UI" w:cs="Meiryo UI" w:hint="default"/>
         <w:sz w:val="20"/>
       </w:rPr>
     </w:lvl>
@@ -23262,7 +22439,7 @@
         <w:ind w:left="2880" w:hanging="360"/>
       </w:pPr>
       <w:rPr>
-        <w:rFonts w:ascii="Meiryo UI" w:hAnsi="Meiryo UI" w:eastAsia="Meiryo UI" w:cs="Meiryo UI" w:hint="default"/>
+        <w:rFonts w:ascii="Meiryo UI" w:eastAsia="Meiryo UI" w:hAnsi="Meiryo UI" w:cs="Meiryo UI" w:hint="default"/>
         <w:sz w:val="20"/>
       </w:rPr>
     </w:lvl>
@@ -23278,7 +22455,7 @@
         <w:ind w:left="3600" w:hanging="360"/>
       </w:pPr>
       <w:rPr>
-        <w:rFonts w:ascii="Meiryo UI" w:hAnsi="Meiryo UI" w:eastAsia="Meiryo UI" w:cs="Meiryo UI" w:hint="default"/>
+        <w:rFonts w:ascii="Meiryo UI" w:eastAsia="Meiryo UI" w:hAnsi="Meiryo UI" w:cs="Meiryo UI" w:hint="default"/>
         <w:sz w:val="20"/>
       </w:rPr>
     </w:lvl>
@@ -23294,7 +22471,7 @@
         <w:ind w:left="4320" w:hanging="360"/>
       </w:pPr>
       <w:rPr>
-        <w:rFonts w:ascii="Meiryo UI" w:hAnsi="Meiryo UI" w:eastAsia="Meiryo UI" w:cs="Meiryo UI" w:hint="default"/>
+        <w:rFonts w:ascii="Meiryo UI" w:eastAsia="Meiryo UI" w:hAnsi="Meiryo UI" w:cs="Meiryo UI" w:hint="default"/>
         <w:sz w:val="20"/>
       </w:rPr>
     </w:lvl>
@@ -23310,7 +22487,7 @@
         <w:ind w:left="5040" w:hanging="360"/>
       </w:pPr>
       <w:rPr>
-        <w:rFonts w:ascii="Meiryo UI" w:hAnsi="Meiryo UI" w:eastAsia="Meiryo UI" w:cs="Meiryo UI" w:hint="default"/>
+        <w:rFonts w:ascii="Meiryo UI" w:eastAsia="Meiryo UI" w:hAnsi="Meiryo UI" w:cs="Meiryo UI" w:hint="default"/>
         <w:sz w:val="20"/>
       </w:rPr>
     </w:lvl>
@@ -23326,7 +22503,7 @@
         <w:ind w:left="5760" w:hanging="360"/>
       </w:pPr>
       <w:rPr>
-        <w:rFonts w:ascii="Meiryo UI" w:hAnsi="Meiryo UI" w:eastAsia="Meiryo UI" w:cs="Meiryo UI" w:hint="default"/>
+        <w:rFonts w:ascii="Meiryo UI" w:eastAsia="Meiryo UI" w:hAnsi="Meiryo UI" w:cs="Meiryo UI" w:hint="default"/>
         <w:sz w:val="20"/>
       </w:rPr>
     </w:lvl>
@@ -23342,7 +22519,7 @@
         <w:ind w:left="6480" w:hanging="360"/>
       </w:pPr>
       <w:rPr>
-        <w:rFonts w:ascii="Meiryo UI" w:hAnsi="Meiryo UI" w:eastAsia="Meiryo UI" w:cs="Meiryo UI" w:hint="default"/>
+        <w:rFonts w:ascii="Meiryo UI" w:eastAsia="Meiryo UI" w:hAnsi="Meiryo UI" w:cs="Meiryo UI" w:hint="default"/>
         <w:sz w:val="20"/>
       </w:rPr>
     </w:lvl>
@@ -23360,7 +22537,7 @@
         <w:ind w:left="440" w:hanging="440"/>
       </w:pPr>
       <w:rPr>
-        <w:rFonts w:ascii="Meiryo UI" w:hAnsi="Meiryo UI" w:eastAsia="Meiryo UI" w:cs="Meiryo UI" w:hint="default"/>
+        <w:rFonts w:ascii="Meiryo UI" w:eastAsia="Meiryo UI" w:hAnsi="Meiryo UI" w:cs="Meiryo UI" w:hint="default"/>
       </w:rPr>
     </w:lvl>
     <w:lvl w:ilvl="1" w:tplc="0409000B">
@@ -23372,7 +22549,7 @@
         <w:ind w:left="880" w:hanging="440"/>
       </w:pPr>
       <w:rPr>
-        <w:rFonts w:ascii="Meiryo UI" w:hAnsi="Meiryo UI" w:eastAsia="Meiryo UI" w:cs="Meiryo UI" w:hint="default"/>
+        <w:rFonts w:ascii="Meiryo UI" w:eastAsia="Meiryo UI" w:hAnsi="Meiryo UI" w:cs="Meiryo UI" w:hint="default"/>
       </w:rPr>
     </w:lvl>
     <w:lvl w:ilvl="2" w:tplc="0409000D" w:tentative="1">
@@ -23384,7 +22561,7 @@
         <w:ind w:left="1320" w:hanging="440"/>
       </w:pPr>
       <w:rPr>
-        <w:rFonts w:ascii="Meiryo UI" w:hAnsi="Meiryo UI" w:eastAsia="Meiryo UI" w:cs="Meiryo UI" w:hint="default"/>
+        <w:rFonts w:ascii="Meiryo UI" w:eastAsia="Meiryo UI" w:hAnsi="Meiryo UI" w:cs="Meiryo UI" w:hint="default"/>
       </w:rPr>
     </w:lvl>
     <w:lvl w:ilvl="3" w:tplc="04090001" w:tentative="1">
@@ -23396,7 +22573,7 @@
         <w:ind w:left="1760" w:hanging="440"/>
       </w:pPr>
       <w:rPr>
-        <w:rFonts w:ascii="Meiryo UI" w:hAnsi="Meiryo UI" w:eastAsia="Meiryo UI" w:cs="Meiryo UI" w:hint="default"/>
+        <w:rFonts w:ascii="Meiryo UI" w:eastAsia="Meiryo UI" w:hAnsi="Meiryo UI" w:cs="Meiryo UI" w:hint="default"/>
       </w:rPr>
     </w:lvl>
     <w:lvl w:ilvl="4" w:tplc="0409000B" w:tentative="1">
@@ -23408,7 +22585,7 @@
         <w:ind w:left="2200" w:hanging="440"/>
       </w:pPr>
       <w:rPr>
-        <w:rFonts w:ascii="Meiryo UI" w:hAnsi="Meiryo UI" w:eastAsia="Meiryo UI" w:cs="Meiryo UI" w:hint="default"/>
+        <w:rFonts w:ascii="Meiryo UI" w:eastAsia="Meiryo UI" w:hAnsi="Meiryo UI" w:cs="Meiryo UI" w:hint="default"/>
       </w:rPr>
     </w:lvl>
     <w:lvl w:ilvl="5" w:tplc="0409000D" w:tentative="1">
@@ -23420,7 +22597,7 @@
         <w:ind w:left="2640" w:hanging="440"/>
       </w:pPr>
       <w:rPr>
-        <w:rFonts w:ascii="Meiryo UI" w:hAnsi="Meiryo UI" w:eastAsia="Meiryo UI" w:cs="Meiryo UI" w:hint="default"/>
+        <w:rFonts w:ascii="Meiryo UI" w:eastAsia="Meiryo UI" w:hAnsi="Meiryo UI" w:cs="Meiryo UI" w:hint="default"/>
       </w:rPr>
     </w:lvl>
     <w:lvl w:ilvl="6" w:tplc="04090001" w:tentative="1">
@@ -23432,7 +22609,7 @@
         <w:ind w:left="3080" w:hanging="440"/>
       </w:pPr>
       <w:rPr>
-        <w:rFonts w:ascii="Meiryo UI" w:hAnsi="Meiryo UI" w:eastAsia="Meiryo UI" w:cs="Meiryo UI" w:hint="default"/>
+        <w:rFonts w:ascii="Meiryo UI" w:eastAsia="Meiryo UI" w:hAnsi="Meiryo UI" w:cs="Meiryo UI" w:hint="default"/>
       </w:rPr>
     </w:lvl>
     <w:lvl w:ilvl="7" w:tplc="0409000B" w:tentative="1">
@@ -23444,7 +22621,7 @@
         <w:ind w:left="3520" w:hanging="440"/>
       </w:pPr>
       <w:rPr>
-        <w:rFonts w:ascii="Meiryo UI" w:hAnsi="Meiryo UI" w:eastAsia="Meiryo UI" w:cs="Meiryo UI" w:hint="default"/>
+        <w:rFonts w:ascii="Meiryo UI" w:eastAsia="Meiryo UI" w:hAnsi="Meiryo UI" w:cs="Meiryo UI" w:hint="default"/>
       </w:rPr>
     </w:lvl>
     <w:lvl w:ilvl="8" w:tplc="0409000D" w:tentative="1">
@@ -23456,7 +22633,7 @@
         <w:ind w:left="3960" w:hanging="440"/>
       </w:pPr>
       <w:rPr>
-        <w:rFonts w:ascii="Meiryo UI" w:hAnsi="Meiryo UI" w:eastAsia="Meiryo UI" w:cs="Meiryo UI" w:hint="default"/>
+        <w:rFonts w:ascii="Meiryo UI" w:eastAsia="Meiryo UI" w:hAnsi="Meiryo UI" w:cs="Meiryo UI" w:hint="default"/>
       </w:rPr>
     </w:lvl>
   </w:abstractNum>
@@ -23476,7 +22653,7 @@
         <w:ind w:left="720" w:hanging="360"/>
       </w:pPr>
       <w:rPr>
-        <w:rFonts w:ascii="Meiryo UI" w:hAnsi="Meiryo UI" w:eastAsia="Meiryo UI" w:cs="Meiryo UI" w:hint="default"/>
+        <w:rFonts w:ascii="Meiryo UI" w:eastAsia="Meiryo UI" w:hAnsi="Meiryo UI" w:cs="Meiryo UI" w:hint="default"/>
         <w:sz w:val="20"/>
       </w:rPr>
     </w:lvl>
@@ -23508,7 +22685,7 @@
         <w:ind w:left="2160" w:hanging="360"/>
       </w:pPr>
       <w:rPr>
-        <w:rFonts w:ascii="Meiryo UI" w:hAnsi="Meiryo UI" w:eastAsia="Meiryo UI" w:cs="Meiryo UI" w:hint="default"/>
+        <w:rFonts w:ascii="Meiryo UI" w:eastAsia="Meiryo UI" w:hAnsi="Meiryo UI" w:cs="Meiryo UI" w:hint="default"/>
         <w:sz w:val="20"/>
       </w:rPr>
     </w:lvl>
@@ -23524,7 +22701,7 @@
         <w:ind w:left="2880" w:hanging="360"/>
       </w:pPr>
       <w:rPr>
-        <w:rFonts w:ascii="Meiryo UI" w:hAnsi="Meiryo UI" w:eastAsia="Meiryo UI" w:cs="Meiryo UI" w:hint="default"/>
+        <w:rFonts w:ascii="Meiryo UI" w:eastAsia="Meiryo UI" w:hAnsi="Meiryo UI" w:cs="Meiryo UI" w:hint="default"/>
         <w:sz w:val="20"/>
       </w:rPr>
     </w:lvl>
@@ -23540,7 +22717,7 @@
         <w:ind w:left="3600" w:hanging="360"/>
       </w:pPr>
       <w:rPr>
-        <w:rFonts w:ascii="Meiryo UI" w:hAnsi="Meiryo UI" w:eastAsia="Meiryo UI" w:cs="Meiryo UI" w:hint="default"/>
+        <w:rFonts w:ascii="Meiryo UI" w:eastAsia="Meiryo UI" w:hAnsi="Meiryo UI" w:cs="Meiryo UI" w:hint="default"/>
         <w:sz w:val="20"/>
       </w:rPr>
     </w:lvl>
@@ -23556,7 +22733,7 @@
         <w:ind w:left="4320" w:hanging="360"/>
       </w:pPr>
       <w:rPr>
-        <w:rFonts w:ascii="Meiryo UI" w:hAnsi="Meiryo UI" w:eastAsia="Meiryo UI" w:cs="Meiryo UI" w:hint="default"/>
+        <w:rFonts w:ascii="Meiryo UI" w:eastAsia="Meiryo UI" w:hAnsi="Meiryo UI" w:cs="Meiryo UI" w:hint="default"/>
         <w:sz w:val="20"/>
       </w:rPr>
     </w:lvl>
@@ -23572,7 +22749,7 @@
         <w:ind w:left="5040" w:hanging="360"/>
       </w:pPr>
       <w:rPr>
-        <w:rFonts w:ascii="Meiryo UI" w:hAnsi="Meiryo UI" w:eastAsia="Meiryo UI" w:cs="Meiryo UI" w:hint="default"/>
+        <w:rFonts w:ascii="Meiryo UI" w:eastAsia="Meiryo UI" w:hAnsi="Meiryo UI" w:cs="Meiryo UI" w:hint="default"/>
         <w:sz w:val="20"/>
       </w:rPr>
     </w:lvl>
@@ -23588,7 +22765,7 @@
         <w:ind w:left="5760" w:hanging="360"/>
       </w:pPr>
       <w:rPr>
-        <w:rFonts w:ascii="Meiryo UI" w:hAnsi="Meiryo UI" w:eastAsia="Meiryo UI" w:cs="Meiryo UI" w:hint="default"/>
+        <w:rFonts w:ascii="Meiryo UI" w:eastAsia="Meiryo UI" w:hAnsi="Meiryo UI" w:cs="Meiryo UI" w:hint="default"/>
         <w:sz w:val="20"/>
       </w:rPr>
     </w:lvl>
@@ -23604,7 +22781,7 @@
         <w:ind w:left="6480" w:hanging="360"/>
       </w:pPr>
       <w:rPr>
-        <w:rFonts w:ascii="Meiryo UI" w:hAnsi="Meiryo UI" w:eastAsia="Meiryo UI" w:cs="Meiryo UI" w:hint="default"/>
+        <w:rFonts w:ascii="Meiryo UI" w:eastAsia="Meiryo UI" w:hAnsi="Meiryo UI" w:cs="Meiryo UI" w:hint="default"/>
         <w:sz w:val="20"/>
       </w:rPr>
     </w:lvl>
@@ -23831,7 +23008,7 @@
         <w:ind w:left="440" w:hanging="440"/>
       </w:pPr>
       <w:rPr>
-        <w:rFonts w:ascii="Meiryo UI" w:hAnsi="Meiryo UI" w:eastAsia="Meiryo UI" w:cs="Meiryo UI" w:hint="default"/>
+        <w:rFonts w:ascii="Meiryo UI" w:eastAsia="Meiryo UI" w:hAnsi="Meiryo UI" w:cs="Meiryo UI" w:hint="default"/>
       </w:rPr>
     </w:lvl>
     <w:lvl w:ilvl="2" w:tplc="04090003">
@@ -23843,7 +23020,7 @@
         <w:ind w:left="440" w:hanging="440"/>
       </w:pPr>
       <w:rPr>
-        <w:rFonts w:ascii="Meiryo UI" w:hAnsi="Meiryo UI" w:eastAsia="Meiryo UI" w:cs="Meiryo UI" w:hint="default"/>
+        <w:rFonts w:ascii="Meiryo UI" w:eastAsia="Meiryo UI" w:hAnsi="Meiryo UI" w:cs="Meiryo UI" w:hint="default"/>
       </w:rPr>
     </w:lvl>
     <w:lvl w:ilvl="3" w:tplc="FFFFFFFF" w:tentative="1">
@@ -23917,7 +23094,7 @@
         <w:ind w:left="720" w:hanging="360"/>
       </w:pPr>
       <w:rPr>
-        <w:rFonts w:ascii="Meiryo UI" w:hAnsi="Meiryo UI" w:eastAsia="Meiryo UI" w:cs="Meiryo UI" w:hint="default"/>
+        <w:rFonts w:ascii="Meiryo UI" w:eastAsia="Meiryo UI" w:hAnsi="Meiryo UI" w:cs="Meiryo UI" w:hint="default"/>
         <w:sz w:val="20"/>
       </w:rPr>
     </w:lvl>
@@ -23949,7 +23126,7 @@
         <w:ind w:left="2160" w:hanging="360"/>
       </w:pPr>
       <w:rPr>
-        <w:rFonts w:ascii="Meiryo UI" w:hAnsi="Meiryo UI" w:eastAsia="Meiryo UI" w:cs="Meiryo UI" w:hint="default"/>
+        <w:rFonts w:ascii="Meiryo UI" w:eastAsia="Meiryo UI" w:hAnsi="Meiryo UI" w:cs="Meiryo UI" w:hint="default"/>
         <w:sz w:val="20"/>
       </w:rPr>
     </w:lvl>
@@ -23965,7 +23142,7 @@
         <w:ind w:left="2880" w:hanging="360"/>
       </w:pPr>
       <w:rPr>
-        <w:rFonts w:ascii="Meiryo UI" w:hAnsi="Meiryo UI" w:eastAsia="Meiryo UI" w:cs="Meiryo UI" w:hint="default"/>
+        <w:rFonts w:ascii="Meiryo UI" w:eastAsia="Meiryo UI" w:hAnsi="Meiryo UI" w:cs="Meiryo UI" w:hint="default"/>
         <w:sz w:val="20"/>
       </w:rPr>
     </w:lvl>
@@ -23981,7 +23158,7 @@
         <w:ind w:left="3600" w:hanging="360"/>
       </w:pPr>
       <w:rPr>
-        <w:rFonts w:ascii="Meiryo UI" w:hAnsi="Meiryo UI" w:eastAsia="Meiryo UI" w:cs="Meiryo UI" w:hint="default"/>
+        <w:rFonts w:ascii="Meiryo UI" w:eastAsia="Meiryo UI" w:hAnsi="Meiryo UI" w:cs="Meiryo UI" w:hint="default"/>
         <w:sz w:val="20"/>
       </w:rPr>
     </w:lvl>
@@ -23997,7 +23174,7 @@
         <w:ind w:left="4320" w:hanging="360"/>
       </w:pPr>
       <w:rPr>
-        <w:rFonts w:ascii="Meiryo UI" w:hAnsi="Meiryo UI" w:eastAsia="Meiryo UI" w:cs="Meiryo UI" w:hint="default"/>
+        <w:rFonts w:ascii="Meiryo UI" w:eastAsia="Meiryo UI" w:hAnsi="Meiryo UI" w:cs="Meiryo UI" w:hint="default"/>
         <w:sz w:val="20"/>
       </w:rPr>
     </w:lvl>
@@ -24013,7 +23190,7 @@
         <w:ind w:left="5040" w:hanging="360"/>
       </w:pPr>
       <w:rPr>
-        <w:rFonts w:ascii="Meiryo UI" w:hAnsi="Meiryo UI" w:eastAsia="Meiryo UI" w:cs="Meiryo UI" w:hint="default"/>
+        <w:rFonts w:ascii="Meiryo UI" w:eastAsia="Meiryo UI" w:hAnsi="Meiryo UI" w:cs="Meiryo UI" w:hint="default"/>
         <w:sz w:val="20"/>
       </w:rPr>
     </w:lvl>
@@ -24029,7 +23206,7 @@
         <w:ind w:left="5760" w:hanging="360"/>
       </w:pPr>
       <w:rPr>
-        <w:rFonts w:ascii="Meiryo UI" w:hAnsi="Meiryo UI" w:eastAsia="Meiryo UI" w:cs="Meiryo UI" w:hint="default"/>
+        <w:rFonts w:ascii="Meiryo UI" w:eastAsia="Meiryo UI" w:hAnsi="Meiryo UI" w:cs="Meiryo UI" w:hint="default"/>
         <w:sz w:val="20"/>
       </w:rPr>
     </w:lvl>
@@ -24045,7 +23222,7 @@
         <w:ind w:left="6480" w:hanging="360"/>
       </w:pPr>
       <w:rPr>
-        <w:rFonts w:ascii="Meiryo UI" w:hAnsi="Meiryo UI" w:eastAsia="Meiryo UI" w:cs="Meiryo UI" w:hint="default"/>
+        <w:rFonts w:ascii="Meiryo UI" w:eastAsia="Meiryo UI" w:hAnsi="Meiryo UI" w:cs="Meiryo UI" w:hint="default"/>
         <w:sz w:val="20"/>
       </w:rPr>
     </w:lvl>
@@ -24063,7 +23240,7 @@
         <w:ind w:left="440" w:hanging="440"/>
       </w:pPr>
       <w:rPr>
-        <w:rFonts w:ascii="Meiryo UI" w:hAnsi="Meiryo UI" w:eastAsia="Meiryo UI" w:cs="Meiryo UI" w:hint="default"/>
+        <w:rFonts w:ascii="Meiryo UI" w:eastAsia="Meiryo UI" w:hAnsi="Meiryo UI" w:cs="Meiryo UI" w:hint="default"/>
       </w:rPr>
     </w:lvl>
     <w:lvl w:ilvl="1" w:tplc="0409000B" w:tentative="1">
@@ -24075,7 +23252,7 @@
         <w:ind w:left="880" w:hanging="440"/>
       </w:pPr>
       <w:rPr>
-        <w:rFonts w:ascii="Meiryo UI" w:hAnsi="Meiryo UI" w:eastAsia="Meiryo UI" w:cs="Meiryo UI" w:hint="default"/>
+        <w:rFonts w:ascii="Meiryo UI" w:eastAsia="Meiryo UI" w:hAnsi="Meiryo UI" w:cs="Meiryo UI" w:hint="default"/>
       </w:rPr>
     </w:lvl>
     <w:lvl w:ilvl="2" w:tplc="0409000D" w:tentative="1">
@@ -24087,7 +23264,7 @@
         <w:ind w:left="1320" w:hanging="440"/>
       </w:pPr>
       <w:rPr>
-        <w:rFonts w:ascii="Meiryo UI" w:hAnsi="Meiryo UI" w:eastAsia="Meiryo UI" w:cs="Meiryo UI" w:hint="default"/>
+        <w:rFonts w:ascii="Meiryo UI" w:eastAsia="Meiryo UI" w:hAnsi="Meiryo UI" w:cs="Meiryo UI" w:hint="default"/>
       </w:rPr>
     </w:lvl>
     <w:lvl w:ilvl="3" w:tplc="04090001" w:tentative="1">
@@ -24099,7 +23276,7 @@
         <w:ind w:left="1760" w:hanging="440"/>
       </w:pPr>
       <w:rPr>
-        <w:rFonts w:ascii="Meiryo UI" w:hAnsi="Meiryo UI" w:eastAsia="Meiryo UI" w:cs="Meiryo UI" w:hint="default"/>
+        <w:rFonts w:ascii="Meiryo UI" w:eastAsia="Meiryo UI" w:hAnsi="Meiryo UI" w:cs="Meiryo UI" w:hint="default"/>
       </w:rPr>
     </w:lvl>
     <w:lvl w:ilvl="4" w:tplc="0409000B" w:tentative="1">
@@ -24111,7 +23288,7 @@
         <w:ind w:left="2200" w:hanging="440"/>
       </w:pPr>
       <w:rPr>
-        <w:rFonts w:ascii="Meiryo UI" w:hAnsi="Meiryo UI" w:eastAsia="Meiryo UI" w:cs="Meiryo UI" w:hint="default"/>
+        <w:rFonts w:ascii="Meiryo UI" w:eastAsia="Meiryo UI" w:hAnsi="Meiryo UI" w:cs="Meiryo UI" w:hint="default"/>
       </w:rPr>
     </w:lvl>
     <w:lvl w:ilvl="5" w:tplc="0409000D" w:tentative="1">
@@ -24123,7 +23300,7 @@
         <w:ind w:left="2640" w:hanging="440"/>
       </w:pPr>
       <w:rPr>
-        <w:rFonts w:ascii="Meiryo UI" w:hAnsi="Meiryo UI" w:eastAsia="Meiryo UI" w:cs="Meiryo UI" w:hint="default"/>
+        <w:rFonts w:ascii="Meiryo UI" w:eastAsia="Meiryo UI" w:hAnsi="Meiryo UI" w:cs="Meiryo UI" w:hint="default"/>
       </w:rPr>
     </w:lvl>
     <w:lvl w:ilvl="6" w:tplc="04090001" w:tentative="1">
@@ -24135,7 +23312,7 @@
         <w:ind w:left="3080" w:hanging="440"/>
       </w:pPr>
       <w:rPr>
-        <w:rFonts w:ascii="Meiryo UI" w:hAnsi="Meiryo UI" w:eastAsia="Meiryo UI" w:cs="Meiryo UI" w:hint="default"/>
+        <w:rFonts w:ascii="Meiryo UI" w:eastAsia="Meiryo UI" w:hAnsi="Meiryo UI" w:cs="Meiryo UI" w:hint="default"/>
       </w:rPr>
     </w:lvl>
     <w:lvl w:ilvl="7" w:tplc="0409000B" w:tentative="1">
@@ -24147,7 +23324,7 @@
         <w:ind w:left="3520" w:hanging="440"/>
       </w:pPr>
       <w:rPr>
-        <w:rFonts w:ascii="Meiryo UI" w:hAnsi="Meiryo UI" w:eastAsia="Meiryo UI" w:cs="Meiryo UI" w:hint="default"/>
+        <w:rFonts w:ascii="Meiryo UI" w:eastAsia="Meiryo UI" w:hAnsi="Meiryo UI" w:cs="Meiryo UI" w:hint="default"/>
       </w:rPr>
     </w:lvl>
     <w:lvl w:ilvl="8" w:tplc="0409000D" w:tentative="1">
@@ -24159,7 +23336,7 @@
         <w:ind w:left="3960" w:hanging="440"/>
       </w:pPr>
       <w:rPr>
-        <w:rFonts w:ascii="Meiryo UI" w:hAnsi="Meiryo UI" w:eastAsia="Meiryo UI" w:cs="Meiryo UI" w:hint="default"/>
+        <w:rFonts w:ascii="Meiryo UI" w:eastAsia="Meiryo UI" w:hAnsi="Meiryo UI" w:cs="Meiryo UI" w:hint="default"/>
       </w:rPr>
     </w:lvl>
   </w:abstractNum>
@@ -24289,7 +23466,7 @@
         <w:ind w:left="800" w:hanging="440"/>
       </w:pPr>
       <w:rPr>
-        <w:rFonts w:ascii="Meiryo UI" w:hAnsi="Meiryo UI" w:eastAsia="Meiryo UI" w:cs="Meiryo UI" w:hint="default"/>
+        <w:rFonts w:ascii="Meiryo UI" w:eastAsia="Meiryo UI" w:hAnsi="Meiryo UI" w:cs="Meiryo UI" w:hint="default"/>
         <w:u w:val="none"/>
       </w:rPr>
     </w:lvl>
@@ -24302,7 +23479,7 @@
         <w:ind w:left="1520" w:hanging="440"/>
       </w:pPr>
       <w:rPr>
-        <w:rFonts w:ascii="Meiryo UI" w:hAnsi="Meiryo UI" w:eastAsia="Meiryo UI" w:cs="Meiryo UI" w:hint="default"/>
+        <w:rFonts w:ascii="Meiryo UI" w:eastAsia="Meiryo UI" w:hAnsi="Meiryo UI" w:cs="Meiryo UI" w:hint="default"/>
       </w:rPr>
     </w:lvl>
     <w:lvl w:ilvl="2">
@@ -24403,7 +23580,7 @@
         <w:ind w:left="1160" w:hanging="440"/>
       </w:pPr>
       <w:rPr>
-        <w:rFonts w:ascii="Meiryo UI" w:hAnsi="Meiryo UI" w:eastAsia="Meiryo UI" w:cs="Meiryo UI" w:hint="default"/>
+        <w:rFonts w:ascii="Meiryo UI" w:eastAsia="Meiryo UI" w:hAnsi="Meiryo UI" w:cs="Meiryo UI" w:hint="default"/>
       </w:rPr>
     </w:lvl>
     <w:lvl w:ilvl="1" w:tplc="0409000B" w:tentative="1">
@@ -24415,7 +23592,7 @@
         <w:ind w:left="1600" w:hanging="440"/>
       </w:pPr>
       <w:rPr>
-        <w:rFonts w:ascii="Meiryo UI" w:hAnsi="Meiryo UI" w:eastAsia="Meiryo UI" w:cs="Meiryo UI" w:hint="default"/>
+        <w:rFonts w:ascii="Meiryo UI" w:eastAsia="Meiryo UI" w:hAnsi="Meiryo UI" w:cs="Meiryo UI" w:hint="default"/>
       </w:rPr>
     </w:lvl>
     <w:lvl w:ilvl="2" w:tplc="0409000D" w:tentative="1">
@@ -24427,7 +23604,7 @@
         <w:ind w:left="2040" w:hanging="440"/>
       </w:pPr>
       <w:rPr>
-        <w:rFonts w:ascii="Meiryo UI" w:hAnsi="Meiryo UI" w:eastAsia="Meiryo UI" w:cs="Meiryo UI" w:hint="default"/>
+        <w:rFonts w:ascii="Meiryo UI" w:eastAsia="Meiryo UI" w:hAnsi="Meiryo UI" w:cs="Meiryo UI" w:hint="default"/>
       </w:rPr>
     </w:lvl>
     <w:lvl w:ilvl="3" w:tplc="04090001" w:tentative="1">
@@ -24439,7 +23616,7 @@
         <w:ind w:left="2480" w:hanging="440"/>
       </w:pPr>
       <w:rPr>
-        <w:rFonts w:ascii="Meiryo UI" w:hAnsi="Meiryo UI" w:eastAsia="Meiryo UI" w:cs="Meiryo UI" w:hint="default"/>
+        <w:rFonts w:ascii="Meiryo UI" w:eastAsia="Meiryo UI" w:hAnsi="Meiryo UI" w:cs="Meiryo UI" w:hint="default"/>
       </w:rPr>
     </w:lvl>
     <w:lvl w:ilvl="4" w:tplc="0409000B" w:tentative="1">
@@ -24451,7 +23628,7 @@
         <w:ind w:left="2920" w:hanging="440"/>
       </w:pPr>
       <w:rPr>
-        <w:rFonts w:ascii="Meiryo UI" w:hAnsi="Meiryo UI" w:eastAsia="Meiryo UI" w:cs="Meiryo UI" w:hint="default"/>
+        <w:rFonts w:ascii="Meiryo UI" w:eastAsia="Meiryo UI" w:hAnsi="Meiryo UI" w:cs="Meiryo UI" w:hint="default"/>
       </w:rPr>
     </w:lvl>
     <w:lvl w:ilvl="5" w:tplc="0409000D" w:tentative="1">
@@ -24463,7 +23640,7 @@
         <w:ind w:left="3360" w:hanging="440"/>
       </w:pPr>
       <w:rPr>
-        <w:rFonts w:ascii="Meiryo UI" w:hAnsi="Meiryo UI" w:eastAsia="Meiryo UI" w:cs="Meiryo UI" w:hint="default"/>
+        <w:rFonts w:ascii="Meiryo UI" w:eastAsia="Meiryo UI" w:hAnsi="Meiryo UI" w:cs="Meiryo UI" w:hint="default"/>
       </w:rPr>
     </w:lvl>
     <w:lvl w:ilvl="6" w:tplc="04090001" w:tentative="1">
@@ -24475,7 +23652,7 @@
         <w:ind w:left="3800" w:hanging="440"/>
       </w:pPr>
       <w:rPr>
-        <w:rFonts w:ascii="Meiryo UI" w:hAnsi="Meiryo UI" w:eastAsia="Meiryo UI" w:cs="Meiryo UI" w:hint="default"/>
+        <w:rFonts w:ascii="Meiryo UI" w:eastAsia="Meiryo UI" w:hAnsi="Meiryo UI" w:cs="Meiryo UI" w:hint="default"/>
       </w:rPr>
     </w:lvl>
     <w:lvl w:ilvl="7" w:tplc="0409000B" w:tentative="1">
@@ -24487,7 +23664,7 @@
         <w:ind w:left="4240" w:hanging="440"/>
       </w:pPr>
       <w:rPr>
-        <w:rFonts w:ascii="Meiryo UI" w:hAnsi="Meiryo UI" w:eastAsia="Meiryo UI" w:cs="Meiryo UI" w:hint="default"/>
+        <w:rFonts w:ascii="Meiryo UI" w:eastAsia="Meiryo UI" w:hAnsi="Meiryo UI" w:cs="Meiryo UI" w:hint="default"/>
       </w:rPr>
     </w:lvl>
     <w:lvl w:ilvl="8" w:tplc="0409000D" w:tentative="1">
@@ -24499,7 +23676,7 @@
         <w:ind w:left="4680" w:hanging="440"/>
       </w:pPr>
       <w:rPr>
-        <w:rFonts w:ascii="Meiryo UI" w:hAnsi="Meiryo UI" w:eastAsia="Meiryo UI" w:cs="Meiryo UI" w:hint="default"/>
+        <w:rFonts w:ascii="Meiryo UI" w:eastAsia="Meiryo UI" w:hAnsi="Meiryo UI" w:cs="Meiryo UI" w:hint="default"/>
       </w:rPr>
     </w:lvl>
   </w:abstractNum>
@@ -24516,7 +23693,7 @@
         <w:ind w:left="800" w:hanging="440"/>
       </w:pPr>
       <w:rPr>
-        <w:rFonts w:ascii="Meiryo UI" w:hAnsi="Meiryo UI" w:eastAsia="Meiryo UI" w:cs="Meiryo UI" w:hint="default"/>
+        <w:rFonts w:ascii="Meiryo UI" w:eastAsia="Meiryo UI" w:hAnsi="Meiryo UI" w:cs="Meiryo UI" w:hint="default"/>
         <w:u w:val="none"/>
       </w:rPr>
     </w:lvl>
@@ -24630,7 +23807,7 @@
         <w:ind w:left="800" w:hanging="440"/>
       </w:pPr>
       <w:rPr>
-        <w:rFonts w:ascii="Meiryo UI" w:hAnsi="Meiryo UI" w:eastAsia="Meiryo UI" w:cs="Meiryo UI" w:hint="default"/>
+        <w:rFonts w:ascii="Meiryo UI" w:eastAsia="Meiryo UI" w:hAnsi="Meiryo UI" w:cs="Meiryo UI" w:hint="default"/>
         <w:u w:val="none"/>
       </w:rPr>
     </w:lvl>
@@ -24643,7 +23820,7 @@
         <w:ind w:left="1520" w:hanging="440"/>
       </w:pPr>
       <w:rPr>
-        <w:rFonts w:ascii="Meiryo UI" w:hAnsi="Meiryo UI" w:eastAsia="Meiryo UI" w:cs="Meiryo UI" w:hint="default"/>
+        <w:rFonts w:ascii="Meiryo UI" w:eastAsia="Meiryo UI" w:hAnsi="Meiryo UI" w:cs="Meiryo UI" w:hint="default"/>
       </w:rPr>
     </w:lvl>
     <w:lvl w:ilvl="2">
@@ -24744,7 +23921,7 @@
         <w:ind w:left="800" w:hanging="440"/>
       </w:pPr>
       <w:rPr>
-        <w:rFonts w:ascii="Meiryo UI" w:hAnsi="Meiryo UI" w:eastAsia="Meiryo UI" w:cs="Meiryo UI" w:hint="default"/>
+        <w:rFonts w:ascii="Meiryo UI" w:eastAsia="Meiryo UI" w:hAnsi="Meiryo UI" w:cs="Meiryo UI" w:hint="default"/>
         <w:u w:val="none"/>
       </w:rPr>
     </w:lvl>
@@ -24757,7 +23934,7 @@
         <w:ind w:left="1520" w:hanging="440"/>
       </w:pPr>
       <w:rPr>
-        <w:rFonts w:ascii="Meiryo UI" w:hAnsi="Meiryo UI" w:eastAsia="Meiryo UI" w:cs="Meiryo UI" w:hint="default"/>
+        <w:rFonts w:ascii="Meiryo UI" w:eastAsia="Meiryo UI" w:hAnsi="Meiryo UI" w:cs="Meiryo UI" w:hint="default"/>
       </w:rPr>
     </w:lvl>
     <w:lvl w:ilvl="2">
@@ -24858,7 +24035,7 @@
         <w:ind w:left="440" w:hanging="440"/>
       </w:pPr>
       <w:rPr>
-        <w:rFonts w:ascii="Meiryo UI" w:hAnsi="Meiryo UI" w:eastAsia="Meiryo UI" w:cs="Meiryo UI" w:hint="default"/>
+        <w:rFonts w:ascii="Meiryo UI" w:eastAsia="Meiryo UI" w:hAnsi="Meiryo UI" w:cs="Meiryo UI" w:hint="default"/>
       </w:rPr>
     </w:lvl>
     <w:lvl w:ilvl="1" w:tplc="0409000B" w:tentative="1">
@@ -24870,7 +24047,7 @@
         <w:ind w:left="880" w:hanging="440"/>
       </w:pPr>
       <w:rPr>
-        <w:rFonts w:ascii="Meiryo UI" w:hAnsi="Meiryo UI" w:eastAsia="Meiryo UI" w:cs="Meiryo UI" w:hint="default"/>
+        <w:rFonts w:ascii="Meiryo UI" w:eastAsia="Meiryo UI" w:hAnsi="Meiryo UI" w:cs="Meiryo UI" w:hint="default"/>
       </w:rPr>
     </w:lvl>
     <w:lvl w:ilvl="2" w:tplc="0409000D" w:tentative="1">
@@ -24882,7 +24059,7 @@
         <w:ind w:left="1320" w:hanging="440"/>
       </w:pPr>
       <w:rPr>
-        <w:rFonts w:ascii="Meiryo UI" w:hAnsi="Meiryo UI" w:eastAsia="Meiryo UI" w:cs="Meiryo UI" w:hint="default"/>
+        <w:rFonts w:ascii="Meiryo UI" w:eastAsia="Meiryo UI" w:hAnsi="Meiryo UI" w:cs="Meiryo UI" w:hint="default"/>
       </w:rPr>
     </w:lvl>
     <w:lvl w:ilvl="3" w:tplc="04090001" w:tentative="1">
@@ -24894,7 +24071,7 @@
         <w:ind w:left="1760" w:hanging="440"/>
       </w:pPr>
       <w:rPr>
-        <w:rFonts w:ascii="Meiryo UI" w:hAnsi="Meiryo UI" w:eastAsia="Meiryo UI" w:cs="Meiryo UI" w:hint="default"/>
+        <w:rFonts w:ascii="Meiryo UI" w:eastAsia="Meiryo UI" w:hAnsi="Meiryo UI" w:cs="Meiryo UI" w:hint="default"/>
       </w:rPr>
     </w:lvl>
     <w:lvl w:ilvl="4" w:tplc="0409000B" w:tentative="1">
@@ -24906,7 +24083,7 @@
         <w:ind w:left="2200" w:hanging="440"/>
       </w:pPr>
       <w:rPr>
-        <w:rFonts w:ascii="Meiryo UI" w:hAnsi="Meiryo UI" w:eastAsia="Meiryo UI" w:cs="Meiryo UI" w:hint="default"/>
+        <w:rFonts w:ascii="Meiryo UI" w:eastAsia="Meiryo UI" w:hAnsi="Meiryo UI" w:cs="Meiryo UI" w:hint="default"/>
       </w:rPr>
     </w:lvl>
     <w:lvl w:ilvl="5" w:tplc="0409000D" w:tentative="1">
@@ -24918,7 +24095,7 @@
         <w:ind w:left="2640" w:hanging="440"/>
       </w:pPr>
       <w:rPr>
-        <w:rFonts w:ascii="Meiryo UI" w:hAnsi="Meiryo UI" w:eastAsia="Meiryo UI" w:cs="Meiryo UI" w:hint="default"/>
+        <w:rFonts w:ascii="Meiryo UI" w:eastAsia="Meiryo UI" w:hAnsi="Meiryo UI" w:cs="Meiryo UI" w:hint="default"/>
       </w:rPr>
     </w:lvl>
     <w:lvl w:ilvl="6" w:tplc="04090001" w:tentative="1">
@@ -24930,7 +24107,7 @@
         <w:ind w:left="3080" w:hanging="440"/>
       </w:pPr>
       <w:rPr>
-        <w:rFonts w:ascii="Meiryo UI" w:hAnsi="Meiryo UI" w:eastAsia="Meiryo UI" w:cs="Meiryo UI" w:hint="default"/>
+        <w:rFonts w:ascii="Meiryo UI" w:eastAsia="Meiryo UI" w:hAnsi="Meiryo UI" w:cs="Meiryo UI" w:hint="default"/>
       </w:rPr>
     </w:lvl>
     <w:lvl w:ilvl="7" w:tplc="0409000B" w:tentative="1">
@@ -24942,7 +24119,7 @@
         <w:ind w:left="3520" w:hanging="440"/>
       </w:pPr>
       <w:rPr>
-        <w:rFonts w:ascii="Meiryo UI" w:hAnsi="Meiryo UI" w:eastAsia="Meiryo UI" w:cs="Meiryo UI" w:hint="default"/>
+        <w:rFonts w:ascii="Meiryo UI" w:eastAsia="Meiryo UI" w:hAnsi="Meiryo UI" w:cs="Meiryo UI" w:hint="default"/>
       </w:rPr>
     </w:lvl>
     <w:lvl w:ilvl="8" w:tplc="0409000D" w:tentative="1">
@@ -24954,7 +24131,7 @@
         <w:ind w:left="3960" w:hanging="440"/>
       </w:pPr>
       <w:rPr>
-        <w:rFonts w:ascii="Meiryo UI" w:hAnsi="Meiryo UI" w:eastAsia="Meiryo UI" w:cs="Meiryo UI" w:hint="default"/>
+        <w:rFonts w:ascii="Meiryo UI" w:eastAsia="Meiryo UI" w:hAnsi="Meiryo UI" w:cs="Meiryo UI" w:hint="default"/>
       </w:rPr>
     </w:lvl>
   </w:abstractNum>
@@ -25084,7 +24261,7 @@
         <w:ind w:left="440" w:hanging="440"/>
       </w:pPr>
       <w:rPr>
-        <w:rFonts w:ascii="Meiryo UI" w:hAnsi="Meiryo UI" w:eastAsia="Meiryo UI" w:cs="Meiryo UI" w:hint="default"/>
+        <w:rFonts w:ascii="Meiryo UI" w:eastAsia="Meiryo UI" w:hAnsi="Meiryo UI" w:cs="Meiryo UI" w:hint="default"/>
       </w:rPr>
     </w:lvl>
     <w:lvl w:ilvl="1" w:tplc="0409000B" w:tentative="1">
@@ -25096,7 +24273,7 @@
         <w:ind w:left="880" w:hanging="440"/>
       </w:pPr>
       <w:rPr>
-        <w:rFonts w:ascii="Meiryo UI" w:hAnsi="Meiryo UI" w:eastAsia="Meiryo UI" w:cs="Meiryo UI" w:hint="default"/>
+        <w:rFonts w:ascii="Meiryo UI" w:eastAsia="Meiryo UI" w:hAnsi="Meiryo UI" w:cs="Meiryo UI" w:hint="default"/>
       </w:rPr>
     </w:lvl>
     <w:lvl w:ilvl="2" w:tplc="0409000D" w:tentative="1">
@@ -25108,7 +24285,7 @@
         <w:ind w:left="1320" w:hanging="440"/>
       </w:pPr>
       <w:rPr>
-        <w:rFonts w:ascii="Meiryo UI" w:hAnsi="Meiryo UI" w:eastAsia="Meiryo UI" w:cs="Meiryo UI" w:hint="default"/>
+        <w:rFonts w:ascii="Meiryo UI" w:eastAsia="Meiryo UI" w:hAnsi="Meiryo UI" w:cs="Meiryo UI" w:hint="default"/>
       </w:rPr>
     </w:lvl>
     <w:lvl w:ilvl="3" w:tplc="04090001" w:tentative="1">
@@ -25120,7 +24297,7 @@
         <w:ind w:left="1760" w:hanging="440"/>
       </w:pPr>
       <w:rPr>
-        <w:rFonts w:ascii="Meiryo UI" w:hAnsi="Meiryo UI" w:eastAsia="Meiryo UI" w:cs="Meiryo UI" w:hint="default"/>
+        <w:rFonts w:ascii="Meiryo UI" w:eastAsia="Meiryo UI" w:hAnsi="Meiryo UI" w:cs="Meiryo UI" w:hint="default"/>
       </w:rPr>
     </w:lvl>
     <w:lvl w:ilvl="4" w:tplc="0409000B" w:tentative="1">
@@ -25132,7 +24309,7 @@
         <w:ind w:left="2200" w:hanging="440"/>
       </w:pPr>
       <w:rPr>
-        <w:rFonts w:ascii="Meiryo UI" w:hAnsi="Meiryo UI" w:eastAsia="Meiryo UI" w:cs="Meiryo UI" w:hint="default"/>
+        <w:rFonts w:ascii="Meiryo UI" w:eastAsia="Meiryo UI" w:hAnsi="Meiryo UI" w:cs="Meiryo UI" w:hint="default"/>
       </w:rPr>
     </w:lvl>
     <w:lvl w:ilvl="5" w:tplc="0409000D" w:tentative="1">
@@ -25144,7 +24321,7 @@
         <w:ind w:left="2640" w:hanging="440"/>
       </w:pPr>
       <w:rPr>
-        <w:rFonts w:ascii="Meiryo UI" w:hAnsi="Meiryo UI" w:eastAsia="Meiryo UI" w:cs="Meiryo UI" w:hint="default"/>
+        <w:rFonts w:ascii="Meiryo UI" w:eastAsia="Meiryo UI" w:hAnsi="Meiryo UI" w:cs="Meiryo UI" w:hint="default"/>
       </w:rPr>
     </w:lvl>
     <w:lvl w:ilvl="6" w:tplc="04090001" w:tentative="1">
@@ -25156,7 +24333,7 @@
         <w:ind w:left="3080" w:hanging="440"/>
       </w:pPr>
       <w:rPr>
-        <w:rFonts w:ascii="Meiryo UI" w:hAnsi="Meiryo UI" w:eastAsia="Meiryo UI" w:cs="Meiryo UI" w:hint="default"/>
+        <w:rFonts w:ascii="Meiryo UI" w:eastAsia="Meiryo UI" w:hAnsi="Meiryo UI" w:cs="Meiryo UI" w:hint="default"/>
       </w:rPr>
     </w:lvl>
     <w:lvl w:ilvl="7" w:tplc="0409000B" w:tentative="1">
@@ -25168,7 +24345,7 @@
         <w:ind w:left="3520" w:hanging="440"/>
       </w:pPr>
       <w:rPr>
-        <w:rFonts w:ascii="Meiryo UI" w:hAnsi="Meiryo UI" w:eastAsia="Meiryo UI" w:cs="Meiryo UI" w:hint="default"/>
+        <w:rFonts w:ascii="Meiryo UI" w:eastAsia="Meiryo UI" w:hAnsi="Meiryo UI" w:cs="Meiryo UI" w:hint="default"/>
       </w:rPr>
     </w:lvl>
     <w:lvl w:ilvl="8" w:tplc="0409000D" w:tentative="1">
@@ -25180,7 +24357,7 @@
         <w:ind w:left="3960" w:hanging="440"/>
       </w:pPr>
       <w:rPr>
-        <w:rFonts w:ascii="Meiryo UI" w:hAnsi="Meiryo UI" w:eastAsia="Meiryo UI" w:cs="Meiryo UI" w:hint="default"/>
+        <w:rFonts w:ascii="Meiryo UI" w:eastAsia="Meiryo UI" w:hAnsi="Meiryo UI" w:cs="Meiryo UI" w:hint="default"/>
       </w:rPr>
     </w:lvl>
   </w:abstractNum>
@@ -25206,7 +24383,7 @@
         <w:ind w:left="440" w:hanging="440"/>
       </w:pPr>
       <w:rPr>
-        <w:rFonts w:ascii="Meiryo UI" w:hAnsi="Meiryo UI" w:eastAsia="Meiryo UI" w:cs="Meiryo UI" w:hint="default"/>
+        <w:rFonts w:ascii="Meiryo UI" w:eastAsia="Meiryo UI" w:hAnsi="Meiryo UI" w:cs="Meiryo UI" w:hint="default"/>
       </w:rPr>
     </w:lvl>
     <w:lvl w:ilvl="2" w:tplc="04090003">
@@ -25218,7 +24395,7 @@
         <w:ind w:left="440" w:hanging="440"/>
       </w:pPr>
       <w:rPr>
-        <w:rFonts w:ascii="Meiryo UI" w:hAnsi="Meiryo UI" w:eastAsia="Meiryo UI" w:cs="Meiryo UI" w:hint="default"/>
+        <w:rFonts w:ascii="Meiryo UI" w:eastAsia="Meiryo UI" w:hAnsi="Meiryo UI" w:cs="Meiryo UI" w:hint="default"/>
       </w:rPr>
     </w:lvl>
     <w:lvl w:ilvl="3" w:tplc="0409000F" w:tentative="1">
@@ -25289,7 +24466,7 @@
         <w:ind w:left="800" w:hanging="440"/>
       </w:pPr>
       <w:rPr>
-        <w:rFonts w:ascii="Meiryo UI" w:hAnsi="Meiryo UI" w:eastAsia="Meiryo UI" w:cs="Meiryo UI" w:hint="default"/>
+        <w:rFonts w:ascii="Meiryo UI" w:eastAsia="Meiryo UI" w:hAnsi="Meiryo UI" w:cs="Meiryo UI" w:hint="default"/>
         <w:u w:val="none"/>
       </w:rPr>
     </w:lvl>
@@ -25403,7 +24580,7 @@
         <w:ind w:left="800" w:hanging="440"/>
       </w:pPr>
       <w:rPr>
-        <w:rFonts w:ascii="Meiryo UI" w:hAnsi="Meiryo UI" w:eastAsia="Meiryo UI" w:cs="Meiryo UI" w:hint="default"/>
+        <w:rFonts w:ascii="Meiryo UI" w:eastAsia="Meiryo UI" w:hAnsi="Meiryo UI" w:cs="Meiryo UI" w:hint="default"/>
         <w:u w:val="none"/>
       </w:rPr>
     </w:lvl>
@@ -25416,7 +24593,7 @@
         <w:ind w:left="1520" w:hanging="440"/>
       </w:pPr>
       <w:rPr>
-        <w:rFonts w:ascii="Meiryo UI" w:hAnsi="Meiryo UI" w:eastAsia="Meiryo UI" w:cs="Meiryo UI" w:hint="default"/>
+        <w:rFonts w:ascii="Meiryo UI" w:eastAsia="Meiryo UI" w:hAnsi="Meiryo UI" w:cs="Meiryo UI" w:hint="default"/>
       </w:rPr>
     </w:lvl>
     <w:lvl w:ilvl="2">
@@ -25517,7 +24694,7 @@
         <w:ind w:left="440" w:hanging="440"/>
       </w:pPr>
       <w:rPr>
-        <w:rFonts w:ascii="Meiryo UI" w:hAnsi="Meiryo UI" w:eastAsia="Meiryo UI" w:cs="Meiryo UI" w:hint="default"/>
+        <w:rFonts w:ascii="Meiryo UI" w:eastAsia="Meiryo UI" w:hAnsi="Meiryo UI" w:cs="Meiryo UI" w:hint="default"/>
       </w:rPr>
     </w:lvl>
     <w:lvl w:ilvl="1" w:tplc="0409000B" w:tentative="1">
@@ -25529,7 +24706,7 @@
         <w:ind w:left="880" w:hanging="440"/>
       </w:pPr>
       <w:rPr>
-        <w:rFonts w:ascii="Meiryo UI" w:hAnsi="Meiryo UI" w:eastAsia="Meiryo UI" w:cs="Meiryo UI" w:hint="default"/>
+        <w:rFonts w:ascii="Meiryo UI" w:eastAsia="Meiryo UI" w:hAnsi="Meiryo UI" w:cs="Meiryo UI" w:hint="default"/>
       </w:rPr>
     </w:lvl>
     <w:lvl w:ilvl="2" w:tplc="0409000D" w:tentative="1">
@@ -25541,7 +24718,7 @@
         <w:ind w:left="1320" w:hanging="440"/>
       </w:pPr>
       <w:rPr>
-        <w:rFonts w:ascii="Meiryo UI" w:hAnsi="Meiryo UI" w:eastAsia="Meiryo UI" w:cs="Meiryo UI" w:hint="default"/>
+        <w:rFonts w:ascii="Meiryo UI" w:eastAsia="Meiryo UI" w:hAnsi="Meiryo UI" w:cs="Meiryo UI" w:hint="default"/>
       </w:rPr>
     </w:lvl>
     <w:lvl w:ilvl="3" w:tplc="04090001" w:tentative="1">
@@ -25553,7 +24730,7 @@
         <w:ind w:left="1760" w:hanging="440"/>
       </w:pPr>
       <w:rPr>
-        <w:rFonts w:ascii="Meiryo UI" w:hAnsi="Meiryo UI" w:eastAsia="Meiryo UI" w:cs="Meiryo UI" w:hint="default"/>
+        <w:rFonts w:ascii="Meiryo UI" w:eastAsia="Meiryo UI" w:hAnsi="Meiryo UI" w:cs="Meiryo UI" w:hint="default"/>
       </w:rPr>
     </w:lvl>
     <w:lvl w:ilvl="4" w:tplc="0409000B" w:tentative="1">
@@ -25565,7 +24742,7 @@
         <w:ind w:left="2200" w:hanging="440"/>
       </w:pPr>
       <w:rPr>
-        <w:rFonts w:ascii="Meiryo UI" w:hAnsi="Meiryo UI" w:eastAsia="Meiryo UI" w:cs="Meiryo UI" w:hint="default"/>
+        <w:rFonts w:ascii="Meiryo UI" w:eastAsia="Meiryo UI" w:hAnsi="Meiryo UI" w:cs="Meiryo UI" w:hint="default"/>
       </w:rPr>
     </w:lvl>
     <w:lvl w:ilvl="5" w:tplc="0409000D" w:tentative="1">
@@ -25577,7 +24754,7 @@
         <w:ind w:left="2640" w:hanging="440"/>
       </w:pPr>
       <w:rPr>
-        <w:rFonts w:ascii="Meiryo UI" w:hAnsi="Meiryo UI" w:eastAsia="Meiryo UI" w:cs="Meiryo UI" w:hint="default"/>
+        <w:rFonts w:ascii="Meiryo UI" w:eastAsia="Meiryo UI" w:hAnsi="Meiryo UI" w:cs="Meiryo UI" w:hint="default"/>
       </w:rPr>
     </w:lvl>
     <w:lvl w:ilvl="6" w:tplc="04090001" w:tentative="1">
@@ -25589,7 +24766,7 @@
         <w:ind w:left="3080" w:hanging="440"/>
       </w:pPr>
       <w:rPr>
-        <w:rFonts w:ascii="Meiryo UI" w:hAnsi="Meiryo UI" w:eastAsia="Meiryo UI" w:cs="Meiryo UI" w:hint="default"/>
+        <w:rFonts w:ascii="Meiryo UI" w:eastAsia="Meiryo UI" w:hAnsi="Meiryo UI" w:cs="Meiryo UI" w:hint="default"/>
       </w:rPr>
     </w:lvl>
     <w:lvl w:ilvl="7" w:tplc="0409000B" w:tentative="1">
@@ -25601,7 +24778,7 @@
         <w:ind w:left="3520" w:hanging="440"/>
       </w:pPr>
       <w:rPr>
-        <w:rFonts w:ascii="Meiryo UI" w:hAnsi="Meiryo UI" w:eastAsia="Meiryo UI" w:cs="Meiryo UI" w:hint="default"/>
+        <w:rFonts w:ascii="Meiryo UI" w:eastAsia="Meiryo UI" w:hAnsi="Meiryo UI" w:cs="Meiryo UI" w:hint="default"/>
       </w:rPr>
     </w:lvl>
     <w:lvl w:ilvl="8" w:tplc="0409000D" w:tentative="1">
@@ -25613,7 +24790,7 @@
         <w:ind w:left="3960" w:hanging="440"/>
       </w:pPr>
       <w:rPr>
-        <w:rFonts w:ascii="Meiryo UI" w:hAnsi="Meiryo UI" w:eastAsia="Meiryo UI" w:cs="Meiryo UI" w:hint="default"/>
+        <w:rFonts w:ascii="Meiryo UI" w:eastAsia="Meiryo UI" w:hAnsi="Meiryo UI" w:cs="Meiryo UI" w:hint="default"/>
       </w:rPr>
     </w:lvl>
   </w:abstractNum>
@@ -25630,7 +24807,7 @@
         <w:ind w:left="440" w:hanging="440"/>
       </w:pPr>
       <w:rPr>
-        <w:rFonts w:ascii="Meiryo UI" w:hAnsi="Meiryo UI" w:eastAsia="Meiryo UI" w:cs="Meiryo UI" w:hint="default"/>
+        <w:rFonts w:ascii="Meiryo UI" w:eastAsia="Meiryo UI" w:hAnsi="Meiryo UI" w:cs="Meiryo UI" w:hint="default"/>
       </w:rPr>
     </w:lvl>
     <w:lvl w:ilvl="1" w:tplc="0409000B" w:tentative="1">
@@ -25642,7 +24819,7 @@
         <w:ind w:left="880" w:hanging="440"/>
       </w:pPr>
       <w:rPr>
-        <w:rFonts w:ascii="Meiryo UI" w:hAnsi="Meiryo UI" w:eastAsia="Meiryo UI" w:cs="Meiryo UI" w:hint="default"/>
+        <w:rFonts w:ascii="Meiryo UI" w:eastAsia="Meiryo UI" w:hAnsi="Meiryo UI" w:cs="Meiryo UI" w:hint="default"/>
       </w:rPr>
     </w:lvl>
     <w:lvl w:ilvl="2" w:tplc="0409000D" w:tentative="1">
@@ -25654,7 +24831,7 @@
         <w:ind w:left="1320" w:hanging="440"/>
       </w:pPr>
       <w:rPr>
-        <w:rFonts w:ascii="Meiryo UI" w:hAnsi="Meiryo UI" w:eastAsia="Meiryo UI" w:cs="Meiryo UI" w:hint="default"/>
+        <w:rFonts w:ascii="Meiryo UI" w:eastAsia="Meiryo UI" w:hAnsi="Meiryo UI" w:cs="Meiryo UI" w:hint="default"/>
       </w:rPr>
     </w:lvl>
     <w:lvl w:ilvl="3" w:tplc="04090001" w:tentative="1">
@@ -25666,7 +24843,7 @@
         <w:ind w:left="1760" w:hanging="440"/>
       </w:pPr>
       <w:rPr>
-        <w:rFonts w:ascii="Meiryo UI" w:hAnsi="Meiryo UI" w:eastAsia="Meiryo UI" w:cs="Meiryo UI" w:hint="default"/>
+        <w:rFonts w:ascii="Meiryo UI" w:eastAsia="Meiryo UI" w:hAnsi="Meiryo UI" w:cs="Meiryo UI" w:hint="default"/>
       </w:rPr>
     </w:lvl>
     <w:lvl w:ilvl="4" w:tplc="0409000B" w:tentative="1">
@@ -25678,7 +24855,7 @@
         <w:ind w:left="2200" w:hanging="440"/>
       </w:pPr>
       <w:rPr>
-        <w:rFonts w:ascii="Meiryo UI" w:hAnsi="Meiryo UI" w:eastAsia="Meiryo UI" w:cs="Meiryo UI" w:hint="default"/>
+        <w:rFonts w:ascii="Meiryo UI" w:eastAsia="Meiryo UI" w:hAnsi="Meiryo UI" w:cs="Meiryo UI" w:hint="default"/>
       </w:rPr>
     </w:lvl>
     <w:lvl w:ilvl="5" w:tplc="0409000D" w:tentative="1">
@@ -25690,7 +24867,7 @@
         <w:ind w:left="2640" w:hanging="440"/>
       </w:pPr>
       <w:rPr>
-        <w:rFonts w:ascii="Meiryo UI" w:hAnsi="Meiryo UI" w:eastAsia="Meiryo UI" w:cs="Meiryo UI" w:hint="default"/>
+        <w:rFonts w:ascii="Meiryo UI" w:eastAsia="Meiryo UI" w:hAnsi="Meiryo UI" w:cs="Meiryo UI" w:hint="default"/>
       </w:rPr>
     </w:lvl>
     <w:lvl w:ilvl="6" w:tplc="04090001" w:tentative="1">
@@ -25702,7 +24879,7 @@
         <w:ind w:left="3080" w:hanging="440"/>
       </w:pPr>
       <w:rPr>
-        <w:rFonts w:ascii="Meiryo UI" w:hAnsi="Meiryo UI" w:eastAsia="Meiryo UI" w:cs="Meiryo UI" w:hint="default"/>
+        <w:rFonts w:ascii="Meiryo UI" w:eastAsia="Meiryo UI" w:hAnsi="Meiryo UI" w:cs="Meiryo UI" w:hint="default"/>
       </w:rPr>
     </w:lvl>
     <w:lvl w:ilvl="7" w:tplc="0409000B" w:tentative="1">
@@ -25714,7 +24891,7 @@
         <w:ind w:left="3520" w:hanging="440"/>
       </w:pPr>
       <w:rPr>
-        <w:rFonts w:ascii="Meiryo UI" w:hAnsi="Meiryo UI" w:eastAsia="Meiryo UI" w:cs="Meiryo UI" w:hint="default"/>
+        <w:rFonts w:ascii="Meiryo UI" w:eastAsia="Meiryo UI" w:hAnsi="Meiryo UI" w:cs="Meiryo UI" w:hint="default"/>
       </w:rPr>
     </w:lvl>
     <w:lvl w:ilvl="8" w:tplc="0409000D" w:tentative="1">
@@ -25726,7 +24903,7 @@
         <w:ind w:left="3960" w:hanging="440"/>
       </w:pPr>
       <w:rPr>
-        <w:rFonts w:ascii="Meiryo UI" w:hAnsi="Meiryo UI" w:eastAsia="Meiryo UI" w:cs="Meiryo UI" w:hint="default"/>
+        <w:rFonts w:ascii="Meiryo UI" w:eastAsia="Meiryo UI" w:hAnsi="Meiryo UI" w:cs="Meiryo UI" w:hint="default"/>
       </w:rPr>
     </w:lvl>
   </w:abstractNum>
@@ -25743,7 +24920,7 @@
         <w:ind w:left="440" w:hanging="440"/>
       </w:pPr>
       <w:rPr>
-        <w:rFonts w:ascii="Meiryo UI" w:hAnsi="Meiryo UI" w:eastAsia="Meiryo UI" w:cs="Meiryo UI" w:hint="default"/>
+        <w:rFonts w:ascii="Meiryo UI" w:eastAsia="Meiryo UI" w:hAnsi="Meiryo UI" w:cs="Meiryo UI" w:hint="default"/>
       </w:rPr>
     </w:lvl>
     <w:lvl w:ilvl="1" w:tplc="0409000B" w:tentative="1">
@@ -25755,7 +24932,7 @@
         <w:ind w:left="880" w:hanging="440"/>
       </w:pPr>
       <w:rPr>
-        <w:rFonts w:ascii="Meiryo UI" w:hAnsi="Meiryo UI" w:eastAsia="Meiryo UI" w:cs="Meiryo UI" w:hint="default"/>
+        <w:rFonts w:ascii="Meiryo UI" w:eastAsia="Meiryo UI" w:hAnsi="Meiryo UI" w:cs="Meiryo UI" w:hint="default"/>
       </w:rPr>
     </w:lvl>
     <w:lvl w:ilvl="2" w:tplc="0409000D" w:tentative="1">
@@ -25767,7 +24944,7 @@
         <w:ind w:left="1320" w:hanging="440"/>
       </w:pPr>
       <w:rPr>
-        <w:rFonts w:ascii="Meiryo UI" w:hAnsi="Meiryo UI" w:eastAsia="Meiryo UI" w:cs="Meiryo UI" w:hint="default"/>
+        <w:rFonts w:ascii="Meiryo UI" w:eastAsia="Meiryo UI" w:hAnsi="Meiryo UI" w:cs="Meiryo UI" w:hint="default"/>
       </w:rPr>
     </w:lvl>
     <w:lvl w:ilvl="3" w:tplc="04090001" w:tentative="1">
@@ -25779,7 +24956,7 @@
         <w:ind w:left="1760" w:hanging="440"/>
       </w:pPr>
       <w:rPr>
-        <w:rFonts w:ascii="Meiryo UI" w:hAnsi="Meiryo UI" w:eastAsia="Meiryo UI" w:cs="Meiryo UI" w:hint="default"/>
+        <w:rFonts w:ascii="Meiryo UI" w:eastAsia="Meiryo UI" w:hAnsi="Meiryo UI" w:cs="Meiryo UI" w:hint="default"/>
       </w:rPr>
     </w:lvl>
     <w:lvl w:ilvl="4" w:tplc="0409000B" w:tentative="1">
@@ -25791,7 +24968,7 @@
         <w:ind w:left="2200" w:hanging="440"/>
       </w:pPr>
       <w:rPr>
-        <w:rFonts w:ascii="Meiryo UI" w:hAnsi="Meiryo UI" w:eastAsia="Meiryo UI" w:cs="Meiryo UI" w:hint="default"/>
+        <w:rFonts w:ascii="Meiryo UI" w:eastAsia="Meiryo UI" w:hAnsi="Meiryo UI" w:cs="Meiryo UI" w:hint="default"/>
       </w:rPr>
     </w:lvl>
     <w:lvl w:ilvl="5" w:tplc="0409000D" w:tentative="1">
@@ -25803,7 +24980,7 @@
         <w:ind w:left="2640" w:hanging="440"/>
       </w:pPr>
       <w:rPr>
-        <w:rFonts w:ascii="Meiryo UI" w:hAnsi="Meiryo UI" w:eastAsia="Meiryo UI" w:cs="Meiryo UI" w:hint="default"/>
+        <w:rFonts w:ascii="Meiryo UI" w:eastAsia="Meiryo UI" w:hAnsi="Meiryo UI" w:cs="Meiryo UI" w:hint="default"/>
       </w:rPr>
     </w:lvl>
     <w:lvl w:ilvl="6" w:tplc="04090001" w:tentative="1">
@@ -25815,7 +24992,7 @@
         <w:ind w:left="3080" w:hanging="440"/>
       </w:pPr>
       <w:rPr>
-        <w:rFonts w:ascii="Meiryo UI" w:hAnsi="Meiryo UI" w:eastAsia="Meiryo UI" w:cs="Meiryo UI" w:hint="default"/>
+        <w:rFonts w:ascii="Meiryo UI" w:eastAsia="Meiryo UI" w:hAnsi="Meiryo UI" w:cs="Meiryo UI" w:hint="default"/>
       </w:rPr>
     </w:lvl>
     <w:lvl w:ilvl="7" w:tplc="0409000B" w:tentative="1">
@@ -25827,7 +25004,7 @@
         <w:ind w:left="3520" w:hanging="440"/>
       </w:pPr>
       <w:rPr>
-        <w:rFonts w:ascii="Meiryo UI" w:hAnsi="Meiryo UI" w:eastAsia="Meiryo UI" w:cs="Meiryo UI" w:hint="default"/>
+        <w:rFonts w:ascii="Meiryo UI" w:eastAsia="Meiryo UI" w:hAnsi="Meiryo UI" w:cs="Meiryo UI" w:hint="default"/>
       </w:rPr>
     </w:lvl>
     <w:lvl w:ilvl="8" w:tplc="0409000D" w:tentative="1">
@@ -25839,7 +25016,7 @@
         <w:ind w:left="3960" w:hanging="440"/>
       </w:pPr>
       <w:rPr>
-        <w:rFonts w:ascii="Meiryo UI" w:hAnsi="Meiryo UI" w:eastAsia="Meiryo UI" w:cs="Meiryo UI" w:hint="default"/>
+        <w:rFonts w:ascii="Meiryo UI" w:eastAsia="Meiryo UI" w:hAnsi="Meiryo UI" w:cs="Meiryo UI" w:hint="default"/>
       </w:rPr>
     </w:lvl>
   </w:abstractNum>
@@ -25856,7 +25033,7 @@
         <w:ind w:left="440" w:hanging="440"/>
       </w:pPr>
       <w:rPr>
-        <w:rFonts w:ascii="Meiryo UI" w:hAnsi="Meiryo UI" w:eastAsia="Meiryo UI" w:cs="Meiryo UI" w:hint="default"/>
+        <w:rFonts w:ascii="Meiryo UI" w:eastAsia="Meiryo UI" w:hAnsi="Meiryo UI" w:cs="Meiryo UI" w:hint="default"/>
       </w:rPr>
     </w:lvl>
     <w:lvl w:ilvl="1" w:tplc="0409000B" w:tentative="1">
@@ -25868,7 +25045,7 @@
         <w:ind w:left="880" w:hanging="440"/>
       </w:pPr>
       <w:rPr>
-        <w:rFonts w:ascii="Meiryo UI" w:hAnsi="Meiryo UI" w:eastAsia="Meiryo UI" w:cs="Meiryo UI" w:hint="default"/>
+        <w:rFonts w:ascii="Meiryo UI" w:eastAsia="Meiryo UI" w:hAnsi="Meiryo UI" w:cs="Meiryo UI" w:hint="default"/>
       </w:rPr>
     </w:lvl>
     <w:lvl w:ilvl="2" w:tplc="0409000D" w:tentative="1">
@@ -25880,7 +25057,7 @@
         <w:ind w:left="1320" w:hanging="440"/>
       </w:pPr>
       <w:rPr>
-        <w:rFonts w:ascii="Meiryo UI" w:hAnsi="Meiryo UI" w:eastAsia="Meiryo UI" w:cs="Meiryo UI" w:hint="default"/>
+        <w:rFonts w:ascii="Meiryo UI" w:eastAsia="Meiryo UI" w:hAnsi="Meiryo UI" w:cs="Meiryo UI" w:hint="default"/>
       </w:rPr>
     </w:lvl>
     <w:lvl w:ilvl="3" w:tplc="04090001" w:tentative="1">
@@ -25892,7 +25069,7 @@
         <w:ind w:left="1760" w:hanging="440"/>
       </w:pPr>
       <w:rPr>
-        <w:rFonts w:ascii="Meiryo UI" w:hAnsi="Meiryo UI" w:eastAsia="Meiryo UI" w:cs="Meiryo UI" w:hint="default"/>
+        <w:rFonts w:ascii="Meiryo UI" w:eastAsia="Meiryo UI" w:hAnsi="Meiryo UI" w:cs="Meiryo UI" w:hint="default"/>
       </w:rPr>
     </w:lvl>
     <w:lvl w:ilvl="4" w:tplc="0409000B" w:tentative="1">
@@ -25904,7 +25081,7 @@
         <w:ind w:left="2200" w:hanging="440"/>
       </w:pPr>
       <w:rPr>
-        <w:rFonts w:ascii="Meiryo UI" w:hAnsi="Meiryo UI" w:eastAsia="Meiryo UI" w:cs="Meiryo UI" w:hint="default"/>
+        <w:rFonts w:ascii="Meiryo UI" w:eastAsia="Meiryo UI" w:hAnsi="Meiryo UI" w:cs="Meiryo UI" w:hint="default"/>
       </w:rPr>
     </w:lvl>
     <w:lvl w:ilvl="5" w:tplc="0409000D" w:tentative="1">
@@ -25916,7 +25093,7 @@
         <w:ind w:left="2640" w:hanging="440"/>
       </w:pPr>
       <w:rPr>
-        <w:rFonts w:ascii="Meiryo UI" w:hAnsi="Meiryo UI" w:eastAsia="Meiryo UI" w:cs="Meiryo UI" w:hint="default"/>
+        <w:rFonts w:ascii="Meiryo UI" w:eastAsia="Meiryo UI" w:hAnsi="Meiryo UI" w:cs="Meiryo UI" w:hint="default"/>
       </w:rPr>
     </w:lvl>
     <w:lvl w:ilvl="6" w:tplc="04090001" w:tentative="1">
@@ -25928,7 +25105,7 @@
         <w:ind w:left="3080" w:hanging="440"/>
       </w:pPr>
       <w:rPr>
-        <w:rFonts w:ascii="Meiryo UI" w:hAnsi="Meiryo UI" w:eastAsia="Meiryo UI" w:cs="Meiryo UI" w:hint="default"/>
+        <w:rFonts w:ascii="Meiryo UI" w:eastAsia="Meiryo UI" w:hAnsi="Meiryo UI" w:cs="Meiryo UI" w:hint="default"/>
       </w:rPr>
     </w:lvl>
     <w:lvl w:ilvl="7" w:tplc="0409000B" w:tentative="1">
@@ -25940,7 +25117,7 @@
         <w:ind w:left="3520" w:hanging="440"/>
       </w:pPr>
       <w:rPr>
-        <w:rFonts w:ascii="Meiryo UI" w:hAnsi="Meiryo UI" w:eastAsia="Meiryo UI" w:cs="Meiryo UI" w:hint="default"/>
+        <w:rFonts w:ascii="Meiryo UI" w:eastAsia="Meiryo UI" w:hAnsi="Meiryo UI" w:cs="Meiryo UI" w:hint="default"/>
       </w:rPr>
     </w:lvl>
     <w:lvl w:ilvl="8" w:tplc="0409000D" w:tentative="1">
@@ -25952,7 +25129,7 @@
         <w:ind w:left="3960" w:hanging="440"/>
       </w:pPr>
       <w:rPr>
-        <w:rFonts w:ascii="Meiryo UI" w:hAnsi="Meiryo UI" w:eastAsia="Meiryo UI" w:cs="Meiryo UI" w:hint="default"/>
+        <w:rFonts w:ascii="Meiryo UI" w:eastAsia="Meiryo UI" w:hAnsi="Meiryo UI" w:cs="Meiryo UI" w:hint="default"/>
       </w:rPr>
     </w:lvl>
   </w:abstractNum>
@@ -25969,7 +25146,7 @@
         <w:ind w:left="440" w:hanging="440"/>
       </w:pPr>
       <w:rPr>
-        <w:rFonts w:ascii="Meiryo UI" w:hAnsi="Meiryo UI" w:eastAsia="Meiryo UI" w:cs="Meiryo UI" w:hint="default"/>
+        <w:rFonts w:ascii="Meiryo UI" w:eastAsia="Meiryo UI" w:hAnsi="Meiryo UI" w:cs="Meiryo UI" w:hint="default"/>
       </w:rPr>
     </w:lvl>
     <w:lvl w:ilvl="1" w:tplc="0409000B" w:tentative="1">
@@ -25981,7 +25158,7 @@
         <w:ind w:left="880" w:hanging="440"/>
       </w:pPr>
       <w:rPr>
-        <w:rFonts w:ascii="Meiryo UI" w:hAnsi="Meiryo UI" w:eastAsia="Meiryo UI" w:cs="Meiryo UI" w:hint="default"/>
+        <w:rFonts w:ascii="Meiryo UI" w:eastAsia="Meiryo UI" w:hAnsi="Meiryo UI" w:cs="Meiryo UI" w:hint="default"/>
       </w:rPr>
     </w:lvl>
     <w:lvl w:ilvl="2" w:tplc="0409000D" w:tentative="1">
@@ -25993,7 +25170,7 @@
         <w:ind w:left="1320" w:hanging="440"/>
       </w:pPr>
       <w:rPr>
-        <w:rFonts w:ascii="Meiryo UI" w:hAnsi="Meiryo UI" w:eastAsia="Meiryo UI" w:cs="Meiryo UI" w:hint="default"/>
+        <w:rFonts w:ascii="Meiryo UI" w:eastAsia="Meiryo UI" w:hAnsi="Meiryo UI" w:cs="Meiryo UI" w:hint="default"/>
       </w:rPr>
     </w:lvl>
     <w:lvl w:ilvl="3" w:tplc="04090001" w:tentative="1">
@@ -26005,7 +25182,7 @@
         <w:ind w:left="1760" w:hanging="440"/>
       </w:pPr>
       <w:rPr>
-        <w:rFonts w:ascii="Meiryo UI" w:hAnsi="Meiryo UI" w:eastAsia="Meiryo UI" w:cs="Meiryo UI" w:hint="default"/>
+        <w:rFonts w:ascii="Meiryo UI" w:eastAsia="Meiryo UI" w:hAnsi="Meiryo UI" w:cs="Meiryo UI" w:hint="default"/>
       </w:rPr>
     </w:lvl>
     <w:lvl w:ilvl="4" w:tplc="0409000B" w:tentative="1">
@@ -26017,7 +25194,7 @@
         <w:ind w:left="2200" w:hanging="440"/>
       </w:pPr>
       <w:rPr>
-        <w:rFonts w:ascii="Meiryo UI" w:hAnsi="Meiryo UI" w:eastAsia="Meiryo UI" w:cs="Meiryo UI" w:hint="default"/>
+        <w:rFonts w:ascii="Meiryo UI" w:eastAsia="Meiryo UI" w:hAnsi="Meiryo UI" w:cs="Meiryo UI" w:hint="default"/>
       </w:rPr>
     </w:lvl>
     <w:lvl w:ilvl="5" w:tplc="0409000D" w:tentative="1">
@@ -26029,7 +25206,7 @@
         <w:ind w:left="2640" w:hanging="440"/>
       </w:pPr>
       <w:rPr>
-        <w:rFonts w:ascii="Meiryo UI" w:hAnsi="Meiryo UI" w:eastAsia="Meiryo UI" w:cs="Meiryo UI" w:hint="default"/>
+        <w:rFonts w:ascii="Meiryo UI" w:eastAsia="Meiryo UI" w:hAnsi="Meiryo UI" w:cs="Meiryo UI" w:hint="default"/>
       </w:rPr>
     </w:lvl>
     <w:lvl w:ilvl="6" w:tplc="04090001" w:tentative="1">
@@ -26041,7 +25218,7 @@
         <w:ind w:left="3080" w:hanging="440"/>
       </w:pPr>
       <w:rPr>
-        <w:rFonts w:ascii="Meiryo UI" w:hAnsi="Meiryo UI" w:eastAsia="Meiryo UI" w:cs="Meiryo UI" w:hint="default"/>
+        <w:rFonts w:ascii="Meiryo UI" w:eastAsia="Meiryo UI" w:hAnsi="Meiryo UI" w:cs="Meiryo UI" w:hint="default"/>
       </w:rPr>
     </w:lvl>
     <w:lvl w:ilvl="7" w:tplc="0409000B" w:tentative="1">
@@ -26053,7 +25230,7 @@
         <w:ind w:left="3520" w:hanging="440"/>
       </w:pPr>
       <w:rPr>
-        <w:rFonts w:ascii="Meiryo UI" w:hAnsi="Meiryo UI" w:eastAsia="Meiryo UI" w:cs="Meiryo UI" w:hint="default"/>
+        <w:rFonts w:ascii="Meiryo UI" w:eastAsia="Meiryo UI" w:hAnsi="Meiryo UI" w:cs="Meiryo UI" w:hint="default"/>
       </w:rPr>
     </w:lvl>
     <w:lvl w:ilvl="8" w:tplc="0409000D" w:tentative="1">
@@ -26065,7 +25242,7 @@
         <w:ind w:left="3960" w:hanging="440"/>
       </w:pPr>
       <w:rPr>
-        <w:rFonts w:ascii="Meiryo UI" w:hAnsi="Meiryo UI" w:eastAsia="Meiryo UI" w:cs="Meiryo UI" w:hint="default"/>
+        <w:rFonts w:ascii="Meiryo UI" w:eastAsia="Meiryo UI" w:hAnsi="Meiryo UI" w:cs="Meiryo UI" w:hint="default"/>
       </w:rPr>
     </w:lvl>
   </w:abstractNum>
@@ -26082,7 +25259,7 @@
         <w:ind w:left="440" w:hanging="440"/>
       </w:pPr>
       <w:rPr>
-        <w:rFonts w:ascii="Meiryo UI" w:hAnsi="Meiryo UI" w:eastAsia="Meiryo UI" w:cs="Meiryo UI" w:hint="default"/>
+        <w:rFonts w:ascii="Meiryo UI" w:eastAsia="Meiryo UI" w:hAnsi="Meiryo UI" w:cs="Meiryo UI" w:hint="default"/>
       </w:rPr>
     </w:lvl>
     <w:lvl w:ilvl="1" w:tplc="0409000B" w:tentative="1">
@@ -26094,7 +25271,7 @@
         <w:ind w:left="880" w:hanging="440"/>
       </w:pPr>
       <w:rPr>
-        <w:rFonts w:ascii="Meiryo UI" w:hAnsi="Meiryo UI" w:eastAsia="Meiryo UI" w:cs="Meiryo UI" w:hint="default"/>
+        <w:rFonts w:ascii="Meiryo UI" w:eastAsia="Meiryo UI" w:hAnsi="Meiryo UI" w:cs="Meiryo UI" w:hint="default"/>
       </w:rPr>
     </w:lvl>
     <w:lvl w:ilvl="2" w:tplc="0409000D" w:tentative="1">
@@ -26106,7 +25283,7 @@
         <w:ind w:left="1320" w:hanging="440"/>
       </w:pPr>
       <w:rPr>
-        <w:rFonts w:ascii="Meiryo UI" w:hAnsi="Meiryo UI" w:eastAsia="Meiryo UI" w:cs="Meiryo UI" w:hint="default"/>
+        <w:rFonts w:ascii="Meiryo UI" w:eastAsia="Meiryo UI" w:hAnsi="Meiryo UI" w:cs="Meiryo UI" w:hint="default"/>
       </w:rPr>
     </w:lvl>
     <w:lvl w:ilvl="3" w:tplc="04090001" w:tentative="1">
@@ -26118,7 +25295,7 @@
         <w:ind w:left="1760" w:hanging="440"/>
       </w:pPr>
       <w:rPr>
-        <w:rFonts w:ascii="Meiryo UI" w:hAnsi="Meiryo UI" w:eastAsia="Meiryo UI" w:cs="Meiryo UI" w:hint="default"/>
+        <w:rFonts w:ascii="Meiryo UI" w:eastAsia="Meiryo UI" w:hAnsi="Meiryo UI" w:cs="Meiryo UI" w:hint="default"/>
       </w:rPr>
     </w:lvl>
     <w:lvl w:ilvl="4" w:tplc="0409000B" w:tentative="1">
@@ -26130,7 +25307,7 @@
         <w:ind w:left="2200" w:hanging="440"/>
       </w:pPr>
       <w:rPr>
-        <w:rFonts w:ascii="Meiryo UI" w:hAnsi="Meiryo UI" w:eastAsia="Meiryo UI" w:cs="Meiryo UI" w:hint="default"/>
+        <w:rFonts w:ascii="Meiryo UI" w:eastAsia="Meiryo UI" w:hAnsi="Meiryo UI" w:cs="Meiryo UI" w:hint="default"/>
       </w:rPr>
     </w:lvl>
     <w:lvl w:ilvl="5" w:tplc="0409000D" w:tentative="1">
@@ -26142,7 +25319,7 @@
         <w:ind w:left="2640" w:hanging="440"/>
       </w:pPr>
       <w:rPr>
-        <w:rFonts w:ascii="Meiryo UI" w:hAnsi="Meiryo UI" w:eastAsia="Meiryo UI" w:cs="Meiryo UI" w:hint="default"/>
+        <w:rFonts w:ascii="Meiryo UI" w:eastAsia="Meiryo UI" w:hAnsi="Meiryo UI" w:cs="Meiryo UI" w:hint="default"/>
       </w:rPr>
     </w:lvl>
     <w:lvl w:ilvl="6" w:tplc="04090001" w:tentative="1">
@@ -26154,7 +25331,7 @@
         <w:ind w:left="3080" w:hanging="440"/>
       </w:pPr>
       <w:rPr>
-        <w:rFonts w:ascii="Meiryo UI" w:hAnsi="Meiryo UI" w:eastAsia="Meiryo UI" w:cs="Meiryo UI" w:hint="default"/>
+        <w:rFonts w:ascii="Meiryo UI" w:eastAsia="Meiryo UI" w:hAnsi="Meiryo UI" w:cs="Meiryo UI" w:hint="default"/>
       </w:rPr>
     </w:lvl>
     <w:lvl w:ilvl="7" w:tplc="0409000B" w:tentative="1">
@@ -26166,7 +25343,7 @@
         <w:ind w:left="3520" w:hanging="440"/>
       </w:pPr>
       <w:rPr>
-        <w:rFonts w:ascii="Meiryo UI" w:hAnsi="Meiryo UI" w:eastAsia="Meiryo UI" w:cs="Meiryo UI" w:hint="default"/>
+        <w:rFonts w:ascii="Meiryo UI" w:eastAsia="Meiryo UI" w:hAnsi="Meiryo UI" w:cs="Meiryo UI" w:hint="default"/>
       </w:rPr>
     </w:lvl>
     <w:lvl w:ilvl="8" w:tplc="0409000D" w:tentative="1">
@@ -26178,7 +25355,7 @@
         <w:ind w:left="3960" w:hanging="440"/>
       </w:pPr>
       <w:rPr>
-        <w:rFonts w:ascii="Meiryo UI" w:hAnsi="Meiryo UI" w:eastAsia="Meiryo UI" w:cs="Meiryo UI" w:hint="default"/>
+        <w:rFonts w:ascii="Meiryo UI" w:eastAsia="Meiryo UI" w:hAnsi="Meiryo UI" w:cs="Meiryo UI" w:hint="default"/>
       </w:rPr>
     </w:lvl>
   </w:abstractNum>
@@ -26195,7 +25372,7 @@
         <w:ind w:left="440" w:hanging="440"/>
       </w:pPr>
       <w:rPr>
-        <w:rFonts w:ascii="Meiryo UI" w:hAnsi="Meiryo UI" w:eastAsia="Meiryo UI" w:cs="Meiryo UI" w:hint="default"/>
+        <w:rFonts w:ascii="Meiryo UI" w:eastAsia="Meiryo UI" w:hAnsi="Meiryo UI" w:cs="Meiryo UI" w:hint="default"/>
       </w:rPr>
     </w:lvl>
     <w:lvl w:ilvl="1" w:tplc="0409000B" w:tentative="1">
@@ -26207,7 +25384,7 @@
         <w:ind w:left="880" w:hanging="440"/>
       </w:pPr>
       <w:rPr>
-        <w:rFonts w:ascii="Meiryo UI" w:hAnsi="Meiryo UI" w:eastAsia="Meiryo UI" w:cs="Meiryo UI" w:hint="default"/>
+        <w:rFonts w:ascii="Meiryo UI" w:eastAsia="Meiryo UI" w:hAnsi="Meiryo UI" w:cs="Meiryo UI" w:hint="default"/>
       </w:rPr>
     </w:lvl>
     <w:lvl w:ilvl="2" w:tplc="0409000D" w:tentative="1">
@@ -26219,7 +25396,7 @@
         <w:ind w:left="1320" w:hanging="440"/>
       </w:pPr>
       <w:rPr>
-        <w:rFonts w:ascii="Meiryo UI" w:hAnsi="Meiryo UI" w:eastAsia="Meiryo UI" w:cs="Meiryo UI" w:hint="default"/>
+        <w:rFonts w:ascii="Meiryo UI" w:eastAsia="Meiryo UI" w:hAnsi="Meiryo UI" w:cs="Meiryo UI" w:hint="default"/>
       </w:rPr>
     </w:lvl>
     <w:lvl w:ilvl="3" w:tplc="04090001" w:tentative="1">
@@ -26231,7 +25408,7 @@
         <w:ind w:left="1760" w:hanging="440"/>
       </w:pPr>
       <w:rPr>
-        <w:rFonts w:ascii="Meiryo UI" w:hAnsi="Meiryo UI" w:eastAsia="Meiryo UI" w:cs="Meiryo UI" w:hint="default"/>
+        <w:rFonts w:ascii="Meiryo UI" w:eastAsia="Meiryo UI" w:hAnsi="Meiryo UI" w:cs="Meiryo UI" w:hint="default"/>
       </w:rPr>
     </w:lvl>
     <w:lvl w:ilvl="4" w:tplc="0409000B" w:tentative="1">
@@ -26243,7 +25420,7 @@
         <w:ind w:left="2200" w:hanging="440"/>
       </w:pPr>
       <w:rPr>
-        <w:rFonts w:ascii="Meiryo UI" w:hAnsi="Meiryo UI" w:eastAsia="Meiryo UI" w:cs="Meiryo UI" w:hint="default"/>
+        <w:rFonts w:ascii="Meiryo UI" w:eastAsia="Meiryo UI" w:hAnsi="Meiryo UI" w:cs="Meiryo UI" w:hint="default"/>
       </w:rPr>
     </w:lvl>
     <w:lvl w:ilvl="5" w:tplc="0409000D" w:tentative="1">
@@ -26255,7 +25432,7 @@
         <w:ind w:left="2640" w:hanging="440"/>
       </w:pPr>
       <w:rPr>
-        <w:rFonts w:ascii="Meiryo UI" w:hAnsi="Meiryo UI" w:eastAsia="Meiryo UI" w:cs="Meiryo UI" w:hint="default"/>
+        <w:rFonts w:ascii="Meiryo UI" w:eastAsia="Meiryo UI" w:hAnsi="Meiryo UI" w:cs="Meiryo UI" w:hint="default"/>
       </w:rPr>
     </w:lvl>
     <w:lvl w:ilvl="6" w:tplc="04090001" w:tentative="1">
@@ -26267,7 +25444,7 @@
         <w:ind w:left="3080" w:hanging="440"/>
       </w:pPr>
       <w:rPr>
-        <w:rFonts w:ascii="Meiryo UI" w:hAnsi="Meiryo UI" w:eastAsia="Meiryo UI" w:cs="Meiryo UI" w:hint="default"/>
+        <w:rFonts w:ascii="Meiryo UI" w:eastAsia="Meiryo UI" w:hAnsi="Meiryo UI" w:cs="Meiryo UI" w:hint="default"/>
       </w:rPr>
     </w:lvl>
     <w:lvl w:ilvl="7" w:tplc="0409000B" w:tentative="1">
@@ -26279,7 +25456,7 @@
         <w:ind w:left="3520" w:hanging="440"/>
       </w:pPr>
       <w:rPr>
-        <w:rFonts w:ascii="Meiryo UI" w:hAnsi="Meiryo UI" w:eastAsia="Meiryo UI" w:cs="Meiryo UI" w:hint="default"/>
+        <w:rFonts w:ascii="Meiryo UI" w:eastAsia="Meiryo UI" w:hAnsi="Meiryo UI" w:cs="Meiryo UI" w:hint="default"/>
       </w:rPr>
     </w:lvl>
     <w:lvl w:ilvl="8" w:tplc="0409000D" w:tentative="1">
@@ -26291,7 +25468,7 @@
         <w:ind w:left="3960" w:hanging="440"/>
       </w:pPr>
       <w:rPr>
-        <w:rFonts w:ascii="Meiryo UI" w:hAnsi="Meiryo UI" w:eastAsia="Meiryo UI" w:cs="Meiryo UI" w:hint="default"/>
+        <w:rFonts w:ascii="Meiryo UI" w:eastAsia="Meiryo UI" w:hAnsi="Meiryo UI" w:cs="Meiryo UI" w:hint="default"/>
       </w:rPr>
     </w:lvl>
   </w:abstractNum>
@@ -26308,7 +25485,7 @@
         <w:ind w:left="680" w:hanging="440"/>
       </w:pPr>
       <w:rPr>
-        <w:rFonts w:ascii="Meiryo UI" w:hAnsi="Meiryo UI" w:eastAsia="Meiryo UI" w:cs="Meiryo UI" w:hint="default"/>
+        <w:rFonts w:ascii="Meiryo UI" w:eastAsia="Meiryo UI" w:hAnsi="Meiryo UI" w:cs="Meiryo UI" w:hint="default"/>
       </w:rPr>
     </w:lvl>
     <w:lvl w:ilvl="1" w:tplc="0409000B">
@@ -26320,7 +25497,7 @@
         <w:ind w:left="1120" w:hanging="440"/>
       </w:pPr>
       <w:rPr>
-        <w:rFonts w:ascii="Meiryo UI" w:hAnsi="Meiryo UI" w:eastAsia="Meiryo UI" w:cs="Meiryo UI" w:hint="default"/>
+        <w:rFonts w:ascii="Meiryo UI" w:eastAsia="Meiryo UI" w:hAnsi="Meiryo UI" w:cs="Meiryo UI" w:hint="default"/>
       </w:rPr>
     </w:lvl>
     <w:lvl w:ilvl="2" w:tplc="0409000D" w:tentative="1">
@@ -26332,7 +25509,7 @@
         <w:ind w:left="1560" w:hanging="440"/>
       </w:pPr>
       <w:rPr>
-        <w:rFonts w:ascii="Meiryo UI" w:hAnsi="Meiryo UI" w:eastAsia="Meiryo UI" w:cs="Meiryo UI" w:hint="default"/>
+        <w:rFonts w:ascii="Meiryo UI" w:eastAsia="Meiryo UI" w:hAnsi="Meiryo UI" w:cs="Meiryo UI" w:hint="default"/>
       </w:rPr>
     </w:lvl>
     <w:lvl w:ilvl="3" w:tplc="04090001" w:tentative="1">
@@ -26344,7 +25521,7 @@
         <w:ind w:left="2000" w:hanging="440"/>
       </w:pPr>
       <w:rPr>
-        <w:rFonts w:ascii="Meiryo UI" w:hAnsi="Meiryo UI" w:eastAsia="Meiryo UI" w:cs="Meiryo UI" w:hint="default"/>
+        <w:rFonts w:ascii="Meiryo UI" w:eastAsia="Meiryo UI" w:hAnsi="Meiryo UI" w:cs="Meiryo UI" w:hint="default"/>
       </w:rPr>
     </w:lvl>
     <w:lvl w:ilvl="4" w:tplc="0409000B" w:tentative="1">
@@ -26356,7 +25533,7 @@
         <w:ind w:left="2440" w:hanging="440"/>
       </w:pPr>
       <w:rPr>
-        <w:rFonts w:ascii="Meiryo UI" w:hAnsi="Meiryo UI" w:eastAsia="Meiryo UI" w:cs="Meiryo UI" w:hint="default"/>
+        <w:rFonts w:ascii="Meiryo UI" w:eastAsia="Meiryo UI" w:hAnsi="Meiryo UI" w:cs="Meiryo UI" w:hint="default"/>
       </w:rPr>
     </w:lvl>
     <w:lvl w:ilvl="5" w:tplc="0409000D" w:tentative="1">
@@ -26368,7 +25545,7 @@
         <w:ind w:left="2880" w:hanging="440"/>
       </w:pPr>
       <w:rPr>
-        <w:rFonts w:ascii="Meiryo UI" w:hAnsi="Meiryo UI" w:eastAsia="Meiryo UI" w:cs="Meiryo UI" w:hint="default"/>
+        <w:rFonts w:ascii="Meiryo UI" w:eastAsia="Meiryo UI" w:hAnsi="Meiryo UI" w:cs="Meiryo UI" w:hint="default"/>
       </w:rPr>
     </w:lvl>
     <w:lvl w:ilvl="6" w:tplc="04090001" w:tentative="1">
@@ -26380,7 +25557,7 @@
         <w:ind w:left="3320" w:hanging="440"/>
       </w:pPr>
       <w:rPr>
-        <w:rFonts w:ascii="Meiryo UI" w:hAnsi="Meiryo UI" w:eastAsia="Meiryo UI" w:cs="Meiryo UI" w:hint="default"/>
+        <w:rFonts w:ascii="Meiryo UI" w:eastAsia="Meiryo UI" w:hAnsi="Meiryo UI" w:cs="Meiryo UI" w:hint="default"/>
       </w:rPr>
     </w:lvl>
     <w:lvl w:ilvl="7" w:tplc="0409000B" w:tentative="1">
@@ -26392,7 +25569,7 @@
         <w:ind w:left="3760" w:hanging="440"/>
       </w:pPr>
       <w:rPr>
-        <w:rFonts w:ascii="Meiryo UI" w:hAnsi="Meiryo UI" w:eastAsia="Meiryo UI" w:cs="Meiryo UI" w:hint="default"/>
+        <w:rFonts w:ascii="Meiryo UI" w:eastAsia="Meiryo UI" w:hAnsi="Meiryo UI" w:cs="Meiryo UI" w:hint="default"/>
       </w:rPr>
     </w:lvl>
     <w:lvl w:ilvl="8" w:tplc="0409000D" w:tentative="1">
@@ -26404,7 +25581,7 @@
         <w:ind w:left="4200" w:hanging="440"/>
       </w:pPr>
       <w:rPr>
-        <w:rFonts w:ascii="Meiryo UI" w:hAnsi="Meiryo UI" w:eastAsia="Meiryo UI" w:cs="Meiryo UI" w:hint="default"/>
+        <w:rFonts w:ascii="Meiryo UI" w:eastAsia="Meiryo UI" w:hAnsi="Meiryo UI" w:cs="Meiryo UI" w:hint="default"/>
       </w:rPr>
     </w:lvl>
   </w:abstractNum>
@@ -26421,7 +25598,7 @@
         <w:ind w:left="800" w:hanging="440"/>
       </w:pPr>
       <w:rPr>
-        <w:rFonts w:ascii="Meiryo UI" w:hAnsi="Meiryo UI" w:eastAsia="Meiryo UI" w:cs="Meiryo UI" w:hint="default"/>
+        <w:rFonts w:ascii="Meiryo UI" w:eastAsia="Meiryo UI" w:hAnsi="Meiryo UI" w:cs="Meiryo UI" w:hint="default"/>
         <w:u w:val="none"/>
       </w:rPr>
     </w:lvl>
@@ -26535,7 +25712,7 @@
         <w:ind w:left="440" w:hanging="440"/>
       </w:pPr>
       <w:rPr>
-        <w:rFonts w:ascii="Meiryo UI" w:hAnsi="Meiryo UI" w:eastAsia="Meiryo UI" w:cs="Meiryo UI" w:hint="default"/>
+        <w:rFonts w:ascii="Meiryo UI" w:eastAsia="Meiryo UI" w:hAnsi="Meiryo UI" w:cs="Meiryo UI" w:hint="default"/>
       </w:rPr>
     </w:lvl>
     <w:lvl w:ilvl="1" w:tplc="0409000B" w:tentative="1">
@@ -26547,7 +25724,7 @@
         <w:ind w:left="880" w:hanging="440"/>
       </w:pPr>
       <w:rPr>
-        <w:rFonts w:ascii="Meiryo UI" w:hAnsi="Meiryo UI" w:eastAsia="Meiryo UI" w:cs="Meiryo UI" w:hint="default"/>
+        <w:rFonts w:ascii="Meiryo UI" w:eastAsia="Meiryo UI" w:hAnsi="Meiryo UI" w:cs="Meiryo UI" w:hint="default"/>
       </w:rPr>
     </w:lvl>
     <w:lvl w:ilvl="2" w:tplc="0409000D" w:tentative="1">
@@ -26559,7 +25736,7 @@
         <w:ind w:left="1320" w:hanging="440"/>
       </w:pPr>
       <w:rPr>
-        <w:rFonts w:ascii="Meiryo UI" w:hAnsi="Meiryo UI" w:eastAsia="Meiryo UI" w:cs="Meiryo UI" w:hint="default"/>
+        <w:rFonts w:ascii="Meiryo UI" w:eastAsia="Meiryo UI" w:hAnsi="Meiryo UI" w:cs="Meiryo UI" w:hint="default"/>
       </w:rPr>
     </w:lvl>
     <w:lvl w:ilvl="3" w:tplc="04090001" w:tentative="1">
@@ -26571,7 +25748,7 @@
         <w:ind w:left="1760" w:hanging="440"/>
       </w:pPr>
       <w:rPr>
-        <w:rFonts w:ascii="Meiryo UI" w:hAnsi="Meiryo UI" w:eastAsia="Meiryo UI" w:cs="Meiryo UI" w:hint="default"/>
+        <w:rFonts w:ascii="Meiryo UI" w:eastAsia="Meiryo UI" w:hAnsi="Meiryo UI" w:cs="Meiryo UI" w:hint="default"/>
       </w:rPr>
     </w:lvl>
     <w:lvl w:ilvl="4" w:tplc="0409000B" w:tentative="1">
@@ -26583,7 +25760,7 @@
         <w:ind w:left="2200" w:hanging="440"/>
       </w:pPr>
       <w:rPr>
-        <w:rFonts w:ascii="Meiryo UI" w:hAnsi="Meiryo UI" w:eastAsia="Meiryo UI" w:cs="Meiryo UI" w:hint="default"/>
+        <w:rFonts w:ascii="Meiryo UI" w:eastAsia="Meiryo UI" w:hAnsi="Meiryo UI" w:cs="Meiryo UI" w:hint="default"/>
       </w:rPr>
     </w:lvl>
     <w:lvl w:ilvl="5" w:tplc="0409000D" w:tentative="1">
@@ -26595,7 +25772,7 @@
         <w:ind w:left="2640" w:hanging="440"/>
       </w:pPr>
       <w:rPr>
-        <w:rFonts w:ascii="Meiryo UI" w:hAnsi="Meiryo UI" w:eastAsia="Meiryo UI" w:cs="Meiryo UI" w:hint="default"/>
+        <w:rFonts w:ascii="Meiryo UI" w:eastAsia="Meiryo UI" w:hAnsi="Meiryo UI" w:cs="Meiryo UI" w:hint="default"/>
       </w:rPr>
     </w:lvl>
     <w:lvl w:ilvl="6" w:tplc="04090001" w:tentative="1">
@@ -26607,7 +25784,7 @@
         <w:ind w:left="3080" w:hanging="440"/>
       </w:pPr>
       <w:rPr>
-        <w:rFonts w:ascii="Meiryo UI" w:hAnsi="Meiryo UI" w:eastAsia="Meiryo UI" w:cs="Meiryo UI" w:hint="default"/>
+        <w:rFonts w:ascii="Meiryo UI" w:eastAsia="Meiryo UI" w:hAnsi="Meiryo UI" w:cs="Meiryo UI" w:hint="default"/>
       </w:rPr>
     </w:lvl>
     <w:lvl w:ilvl="7" w:tplc="0409000B" w:tentative="1">
@@ -26619,7 +25796,7 @@
         <w:ind w:left="3520" w:hanging="440"/>
       </w:pPr>
       <w:rPr>
-        <w:rFonts w:ascii="Meiryo UI" w:hAnsi="Meiryo UI" w:eastAsia="Meiryo UI" w:cs="Meiryo UI" w:hint="default"/>
+        <w:rFonts w:ascii="Meiryo UI" w:eastAsia="Meiryo UI" w:hAnsi="Meiryo UI" w:cs="Meiryo UI" w:hint="default"/>
       </w:rPr>
     </w:lvl>
     <w:lvl w:ilvl="8" w:tplc="0409000D" w:tentative="1">
@@ -26631,7 +25808,7 @@
         <w:ind w:left="3960" w:hanging="440"/>
       </w:pPr>
       <w:rPr>
-        <w:rFonts w:ascii="Meiryo UI" w:hAnsi="Meiryo UI" w:eastAsia="Meiryo UI" w:cs="Meiryo UI" w:hint="default"/>
+        <w:rFonts w:ascii="Meiryo UI" w:eastAsia="Meiryo UI" w:hAnsi="Meiryo UI" w:cs="Meiryo UI" w:hint="default"/>
       </w:rPr>
     </w:lvl>
   </w:abstractNum>
@@ -26648,7 +25825,7 @@
         <w:ind w:left="440" w:hanging="440"/>
       </w:pPr>
       <w:rPr>
-        <w:rFonts w:ascii="Meiryo UI" w:hAnsi="Meiryo UI" w:eastAsia="Meiryo UI" w:cs="Meiryo UI" w:hint="default"/>
+        <w:rFonts w:ascii="Meiryo UI" w:eastAsia="Meiryo UI" w:hAnsi="Meiryo UI" w:cs="Meiryo UI" w:hint="default"/>
       </w:rPr>
     </w:lvl>
     <w:lvl w:ilvl="1" w:tplc="0409000B" w:tentative="1">
@@ -26660,7 +25837,7 @@
         <w:ind w:left="880" w:hanging="440"/>
       </w:pPr>
       <w:rPr>
-        <w:rFonts w:ascii="Meiryo UI" w:hAnsi="Meiryo UI" w:eastAsia="Meiryo UI" w:cs="Meiryo UI" w:hint="default"/>
+        <w:rFonts w:ascii="Meiryo UI" w:eastAsia="Meiryo UI" w:hAnsi="Meiryo UI" w:cs="Meiryo UI" w:hint="default"/>
       </w:rPr>
     </w:lvl>
     <w:lvl w:ilvl="2" w:tplc="0409000D" w:tentative="1">
@@ -26672,7 +25849,7 @@
         <w:ind w:left="1320" w:hanging="440"/>
       </w:pPr>
       <w:rPr>
-        <w:rFonts w:ascii="Meiryo UI" w:hAnsi="Meiryo UI" w:eastAsia="Meiryo UI" w:cs="Meiryo UI" w:hint="default"/>
+        <w:rFonts w:ascii="Meiryo UI" w:eastAsia="Meiryo UI" w:hAnsi="Meiryo UI" w:cs="Meiryo UI" w:hint="default"/>
       </w:rPr>
     </w:lvl>
     <w:lvl w:ilvl="3" w:tplc="04090001" w:tentative="1">
@@ -26684,7 +25861,7 @@
         <w:ind w:left="1760" w:hanging="440"/>
       </w:pPr>
       <w:rPr>
-        <w:rFonts w:ascii="Meiryo UI" w:hAnsi="Meiryo UI" w:eastAsia="Meiryo UI" w:cs="Meiryo UI" w:hint="default"/>
+        <w:rFonts w:ascii="Meiryo UI" w:eastAsia="Meiryo UI" w:hAnsi="Meiryo UI" w:cs="Meiryo UI" w:hint="default"/>
       </w:rPr>
     </w:lvl>
     <w:lvl w:ilvl="4" w:tplc="0409000B" w:tentative="1">
@@ -26696,7 +25873,7 @@
         <w:ind w:left="2200" w:hanging="440"/>
       </w:pPr>
       <w:rPr>
-        <w:rFonts w:ascii="Meiryo UI" w:hAnsi="Meiryo UI" w:eastAsia="Meiryo UI" w:cs="Meiryo UI" w:hint="default"/>
+        <w:rFonts w:ascii="Meiryo UI" w:eastAsia="Meiryo UI" w:hAnsi="Meiryo UI" w:cs="Meiryo UI" w:hint="default"/>
       </w:rPr>
     </w:lvl>
     <w:lvl w:ilvl="5" w:tplc="0409000D" w:tentative="1">
@@ -26708,7 +25885,7 @@
         <w:ind w:left="2640" w:hanging="440"/>
       </w:pPr>
       <w:rPr>
-        <w:rFonts w:ascii="Meiryo UI" w:hAnsi="Meiryo UI" w:eastAsia="Meiryo UI" w:cs="Meiryo UI" w:hint="default"/>
+        <w:rFonts w:ascii="Meiryo UI" w:eastAsia="Meiryo UI" w:hAnsi="Meiryo UI" w:cs="Meiryo UI" w:hint="default"/>
       </w:rPr>
     </w:lvl>
     <w:lvl w:ilvl="6" w:tplc="04090001" w:tentative="1">
@@ -26720,7 +25897,7 @@
         <w:ind w:left="3080" w:hanging="440"/>
       </w:pPr>
       <w:rPr>
-        <w:rFonts w:ascii="Meiryo UI" w:hAnsi="Meiryo UI" w:eastAsia="Meiryo UI" w:cs="Meiryo UI" w:hint="default"/>
+        <w:rFonts w:ascii="Meiryo UI" w:eastAsia="Meiryo UI" w:hAnsi="Meiryo UI" w:cs="Meiryo UI" w:hint="default"/>
       </w:rPr>
     </w:lvl>
     <w:lvl w:ilvl="7" w:tplc="0409000B" w:tentative="1">
@@ -26732,7 +25909,7 @@
         <w:ind w:left="3520" w:hanging="440"/>
       </w:pPr>
       <w:rPr>
-        <w:rFonts w:ascii="Meiryo UI" w:hAnsi="Meiryo UI" w:eastAsia="Meiryo UI" w:cs="Meiryo UI" w:hint="default"/>
+        <w:rFonts w:ascii="Meiryo UI" w:eastAsia="Meiryo UI" w:hAnsi="Meiryo UI" w:cs="Meiryo UI" w:hint="default"/>
       </w:rPr>
     </w:lvl>
     <w:lvl w:ilvl="8" w:tplc="0409000D" w:tentative="1">
@@ -26744,7 +25921,7 @@
         <w:ind w:left="3960" w:hanging="440"/>
       </w:pPr>
       <w:rPr>
-        <w:rFonts w:ascii="Meiryo UI" w:hAnsi="Meiryo UI" w:eastAsia="Meiryo UI" w:cs="Meiryo UI" w:hint="default"/>
+        <w:rFonts w:ascii="Meiryo UI" w:eastAsia="Meiryo UI" w:hAnsi="Meiryo UI" w:cs="Meiryo UI" w:hint="default"/>
       </w:rPr>
     </w:lvl>
   </w:abstractNum>
@@ -26761,7 +25938,7 @@
         <w:ind w:left="440" w:hanging="440"/>
       </w:pPr>
       <w:rPr>
-        <w:rFonts w:ascii="Meiryo UI" w:hAnsi="Meiryo UI" w:eastAsia="Meiryo UI" w:cs="Meiryo UI" w:hint="default"/>
+        <w:rFonts w:ascii="Meiryo UI" w:eastAsia="Meiryo UI" w:hAnsi="Meiryo UI" w:cs="Meiryo UI" w:hint="default"/>
       </w:rPr>
     </w:lvl>
     <w:lvl w:ilvl="1" w:tplc="FFFFFFFF" w:tentative="1">
@@ -26773,7 +25950,7 @@
         <w:ind w:left="880" w:hanging="440"/>
       </w:pPr>
       <w:rPr>
-        <w:rFonts w:ascii="Meiryo UI" w:hAnsi="Meiryo UI" w:eastAsia="Meiryo UI" w:cs="Meiryo UI" w:hint="default"/>
+        <w:rFonts w:ascii="Meiryo UI" w:eastAsia="Meiryo UI" w:hAnsi="Meiryo UI" w:cs="Meiryo UI" w:hint="default"/>
       </w:rPr>
     </w:lvl>
     <w:lvl w:ilvl="2" w:tplc="FFFFFFFF" w:tentative="1">
@@ -26785,7 +25962,7 @@
         <w:ind w:left="1320" w:hanging="440"/>
       </w:pPr>
       <w:rPr>
-        <w:rFonts w:ascii="Meiryo UI" w:hAnsi="Meiryo UI" w:eastAsia="Meiryo UI" w:cs="Meiryo UI" w:hint="default"/>
+        <w:rFonts w:ascii="Meiryo UI" w:eastAsia="Meiryo UI" w:hAnsi="Meiryo UI" w:cs="Meiryo UI" w:hint="default"/>
       </w:rPr>
     </w:lvl>
     <w:lvl w:ilvl="3" w:tplc="FFFFFFFF" w:tentative="1">
@@ -26797,7 +25974,7 @@
         <w:ind w:left="1760" w:hanging="440"/>
       </w:pPr>
       <w:rPr>
-        <w:rFonts w:ascii="Meiryo UI" w:hAnsi="Meiryo UI" w:eastAsia="Meiryo UI" w:cs="Meiryo UI" w:hint="default"/>
+        <w:rFonts w:ascii="Meiryo UI" w:eastAsia="Meiryo UI" w:hAnsi="Meiryo UI" w:cs="Meiryo UI" w:hint="default"/>
       </w:rPr>
     </w:lvl>
     <w:lvl w:ilvl="4" w:tplc="FFFFFFFF" w:tentative="1">
@@ -26809,7 +25986,7 @@
         <w:ind w:left="2200" w:hanging="440"/>
       </w:pPr>
       <w:rPr>
-        <w:rFonts w:ascii="Meiryo UI" w:hAnsi="Meiryo UI" w:eastAsia="Meiryo UI" w:cs="Meiryo UI" w:hint="default"/>
+        <w:rFonts w:ascii="Meiryo UI" w:eastAsia="Meiryo UI" w:hAnsi="Meiryo UI" w:cs="Meiryo UI" w:hint="default"/>
       </w:rPr>
     </w:lvl>
     <w:lvl w:ilvl="5" w:tplc="FFFFFFFF" w:tentative="1">
@@ -26821,7 +25998,7 @@
         <w:ind w:left="2640" w:hanging="440"/>
       </w:pPr>
       <w:rPr>
-        <w:rFonts w:ascii="Meiryo UI" w:hAnsi="Meiryo UI" w:eastAsia="Meiryo UI" w:cs="Meiryo UI" w:hint="default"/>
+        <w:rFonts w:ascii="Meiryo UI" w:eastAsia="Meiryo UI" w:hAnsi="Meiryo UI" w:cs="Meiryo UI" w:hint="default"/>
       </w:rPr>
     </w:lvl>
     <w:lvl w:ilvl="6" w:tplc="FFFFFFFF" w:tentative="1">
@@ -26833,7 +26010,7 @@
         <w:ind w:left="3080" w:hanging="440"/>
       </w:pPr>
       <w:rPr>
-        <w:rFonts w:ascii="Meiryo UI" w:hAnsi="Meiryo UI" w:eastAsia="Meiryo UI" w:cs="Meiryo UI" w:hint="default"/>
+        <w:rFonts w:ascii="Meiryo UI" w:eastAsia="Meiryo UI" w:hAnsi="Meiryo UI" w:cs="Meiryo UI" w:hint="default"/>
       </w:rPr>
     </w:lvl>
     <w:lvl w:ilvl="7" w:tplc="FFFFFFFF" w:tentative="1">
@@ -26845,7 +26022,7 @@
         <w:ind w:left="3520" w:hanging="440"/>
       </w:pPr>
       <w:rPr>
-        <w:rFonts w:ascii="Meiryo UI" w:hAnsi="Meiryo UI" w:eastAsia="Meiryo UI" w:cs="Meiryo UI" w:hint="default"/>
+        <w:rFonts w:ascii="Meiryo UI" w:eastAsia="Meiryo UI" w:hAnsi="Meiryo UI" w:cs="Meiryo UI" w:hint="default"/>
       </w:rPr>
     </w:lvl>
     <w:lvl w:ilvl="8" w:tplc="FFFFFFFF" w:tentative="1">
@@ -26857,7 +26034,7 @@
         <w:ind w:left="3960" w:hanging="440"/>
       </w:pPr>
       <w:rPr>
-        <w:rFonts w:ascii="Meiryo UI" w:hAnsi="Meiryo UI" w:eastAsia="Meiryo UI" w:cs="Meiryo UI" w:hint="default"/>
+        <w:rFonts w:ascii="Meiryo UI" w:eastAsia="Meiryo UI" w:hAnsi="Meiryo UI" w:cs="Meiryo UI" w:hint="default"/>
       </w:rPr>
     </w:lvl>
   </w:abstractNum>
@@ -26874,7 +26051,7 @@
         <w:ind w:left="440" w:hanging="440"/>
       </w:pPr>
       <w:rPr>
-        <w:rFonts w:ascii="Meiryo UI" w:hAnsi="Meiryo UI" w:eastAsia="Meiryo UI" w:cs="Meiryo UI" w:hint="default"/>
+        <w:rFonts w:ascii="Meiryo UI" w:eastAsia="Meiryo UI" w:hAnsi="Meiryo UI" w:cs="Meiryo UI" w:hint="default"/>
       </w:rPr>
     </w:lvl>
     <w:lvl w:ilvl="1" w:tplc="0409000B">
@@ -26886,7 +26063,7 @@
         <w:ind w:left="880" w:hanging="440"/>
       </w:pPr>
       <w:rPr>
-        <w:rFonts w:ascii="Meiryo UI" w:hAnsi="Meiryo UI" w:eastAsia="Meiryo UI" w:cs="Meiryo UI" w:hint="default"/>
+        <w:rFonts w:ascii="Meiryo UI" w:eastAsia="Meiryo UI" w:hAnsi="Meiryo UI" w:cs="Meiryo UI" w:hint="default"/>
       </w:rPr>
     </w:lvl>
     <w:lvl w:ilvl="2" w:tplc="0409000D" w:tentative="1">
@@ -26898,7 +26075,7 @@
         <w:ind w:left="1320" w:hanging="440"/>
       </w:pPr>
       <w:rPr>
-        <w:rFonts w:ascii="Meiryo UI" w:hAnsi="Meiryo UI" w:eastAsia="Meiryo UI" w:cs="Meiryo UI" w:hint="default"/>
+        <w:rFonts w:ascii="Meiryo UI" w:eastAsia="Meiryo UI" w:hAnsi="Meiryo UI" w:cs="Meiryo UI" w:hint="default"/>
       </w:rPr>
     </w:lvl>
     <w:lvl w:ilvl="3" w:tplc="04090001" w:tentative="1">
@@ -26910,7 +26087,7 @@
         <w:ind w:left="1760" w:hanging="440"/>
       </w:pPr>
       <w:rPr>
-        <w:rFonts w:ascii="Meiryo UI" w:hAnsi="Meiryo UI" w:eastAsia="Meiryo UI" w:cs="Meiryo UI" w:hint="default"/>
+        <w:rFonts w:ascii="Meiryo UI" w:eastAsia="Meiryo UI" w:hAnsi="Meiryo UI" w:cs="Meiryo UI" w:hint="default"/>
       </w:rPr>
     </w:lvl>
     <w:lvl w:ilvl="4" w:tplc="0409000B" w:tentative="1">
@@ -26922,7 +26099,7 @@
         <w:ind w:left="2200" w:hanging="440"/>
       </w:pPr>
       <w:rPr>
-        <w:rFonts w:ascii="Meiryo UI" w:hAnsi="Meiryo UI" w:eastAsia="Meiryo UI" w:cs="Meiryo UI" w:hint="default"/>
+        <w:rFonts w:ascii="Meiryo UI" w:eastAsia="Meiryo UI" w:hAnsi="Meiryo UI" w:cs="Meiryo UI" w:hint="default"/>
       </w:rPr>
     </w:lvl>
     <w:lvl w:ilvl="5" w:tplc="0409000D" w:tentative="1">
@@ -26934,7 +26111,7 @@
         <w:ind w:left="2640" w:hanging="440"/>
       </w:pPr>
       <w:rPr>
-        <w:rFonts w:ascii="Meiryo UI" w:hAnsi="Meiryo UI" w:eastAsia="Meiryo UI" w:cs="Meiryo UI" w:hint="default"/>
+        <w:rFonts w:ascii="Meiryo UI" w:eastAsia="Meiryo UI" w:hAnsi="Meiryo UI" w:cs="Meiryo UI" w:hint="default"/>
       </w:rPr>
     </w:lvl>
     <w:lvl w:ilvl="6" w:tplc="04090001" w:tentative="1">
@@ -26946,7 +26123,7 @@
         <w:ind w:left="3080" w:hanging="440"/>
       </w:pPr>
       <w:rPr>
-        <w:rFonts w:ascii="Meiryo UI" w:hAnsi="Meiryo UI" w:eastAsia="Meiryo UI" w:cs="Meiryo UI" w:hint="default"/>
+        <w:rFonts w:ascii="Meiryo UI" w:eastAsia="Meiryo UI" w:hAnsi="Meiryo UI" w:cs="Meiryo UI" w:hint="default"/>
       </w:rPr>
     </w:lvl>
     <w:lvl w:ilvl="7" w:tplc="0409000B" w:tentative="1">
@@ -26958,7 +26135,7 @@
         <w:ind w:left="3520" w:hanging="440"/>
       </w:pPr>
       <w:rPr>
-        <w:rFonts w:ascii="Meiryo UI" w:hAnsi="Meiryo UI" w:eastAsia="Meiryo UI" w:cs="Meiryo UI" w:hint="default"/>
+        <w:rFonts w:ascii="Meiryo UI" w:eastAsia="Meiryo UI" w:hAnsi="Meiryo UI" w:cs="Meiryo UI" w:hint="default"/>
       </w:rPr>
     </w:lvl>
     <w:lvl w:ilvl="8" w:tplc="0409000D" w:tentative="1">
@@ -26970,7 +26147,7 @@
         <w:ind w:left="3960" w:hanging="440"/>
       </w:pPr>
       <w:rPr>
-        <w:rFonts w:ascii="Meiryo UI" w:hAnsi="Meiryo UI" w:eastAsia="Meiryo UI" w:cs="Meiryo UI" w:hint="default"/>
+        <w:rFonts w:ascii="Meiryo UI" w:eastAsia="Meiryo UI" w:hAnsi="Meiryo UI" w:cs="Meiryo UI" w:hint="default"/>
       </w:rPr>
     </w:lvl>
   </w:abstractNum>
@@ -26987,7 +26164,7 @@
         <w:ind w:left="440" w:hanging="440"/>
       </w:pPr>
       <w:rPr>
-        <w:rFonts w:ascii="Meiryo UI" w:hAnsi="Meiryo UI" w:eastAsia="Meiryo UI" w:cs="Meiryo UI" w:hint="default"/>
+        <w:rFonts w:ascii="Meiryo UI" w:eastAsia="Meiryo UI" w:hAnsi="Meiryo UI" w:cs="Meiryo UI" w:hint="default"/>
       </w:rPr>
     </w:lvl>
     <w:lvl w:ilvl="1" w:tplc="0409000B" w:tentative="1">
@@ -26999,7 +26176,7 @@
         <w:ind w:left="880" w:hanging="440"/>
       </w:pPr>
       <w:rPr>
-        <w:rFonts w:ascii="Meiryo UI" w:hAnsi="Meiryo UI" w:eastAsia="Meiryo UI" w:cs="Meiryo UI" w:hint="default"/>
+        <w:rFonts w:ascii="Meiryo UI" w:eastAsia="Meiryo UI" w:hAnsi="Meiryo UI" w:cs="Meiryo UI" w:hint="default"/>
       </w:rPr>
     </w:lvl>
     <w:lvl w:ilvl="2" w:tplc="0409000D" w:tentative="1">
@@ -27011,7 +26188,7 @@
         <w:ind w:left="1320" w:hanging="440"/>
       </w:pPr>
       <w:rPr>
-        <w:rFonts w:ascii="Meiryo UI" w:hAnsi="Meiryo UI" w:eastAsia="Meiryo UI" w:cs="Meiryo UI" w:hint="default"/>
+        <w:rFonts w:ascii="Meiryo UI" w:eastAsia="Meiryo UI" w:hAnsi="Meiryo UI" w:cs="Meiryo UI" w:hint="default"/>
       </w:rPr>
     </w:lvl>
     <w:lvl w:ilvl="3" w:tplc="04090001" w:tentative="1">
@@ -27023,7 +26200,7 @@
         <w:ind w:left="1760" w:hanging="440"/>
       </w:pPr>
       <w:rPr>
-        <w:rFonts w:ascii="Meiryo UI" w:hAnsi="Meiryo UI" w:eastAsia="Meiryo UI" w:cs="Meiryo UI" w:hint="default"/>
+        <w:rFonts w:ascii="Meiryo UI" w:eastAsia="Meiryo UI" w:hAnsi="Meiryo UI" w:cs="Meiryo UI" w:hint="default"/>
       </w:rPr>
     </w:lvl>
     <w:lvl w:ilvl="4" w:tplc="0409000B" w:tentative="1">
@@ -27035,7 +26212,7 @@
         <w:ind w:left="2200" w:hanging="440"/>
       </w:pPr>
       <w:rPr>
-        <w:rFonts w:ascii="Meiryo UI" w:hAnsi="Meiryo UI" w:eastAsia="Meiryo UI" w:cs="Meiryo UI" w:hint="default"/>
+        <w:rFonts w:ascii="Meiryo UI" w:eastAsia="Meiryo UI" w:hAnsi="Meiryo UI" w:cs="Meiryo UI" w:hint="default"/>
       </w:rPr>
     </w:lvl>
     <w:lvl w:ilvl="5" w:tplc="0409000D" w:tentative="1">
@@ -27047,7 +26224,7 @@
         <w:ind w:left="2640" w:hanging="440"/>
       </w:pPr>
       <w:rPr>
-        <w:rFonts w:ascii="Meiryo UI" w:hAnsi="Meiryo UI" w:eastAsia="Meiryo UI" w:cs="Meiryo UI" w:hint="default"/>
+        <w:rFonts w:ascii="Meiryo UI" w:eastAsia="Meiryo UI" w:hAnsi="Meiryo UI" w:cs="Meiryo UI" w:hint="default"/>
       </w:rPr>
     </w:lvl>
     <w:lvl w:ilvl="6" w:tplc="04090001" w:tentative="1">
@@ -27059,7 +26236,7 @@
         <w:ind w:left="3080" w:hanging="440"/>
       </w:pPr>
       <w:rPr>
-        <w:rFonts w:ascii="Meiryo UI" w:hAnsi="Meiryo UI" w:eastAsia="Meiryo UI" w:cs="Meiryo UI" w:hint="default"/>
+        <w:rFonts w:ascii="Meiryo UI" w:eastAsia="Meiryo UI" w:hAnsi="Meiryo UI" w:cs="Meiryo UI" w:hint="default"/>
       </w:rPr>
     </w:lvl>
     <w:lvl w:ilvl="7" w:tplc="0409000B" w:tentative="1">
@@ -27071,7 +26248,7 @@
         <w:ind w:left="3520" w:hanging="440"/>
       </w:pPr>
       <w:rPr>
-        <w:rFonts w:ascii="Meiryo UI" w:hAnsi="Meiryo UI" w:eastAsia="Meiryo UI" w:cs="Meiryo UI" w:hint="default"/>
+        <w:rFonts w:ascii="Meiryo UI" w:eastAsia="Meiryo UI" w:hAnsi="Meiryo UI" w:cs="Meiryo UI" w:hint="default"/>
       </w:rPr>
     </w:lvl>
     <w:lvl w:ilvl="8" w:tplc="0409000D" w:tentative="1">
@@ -27083,7 +26260,7 @@
         <w:ind w:left="3960" w:hanging="440"/>
       </w:pPr>
       <w:rPr>
-        <w:rFonts w:ascii="Meiryo UI" w:hAnsi="Meiryo UI" w:eastAsia="Meiryo UI" w:cs="Meiryo UI" w:hint="default"/>
+        <w:rFonts w:ascii="Meiryo UI" w:eastAsia="Meiryo UI" w:hAnsi="Meiryo UI" w:cs="Meiryo UI" w:hint="default"/>
       </w:rPr>
     </w:lvl>
   </w:abstractNum>
@@ -27100,7 +26277,7 @@
         <w:ind w:left="800" w:hanging="440"/>
       </w:pPr>
       <w:rPr>
-        <w:rFonts w:ascii="Meiryo UI" w:hAnsi="Meiryo UI" w:eastAsia="Meiryo UI" w:cs="Meiryo UI" w:hint="default"/>
+        <w:rFonts w:ascii="Meiryo UI" w:eastAsia="Meiryo UI" w:hAnsi="Meiryo UI" w:cs="Meiryo UI" w:hint="default"/>
         <w:u w:val="none"/>
       </w:rPr>
     </w:lvl>
@@ -27113,7 +26290,7 @@
         <w:ind w:left="1520" w:hanging="440"/>
       </w:pPr>
       <w:rPr>
-        <w:rFonts w:ascii="Meiryo UI" w:hAnsi="Meiryo UI" w:eastAsia="Meiryo UI" w:cs="Meiryo UI" w:hint="default"/>
+        <w:rFonts w:ascii="Meiryo UI" w:eastAsia="Meiryo UI" w:hAnsi="Meiryo UI" w:cs="Meiryo UI" w:hint="default"/>
       </w:rPr>
     </w:lvl>
     <w:lvl w:ilvl="2">
@@ -27223,7 +26400,7 @@
         <w:ind w:left="440" w:hanging="440"/>
       </w:pPr>
       <w:rPr>
-        <w:rFonts w:ascii="Meiryo UI" w:hAnsi="Meiryo UI" w:eastAsia="Meiryo UI" w:cs="Meiryo UI" w:hint="default"/>
+        <w:rFonts w:ascii="Meiryo UI" w:eastAsia="Meiryo UI" w:hAnsi="Meiryo UI" w:cs="Meiryo UI" w:hint="default"/>
       </w:rPr>
     </w:lvl>
     <w:lvl w:ilvl="2" w:tplc="FFFFFFFF">
@@ -27235,7 +26412,7 @@
         <w:ind w:left="440" w:hanging="440"/>
       </w:pPr>
       <w:rPr>
-        <w:rFonts w:ascii="Meiryo UI" w:hAnsi="Meiryo UI" w:eastAsia="Meiryo UI" w:cs="Meiryo UI" w:hint="default"/>
+        <w:rFonts w:ascii="Meiryo UI" w:eastAsia="Meiryo UI" w:hAnsi="Meiryo UI" w:cs="Meiryo UI" w:hint="default"/>
       </w:rPr>
     </w:lvl>
     <w:lvl w:ilvl="3" w:tplc="FFFFFFFF" w:tentative="1">
@@ -27306,7 +26483,7 @@
         <w:ind w:left="440" w:hanging="440"/>
       </w:pPr>
       <w:rPr>
-        <w:rFonts w:ascii="Meiryo UI" w:hAnsi="Meiryo UI" w:eastAsia="Meiryo UI" w:cs="Meiryo UI" w:hint="default"/>
+        <w:rFonts w:ascii="Meiryo UI" w:eastAsia="Meiryo UI" w:hAnsi="Meiryo UI" w:cs="Meiryo UI" w:hint="default"/>
       </w:rPr>
     </w:lvl>
     <w:lvl w:ilvl="1" w:tplc="0409000B">
@@ -27318,7 +26495,7 @@
         <w:ind w:left="880" w:hanging="440"/>
       </w:pPr>
       <w:rPr>
-        <w:rFonts w:ascii="Meiryo UI" w:hAnsi="Meiryo UI" w:eastAsia="Meiryo UI" w:cs="Meiryo UI" w:hint="default"/>
+        <w:rFonts w:ascii="Meiryo UI" w:eastAsia="Meiryo UI" w:hAnsi="Meiryo UI" w:cs="Meiryo UI" w:hint="default"/>
       </w:rPr>
     </w:lvl>
     <w:lvl w:ilvl="2" w:tplc="0409000D" w:tentative="1">
@@ -27330,7 +26507,7 @@
         <w:ind w:left="1320" w:hanging="440"/>
       </w:pPr>
       <w:rPr>
-        <w:rFonts w:ascii="Meiryo UI" w:hAnsi="Meiryo UI" w:eastAsia="Meiryo UI" w:cs="Meiryo UI" w:hint="default"/>
+        <w:rFonts w:ascii="Meiryo UI" w:eastAsia="Meiryo UI" w:hAnsi="Meiryo UI" w:cs="Meiryo UI" w:hint="default"/>
       </w:rPr>
     </w:lvl>
     <w:lvl w:ilvl="3" w:tplc="04090001" w:tentative="1">
@@ -27342,7 +26519,7 @@
         <w:ind w:left="1760" w:hanging="440"/>
       </w:pPr>
       <w:rPr>
-        <w:rFonts w:ascii="Meiryo UI" w:hAnsi="Meiryo UI" w:eastAsia="Meiryo UI" w:cs="Meiryo UI" w:hint="default"/>
+        <w:rFonts w:ascii="Meiryo UI" w:eastAsia="Meiryo UI" w:hAnsi="Meiryo UI" w:cs="Meiryo UI" w:hint="default"/>
       </w:rPr>
     </w:lvl>
     <w:lvl w:ilvl="4" w:tplc="0409000B" w:tentative="1">
@@ -27354,7 +26531,7 @@
         <w:ind w:left="2200" w:hanging="440"/>
       </w:pPr>
       <w:rPr>
-        <w:rFonts w:ascii="Meiryo UI" w:hAnsi="Meiryo UI" w:eastAsia="Meiryo UI" w:cs="Meiryo UI" w:hint="default"/>
+        <w:rFonts w:ascii="Meiryo UI" w:eastAsia="Meiryo UI" w:hAnsi="Meiryo UI" w:cs="Meiryo UI" w:hint="default"/>
       </w:rPr>
     </w:lvl>
     <w:lvl w:ilvl="5" w:tplc="0409000D" w:tentative="1">
@@ -27366,7 +26543,7 @@
         <w:ind w:left="2640" w:hanging="440"/>
       </w:pPr>
       <w:rPr>
-        <w:rFonts w:ascii="Meiryo UI" w:hAnsi="Meiryo UI" w:eastAsia="Meiryo UI" w:cs="Meiryo UI" w:hint="default"/>
+        <w:rFonts w:ascii="Meiryo UI" w:eastAsia="Meiryo UI" w:hAnsi="Meiryo UI" w:cs="Meiryo UI" w:hint="default"/>
       </w:rPr>
     </w:lvl>
     <w:lvl w:ilvl="6" w:tplc="04090001" w:tentative="1">
@@ -27378,7 +26555,7 @@
         <w:ind w:left="3080" w:hanging="440"/>
       </w:pPr>
       <w:rPr>
-        <w:rFonts w:ascii="Meiryo UI" w:hAnsi="Meiryo UI" w:eastAsia="Meiryo UI" w:cs="Meiryo UI" w:hint="default"/>
+        <w:rFonts w:ascii="Meiryo UI" w:eastAsia="Meiryo UI" w:hAnsi="Meiryo UI" w:cs="Meiryo UI" w:hint="default"/>
       </w:rPr>
     </w:lvl>
     <w:lvl w:ilvl="7" w:tplc="0409000B" w:tentative="1">
@@ -27390,7 +26567,7 @@
         <w:ind w:left="3520" w:hanging="440"/>
       </w:pPr>
       <w:rPr>
-        <w:rFonts w:ascii="Meiryo UI" w:hAnsi="Meiryo UI" w:eastAsia="Meiryo UI" w:cs="Meiryo UI" w:hint="default"/>
+        <w:rFonts w:ascii="Meiryo UI" w:eastAsia="Meiryo UI" w:hAnsi="Meiryo UI" w:cs="Meiryo UI" w:hint="default"/>
       </w:rPr>
     </w:lvl>
     <w:lvl w:ilvl="8" w:tplc="0409000D" w:tentative="1">
@@ -27402,7 +26579,7 @@
         <w:ind w:left="3960" w:hanging="440"/>
       </w:pPr>
       <w:rPr>
-        <w:rFonts w:ascii="Meiryo UI" w:hAnsi="Meiryo UI" w:eastAsia="Meiryo UI" w:cs="Meiryo UI" w:hint="default"/>
+        <w:rFonts w:ascii="Meiryo UI" w:eastAsia="Meiryo UI" w:hAnsi="Meiryo UI" w:cs="Meiryo UI" w:hint="default"/>
       </w:rPr>
     </w:lvl>
   </w:abstractNum>
@@ -27419,7 +26596,7 @@
         <w:ind w:left="680" w:hanging="440"/>
       </w:pPr>
       <w:rPr>
-        <w:rFonts w:ascii="Meiryo UI" w:hAnsi="Meiryo UI" w:eastAsia="Meiryo UI" w:cs="Meiryo UI" w:hint="default"/>
+        <w:rFonts w:ascii="Meiryo UI" w:eastAsia="Meiryo UI" w:hAnsi="Meiryo UI" w:cs="Meiryo UI" w:hint="default"/>
       </w:rPr>
     </w:lvl>
     <w:lvl w:ilvl="1" w:tplc="0409000B" w:tentative="1">
@@ -27431,7 +26608,7 @@
         <w:ind w:left="1120" w:hanging="440"/>
       </w:pPr>
       <w:rPr>
-        <w:rFonts w:ascii="Meiryo UI" w:hAnsi="Meiryo UI" w:eastAsia="Meiryo UI" w:cs="Meiryo UI" w:hint="default"/>
+        <w:rFonts w:ascii="Meiryo UI" w:eastAsia="Meiryo UI" w:hAnsi="Meiryo UI" w:cs="Meiryo UI" w:hint="default"/>
       </w:rPr>
     </w:lvl>
     <w:lvl w:ilvl="2" w:tplc="0409000D" w:tentative="1">
@@ -27443,7 +26620,7 @@
         <w:ind w:left="1560" w:hanging="440"/>
       </w:pPr>
       <w:rPr>
-        <w:rFonts w:ascii="Meiryo UI" w:hAnsi="Meiryo UI" w:eastAsia="Meiryo UI" w:cs="Meiryo UI" w:hint="default"/>
+        <w:rFonts w:ascii="Meiryo UI" w:eastAsia="Meiryo UI" w:hAnsi="Meiryo UI" w:cs="Meiryo UI" w:hint="default"/>
       </w:rPr>
     </w:lvl>
     <w:lvl w:ilvl="3" w:tplc="04090001" w:tentative="1">
@@ -27455,7 +26632,7 @@
         <w:ind w:left="2000" w:hanging="440"/>
       </w:pPr>
       <w:rPr>
-        <w:rFonts w:ascii="Meiryo UI" w:hAnsi="Meiryo UI" w:eastAsia="Meiryo UI" w:cs="Meiryo UI" w:hint="default"/>
+        <w:rFonts w:ascii="Meiryo UI" w:eastAsia="Meiryo UI" w:hAnsi="Meiryo UI" w:cs="Meiryo UI" w:hint="default"/>
       </w:rPr>
     </w:lvl>
     <w:lvl w:ilvl="4" w:tplc="0409000B" w:tentative="1">
@@ -27467,7 +26644,7 @@
         <w:ind w:left="2440" w:hanging="440"/>
       </w:pPr>
       <w:rPr>
-        <w:rFonts w:ascii="Meiryo UI" w:hAnsi="Meiryo UI" w:eastAsia="Meiryo UI" w:cs="Meiryo UI" w:hint="default"/>
+        <w:rFonts w:ascii="Meiryo UI" w:eastAsia="Meiryo UI" w:hAnsi="Meiryo UI" w:cs="Meiryo UI" w:hint="default"/>
       </w:rPr>
     </w:lvl>
     <w:lvl w:ilvl="5" w:tplc="0409000D" w:tentative="1">
@@ -27479,7 +26656,7 @@
         <w:ind w:left="2880" w:hanging="440"/>
       </w:pPr>
       <w:rPr>
-        <w:rFonts w:ascii="Meiryo UI" w:hAnsi="Meiryo UI" w:eastAsia="Meiryo UI" w:cs="Meiryo UI" w:hint="default"/>
+        <w:rFonts w:ascii="Meiryo UI" w:eastAsia="Meiryo UI" w:hAnsi="Meiryo UI" w:cs="Meiryo UI" w:hint="default"/>
       </w:rPr>
     </w:lvl>
     <w:lvl w:ilvl="6" w:tplc="04090001" w:tentative="1">
@@ -27491,7 +26668,7 @@
         <w:ind w:left="3320" w:hanging="440"/>
       </w:pPr>
       <w:rPr>
-        <w:rFonts w:ascii="Meiryo UI" w:hAnsi="Meiryo UI" w:eastAsia="Meiryo UI" w:cs="Meiryo UI" w:hint="default"/>
+        <w:rFonts w:ascii="Meiryo UI" w:eastAsia="Meiryo UI" w:hAnsi="Meiryo UI" w:cs="Meiryo UI" w:hint="default"/>
       </w:rPr>
     </w:lvl>
     <w:lvl w:ilvl="7" w:tplc="0409000B" w:tentative="1">
@@ -27503,7 +26680,7 @@
         <w:ind w:left="3760" w:hanging="440"/>
       </w:pPr>
       <w:rPr>
-        <w:rFonts w:ascii="Meiryo UI" w:hAnsi="Meiryo UI" w:eastAsia="Meiryo UI" w:cs="Meiryo UI" w:hint="default"/>
+        <w:rFonts w:ascii="Meiryo UI" w:eastAsia="Meiryo UI" w:hAnsi="Meiryo UI" w:cs="Meiryo UI" w:hint="default"/>
       </w:rPr>
     </w:lvl>
     <w:lvl w:ilvl="8" w:tplc="0409000D" w:tentative="1">
@@ -27515,7 +26692,7 @@
         <w:ind w:left="4200" w:hanging="440"/>
       </w:pPr>
       <w:rPr>
-        <w:rFonts w:ascii="Meiryo UI" w:hAnsi="Meiryo UI" w:eastAsia="Meiryo UI" w:cs="Meiryo UI" w:hint="default"/>
+        <w:rFonts w:ascii="Meiryo UI" w:eastAsia="Meiryo UI" w:hAnsi="Meiryo UI" w:cs="Meiryo UI" w:hint="default"/>
       </w:rPr>
     </w:lvl>
   </w:abstractNum>
@@ -27618,7 +26795,7 @@
         <w:ind w:left="440" w:hanging="440"/>
       </w:pPr>
       <w:rPr>
-        <w:rFonts w:ascii="Meiryo UI" w:hAnsi="Meiryo UI" w:eastAsia="Meiryo UI" w:cs="Meiryo UI" w:hint="default"/>
+        <w:rFonts w:ascii="Meiryo UI" w:eastAsia="Meiryo UI" w:hAnsi="Meiryo UI" w:cs="Meiryo UI" w:hint="default"/>
       </w:rPr>
     </w:lvl>
     <w:lvl w:ilvl="1" w:tplc="0409000B" w:tentative="1">
@@ -27630,7 +26807,7 @@
         <w:ind w:left="880" w:hanging="440"/>
       </w:pPr>
       <w:rPr>
-        <w:rFonts w:ascii="Meiryo UI" w:hAnsi="Meiryo UI" w:eastAsia="Meiryo UI" w:cs="Meiryo UI" w:hint="default"/>
+        <w:rFonts w:ascii="Meiryo UI" w:eastAsia="Meiryo UI" w:hAnsi="Meiryo UI" w:cs="Meiryo UI" w:hint="default"/>
       </w:rPr>
     </w:lvl>
     <w:lvl w:ilvl="2" w:tplc="0409000D" w:tentative="1">
@@ -27642,7 +26819,7 @@
         <w:ind w:left="1320" w:hanging="440"/>
       </w:pPr>
       <w:rPr>
-        <w:rFonts w:ascii="Meiryo UI" w:hAnsi="Meiryo UI" w:eastAsia="Meiryo UI" w:cs="Meiryo UI" w:hint="default"/>
+        <w:rFonts w:ascii="Meiryo UI" w:eastAsia="Meiryo UI" w:hAnsi="Meiryo UI" w:cs="Meiryo UI" w:hint="default"/>
       </w:rPr>
     </w:lvl>
     <w:lvl w:ilvl="3" w:tplc="04090001" w:tentative="1">
@@ -27654,7 +26831,7 @@
         <w:ind w:left="1760" w:hanging="440"/>
       </w:pPr>
       <w:rPr>
-        <w:rFonts w:ascii="Meiryo UI" w:hAnsi="Meiryo UI" w:eastAsia="Meiryo UI" w:cs="Meiryo UI" w:hint="default"/>
+        <w:rFonts w:ascii="Meiryo UI" w:eastAsia="Meiryo UI" w:hAnsi="Meiryo UI" w:cs="Meiryo UI" w:hint="default"/>
       </w:rPr>
     </w:lvl>
     <w:lvl w:ilvl="4" w:tplc="0409000B" w:tentative="1">
@@ -27666,7 +26843,7 @@
         <w:ind w:left="2200" w:hanging="440"/>
       </w:pPr>
       <w:rPr>
-        <w:rFonts w:ascii="Meiryo UI" w:hAnsi="Meiryo UI" w:eastAsia="Meiryo UI" w:cs="Meiryo UI" w:hint="default"/>
+        <w:rFonts w:ascii="Meiryo UI" w:eastAsia="Meiryo UI" w:hAnsi="Meiryo UI" w:cs="Meiryo UI" w:hint="default"/>
       </w:rPr>
     </w:lvl>
     <w:lvl w:ilvl="5" w:tplc="0409000D" w:tentative="1">
@@ -27678,7 +26855,7 @@
         <w:ind w:left="2640" w:hanging="440"/>
       </w:pPr>
       <w:rPr>
-        <w:rFonts w:ascii="Meiryo UI" w:hAnsi="Meiryo UI" w:eastAsia="Meiryo UI" w:cs="Meiryo UI" w:hint="default"/>
+        <w:rFonts w:ascii="Meiryo UI" w:eastAsia="Meiryo UI" w:hAnsi="Meiryo UI" w:cs="Meiryo UI" w:hint="default"/>
       </w:rPr>
     </w:lvl>
     <w:lvl w:ilvl="6" w:tplc="04090001" w:tentative="1">
@@ -27690,7 +26867,7 @@
         <w:ind w:left="3080" w:hanging="440"/>
       </w:pPr>
       <w:rPr>
-        <w:rFonts w:ascii="Meiryo UI" w:hAnsi="Meiryo UI" w:eastAsia="Meiryo UI" w:cs="Meiryo UI" w:hint="default"/>
+        <w:rFonts w:ascii="Meiryo UI" w:eastAsia="Meiryo UI" w:hAnsi="Meiryo UI" w:cs="Meiryo UI" w:hint="default"/>
       </w:rPr>
     </w:lvl>
     <w:lvl w:ilvl="7" w:tplc="0409000B" w:tentative="1">
@@ -27702,7 +26879,7 @@
         <w:ind w:left="3520" w:hanging="440"/>
       </w:pPr>
       <w:rPr>
-        <w:rFonts w:ascii="Meiryo UI" w:hAnsi="Meiryo UI" w:eastAsia="Meiryo UI" w:cs="Meiryo UI" w:hint="default"/>
+        <w:rFonts w:ascii="Meiryo UI" w:eastAsia="Meiryo UI" w:hAnsi="Meiryo UI" w:cs="Meiryo UI" w:hint="default"/>
       </w:rPr>
     </w:lvl>
     <w:lvl w:ilvl="8" w:tplc="0409000D" w:tentative="1">
@@ -27714,7 +26891,7 @@
         <w:ind w:left="3960" w:hanging="440"/>
       </w:pPr>
       <w:rPr>
-        <w:rFonts w:ascii="Meiryo UI" w:hAnsi="Meiryo UI" w:eastAsia="Meiryo UI" w:cs="Meiryo UI" w:hint="default"/>
+        <w:rFonts w:ascii="Meiryo UI" w:eastAsia="Meiryo UI" w:hAnsi="Meiryo UI" w:cs="Meiryo UI" w:hint="default"/>
       </w:rPr>
     </w:lvl>
   </w:abstractNum>
@@ -27731,7 +26908,7 @@
         <w:ind w:left="440" w:hanging="440"/>
       </w:pPr>
       <w:rPr>
-        <w:rFonts w:ascii="Meiryo UI" w:hAnsi="Meiryo UI" w:eastAsia="Meiryo UI" w:cs="Meiryo UI" w:hint="default"/>
+        <w:rFonts w:ascii="Meiryo UI" w:eastAsia="Meiryo UI" w:hAnsi="Meiryo UI" w:cs="Meiryo UI" w:hint="default"/>
       </w:rPr>
     </w:lvl>
     <w:lvl w:ilvl="1" w:tplc="0409000B" w:tentative="1">
@@ -27743,7 +26920,7 @@
         <w:ind w:left="880" w:hanging="440"/>
       </w:pPr>
       <w:rPr>
-        <w:rFonts w:ascii="Meiryo UI" w:hAnsi="Meiryo UI" w:eastAsia="Meiryo UI" w:cs="Meiryo UI" w:hint="default"/>
+        <w:rFonts w:ascii="Meiryo UI" w:eastAsia="Meiryo UI" w:hAnsi="Meiryo UI" w:cs="Meiryo UI" w:hint="default"/>
       </w:rPr>
     </w:lvl>
     <w:lvl w:ilvl="2" w:tplc="0409000D" w:tentative="1">
@@ -27755,7 +26932,7 @@
         <w:ind w:left="1320" w:hanging="440"/>
       </w:pPr>
       <w:rPr>
-        <w:rFonts w:ascii="Meiryo UI" w:hAnsi="Meiryo UI" w:eastAsia="Meiryo UI" w:cs="Meiryo UI" w:hint="default"/>
+        <w:rFonts w:ascii="Meiryo UI" w:eastAsia="Meiryo UI" w:hAnsi="Meiryo UI" w:cs="Meiryo UI" w:hint="default"/>
       </w:rPr>
     </w:lvl>
     <w:lvl w:ilvl="3" w:tplc="04090001" w:tentative="1">
@@ -27767,7 +26944,7 @@
         <w:ind w:left="1760" w:hanging="440"/>
       </w:pPr>
       <w:rPr>
-        <w:rFonts w:ascii="Meiryo UI" w:hAnsi="Meiryo UI" w:eastAsia="Meiryo UI" w:cs="Meiryo UI" w:hint="default"/>
+        <w:rFonts w:ascii="Meiryo UI" w:eastAsia="Meiryo UI" w:hAnsi="Meiryo UI" w:cs="Meiryo UI" w:hint="default"/>
       </w:rPr>
     </w:lvl>
     <w:lvl w:ilvl="4" w:tplc="0409000B" w:tentative="1">
@@ -27779,7 +26956,7 @@
         <w:ind w:left="2200" w:hanging="440"/>
       </w:pPr>
       <w:rPr>
-        <w:rFonts w:ascii="Meiryo UI" w:hAnsi="Meiryo UI" w:eastAsia="Meiryo UI" w:cs="Meiryo UI" w:hint="default"/>
+        <w:rFonts w:ascii="Meiryo UI" w:eastAsia="Meiryo UI" w:hAnsi="Meiryo UI" w:cs="Meiryo UI" w:hint="default"/>
       </w:rPr>
     </w:lvl>
     <w:lvl w:ilvl="5" w:tplc="0409000D" w:tentative="1">
@@ -27791,7 +26968,7 @@
         <w:ind w:left="2640" w:hanging="440"/>
       </w:pPr>
       <w:rPr>
-        <w:rFonts w:ascii="Meiryo UI" w:hAnsi="Meiryo UI" w:eastAsia="Meiryo UI" w:cs="Meiryo UI" w:hint="default"/>
+        <w:rFonts w:ascii="Meiryo UI" w:eastAsia="Meiryo UI" w:hAnsi="Meiryo UI" w:cs="Meiryo UI" w:hint="default"/>
       </w:rPr>
     </w:lvl>
     <w:lvl w:ilvl="6" w:tplc="04090001" w:tentative="1">
@@ -27803,7 +26980,7 @@
         <w:ind w:left="3080" w:hanging="440"/>
       </w:pPr>
       <w:rPr>
-        <w:rFonts w:ascii="Meiryo UI" w:hAnsi="Meiryo UI" w:eastAsia="Meiryo UI" w:cs="Meiryo UI" w:hint="default"/>
+        <w:rFonts w:ascii="Meiryo UI" w:eastAsia="Meiryo UI" w:hAnsi="Meiryo UI" w:cs="Meiryo UI" w:hint="default"/>
       </w:rPr>
     </w:lvl>
     <w:lvl w:ilvl="7" w:tplc="0409000B" w:tentative="1">
@@ -27815,7 +26992,7 @@
         <w:ind w:left="3520" w:hanging="440"/>
       </w:pPr>
       <w:rPr>
-        <w:rFonts w:ascii="Meiryo UI" w:hAnsi="Meiryo UI" w:eastAsia="Meiryo UI" w:cs="Meiryo UI" w:hint="default"/>
+        <w:rFonts w:ascii="Meiryo UI" w:eastAsia="Meiryo UI" w:hAnsi="Meiryo UI" w:cs="Meiryo UI" w:hint="default"/>
       </w:rPr>
     </w:lvl>
     <w:lvl w:ilvl="8" w:tplc="0409000D" w:tentative="1">
@@ -27827,7 +27004,7 @@
         <w:ind w:left="3960" w:hanging="440"/>
       </w:pPr>
       <w:rPr>
-        <w:rFonts w:ascii="Meiryo UI" w:hAnsi="Meiryo UI" w:eastAsia="Meiryo UI" w:cs="Meiryo UI" w:hint="default"/>
+        <w:rFonts w:ascii="Meiryo UI" w:eastAsia="Meiryo UI" w:hAnsi="Meiryo UI" w:cs="Meiryo UI" w:hint="default"/>
       </w:rPr>
     </w:lvl>
   </w:abstractNum>
@@ -27844,7 +27021,7 @@
         <w:ind w:left="440" w:hanging="440"/>
       </w:pPr>
       <w:rPr>
-        <w:rFonts w:ascii="Meiryo UI" w:hAnsi="Meiryo UI" w:eastAsia="Meiryo UI" w:cs="Meiryo UI" w:hint="default"/>
+        <w:rFonts w:ascii="Meiryo UI" w:eastAsia="Meiryo UI" w:hAnsi="Meiryo UI" w:cs="Meiryo UI" w:hint="default"/>
       </w:rPr>
     </w:lvl>
   </w:abstractNum>
@@ -27861,7 +27038,7 @@
         <w:ind w:left="440" w:hanging="440"/>
       </w:pPr>
       <w:rPr>
-        <w:rFonts w:ascii="Meiryo UI" w:hAnsi="Meiryo UI" w:eastAsia="Meiryo UI" w:cs="Meiryo UI" w:hint="default"/>
+        <w:rFonts w:ascii="Meiryo UI" w:eastAsia="Meiryo UI" w:hAnsi="Meiryo UI" w:cs="Meiryo UI" w:hint="default"/>
       </w:rPr>
     </w:lvl>
     <w:lvl w:ilvl="1" w:tplc="0409000B" w:tentative="1">
@@ -27873,7 +27050,7 @@
         <w:ind w:left="880" w:hanging="440"/>
       </w:pPr>
       <w:rPr>
-        <w:rFonts w:ascii="Meiryo UI" w:hAnsi="Meiryo UI" w:eastAsia="Meiryo UI" w:cs="Meiryo UI" w:hint="default"/>
+        <w:rFonts w:ascii="Meiryo UI" w:eastAsia="Meiryo UI" w:hAnsi="Meiryo UI" w:cs="Meiryo UI" w:hint="default"/>
       </w:rPr>
     </w:lvl>
     <w:lvl w:ilvl="2" w:tplc="0409000D" w:tentative="1">
@@ -27885,7 +27062,7 @@
         <w:ind w:left="1320" w:hanging="440"/>
       </w:pPr>
       <w:rPr>
-        <w:rFonts w:ascii="Meiryo UI" w:hAnsi="Meiryo UI" w:eastAsia="Meiryo UI" w:cs="Meiryo UI" w:hint="default"/>
+        <w:rFonts w:ascii="Meiryo UI" w:eastAsia="Meiryo UI" w:hAnsi="Meiryo UI" w:cs="Meiryo UI" w:hint="default"/>
       </w:rPr>
     </w:lvl>
     <w:lvl w:ilvl="3" w:tplc="04090001" w:tentative="1">
@@ -27897,7 +27074,7 @@
         <w:ind w:left="1760" w:hanging="440"/>
       </w:pPr>
       <w:rPr>
-        <w:rFonts w:ascii="Meiryo UI" w:hAnsi="Meiryo UI" w:eastAsia="Meiryo UI" w:cs="Meiryo UI" w:hint="default"/>
+        <w:rFonts w:ascii="Meiryo UI" w:eastAsia="Meiryo UI" w:hAnsi="Meiryo UI" w:cs="Meiryo UI" w:hint="default"/>
       </w:rPr>
     </w:lvl>
     <w:lvl w:ilvl="4" w:tplc="0409000B" w:tentative="1">
@@ -27909,7 +27086,7 @@
         <w:ind w:left="2200" w:hanging="440"/>
       </w:pPr>
       <w:rPr>
-        <w:rFonts w:ascii="Meiryo UI" w:hAnsi="Meiryo UI" w:eastAsia="Meiryo UI" w:cs="Meiryo UI" w:hint="default"/>
+        <w:rFonts w:ascii="Meiryo UI" w:eastAsia="Meiryo UI" w:hAnsi="Meiryo UI" w:cs="Meiryo UI" w:hint="default"/>
       </w:rPr>
     </w:lvl>
     <w:lvl w:ilvl="5" w:tplc="0409000D" w:tentative="1">
@@ -27921,7 +27098,7 @@
         <w:ind w:left="2640" w:hanging="440"/>
       </w:pPr>
       <w:rPr>
-        <w:rFonts w:ascii="Meiryo UI" w:hAnsi="Meiryo UI" w:eastAsia="Meiryo UI" w:cs="Meiryo UI" w:hint="default"/>
+        <w:rFonts w:ascii="Meiryo UI" w:eastAsia="Meiryo UI" w:hAnsi="Meiryo UI" w:cs="Meiryo UI" w:hint="default"/>
       </w:rPr>
     </w:lvl>
     <w:lvl w:ilvl="6" w:tplc="04090001" w:tentative="1">
@@ -27933,7 +27110,7 @@
         <w:ind w:left="3080" w:hanging="440"/>
       </w:pPr>
       <w:rPr>
-        <w:rFonts w:ascii="Meiryo UI" w:hAnsi="Meiryo UI" w:eastAsia="Meiryo UI" w:cs="Meiryo UI" w:hint="default"/>
+        <w:rFonts w:ascii="Meiryo UI" w:eastAsia="Meiryo UI" w:hAnsi="Meiryo UI" w:cs="Meiryo UI" w:hint="default"/>
       </w:rPr>
     </w:lvl>
     <w:lvl w:ilvl="7" w:tplc="0409000B" w:tentative="1">
@@ -27945,7 +27122,7 @@
         <w:ind w:left="3520" w:hanging="440"/>
       </w:pPr>
       <w:rPr>
-        <w:rFonts w:ascii="Meiryo UI" w:hAnsi="Meiryo UI" w:eastAsia="Meiryo UI" w:cs="Meiryo UI" w:hint="default"/>
+        <w:rFonts w:ascii="Meiryo UI" w:eastAsia="Meiryo UI" w:hAnsi="Meiryo UI" w:cs="Meiryo UI" w:hint="default"/>
       </w:rPr>
     </w:lvl>
     <w:lvl w:ilvl="8" w:tplc="0409000D" w:tentative="1">
@@ -27957,7 +27134,7 @@
         <w:ind w:left="3960" w:hanging="440"/>
       </w:pPr>
       <w:rPr>
-        <w:rFonts w:ascii="Meiryo UI" w:hAnsi="Meiryo UI" w:eastAsia="Meiryo UI" w:cs="Meiryo UI" w:hint="default"/>
+        <w:rFonts w:ascii="Meiryo UI" w:eastAsia="Meiryo UI" w:hAnsi="Meiryo UI" w:cs="Meiryo UI" w:hint="default"/>
       </w:rPr>
     </w:lvl>
   </w:abstractNum>
@@ -27974,7 +27151,7 @@
         <w:ind w:left="800" w:hanging="440"/>
       </w:pPr>
       <w:rPr>
-        <w:rFonts w:ascii="Meiryo UI" w:hAnsi="Meiryo UI" w:eastAsia="Meiryo UI" w:cs="Meiryo UI" w:hint="default"/>
+        <w:rFonts w:ascii="Meiryo UI" w:eastAsia="Meiryo UI" w:hAnsi="Meiryo UI" w:cs="Meiryo UI" w:hint="default"/>
         <w:u w:val="none"/>
       </w:rPr>
     </w:lvl>
@@ -27987,7 +27164,7 @@
         <w:ind w:left="1520" w:hanging="440"/>
       </w:pPr>
       <w:rPr>
-        <w:rFonts w:ascii="Meiryo UI" w:hAnsi="Meiryo UI" w:eastAsia="Meiryo UI" w:cs="Meiryo UI" w:hint="default"/>
+        <w:rFonts w:ascii="Meiryo UI" w:eastAsia="Meiryo UI" w:hAnsi="Meiryo UI" w:cs="Meiryo UI" w:hint="default"/>
       </w:rPr>
     </w:lvl>
     <w:lvl w:ilvl="2">
@@ -28318,7 +27495,7 @@
         <w:ind w:left="720" w:hanging="360"/>
       </w:pPr>
       <w:rPr>
-        <w:rFonts w:ascii="Meiryo UI" w:hAnsi="Meiryo UI" w:eastAsia="Meiryo UI" w:cs="Meiryo UI" w:hint="default"/>
+        <w:rFonts w:ascii="Meiryo UI" w:eastAsia="Meiryo UI" w:hAnsi="Meiryo UI" w:cs="Meiryo UI" w:hint="default"/>
         <w:sz w:val="20"/>
       </w:rPr>
     </w:lvl>
@@ -28350,7 +27527,7 @@
         <w:ind w:left="2160" w:hanging="360"/>
       </w:pPr>
       <w:rPr>
-        <w:rFonts w:ascii="Meiryo UI" w:hAnsi="Meiryo UI" w:eastAsia="Meiryo UI" w:cs="Meiryo UI" w:hint="default"/>
+        <w:rFonts w:ascii="Meiryo UI" w:eastAsia="Meiryo UI" w:hAnsi="Meiryo UI" w:cs="Meiryo UI" w:hint="default"/>
         <w:sz w:val="20"/>
       </w:rPr>
     </w:lvl>
@@ -28366,7 +27543,7 @@
         <w:ind w:left="2880" w:hanging="360"/>
       </w:pPr>
       <w:rPr>
-        <w:rFonts w:ascii="Meiryo UI" w:hAnsi="Meiryo UI" w:eastAsia="Meiryo UI" w:cs="Meiryo UI" w:hint="default"/>
+        <w:rFonts w:ascii="Meiryo UI" w:eastAsia="Meiryo UI" w:hAnsi="Meiryo UI" w:cs="Meiryo UI" w:hint="default"/>
         <w:sz w:val="20"/>
       </w:rPr>
     </w:lvl>
@@ -28382,7 +27559,7 @@
         <w:ind w:left="3600" w:hanging="360"/>
       </w:pPr>
       <w:rPr>
-        <w:rFonts w:ascii="Meiryo UI" w:hAnsi="Meiryo UI" w:eastAsia="Meiryo UI" w:cs="Meiryo UI" w:hint="default"/>
+        <w:rFonts w:ascii="Meiryo UI" w:eastAsia="Meiryo UI" w:hAnsi="Meiryo UI" w:cs="Meiryo UI" w:hint="default"/>
         <w:sz w:val="20"/>
       </w:rPr>
     </w:lvl>
@@ -28398,7 +27575,7 @@
         <w:ind w:left="4320" w:hanging="360"/>
       </w:pPr>
       <w:rPr>
-        <w:rFonts w:ascii="Meiryo UI" w:hAnsi="Meiryo UI" w:eastAsia="Meiryo UI" w:cs="Meiryo UI" w:hint="default"/>
+        <w:rFonts w:ascii="Meiryo UI" w:eastAsia="Meiryo UI" w:hAnsi="Meiryo UI" w:cs="Meiryo UI" w:hint="default"/>
         <w:sz w:val="20"/>
       </w:rPr>
     </w:lvl>
@@ -28414,7 +27591,7 @@
         <w:ind w:left="5040" w:hanging="360"/>
       </w:pPr>
       <w:rPr>
-        <w:rFonts w:ascii="Meiryo UI" w:hAnsi="Meiryo UI" w:eastAsia="Meiryo UI" w:cs="Meiryo UI" w:hint="default"/>
+        <w:rFonts w:ascii="Meiryo UI" w:eastAsia="Meiryo UI" w:hAnsi="Meiryo UI" w:cs="Meiryo UI" w:hint="default"/>
         <w:sz w:val="20"/>
       </w:rPr>
     </w:lvl>
@@ -28430,7 +27607,7 @@
         <w:ind w:left="5760" w:hanging="360"/>
       </w:pPr>
       <w:rPr>
-        <w:rFonts w:ascii="Meiryo UI" w:hAnsi="Meiryo UI" w:eastAsia="Meiryo UI" w:cs="Meiryo UI" w:hint="default"/>
+        <w:rFonts w:ascii="Meiryo UI" w:eastAsia="Meiryo UI" w:hAnsi="Meiryo UI" w:cs="Meiryo UI" w:hint="default"/>
         <w:sz w:val="20"/>
       </w:rPr>
     </w:lvl>
@@ -28446,7 +27623,7 @@
         <w:ind w:left="6480" w:hanging="360"/>
       </w:pPr>
       <w:rPr>
-        <w:rFonts w:ascii="Meiryo UI" w:hAnsi="Meiryo UI" w:eastAsia="Meiryo UI" w:cs="Meiryo UI" w:hint="default"/>
+        <w:rFonts w:ascii="Meiryo UI" w:eastAsia="Meiryo UI" w:hAnsi="Meiryo UI" w:cs="Meiryo UI" w:hint="default"/>
         <w:sz w:val="20"/>
       </w:rPr>
     </w:lvl>
@@ -28464,7 +27641,7 @@
         <w:ind w:left="440" w:hanging="440"/>
       </w:pPr>
       <w:rPr>
-        <w:rFonts w:ascii="Meiryo UI" w:hAnsi="Meiryo UI" w:eastAsia="Meiryo UI" w:cs="Meiryo UI" w:hint="default"/>
+        <w:rFonts w:ascii="Meiryo UI" w:eastAsia="Meiryo UI" w:hAnsi="Meiryo UI" w:cs="Meiryo UI" w:hint="default"/>
       </w:rPr>
     </w:lvl>
     <w:lvl w:ilvl="1" w:tplc="0409000B" w:tentative="1">
@@ -28476,7 +27653,7 @@
         <w:ind w:left="880" w:hanging="440"/>
       </w:pPr>
       <w:rPr>
-        <w:rFonts w:ascii="Meiryo UI" w:hAnsi="Meiryo UI" w:eastAsia="Meiryo UI" w:cs="Meiryo UI" w:hint="default"/>
+        <w:rFonts w:ascii="Meiryo UI" w:eastAsia="Meiryo UI" w:hAnsi="Meiryo UI" w:cs="Meiryo UI" w:hint="default"/>
       </w:rPr>
     </w:lvl>
     <w:lvl w:ilvl="2" w:tplc="0409000D" w:tentative="1">
@@ -28488,7 +27665,7 @@
         <w:ind w:left="1320" w:hanging="440"/>
       </w:pPr>
       <w:rPr>
-        <w:rFonts w:ascii="Meiryo UI" w:hAnsi="Meiryo UI" w:eastAsia="Meiryo UI" w:cs="Meiryo UI" w:hint="default"/>
+        <w:rFonts w:ascii="Meiryo UI" w:eastAsia="Meiryo UI" w:hAnsi="Meiryo UI" w:cs="Meiryo UI" w:hint="default"/>
       </w:rPr>
     </w:lvl>
     <w:lvl w:ilvl="3" w:tplc="04090001" w:tentative="1">
@@ -28500,7 +27677,7 @@
         <w:ind w:left="1760" w:hanging="440"/>
       </w:pPr>
       <w:rPr>
-        <w:rFonts w:ascii="Meiryo UI" w:hAnsi="Meiryo UI" w:eastAsia="Meiryo UI" w:cs="Meiryo UI" w:hint="default"/>
+        <w:rFonts w:ascii="Meiryo UI" w:eastAsia="Meiryo UI" w:hAnsi="Meiryo UI" w:cs="Meiryo UI" w:hint="default"/>
       </w:rPr>
     </w:lvl>
     <w:lvl w:ilvl="4" w:tplc="0409000B" w:tentative="1">
@@ -28512,7 +27689,7 @@
         <w:ind w:left="2200" w:hanging="440"/>
       </w:pPr>
       <w:rPr>
-        <w:rFonts w:ascii="Meiryo UI" w:hAnsi="Meiryo UI" w:eastAsia="Meiryo UI" w:cs="Meiryo UI" w:hint="default"/>
+        <w:rFonts w:ascii="Meiryo UI" w:eastAsia="Meiryo UI" w:hAnsi="Meiryo UI" w:cs="Meiryo UI" w:hint="default"/>
       </w:rPr>
     </w:lvl>
     <w:lvl w:ilvl="5" w:tplc="0409000D" w:tentative="1">
@@ -28524,7 +27701,7 @@
         <w:ind w:left="2640" w:hanging="440"/>
       </w:pPr>
       <w:rPr>
-        <w:rFonts w:ascii="Meiryo UI" w:hAnsi="Meiryo UI" w:eastAsia="Meiryo UI" w:cs="Meiryo UI" w:hint="default"/>
+        <w:rFonts w:ascii="Meiryo UI" w:eastAsia="Meiryo UI" w:hAnsi="Meiryo UI" w:cs="Meiryo UI" w:hint="default"/>
       </w:rPr>
     </w:lvl>
     <w:lvl w:ilvl="6" w:tplc="04090001" w:tentative="1">
@@ -28536,7 +27713,7 @@
         <w:ind w:left="3080" w:hanging="440"/>
       </w:pPr>
       <w:rPr>
-        <w:rFonts w:ascii="Meiryo UI" w:hAnsi="Meiryo UI" w:eastAsia="Meiryo UI" w:cs="Meiryo UI" w:hint="default"/>
+        <w:rFonts w:ascii="Meiryo UI" w:eastAsia="Meiryo UI" w:hAnsi="Meiryo UI" w:cs="Meiryo UI" w:hint="default"/>
       </w:rPr>
     </w:lvl>
     <w:lvl w:ilvl="7" w:tplc="0409000B" w:tentative="1">
@@ -28548,7 +27725,7 @@
         <w:ind w:left="3520" w:hanging="440"/>
       </w:pPr>
       <w:rPr>
-        <w:rFonts w:ascii="Meiryo UI" w:hAnsi="Meiryo UI" w:eastAsia="Meiryo UI" w:cs="Meiryo UI" w:hint="default"/>
+        <w:rFonts w:ascii="Meiryo UI" w:eastAsia="Meiryo UI" w:hAnsi="Meiryo UI" w:cs="Meiryo UI" w:hint="default"/>
       </w:rPr>
     </w:lvl>
     <w:lvl w:ilvl="8" w:tplc="0409000D" w:tentative="1">
@@ -28560,7 +27737,7 @@
         <w:ind w:left="3960" w:hanging="440"/>
       </w:pPr>
       <w:rPr>
-        <w:rFonts w:ascii="Meiryo UI" w:hAnsi="Meiryo UI" w:eastAsia="Meiryo UI" w:cs="Meiryo UI" w:hint="default"/>
+        <w:rFonts w:ascii="Meiryo UI" w:eastAsia="Meiryo UI" w:hAnsi="Meiryo UI" w:cs="Meiryo UI" w:hint="default"/>
       </w:rPr>
     </w:lvl>
   </w:abstractNum>
@@ -28690,7 +27867,7 @@
         <w:ind w:left="440" w:hanging="440"/>
       </w:pPr>
       <w:rPr>
-        <w:rFonts w:ascii="Meiryo UI" w:hAnsi="Meiryo UI" w:eastAsia="Meiryo UI" w:cs="Meiryo UI" w:hint="default"/>
+        <w:rFonts w:ascii="Meiryo UI" w:eastAsia="Meiryo UI" w:hAnsi="Meiryo UI" w:cs="Meiryo UI" w:hint="default"/>
       </w:rPr>
     </w:lvl>
     <w:lvl w:ilvl="1" w:tplc="0409000B" w:tentative="1">
@@ -28702,7 +27879,7 @@
         <w:ind w:left="880" w:hanging="440"/>
       </w:pPr>
       <w:rPr>
-        <w:rFonts w:ascii="Meiryo UI" w:hAnsi="Meiryo UI" w:eastAsia="Meiryo UI" w:cs="Meiryo UI" w:hint="default"/>
+        <w:rFonts w:ascii="Meiryo UI" w:eastAsia="Meiryo UI" w:hAnsi="Meiryo UI" w:cs="Meiryo UI" w:hint="default"/>
       </w:rPr>
     </w:lvl>
     <w:lvl w:ilvl="2" w:tplc="0409000D" w:tentative="1">
@@ -28714,7 +27891,7 @@
         <w:ind w:left="1320" w:hanging="440"/>
       </w:pPr>
       <w:rPr>
-        <w:rFonts w:ascii="Meiryo UI" w:hAnsi="Meiryo UI" w:eastAsia="Meiryo UI" w:cs="Meiryo UI" w:hint="default"/>
+        <w:rFonts w:ascii="Meiryo UI" w:eastAsia="Meiryo UI" w:hAnsi="Meiryo UI" w:cs="Meiryo UI" w:hint="default"/>
       </w:rPr>
     </w:lvl>
     <w:lvl w:ilvl="3" w:tplc="04090001" w:tentative="1">
@@ -28726,7 +27903,7 @@
         <w:ind w:left="1760" w:hanging="440"/>
       </w:pPr>
       <w:rPr>
-        <w:rFonts w:ascii="Meiryo UI" w:hAnsi="Meiryo UI" w:eastAsia="Meiryo UI" w:cs="Meiryo UI" w:hint="default"/>
+        <w:rFonts w:ascii="Meiryo UI" w:eastAsia="Meiryo UI" w:hAnsi="Meiryo UI" w:cs="Meiryo UI" w:hint="default"/>
       </w:rPr>
     </w:lvl>
     <w:lvl w:ilvl="4" w:tplc="0409000B" w:tentative="1">
@@ -28738,7 +27915,7 @@
         <w:ind w:left="2200" w:hanging="440"/>
       </w:pPr>
       <w:rPr>
-        <w:rFonts w:ascii="Meiryo UI" w:hAnsi="Meiryo UI" w:eastAsia="Meiryo UI" w:cs="Meiryo UI" w:hint="default"/>
+        <w:rFonts w:ascii="Meiryo UI" w:eastAsia="Meiryo UI" w:hAnsi="Meiryo UI" w:cs="Meiryo UI" w:hint="default"/>
       </w:rPr>
     </w:lvl>
     <w:lvl w:ilvl="5" w:tplc="0409000D" w:tentative="1">
@@ -28750,7 +27927,7 @@
         <w:ind w:left="2640" w:hanging="440"/>
       </w:pPr>
       <w:rPr>
-        <w:rFonts w:ascii="Meiryo UI" w:hAnsi="Meiryo UI" w:eastAsia="Meiryo UI" w:cs="Meiryo UI" w:hint="default"/>
+        <w:rFonts w:ascii="Meiryo UI" w:eastAsia="Meiryo UI" w:hAnsi="Meiryo UI" w:cs="Meiryo UI" w:hint="default"/>
       </w:rPr>
     </w:lvl>
     <w:lvl w:ilvl="6" w:tplc="04090001" w:tentative="1">
@@ -28762,7 +27939,7 @@
         <w:ind w:left="3080" w:hanging="440"/>
       </w:pPr>
       <w:rPr>
-        <w:rFonts w:ascii="Meiryo UI" w:hAnsi="Meiryo UI" w:eastAsia="Meiryo UI" w:cs="Meiryo UI" w:hint="default"/>
+        <w:rFonts w:ascii="Meiryo UI" w:eastAsia="Meiryo UI" w:hAnsi="Meiryo UI" w:cs="Meiryo UI" w:hint="default"/>
       </w:rPr>
     </w:lvl>
     <w:lvl w:ilvl="7" w:tplc="0409000B" w:tentative="1">
@@ -28774,7 +27951,7 @@
         <w:ind w:left="3520" w:hanging="440"/>
       </w:pPr>
       <w:rPr>
-        <w:rFonts w:ascii="Meiryo UI" w:hAnsi="Meiryo UI" w:eastAsia="Meiryo UI" w:cs="Meiryo UI" w:hint="default"/>
+        <w:rFonts w:ascii="Meiryo UI" w:eastAsia="Meiryo UI" w:hAnsi="Meiryo UI" w:cs="Meiryo UI" w:hint="default"/>
       </w:rPr>
     </w:lvl>
     <w:lvl w:ilvl="8" w:tplc="0409000D" w:tentative="1">
@@ -28786,7 +27963,7 @@
         <w:ind w:left="3960" w:hanging="440"/>
       </w:pPr>
       <w:rPr>
-        <w:rFonts w:ascii="Meiryo UI" w:hAnsi="Meiryo UI" w:eastAsia="Meiryo UI" w:cs="Meiryo UI" w:hint="default"/>
+        <w:rFonts w:ascii="Meiryo UI" w:eastAsia="Meiryo UI" w:hAnsi="Meiryo UI" w:cs="Meiryo UI" w:hint="default"/>
       </w:rPr>
     </w:lvl>
   </w:abstractNum>
@@ -28803,7 +27980,7 @@
         <w:ind w:left="800" w:hanging="440"/>
       </w:pPr>
       <w:rPr>
-        <w:rFonts w:ascii="Meiryo UI" w:hAnsi="Meiryo UI" w:eastAsia="Meiryo UI" w:cs="Meiryo UI" w:hint="default"/>
+        <w:rFonts w:ascii="Meiryo UI" w:eastAsia="Meiryo UI" w:hAnsi="Meiryo UI" w:cs="Meiryo UI" w:hint="default"/>
         <w:u w:val="none"/>
       </w:rPr>
     </w:lvl>
@@ -28816,7 +27993,7 @@
         <w:ind w:left="1520" w:hanging="440"/>
       </w:pPr>
       <w:rPr>
-        <w:rFonts w:ascii="Meiryo UI" w:hAnsi="Meiryo UI" w:eastAsia="Meiryo UI" w:cs="Meiryo UI" w:hint="default"/>
+        <w:rFonts w:ascii="Meiryo UI" w:eastAsia="Meiryo UI" w:hAnsi="Meiryo UI" w:cs="Meiryo UI" w:hint="default"/>
       </w:rPr>
     </w:lvl>
     <w:lvl w:ilvl="2">
@@ -28917,7 +28094,7 @@
         <w:ind w:left="800" w:hanging="440"/>
       </w:pPr>
       <w:rPr>
-        <w:rFonts w:ascii="Meiryo UI" w:hAnsi="Meiryo UI" w:eastAsia="Meiryo UI" w:cs="Meiryo UI" w:hint="default"/>
+        <w:rFonts w:ascii="Meiryo UI" w:eastAsia="Meiryo UI" w:hAnsi="Meiryo UI" w:cs="Meiryo UI" w:hint="default"/>
         <w:u w:val="none"/>
       </w:rPr>
     </w:lvl>
@@ -29031,7 +28208,7 @@
         <w:ind w:left="800" w:hanging="440"/>
       </w:pPr>
       <w:rPr>
-        <w:rFonts w:ascii="Meiryo UI" w:hAnsi="Meiryo UI" w:eastAsia="Meiryo UI" w:cs="Meiryo UI" w:hint="default"/>
+        <w:rFonts w:ascii="Meiryo UI" w:eastAsia="Meiryo UI" w:hAnsi="Meiryo UI" w:cs="Meiryo UI" w:hint="default"/>
         <w:u w:val="none"/>
       </w:rPr>
     </w:lvl>
@@ -29145,7 +28322,7 @@
         <w:ind w:left="1160" w:hanging="440"/>
       </w:pPr>
       <w:rPr>
-        <w:rFonts w:ascii="Meiryo UI" w:hAnsi="Meiryo UI" w:eastAsia="Meiryo UI" w:cs="Meiryo UI" w:hint="default"/>
+        <w:rFonts w:ascii="Meiryo UI" w:eastAsia="Meiryo UI" w:hAnsi="Meiryo UI" w:cs="Meiryo UI" w:hint="default"/>
       </w:rPr>
     </w:lvl>
     <w:lvl w:ilvl="1" w:tplc="0409000B" w:tentative="1">
@@ -29157,7 +28334,7 @@
         <w:ind w:left="1600" w:hanging="440"/>
       </w:pPr>
       <w:rPr>
-        <w:rFonts w:ascii="Meiryo UI" w:hAnsi="Meiryo UI" w:eastAsia="Meiryo UI" w:cs="Meiryo UI" w:hint="default"/>
+        <w:rFonts w:ascii="Meiryo UI" w:eastAsia="Meiryo UI" w:hAnsi="Meiryo UI" w:cs="Meiryo UI" w:hint="default"/>
       </w:rPr>
     </w:lvl>
     <w:lvl w:ilvl="2" w:tplc="0409000D" w:tentative="1">
@@ -29169,7 +28346,7 @@
         <w:ind w:left="2040" w:hanging="440"/>
       </w:pPr>
       <w:rPr>
-        <w:rFonts w:ascii="Meiryo UI" w:hAnsi="Meiryo UI" w:eastAsia="Meiryo UI" w:cs="Meiryo UI" w:hint="default"/>
+        <w:rFonts w:ascii="Meiryo UI" w:eastAsia="Meiryo UI" w:hAnsi="Meiryo UI" w:cs="Meiryo UI" w:hint="default"/>
       </w:rPr>
     </w:lvl>
     <w:lvl w:ilvl="3" w:tplc="04090001" w:tentative="1">
@@ -29181,7 +28358,7 @@
         <w:ind w:left="2480" w:hanging="440"/>
       </w:pPr>
       <w:rPr>
-        <w:rFonts w:ascii="Meiryo UI" w:hAnsi="Meiryo UI" w:eastAsia="Meiryo UI" w:cs="Meiryo UI" w:hint="default"/>
+        <w:rFonts w:ascii="Meiryo UI" w:eastAsia="Meiryo UI" w:hAnsi="Meiryo UI" w:cs="Meiryo UI" w:hint="default"/>
       </w:rPr>
     </w:lvl>
     <w:lvl w:ilvl="4" w:tplc="0409000B" w:tentative="1">
@@ -29193,7 +28370,7 @@
         <w:ind w:left="2920" w:hanging="440"/>
       </w:pPr>
       <w:rPr>
-        <w:rFonts w:ascii="Meiryo UI" w:hAnsi="Meiryo UI" w:eastAsia="Meiryo UI" w:cs="Meiryo UI" w:hint="default"/>
+        <w:rFonts w:ascii="Meiryo UI" w:eastAsia="Meiryo UI" w:hAnsi="Meiryo UI" w:cs="Meiryo UI" w:hint="default"/>
       </w:rPr>
     </w:lvl>
     <w:lvl w:ilvl="5" w:tplc="0409000D" w:tentative="1">
@@ -29205,7 +28382,7 @@
         <w:ind w:left="3360" w:hanging="440"/>
       </w:pPr>
       <w:rPr>
-        <w:rFonts w:ascii="Meiryo UI" w:hAnsi="Meiryo UI" w:eastAsia="Meiryo UI" w:cs="Meiryo UI" w:hint="default"/>
+        <w:rFonts w:ascii="Meiryo UI" w:eastAsia="Meiryo UI" w:hAnsi="Meiryo UI" w:cs="Meiryo UI" w:hint="default"/>
       </w:rPr>
     </w:lvl>
     <w:lvl w:ilvl="6" w:tplc="04090001" w:tentative="1">
@@ -29217,7 +28394,7 @@
         <w:ind w:left="3800" w:hanging="440"/>
       </w:pPr>
       <w:rPr>
-        <w:rFonts w:ascii="Meiryo UI" w:hAnsi="Meiryo UI" w:eastAsia="Meiryo UI" w:cs="Meiryo UI" w:hint="default"/>
+        <w:rFonts w:ascii="Meiryo UI" w:eastAsia="Meiryo UI" w:hAnsi="Meiryo UI" w:cs="Meiryo UI" w:hint="default"/>
       </w:rPr>
     </w:lvl>
     <w:lvl w:ilvl="7" w:tplc="0409000B" w:tentative="1">
@@ -29229,7 +28406,7 @@
         <w:ind w:left="4240" w:hanging="440"/>
       </w:pPr>
       <w:rPr>
-        <w:rFonts w:ascii="Meiryo UI" w:hAnsi="Meiryo UI" w:eastAsia="Meiryo UI" w:cs="Meiryo UI" w:hint="default"/>
+        <w:rFonts w:ascii="Meiryo UI" w:eastAsia="Meiryo UI" w:hAnsi="Meiryo UI" w:cs="Meiryo UI" w:hint="default"/>
       </w:rPr>
     </w:lvl>
     <w:lvl w:ilvl="8" w:tplc="0409000D" w:tentative="1">
@@ -29241,7 +28418,7 @@
         <w:ind w:left="4680" w:hanging="440"/>
       </w:pPr>
       <w:rPr>
-        <w:rFonts w:ascii="Meiryo UI" w:hAnsi="Meiryo UI" w:eastAsia="Meiryo UI" w:cs="Meiryo UI" w:hint="default"/>
+        <w:rFonts w:ascii="Meiryo UI" w:eastAsia="Meiryo UI" w:hAnsi="Meiryo UI" w:cs="Meiryo UI" w:hint="default"/>
       </w:rPr>
     </w:lvl>
   </w:abstractNum>
@@ -29258,7 +28435,7 @@
         <w:ind w:left="440" w:hanging="440"/>
       </w:pPr>
       <w:rPr>
-        <w:rFonts w:ascii="Meiryo UI" w:hAnsi="Meiryo UI" w:eastAsia="Meiryo UI" w:cs="Meiryo UI" w:hint="default"/>
+        <w:rFonts w:ascii="Meiryo UI" w:eastAsia="Meiryo UI" w:hAnsi="Meiryo UI" w:cs="Meiryo UI" w:hint="default"/>
       </w:rPr>
     </w:lvl>
     <w:lvl w:ilvl="1" w:tplc="0409000B" w:tentative="1">
@@ -29270,7 +28447,7 @@
         <w:ind w:left="880" w:hanging="440"/>
       </w:pPr>
       <w:rPr>
-        <w:rFonts w:ascii="Meiryo UI" w:hAnsi="Meiryo UI" w:eastAsia="Meiryo UI" w:cs="Meiryo UI" w:hint="default"/>
+        <w:rFonts w:ascii="Meiryo UI" w:eastAsia="Meiryo UI" w:hAnsi="Meiryo UI" w:cs="Meiryo UI" w:hint="default"/>
       </w:rPr>
     </w:lvl>
     <w:lvl w:ilvl="2" w:tplc="0409000D" w:tentative="1">
@@ -29282,7 +28459,7 @@
         <w:ind w:left="1320" w:hanging="440"/>
       </w:pPr>
       <w:rPr>
-        <w:rFonts w:ascii="Meiryo UI" w:hAnsi="Meiryo UI" w:eastAsia="Meiryo UI" w:cs="Meiryo UI" w:hint="default"/>
+        <w:rFonts w:ascii="Meiryo UI" w:eastAsia="Meiryo UI" w:hAnsi="Meiryo UI" w:cs="Meiryo UI" w:hint="default"/>
       </w:rPr>
     </w:lvl>
     <w:lvl w:ilvl="3" w:tplc="04090001" w:tentative="1">
@@ -29294,7 +28471,7 @@
         <w:ind w:left="1760" w:hanging="440"/>
       </w:pPr>
       <w:rPr>
-        <w:rFonts w:ascii="Meiryo UI" w:hAnsi="Meiryo UI" w:eastAsia="Meiryo UI" w:cs="Meiryo UI" w:hint="default"/>
+        <w:rFonts w:ascii="Meiryo UI" w:eastAsia="Meiryo UI" w:hAnsi="Meiryo UI" w:cs="Meiryo UI" w:hint="default"/>
       </w:rPr>
     </w:lvl>
     <w:lvl w:ilvl="4" w:tplc="0409000B" w:tentative="1">
@@ -29306,7 +28483,7 @@
         <w:ind w:left="2200" w:hanging="440"/>
       </w:pPr>
       <w:rPr>
-        <w:rFonts w:ascii="Meiryo UI" w:hAnsi="Meiryo UI" w:eastAsia="Meiryo UI" w:cs="Meiryo UI" w:hint="default"/>
+        <w:rFonts w:ascii="Meiryo UI" w:eastAsia="Meiryo UI" w:hAnsi="Meiryo UI" w:cs="Meiryo UI" w:hint="default"/>
       </w:rPr>
     </w:lvl>
     <w:lvl w:ilvl="5" w:tplc="0409000D" w:tentative="1">
@@ -29318,7 +28495,7 @@
         <w:ind w:left="2640" w:hanging="440"/>
       </w:pPr>
       <w:rPr>
-        <w:rFonts w:ascii="Meiryo UI" w:hAnsi="Meiryo UI" w:eastAsia="Meiryo UI" w:cs="Meiryo UI" w:hint="default"/>
+        <w:rFonts w:ascii="Meiryo UI" w:eastAsia="Meiryo UI" w:hAnsi="Meiryo UI" w:cs="Meiryo UI" w:hint="default"/>
       </w:rPr>
     </w:lvl>
     <w:lvl w:ilvl="6" w:tplc="04090001" w:tentative="1">
@@ -29330,7 +28507,7 @@
         <w:ind w:left="3080" w:hanging="440"/>
       </w:pPr>
       <w:rPr>
-        <w:rFonts w:ascii="Meiryo UI" w:hAnsi="Meiryo UI" w:eastAsia="Meiryo UI" w:cs="Meiryo UI" w:hint="default"/>
+        <w:rFonts w:ascii="Meiryo UI" w:eastAsia="Meiryo UI" w:hAnsi="Meiryo UI" w:cs="Meiryo UI" w:hint="default"/>
       </w:rPr>
     </w:lvl>
     <w:lvl w:ilvl="7" w:tplc="0409000B" w:tentative="1">
@@ -29342,7 +28519,7 @@
         <w:ind w:left="3520" w:hanging="440"/>
       </w:pPr>
       <w:rPr>
-        <w:rFonts w:ascii="Meiryo UI" w:hAnsi="Meiryo UI" w:eastAsia="Meiryo UI" w:cs="Meiryo UI" w:hint="default"/>
+        <w:rFonts w:ascii="Meiryo UI" w:eastAsia="Meiryo UI" w:hAnsi="Meiryo UI" w:cs="Meiryo UI" w:hint="default"/>
       </w:rPr>
     </w:lvl>
     <w:lvl w:ilvl="8" w:tplc="0409000D" w:tentative="1">
@@ -29354,7 +28531,7 @@
         <w:ind w:left="3960" w:hanging="440"/>
       </w:pPr>
       <w:rPr>
-        <w:rFonts w:ascii="Meiryo UI" w:hAnsi="Meiryo UI" w:eastAsia="Meiryo UI" w:cs="Meiryo UI" w:hint="default"/>
+        <w:rFonts w:ascii="Meiryo UI" w:eastAsia="Meiryo UI" w:hAnsi="Meiryo UI" w:cs="Meiryo UI" w:hint="default"/>
       </w:rPr>
     </w:lvl>
   </w:abstractNum>
@@ -29743,202 +28920,7 @@
 </w:numbering>
 </file>
 
-<file path=word\settings.xml><?xml version="1.0" encoding="utf-8"?>
-<w:settings xmlns:mc="http://schemas.openxmlformats.org/markup-compatibility/2006" xmlns:o="urn:schemas-microsoft-com:office:office" xmlns:r="http://schemas.openxmlformats.org/officeDocument/2006/relationships" xmlns:m="http://schemas.openxmlformats.org/officeDocument/2006/math" xmlns:v="urn:schemas-microsoft-com:vml" xmlns:w10="urn:schemas-microsoft-com:office:word" xmlns:w="http://schemas.openxmlformats.org/wordprocessingml/2006/main" xmlns:w14="http://schemas.microsoft.com/office/word/2010/wordml" xmlns:w15="http://schemas.microsoft.com/office/word/2012/wordml" xmlns:w16cex="http://schemas.microsoft.com/office/word/2018/wordml/cex" xmlns:w16cid="http://schemas.microsoft.com/office/word/2016/wordml/cid" xmlns:w16="http://schemas.microsoft.com/office/word/2018/wordml" xmlns:w16du="http://schemas.microsoft.com/office/word/2023/wordml/word16du" xmlns:w16sdtdh="http://schemas.microsoft.com/office/word/2020/wordml/sdtdatahash" xmlns:w16sdtfl="http://schemas.microsoft.com/office/word/2024/wordml/sdtformatlock" xmlns:w16se="http://schemas.microsoft.com/office/word/2015/wordml/symex" xmlns:sl="http://schemas.openxmlformats.org/schemaLibrary/2006/main" mc:Ignorable="w14 w15 w16se w16cid w16 w16cex w16sdtdh w16sdtfl w16du">
-  <w:zoom w:percent="100"/>
-  <w:embedTrueTypeFonts/>
-  <w:bordersDoNotSurroundHeader/>
-  <w:bordersDoNotSurroundFooter/>
-  <w:defaultTabStop w:val="720"/>
-  <w:characterSpacingControl w:val="doNotCompress"/>
-  <w:hdrShapeDefaults>
-    <o:shapedefaults v:ext="edit" spidmax="2050">
-      <v:textbox inset="5.85pt,.7pt,5.85pt,.7pt"/>
-    </o:shapedefaults>
-  </w:hdrShapeDefaults>
-  <w:footnotePr>
-    <w:footnote w:id="-1"/>
-    <w:footnote w:id="0"/>
-  </w:footnotePr>
-  <w:endnotePr>
-    <w:endnote w:id="-1"/>
-    <w:endnote w:id="0"/>
-  </w:endnotePr>
-  <w:compat>
-    <w:useFELayout/>
-    <w:compatSetting w:name="compatibilityMode" w:uri="http://schemas.microsoft.com/office/word" w:val="15"/>
-    <w:compatSetting w:name="overrideTableStyleFontSizeAndJustification" w:uri="http://schemas.microsoft.com/office/word" w:val="1"/>
-    <w:compatSetting w:name="enableOpenTypeFeatures" w:uri="http://schemas.microsoft.com/office/word" w:val="1"/>
-    <w:compatSetting w:name="doNotFlipMirrorIndents" w:uri="http://schemas.microsoft.com/office/word" w:val="1"/>
-    <w:compatSetting w:name="differentiateMultirowTableHeaders" w:uri="http://schemas.microsoft.com/office/word" w:val="1"/>
-    <w:compatSetting w:name="useWord2013TrackBottomHyphenation" w:uri="http://schemas.microsoft.com/office/word" w:val="1"/>
-  </w:compat>
-  <w:rsids>
-    <w:rsidRoot w:val="00BF0479"/>
-    <w:rsid w:val="00007421"/>
-    <w:rsid w:val="00010156"/>
-    <w:rsid w:val="00014F61"/>
-    <w:rsid w:val="00023B51"/>
-    <w:rsid w:val="00047CF3"/>
-    <w:rsid w:val="000629D7"/>
-    <w:rsid w:val="000650EA"/>
-    <w:rsid w:val="000949C5"/>
-    <w:rsid w:val="000A1448"/>
-    <w:rsid w:val="000A72E7"/>
-    <w:rsid w:val="000A77B9"/>
-    <w:rsid w:val="000C6375"/>
-    <w:rsid w:val="000D01AC"/>
-    <w:rsid w:val="001019C8"/>
-    <w:rsid w:val="0011042B"/>
-    <w:rsid w:val="00113762"/>
-    <w:rsid w:val="00114B29"/>
-    <w:rsid w:val="0013530F"/>
-    <w:rsid w:val="00157A27"/>
-    <w:rsid w:val="00171E27"/>
-    <w:rsid w:val="00190937"/>
-    <w:rsid w:val="00195209"/>
-    <w:rsid w:val="001C14F2"/>
-    <w:rsid w:val="0023110D"/>
-    <w:rsid w:val="0023622E"/>
-    <w:rsid w:val="002769D5"/>
-    <w:rsid w:val="00282831"/>
-    <w:rsid w:val="002C3203"/>
-    <w:rsid w:val="002C5EEE"/>
-    <w:rsid w:val="00305C2F"/>
-    <w:rsid w:val="0031376F"/>
-    <w:rsid w:val="003225A0"/>
-    <w:rsid w:val="0033719A"/>
-    <w:rsid w:val="00387928"/>
-    <w:rsid w:val="00387B9D"/>
-    <w:rsid w:val="003B66BB"/>
-    <w:rsid w:val="00403538"/>
-    <w:rsid w:val="00406186"/>
-    <w:rsid w:val="00463172"/>
-    <w:rsid w:val="00464FBC"/>
-    <w:rsid w:val="004A276C"/>
-    <w:rsid w:val="004B452D"/>
-    <w:rsid w:val="00502C2B"/>
-    <w:rsid w:val="0057264A"/>
-    <w:rsid w:val="005869C3"/>
-    <w:rsid w:val="0059396A"/>
-    <w:rsid w:val="005A478D"/>
-    <w:rsid w:val="005B69FE"/>
-    <w:rsid w:val="005C1087"/>
-    <w:rsid w:val="005C550B"/>
-    <w:rsid w:val="005F1376"/>
-    <w:rsid w:val="005F5167"/>
-    <w:rsid w:val="00600FDC"/>
-    <w:rsid w:val="00637B54"/>
-    <w:rsid w:val="00660086"/>
-    <w:rsid w:val="00680AD0"/>
-    <w:rsid w:val="0069368A"/>
-    <w:rsid w:val="006A4A7E"/>
-    <w:rsid w:val="006A6F9F"/>
-    <w:rsid w:val="006E799E"/>
-    <w:rsid w:val="00793C82"/>
-    <w:rsid w:val="007B2B97"/>
-    <w:rsid w:val="007B57F4"/>
-    <w:rsid w:val="007F37F4"/>
-    <w:rsid w:val="008012B0"/>
-    <w:rsid w:val="00815A3D"/>
-    <w:rsid w:val="00816E4B"/>
-    <w:rsid w:val="0083046C"/>
-    <w:rsid w:val="008416F2"/>
-    <w:rsid w:val="00866B73"/>
-    <w:rsid w:val="00892DAB"/>
-    <w:rsid w:val="008D0597"/>
-    <w:rsid w:val="008D3254"/>
-    <w:rsid w:val="008E7E41"/>
-    <w:rsid w:val="00973907"/>
-    <w:rsid w:val="009C4AF2"/>
-    <w:rsid w:val="009F21DC"/>
-    <w:rsid w:val="00A37E0A"/>
-    <w:rsid w:val="00A56967"/>
-    <w:rsid w:val="00A82468"/>
-    <w:rsid w:val="00A84D2B"/>
-    <w:rsid w:val="00A96EBD"/>
-    <w:rsid w:val="00AA05D1"/>
-    <w:rsid w:val="00AA2765"/>
-    <w:rsid w:val="00AA2A26"/>
-    <w:rsid w:val="00AD00DE"/>
-    <w:rsid w:val="00AD1A6D"/>
-    <w:rsid w:val="00B062DD"/>
-    <w:rsid w:val="00B4718C"/>
-    <w:rsid w:val="00B61951"/>
-    <w:rsid w:val="00B7032B"/>
-    <w:rsid w:val="00B7147C"/>
-    <w:rsid w:val="00B9085D"/>
-    <w:rsid w:val="00BA211C"/>
-    <w:rsid w:val="00BC50B1"/>
-    <w:rsid w:val="00BD4808"/>
-    <w:rsid w:val="00BF0479"/>
-    <w:rsid w:val="00BF45AA"/>
-    <w:rsid w:val="00C12405"/>
-    <w:rsid w:val="00C21E10"/>
-    <w:rsid w:val="00C278CF"/>
-    <w:rsid w:val="00C41D36"/>
-    <w:rsid w:val="00CA078D"/>
-    <w:rsid w:val="00CC0363"/>
-    <w:rsid w:val="00CC1E2D"/>
-    <w:rsid w:val="00CD4181"/>
-    <w:rsid w:val="00CF6B23"/>
-    <w:rsid w:val="00D01B6C"/>
-    <w:rsid w:val="00D1562A"/>
-    <w:rsid w:val="00D25D1E"/>
-    <w:rsid w:val="00D85470"/>
-    <w:rsid w:val="00DA08E2"/>
-    <w:rsid w:val="00DB7AA5"/>
-    <w:rsid w:val="00DE4385"/>
-    <w:rsid w:val="00E06378"/>
-    <w:rsid w:val="00E42728"/>
-    <w:rsid w:val="00E63B1D"/>
-    <w:rsid w:val="00EA7566"/>
-    <w:rsid w:val="00EC5BAF"/>
-    <w:rsid w:val="00EE18FD"/>
-    <w:rsid w:val="00EF7715"/>
-    <w:rsid w:val="00F0429F"/>
-    <w:rsid w:val="00F17DBE"/>
-    <w:rsid w:val="00F432EF"/>
-    <w:rsid w:val="00F655C9"/>
-    <w:rsid w:val="00F67A06"/>
-    <w:rsid w:val="00F715AE"/>
-    <w:rsid w:val="00F75217"/>
-    <w:rsid w:val="00FB381E"/>
-    <w:rsid w:val="00FC6B5C"/>
-    <w:rsid w:val="00FC7D70"/>
-    <w:rsid w:val="00FD0042"/>
-  </w:rsids>
-  <m:mathPr>
-    <m:mathFont m:val="Cambria Math"/>
-    <m:brkBin m:val="before"/>
-    <m:brkBinSub m:val="--"/>
-    <m:smallFrac m:val="0"/>
-    <m:dispDef/>
-    <m:lMargin m:val="0"/>
-    <m:rMargin m:val="0"/>
-    <m:defJc m:val="centerGroup"/>
-    <m:wrapIndent m:val="1440"/>
-    <m:intLim m:val="subSup"/>
-    <m:naryLim m:val="undOvr"/>
-  </m:mathPr>
-  <w:themeFontLang w:val="en-US" w:eastAsia="ja-JP"/>
-  <w:clrSchemeMapping w:bg1="light1" w:t1="dark1" w:bg2="light2" w:t2="dark2" w:accent1="accent1" w:accent2="accent2" w:accent3="accent3" w:accent4="accent4" w:accent5="accent5" w:accent6="accent6" w:hyperlink="hyperlink" w:followedHyperlink="followedHyperlink"/>
-  <w:shapeDefaults>
-    <o:shapedefaults v:ext="edit" spidmax="2050">
-      <v:textbox inset="5.85pt,.7pt,5.85pt,.7pt"/>
-    </o:shapedefaults>
-    <o:shapelayout v:ext="edit">
-      <o:idmap v:ext="edit" data="2"/>
-    </o:shapelayout>
-  </w:shapeDefaults>
-  <w:decimalSymbol w:val="."/>
-  <w:listSeparator w:val=","/>
-  <w14:docId w14:val="24B64F3B"/>
-  <w15:docId w15:val="{5250DB2C-A05B-CF44-B4FD-DDE9446C7945}"/>
-</w:settings>
-</file>
-
-<file path=word\styles.xml><?xml version="1.0" encoding="utf-8"?>
+<file path=word/styles.xml><?xml version="1.0" encoding="utf-8"?>
 <w:styles xmlns:mc="http://schemas.openxmlformats.org/markup-compatibility/2006" xmlns:r="http://schemas.openxmlformats.org/officeDocument/2006/relationships" xmlns:w="http://schemas.openxmlformats.org/wordprocessingml/2006/main" xmlns:w14="http://schemas.microsoft.com/office/word/2010/wordml" xmlns:w15="http://schemas.microsoft.com/office/word/2012/wordml" xmlns:w16cex="http://schemas.microsoft.com/office/word/2018/wordml/cex" xmlns:w16cid="http://schemas.microsoft.com/office/word/2016/wordml/cid" xmlns:w16="http://schemas.microsoft.com/office/word/2018/wordml" xmlns:w16du="http://schemas.microsoft.com/office/word/2023/wordml/word16du" xmlns:w16sdtdh="http://schemas.microsoft.com/office/word/2020/wordml/sdtdatahash" xmlns:w16sdtfl="http://schemas.microsoft.com/office/word/2024/wordml/sdtformatlock" xmlns:w16se="http://schemas.microsoft.com/office/word/2015/wordml/symex" mc:Ignorable="w14 w15 w16se w16cid w16 w16cex w16sdtdh w16sdtfl w16du">
   <w:docDefaults>
     <w:rPrDefault>
@@ -31657,7 +30639,7 @@
 </w:styles>
 </file>
 
-<file path=word\theme\theme1.xml><?xml version="1.0" encoding="utf-8"?>
+<file path=word/theme/theme1.xml><?xml version="1.0" encoding="utf-8"?>
 <a:theme xmlns:a="http://schemas.openxmlformats.org/drawingml/2006/main" name="Office Theme">
   <a:themeElements>
     <a:clrScheme name="Office">
@@ -31977,6 +30959,226 @@
 </a:theme>
 </file>
 
-<file path=word\webSettings.xml><?xml version="1.0" encoding="utf-8"?>
-<w:webSettings xmlns:mc="http://schemas.openxmlformats.org/markup-compatibility/2006" xmlns:r="http://schemas.openxmlformats.org/officeDocument/2006/relationships" xmlns:w="http://schemas.openxmlformats.org/wordprocessingml/2006/main" xmlns:w14="http://schemas.microsoft.com/office/word/2010/wordml" xmlns:w15="http://schemas.microsoft.com/office/word/2012/wordml" xmlns:w16cex="http://schemas.microsoft.com/office/word/2018/wordml/cex" xmlns:w16cid="http://schemas.microsoft.com/office/word/2016/wordml/cid" xmlns:w16="http://schemas.microsoft.com/office/word/2018/wordml" xmlns:w16du="http://schemas.microsoft.com/office/word/2023/wordml/word16du" xmlns:w16sdtdh="http://schemas.microsoft.com/office/word/2020/wordml/sdtdatahash" xmlns:w16sdtfl="http://schemas.microsoft.com/office/word/2024/wordml/sdtformatlock" xmlns:w16se="http://schemas.microsoft.com/office/word/2015/wordml/symex" mc:Ignorable="w14 w15 w16se w16cid w16 w16cex w16sdtdh w16sdtfl w16du"/>
+<file path=customXml/item1.xml><?xml version="1.0" encoding="utf-8"?>
+<p:properties xmlns:p="http://schemas.microsoft.com/office/2006/metadata/properties" xmlns:xsi="http://www.w3.org/2001/XMLSchema-instance" xmlns:pc="http://schemas.microsoft.com/office/infopath/2007/PartnerControls">
+  <documentManagement/>
+</p:properties>
+</file>
+
+<file path=customXml/item2.xml><?xml version="1.0" encoding="utf-8"?>
+<b:Sources xmlns:b="http://schemas.openxmlformats.org/officeDocument/2006/bibliography" xmlns="http://schemas.openxmlformats.org/officeDocument/2006/bibliography" SelectedStyle="/APASixthEditionOfficeOnline.xsl" StyleName="APA" Version="6"/>
+</file>
+
+<file path=customXml/item3.xml><?xml version="1.0" encoding="utf-8"?>
+<?mso-contentType ?>
+<FormTemplates xmlns="http://schemas.microsoft.com/sharepoint/v3/contenttype/forms">
+  <Display>DocumentLibraryForm</Display>
+  <Edit>DocumentLibraryForm</Edit>
+  <New>DocumentLibraryForm</New>
+</FormTemplates>
+</file>
+
+<file path=customXml/item4.xml><?xml version="1.0" encoding="utf-8"?>
+<ct:contentTypeSchema xmlns:ct="http://schemas.microsoft.com/office/2006/metadata/contentType" xmlns:ma="http://schemas.microsoft.com/office/2006/metadata/properties/metaAttributes" ct:_="" ma:_="" ma:contentTypeName="ドキュメント" ma:contentTypeID="0x010100980A9EDA4423B04DB8E0445FEDD7979D" ma:contentTypeVersion="7" ma:contentTypeDescription="新しいドキュメントを作成します。" ma:contentTypeScope="" ma:versionID="ae2973d07f0a8b338627d92cf3d61aa1">
+  <xsd:schema xmlns:xsd="http://www.w3.org/2001/XMLSchema" xmlns:xs="http://www.w3.org/2001/XMLSchema" xmlns:p="http://schemas.microsoft.com/office/2006/metadata/properties" xmlns:ns2="927401a0-f477-47ea-a92d-ddff39ed07e6" targetNamespace="http://schemas.microsoft.com/office/2006/metadata/properties" ma:root="true" ma:fieldsID="e5a487444864ebd2c47c4b9587078a69" ns2:_="">
+    <xsd:import namespace="927401a0-f477-47ea-a92d-ddff39ed07e6"/>
+    <xsd:element name="properties">
+      <xsd:complexType>
+        <xsd:sequence>
+          <xsd:element name="documentManagement">
+            <xsd:complexType>
+              <xsd:all>
+                <xsd:element ref="ns2:MediaServiceMetadata" minOccurs="0"/>
+                <xsd:element ref="ns2:MediaServiceFastMetadata" minOccurs="0"/>
+                <xsd:element ref="ns2:MediaServiceSearchProperties" minOccurs="0"/>
+                <xsd:element ref="ns2:MediaServiceDateTaken" minOccurs="0"/>
+                <xsd:element ref="ns2:MediaServiceGenerationTime" minOccurs="0"/>
+                <xsd:element ref="ns2:MediaServiceEventHashCode" minOccurs="0"/>
+                <xsd:element ref="ns2:MediaLengthInSeconds" minOccurs="0"/>
+              </xsd:all>
+            </xsd:complexType>
+          </xsd:element>
+        </xsd:sequence>
+      </xsd:complexType>
+    </xsd:element>
+  </xsd:schema>
+  <xsd:schema xmlns:xsd="http://www.w3.org/2001/XMLSchema" xmlns:xs="http://www.w3.org/2001/XMLSchema" xmlns:dms="http://schemas.microsoft.com/office/2006/documentManagement/types" xmlns:pc="http://schemas.microsoft.com/office/infopath/2007/PartnerControls" targetNamespace="927401a0-f477-47ea-a92d-ddff39ed07e6" elementFormDefault="qualified">
+    <xsd:import namespace="http://schemas.microsoft.com/office/2006/documentManagement/types"/>
+    <xsd:import namespace="http://schemas.microsoft.com/office/infopath/2007/PartnerControls"/>
+    <xsd:element name="MediaServiceMetadata" ma:index="8" nillable="true" ma:displayName="MediaServiceMetadata" ma:hidden="true" ma:internalName="MediaServiceMetadata" ma:readOnly="true">
+      <xsd:simpleType>
+        <xsd:restriction base="dms:Note"/>
+      </xsd:simpleType>
+    </xsd:element>
+    <xsd:element name="MediaServiceFastMetadata" ma:index="9" nillable="true" ma:displayName="MediaServiceFastMetadata" ma:hidden="true" ma:internalName="MediaServiceFastMetadata" ma:readOnly="true">
+      <xsd:simpleType>
+        <xsd:restriction base="dms:Note"/>
+      </xsd:simpleType>
+    </xsd:element>
+    <xsd:element name="MediaServiceSearchProperties" ma:index="10" nillable="true" ma:displayName="MediaServiceSearchProperties" ma:hidden="true" ma:internalName="MediaServiceSearchProperties" ma:readOnly="true">
+      <xsd:simpleType>
+        <xsd:restriction base="dms:Note"/>
+      </xsd:simpleType>
+    </xsd:element>
+    <xsd:element name="MediaServiceDateTaken" ma:index="11" nillable="true" ma:displayName="MediaServiceDateTaken" ma:hidden="true" ma:indexed="true" ma:internalName="MediaServiceDateTaken" ma:readOnly="true">
+      <xsd:simpleType>
+        <xsd:restriction base="dms:Text"/>
+      </xsd:simpleType>
+    </xsd:element>
+    <xsd:element name="MediaServiceGenerationTime" ma:index="12" nillable="true" ma:displayName="MediaServiceGenerationTime" ma:hidden="true" ma:internalName="MediaServiceGenerationTime" ma:readOnly="true">
+      <xsd:simpleType>
+        <xsd:restriction base="dms:Text"/>
+      </xsd:simpleType>
+    </xsd:element>
+    <xsd:element name="MediaServiceEventHashCode" ma:index="13" nillable="true" ma:displayName="MediaServiceEventHashCode" ma:hidden="true" ma:internalName="MediaServiceEventHashCode" ma:readOnly="true">
+      <xsd:simpleType>
+        <xsd:restriction base="dms:Text"/>
+      </xsd:simpleType>
+    </xsd:element>
+    <xsd:element name="MediaLengthInSeconds" ma:index="14" nillable="true" ma:displayName="MediaLengthInSeconds" ma:hidden="true" ma:internalName="MediaLengthInSeconds" ma:readOnly="true">
+      <xsd:simpleType>
+        <xsd:restriction base="dms:Unknown"/>
+      </xsd:simpleType>
+    </xsd:element>
+  </xsd:schema>
+  <xsd:schema xmlns="http://schemas.openxmlformats.org/package/2006/metadata/core-properties" xmlns:xsd="http://www.w3.org/2001/XMLSchema" xmlns:xsi="http://www.w3.org/2001/XMLSchema-instance" xmlns:dc="http://purl.org/dc/elements/1.1/" xmlns:dcterms="http://purl.org/dc/terms/" xmlns:odoc="http://schemas.microsoft.com/internal/obd" targetNamespace="http://schemas.openxmlformats.org/package/2006/metadata/core-properties" elementFormDefault="qualified" attributeFormDefault="unqualified" blockDefault="#all">
+    <xsd:import namespace="http://purl.org/dc/elements/1.1/" schemaLocation="http://dublincore.org/schemas/xmls/qdc/2003/04/02/dc.xsd"/>
+    <xsd:import namespace="http://purl.org/dc/terms/" schemaLocation="http://dublincore.org/schemas/xmls/qdc/2003/04/02/dcterms.xsd"/>
+    <xsd:element name="coreProperties" type="CT_coreProperties"/>
+    <xsd:complexType name="CT_coreProperties">
+      <xsd:all>
+        <xsd:element ref="dc:creator" minOccurs="0" maxOccurs="1"/>
+        <xsd:element ref="dcterms:created" minOccurs="0" maxOccurs="1"/>
+        <xsd:element ref="dc:identifier" minOccurs="0" maxOccurs="1"/>
+        <xsd:element name="contentType" minOccurs="0" maxOccurs="1" type="xsd:string" ma:index="0" ma:displayName="コンテンツ タイプ"/>
+        <xsd:element ref="dc:title" minOccurs="0" maxOccurs="1" ma:index="4" ma:displayName="タイトル"/>
+        <xsd:element ref="dc:subject" minOccurs="0" maxOccurs="1"/>
+        <xsd:element ref="dc:description" minOccurs="0" maxOccurs="1"/>
+        <xsd:element name="keywords" minOccurs="0" maxOccurs="1" type="xsd:string"/>
+        <xsd:element ref="dc:language" minOccurs="0" maxOccurs="1"/>
+        <xsd:element name="category" minOccurs="0" maxOccurs="1" type="xsd:string"/>
+        <xsd:element name="version" minOccurs="0" maxOccurs="1" type="xsd:string"/>
+        <xsd:element name="revision" minOccurs="0" maxOccurs="1" type="xsd:string">
+          <xsd:annotation>
+            <xsd:documentation>
+                        This value indicates the number of saves or revisions. The application is responsible for updating this value after each revision.
+                    </xsd:documentation>
+          </xsd:annotation>
+        </xsd:element>
+        <xsd:element name="lastModifiedBy" minOccurs="0" maxOccurs="1" type="xsd:string"/>
+        <xsd:element ref="dcterms:modified" minOccurs="0" maxOccurs="1"/>
+        <xsd:element name="contentStatus" minOccurs="0" maxOccurs="1" type="xsd:string"/>
+      </xsd:all>
+    </xsd:complexType>
+  </xsd:schema>
+  <xs:schema xmlns:pc="http://schemas.microsoft.com/office/infopath/2007/PartnerControls" xmlns:xs="http://www.w3.org/2001/XMLSchema" targetNamespace="http://schemas.microsoft.com/office/infopath/2007/PartnerControls" elementFormDefault="qualified" attributeFormDefault="unqualified">
+    <xs:element name="Person">
+      <xs:complexType>
+        <xs:sequence>
+          <xs:element ref="pc:DisplayName" minOccurs="0"/>
+          <xs:element ref="pc:AccountId" minOccurs="0"/>
+          <xs:element ref="pc:AccountType" minOccurs="0"/>
+        </xs:sequence>
+      </xs:complexType>
+    </xs:element>
+    <xs:element name="DisplayName" type="xs:string"/>
+    <xs:element name="AccountId" type="xs:string"/>
+    <xs:element name="AccountType" type="xs:string"/>
+    <xs:element name="BDCAssociatedEntity">
+      <xs:complexType>
+        <xs:sequence>
+          <xs:element ref="pc:BDCEntity" minOccurs="0" maxOccurs="unbounded"/>
+        </xs:sequence>
+        <xs:attribute ref="pc:EntityNamespace"/>
+        <xs:attribute ref="pc:EntityName"/>
+        <xs:attribute ref="pc:SystemInstanceName"/>
+        <xs:attribute ref="pc:AssociationName"/>
+      </xs:complexType>
+    </xs:element>
+    <xs:attribute name="EntityNamespace" type="xs:string"/>
+    <xs:attribute name="EntityName" type="xs:string"/>
+    <xs:attribute name="SystemInstanceName" type="xs:string"/>
+    <xs:attribute name="AssociationName" type="xs:string"/>
+    <xs:element name="BDCEntity">
+      <xs:complexType>
+        <xs:sequence>
+          <xs:element ref="pc:EntityDisplayName" minOccurs="0"/>
+          <xs:element ref="pc:EntityInstanceReference" minOccurs="0"/>
+          <xs:element ref="pc:EntityId1" minOccurs="0"/>
+          <xs:element ref="pc:EntityId2" minOccurs="0"/>
+          <xs:element ref="pc:EntityId3" minOccurs="0"/>
+          <xs:element ref="pc:EntityId4" minOccurs="0"/>
+          <xs:element ref="pc:EntityId5" minOccurs="0"/>
+        </xs:sequence>
+      </xs:complexType>
+    </xs:element>
+    <xs:element name="EntityDisplayName" type="xs:string"/>
+    <xs:element name="EntityInstanceReference" type="xs:string"/>
+    <xs:element name="EntityId1" type="xs:string"/>
+    <xs:element name="EntityId2" type="xs:string"/>
+    <xs:element name="EntityId3" type="xs:string"/>
+    <xs:element name="EntityId4" type="xs:string"/>
+    <xs:element name="EntityId5" type="xs:string"/>
+    <xs:element name="Terms">
+      <xs:complexType>
+        <xs:sequence>
+          <xs:element ref="pc:TermInfo" minOccurs="0" maxOccurs="unbounded"/>
+        </xs:sequence>
+      </xs:complexType>
+    </xs:element>
+    <xs:element name="TermInfo">
+      <xs:complexType>
+        <xs:sequence>
+          <xs:element ref="pc:TermName" minOccurs="0"/>
+          <xs:element ref="pc:TermId" minOccurs="0"/>
+        </xs:sequence>
+      </xs:complexType>
+    </xs:element>
+    <xs:element name="TermName" type="xs:string"/>
+    <xs:element name="TermId" type="xs:string"/>
+  </xs:schema>
+</ct:contentTypeSchema>
+</file>
+
+<file path=customXml/itemProps1.xml><?xml version="1.0" encoding="utf-8"?>
+<ds:datastoreItem xmlns:ds="http://schemas.openxmlformats.org/officeDocument/2006/customXml" ds:itemID="{D3BCF3CB-61D5-4782-9982-1529DA68D8A5}">
+  <ds:schemaRefs>
+    <ds:schemaRef ds:uri="http://schemas.microsoft.com/office/2006/metadata/properties"/>
+    <ds:schemaRef ds:uri="http://schemas.microsoft.com/office/infopath/2007/PartnerControls"/>
+  </ds:schemaRefs>
+</ds:datastoreItem>
+</file>
+
+<file path=customXml/itemProps2.xml><?xml version="1.0" encoding="utf-8"?>
+<ds:datastoreItem xmlns:ds="http://schemas.openxmlformats.org/officeDocument/2006/customXml" ds:itemID="{10C87B47-89E1-434B-B69B-80E10AEF4092}">
+  <ds:schemaRefs>
+    <ds:schemaRef ds:uri="http://schemas.openxmlformats.org/officeDocument/2006/bibliography"/>
+  </ds:schemaRefs>
+</ds:datastoreItem>
+</file>
+
+<file path=customXml/itemProps3.xml><?xml version="1.0" encoding="utf-8"?>
+<ds:datastoreItem xmlns:ds="http://schemas.openxmlformats.org/officeDocument/2006/customXml" ds:itemID="{812A22FD-A03A-40FC-8882-33DA0C3EFC8E}">
+  <ds:schemaRefs>
+    <ds:schemaRef ds:uri="http://schemas.microsoft.com/sharepoint/v3/contenttype/forms"/>
+  </ds:schemaRefs>
+</ds:datastoreItem>
+</file>
+
+<file path=customXml/itemProps4.xml><?xml version="1.0" encoding="utf-8"?>
+<ds:datastoreItem xmlns:ds="http://schemas.openxmlformats.org/officeDocument/2006/customXml" ds:itemID="{00976E19-0F6D-447D-99EA-E239DB62938F}">
+  <ds:schemaRefs>
+    <ds:schemaRef ds:uri="http://schemas.microsoft.com/office/2006/metadata/contentType"/>
+    <ds:schemaRef ds:uri="http://schemas.microsoft.com/office/2006/metadata/properties/metaAttributes"/>
+    <ds:schemaRef ds:uri="http://www.w3.org/2001/XMLSchema"/>
+    <ds:schemaRef ds:uri="http://schemas.microsoft.com/office/2006/metadata/properties"/>
+    <ds:schemaRef ds:uri="927401a0-f477-47ea-a92d-ddff39ed07e6"/>
+    <ds:schemaRef ds:uri="http://schemas.microsoft.com/office/2006/documentManagement/types"/>
+    <ds:schemaRef ds:uri="http://schemas.microsoft.com/office/infopath/2007/PartnerControls"/>
+    <ds:schemaRef ds:uri="http://schemas.openxmlformats.org/package/2006/metadata/core-properties"/>
+    <ds:schemaRef ds:uri="http://purl.org/dc/elements/1.1/"/>
+    <ds:schemaRef ds:uri="http://purl.org/dc/terms/"/>
+    <ds:schemaRef ds:uri="http://schemas.microsoft.com/internal/obd"/>
+  </ds:schemaRefs>
+</ds:datastoreItem>
 </file>
--- a/taniguchi/api/Fix/API設計書_SHIP施設マスタ.docx
+++ b/taniguchi/api/Fix/API設計書_SHIP施設マスタ.docx
@@ -226,10 +226,10 @@
 <file path=docProps\app.xml><?xml version="1.0" encoding="utf-8"?>
 <Properties xmlns="http://schemas.openxmlformats.org/officeDocument/2006/extended-properties" xmlns:vt="http://schemas.openxmlformats.org/officeDocument/2006/docPropsVTypes">
   <Template>Normal.dotm</Template>
-  <TotalTime>96</TotalTime>
+  <TotalTime>97</TotalTime>
   <Pages>21</Pages>
-  <Words>2365</Words>
-  <Characters>13484</Characters>
+  <Words>2370</Words>
+  <Characters>13515</Characters>
   <Application>Microsoft Office Word</Application>
   <DocSecurity>0</DocSecurity>
   <Lines>112</Lines>
@@ -252,7 +252,7 @@
   </TitlesOfParts>
   <Company/>
   <LinksUpToDate>false</LinksUpToDate>
-  <CharactersWithSpaces>15818</CharactersWithSpaces>
+  <CharactersWithSpaces>15854</CharactersWithSpaces>
   <SharedDoc>false</SharedDoc>
   <HyperlinksChanged>false</HyperlinksChanged>
   <AppVersion>16.0000</AppVersion>
@@ -264,9 +264,9 @@
   <dc:title>API設計書　　　　　　　SHIP施設マスタ</dc:title>
   <dc:subject>対象システム：医療機器管理システム</dc:subject>
   <cp:lastModifiedBy>緑 谷口</cp:lastModifiedBy>
-  <cp:revision>53</cp:revision>
+  <cp:revision>54</cp:revision>
   <dcterms:created xsi:type="dcterms:W3CDTF">2026-03-01T00:24:00Z</dcterms:created>
-  <dcterms:modified xsi:type="dcterms:W3CDTF">2026-04-17T15:54:00Z</dcterms:modified>
+  <dcterms:modified xsi:type="dcterms:W3CDTF">2026-04-22T20:59:00Z</dcterms:modified>
 </cp:coreProperties>
 </file>
 
@@ -1330,7 +1330,7 @@
         <w:rPr>
           <w:noProof/>
         </w:rPr>
-        <w:instrText xml:space="preserve"> PAGEREF _Toc227366146 \h </w:instrText>
+        <w:instrText xml:space="preserve"> PAGEREF _Toc227816400 \h </w:instrText>
       </w:r>
       <w:r>
         <w:rPr>
@@ -1395,7 +1395,7 @@
         <w:rPr>
           <w:noProof/>
         </w:rPr>
-        <w:instrText xml:space="preserve"> PAGEREF _Toc227366147 \h </w:instrText>
+        <w:instrText xml:space="preserve"> PAGEREF _Toc227816401 \h </w:instrText>
       </w:r>
       <w:r>
         <w:rPr>
@@ -1460,7 +1460,7 @@
         <w:rPr>
           <w:noProof/>
         </w:rPr>
-        <w:instrText xml:space="preserve"> PAGEREF _Toc227366148 \h </w:instrText>
+        <w:instrText xml:space="preserve"> PAGEREF _Toc227816402 \h </w:instrText>
       </w:r>
       <w:r>
         <w:rPr>
@@ -1525,7 +1525,7 @@
         <w:rPr>
           <w:noProof/>
         </w:rPr>
-        <w:instrText xml:space="preserve"> PAGEREF _Toc227366149 \h </w:instrText>
+        <w:instrText xml:space="preserve"> PAGEREF _Toc227816403 \h </w:instrText>
       </w:r>
       <w:r>
         <w:rPr>
@@ -1590,7 +1590,7 @@
         <w:rPr>
           <w:noProof/>
         </w:rPr>
-        <w:instrText xml:space="preserve"> PAGEREF _Toc227366150 \h </w:instrText>
+        <w:instrText xml:space="preserve"> PAGEREF _Toc227816404 \h </w:instrText>
       </w:r>
       <w:r>
         <w:rPr>
@@ -1656,7 +1656,7 @@
         <w:rPr>
           <w:noProof/>
         </w:rPr>
-        <w:instrText xml:space="preserve"> PAGEREF _Toc227366151 \h </w:instrText>
+        <w:instrText xml:space="preserve"> PAGEREF _Toc227816405 \h </w:instrText>
       </w:r>
       <w:r>
         <w:rPr>
@@ -1721,7 +1721,7 @@
         <w:rPr>
           <w:noProof/>
         </w:rPr>
-        <w:instrText xml:space="preserve"> PAGEREF _Toc227366152 \h </w:instrText>
+        <w:instrText xml:space="preserve"> PAGEREF _Toc227816406 \h </w:instrText>
       </w:r>
       <w:r>
         <w:rPr>
@@ -1786,7 +1786,7 @@
         <w:rPr>
           <w:noProof/>
         </w:rPr>
-        <w:instrText xml:space="preserve"> PAGEREF _Toc227366153 \h </w:instrText>
+        <w:instrText xml:space="preserve"> PAGEREF _Toc227816407 \h </w:instrText>
       </w:r>
       <w:r>
         <w:rPr>
@@ -1851,7 +1851,7 @@
         <w:rPr>
           <w:noProof/>
         </w:rPr>
-        <w:instrText xml:space="preserve"> PAGEREF _Toc227366154 \h </w:instrText>
+        <w:instrText xml:space="preserve"> PAGEREF _Toc227816408 \h </w:instrText>
       </w:r>
       <w:r>
         <w:rPr>
@@ -1917,7 +1917,7 @@
         <w:rPr>
           <w:noProof/>
         </w:rPr>
-        <w:instrText xml:space="preserve"> PAGEREF _Toc227366155 \h </w:instrText>
+        <w:instrText xml:space="preserve"> PAGEREF _Toc227816409 \h </w:instrText>
       </w:r>
       <w:r>
         <w:rPr>
@@ -1982,7 +1982,7 @@
         <w:rPr>
           <w:noProof/>
         </w:rPr>
-        <w:instrText xml:space="preserve"> PAGEREF _Toc227366156 \h </w:instrText>
+        <w:instrText xml:space="preserve"> PAGEREF _Toc227816410 \h </w:instrText>
       </w:r>
       <w:r>
         <w:rPr>
@@ -2047,7 +2047,7 @@
         <w:rPr>
           <w:noProof/>
         </w:rPr>
-        <w:instrText xml:space="preserve"> PAGEREF _Toc227366157 \h </w:instrText>
+        <w:instrText xml:space="preserve"> PAGEREF _Toc227816411 \h </w:instrText>
       </w:r>
       <w:r>
         <w:rPr>
@@ -2112,7 +2112,7 @@
         <w:rPr>
           <w:noProof/>
         </w:rPr>
-        <w:instrText xml:space="preserve"> PAGEREF _Toc227366158 \h </w:instrText>
+        <w:instrText xml:space="preserve"> PAGEREF _Toc227816412 \h </w:instrText>
       </w:r>
       <w:r>
         <w:rPr>
@@ -2177,7 +2177,7 @@
         <w:rPr>
           <w:noProof/>
         </w:rPr>
-        <w:instrText xml:space="preserve"> PAGEREF _Toc227366159 \h </w:instrText>
+        <w:instrText xml:space="preserve"> PAGEREF _Toc227816413 \h </w:instrText>
       </w:r>
       <w:r>
         <w:rPr>
@@ -2242,7 +2242,7 @@
         <w:rPr>
           <w:noProof/>
         </w:rPr>
-        <w:instrText xml:space="preserve"> PAGEREF _Toc227366160 \h </w:instrText>
+        <w:instrText xml:space="preserve"> PAGEREF _Toc227816414 \h </w:instrText>
       </w:r>
       <w:r>
         <w:rPr>
@@ -2307,7 +2307,7 @@
         <w:rPr>
           <w:noProof/>
         </w:rPr>
-        <w:instrText xml:space="preserve"> PAGEREF _Toc227366161 \h </w:instrText>
+        <w:instrText xml:space="preserve"> PAGEREF _Toc227816415 \h </w:instrText>
       </w:r>
       <w:r>
         <w:rPr>
@@ -2370,7 +2370,7 @@
         <w:rPr>
           <w:noProof/>
         </w:rPr>
-        <w:instrText xml:space="preserve"> PAGEREF _Toc227366162 \h </w:instrText>
+        <w:instrText xml:space="preserve"> PAGEREF _Toc227816416 \h </w:instrText>
       </w:r>
       <w:r>
         <w:rPr>
@@ -2436,7 +2436,7 @@
         <w:rPr>
           <w:noProof/>
         </w:rPr>
-        <w:instrText xml:space="preserve"> PAGEREF _Toc227366163 \h </w:instrText>
+        <w:instrText xml:space="preserve"> PAGEREF _Toc227816417 \h </w:instrText>
       </w:r>
       <w:r>
         <w:rPr>
@@ -2501,7 +2501,7 @@
         <w:rPr>
           <w:noProof/>
         </w:rPr>
-        <w:instrText xml:space="preserve"> PAGEREF _Toc227366164 \h </w:instrText>
+        <w:instrText xml:space="preserve"> PAGEREF _Toc227816418 \h </w:instrText>
       </w:r>
       <w:r>
         <w:rPr>
@@ -2567,7 +2567,7 @@
         <w:rPr>
           <w:noProof/>
         </w:rPr>
-        <w:instrText xml:space="preserve"> PAGEREF _Toc227366165 \h </w:instrText>
+        <w:instrText xml:space="preserve"> PAGEREF _Toc227816419 \h </w:instrText>
       </w:r>
       <w:r>
         <w:rPr>
@@ -2632,7 +2632,7 @@
         <w:rPr>
           <w:noProof/>
         </w:rPr>
-        <w:instrText xml:space="preserve"> PAGEREF _Toc227366166 \h </w:instrText>
+        <w:instrText xml:space="preserve"> PAGEREF _Toc227816420 \h </w:instrText>
       </w:r>
       <w:r>
         <w:rPr>
@@ -2695,7 +2695,7 @@
         <w:rPr>
           <w:noProof/>
         </w:rPr>
-        <w:instrText xml:space="preserve"> PAGEREF _Toc227366167 \h </w:instrText>
+        <w:instrText xml:space="preserve"> PAGEREF _Toc227816421 \h </w:instrText>
       </w:r>
       <w:r>
         <w:rPr>
@@ -2758,7 +2758,7 @@
         <w:rPr>
           <w:noProof/>
         </w:rPr>
-        <w:instrText xml:space="preserve"> PAGEREF _Toc227366168 \h </w:instrText>
+        <w:instrText xml:space="preserve"> PAGEREF _Toc227816422 \h </w:instrText>
       </w:r>
       <w:r>
         <w:rPr>
@@ -2821,7 +2821,7 @@
         <w:rPr>
           <w:noProof/>
         </w:rPr>
-        <w:instrText xml:space="preserve"> PAGEREF _Toc227366169 \h </w:instrText>
+        <w:instrText xml:space="preserve"> PAGEREF _Toc227816423 \h </w:instrText>
       </w:r>
       <w:r>
         <w:rPr>
@@ -2886,7 +2886,7 @@
         <w:rPr>
           <w:noProof/>
         </w:rPr>
-        <w:instrText xml:space="preserve"> PAGEREF _Toc227366170 \h </w:instrText>
+        <w:instrText xml:space="preserve"> PAGEREF _Toc227816424 \h </w:instrText>
       </w:r>
       <w:r>
         <w:rPr>
@@ -2949,7 +2949,7 @@
         <w:rPr>
           <w:noProof/>
         </w:rPr>
-        <w:instrText xml:space="preserve"> PAGEREF _Toc227366171 \h </w:instrText>
+        <w:instrText xml:space="preserve"> PAGEREF _Toc227816425 \h </w:instrText>
       </w:r>
       <w:r>
         <w:rPr>
@@ -3012,7 +3012,7 @@
         <w:rPr>
           <w:noProof/>
         </w:rPr>
-        <w:instrText xml:space="preserve"> PAGEREF _Toc227366172 \h </w:instrText>
+        <w:instrText xml:space="preserve"> PAGEREF _Toc227816426 \h </w:instrText>
       </w:r>
       <w:r>
         <w:rPr>
@@ -3075,7 +3075,7 @@
         <w:rPr>
           <w:noProof/>
         </w:rPr>
-        <w:instrText xml:space="preserve"> PAGEREF _Toc227366173 \h </w:instrText>
+        <w:instrText xml:space="preserve"> PAGEREF _Toc227816427 \h </w:instrText>
       </w:r>
       <w:r>
         <w:rPr>
@@ -3140,7 +3140,7 @@
         <w:rPr>
           <w:noProof/>
         </w:rPr>
-        <w:instrText xml:space="preserve"> PAGEREF _Toc227366174 \h </w:instrText>
+        <w:instrText xml:space="preserve"> PAGEREF _Toc227816428 \h </w:instrText>
       </w:r>
       <w:r>
         <w:rPr>
@@ -3203,7 +3203,7 @@
         <w:rPr>
           <w:noProof/>
         </w:rPr>
-        <w:instrText xml:space="preserve"> PAGEREF _Toc227366175 \h </w:instrText>
+        <w:instrText xml:space="preserve"> PAGEREF _Toc227816429 \h </w:instrText>
       </w:r>
       <w:r>
         <w:rPr>
@@ -3266,7 +3266,7 @@
         <w:rPr>
           <w:noProof/>
         </w:rPr>
-        <w:instrText xml:space="preserve"> PAGEREF _Toc227366176 \h </w:instrText>
+        <w:instrText xml:space="preserve"> PAGEREF _Toc227816430 \h </w:instrText>
       </w:r>
       <w:r>
         <w:rPr>
@@ -3329,7 +3329,7 @@
         <w:rPr>
           <w:noProof/>
         </w:rPr>
-        <w:instrText xml:space="preserve"> PAGEREF _Toc227366177 \h </w:instrText>
+        <w:instrText xml:space="preserve"> PAGEREF _Toc227816431 \h </w:instrText>
       </w:r>
       <w:r>
         <w:rPr>
@@ -3394,7 +3394,7 @@
         <w:rPr>
           <w:noProof/>
         </w:rPr>
-        <w:instrText xml:space="preserve"> PAGEREF _Toc227366178 \h </w:instrText>
+        <w:instrText xml:space="preserve"> PAGEREF _Toc227816432 \h </w:instrText>
       </w:r>
       <w:r>
         <w:rPr>
@@ -3458,7 +3458,7 @@
         <w:rPr>
           <w:noProof/>
         </w:rPr>
-        <w:instrText xml:space="preserve"> PAGEREF _Toc227366179 \h </w:instrText>
+        <w:instrText xml:space="preserve"> PAGEREF _Toc227816433 \h </w:instrText>
       </w:r>
       <w:r>
         <w:rPr>
@@ -3521,7 +3521,7 @@
         <w:rPr>
           <w:noProof/>
         </w:rPr>
-        <w:instrText xml:space="preserve"> PAGEREF _Toc227366180 \h </w:instrText>
+        <w:instrText xml:space="preserve"> PAGEREF _Toc227816434 \h </w:instrText>
       </w:r>
       <w:r>
         <w:rPr>
@@ -3584,7 +3584,7 @@
         <w:rPr>
           <w:noProof/>
         </w:rPr>
-        <w:instrText xml:space="preserve"> PAGEREF _Toc227366181 \h </w:instrText>
+        <w:instrText xml:space="preserve"> PAGEREF _Toc227816435 \h </w:instrText>
       </w:r>
       <w:r>
         <w:rPr>
@@ -3649,7 +3649,7 @@
         <w:rPr>
           <w:noProof/>
         </w:rPr>
-        <w:instrText xml:space="preserve"> PAGEREF _Toc227366182 \h </w:instrText>
+        <w:instrText xml:space="preserve"> PAGEREF _Toc227816436 \h </w:instrText>
       </w:r>
       <w:r>
         <w:rPr>
@@ -3712,7 +3712,7 @@
         <w:rPr>
           <w:noProof/>
         </w:rPr>
-        <w:instrText xml:space="preserve"> PAGEREF _Toc227366183 \h </w:instrText>
+        <w:instrText xml:space="preserve"> PAGEREF _Toc227816437 \h </w:instrText>
       </w:r>
       <w:r>
         <w:rPr>
@@ -3775,7 +3775,7 @@
         <w:rPr>
           <w:noProof/>
         </w:rPr>
-        <w:instrText xml:space="preserve"> PAGEREF _Toc227366184 \h </w:instrText>
+        <w:instrText xml:space="preserve"> PAGEREF _Toc227816438 \h </w:instrText>
       </w:r>
       <w:r>
         <w:rPr>
@@ -3838,7 +3838,7 @@
         <w:rPr>
           <w:noProof/>
         </w:rPr>
-        <w:instrText xml:space="preserve"> PAGEREF _Toc227366185 \h </w:instrText>
+        <w:instrText xml:space="preserve"> PAGEREF _Toc227816439 \h </w:instrText>
       </w:r>
       <w:r>
         <w:rPr>
@@ -3901,7 +3901,7 @@
         <w:rPr>
           <w:noProof/>
         </w:rPr>
-        <w:instrText xml:space="preserve"> PAGEREF _Toc227366186 \h </w:instrText>
+        <w:instrText xml:space="preserve"> PAGEREF _Toc227816440 \h </w:instrText>
       </w:r>
       <w:r>
         <w:rPr>
@@ -3966,7 +3966,7 @@
         <w:rPr>
           <w:noProof/>
         </w:rPr>
-        <w:instrText xml:space="preserve"> PAGEREF _Toc227366187 \h </w:instrText>
+        <w:instrText xml:space="preserve"> PAGEREF _Toc227816441 \h </w:instrText>
       </w:r>
       <w:r>
         <w:rPr>
@@ -4029,7 +4029,7 @@
         <w:rPr>
           <w:noProof/>
         </w:rPr>
-        <w:instrText xml:space="preserve"> PAGEREF _Toc227366188 \h </w:instrText>
+        <w:instrText xml:space="preserve"> PAGEREF _Toc227816442 \h </w:instrText>
       </w:r>
       <w:r>
         <w:rPr>
@@ -4092,7 +4092,7 @@
         <w:rPr>
           <w:noProof/>
         </w:rPr>
-        <w:instrText xml:space="preserve"> PAGEREF _Toc227366189 \h </w:instrText>
+        <w:instrText xml:space="preserve"> PAGEREF _Toc227816443 \h </w:instrText>
       </w:r>
       <w:r>
         <w:rPr>
@@ -4155,7 +4155,7 @@
         <w:rPr>
           <w:noProof/>
         </w:rPr>
-        <w:instrText xml:space="preserve"> PAGEREF _Toc227366190 \h </w:instrText>
+        <w:instrText xml:space="preserve"> PAGEREF _Toc227816444 \h </w:instrText>
       </w:r>
       <w:r>
         <w:rPr>
@@ -4221,7 +4221,7 @@
         <w:rPr>
           <w:noProof/>
         </w:rPr>
-        <w:instrText xml:space="preserve"> PAGEREF _Toc227366191 \h </w:instrText>
+        <w:instrText xml:space="preserve"> PAGEREF _Toc227816445 \h </w:instrText>
       </w:r>
       <w:r>
         <w:rPr>
@@ -4286,7 +4286,7 @@
         <w:rPr>
           <w:noProof/>
         </w:rPr>
-        <w:instrText xml:space="preserve"> PAGEREF _Toc227366192 \h </w:instrText>
+        <w:instrText xml:space="preserve"> PAGEREF _Toc227816446 \h </w:instrText>
       </w:r>
       <w:r>
         <w:rPr>
@@ -4351,7 +4351,7 @@
         <w:rPr>
           <w:noProof/>
         </w:rPr>
-        <w:instrText xml:space="preserve"> PAGEREF _Toc227366193 \h </w:instrText>
+        <w:instrText xml:space="preserve"> PAGEREF _Toc227816447 \h </w:instrText>
       </w:r>
       <w:r>
         <w:rPr>
@@ -4416,7 +4416,7 @@
         <w:rPr>
           <w:noProof/>
         </w:rPr>
-        <w:instrText xml:space="preserve"> PAGEREF _Toc227366194 \h </w:instrText>
+        <w:instrText xml:space="preserve"> PAGEREF _Toc227816448 \h </w:instrText>
       </w:r>
       <w:r>
         <w:rPr>
@@ -4481,7 +4481,7 @@
         <w:rPr>
           <w:noProof/>
         </w:rPr>
-        <w:instrText xml:space="preserve"> PAGEREF _Toc227366195 \h </w:instrText>
+        <w:instrText xml:space="preserve"> PAGEREF _Toc227816449 \h </w:instrText>
       </w:r>
       <w:r>
         <w:rPr>
@@ -4546,7 +4546,7 @@
         <w:rPr>
           <w:noProof/>
         </w:rPr>
-        <w:instrText xml:space="preserve"> PAGEREF _Toc227366196 \h </w:instrText>
+        <w:instrText xml:space="preserve"> PAGEREF _Toc227816450 \h </w:instrText>
       </w:r>
       <w:r>
         <w:rPr>
@@ -4612,7 +4612,7 @@
         <w:rPr>
           <w:noProof/>
         </w:rPr>
-        <w:instrText xml:space="preserve"> PAGEREF _Toc227366197 \h </w:instrText>
+        <w:instrText xml:space="preserve"> PAGEREF _Toc227816451 \h </w:instrText>
       </w:r>
       <w:r>
         <w:rPr>
@@ -4678,7 +4678,7 @@
         <w:rPr>
           <w:noProof/>
         </w:rPr>
-        <w:instrText xml:space="preserve"> PAGEREF _Toc227366198 \h </w:instrText>
+        <w:instrText xml:space="preserve"> PAGEREF _Toc227816452 \h </w:instrText>
       </w:r>
       <w:r>
         <w:rPr>
@@ -4743,7 +4743,7 @@
         <w:rPr>
           <w:noProof/>
         </w:rPr>
-        <w:instrText xml:space="preserve"> PAGEREF _Toc227366199 \h </w:instrText>
+        <w:instrText xml:space="preserve"> PAGEREF _Toc227816453 \h </w:instrText>
       </w:r>
       <w:r>
         <w:rPr>
@@ -4808,7 +4808,7 @@
         <w:rPr>
           <w:noProof/>
         </w:rPr>
-        <w:instrText xml:space="preserve"> PAGEREF _Toc227366200 \h </w:instrText>
+        <w:instrText xml:space="preserve"> PAGEREF _Toc227816454 \h </w:instrText>
       </w:r>
       <w:r>
         <w:rPr>
@@ -4844,7 +4844,7 @@
       <w:r>
         <w:fldChar w:fldCharType="end"/>
       </w:r>
-      <w:bookmarkStart w:id="1" w:name="_Toc227366146"/>
+      <w:bookmarkStart w:id="1" w:name="_Toc227816400"/>
       <w:r>
         <w:rPr>
           <w:rFonts w:hint="eastAsia"/>
@@ -4860,7 +4860,7 @@
           <w:rFonts w:hint="eastAsia"/>
         </w:rPr>
       </w:pPr>
-      <w:bookmarkStart w:id="2" w:name="_Toc227366147"/>
+      <w:bookmarkStart w:id="2" w:name="_Toc227816401"/>
       <w:r>
         <w:rPr>
           <w:rFonts w:hint="eastAsia"/>
@@ -4997,7 +4997,7 @@
           <w:rFonts w:hint="eastAsia"/>
         </w:rPr>
       </w:pPr>
-      <w:bookmarkStart w:id="3" w:name="_Toc227366148"/>
+      <w:bookmarkStart w:id="3" w:name="_Toc227816402"/>
       <w:r>
         <w:rPr>
           <w:rFonts w:hint="eastAsia"/>
@@ -5040,7 +5040,7 @@
           <w:rFonts w:hint="eastAsia"/>
         </w:rPr>
       </w:pPr>
-      <w:bookmarkStart w:id="4" w:name="_Toc227366149"/>
+      <w:bookmarkStart w:id="4" w:name="_Toc227816403"/>
       <w:r>
         <w:rPr>
           <w:rFonts w:hint="eastAsia"/>
@@ -5230,7 +5230,7 @@
           <w:rFonts w:hint="eastAsia"/>
         </w:rPr>
       </w:pPr>
-      <w:bookmarkStart w:id="5" w:name="_Toc227366150"/>
+      <w:bookmarkStart w:id="5" w:name="_Toc227816404"/>
       <w:r>
         <w:rPr>
           <w:rFonts w:hint="eastAsia"/>
@@ -5389,7 +5389,7 @@
           <w:rFonts w:hint="eastAsia"/>
         </w:rPr>
       </w:pPr>
-      <w:bookmarkStart w:id="6" w:name="_Toc227366151"/>
+      <w:bookmarkStart w:id="6" w:name="_Toc227816405"/>
       <w:r>
         <w:rPr>
           <w:rFonts w:hint="eastAsia"/>
@@ -5405,7 +5405,7 @@
           <w:rFonts w:hint="eastAsia"/>
         </w:rPr>
       </w:pPr>
-      <w:bookmarkStart w:id="7" w:name="_Toc227366152"/>
+      <w:bookmarkStart w:id="7" w:name="_Toc227816406"/>
       <w:r>
         <w:rPr>
           <w:rFonts w:hint="eastAsia"/>
@@ -5447,7 +5447,7 @@
           <w:rFonts w:hint="eastAsia"/>
         </w:rPr>
       </w:pPr>
-      <w:bookmarkStart w:id="8" w:name="_Toc227366153"/>
+      <w:bookmarkStart w:id="8" w:name="_Toc227816407"/>
       <w:r>
         <w:rPr>
           <w:rFonts w:hint="eastAsia"/>
@@ -5542,7 +5542,7 @@
           <w:rFonts w:hint="eastAsia"/>
         </w:rPr>
       </w:pPr>
-      <w:bookmarkStart w:id="9" w:name="_Toc227366154"/>
+      <w:bookmarkStart w:id="9" w:name="_Toc227816408"/>
       <w:r>
         <w:rPr>
           <w:rFonts w:hint="eastAsia"/>
@@ -5711,7 +5711,7 @@
           <w:rFonts w:hint="eastAsia"/>
         </w:rPr>
       </w:pPr>
-      <w:bookmarkStart w:id="10" w:name="_Toc227366155"/>
+      <w:bookmarkStart w:id="10" w:name="_Toc227816409"/>
       <w:r>
         <w:rPr>
           <w:rFonts w:hint="eastAsia"/>
@@ -5727,7 +5727,7 @@
           <w:rFonts w:hint="eastAsia"/>
         </w:rPr>
       </w:pPr>
-      <w:bookmarkStart w:id="11" w:name="_Toc227366156"/>
+      <w:bookmarkStart w:id="11" w:name="_Toc227816410"/>
       <w:r>
         <w:rPr>
           <w:rFonts w:hint="eastAsia"/>
@@ -5876,7 +5876,7 @@
           <w:rFonts w:hint="eastAsia"/>
         </w:rPr>
       </w:pPr>
-      <w:bookmarkStart w:id="12" w:name="_Toc227366157"/>
+      <w:bookmarkStart w:id="12" w:name="_Toc227816411"/>
       <w:r>
         <w:rPr>
           <w:rFonts w:hint="eastAsia"/>
@@ -5905,7 +5905,7 @@
           <w:rFonts w:hint="eastAsia"/>
         </w:rPr>
       </w:pPr>
-      <w:bookmarkStart w:id="13" w:name="_Toc227366158"/>
+      <w:bookmarkStart w:id="13" w:name="_Toc227816412"/>
       <w:r>
         <w:rPr>
           <w:rFonts w:hint="eastAsia"/>
@@ -5925,9 +5925,167 @@
         <w:rPr>
           <w:rFonts w:hint="eastAsia"/>
         </w:rPr>
-        <w:t>認可判定は `feature_code` を正本とし、`taniguchi/docs/ロール整理.xlsx` の `権限管理単位一覧` シート A列に対応する `facility_master_list` と `facility_master_edit` を用いる。Bearer トークン上の作業対象施設について `user_facility_assignments` の有効割当があり、`facility_feature_settings` と `user_facility_feature_settings` の両方で対象 `feature_code` が `is_enabled=true` の場合に API 実行を許可する。画面表示用の `/auth/context` は UX 用キャッシュであり、各業務 API でも同条件を再判定する。施設を論理削除しても関連認可設定は保持するが、削除済み施設は `/auth/me`、`/auth/context`、業務 API の対象外とする。</w:t>
+        <w:t>本API群で使用する `feature_code` は以下の通りとする。Bearer トークン上の作業対象施設について `user_facility_assignments` の有効割当があり、`facility_feature_settings` と `user_facility_feature_settings` の両方で対象 `feature_code` が `is_enabled=true` の場合に API 実行を許可する。画面表示用の `/auth/context` は UX 用キャッシュであり、各業務 API でも同条件を再判定する。施設を論理削除しても関連認可設定は保持するが、削除済み施設は `/auth/me`、`/auth/context`、業務 API の対象外とする。</w:t>
       </w:r>
     </w:p>
+    <w:tbl>
+      <w:tblPr>
+        <w:tblStyle w:val="afffffff7"/>
+        <w:tblW w:w="5000" w:type="pct"/>
+        <w:tblBorders>
+          <w:top w:val="single" w:sz="4" w:space="0" w:color="000000"/>
+          <w:left w:val="single" w:sz="4" w:space="0" w:color="000000"/>
+          <w:bottom w:val="single" w:sz="4" w:space="0" w:color="000000"/>
+          <w:right w:val="single" w:sz="4" w:space="0" w:color="000000"/>
+          <w:insideH w:val="single" w:sz="4" w:space="0" w:color="000000"/>
+          <w:insideV w:val="single" w:sz="4" w:space="0" w:color="000000"/>
+        </w:tblBorders>
+        <w:tblLook w:val="04A0" w:firstRow="1" w:lastRow="0" w:firstColumn="1" w:lastColumn="0" w:noHBand="0" w:noVBand="1"/>
+      </w:tblPr>
+      <w:tblGrid>
+        <w:gridCol w:w="3005"/>
+        <w:gridCol w:w="3007"/>
+        <w:gridCol w:w="3007"/>
+      </w:tblGrid>
+      <w:tr>
+        <w:tc>
+          <w:tcPr>
+            <w:tcW w:w="1666" w:type="pct"/>
+            <w:shd w:val="clear" w:color="auto" w:fill="DBE5F1" w:themeFill="accent1" w:themeFillTint="33"/>
+          </w:tcPr>
+          <w:p>
+            <w:pPr>
+              <w:rPr>
+                <w:b/>
+              </w:rPr>
+            </w:pPr>
+            <w:r>
+              <w:rPr>
+                <w:rFonts w:hint="eastAsia"/>
+                <w:b/>
+              </w:rPr>
+              <w:t>管理単位名</w:t>
+            </w:r>
+          </w:p>
+        </w:tc>
+        <w:tc>
+          <w:tcPr>
+            <w:tcW w:w="1667" w:type="pct"/>
+            <w:shd w:val="clear" w:color="auto" w:fill="DBE5F1" w:themeFill="accent1" w:themeFillTint="33"/>
+          </w:tcPr>
+          <w:p>
+            <w:pPr>
+              <w:rPr>
+                <w:b/>
+              </w:rPr>
+            </w:pPr>
+            <w:r>
+              <w:rPr>
+                <w:b/>
+              </w:rPr>
+              <w:t>feature_code</w:t>
+            </w:r>
+          </w:p>
+        </w:tc>
+        <w:tc>
+          <w:tcPr>
+            <w:tcW w:w="1667" w:type="pct"/>
+            <w:shd w:val="clear" w:color="auto" w:fill="DBE5F1" w:themeFill="accent1" w:themeFillTint="33"/>
+          </w:tcPr>
+          <w:p>
+            <w:pPr>
+              <w:rPr>
+                <w:b/>
+              </w:rPr>
+            </w:pPr>
+            <w:r>
+              <w:rPr>
+                <w:rFonts w:hint="eastAsia"/>
+                <w:b/>
+              </w:rPr>
+              <w:t>対象処理</w:t>
+            </w:r>
+          </w:p>
+        </w:tc>
+      </w:tr>
+      <w:tr>
+        <w:tc>
+          <w:tcPr>
+            <w:tcW w:w="1666" w:type="pct"/>
+          </w:tcPr>
+          <w:p>
+            <w:r>
+              <w:rPr>
+                <w:rFonts w:hint="eastAsia"/>
+              </w:rPr>
+              <w:t>施設マスタ / 一覧</w:t>
+            </w:r>
+          </w:p>
+        </w:tc>
+        <w:tc>
+          <w:tcPr>
+            <w:tcW w:w="1667" w:type="pct"/>
+          </w:tcPr>
+          <w:p>
+            <w:r>
+              <w:t>`facility_master_list`</w:t>
+            </w:r>
+          </w:p>
+        </w:tc>
+        <w:tc>
+          <w:tcPr>
+            <w:tcW w:w="1667" w:type="pct"/>
+          </w:tcPr>
+          <w:p>
+            <w:r>
+              <w:rPr>
+                <w:rFonts w:hint="eastAsia"/>
+              </w:rPr>
+              <w:t>一覧表示、設立母体候補取得、エクスポート</w:t>
+            </w:r>
+          </w:p>
+        </w:tc>
+      </w:tr>
+      <w:tr>
+        <w:tc>
+          <w:tcPr>
+            <w:tcW w:w="1666" w:type="pct"/>
+          </w:tcPr>
+          <w:p>
+            <w:r>
+              <w:rPr>
+                <w:rFonts w:hint="eastAsia"/>
+              </w:rPr>
+              <w:t>施設マスタ / 新規作成・編集</w:t>
+            </w:r>
+          </w:p>
+        </w:tc>
+        <w:tc>
+          <w:tcPr>
+            <w:tcW w:w="1667" w:type="pct"/>
+          </w:tcPr>
+          <w:p>
+            <w:r>
+              <w:t>`facility_master_edit`</w:t>
+            </w:r>
+          </w:p>
+        </w:tc>
+        <w:tc>
+          <w:tcPr>
+            <w:tcW w:w="1667" w:type="pct"/>
+          </w:tcPr>
+          <w:p>
+            <w:r>
+              <w:rPr>
+                <w:rFonts w:hint="eastAsia"/>
+              </w:rPr>
+              <w:t>新規作成、更新、削除</w:t>
+            </w:r>
+          </w:p>
+        </w:tc>
+      </w:tr>
+    </w:tbl>
+    <w:p/>
     <w:tbl>
       <w:tblPr>
         <w:tblStyle w:val="afffffff7"/>
@@ -6135,7 +6293,7 @@
           <w:rFonts w:hint="eastAsia"/>
         </w:rPr>
       </w:pPr>
-      <w:bookmarkStart w:id="14" w:name="_Toc227366159"/>
+      <w:bookmarkStart w:id="14" w:name="_Toc227816413"/>
       <w:r>
         <w:rPr>
           <w:rFonts w:hint="eastAsia"/>
@@ -6208,7 +6366,7 @@
           <w:rFonts w:hint="eastAsia"/>
         </w:rPr>
       </w:pPr>
-      <w:bookmarkStart w:id="15" w:name="_Toc227366160"/>
+      <w:bookmarkStart w:id="15" w:name="_Toc227816414"/>
       <w:r>
         <w:rPr>
           <w:rFonts w:hint="eastAsia"/>
@@ -6300,7 +6458,7 @@
           <w:rFonts w:hint="eastAsia"/>
         </w:rPr>
       </w:pPr>
-      <w:bookmarkStart w:id="16" w:name="_Toc227366161"/>
+      <w:bookmarkStart w:id="16" w:name="_Toc227816415"/>
       <w:r>
         <w:rPr>
           <w:rFonts w:hint="eastAsia"/>
@@ -6317,7 +6475,7 @@
           <w:rFonts w:hint="eastAsia"/>
         </w:rPr>
       </w:pPr>
-      <w:bookmarkStart w:id="17" w:name="_Toc227366162"/>
+      <w:bookmarkStart w:id="17" w:name="_Toc227816416"/>
       <w:r>
         <w:rPr>
           <w:rFonts w:hint="eastAsia"/>
@@ -6572,7 +6730,7 @@
           <w:rFonts w:hint="eastAsia"/>
         </w:rPr>
       </w:pPr>
-      <w:bookmarkStart w:id="18" w:name="_Toc227366163"/>
+      <w:bookmarkStart w:id="18" w:name="_Toc227816417"/>
       <w:r>
         <w:rPr>
           <w:rFonts w:hint="eastAsia"/>
@@ -6588,7 +6746,7 @@
           <w:rFonts w:hint="eastAsia"/>
         </w:rPr>
       </w:pPr>
-      <w:bookmarkStart w:id="19" w:name="_Toc227366164"/>
+      <w:bookmarkStart w:id="19" w:name="_Toc227816418"/>
       <w:r>
         <w:rPr>
           <w:rFonts w:hint="eastAsia"/>
@@ -7093,7 +7251,7 @@
           <w:rFonts w:hint="eastAsia"/>
         </w:rPr>
       </w:pPr>
-      <w:bookmarkStart w:id="20" w:name="_Toc227366165"/>
+      <w:bookmarkStart w:id="20" w:name="_Toc227816419"/>
       <w:r>
         <w:rPr>
           <w:rFonts w:hint="eastAsia"/>
@@ -7110,7 +7268,7 @@
           <w:rFonts w:hint="eastAsia"/>
         </w:rPr>
       </w:pPr>
-      <w:bookmarkStart w:id="21" w:name="_Toc227366166"/>
+      <w:bookmarkStart w:id="21" w:name="_Toc227816420"/>
       <w:r>
         <w:rPr>
           <w:rFonts w:hint="eastAsia"/>
@@ -7176,7 +7334,7 @@
           <w:rFonts w:hint="eastAsia"/>
         </w:rPr>
       </w:pPr>
-      <w:bookmarkStart w:id="22" w:name="_Toc227366167"/>
+      <w:bookmarkStart w:id="22" w:name="_Toc227816421"/>
       <w:r>
         <w:rPr>
           <w:rFonts w:hint="eastAsia"/>
@@ -7642,7 +7800,7 @@
           <w:rFonts w:hint="eastAsia"/>
         </w:rPr>
       </w:pPr>
-      <w:bookmarkStart w:id="23" w:name="_Toc227366168"/>
+      <w:bookmarkStart w:id="23" w:name="_Toc227816422"/>
       <w:r>
         <w:rPr>
           <w:rFonts w:hint="eastAsia"/>
@@ -8331,7 +8489,7 @@
           <w:rFonts w:hint="eastAsia"/>
         </w:rPr>
       </w:pPr>
-      <w:bookmarkStart w:id="24" w:name="_Toc227366169"/>
+      <w:bookmarkStart w:id="24" w:name="_Toc227816423"/>
       <w:r>
         <w:rPr>
           <w:rFonts w:hint="eastAsia"/>
@@ -8604,7 +8762,7 @@
           <w:rFonts w:hint="eastAsia"/>
         </w:rPr>
       </w:pPr>
-      <w:bookmarkStart w:id="25" w:name="_Toc227366170"/>
+      <w:bookmarkStart w:id="25" w:name="_Toc227816424"/>
       <w:r>
         <w:rPr>
           <w:rFonts w:hint="eastAsia"/>
@@ -8671,7 +8829,7 @@
           <w:rFonts w:hint="eastAsia"/>
         </w:rPr>
       </w:pPr>
-      <w:bookmarkStart w:id="26" w:name="_Toc227366171"/>
+      <w:bookmarkStart w:id="26" w:name="_Toc227816425"/>
       <w:r>
         <w:rPr>
           <w:rFonts w:hint="eastAsia"/>
@@ -8946,7 +9104,7 @@
           <w:rFonts w:hint="eastAsia"/>
         </w:rPr>
       </w:pPr>
-      <w:bookmarkStart w:id="27" w:name="_Toc227366172"/>
+      <w:bookmarkStart w:id="27" w:name="_Toc227816426"/>
       <w:r>
         <w:rPr>
           <w:rFonts w:hint="eastAsia"/>
@@ -9364,7 +9522,7 @@
           <w:rFonts w:hint="eastAsia"/>
         </w:rPr>
       </w:pPr>
-      <w:bookmarkStart w:id="28" w:name="_Toc227366173"/>
+      <w:bookmarkStart w:id="28" w:name="_Toc227816427"/>
       <w:r>
         <w:rPr>
           <w:rFonts w:hint="eastAsia"/>
@@ -9603,7 +9761,7 @@
           <w:rFonts w:hint="eastAsia"/>
         </w:rPr>
       </w:pPr>
-      <w:bookmarkStart w:id="29" w:name="_Toc227366174"/>
+      <w:bookmarkStart w:id="29" w:name="_Toc227816428"/>
       <w:r>
         <w:rPr>
           <w:rFonts w:hint="eastAsia"/>
@@ -9669,7 +9827,7 @@
           <w:rFonts w:hint="eastAsia"/>
         </w:rPr>
       </w:pPr>
-      <w:bookmarkStart w:id="30" w:name="_Toc227366175"/>
+      <w:bookmarkStart w:id="30" w:name="_Toc227816429"/>
       <w:r>
         <w:rPr>
           <w:rFonts w:hint="eastAsia"/>
@@ -10109,7 +10267,7 @@
           <w:rFonts w:hint="eastAsia"/>
         </w:rPr>
       </w:pPr>
-      <w:bookmarkStart w:id="31" w:name="_Toc227366176"/>
+      <w:bookmarkStart w:id="31" w:name="_Toc227816430"/>
       <w:r>
         <w:rPr>
           <w:rFonts w:hint="eastAsia"/>
@@ -10357,7 +10515,7 @@
           <w:rFonts w:hint="eastAsia"/>
         </w:rPr>
       </w:pPr>
-      <w:bookmarkStart w:id="32" w:name="_Toc227366177"/>
+      <w:bookmarkStart w:id="32" w:name="_Toc227816431"/>
       <w:r>
         <w:rPr>
           <w:rFonts w:hint="eastAsia"/>
@@ -10595,7 +10753,7 @@
           <w:rFonts w:hint="eastAsia"/>
         </w:rPr>
       </w:pPr>
-      <w:bookmarkStart w:id="33" w:name="_Toc227366178"/>
+      <w:bookmarkStart w:id="33" w:name="_Toc227816432"/>
       <w:r>
         <w:rPr>
           <w:rFonts w:hint="eastAsia"/>
@@ -10661,7 +10819,7 @@
           <w:rFonts w:hint="eastAsia"/>
         </w:rPr>
       </w:pPr>
-      <w:bookmarkStart w:id="34" w:name="_Toc227366179"/>
+      <w:bookmarkStart w:id="34" w:name="_Toc227816433"/>
       <w:r>
         <w:rPr>
           <w:rFonts w:hint="eastAsia"/>
@@ -11190,7 +11348,7 @@
           <w:rFonts w:hint="eastAsia"/>
         </w:rPr>
       </w:pPr>
-      <w:bookmarkStart w:id="35" w:name="_Toc227366180"/>
+      <w:bookmarkStart w:id="35" w:name="_Toc227816434"/>
       <w:r>
         <w:rPr>
           <w:rFonts w:hint="eastAsia"/>
@@ -11716,7 +11874,7 @@
           <w:rFonts w:hint="eastAsia"/>
         </w:rPr>
       </w:pPr>
-      <w:bookmarkStart w:id="36" w:name="_Toc227366181"/>
+      <w:bookmarkStart w:id="36" w:name="_Toc227816435"/>
       <w:r>
         <w:rPr>
           <w:rFonts w:hint="eastAsia"/>
@@ -12059,7 +12217,7 @@
           <w:rFonts w:hint="eastAsia"/>
         </w:rPr>
       </w:pPr>
-      <w:bookmarkStart w:id="37" w:name="_Toc227366182"/>
+      <w:bookmarkStart w:id="37" w:name="_Toc227816436"/>
       <w:r>
         <w:rPr>
           <w:rFonts w:hint="eastAsia"/>
@@ -12125,7 +12283,7 @@
           <w:rFonts w:hint="eastAsia"/>
         </w:rPr>
       </w:pPr>
-      <w:bookmarkStart w:id="38" w:name="_Toc227366183"/>
+      <w:bookmarkStart w:id="38" w:name="_Toc227816437"/>
       <w:r>
         <w:rPr>
           <w:rFonts w:hint="eastAsia"/>
@@ -12320,7 +12478,7 @@
           <w:rFonts w:hint="eastAsia"/>
         </w:rPr>
       </w:pPr>
-      <w:bookmarkStart w:id="39" w:name="_Toc227366184"/>
+      <w:bookmarkStart w:id="39" w:name="_Toc227816438"/>
       <w:r>
         <w:rPr>
           <w:rFonts w:hint="eastAsia"/>
@@ -12862,7 +13020,7 @@
           <w:rFonts w:hint="eastAsia"/>
         </w:rPr>
       </w:pPr>
-      <w:bookmarkStart w:id="40" w:name="_Toc227366185"/>
+      <w:bookmarkStart w:id="40" w:name="_Toc227816439"/>
       <w:r>
         <w:rPr>
           <w:rFonts w:hint="eastAsia"/>
@@ -13388,7 +13546,7 @@
           <w:rFonts w:hint="eastAsia"/>
         </w:rPr>
       </w:pPr>
-      <w:bookmarkStart w:id="41" w:name="_Toc227366186"/>
+      <w:bookmarkStart w:id="41" w:name="_Toc227816440"/>
       <w:r>
         <w:rPr>
           <w:rFonts w:hint="eastAsia"/>
@@ -13731,7 +13889,7 @@
           <w:rFonts w:hint="eastAsia"/>
         </w:rPr>
       </w:pPr>
-      <w:bookmarkStart w:id="42" w:name="_Toc227366187"/>
+      <w:bookmarkStart w:id="42" w:name="_Toc227816441"/>
       <w:r>
         <w:rPr>
           <w:rFonts w:hint="eastAsia"/>
@@ -13797,7 +13955,7 @@
           <w:rFonts w:hint="eastAsia"/>
         </w:rPr>
       </w:pPr>
-      <w:bookmarkStart w:id="43" w:name="_Toc227366188"/>
+      <w:bookmarkStart w:id="43" w:name="_Toc227816442"/>
       <w:r>
         <w:rPr>
           <w:rFonts w:hint="eastAsia"/>
@@ -14125,7 +14283,7 @@
           <w:rFonts w:hint="eastAsia"/>
         </w:rPr>
       </w:pPr>
-      <w:bookmarkStart w:id="44" w:name="_Toc227366189"/>
+      <w:bookmarkStart w:id="44" w:name="_Toc227816443"/>
       <w:r>
         <w:rPr>
           <w:rFonts w:hint="eastAsia"/>
@@ -14154,7 +14312,7 @@
           <w:rFonts w:hint="eastAsia"/>
         </w:rPr>
       </w:pPr>
-      <w:bookmarkStart w:id="45" w:name="_Toc227366190"/>
+      <w:bookmarkStart w:id="45" w:name="_Toc227816444"/>
       <w:r>
         <w:rPr>
           <w:rFonts w:hint="eastAsia"/>
@@ -14427,7 +14585,7 @@
           <w:rFonts w:hint="eastAsia"/>
         </w:rPr>
       </w:pPr>
-      <w:bookmarkStart w:id="46" w:name="_Toc227366191"/>
+      <w:bookmarkStart w:id="46" w:name="_Toc227816445"/>
       <w:r>
         <w:rPr>
           <w:rFonts w:hint="eastAsia"/>
@@ -14443,7 +14601,7 @@
           <w:rFonts w:hint="eastAsia"/>
         </w:rPr>
       </w:pPr>
-      <w:bookmarkStart w:id="47" w:name="_Toc227366192"/>
+      <w:bookmarkStart w:id="47" w:name="_Toc227816446"/>
       <w:r>
         <w:rPr>
           <w:rFonts w:hint="eastAsia"/>
@@ -14768,7 +14926,7 @@
           <w:rFonts w:hint="eastAsia"/>
         </w:rPr>
       </w:pPr>
-      <w:bookmarkStart w:id="48" w:name="_Toc227366193"/>
+      <w:bookmarkStart w:id="48" w:name="_Toc227816447"/>
       <w:r>
         <w:rPr>
           <w:rFonts w:hint="eastAsia"/>
@@ -14879,7 +15037,7 @@
           <w:rFonts w:hint="eastAsia"/>
         </w:rPr>
       </w:pPr>
-      <w:bookmarkStart w:id="49" w:name="_Toc227366194"/>
+      <w:bookmarkStart w:id="49" w:name="_Toc227816448"/>
       <w:r>
         <w:rPr>
           <w:rFonts w:hint="eastAsia"/>
@@ -14952,7 +15110,7 @@
           <w:rFonts w:hint="eastAsia"/>
         </w:rPr>
       </w:pPr>
-      <w:bookmarkStart w:id="50" w:name="_Toc227366195"/>
+      <w:bookmarkStart w:id="50" w:name="_Toc227816449"/>
       <w:r>
         <w:rPr>
           <w:rFonts w:hint="eastAsia"/>
@@ -15044,7 +15202,7 @@
           <w:rFonts w:hint="eastAsia"/>
         </w:rPr>
       </w:pPr>
-      <w:bookmarkStart w:id="51" w:name="_Toc227366196"/>
+      <w:bookmarkStart w:id="51" w:name="_Toc227816450"/>
       <w:r>
         <w:rPr>
           <w:rFonts w:hint="eastAsia"/>
@@ -15080,7 +15238,7 @@
           <w:rFonts w:hint="eastAsia"/>
         </w:rPr>
       </w:pPr>
-      <w:bookmarkStart w:id="52" w:name="_Toc227366197"/>
+      <w:bookmarkStart w:id="52" w:name="_Toc227816451"/>
       <w:r>
         <w:rPr>
           <w:rFonts w:hint="eastAsia"/>
@@ -15458,7 +15616,7 @@
           <w:rFonts w:hint="eastAsia"/>
         </w:rPr>
       </w:pPr>
-      <w:bookmarkStart w:id="53" w:name="_Toc227366198"/>
+      <w:bookmarkStart w:id="53" w:name="_Toc227816452"/>
       <w:r>
         <w:rPr>
           <w:rFonts w:hint="eastAsia"/>
@@ -15474,7 +15632,7 @@
           <w:rFonts w:hint="eastAsia"/>
         </w:rPr>
       </w:pPr>
-      <w:bookmarkStart w:id="54" w:name="_Toc227366199"/>
+      <w:bookmarkStart w:id="54" w:name="_Toc227816453"/>
       <w:r>
         <w:rPr>
           <w:rFonts w:hint="eastAsia"/>
@@ -15547,7 +15705,7 @@
           <w:rFonts w:hint="eastAsia"/>
         </w:rPr>
       </w:pPr>
-      <w:bookmarkStart w:id="55" w:name="_Toc227366200"/>
+      <w:bookmarkStart w:id="55" w:name="_Toc227816454"/>
       <w:r>
         <w:rPr>
           <w:rFonts w:hint="eastAsia"/>
@@ -15710,9 +15868,9 @@
     <w:family w:val="modern"/>
     <w:pitch w:val="variable"/>
     <w:sig w:usb0="E00002FF" w:usb1="6AC7FFFF" w:usb2="08000012" w:usb3="00000000" w:csb0="0002009F" w:csb1="00000000"/>
-    <w:embedRegular r:id="rId1" w:subsetted="1" w:fontKey="{B84BDD3D-42BC-4B43-B371-295EE721E22C}"/>
-    <w:embedBold r:id="rId2" w:subsetted="1" w:fontKey="{C0526759-FAFE-417D-AFBF-AC192EEEAE32}"/>
-    <w:embedItalic r:id="rId3" w:subsetted="1" w:fontKey="{8D532B5C-43BF-44F1-A974-E510D3B81E2E}"/>
+    <w:embedRegular r:id="rId1" w:subsetted="1" w:fontKey="{6DB2F57E-FC01-4A4F-B05E-8D35E461E33B}"/>
+    <w:embedBold r:id="rId2" w:subsetted="1" w:fontKey="{ED6EEA59-421A-4445-94DB-8A5CCFC8EE78}"/>
+    <w:embedItalic r:id="rId3" w:subsetted="1" w:fontKey="{3FE940C1-805D-40D4-BFFD-505FF296A79E}"/>
   </w:font>
   <w:font w:name="Cambria">
     <w:panose1 w:val="02040503050406030204"/>
@@ -15720,7 +15878,7 @@
     <w:family w:val="roman"/>
     <w:pitch w:val="variable"/>
     <w:sig w:usb0="E00006FF" w:usb1="420024FF" w:usb2="02000000" w:usb3="00000000" w:csb0="0000019F" w:csb1="00000000"/>
-    <w:embedRegular r:id="rId4" w:fontKey="{25FB4CC7-781F-4F60-A349-0A6245BBEE44}"/>
+    <w:embedRegular r:id="rId4" w:fontKey="{84C07C95-5D91-4230-B4D0-F764208416C0}"/>
   </w:font>
   <w:font w:name="ＭＳ Ｐゴシック">
     <w:altName w:val="MS PGothic"/>
@@ -15736,7 +15894,7 @@
     <w:family w:val="swiss"/>
     <w:pitch w:val="variable"/>
     <w:sig w:usb0="E4002EFF" w:usb1="C200247B" w:usb2="00000009" w:usb3="00000000" w:csb0="000001FF" w:csb1="00000000"/>
-    <w:embedRegular r:id="rId5" w:fontKey="{66840073-C5E9-4859-A3FD-0BBA1DB4C2D0}"/>
+    <w:embedRegular r:id="rId5" w:fontKey="{E6CC1B04-0D43-4EFF-94B4-3EFFF43C0D75}"/>
   </w:font>
 </w:fonts>
 </file>
@@ -16449,93 +16607,6 @@
     </w:lvl>
   </w:abstractNum>
   <w:abstractNum w:abstractNumId="6" w15:restartNumberingAfterBreak="0">
-    <w:nsid w:val="04E90C6B"/>
-    <w:multiLevelType w:val="hybridMultilevel"/>
-    <w:tmpl w:val="096486F6"/>
-    <w:name w:val="__API_DOC_SQUARE_BULLET__222"/>
-    <w:lvl w:ilvl="0" w:tplc="0409000F">
-      <w:start w:val="1"/>
-      <w:numFmt w:val="decimal"/>
-      <w:lvlText w:val="%1."/>
-      <w:lvlJc w:val="left"/>
-      <w:pPr>
-        <w:ind w:left="440" w:hanging="440"/>
-      </w:pPr>
-    </w:lvl>
-    <w:lvl w:ilvl="1" w:tplc="04090017" w:tentative="1">
-      <w:start w:val="1"/>
-      <w:numFmt w:val="aiueoFullWidth"/>
-      <w:lvlText w:val="(%2)"/>
-      <w:lvlJc w:val="left"/>
-      <w:pPr>
-        <w:ind w:left="880" w:hanging="440"/>
-      </w:pPr>
-    </w:lvl>
-    <w:lvl w:ilvl="2" w:tplc="04090011" w:tentative="1">
-      <w:start w:val="1"/>
-      <w:numFmt w:val="decimalEnclosedCircle"/>
-      <w:lvlText w:val="%3"/>
-      <w:lvlJc w:val="left"/>
-      <w:pPr>
-        <w:ind w:left="1320" w:hanging="440"/>
-      </w:pPr>
-    </w:lvl>
-    <w:lvl w:ilvl="3" w:tplc="0409000F" w:tentative="1">
-      <w:start w:val="1"/>
-      <w:numFmt w:val="decimal"/>
-      <w:lvlText w:val="%4."/>
-      <w:lvlJc w:val="left"/>
-      <w:pPr>
-        <w:ind w:left="1760" w:hanging="440"/>
-      </w:pPr>
-    </w:lvl>
-    <w:lvl w:ilvl="4" w:tplc="04090017" w:tentative="1">
-      <w:start w:val="1"/>
-      <w:numFmt w:val="aiueoFullWidth"/>
-      <w:lvlText w:val="(%5)"/>
-      <w:lvlJc w:val="left"/>
-      <w:pPr>
-        <w:ind w:left="2200" w:hanging="440"/>
-      </w:pPr>
-    </w:lvl>
-    <w:lvl w:ilvl="5" w:tplc="04090011" w:tentative="1">
-      <w:start w:val="1"/>
-      <w:numFmt w:val="decimalEnclosedCircle"/>
-      <w:lvlText w:val="%6"/>
-      <w:lvlJc w:val="left"/>
-      <w:pPr>
-        <w:ind w:left="2640" w:hanging="440"/>
-      </w:pPr>
-    </w:lvl>
-    <w:lvl w:ilvl="6" w:tplc="0409000F" w:tentative="1">
-      <w:start w:val="1"/>
-      <w:numFmt w:val="decimal"/>
-      <w:lvlText w:val="%7."/>
-      <w:lvlJc w:val="left"/>
-      <w:pPr>
-        <w:ind w:left="3080" w:hanging="440"/>
-      </w:pPr>
-    </w:lvl>
-    <w:lvl w:ilvl="7" w:tplc="04090017" w:tentative="1">
-      <w:start w:val="1"/>
-      <w:numFmt w:val="aiueoFullWidth"/>
-      <w:lvlText w:val="(%8)"/>
-      <w:lvlJc w:val="left"/>
-      <w:pPr>
-        <w:ind w:left="3520" w:hanging="440"/>
-      </w:pPr>
-    </w:lvl>
-    <w:lvl w:ilvl="8" w:tplc="04090011" w:tentative="1">
-      <w:start w:val="1"/>
-      <w:numFmt w:val="decimalEnclosedCircle"/>
-      <w:lvlText w:val="%9"/>
-      <w:lvlJc w:val="left"/>
-      <w:pPr>
-        <w:ind w:left="3960" w:hanging="440"/>
-      </w:pPr>
-    </w:lvl>
-  </w:abstractNum>
-  <w:abstractNum w:abstractNumId="7" w15:restartNumberingAfterBreak="0">
     <w:nsid w:val="0759189A"/>
     <w:multiLevelType w:val="multilevel"/>
     <w:tmpl w:val="263C5180"/>
@@ -16646,6 +16717,93 @@
       <w:rPr>
         <w:u w:val="none"/>
       </w:rPr>
+    </w:lvl>
+  </w:abstractNum>
+  <w:abstractNum w:abstractNumId="7" w15:restartNumberingAfterBreak="0">
+    <w:nsid w:val="08635FBB"/>
+    <w:multiLevelType w:val="hybridMultilevel"/>
+    <w:tmpl w:val="B1B4CD62"/>
+    <w:name w:val="__API_DOC_SQUARE_BULLET__22"/>
+    <w:lvl w:ilvl="0" w:tplc="0409000F">
+      <w:start w:val="1"/>
+      <w:numFmt w:val="decimal"/>
+      <w:lvlText w:val="%1."/>
+      <w:lvlJc w:val="left"/>
+      <w:pPr>
+        <w:ind w:left="440" w:hanging="440"/>
+      </w:pPr>
+    </w:lvl>
+    <w:lvl w:ilvl="1" w:tplc="04090017" w:tentative="1">
+      <w:start w:val="1"/>
+      <w:numFmt w:val="aiueoFullWidth"/>
+      <w:lvlText w:val="(%2)"/>
+      <w:lvlJc w:val="left"/>
+      <w:pPr>
+        <w:ind w:left="880" w:hanging="440"/>
+      </w:pPr>
+    </w:lvl>
+    <w:lvl w:ilvl="2" w:tplc="04090011" w:tentative="1">
+      <w:start w:val="1"/>
+      <w:numFmt w:val="decimalEnclosedCircle"/>
+      <w:lvlText w:val="%3"/>
+      <w:lvlJc w:val="left"/>
+      <w:pPr>
+        <w:ind w:left="1320" w:hanging="440"/>
+      </w:pPr>
+    </w:lvl>
+    <w:lvl w:ilvl="3" w:tplc="0409000F" w:tentative="1">
+      <w:start w:val="1"/>
+      <w:numFmt w:val="decimal"/>
+      <w:lvlText w:val="%4."/>
+      <w:lvlJc w:val="left"/>
+      <w:pPr>
+        <w:ind w:left="1760" w:hanging="440"/>
+      </w:pPr>
+    </w:lvl>
+    <w:lvl w:ilvl="4" w:tplc="04090017" w:tentative="1">
+      <w:start w:val="1"/>
+      <w:numFmt w:val="aiueoFullWidth"/>
+      <w:lvlText w:val="(%5)"/>
+      <w:lvlJc w:val="left"/>
+      <w:pPr>
+        <w:ind w:left="2200" w:hanging="440"/>
+      </w:pPr>
+    </w:lvl>
+    <w:lvl w:ilvl="5" w:tplc="04090011" w:tentative="1">
+      <w:start w:val="1"/>
+      <w:numFmt w:val="decimalEnclosedCircle"/>
+      <w:lvlText w:val="%6"/>
+      <w:lvlJc w:val="left"/>
+      <w:pPr>
+        <w:ind w:left="2640" w:hanging="440"/>
+      </w:pPr>
+    </w:lvl>
+    <w:lvl w:ilvl="6" w:tplc="0409000F" w:tentative="1">
+      <w:start w:val="1"/>
+      <w:numFmt w:val="decimal"/>
+      <w:lvlText w:val="%7."/>
+      <w:lvlJc w:val="left"/>
+      <w:pPr>
+        <w:ind w:left="3080" w:hanging="440"/>
+      </w:pPr>
+    </w:lvl>
+    <w:lvl w:ilvl="7" w:tplc="04090017" w:tentative="1">
+      <w:start w:val="1"/>
+      <w:numFmt w:val="aiueoFullWidth"/>
+      <w:lvlText w:val="(%8)"/>
+      <w:lvlJc w:val="left"/>
+      <w:pPr>
+        <w:ind w:left="3520" w:hanging="440"/>
+      </w:pPr>
+    </w:lvl>
+    <w:lvl w:ilvl="8" w:tplc="04090011" w:tentative="1">
+      <w:start w:val="1"/>
+      <w:numFmt w:val="decimalEnclosedCircle"/>
+      <w:lvlText w:val="%9"/>
+      <w:lvlJc w:val="left"/>
+      <w:pPr>
+        <w:ind w:left="3960" w:hanging="440"/>
+      </w:pPr>
     </w:lvl>
   </w:abstractNum>
   <w:abstractNum w:abstractNumId="8" w15:restartNumberingAfterBreak="0">
@@ -18576,93 +18734,6 @@
     </w:lvl>
   </w:abstractNum>
   <w:abstractNum w:abstractNumId="25" w15:restartNumberingAfterBreak="0">
-    <w:nsid w:val="15342A78"/>
-    <w:multiLevelType w:val="hybridMultilevel"/>
-    <w:tmpl w:val="E24AE06E"/>
-    <w:name w:val="__API_DOC_SQUARE_BULLET__2222222"/>
-    <w:lvl w:ilvl="0" w:tplc="0409000F">
-      <w:start w:val="1"/>
-      <w:numFmt w:val="decimal"/>
-      <w:lvlText w:val="%1."/>
-      <w:lvlJc w:val="left"/>
-      <w:pPr>
-        <w:ind w:left="440" w:hanging="440"/>
-      </w:pPr>
-    </w:lvl>
-    <w:lvl w:ilvl="1" w:tplc="04090017" w:tentative="1">
-      <w:start w:val="1"/>
-      <w:numFmt w:val="aiueoFullWidth"/>
-      <w:lvlText w:val="(%2)"/>
-      <w:lvlJc w:val="left"/>
-      <w:pPr>
-        <w:ind w:left="880" w:hanging="440"/>
-      </w:pPr>
-    </w:lvl>
-    <w:lvl w:ilvl="2" w:tplc="04090011" w:tentative="1">
-      <w:start w:val="1"/>
-      <w:numFmt w:val="decimalEnclosedCircle"/>
-      <w:lvlText w:val="%3"/>
-      <w:lvlJc w:val="left"/>
-      <w:pPr>
-        <w:ind w:left="1320" w:hanging="440"/>
-      </w:pPr>
-    </w:lvl>
-    <w:lvl w:ilvl="3" w:tplc="0409000F" w:tentative="1">
-      <w:start w:val="1"/>
-      <w:numFmt w:val="decimal"/>
-      <w:lvlText w:val="%4."/>
-      <w:lvlJc w:val="left"/>
-      <w:pPr>
-        <w:ind w:left="1760" w:hanging="440"/>
-      </w:pPr>
-    </w:lvl>
-    <w:lvl w:ilvl="4" w:tplc="04090017" w:tentative="1">
-      <w:start w:val="1"/>
-      <w:numFmt w:val="aiueoFullWidth"/>
-      <w:lvlText w:val="(%5)"/>
-      <w:lvlJc w:val="left"/>
-      <w:pPr>
-        <w:ind w:left="2200" w:hanging="440"/>
-      </w:pPr>
-    </w:lvl>
-    <w:lvl w:ilvl="5" w:tplc="04090011" w:tentative="1">
-      <w:start w:val="1"/>
-      <w:numFmt w:val="decimalEnclosedCircle"/>
-      <w:lvlText w:val="%6"/>
-      <w:lvlJc w:val="left"/>
-      <w:pPr>
-        <w:ind w:left="2640" w:hanging="440"/>
-      </w:pPr>
-    </w:lvl>
-    <w:lvl w:ilvl="6" w:tplc="0409000F" w:tentative="1">
-      <w:start w:val="1"/>
-      <w:numFmt w:val="decimal"/>
-      <w:lvlText w:val="%7."/>
-      <w:lvlJc w:val="left"/>
-      <w:pPr>
-        <w:ind w:left="3080" w:hanging="440"/>
-      </w:pPr>
-    </w:lvl>
-    <w:lvl w:ilvl="7" w:tplc="04090017" w:tentative="1">
-      <w:start w:val="1"/>
-      <w:numFmt w:val="aiueoFullWidth"/>
-      <w:lvlText w:val="(%8)"/>
-      <w:lvlJc w:val="left"/>
-      <w:pPr>
-        <w:ind w:left="3520" w:hanging="440"/>
-      </w:pPr>
-    </w:lvl>
-    <w:lvl w:ilvl="8" w:tplc="04090011" w:tentative="1">
-      <w:start w:val="1"/>
-      <w:numFmt w:val="decimalEnclosedCircle"/>
-      <w:lvlText w:val="%9"/>
-      <w:lvlJc w:val="left"/>
-      <w:pPr>
-        <w:ind w:left="3960" w:hanging="440"/>
-      </w:pPr>
-    </w:lvl>
-  </w:abstractNum>
-  <w:abstractNum w:abstractNumId="26" w15:restartNumberingAfterBreak="0">
     <w:nsid w:val="186922FA"/>
     <w:multiLevelType w:val="hybridMultilevel"/>
     <w:tmpl w:val="F4202E96"/>
@@ -18775,7 +18846,7 @@
       </w:rPr>
     </w:lvl>
   </w:abstractNum>
-  <w:abstractNum w:abstractNumId="27" w15:restartNumberingAfterBreak="0">
+  <w:abstractNum w:abstractNumId="26" w15:restartNumberingAfterBreak="0">
     <w:nsid w:val="18897D34"/>
     <w:multiLevelType w:val="multilevel"/>
     <w:tmpl w:val="BD8AF998"/>
@@ -18889,7 +18960,7 @@
       </w:rPr>
     </w:lvl>
   </w:abstractNum>
-  <w:abstractNum w:abstractNumId="28" w15:restartNumberingAfterBreak="0">
+  <w:abstractNum w:abstractNumId="27" w15:restartNumberingAfterBreak="0">
     <w:nsid w:val="1A4570FA"/>
     <w:multiLevelType w:val="hybridMultilevel"/>
     <w:tmpl w:val="A3185B0E"/>
@@ -19002,7 +19073,7 @@
       </w:rPr>
     </w:lvl>
   </w:abstractNum>
-  <w:abstractNum w:abstractNumId="29" w15:restartNumberingAfterBreak="0">
+  <w:abstractNum w:abstractNumId="28" w15:restartNumberingAfterBreak="0">
     <w:nsid w:val="1B2B6C14"/>
     <w:multiLevelType w:val="multilevel"/>
     <w:tmpl w:val="634A977E"/>
@@ -19116,7 +19187,7 @@
       </w:rPr>
     </w:lvl>
   </w:abstractNum>
-  <w:abstractNum w:abstractNumId="30" w15:restartNumberingAfterBreak="0">
+  <w:abstractNum w:abstractNumId="29" w15:restartNumberingAfterBreak="0">
     <w:nsid w:val="1B77516B"/>
     <w:multiLevelType w:val="hybridMultilevel"/>
     <w:tmpl w:val="55786B50"/>
@@ -19229,7 +19300,7 @@
       </w:rPr>
     </w:lvl>
   </w:abstractNum>
-  <w:abstractNum w:abstractNumId="31" w15:restartNumberingAfterBreak="0">
+  <w:abstractNum w:abstractNumId="30" w15:restartNumberingAfterBreak="0">
     <w:nsid w:val="1EBA0BEF"/>
     <w:multiLevelType w:val="multilevel"/>
     <w:tmpl w:val="BD8AF998"/>
@@ -19343,7 +19414,7 @@
       </w:rPr>
     </w:lvl>
   </w:abstractNum>
-  <w:abstractNum w:abstractNumId="32" w15:restartNumberingAfterBreak="0">
+  <w:abstractNum w:abstractNumId="31" w15:restartNumberingAfterBreak="0">
     <w:nsid w:val="1F5529E3"/>
     <w:multiLevelType w:val="multilevel"/>
     <w:tmpl w:val="304E6B04"/>
@@ -19492,7 +19563,7 @@
       </w:rPr>
     </w:lvl>
   </w:abstractNum>
-  <w:abstractNum w:abstractNumId="33" w15:restartNumberingAfterBreak="0">
+  <w:abstractNum w:abstractNumId="32" w15:restartNumberingAfterBreak="0">
     <w:nsid w:val="1FB92F7A"/>
     <w:multiLevelType w:val="hybridMultilevel"/>
     <w:tmpl w:val="BAFCEED6"/>
@@ -19603,6 +19674,93 @@
       <w:rPr>
         <w:rFonts w:ascii="Meiryo UI" w:hAnsi="Meiryo UI" w:eastAsia="Meiryo UI" w:cs="Meiryo UI" w:hint="default"/>
       </w:rPr>
+    </w:lvl>
+  </w:abstractNum>
+  <w:abstractNum w:abstractNumId="33" w15:restartNumberingAfterBreak="0">
+    <w:nsid w:val="20772B11"/>
+    <w:multiLevelType w:val="hybridMultilevel"/>
+    <w:tmpl w:val="B31E0FDC"/>
+    <w:name w:val="__API_DOC_SQUARE_BULLET__22222222"/>
+    <w:lvl w:ilvl="0" w:tplc="0409000F">
+      <w:start w:val="1"/>
+      <w:numFmt w:val="decimal"/>
+      <w:lvlText w:val="%1."/>
+      <w:lvlJc w:val="left"/>
+      <w:pPr>
+        <w:ind w:left="440" w:hanging="440"/>
+      </w:pPr>
+    </w:lvl>
+    <w:lvl w:ilvl="1" w:tplc="04090017" w:tentative="1">
+      <w:start w:val="1"/>
+      <w:numFmt w:val="aiueoFullWidth"/>
+      <w:lvlText w:val="(%2)"/>
+      <w:lvlJc w:val="left"/>
+      <w:pPr>
+        <w:ind w:left="880" w:hanging="440"/>
+      </w:pPr>
+    </w:lvl>
+    <w:lvl w:ilvl="2" w:tplc="04090011" w:tentative="1">
+      <w:start w:val="1"/>
+      <w:numFmt w:val="decimalEnclosedCircle"/>
+      <w:lvlText w:val="%3"/>
+      <w:lvlJc w:val="left"/>
+      <w:pPr>
+        <w:ind w:left="1320" w:hanging="440"/>
+      </w:pPr>
+    </w:lvl>
+    <w:lvl w:ilvl="3" w:tplc="0409000F" w:tentative="1">
+      <w:start w:val="1"/>
+      <w:numFmt w:val="decimal"/>
+      <w:lvlText w:val="%4."/>
+      <w:lvlJc w:val="left"/>
+      <w:pPr>
+        <w:ind w:left="1760" w:hanging="440"/>
+      </w:pPr>
+    </w:lvl>
+    <w:lvl w:ilvl="4" w:tplc="04090017" w:tentative="1">
+      <w:start w:val="1"/>
+      <w:numFmt w:val="aiueoFullWidth"/>
+      <w:lvlText w:val="(%5)"/>
+      <w:lvlJc w:val="left"/>
+      <w:pPr>
+        <w:ind w:left="2200" w:hanging="440"/>
+      </w:pPr>
+    </w:lvl>
+    <w:lvl w:ilvl="5" w:tplc="04090011" w:tentative="1">
+      <w:start w:val="1"/>
+      <w:numFmt w:val="decimalEnclosedCircle"/>
+      <w:lvlText w:val="%6"/>
+      <w:lvlJc w:val="left"/>
+      <w:pPr>
+        <w:ind w:left="2640" w:hanging="440"/>
+      </w:pPr>
+    </w:lvl>
+    <w:lvl w:ilvl="6" w:tplc="0409000F" w:tentative="1">
+      <w:start w:val="1"/>
+      <w:numFmt w:val="decimal"/>
+      <w:lvlText w:val="%7."/>
+      <w:lvlJc w:val="left"/>
+      <w:pPr>
+        <w:ind w:left="3080" w:hanging="440"/>
+      </w:pPr>
+    </w:lvl>
+    <w:lvl w:ilvl="7" w:tplc="04090017" w:tentative="1">
+      <w:start w:val="1"/>
+      <w:numFmt w:val="aiueoFullWidth"/>
+      <w:lvlText w:val="(%8)"/>
+      <w:lvlJc w:val="left"/>
+      <w:pPr>
+        <w:ind w:left="3520" w:hanging="440"/>
+      </w:pPr>
+    </w:lvl>
+    <w:lvl w:ilvl="8" w:tplc="04090011" w:tentative="1">
+      <w:start w:val="1"/>
+      <w:numFmt w:val="decimalEnclosedCircle"/>
+      <w:lvlText w:val="%9"/>
+      <w:lvlJc w:val="left"/>
+      <w:pPr>
+        <w:ind w:left="3960" w:hanging="440"/>
+      </w:pPr>
     </w:lvl>
   </w:abstractNum>
   <w:abstractNum w:abstractNumId="34" w15:restartNumberingAfterBreak="0">
@@ -20627,6 +20785,21 @@
     </w:lvl>
   </w:abstractNum>
   <w:abstractNum w:abstractNumId="43" w15:restartNumberingAfterBreak="0">
+    <w:nsid w:val="24190EC1"/>
+    <w:multiLevelType w:val="singleLevel"/>
+    <w:tmpl w:val="0409000F"/>
+    <w:name w:val="__API_DOC_SQUARE_BULLET__"/>
+    <w:lvl w:ilvl="0">
+      <w:start w:val="1"/>
+      <w:numFmt w:val="decimal"/>
+      <w:lvlText w:val="%1."/>
+      <w:lvlJc w:val="left"/>
+      <w:pPr>
+        <w:ind w:left="440" w:hanging="440"/>
+      </w:pPr>
+    </w:lvl>
+  </w:abstractNum>
+  <w:abstractNum w:abstractNumId="44" w15:restartNumberingAfterBreak="0">
     <w:nsid w:val="24824914"/>
     <w:multiLevelType w:val="multilevel"/>
     <w:tmpl w:val="D8225056"/>
@@ -20740,7 +20913,7 @@
       </w:rPr>
     </w:lvl>
   </w:abstractNum>
-  <w:abstractNum w:abstractNumId="44" w15:restartNumberingAfterBreak="0">
+  <w:abstractNum w:abstractNumId="45" w15:restartNumberingAfterBreak="0">
     <w:nsid w:val="24911077"/>
     <w:multiLevelType w:val="hybridMultilevel"/>
     <w:tmpl w:val="A43C43C6"/>
@@ -20853,7 +21026,7 @@
       </w:rPr>
     </w:lvl>
   </w:abstractNum>
-  <w:abstractNum w:abstractNumId="45" w15:restartNumberingAfterBreak="0">
+  <w:abstractNum w:abstractNumId="46" w15:restartNumberingAfterBreak="0">
     <w:nsid w:val="24ED5ECE"/>
     <w:multiLevelType w:val="multilevel"/>
     <w:tmpl w:val="78DCEAD8"/>
@@ -20966,7 +21139,7 @@
       </w:rPr>
     </w:lvl>
   </w:abstractNum>
-  <w:abstractNum w:abstractNumId="46" w15:restartNumberingAfterBreak="0">
+  <w:abstractNum w:abstractNumId="47" w15:restartNumberingAfterBreak="0">
     <w:nsid w:val="251371D7"/>
     <w:multiLevelType w:val="hybridMultilevel"/>
     <w:tmpl w:val="4D065978"/>
@@ -21079,7 +21252,7 @@
       </w:rPr>
     </w:lvl>
   </w:abstractNum>
-  <w:abstractNum w:abstractNumId="47" w15:restartNumberingAfterBreak="0">
+  <w:abstractNum w:abstractNumId="48" w15:restartNumberingAfterBreak="0">
     <w:nsid w:val="255448F2"/>
     <w:multiLevelType w:val="hybridMultilevel"/>
     <w:tmpl w:val="5CA47410"/>
@@ -21192,7 +21365,7 @@
       </w:rPr>
     </w:lvl>
   </w:abstractNum>
-  <w:abstractNum w:abstractNumId="48" w15:restartNumberingAfterBreak="0">
+  <w:abstractNum w:abstractNumId="49" w15:restartNumberingAfterBreak="0">
     <w:nsid w:val="25BB40D7"/>
     <w:multiLevelType w:val="hybridMultilevel"/>
     <w:tmpl w:val="836C4F26"/>
@@ -21305,7 +21478,7 @@
       </w:rPr>
     </w:lvl>
   </w:abstractNum>
-  <w:abstractNum w:abstractNumId="49" w15:restartNumberingAfterBreak="0">
+  <w:abstractNum w:abstractNumId="50" w15:restartNumberingAfterBreak="0">
     <w:nsid w:val="26390E0E"/>
     <w:multiLevelType w:val="hybridMultilevel"/>
     <w:tmpl w:val="E70A2C00"/>
@@ -21416,93 +21589,6 @@
       <w:rPr>
         <w:rFonts w:ascii="Meiryo UI" w:hAnsi="Meiryo UI" w:eastAsia="Meiryo UI" w:cs="Meiryo UI" w:hint="default"/>
       </w:rPr>
-    </w:lvl>
-  </w:abstractNum>
-  <w:abstractNum w:abstractNumId="50" w15:restartNumberingAfterBreak="0">
-    <w:nsid w:val="28684DC1"/>
-    <w:multiLevelType w:val="hybridMultilevel"/>
-    <w:tmpl w:val="4C4C8058"/>
-    <w:name w:val="__API_DOC_SQUARE_BULLET__2"/>
-    <w:lvl w:ilvl="0" w:tplc="0409000F">
-      <w:start w:val="1"/>
-      <w:numFmt w:val="decimal"/>
-      <w:lvlText w:val="%1."/>
-      <w:lvlJc w:val="left"/>
-      <w:pPr>
-        <w:ind w:left="440" w:hanging="440"/>
-      </w:pPr>
-    </w:lvl>
-    <w:lvl w:ilvl="1" w:tplc="04090017" w:tentative="1">
-      <w:start w:val="1"/>
-      <w:numFmt w:val="aiueoFullWidth"/>
-      <w:lvlText w:val="(%2)"/>
-      <w:lvlJc w:val="left"/>
-      <w:pPr>
-        <w:ind w:left="880" w:hanging="440"/>
-      </w:pPr>
-    </w:lvl>
-    <w:lvl w:ilvl="2" w:tplc="04090011" w:tentative="1">
-      <w:start w:val="1"/>
-      <w:numFmt w:val="decimalEnclosedCircle"/>
-      <w:lvlText w:val="%3"/>
-      <w:lvlJc w:val="left"/>
-      <w:pPr>
-        <w:ind w:left="1320" w:hanging="440"/>
-      </w:pPr>
-    </w:lvl>
-    <w:lvl w:ilvl="3" w:tplc="0409000F" w:tentative="1">
-      <w:start w:val="1"/>
-      <w:numFmt w:val="decimal"/>
-      <w:lvlText w:val="%4."/>
-      <w:lvlJc w:val="left"/>
-      <w:pPr>
-        <w:ind w:left="1760" w:hanging="440"/>
-      </w:pPr>
-    </w:lvl>
-    <w:lvl w:ilvl="4" w:tplc="04090017" w:tentative="1">
-      <w:start w:val="1"/>
-      <w:numFmt w:val="aiueoFullWidth"/>
-      <w:lvlText w:val="(%5)"/>
-      <w:lvlJc w:val="left"/>
-      <w:pPr>
-        <w:ind w:left="2200" w:hanging="440"/>
-      </w:pPr>
-    </w:lvl>
-    <w:lvl w:ilvl="5" w:tplc="04090011" w:tentative="1">
-      <w:start w:val="1"/>
-      <w:numFmt w:val="decimalEnclosedCircle"/>
-      <w:lvlText w:val="%6"/>
-      <w:lvlJc w:val="left"/>
-      <w:pPr>
-        <w:ind w:left="2640" w:hanging="440"/>
-      </w:pPr>
-    </w:lvl>
-    <w:lvl w:ilvl="6" w:tplc="0409000F" w:tentative="1">
-      <w:start w:val="1"/>
-      <w:numFmt w:val="decimal"/>
-      <w:lvlText w:val="%7."/>
-      <w:lvlJc w:val="left"/>
-      <w:pPr>
-        <w:ind w:left="3080" w:hanging="440"/>
-      </w:pPr>
-    </w:lvl>
-    <w:lvl w:ilvl="7" w:tplc="04090017" w:tentative="1">
-      <w:start w:val="1"/>
-      <w:numFmt w:val="aiueoFullWidth"/>
-      <w:lvlText w:val="(%8)"/>
-      <w:lvlJc w:val="left"/>
-      <w:pPr>
-        <w:ind w:left="3520" w:hanging="440"/>
-      </w:pPr>
-    </w:lvl>
-    <w:lvl w:ilvl="8" w:tplc="04090011" w:tentative="1">
-      <w:start w:val="1"/>
-      <w:numFmt w:val="decimalEnclosedCircle"/>
-      <w:lvlText w:val="%9"/>
-      <w:lvlJc w:val="left"/>
-      <w:pPr>
-        <w:ind w:left="3960" w:hanging="440"/>
-      </w:pPr>
     </w:lvl>
   </w:abstractNum>
   <w:abstractNum w:abstractNumId="51" w15:restartNumberingAfterBreak="0">
@@ -22187,23 +22273,6 @@
     </w:lvl>
   </w:abstractNum>
   <w:abstractNum w:abstractNumId="57" w15:restartNumberingAfterBreak="0">
-    <w:nsid w:val="321D457C"/>
-    <w:multiLevelType w:val="singleLevel"/>
-    <w:tmpl w:val="04090001"/>
-    <w:lvl w:ilvl="0">
-      <w:start w:val="1"/>
-      <w:numFmt w:val="bullet"/>
-      <w:lvlText w:val="■"/>
-      <w:lvlJc w:val="left"/>
-      <w:pPr>
-        <w:ind w:left="440" w:hanging="440"/>
-      </w:pPr>
-      <w:rPr>
-        <w:rFonts w:ascii="Meiryo UI" w:hAnsi="Meiryo UI" w:eastAsia="Meiryo UI" w:cs="Meiryo UI" w:hint="default"/>
-      </w:rPr>
-    </w:lvl>
-  </w:abstractNum>
-  <w:abstractNum w:abstractNumId="58" w15:restartNumberingAfterBreak="0">
     <w:nsid w:val="3403041A"/>
     <w:multiLevelType w:val="hybridMultilevel"/>
     <w:tmpl w:val="20EAF8A0"/>
@@ -22316,7 +22385,7 @@
       </w:rPr>
     </w:lvl>
   </w:abstractNum>
-  <w:abstractNum w:abstractNumId="59" w15:restartNumberingAfterBreak="0">
+  <w:abstractNum w:abstractNumId="58" w15:restartNumberingAfterBreak="0">
     <w:nsid w:val="3413029B"/>
     <w:multiLevelType w:val="multilevel"/>
     <w:tmpl w:val="BD8AF998"/>
@@ -22430,7 +22499,7 @@
       </w:rPr>
     </w:lvl>
   </w:abstractNum>
-  <w:abstractNum w:abstractNumId="60" w15:restartNumberingAfterBreak="0">
+  <w:abstractNum w:abstractNumId="59" w15:restartNumberingAfterBreak="0">
     <w:nsid w:val="34671E8B"/>
     <w:multiLevelType w:val="hybridMultilevel"/>
     <w:tmpl w:val="ECCCE8BC"/>
@@ -22543,10 +22612,10 @@
       </w:rPr>
     </w:lvl>
   </w:abstractNum>
-  <w:abstractNum w:abstractNumId="61" w15:restartNumberingAfterBreak="0">
-    <w:nsid w:val="366E4976"/>
+  <w:abstractNum w:abstractNumId="60" w15:restartNumberingAfterBreak="0">
+    <w:nsid w:val="34F9702E"/>
     <w:multiLevelType w:val="hybridMultilevel"/>
-    <w:tmpl w:val="0BB69C40"/>
+    <w:tmpl w:val="B0EE21A0"/>
     <w:name w:val="__API_DOC_SQUARE_BULLET__2222"/>
     <w:lvl w:ilvl="0" w:tplc="0409000F">
       <w:start w:val="1"/>
@@ -22630,7 +22699,7 @@
       </w:pPr>
     </w:lvl>
   </w:abstractNum>
-  <w:abstractNum w:abstractNumId="62" w15:restartNumberingAfterBreak="0">
+  <w:abstractNum w:abstractNumId="61" w15:restartNumberingAfterBreak="0">
     <w:nsid w:val="36B1707B"/>
     <w:multiLevelType w:val="multilevel"/>
     <w:tmpl w:val="BD8AF998"/>
@@ -22742,6 +22811,93 @@
       <w:rPr>
         <w:u w:val="none"/>
       </w:rPr>
+    </w:lvl>
+  </w:abstractNum>
+  <w:abstractNum w:abstractNumId="62" w15:restartNumberingAfterBreak="0">
+    <w:nsid w:val="36C8654E"/>
+    <w:multiLevelType w:val="hybridMultilevel"/>
+    <w:tmpl w:val="3F6EE98A"/>
+    <w:name w:val="__API_DOC_SQUARE_BULLET__222"/>
+    <w:lvl w:ilvl="0" w:tplc="0409000F">
+      <w:start w:val="1"/>
+      <w:numFmt w:val="decimal"/>
+      <w:lvlText w:val="%1."/>
+      <w:lvlJc w:val="left"/>
+      <w:pPr>
+        <w:ind w:left="440" w:hanging="440"/>
+      </w:pPr>
+    </w:lvl>
+    <w:lvl w:ilvl="1" w:tplc="04090017" w:tentative="1">
+      <w:start w:val="1"/>
+      <w:numFmt w:val="aiueoFullWidth"/>
+      <w:lvlText w:val="(%2)"/>
+      <w:lvlJc w:val="left"/>
+      <w:pPr>
+        <w:ind w:left="880" w:hanging="440"/>
+      </w:pPr>
+    </w:lvl>
+    <w:lvl w:ilvl="2" w:tplc="04090011" w:tentative="1">
+      <w:start w:val="1"/>
+      <w:numFmt w:val="decimalEnclosedCircle"/>
+      <w:lvlText w:val="%3"/>
+      <w:lvlJc w:val="left"/>
+      <w:pPr>
+        <w:ind w:left="1320" w:hanging="440"/>
+      </w:pPr>
+    </w:lvl>
+    <w:lvl w:ilvl="3" w:tplc="0409000F" w:tentative="1">
+      <w:start w:val="1"/>
+      <w:numFmt w:val="decimal"/>
+      <w:lvlText w:val="%4."/>
+      <w:lvlJc w:val="left"/>
+      <w:pPr>
+        <w:ind w:left="1760" w:hanging="440"/>
+      </w:pPr>
+    </w:lvl>
+    <w:lvl w:ilvl="4" w:tplc="04090017" w:tentative="1">
+      <w:start w:val="1"/>
+      <w:numFmt w:val="aiueoFullWidth"/>
+      <w:lvlText w:val="(%5)"/>
+      <w:lvlJc w:val="left"/>
+      <w:pPr>
+        <w:ind w:left="2200" w:hanging="440"/>
+      </w:pPr>
+    </w:lvl>
+    <w:lvl w:ilvl="5" w:tplc="04090011" w:tentative="1">
+      <w:start w:val="1"/>
+      <w:numFmt w:val="decimalEnclosedCircle"/>
+      <w:lvlText w:val="%6"/>
+      <w:lvlJc w:val="left"/>
+      <w:pPr>
+        <w:ind w:left="2640" w:hanging="440"/>
+      </w:pPr>
+    </w:lvl>
+    <w:lvl w:ilvl="6" w:tplc="0409000F" w:tentative="1">
+      <w:start w:val="1"/>
+      <w:numFmt w:val="decimal"/>
+      <w:lvlText w:val="%7."/>
+      <w:lvlJc w:val="left"/>
+      <w:pPr>
+        <w:ind w:left="3080" w:hanging="440"/>
+      </w:pPr>
+    </w:lvl>
+    <w:lvl w:ilvl="7" w:tplc="04090017" w:tentative="1">
+      <w:start w:val="1"/>
+      <w:numFmt w:val="aiueoFullWidth"/>
+      <w:lvlText w:val="(%8)"/>
+      <w:lvlJc w:val="left"/>
+      <w:pPr>
+        <w:ind w:left="3520" w:hanging="440"/>
+      </w:pPr>
+    </w:lvl>
+    <w:lvl w:ilvl="8" w:tplc="04090011" w:tentative="1">
+      <w:start w:val="1"/>
+      <w:numFmt w:val="decimalEnclosedCircle"/>
+      <w:lvlText w:val="%9"/>
+      <w:lvlJc w:val="left"/>
+      <w:pPr>
+        <w:ind w:left="3960" w:hanging="440"/>
+      </w:pPr>
     </w:lvl>
   </w:abstractNum>
   <w:abstractNum w:abstractNumId="63" w15:restartNumberingAfterBreak="0">
@@ -22859,6 +23015,93 @@
     </w:lvl>
   </w:abstractNum>
   <w:abstractNum w:abstractNumId="64" w15:restartNumberingAfterBreak="0">
+    <w:nsid w:val="373B0EBE"/>
+    <w:multiLevelType w:val="hybridMultilevel"/>
+    <w:tmpl w:val="96384894"/>
+    <w:name w:val="__API_DOC_SQUARE_BULLET__2"/>
+    <w:lvl w:ilvl="0" w:tplc="0409000F">
+      <w:start w:val="1"/>
+      <w:numFmt w:val="decimal"/>
+      <w:lvlText w:val="%1."/>
+      <w:lvlJc w:val="left"/>
+      <w:pPr>
+        <w:ind w:left="440" w:hanging="440"/>
+      </w:pPr>
+    </w:lvl>
+    <w:lvl w:ilvl="1" w:tplc="04090017" w:tentative="1">
+      <w:start w:val="1"/>
+      <w:numFmt w:val="aiueoFullWidth"/>
+      <w:lvlText w:val="(%2)"/>
+      <w:lvlJc w:val="left"/>
+      <w:pPr>
+        <w:ind w:left="880" w:hanging="440"/>
+      </w:pPr>
+    </w:lvl>
+    <w:lvl w:ilvl="2" w:tplc="04090011" w:tentative="1">
+      <w:start w:val="1"/>
+      <w:numFmt w:val="decimalEnclosedCircle"/>
+      <w:lvlText w:val="%3"/>
+      <w:lvlJc w:val="left"/>
+      <w:pPr>
+        <w:ind w:left="1320" w:hanging="440"/>
+      </w:pPr>
+    </w:lvl>
+    <w:lvl w:ilvl="3" w:tplc="0409000F" w:tentative="1">
+      <w:start w:val="1"/>
+      <w:numFmt w:val="decimal"/>
+      <w:lvlText w:val="%4."/>
+      <w:lvlJc w:val="left"/>
+      <w:pPr>
+        <w:ind w:left="1760" w:hanging="440"/>
+      </w:pPr>
+    </w:lvl>
+    <w:lvl w:ilvl="4" w:tplc="04090017" w:tentative="1">
+      <w:start w:val="1"/>
+      <w:numFmt w:val="aiueoFullWidth"/>
+      <w:lvlText w:val="(%5)"/>
+      <w:lvlJc w:val="left"/>
+      <w:pPr>
+        <w:ind w:left="2200" w:hanging="440"/>
+      </w:pPr>
+    </w:lvl>
+    <w:lvl w:ilvl="5" w:tplc="04090011" w:tentative="1">
+      <w:start w:val="1"/>
+      <w:numFmt w:val="decimalEnclosedCircle"/>
+      <w:lvlText w:val="%6"/>
+      <w:lvlJc w:val="left"/>
+      <w:pPr>
+        <w:ind w:left="2640" w:hanging="440"/>
+      </w:pPr>
+    </w:lvl>
+    <w:lvl w:ilvl="6" w:tplc="0409000F" w:tentative="1">
+      <w:start w:val="1"/>
+      <w:numFmt w:val="decimal"/>
+      <w:lvlText w:val="%7."/>
+      <w:lvlJc w:val="left"/>
+      <w:pPr>
+        <w:ind w:left="3080" w:hanging="440"/>
+      </w:pPr>
+    </w:lvl>
+    <w:lvl w:ilvl="7" w:tplc="04090017" w:tentative="1">
+      <w:start w:val="1"/>
+      <w:numFmt w:val="aiueoFullWidth"/>
+      <w:lvlText w:val="(%8)"/>
+      <w:lvlJc w:val="left"/>
+      <w:pPr>
+        <w:ind w:left="3520" w:hanging="440"/>
+      </w:pPr>
+    </w:lvl>
+    <w:lvl w:ilvl="8" w:tplc="04090011" w:tentative="1">
+      <w:start w:val="1"/>
+      <w:numFmt w:val="decimalEnclosedCircle"/>
+      <w:lvlText w:val="%9"/>
+      <w:lvlJc w:val="left"/>
+      <w:pPr>
+        <w:ind w:left="3960" w:hanging="440"/>
+      </w:pPr>
+    </w:lvl>
+  </w:abstractNum>
+  <w:abstractNum w:abstractNumId="65" w15:restartNumberingAfterBreak="0">
     <w:nsid w:val="39024A4D"/>
     <w:multiLevelType w:val="hybridMultilevel"/>
     <w:tmpl w:val="75FA6968"/>
@@ -22971,7 +23214,7 @@
       </w:rPr>
     </w:lvl>
   </w:abstractNum>
-  <w:abstractNum w:abstractNumId="65" w15:restartNumberingAfterBreak="0">
+  <w:abstractNum w:abstractNumId="66" w15:restartNumberingAfterBreak="0">
     <w:nsid w:val="399F36E9"/>
     <w:multiLevelType w:val="multilevel"/>
     <w:tmpl w:val="F3E2A73E"/>
@@ -23085,7 +23328,7 @@
       </w:rPr>
     </w:lvl>
   </w:abstractNum>
-  <w:abstractNum w:abstractNumId="66" w15:restartNumberingAfterBreak="0">
+  <w:abstractNum w:abstractNumId="67" w15:restartNumberingAfterBreak="0">
     <w:nsid w:val="3A9A5308"/>
     <w:multiLevelType w:val="multilevel"/>
     <w:tmpl w:val="FD32EB1E"/>
@@ -23199,7 +23442,7 @@
       </w:rPr>
     </w:lvl>
   </w:abstractNum>
-  <w:abstractNum w:abstractNumId="67" w15:restartNumberingAfterBreak="0">
+  <w:abstractNum w:abstractNumId="68" w15:restartNumberingAfterBreak="0">
     <w:nsid w:val="3B904ECE"/>
     <w:multiLevelType w:val="hybridMultilevel"/>
     <w:tmpl w:val="D78498DA"/>
@@ -23312,7 +23555,7 @@
       </w:rPr>
     </w:lvl>
   </w:abstractNum>
-  <w:abstractNum w:abstractNumId="68" w15:restartNumberingAfterBreak="0">
+  <w:abstractNum w:abstractNumId="69" w15:restartNumberingAfterBreak="0">
     <w:nsid w:val="3CAC6515"/>
     <w:multiLevelType w:val="hybridMultilevel"/>
     <w:tmpl w:val="388E1798"/>
@@ -23425,7 +23668,7 @@
       </w:rPr>
     </w:lvl>
   </w:abstractNum>
-  <w:abstractNum w:abstractNumId="69" w15:restartNumberingAfterBreak="0">
+  <w:abstractNum w:abstractNumId="70" w15:restartNumberingAfterBreak="0">
     <w:nsid w:val="3DE24C63"/>
     <w:multiLevelType w:val="multilevel"/>
     <w:tmpl w:val="4E1E5628"/>
@@ -23538,7 +23781,7 @@
       </w:rPr>
     </w:lvl>
   </w:abstractNum>
-  <w:abstractNum w:abstractNumId="70" w15:restartNumberingAfterBreak="0">
+  <w:abstractNum w:abstractNumId="71" w15:restartNumberingAfterBreak="0">
     <w:nsid w:val="3EA039FB"/>
     <w:multiLevelType w:val="multilevel"/>
     <w:tmpl w:val="1C4ACA26"/>
@@ -23687,7 +23930,7 @@
       </w:rPr>
     </w:lvl>
   </w:abstractNum>
-  <w:abstractNum w:abstractNumId="71" w15:restartNumberingAfterBreak="0">
+  <w:abstractNum w:abstractNumId="72" w15:restartNumberingAfterBreak="0">
     <w:nsid w:val="40B05E3C"/>
     <w:multiLevelType w:val="multilevel"/>
     <w:tmpl w:val="DE4241D0"/>
@@ -23836,7 +24079,7 @@
       </w:rPr>
     </w:lvl>
   </w:abstractNum>
-  <w:abstractNum w:abstractNumId="72" w15:restartNumberingAfterBreak="0">
+  <w:abstractNum w:abstractNumId="73" w15:restartNumberingAfterBreak="0">
     <w:nsid w:val="44621AD5"/>
     <w:multiLevelType w:val="hybridMultilevel"/>
     <w:tmpl w:val="158028C4"/>
@@ -23949,7 +24192,7 @@
       </w:rPr>
     </w:lvl>
   </w:abstractNum>
-  <w:abstractNum w:abstractNumId="73" w15:restartNumberingAfterBreak="0">
+  <w:abstractNum w:abstractNumId="74" w15:restartNumberingAfterBreak="0">
     <w:nsid w:val="452C5C68"/>
     <w:multiLevelType w:val="multilevel"/>
     <w:tmpl w:val="7A6261AE"/>
@@ -24098,7 +24341,7 @@
       </w:rPr>
     </w:lvl>
   </w:abstractNum>
-  <w:abstractNum w:abstractNumId="74" w15:restartNumberingAfterBreak="0">
+  <w:abstractNum w:abstractNumId="75" w15:restartNumberingAfterBreak="0">
     <w:nsid w:val="4565660E"/>
     <w:multiLevelType w:val="multilevel"/>
     <w:tmpl w:val="E9004332"/>
@@ -24211,7 +24454,7 @@
       </w:pPr>
     </w:lvl>
   </w:abstractNum>
-  <w:abstractNum w:abstractNumId="75" w15:restartNumberingAfterBreak="0">
+  <w:abstractNum w:abstractNumId="76" w15:restartNumberingAfterBreak="0">
     <w:nsid w:val="48E1188C"/>
     <w:multiLevelType w:val="hybridMultilevel"/>
     <w:tmpl w:val="F0FEE114"/>
@@ -24303,7 +24546,7 @@
       </w:pPr>
     </w:lvl>
   </w:abstractNum>
-  <w:abstractNum w:abstractNumId="76" w15:restartNumberingAfterBreak="0">
+  <w:abstractNum w:abstractNumId="77" w15:restartNumberingAfterBreak="0">
     <w:nsid w:val="49B01F11"/>
     <w:multiLevelType w:val="multilevel"/>
     <w:tmpl w:val="14E29A24"/>
@@ -24452,7 +24695,7 @@
       </w:rPr>
     </w:lvl>
   </w:abstractNum>
-  <w:abstractNum w:abstractNumId="77" w15:restartNumberingAfterBreak="0">
+  <w:abstractNum w:abstractNumId="78" w15:restartNumberingAfterBreak="0">
     <w:nsid w:val="49D95C06"/>
     <w:multiLevelType w:val="hybridMultilevel"/>
     <w:tmpl w:val="BBC4E07A"/>
@@ -24565,7 +24808,7 @@
       </w:rPr>
     </w:lvl>
   </w:abstractNum>
-  <w:abstractNum w:abstractNumId="78" w15:restartNumberingAfterBreak="0">
+  <w:abstractNum w:abstractNumId="79" w15:restartNumberingAfterBreak="0">
     <w:nsid w:val="4ACA7AD8"/>
     <w:multiLevelType w:val="multilevel"/>
     <w:tmpl w:val="E50C8A80"/>
@@ -24678,7 +24921,7 @@
       </w:rPr>
     </w:lvl>
   </w:abstractNum>
-  <w:abstractNum w:abstractNumId="79" w15:restartNumberingAfterBreak="0">
+  <w:abstractNum w:abstractNumId="80" w15:restartNumberingAfterBreak="0">
     <w:nsid w:val="4BF95523"/>
     <w:multiLevelType w:val="multilevel"/>
     <w:tmpl w:val="BD8AF998"/>
@@ -24792,7 +25035,7 @@
       </w:rPr>
     </w:lvl>
   </w:abstractNum>
-  <w:abstractNum w:abstractNumId="80" w15:restartNumberingAfterBreak="0">
+  <w:abstractNum w:abstractNumId="81" w15:restartNumberingAfterBreak="0">
     <w:nsid w:val="4C410C97"/>
     <w:multiLevelType w:val="hybridMultilevel"/>
     <w:tmpl w:val="5FA0182E"/>
@@ -24905,7 +25148,7 @@
       </w:rPr>
     </w:lvl>
   </w:abstractNum>
-  <w:abstractNum w:abstractNumId="81" w15:restartNumberingAfterBreak="0">
+  <w:abstractNum w:abstractNumId="82" w15:restartNumberingAfterBreak="0">
     <w:nsid w:val="4C6E50A5"/>
     <w:multiLevelType w:val="multilevel"/>
     <w:tmpl w:val="4988599A"/>
@@ -25019,7 +25262,7 @@
       </w:rPr>
     </w:lvl>
   </w:abstractNum>
-  <w:abstractNum w:abstractNumId="82" w15:restartNumberingAfterBreak="0">
+  <w:abstractNum w:abstractNumId="83" w15:restartNumberingAfterBreak="0">
     <w:nsid w:val="4DD35AC5"/>
     <w:multiLevelType w:val="multilevel"/>
     <w:tmpl w:val="BD8AF998"/>
@@ -25133,7 +25376,7 @@
       </w:rPr>
     </w:lvl>
   </w:abstractNum>
-  <w:abstractNum w:abstractNumId="83" w15:restartNumberingAfterBreak="0">
+  <w:abstractNum w:abstractNumId="84" w15:restartNumberingAfterBreak="0">
     <w:nsid w:val="4E5D1EA2"/>
     <w:multiLevelType w:val="multilevel"/>
     <w:tmpl w:val="BD8AF998"/>
@@ -25247,7 +25490,7 @@
       </w:rPr>
     </w:lvl>
   </w:abstractNum>
-  <w:abstractNum w:abstractNumId="84" w15:restartNumberingAfterBreak="0">
+  <w:abstractNum w:abstractNumId="85" w15:restartNumberingAfterBreak="0">
     <w:nsid w:val="4F5E1FF6"/>
     <w:multiLevelType w:val="hybridMultilevel"/>
     <w:tmpl w:val="C15C80F2"/>
@@ -25360,7 +25603,7 @@
       </w:rPr>
     </w:lvl>
   </w:abstractNum>
-  <w:abstractNum w:abstractNumId="85" w15:restartNumberingAfterBreak="0">
+  <w:abstractNum w:abstractNumId="86" w15:restartNumberingAfterBreak="0">
     <w:nsid w:val="4FAE10FC"/>
     <w:multiLevelType w:val="multilevel"/>
     <w:tmpl w:val="AF2260C8"/>
@@ -25473,7 +25716,7 @@
       </w:rPr>
     </w:lvl>
   </w:abstractNum>
-  <w:abstractNum w:abstractNumId="86" w15:restartNumberingAfterBreak="0">
+  <w:abstractNum w:abstractNumId="87" w15:restartNumberingAfterBreak="0">
     <w:nsid w:val="50B3342D"/>
     <w:multiLevelType w:val="hybridMultilevel"/>
     <w:tmpl w:val="BCC6A66E"/>
@@ -25586,109 +25829,7 @@
       </w:rPr>
     </w:lvl>
   </w:abstractNum>
-  <w:abstractNum w:abstractNumId="87" w15:restartNumberingAfterBreak="0">
-    <w:nsid w:val="523D429C"/>
-    <w:multiLevelType w:val="singleLevel"/>
-    <w:tmpl w:val="0409000F"/>
-    <w:name w:val="__API_DOC_SQUARE_BULLET__"/>
-    <w:lvl w:ilvl="0">
-      <w:start w:val="1"/>
-      <w:numFmt w:val="decimal"/>
-      <w:lvlText w:val="%1."/>
-      <w:lvlJc w:val="left"/>
-      <w:pPr>
-        <w:ind w:left="440" w:hanging="440"/>
-      </w:pPr>
-    </w:lvl>
-  </w:abstractNum>
   <w:abstractNum w:abstractNumId="88" w15:restartNumberingAfterBreak="0">
-    <w:nsid w:val="53397A52"/>
-    <w:multiLevelType w:val="hybridMultilevel"/>
-    <w:tmpl w:val="E63AC078"/>
-    <w:name w:val="__API_DOC_SQUARE_BULLET__22222222"/>
-    <w:lvl w:ilvl="0" w:tplc="0409000F">
-      <w:start w:val="1"/>
-      <w:numFmt w:val="decimal"/>
-      <w:lvlText w:val="%1."/>
-      <w:lvlJc w:val="left"/>
-      <w:pPr>
-        <w:ind w:left="440" w:hanging="440"/>
-      </w:pPr>
-    </w:lvl>
-    <w:lvl w:ilvl="1" w:tplc="04090017" w:tentative="1">
-      <w:start w:val="1"/>
-      <w:numFmt w:val="aiueoFullWidth"/>
-      <w:lvlText w:val="(%2)"/>
-      <w:lvlJc w:val="left"/>
-      <w:pPr>
-        <w:ind w:left="880" w:hanging="440"/>
-      </w:pPr>
-    </w:lvl>
-    <w:lvl w:ilvl="2" w:tplc="04090011" w:tentative="1">
-      <w:start w:val="1"/>
-      <w:numFmt w:val="decimalEnclosedCircle"/>
-      <w:lvlText w:val="%3"/>
-      <w:lvlJc w:val="left"/>
-      <w:pPr>
-        <w:ind w:left="1320" w:hanging="440"/>
-      </w:pPr>
-    </w:lvl>
-    <w:lvl w:ilvl="3" w:tplc="0409000F" w:tentative="1">
-      <w:start w:val="1"/>
-      <w:numFmt w:val="decimal"/>
-      <w:lvlText w:val="%4."/>
-      <w:lvlJc w:val="left"/>
-      <w:pPr>
-        <w:ind w:left="1760" w:hanging="440"/>
-      </w:pPr>
-    </w:lvl>
-    <w:lvl w:ilvl="4" w:tplc="04090017" w:tentative="1">
-      <w:start w:val="1"/>
-      <w:numFmt w:val="aiueoFullWidth"/>
-      <w:lvlText w:val="(%5)"/>
-      <w:lvlJc w:val="left"/>
-      <w:pPr>
-        <w:ind w:left="2200" w:hanging="440"/>
-      </w:pPr>
-    </w:lvl>
-    <w:lvl w:ilvl="5" w:tplc="04090011" w:tentative="1">
-      <w:start w:val="1"/>
-      <w:numFmt w:val="decimalEnclosedCircle"/>
-      <w:lvlText w:val="%6"/>
-      <w:lvlJc w:val="left"/>
-      <w:pPr>
-        <w:ind w:left="2640" w:hanging="440"/>
-      </w:pPr>
-    </w:lvl>
-    <w:lvl w:ilvl="6" w:tplc="0409000F" w:tentative="1">
-      <w:start w:val="1"/>
-      <w:numFmt w:val="decimal"/>
-      <w:lvlText w:val="%7."/>
-      <w:lvlJc w:val="left"/>
-      <w:pPr>
-        <w:ind w:left="3080" w:hanging="440"/>
-      </w:pPr>
-    </w:lvl>
-    <w:lvl w:ilvl="7" w:tplc="04090017" w:tentative="1">
-      <w:start w:val="1"/>
-      <w:numFmt w:val="aiueoFullWidth"/>
-      <w:lvlText w:val="(%8)"/>
-      <w:lvlJc w:val="left"/>
-      <w:pPr>
-        <w:ind w:left="3520" w:hanging="440"/>
-      </w:pPr>
-    </w:lvl>
-    <w:lvl w:ilvl="8" w:tplc="04090011" w:tentative="1">
-      <w:start w:val="1"/>
-      <w:numFmt w:val="decimalEnclosedCircle"/>
-      <w:lvlText w:val="%9"/>
-      <w:lvlJc w:val="left"/>
-      <w:pPr>
-        <w:ind w:left="3960" w:hanging="440"/>
-      </w:pPr>
-    </w:lvl>
-  </w:abstractNum>
-  <w:abstractNum w:abstractNumId="89" w15:restartNumberingAfterBreak="0">
     <w:nsid w:val="544A63CF"/>
     <w:multiLevelType w:val="hybridMultilevel"/>
     <w:tmpl w:val="7D50F8D0"/>
@@ -25780,7 +25921,7 @@
       </w:pPr>
     </w:lvl>
   </w:abstractNum>
-  <w:abstractNum w:abstractNumId="90" w15:restartNumberingAfterBreak="0">
+  <w:abstractNum w:abstractNumId="89" w15:restartNumberingAfterBreak="0">
     <w:nsid w:val="54B27B66"/>
     <w:multiLevelType w:val="multilevel"/>
     <w:tmpl w:val="C188F960"/>
@@ -25894,7 +26035,7 @@
       </w:rPr>
     </w:lvl>
   </w:abstractNum>
-  <w:abstractNum w:abstractNumId="91" w15:restartNumberingAfterBreak="0">
+  <w:abstractNum w:abstractNumId="90" w15:restartNumberingAfterBreak="0">
     <w:nsid w:val="54D81CE0"/>
     <w:multiLevelType w:val="multilevel"/>
     <w:tmpl w:val="BD8AF998"/>
@@ -26008,7 +26149,7 @@
       </w:rPr>
     </w:lvl>
   </w:abstractNum>
-  <w:abstractNum w:abstractNumId="92" w15:restartNumberingAfterBreak="0">
+  <w:abstractNum w:abstractNumId="91" w15:restartNumberingAfterBreak="0">
     <w:nsid w:val="56D50314"/>
     <w:multiLevelType w:val="hybridMultilevel"/>
     <w:tmpl w:val="56207F00"/>
@@ -26121,7 +26262,7 @@
       </w:rPr>
     </w:lvl>
   </w:abstractNum>
-  <w:abstractNum w:abstractNumId="93" w15:restartNumberingAfterBreak="0">
+  <w:abstractNum w:abstractNumId="92" w15:restartNumberingAfterBreak="0">
     <w:nsid w:val="58CD00FF"/>
     <w:multiLevelType w:val="hybridMultilevel"/>
     <w:tmpl w:val="D70C9DFE"/>
@@ -26234,7 +26375,7 @@
       </w:rPr>
     </w:lvl>
   </w:abstractNum>
-  <w:abstractNum w:abstractNumId="94" w15:restartNumberingAfterBreak="0">
+  <w:abstractNum w:abstractNumId="93" w15:restartNumberingAfterBreak="0">
     <w:nsid w:val="5A5525DA"/>
     <w:multiLevelType w:val="hybridMultilevel"/>
     <w:tmpl w:val="44F01D84"/>
@@ -26347,7 +26488,7 @@
       </w:rPr>
     </w:lvl>
   </w:abstractNum>
-  <w:abstractNum w:abstractNumId="95" w15:restartNumberingAfterBreak="0">
+  <w:abstractNum w:abstractNumId="94" w15:restartNumberingAfterBreak="0">
     <w:nsid w:val="5BF57D0E"/>
     <w:multiLevelType w:val="hybridMultilevel"/>
     <w:tmpl w:val="A894E476"/>
@@ -26458,6 +26599,93 @@
       <w:rPr>
         <w:rFonts w:ascii="Meiryo UI" w:hAnsi="Meiryo UI" w:eastAsia="Meiryo UI" w:cs="Meiryo UI" w:hint="default"/>
       </w:rPr>
+    </w:lvl>
+  </w:abstractNum>
+  <w:abstractNum w:abstractNumId="95" w15:restartNumberingAfterBreak="0">
+    <w:nsid w:val="5C09212D"/>
+    <w:multiLevelType w:val="hybridMultilevel"/>
+    <w:tmpl w:val="D72A0C54"/>
+    <w:name w:val="__API_DOC_SQUARE_BULLET__2222222"/>
+    <w:lvl w:ilvl="0" w:tplc="0409000F">
+      <w:start w:val="1"/>
+      <w:numFmt w:val="decimal"/>
+      <w:lvlText w:val="%1."/>
+      <w:lvlJc w:val="left"/>
+      <w:pPr>
+        <w:ind w:left="440" w:hanging="440"/>
+      </w:pPr>
+    </w:lvl>
+    <w:lvl w:ilvl="1" w:tplc="04090017" w:tentative="1">
+      <w:start w:val="1"/>
+      <w:numFmt w:val="aiueoFullWidth"/>
+      <w:lvlText w:val="(%2)"/>
+      <w:lvlJc w:val="left"/>
+      <w:pPr>
+        <w:ind w:left="880" w:hanging="440"/>
+      </w:pPr>
+    </w:lvl>
+    <w:lvl w:ilvl="2" w:tplc="04090011" w:tentative="1">
+      <w:start w:val="1"/>
+      <w:numFmt w:val="decimalEnclosedCircle"/>
+      <w:lvlText w:val="%3"/>
+      <w:lvlJc w:val="left"/>
+      <w:pPr>
+        <w:ind w:left="1320" w:hanging="440"/>
+      </w:pPr>
+    </w:lvl>
+    <w:lvl w:ilvl="3" w:tplc="0409000F" w:tentative="1">
+      <w:start w:val="1"/>
+      <w:numFmt w:val="decimal"/>
+      <w:lvlText w:val="%4."/>
+      <w:lvlJc w:val="left"/>
+      <w:pPr>
+        <w:ind w:left="1760" w:hanging="440"/>
+      </w:pPr>
+    </w:lvl>
+    <w:lvl w:ilvl="4" w:tplc="04090017" w:tentative="1">
+      <w:start w:val="1"/>
+      <w:numFmt w:val="aiueoFullWidth"/>
+      <w:lvlText w:val="(%5)"/>
+      <w:lvlJc w:val="left"/>
+      <w:pPr>
+        <w:ind w:left="2200" w:hanging="440"/>
+      </w:pPr>
+    </w:lvl>
+    <w:lvl w:ilvl="5" w:tplc="04090011" w:tentative="1">
+      <w:start w:val="1"/>
+      <w:numFmt w:val="decimalEnclosedCircle"/>
+      <w:lvlText w:val="%6"/>
+      <w:lvlJc w:val="left"/>
+      <w:pPr>
+        <w:ind w:left="2640" w:hanging="440"/>
+      </w:pPr>
+    </w:lvl>
+    <w:lvl w:ilvl="6" w:tplc="0409000F" w:tentative="1">
+      <w:start w:val="1"/>
+      <w:numFmt w:val="decimal"/>
+      <w:lvlText w:val="%7."/>
+      <w:lvlJc w:val="left"/>
+      <w:pPr>
+        <w:ind w:left="3080" w:hanging="440"/>
+      </w:pPr>
+    </w:lvl>
+    <w:lvl w:ilvl="7" w:tplc="04090017" w:tentative="1">
+      <w:start w:val="1"/>
+      <w:numFmt w:val="aiueoFullWidth"/>
+      <w:lvlText w:val="(%8)"/>
+      <w:lvlJc w:val="left"/>
+      <w:pPr>
+        <w:ind w:left="3520" w:hanging="440"/>
+      </w:pPr>
+    </w:lvl>
+    <w:lvl w:ilvl="8" w:tplc="04090011" w:tentative="1">
+      <w:start w:val="1"/>
+      <w:numFmt w:val="decimalEnclosedCircle"/>
+      <w:lvlText w:val="%9"/>
+      <w:lvlJc w:val="left"/>
+      <w:pPr>
+        <w:ind w:left="3960" w:hanging="440"/>
+      </w:pPr>
     </w:lvl>
   </w:abstractNum>
   <w:abstractNum w:abstractNumId="96" w15:restartNumberingAfterBreak="0">
@@ -26800,10 +27028,10 @@
     </w:lvl>
   </w:abstractNum>
   <w:abstractNum w:abstractNumId="99" w15:restartNumberingAfterBreak="0">
-    <w:nsid w:val="5FA7512A"/>
+    <w:nsid w:val="609A32E5"/>
     <w:multiLevelType w:val="hybridMultilevel"/>
-    <w:tmpl w:val="074AF99C"/>
-    <w:name w:val="__API_DOC_SQUARE_BULLET__222222"/>
+    <w:tmpl w:val="7EAE5B66"/>
+    <w:name w:val="__API_DOC_SQUARE_BULLET__22222"/>
     <w:lvl w:ilvl="0" w:tplc="0409000F">
       <w:start w:val="1"/>
       <w:numFmt w:val="decimal"/>
@@ -27793,93 +28021,6 @@
     </w:lvl>
   </w:abstractNum>
   <w:abstractNum w:abstractNumId="108" w15:restartNumberingAfterBreak="0">
-    <w:nsid w:val="6C7225BF"/>
-    <w:multiLevelType w:val="hybridMultilevel"/>
-    <w:tmpl w:val="8880230A"/>
-    <w:name w:val="__API_DOC_SQUARE_BULLET__22222"/>
-    <w:lvl w:ilvl="0" w:tplc="0409000F">
-      <w:start w:val="1"/>
-      <w:numFmt w:val="decimal"/>
-      <w:lvlText w:val="%1."/>
-      <w:lvlJc w:val="left"/>
-      <w:pPr>
-        <w:ind w:left="440" w:hanging="440"/>
-      </w:pPr>
-    </w:lvl>
-    <w:lvl w:ilvl="1" w:tplc="04090017" w:tentative="1">
-      <w:start w:val="1"/>
-      <w:numFmt w:val="aiueoFullWidth"/>
-      <w:lvlText w:val="(%2)"/>
-      <w:lvlJc w:val="left"/>
-      <w:pPr>
-        <w:ind w:left="880" w:hanging="440"/>
-      </w:pPr>
-    </w:lvl>
-    <w:lvl w:ilvl="2" w:tplc="04090011" w:tentative="1">
-      <w:start w:val="1"/>
-      <w:numFmt w:val="decimalEnclosedCircle"/>
-      <w:lvlText w:val="%3"/>
-      <w:lvlJc w:val="left"/>
-      <w:pPr>
-        <w:ind w:left="1320" w:hanging="440"/>
-      </w:pPr>
-    </w:lvl>
-    <w:lvl w:ilvl="3" w:tplc="0409000F" w:tentative="1">
-      <w:start w:val="1"/>
-      <w:numFmt w:val="decimal"/>
-      <w:lvlText w:val="%4."/>
-      <w:lvlJc w:val="left"/>
-      <w:pPr>
-        <w:ind w:left="1760" w:hanging="440"/>
-      </w:pPr>
-    </w:lvl>
-    <w:lvl w:ilvl="4" w:tplc="04090017" w:tentative="1">
-      <w:start w:val="1"/>
-      <w:numFmt w:val="aiueoFullWidth"/>
-      <w:lvlText w:val="(%5)"/>
-      <w:lvlJc w:val="left"/>
-      <w:pPr>
-        <w:ind w:left="2200" w:hanging="440"/>
-      </w:pPr>
-    </w:lvl>
-    <w:lvl w:ilvl="5" w:tplc="04090011" w:tentative="1">
-      <w:start w:val="1"/>
-      <w:numFmt w:val="decimalEnclosedCircle"/>
-      <w:lvlText w:val="%6"/>
-      <w:lvlJc w:val="left"/>
-      <w:pPr>
-        <w:ind w:left="2640" w:hanging="440"/>
-      </w:pPr>
-    </w:lvl>
-    <w:lvl w:ilvl="6" w:tplc="0409000F" w:tentative="1">
-      <w:start w:val="1"/>
-      <w:numFmt w:val="decimal"/>
-      <w:lvlText w:val="%7."/>
-      <w:lvlJc w:val="left"/>
-      <w:pPr>
-        <w:ind w:left="3080" w:hanging="440"/>
-      </w:pPr>
-    </w:lvl>
-    <w:lvl w:ilvl="7" w:tplc="04090017" w:tentative="1">
-      <w:start w:val="1"/>
-      <w:numFmt w:val="aiueoFullWidth"/>
-      <w:lvlText w:val="(%8)"/>
-      <w:lvlJc w:val="left"/>
-      <w:pPr>
-        <w:ind w:left="3520" w:hanging="440"/>
-      </w:pPr>
-    </w:lvl>
-    <w:lvl w:ilvl="8" w:tplc="04090011" w:tentative="1">
-      <w:start w:val="1"/>
-      <w:numFmt w:val="decimalEnclosedCircle"/>
-      <w:lvlText w:val="%9"/>
-      <w:lvlJc w:val="left"/>
-      <w:pPr>
-        <w:ind w:left="3960" w:hanging="440"/>
-      </w:pPr>
-    </w:lvl>
-  </w:abstractNum>
-  <w:abstractNum w:abstractNumId="109" w15:restartNumberingAfterBreak="0">
     <w:nsid w:val="6E6E5378"/>
     <w:multiLevelType w:val="hybridMultilevel"/>
     <w:tmpl w:val="7D50F8D0"/>
@@ -27971,7 +28112,7 @@
       </w:pPr>
     </w:lvl>
   </w:abstractNum>
-  <w:abstractNum w:abstractNumId="110" w15:restartNumberingAfterBreak="0">
+  <w:abstractNum w:abstractNumId="109" w15:restartNumberingAfterBreak="0">
     <w:nsid w:val="6EB97E33"/>
     <w:multiLevelType w:val="hybridMultilevel"/>
     <w:tmpl w:val="B6C8A472"/>
@@ -28084,7 +28225,7 @@
       </w:rPr>
     </w:lvl>
   </w:abstractNum>
-  <w:abstractNum w:abstractNumId="111" w15:restartNumberingAfterBreak="0">
+  <w:abstractNum w:abstractNumId="110" w15:restartNumberingAfterBreak="0">
     <w:nsid w:val="6F4D1CAB"/>
     <w:multiLevelType w:val="hybridMultilevel"/>
     <w:tmpl w:val="1012BE32"/>
@@ -28197,7 +28338,7 @@
       </w:rPr>
     </w:lvl>
   </w:abstractNum>
-  <w:abstractNum w:abstractNumId="112" w15:restartNumberingAfterBreak="0">
+  <w:abstractNum w:abstractNumId="111" w15:restartNumberingAfterBreak="0">
     <w:nsid w:val="715A55EB"/>
     <w:multiLevelType w:val="hybridMultilevel"/>
     <w:tmpl w:val="E48A019C"/>
@@ -28283,7 +28424,7 @@
       </w:pPr>
     </w:lvl>
   </w:abstractNum>
-  <w:abstractNum w:abstractNumId="113" w15:restartNumberingAfterBreak="0">
+  <w:abstractNum w:abstractNumId="112" w15:restartNumberingAfterBreak="0">
     <w:nsid w:val="71AD4B0C"/>
     <w:multiLevelType w:val="hybridMultilevel"/>
     <w:tmpl w:val="C052AAB6"/>
@@ -28396,7 +28537,7 @@
       </w:rPr>
     </w:lvl>
   </w:abstractNum>
-  <w:abstractNum w:abstractNumId="114" w15:restartNumberingAfterBreak="0">
+  <w:abstractNum w:abstractNumId="113" w15:restartNumberingAfterBreak="0">
     <w:nsid w:val="733804CA"/>
     <w:multiLevelType w:val="hybridMultilevel"/>
     <w:tmpl w:val="CA0264DE"/>
@@ -28507,6 +28648,93 @@
       <w:rPr>
         <w:rFonts w:ascii="Meiryo UI" w:hAnsi="Meiryo UI" w:eastAsia="Meiryo UI" w:cs="Meiryo UI" w:hint="default"/>
       </w:rPr>
+    </w:lvl>
+  </w:abstractNum>
+  <w:abstractNum w:abstractNumId="114" w15:restartNumberingAfterBreak="0">
+    <w:nsid w:val="74D972B0"/>
+    <w:multiLevelType w:val="hybridMultilevel"/>
+    <w:tmpl w:val="4FB07760"/>
+    <w:name w:val="__API_DOC_SQUARE_BULLET__222222"/>
+    <w:lvl w:ilvl="0" w:tplc="0409000F">
+      <w:start w:val="1"/>
+      <w:numFmt w:val="decimal"/>
+      <w:lvlText w:val="%1."/>
+      <w:lvlJc w:val="left"/>
+      <w:pPr>
+        <w:ind w:left="440" w:hanging="440"/>
+      </w:pPr>
+    </w:lvl>
+    <w:lvl w:ilvl="1" w:tplc="04090017" w:tentative="1">
+      <w:start w:val="1"/>
+      <w:numFmt w:val="aiueoFullWidth"/>
+      <w:lvlText w:val="(%2)"/>
+      <w:lvlJc w:val="left"/>
+      <w:pPr>
+        <w:ind w:left="880" w:hanging="440"/>
+      </w:pPr>
+    </w:lvl>
+    <w:lvl w:ilvl="2" w:tplc="04090011" w:tentative="1">
+      <w:start w:val="1"/>
+      <w:numFmt w:val="decimalEnclosedCircle"/>
+      <w:lvlText w:val="%3"/>
+      <w:lvlJc w:val="left"/>
+      <w:pPr>
+        <w:ind w:left="1320" w:hanging="440"/>
+      </w:pPr>
+    </w:lvl>
+    <w:lvl w:ilvl="3" w:tplc="0409000F" w:tentative="1">
+      <w:start w:val="1"/>
+      <w:numFmt w:val="decimal"/>
+      <w:lvlText w:val="%4."/>
+      <w:lvlJc w:val="left"/>
+      <w:pPr>
+        <w:ind w:left="1760" w:hanging="440"/>
+      </w:pPr>
+    </w:lvl>
+    <w:lvl w:ilvl="4" w:tplc="04090017" w:tentative="1">
+      <w:start w:val="1"/>
+      <w:numFmt w:val="aiueoFullWidth"/>
+      <w:lvlText w:val="(%5)"/>
+      <w:lvlJc w:val="left"/>
+      <w:pPr>
+        <w:ind w:left="2200" w:hanging="440"/>
+      </w:pPr>
+    </w:lvl>
+    <w:lvl w:ilvl="5" w:tplc="04090011" w:tentative="1">
+      <w:start w:val="1"/>
+      <w:numFmt w:val="decimalEnclosedCircle"/>
+      <w:lvlText w:val="%6"/>
+      <w:lvlJc w:val="left"/>
+      <w:pPr>
+        <w:ind w:left="2640" w:hanging="440"/>
+      </w:pPr>
+    </w:lvl>
+    <w:lvl w:ilvl="6" w:tplc="0409000F" w:tentative="1">
+      <w:start w:val="1"/>
+      <w:numFmt w:val="decimal"/>
+      <w:lvlText w:val="%7."/>
+      <w:lvlJc w:val="left"/>
+      <w:pPr>
+        <w:ind w:left="3080" w:hanging="440"/>
+      </w:pPr>
+    </w:lvl>
+    <w:lvl w:ilvl="7" w:tplc="04090017" w:tentative="1">
+      <w:start w:val="1"/>
+      <w:numFmt w:val="aiueoFullWidth"/>
+      <w:lvlText w:val="(%8)"/>
+      <w:lvlJc w:val="left"/>
+      <w:pPr>
+        <w:ind w:left="3520" w:hanging="440"/>
+      </w:pPr>
+    </w:lvl>
+    <w:lvl w:ilvl="8" w:tplc="04090011" w:tentative="1">
+      <w:start w:val="1"/>
+      <w:numFmt w:val="decimalEnclosedCircle"/>
+      <w:lvlText w:val="%9"/>
+      <w:lvlJc w:val="left"/>
+      <w:pPr>
+        <w:ind w:left="3960" w:hanging="440"/>
+      </w:pPr>
     </w:lvl>
   </w:abstractNum>
   <w:abstractNum w:abstractNumId="115" w15:restartNumberingAfterBreak="0">
@@ -29113,6 +29341,23 @@
     </w:lvl>
   </w:abstractNum>
   <w:abstractNum w:abstractNumId="120" w15:restartNumberingAfterBreak="0">
+    <w:nsid w:val="7B1A61A0"/>
+    <w:multiLevelType w:val="singleLevel"/>
+    <w:tmpl w:val="04090001"/>
+    <w:lvl w:ilvl="0">
+      <w:start w:val="1"/>
+      <w:numFmt w:val="bullet"/>
+      <w:lvlText w:val="■"/>
+      <w:lvlJc w:val="left"/>
+      <w:pPr>
+        <w:ind w:left="440" w:hanging="440"/>
+      </w:pPr>
+      <w:rPr>
+        <w:rFonts w:ascii="Meiryo UI" w:hAnsi="Meiryo UI" w:eastAsia="Meiryo UI" w:cs="Meiryo UI" w:hint="default"/>
+      </w:rPr>
+    </w:lvl>
+  </w:abstractNum>
+  <w:abstractNum w:abstractNumId="121" w15:restartNumberingAfterBreak="0">
     <w:nsid w:val="7B31557E"/>
     <w:multiLevelType w:val="hybridMultilevel"/>
     <w:tmpl w:val="1180B02A"/>
@@ -29225,7 +29470,7 @@
       </w:rPr>
     </w:lvl>
   </w:abstractNum>
-  <w:abstractNum w:abstractNumId="121" w15:restartNumberingAfterBreak="0">
+  <w:abstractNum w:abstractNumId="122" w15:restartNumberingAfterBreak="0">
     <w:nsid w:val="7B385DC6"/>
     <w:multiLevelType w:val="multilevel"/>
     <w:tmpl w:val="8CE4A1D8"/>
@@ -29338,7 +29583,7 @@
       </w:pPr>
     </w:lvl>
   </w:abstractNum>
-  <w:abstractNum w:abstractNumId="122" w15:restartNumberingAfterBreak="0">
+  <w:abstractNum w:abstractNumId="123" w15:restartNumberingAfterBreak="0">
     <w:nsid w:val="7B6822E2"/>
     <w:multiLevelType w:val="hybridMultilevel"/>
     <w:tmpl w:val="F4E248E0"/>
@@ -29451,7 +29696,7 @@
       </w:rPr>
     </w:lvl>
   </w:abstractNum>
-  <w:abstractNum w:abstractNumId="123" w15:restartNumberingAfterBreak="0">
+  <w:abstractNum w:abstractNumId="124" w15:restartNumberingAfterBreak="0">
     <w:nsid w:val="7BD7455E"/>
     <w:multiLevelType w:val="multilevel"/>
     <w:tmpl w:val="BD8AF998"/>
@@ -29565,7 +29810,7 @@
       </w:rPr>
     </w:lvl>
   </w:abstractNum>
-  <w:abstractNum w:abstractNumId="124" w15:restartNumberingAfterBreak="0">
+  <w:abstractNum w:abstractNumId="125" w15:restartNumberingAfterBreak="0">
     <w:nsid w:val="7D2E1DAF"/>
     <w:multiLevelType w:val="multilevel"/>
     <w:tmpl w:val="55283960"/>
@@ -29679,7 +29924,7 @@
       </w:rPr>
     </w:lvl>
   </w:abstractNum>
-  <w:abstractNum w:abstractNumId="125" w15:restartNumberingAfterBreak="0">
+  <w:abstractNum w:abstractNumId="126" w15:restartNumberingAfterBreak="0">
     <w:nsid w:val="7E9621D7"/>
     <w:multiLevelType w:val="multilevel"/>
     <w:tmpl w:val="B2D63CD8"/>
@@ -29791,93 +30036,6 @@
       <w:rPr>
         <w:u w:val="none"/>
       </w:rPr>
-    </w:lvl>
-  </w:abstractNum>
-  <w:abstractNum w:abstractNumId="126" w15:restartNumberingAfterBreak="0">
-    <w:nsid w:val="7ED339F3"/>
-    <w:multiLevelType w:val="hybridMultilevel"/>
-    <w:tmpl w:val="D222F40E"/>
-    <w:name w:val="__API_DOC_SQUARE_BULLET__22"/>
-    <w:lvl w:ilvl="0" w:tplc="0409000F">
-      <w:start w:val="1"/>
-      <w:numFmt w:val="decimal"/>
-      <w:lvlText w:val="%1."/>
-      <w:lvlJc w:val="left"/>
-      <w:pPr>
-        <w:ind w:left="440" w:hanging="440"/>
-      </w:pPr>
-    </w:lvl>
-    <w:lvl w:ilvl="1" w:tplc="04090017" w:tentative="1">
-      <w:start w:val="1"/>
-      <w:numFmt w:val="aiueoFullWidth"/>
-      <w:lvlText w:val="(%2)"/>
-      <w:lvlJc w:val="left"/>
-      <w:pPr>
-        <w:ind w:left="880" w:hanging="440"/>
-      </w:pPr>
-    </w:lvl>
-    <w:lvl w:ilvl="2" w:tplc="04090011" w:tentative="1">
-      <w:start w:val="1"/>
-      <w:numFmt w:val="decimalEnclosedCircle"/>
-      <w:lvlText w:val="%3"/>
-      <w:lvlJc w:val="left"/>
-      <w:pPr>
-        <w:ind w:left="1320" w:hanging="440"/>
-      </w:pPr>
-    </w:lvl>
-    <w:lvl w:ilvl="3" w:tplc="0409000F" w:tentative="1">
-      <w:start w:val="1"/>
-      <w:numFmt w:val="decimal"/>
-      <w:lvlText w:val="%4."/>
-      <w:lvlJc w:val="left"/>
-      <w:pPr>
-        <w:ind w:left="1760" w:hanging="440"/>
-      </w:pPr>
-    </w:lvl>
-    <w:lvl w:ilvl="4" w:tplc="04090017" w:tentative="1">
-      <w:start w:val="1"/>
-      <w:numFmt w:val="aiueoFullWidth"/>
-      <w:lvlText w:val="(%5)"/>
-      <w:lvlJc w:val="left"/>
-      <w:pPr>
-        <w:ind w:left="2200" w:hanging="440"/>
-      </w:pPr>
-    </w:lvl>
-    <w:lvl w:ilvl="5" w:tplc="04090011" w:tentative="1">
-      <w:start w:val="1"/>
-      <w:numFmt w:val="decimalEnclosedCircle"/>
-      <w:lvlText w:val="%6"/>
-      <w:lvlJc w:val="left"/>
-      <w:pPr>
-        <w:ind w:left="2640" w:hanging="440"/>
-      </w:pPr>
-    </w:lvl>
-    <w:lvl w:ilvl="6" w:tplc="0409000F" w:tentative="1">
-      <w:start w:val="1"/>
-      <w:numFmt w:val="decimal"/>
-      <w:lvlText w:val="%7."/>
-      <w:lvlJc w:val="left"/>
-      <w:pPr>
-        <w:ind w:left="3080" w:hanging="440"/>
-      </w:pPr>
-    </w:lvl>
-    <w:lvl w:ilvl="7" w:tplc="04090017" w:tentative="1">
-      <w:start w:val="1"/>
-      <w:numFmt w:val="aiueoFullWidth"/>
-      <w:lvlText w:val="(%8)"/>
-      <w:lvlJc w:val="left"/>
-      <w:pPr>
-        <w:ind w:left="3520" w:hanging="440"/>
-      </w:pPr>
-    </w:lvl>
-    <w:lvl w:ilvl="8" w:tplc="04090011" w:tentative="1">
-      <w:start w:val="1"/>
-      <w:numFmt w:val="decimalEnclosedCircle"/>
-      <w:lvlText w:val="%9"/>
-      <w:lvlJc w:val="left"/>
-      <w:pPr>
-        <w:ind w:left="3960" w:hanging="440"/>
-      </w:pPr>
     </w:lvl>
   </w:abstractNum>
   <w:abstractNum w:abstractNumId="127" w15:restartNumberingAfterBreak="0">
@@ -30107,10 +30265,10 @@
     </w:lvl>
   </w:abstractNum>
   <w:num w:numId="1" w16cid:durableId="1895119920">
-    <w:abstractNumId w:val="90"/>
+    <w:abstractNumId w:val="89"/>
   </w:num>
   <w:num w:numId="2" w16cid:durableId="1721661053">
-    <w:abstractNumId w:val="29"/>
+    <w:abstractNumId w:val="28"/>
   </w:num>
   <w:num w:numId="3" w16cid:durableId="629214803">
     <w:abstractNumId w:val="55"/>
@@ -30122,19 +30280,19 @@
     <w:abstractNumId w:val="20"/>
   </w:num>
   <w:num w:numId="6" w16cid:durableId="871307222">
-    <w:abstractNumId w:val="65"/>
+    <w:abstractNumId w:val="66"/>
   </w:num>
   <w:num w:numId="7" w16cid:durableId="1948467586">
-    <w:abstractNumId w:val="124"/>
+    <w:abstractNumId w:val="125"/>
   </w:num>
   <w:num w:numId="8" w16cid:durableId="1488398625">
     <w:abstractNumId w:val="16"/>
   </w:num>
   <w:num w:numId="9" w16cid:durableId="1977947383">
-    <w:abstractNumId w:val="45"/>
+    <w:abstractNumId w:val="46"/>
   </w:num>
   <w:num w:numId="10" w16cid:durableId="567813234">
-    <w:abstractNumId w:val="85"/>
+    <w:abstractNumId w:val="86"/>
   </w:num>
   <w:num w:numId="11" w16cid:durableId="751706831">
     <w:abstractNumId w:val="35"/>
@@ -30146,19 +30304,19 @@
     <w:abstractNumId w:val="4"/>
   </w:num>
   <w:num w:numId="14" w16cid:durableId="1155754182">
-    <w:abstractNumId w:val="81"/>
+    <w:abstractNumId w:val="82"/>
   </w:num>
   <w:num w:numId="15" w16cid:durableId="802577955">
     <w:abstractNumId w:val="1"/>
   </w:num>
   <w:num w:numId="16" w16cid:durableId="796678581">
-    <w:abstractNumId w:val="66"/>
+    <w:abstractNumId w:val="67"/>
   </w:num>
   <w:num w:numId="17" w16cid:durableId="1139297235">
     <w:abstractNumId w:val="23"/>
   </w:num>
   <w:num w:numId="18" w16cid:durableId="1367219213">
-    <w:abstractNumId w:val="7"/>
+    <w:abstractNumId w:val="6"/>
   </w:num>
   <w:num w:numId="19" w16cid:durableId="399442700">
     <w:abstractNumId w:val="56"/>
@@ -30167,10 +30325,10 @@
     <w:abstractNumId w:val="41"/>
   </w:num>
   <w:num w:numId="21" w16cid:durableId="599416316">
-    <w:abstractNumId w:val="78"/>
+    <w:abstractNumId w:val="79"/>
   </w:num>
   <w:num w:numId="22" w16cid:durableId="268123330">
-    <w:abstractNumId w:val="125"/>
+    <w:abstractNumId w:val="126"/>
   </w:num>
   <w:num w:numId="23" w16cid:durableId="2020039216">
     <w:abstractNumId w:val="9"/>
@@ -30185,10 +30343,10 @@
     <w:abstractNumId w:val="37"/>
   </w:num>
   <w:num w:numId="27" w16cid:durableId="1009914689">
-    <w:abstractNumId w:val="69"/>
+    <w:abstractNumId w:val="70"/>
   </w:num>
   <w:num w:numId="28" w16cid:durableId="2006276014">
-    <w:abstractNumId w:val="43"/>
+    <w:abstractNumId w:val="44"/>
   </w:num>
   <w:num w:numId="29" w16cid:durableId="2001542945">
     <w:abstractNumId w:val="101"/>
@@ -30197,25 +30355,25 @@
     <w:abstractNumId w:val="24"/>
   </w:num>
   <w:num w:numId="31" w16cid:durableId="1848910563">
-    <w:abstractNumId w:val="48"/>
+    <w:abstractNumId w:val="49"/>
   </w:num>
   <w:num w:numId="32" w16cid:durableId="633025239">
     <w:abstractNumId w:val="15"/>
   </w:num>
   <w:num w:numId="33" w16cid:durableId="1226987589">
-    <w:abstractNumId w:val="30"/>
+    <w:abstractNumId w:val="29"/>
   </w:num>
   <w:num w:numId="34" w16cid:durableId="1593858252">
-    <w:abstractNumId w:val="86"/>
+    <w:abstractNumId w:val="87"/>
   </w:num>
   <w:num w:numId="35" w16cid:durableId="1817641731">
-    <w:abstractNumId w:val="49"/>
+    <w:abstractNumId w:val="50"/>
   </w:num>
   <w:num w:numId="36" w16cid:durableId="1220291253">
     <w:abstractNumId w:val="36"/>
   </w:num>
   <w:num w:numId="37" w16cid:durableId="2021812239">
-    <w:abstractNumId w:val="95"/>
+    <w:abstractNumId w:val="94"/>
   </w:num>
   <w:num w:numId="38" w16cid:durableId="936403793">
     <w:abstractNumId w:val="98"/>
@@ -30227,7 +30385,7 @@
     <w:abstractNumId w:val="103"/>
   </w:num>
   <w:num w:numId="41" w16cid:durableId="816651955">
-    <w:abstractNumId w:val="121"/>
+    <w:abstractNumId w:val="122"/>
   </w:num>
   <w:num w:numId="42" w16cid:durableId="888810315">
     <w:abstractNumId w:val="117"/>
@@ -30236,7 +30394,7 @@
     <w:abstractNumId w:val="10"/>
   </w:num>
   <w:num w:numId="44" w16cid:durableId="344594421">
-    <w:abstractNumId w:val="74"/>
+    <w:abstractNumId w:val="75"/>
   </w:num>
   <w:num w:numId="45" w16cid:durableId="1001473824">
     <w:abstractNumId w:val="105"/>
@@ -30257,19 +30415,19 @@
     <w:abstractNumId w:val="104"/>
   </w:num>
   <w:num w:numId="51" w16cid:durableId="430054766">
-    <w:abstractNumId w:val="72"/>
+    <w:abstractNumId w:val="73"/>
   </w:num>
   <w:num w:numId="52" w16cid:durableId="1493258782">
     <w:abstractNumId w:val="2"/>
   </w:num>
   <w:num w:numId="53" w16cid:durableId="1356689606">
-    <w:abstractNumId w:val="58"/>
+    <w:abstractNumId w:val="57"/>
   </w:num>
   <w:num w:numId="54" w16cid:durableId="1310599660">
-    <w:abstractNumId w:val="110"/>
+    <w:abstractNumId w:val="109"/>
   </w:num>
   <w:num w:numId="55" w16cid:durableId="2017686679">
-    <w:abstractNumId w:val="46"/>
+    <w:abstractNumId w:val="47"/>
   </w:num>
   <w:num w:numId="56" w16cid:durableId="1792165896">
     <w:abstractNumId w:val="54"/>
@@ -30278,13 +30436,13 @@
     <w:abstractNumId w:val="51"/>
   </w:num>
   <w:num w:numId="58" w16cid:durableId="1192956315">
-    <w:abstractNumId w:val="47"/>
+    <w:abstractNumId w:val="48"/>
   </w:num>
   <w:num w:numId="59" w16cid:durableId="23335512">
     <w:abstractNumId w:val="0"/>
   </w:num>
   <w:num w:numId="60" w16cid:durableId="678579156">
-    <w:abstractNumId w:val="64"/>
+    <w:abstractNumId w:val="65"/>
   </w:num>
   <w:num w:numId="61" w16cid:durableId="930889899">
     <w:abstractNumId w:val="42"/>
@@ -30293,7 +30451,7 @@
     <w:abstractNumId w:val="5"/>
   </w:num>
   <w:num w:numId="63" w16cid:durableId="1433746151">
-    <w:abstractNumId w:val="111"/>
+    <w:abstractNumId w:val="110"/>
   </w:num>
   <w:num w:numId="64" w16cid:durableId="1535269810">
     <w:abstractNumId w:val="19"/>
@@ -30302,25 +30460,25 @@
     <w:abstractNumId w:val="100"/>
   </w:num>
   <w:num w:numId="66" w16cid:durableId="1238856018">
-    <w:abstractNumId w:val="26"/>
+    <w:abstractNumId w:val="25"/>
   </w:num>
   <w:num w:numId="67" w16cid:durableId="1896162260">
     <w:abstractNumId w:val="119"/>
   </w:num>
   <w:num w:numId="68" w16cid:durableId="1463427849">
-    <w:abstractNumId w:val="73"/>
+    <w:abstractNumId w:val="74"/>
   </w:num>
   <w:num w:numId="69" w16cid:durableId="1602225572">
-    <w:abstractNumId w:val="70"/>
+    <w:abstractNumId w:val="71"/>
   </w:num>
   <w:num w:numId="70" w16cid:durableId="6296985">
-    <w:abstractNumId w:val="32"/>
+    <w:abstractNumId w:val="31"/>
   </w:num>
   <w:num w:numId="71" w16cid:durableId="643432889">
-    <w:abstractNumId w:val="71"/>
+    <w:abstractNumId w:val="72"/>
   </w:num>
   <w:num w:numId="72" w16cid:durableId="1970089783">
-    <w:abstractNumId w:val="76"/>
+    <w:abstractNumId w:val="77"/>
   </w:num>
   <w:num w:numId="73" w16cid:durableId="429395771">
     <w:abstractNumId w:val="52"/>
@@ -30329,52 +30487,52 @@
     <w:abstractNumId w:val="17"/>
   </w:num>
   <w:num w:numId="75" w16cid:durableId="991375419">
-    <w:abstractNumId w:val="120"/>
+    <w:abstractNumId w:val="121"/>
   </w:num>
   <w:num w:numId="76" w16cid:durableId="1942831274">
-    <w:abstractNumId w:val="114"/>
+    <w:abstractNumId w:val="113"/>
   </w:num>
   <w:num w:numId="77" w16cid:durableId="1162238852">
     <w:abstractNumId w:val="22"/>
   </w:num>
   <w:num w:numId="78" w16cid:durableId="1193108439">
+    <w:abstractNumId w:val="111"/>
+  </w:num>
+  <w:num w:numId="79" w16cid:durableId="1996687129">
     <w:abstractNumId w:val="112"/>
   </w:num>
-  <w:num w:numId="79" w16cid:durableId="1996687129">
-    <w:abstractNumId w:val="113"/>
-  </w:num>
   <w:num w:numId="80" w16cid:durableId="287246247">
-    <w:abstractNumId w:val="89"/>
+    <w:abstractNumId w:val="88"/>
   </w:num>
   <w:num w:numId="81" w16cid:durableId="1582329285">
-    <w:abstractNumId w:val="75"/>
+    <w:abstractNumId w:val="76"/>
   </w:num>
   <w:num w:numId="82" w16cid:durableId="2006931237">
     <w:abstractNumId w:val="127"/>
   </w:num>
   <w:num w:numId="83" w16cid:durableId="1081827351">
-    <w:abstractNumId w:val="44"/>
+    <w:abstractNumId w:val="45"/>
   </w:num>
   <w:num w:numId="84" w16cid:durableId="1619557906">
-    <w:abstractNumId w:val="80"/>
+    <w:abstractNumId w:val="81"/>
   </w:num>
   <w:num w:numId="85" w16cid:durableId="1390687812">
     <w:abstractNumId w:val="8"/>
   </w:num>
   <w:num w:numId="86" w16cid:durableId="1145119553">
-    <w:abstractNumId w:val="31"/>
+    <w:abstractNumId w:val="30"/>
   </w:num>
   <w:num w:numId="87" w16cid:durableId="1789471430">
-    <w:abstractNumId w:val="59"/>
+    <w:abstractNumId w:val="58"/>
   </w:num>
   <w:num w:numId="88" w16cid:durableId="1693263746">
     <w:abstractNumId w:val="107"/>
   </w:num>
   <w:num w:numId="89" w16cid:durableId="1677657953">
-    <w:abstractNumId w:val="62"/>
+    <w:abstractNumId w:val="61"/>
   </w:num>
   <w:num w:numId="90" w16cid:durableId="1539732009">
-    <w:abstractNumId w:val="91"/>
+    <w:abstractNumId w:val="90"/>
   </w:num>
   <w:num w:numId="91" w16cid:durableId="1928297778">
     <w:abstractNumId w:val="53"/>
@@ -30386,19 +30544,19 @@
     <w:abstractNumId w:val="11"/>
   </w:num>
   <w:num w:numId="94" w16cid:durableId="1197696092">
-    <w:abstractNumId w:val="123"/>
+    <w:abstractNumId w:val="124"/>
   </w:num>
   <w:num w:numId="95" w16cid:durableId="304235926">
-    <w:abstractNumId w:val="83"/>
+    <w:abstractNumId w:val="84"/>
   </w:num>
   <w:num w:numId="96" w16cid:durableId="425461381">
-    <w:abstractNumId w:val="79"/>
+    <w:abstractNumId w:val="80"/>
   </w:num>
   <w:num w:numId="97" w16cid:durableId="1020933590">
-    <w:abstractNumId w:val="27"/>
+    <w:abstractNumId w:val="26"/>
   </w:num>
   <w:num w:numId="98" w16cid:durableId="1860436262">
-    <w:abstractNumId w:val="82"/>
+    <w:abstractNumId w:val="83"/>
   </w:num>
   <w:num w:numId="99" w16cid:durableId="6370190">
     <w:abstractNumId w:val="116"/>
@@ -30407,10 +30565,10 @@
     <w:abstractNumId w:val="13"/>
   </w:num>
   <w:num w:numId="101" w16cid:durableId="1917785151">
-    <w:abstractNumId w:val="93"/>
+    <w:abstractNumId w:val="92"/>
   </w:num>
   <w:num w:numId="102" w16cid:durableId="1850830540">
-    <w:abstractNumId w:val="109"/>
+    <w:abstractNumId w:val="108"/>
   </w:num>
   <w:num w:numId="103" w16cid:durableId="997148865">
     <w:abstractNumId w:val="97"/>
@@ -30422,76 +30580,76 @@
     <w:abstractNumId w:val="128"/>
   </w:num>
   <w:num w:numId="106" w16cid:durableId="886988089">
-    <w:abstractNumId w:val="33"/>
+    <w:abstractNumId w:val="32"/>
   </w:num>
   <w:num w:numId="107" w16cid:durableId="451753529">
     <w:abstractNumId w:val="115"/>
   </w:num>
   <w:num w:numId="108" w16cid:durableId="522593190">
-    <w:abstractNumId w:val="77"/>
+    <w:abstractNumId w:val="78"/>
   </w:num>
   <w:num w:numId="109" w16cid:durableId="156459451">
-    <w:abstractNumId w:val="122"/>
+    <w:abstractNumId w:val="123"/>
   </w:num>
   <w:num w:numId="110" w16cid:durableId="1174343616">
     <w:abstractNumId w:val="96"/>
   </w:num>
   <w:num w:numId="111" w16cid:durableId="941184089">
-    <w:abstractNumId w:val="28"/>
+    <w:abstractNumId w:val="27"/>
   </w:num>
   <w:num w:numId="112" w16cid:durableId="984898614">
-    <w:abstractNumId w:val="94"/>
+    <w:abstractNumId w:val="93"/>
   </w:num>
   <w:num w:numId="113" w16cid:durableId="1071464520">
-    <w:abstractNumId w:val="68"/>
+    <w:abstractNumId w:val="69"/>
   </w:num>
   <w:num w:numId="114" w16cid:durableId="403185376">
-    <w:abstractNumId w:val="67"/>
+    <w:abstractNumId w:val="68"/>
   </w:num>
   <w:num w:numId="115" w16cid:durableId="579606141">
     <w:abstractNumId w:val="102"/>
   </w:num>
   <w:num w:numId="116" w16cid:durableId="994721550">
-    <w:abstractNumId w:val="84"/>
+    <w:abstractNumId w:val="85"/>
   </w:num>
   <w:num w:numId="117" w16cid:durableId="1773434258">
-    <w:abstractNumId w:val="60"/>
+    <w:abstractNumId w:val="59"/>
   </w:num>
   <w:num w:numId="118" w16cid:durableId="572663242">
     <w:abstractNumId w:val="106"/>
   </w:num>
   <w:num w:numId="119" w16cid:durableId="2108308058">
-    <w:abstractNumId w:val="92"/>
+    <w:abstractNumId w:val="91"/>
   </w:num>
-  <w:num w:numId="120" w16cid:durableId="922371381">
-    <w:abstractNumId w:val="57"/>
+  <w:num w:numId="120" w16cid:durableId="1080055282">
+    <w:abstractNumId w:val="120"/>
   </w:num>
-  <w:num w:numId="121" w16cid:durableId="394592475">
-    <w:abstractNumId w:val="87"/>
+  <w:num w:numId="121" w16cid:durableId="81226716">
+    <w:abstractNumId w:val="43"/>
   </w:num>
-  <w:num w:numId="122" w16cid:durableId="799569825">
-    <w:abstractNumId w:val="50"/>
+  <w:num w:numId="122" w16cid:durableId="1905799041">
+    <w:abstractNumId w:val="64"/>
   </w:num>
-  <w:num w:numId="123" w16cid:durableId="760838338">
-    <w:abstractNumId w:val="126"/>
+  <w:num w:numId="123" w16cid:durableId="1129709650">
+    <w:abstractNumId w:val="7"/>
   </w:num>
-  <w:num w:numId="124" w16cid:durableId="519781356">
-    <w:abstractNumId w:val="6"/>
+  <w:num w:numId="124" w16cid:durableId="862477739">
+    <w:abstractNumId w:val="62"/>
   </w:num>
-  <w:num w:numId="125" w16cid:durableId="2066294243">
-    <w:abstractNumId w:val="61"/>
+  <w:num w:numId="125" w16cid:durableId="709452971">
+    <w:abstractNumId w:val="60"/>
   </w:num>
-  <w:num w:numId="126" w16cid:durableId="625156597">
-    <w:abstractNumId w:val="108"/>
-  </w:num>
-  <w:num w:numId="127" w16cid:durableId="53043795">
+  <w:num w:numId="126" w16cid:durableId="2050958193">
     <w:abstractNumId w:val="99"/>
   </w:num>
-  <w:num w:numId="128" w16cid:durableId="1537699170">
-    <w:abstractNumId w:val="25"/>
+  <w:num w:numId="127" w16cid:durableId="1109011461">
+    <w:abstractNumId w:val="114"/>
   </w:num>
-  <w:num w:numId="129" w16cid:durableId="915866165">
-    <w:abstractNumId w:val="88"/>
+  <w:num w:numId="128" w16cid:durableId="396055249">
+    <w:abstractNumId w:val="95"/>
+  </w:num>
+  <w:num w:numId="129" w16cid:durableId="973829134">
+    <w:abstractNumId w:val="33"/>
   </w:num>
   <w:numIdMacAtCleanup w:val="66"/>
 </w:numbering>
@@ -30536,6 +30694,7 @@
     <w:rsid w:val="00047CF3"/>
     <w:rsid w:val="000629D7"/>
     <w:rsid w:val="000650EA"/>
+    <w:rsid w:val="00093665"/>
     <w:rsid w:val="000949C5"/>
     <w:rsid w:val="000A1448"/>
     <w:rsid w:val="000A72E7"/>
@@ -30599,6 +30758,7 @@
     <w:rsid w:val="008416F2"/>
     <w:rsid w:val="00866B73"/>
     <w:rsid w:val="00892DAB"/>
+    <w:rsid w:val="00896580"/>
     <w:rsid w:val="008D0597"/>
     <w:rsid w:val="008D3254"/>
     <w:rsid w:val="008E7E41"/>
@@ -30615,23 +30775,22 @@
     <w:rsid w:val="00AD00DE"/>
     <w:rsid w:val="00AD1A6D"/>
     <w:rsid w:val="00B062DD"/>
-    <w:rsid w:val="00B26CD2"/>
     <w:rsid w:val="00B4718C"/>
+    <w:rsid w:val="00B50C2A"/>
     <w:rsid w:val="00B61951"/>
     <w:rsid w:val="00B7032B"/>
     <w:rsid w:val="00B7147C"/>
     <w:rsid w:val="00B9085D"/>
     <w:rsid w:val="00BA211C"/>
-    <w:rsid w:val="00BA5063"/>
     <w:rsid w:val="00BC50B1"/>
     <w:rsid w:val="00BD4808"/>
     <w:rsid w:val="00BF0479"/>
     <w:rsid w:val="00BF45AA"/>
-    <w:rsid w:val="00C056EA"/>
     <w:rsid w:val="00C12405"/>
     <w:rsid w:val="00C21E10"/>
     <w:rsid w:val="00C278CF"/>
     <w:rsid w:val="00C41D36"/>
+    <w:rsid w:val="00C4322C"/>
     <w:rsid w:val="00CA078D"/>
     <w:rsid w:val="00CC0363"/>
     <w:rsid w:val="00CC1E2D"/>

--- a/taniguchi/api/Fix/API設計書_SHIP施設マスタ.docx
+++ b/taniguchi/api/Fix/API設計書_SHIP施設マスタ.docx
@@ -491,34 +491,24 @@
         </w:p>
         <w:tbl>
           <w:tblPr>
-            <w:tblW w:w="9000" w:type="dxa"/>
-            <w:tblBorders>
-              <w:top w:val="single" w:sz="8" w:space="0" w:color="000000"/>
-              <w:left w:val="single" w:sz="8" w:space="0" w:color="000000"/>
-              <w:bottom w:val="single" w:sz="8" w:space="0" w:color="000000"/>
-              <w:right w:val="single" w:sz="8" w:space="0" w:color="000000"/>
-              <w:insideH w:val="single" w:sz="8" w:space="0" w:color="000000"/>
-              <w:insideV w:val="single" w:sz="8" w:space="0" w:color="000000"/>
-            </w:tblBorders>
-            <w:tblLayout w:type="fixed"/>
-            <w:tblLook w:val="0600" w:firstRow="0" w:lastRow="0" w:firstColumn="0" w:lastColumn="0" w:noHBand="1" w:noVBand="1"/>
+            <w:tblStyle w:val="afffffff7"/>
+            <w:tblW w:w="5000" w:type="pct"/>
+            <w:tblLook w:val="04A0" w:firstRow="1" w:lastRow="0" w:firstColumn="1" w:lastColumn="0" w:noHBand="0" w:noVBand="1"/>
           </w:tblPr>
           <w:tblGrid>
-            <w:gridCol w:w="1665"/>
-            <w:gridCol w:w="1935"/>
-            <w:gridCol w:w="5400"/>
+            <w:gridCol w:w="1043"/>
+            <w:gridCol w:w="1212"/>
+            <w:gridCol w:w="3382"/>
+            <w:gridCol w:w="3382"/>
           </w:tblGrid>
           <w:tr>
+            <w:trPr>
+              <w:tblHeader/>
+            </w:trPr>
             <w:tc>
               <w:tcPr>
-                <w:tcW w:w="1665" w:type="dxa"/>
+                <w:tcW w:w="578" w:type="pct"/>
                 <w:shd w:val="clear" w:color="auto" w:fill="DBE5F1" w:themeFill="accent1" w:themeFillTint="33"/>
-                <w:tcMar>
-                  <w:top w:w="100" w:type="dxa"/>
-                  <w:left w:w="100" w:type="dxa"/>
-                  <w:bottom w:w="100" w:type="dxa"/>
-                  <w:right w:w="100" w:type="dxa"/>
-                </w:tcMar>
               </w:tcPr>
               <w:p>
                 <w:pPr>
@@ -530,7 +520,6 @@
                     <w:right w:val="nil"/>
                     <w:between w:val="nil"/>
                   </w:pBdr>
-                  <w:spacing w:line="240" w:lineRule="auto"/>
                   <w:rPr>
                     <w:b/>
                     <w:bCs/>
@@ -538,6 +527,7 @@
                 </w:pPr>
                 <w:r>
                   <w:rPr>
+                    <w:rFonts w:hint="eastAsia"/>
                     <w:b/>
                     <w:bCs/>
                   </w:rPr>
@@ -547,14 +537,8 @@
             </w:tc>
             <w:tc>
               <w:tcPr>
-                <w:tcW w:w="1935" w:type="dxa"/>
+                <w:tcW w:w="672" w:type="pct"/>
                 <w:shd w:val="clear" w:color="auto" w:fill="DBE5F1" w:themeFill="accent1" w:themeFillTint="33"/>
-                <w:tcMar>
-                  <w:top w:w="100" w:type="dxa"/>
-                  <w:left w:w="100" w:type="dxa"/>
-                  <w:bottom w:w="100" w:type="dxa"/>
-                  <w:right w:w="100" w:type="dxa"/>
-                </w:tcMar>
               </w:tcPr>
               <w:p>
                 <w:pPr>
@@ -566,7 +550,6 @@
                     <w:right w:val="nil"/>
                     <w:between w:val="nil"/>
                   </w:pBdr>
-                  <w:spacing w:line="240" w:lineRule="auto"/>
                   <w:rPr>
                     <w:b/>
                     <w:bCs/>
@@ -574,23 +557,18 @@
                 </w:pPr>
                 <w:r>
                   <w:rPr>
+                    <w:rFonts w:hint="eastAsia"/>
                     <w:b/>
                     <w:bCs/>
                   </w:rPr>
-                  <w:t>改訂日</w:t>
+                  <w:t>日付</w:t>
                 </w:r>
               </w:p>
             </w:tc>
             <w:tc>
               <w:tcPr>
-                <w:tcW w:w="5400" w:type="dxa"/>
+                <w:tcW w:w="1875" w:type="pct"/>
                 <w:shd w:val="clear" w:color="auto" w:fill="DBE5F1" w:themeFill="accent1" w:themeFillTint="33"/>
-                <w:tcMar>
-                  <w:top w:w="100" w:type="dxa"/>
-                  <w:left w:w="100" w:type="dxa"/>
-                  <w:bottom w:w="100" w:type="dxa"/>
-                  <w:right w:w="100" w:type="dxa"/>
-                </w:tcMar>
               </w:tcPr>
               <w:p>
                 <w:pPr>
@@ -602,7 +580,6 @@
                     <w:right w:val="nil"/>
                     <w:between w:val="nil"/>
                   </w:pBdr>
-                  <w:spacing w:line="240" w:lineRule="auto"/>
                   <w:rPr>
                     <w:b/>
                     <w:bCs/>
@@ -610,24 +587,18 @@
                 </w:pPr>
                 <w:r>
                   <w:rPr>
+                    <w:rFonts w:hint="eastAsia"/>
                     <w:b/>
                     <w:bCs/>
                   </w:rPr>
-                  <w:t>改訂内容</w:t>
+                  <w:t>変更概要</w:t>
                 </w:r>
               </w:p>
             </w:tc>
-          </w:tr>
-          <w:tr>
             <w:tc>
               <w:tcPr>
-                <w:tcW w:w="1665" w:type="dxa"/>
-                <w:tcMar>
-                  <w:top w:w="100" w:type="dxa"/>
-                  <w:left w:w="100" w:type="dxa"/>
-                  <w:bottom w:w="100" w:type="dxa"/>
-                  <w:right w:w="100" w:type="dxa"/>
-                </w:tcMar>
+                <w:tcW w:w="1875" w:type="pct"/>
+                <w:shd w:val="clear" w:color="auto" w:fill="DBE5F1" w:themeFill="accent1" w:themeFillTint="33"/>
               </w:tcPr>
               <w:p>
                 <w:pPr>
@@ -639,22 +610,26 @@
                     <w:right w:val="nil"/>
                     <w:between w:val="nil"/>
                   </w:pBdr>
-                  <w:spacing w:line="240" w:lineRule="auto"/>
+                  <w:rPr>
+                    <w:b/>
+                    <w:bCs/>
+                  </w:rPr>
                 </w:pPr>
                 <w:r>
-                  <w:t>1.00</w:t>
+                  <w:rPr>
+                    <w:rFonts w:hint="eastAsia"/>
+                    <w:b/>
+                    <w:bCs/>
+                  </w:rPr>
+                  <w:t>変更者</w:t>
                 </w:r>
               </w:p>
             </w:tc>
+          </w:tr>
+          <w:tr>
             <w:tc>
               <w:tcPr>
-                <w:tcW w:w="1935" w:type="dxa"/>
-                <w:tcMar>
-                  <w:top w:w="100" w:type="dxa"/>
-                  <w:left w:w="100" w:type="dxa"/>
-                  <w:bottom w:w="100" w:type="dxa"/>
-                  <w:right w:w="100" w:type="dxa"/>
-                </w:tcMar>
+                <w:tcW w:w="578" w:type="pct"/>
               </w:tcPr>
               <w:p>
                 <w:pPr>
@@ -666,22 +641,15 @@
                     <w:right w:val="nil"/>
                     <w:between w:val="nil"/>
                   </w:pBdr>
-                  <w:spacing w:line="240" w:lineRule="auto"/>
                 </w:pPr>
                 <w:r>
-                  <w:t>2026/5/17</w:t>
+                  <w:t>1.0</w:t>
                 </w:r>
               </w:p>
             </w:tc>
             <w:tc>
               <w:tcPr>
-                <w:tcW w:w="5400" w:type="dxa"/>
-                <w:tcMar>
-                  <w:top w:w="100" w:type="dxa"/>
-                  <w:left w:w="100" w:type="dxa"/>
-                  <w:bottom w:w="100" w:type="dxa"/>
-                  <w:right w:w="100" w:type="dxa"/>
-                </w:tcMar>
+                <w:tcW w:w="672" w:type="pct"/>
               </w:tcPr>
               <w:p>
                 <w:pPr>
@@ -693,27 +661,15 @@
                     <w:right w:val="nil"/>
                     <w:between w:val="nil"/>
                   </w:pBdr>
-                  <w:spacing w:line="240" w:lineRule="auto"/>
                 </w:pPr>
                 <w:r>
-                  <w:rPr>
-                    <w:rFonts w:hint="eastAsia"/>
-                  </w:rPr>
-                  <w:t>新規作成</w:t>
+                  <w:t>2026/5/17</w:t>
                 </w:r>
               </w:p>
             </w:tc>
-          </w:tr>
-          <w:tr>
             <w:tc>
               <w:tcPr>
-                <w:tcW w:w="1665" w:type="dxa"/>
-                <w:tcMar>
-                  <w:top w:w="100" w:type="dxa"/>
-                  <w:left w:w="100" w:type="dxa"/>
-                  <w:bottom w:w="100" w:type="dxa"/>
-                  <w:right w:w="100" w:type="dxa"/>
-                </w:tcMar>
+                <w:tcW w:w="1875" w:type="pct"/>
               </w:tcPr>
               <w:p>
                 <w:pPr>
@@ -725,19 +681,18 @@
                     <w:right w:val="nil"/>
                     <w:between w:val="nil"/>
                   </w:pBdr>
-                  <w:spacing w:line="240" w:lineRule="auto"/>
                 </w:pPr>
+                <w:r>
+                  <w:rPr>
+                    <w:rFonts w:hint="eastAsia"/>
+                  </w:rPr>
+                  <w:t>初版作成</w:t>
+                </w:r>
               </w:p>
             </w:tc>
             <w:tc>
               <w:tcPr>
-                <w:tcW w:w="1935" w:type="dxa"/>
-                <w:tcMar>
-                  <w:top w:w="100" w:type="dxa"/>
-                  <w:left w:w="100" w:type="dxa"/>
-                  <w:bottom w:w="100" w:type="dxa"/>
-                  <w:right w:w="100" w:type="dxa"/>
-                </w:tcMar>
+                <w:tcW w:w="1875" w:type="pct"/>
               </w:tcPr>
               <w:p>
                 <w:pPr>
@@ -749,19 +704,20 @@
                     <w:right w:val="nil"/>
                     <w:between w:val="nil"/>
                   </w:pBdr>
-                  <w:spacing w:line="240" w:lineRule="auto"/>
+                  <w:rPr>
+                    <w:rFonts w:hint="eastAsia"/>
+                  </w:rPr>
                 </w:pPr>
+                <w:r>
+                  <w:t>-</w:t>
+                </w:r>
               </w:p>
             </w:tc>
+          </w:tr>
+          <w:tr>
             <w:tc>
               <w:tcPr>
-                <w:tcW w:w="5400" w:type="dxa"/>
-                <w:tcMar>
-                  <w:top w:w="100" w:type="dxa"/>
-                  <w:left w:w="100" w:type="dxa"/>
-                  <w:bottom w:w="100" w:type="dxa"/>
-                  <w:right w:w="100" w:type="dxa"/>
-                </w:tcMar>
+                <w:tcW w:w="578" w:type="pct"/>
               </w:tcPr>
               <w:p>
                 <w:pPr>
@@ -773,21 +729,12 @@
                     <w:right w:val="nil"/>
                     <w:between w:val="nil"/>
                   </w:pBdr>
-                  <w:spacing w:line="240" w:lineRule="auto"/>
                 </w:pPr>
               </w:p>
             </w:tc>
-          </w:tr>
-          <w:tr>
             <w:tc>
               <w:tcPr>
-                <w:tcW w:w="1665" w:type="dxa"/>
-                <w:tcMar>
-                  <w:top w:w="100" w:type="dxa"/>
-                  <w:left w:w="100" w:type="dxa"/>
-                  <w:bottom w:w="100" w:type="dxa"/>
-                  <w:right w:w="100" w:type="dxa"/>
-                </w:tcMar>
+                <w:tcW w:w="672" w:type="pct"/>
               </w:tcPr>
               <w:p>
                 <w:pPr>
@@ -799,55 +746,12 @@
                     <w:right w:val="nil"/>
                     <w:between w:val="nil"/>
                   </w:pBdr>
-                  <w:spacing w:line="240" w:lineRule="auto"/>
                 </w:pPr>
               </w:p>
             </w:tc>
             <w:tc>
               <w:tcPr>
-                <w:tcW w:w="1935" w:type="dxa"/>
-                <w:tcMar>
-                  <w:top w:w="100" w:type="dxa"/>
-                  <w:left w:w="100" w:type="dxa"/>
-                  <w:bottom w:w="100" w:type="dxa"/>
-                  <w:right w:w="100" w:type="dxa"/>
-                </w:tcMar>
-              </w:tcPr>
-              <w:p>
-                <w:pPr>
-                  <w:widowControl w:val="0"/>
-                  <w:spacing w:line="240" w:lineRule="auto"/>
-                </w:pPr>
-              </w:p>
-            </w:tc>
-            <w:tc>
-              <w:tcPr>
-                <w:tcW w:w="5400" w:type="dxa"/>
-                <w:tcMar>
-                  <w:top w:w="100" w:type="dxa"/>
-                  <w:left w:w="100" w:type="dxa"/>
-                  <w:bottom w:w="100" w:type="dxa"/>
-                  <w:right w:w="100" w:type="dxa"/>
-                </w:tcMar>
-              </w:tcPr>
-              <w:p>
-                <w:pPr>
-                  <w:widowControl w:val="0"/>
-                  <w:spacing w:line="240" w:lineRule="auto"/>
-                </w:pPr>
-              </w:p>
-            </w:tc>
-          </w:tr>
-          <w:tr>
-            <w:tc>
-              <w:tcPr>
-                <w:tcW w:w="1665" w:type="dxa"/>
-                <w:tcMar>
-                  <w:top w:w="100" w:type="dxa"/>
-                  <w:left w:w="100" w:type="dxa"/>
-                  <w:bottom w:w="100" w:type="dxa"/>
-                  <w:right w:w="100" w:type="dxa"/>
-                </w:tcMar>
+                <w:tcW w:w="1875" w:type="pct"/>
               </w:tcPr>
               <w:p>
                 <w:pPr>
@@ -859,55 +763,12 @@
                     <w:right w:val="nil"/>
                     <w:between w:val="nil"/>
                   </w:pBdr>
-                  <w:spacing w:line="240" w:lineRule="auto"/>
                 </w:pPr>
               </w:p>
             </w:tc>
             <w:tc>
               <w:tcPr>
-                <w:tcW w:w="1935" w:type="dxa"/>
-                <w:tcMar>
-                  <w:top w:w="100" w:type="dxa"/>
-                  <w:left w:w="100" w:type="dxa"/>
-                  <w:bottom w:w="100" w:type="dxa"/>
-                  <w:right w:w="100" w:type="dxa"/>
-                </w:tcMar>
-              </w:tcPr>
-              <w:p>
-                <w:pPr>
-                  <w:widowControl w:val="0"/>
-                  <w:spacing w:line="240" w:lineRule="auto"/>
-                </w:pPr>
-              </w:p>
-            </w:tc>
-            <w:tc>
-              <w:tcPr>
-                <w:tcW w:w="5400" w:type="dxa"/>
-                <w:tcMar>
-                  <w:top w:w="100" w:type="dxa"/>
-                  <w:left w:w="100" w:type="dxa"/>
-                  <w:bottom w:w="100" w:type="dxa"/>
-                  <w:right w:w="100" w:type="dxa"/>
-                </w:tcMar>
-              </w:tcPr>
-              <w:p>
-                <w:pPr>
-                  <w:widowControl w:val="0"/>
-                  <w:spacing w:line="240" w:lineRule="auto"/>
-                </w:pPr>
-              </w:p>
-            </w:tc>
-          </w:tr>
-          <w:tr>
-            <w:tc>
-              <w:tcPr>
-                <w:tcW w:w="1665" w:type="dxa"/>
-                <w:tcMar>
-                  <w:top w:w="100" w:type="dxa"/>
-                  <w:left w:w="100" w:type="dxa"/>
-                  <w:bottom w:w="100" w:type="dxa"/>
-                  <w:right w:w="100" w:type="dxa"/>
-                </w:tcMar>
+                <w:tcW w:w="1875" w:type="pct"/>
               </w:tcPr>
               <w:p>
                 <w:pPr>
@@ -919,41 +780,153 @@
                     <w:right w:val="nil"/>
                     <w:between w:val="nil"/>
                   </w:pBdr>
-                  <w:spacing w:line="240" w:lineRule="auto"/>
+                </w:pPr>
+              </w:p>
+            </w:tc>
+          </w:tr>
+          <w:tr>
+            <w:tc>
+              <w:tcPr>
+                <w:tcW w:w="578" w:type="pct"/>
+              </w:tcPr>
+              <w:p>
+                <w:pPr>
+                  <w:widowControl w:val="0"/>
+                  <w:pBdr>
+                    <w:top w:val="nil"/>
+                    <w:left w:val="nil"/>
+                    <w:bottom w:val="nil"/>
+                    <w:right w:val="nil"/>
+                    <w:between w:val="nil"/>
+                  </w:pBdr>
                 </w:pPr>
               </w:p>
             </w:tc>
             <w:tc>
               <w:tcPr>
-                <w:tcW w:w="1935" w:type="dxa"/>
-                <w:tcMar>
-                  <w:top w:w="100" w:type="dxa"/>
-                  <w:left w:w="100" w:type="dxa"/>
-                  <w:bottom w:w="100" w:type="dxa"/>
-                  <w:right w:w="100" w:type="dxa"/>
-                </w:tcMar>
+                <w:tcW w:w="672" w:type="pct"/>
               </w:tcPr>
               <w:p>
                 <w:pPr>
                   <w:widowControl w:val="0"/>
-                  <w:spacing w:line="240" w:lineRule="auto"/>
                 </w:pPr>
               </w:p>
             </w:tc>
             <w:tc>
               <w:tcPr>
-                <w:tcW w:w="5400" w:type="dxa"/>
-                <w:tcMar>
-                  <w:top w:w="100" w:type="dxa"/>
-                  <w:left w:w="100" w:type="dxa"/>
-                  <w:bottom w:w="100" w:type="dxa"/>
-                  <w:right w:w="100" w:type="dxa"/>
-                </w:tcMar>
+                <w:tcW w:w="1875" w:type="pct"/>
               </w:tcPr>
               <w:p>
                 <w:pPr>
                   <w:widowControl w:val="0"/>
-                  <w:spacing w:line="240" w:lineRule="auto"/>
+                </w:pPr>
+              </w:p>
+            </w:tc>
+            <w:tc>
+              <w:tcPr>
+                <w:tcW w:w="1875" w:type="pct"/>
+              </w:tcPr>
+              <w:p>
+                <w:pPr>
+                  <w:widowControl w:val="0"/>
+                </w:pPr>
+              </w:p>
+            </w:tc>
+          </w:tr>
+          <w:tr>
+            <w:tc>
+              <w:tcPr>
+                <w:tcW w:w="578" w:type="pct"/>
+              </w:tcPr>
+              <w:p>
+                <w:pPr>
+                  <w:widowControl w:val="0"/>
+                  <w:pBdr>
+                    <w:top w:val="nil"/>
+                    <w:left w:val="nil"/>
+                    <w:bottom w:val="nil"/>
+                    <w:right w:val="nil"/>
+                    <w:between w:val="nil"/>
+                  </w:pBdr>
+                </w:pPr>
+              </w:p>
+            </w:tc>
+            <w:tc>
+              <w:tcPr>
+                <w:tcW w:w="672" w:type="pct"/>
+              </w:tcPr>
+              <w:p>
+                <w:pPr>
+                  <w:widowControl w:val="0"/>
+                </w:pPr>
+              </w:p>
+            </w:tc>
+            <w:tc>
+              <w:tcPr>
+                <w:tcW w:w="1875" w:type="pct"/>
+              </w:tcPr>
+              <w:p>
+                <w:pPr>
+                  <w:widowControl w:val="0"/>
+                </w:pPr>
+              </w:p>
+            </w:tc>
+            <w:tc>
+              <w:tcPr>
+                <w:tcW w:w="1875" w:type="pct"/>
+              </w:tcPr>
+              <w:p>
+                <w:pPr>
+                  <w:widowControl w:val="0"/>
+                </w:pPr>
+              </w:p>
+            </w:tc>
+          </w:tr>
+          <w:tr>
+            <w:tc>
+              <w:tcPr>
+                <w:tcW w:w="578" w:type="pct"/>
+              </w:tcPr>
+              <w:p>
+                <w:pPr>
+                  <w:widowControl w:val="0"/>
+                  <w:pBdr>
+                    <w:top w:val="nil"/>
+                    <w:left w:val="nil"/>
+                    <w:bottom w:val="nil"/>
+                    <w:right w:val="nil"/>
+                    <w:between w:val="nil"/>
+                  </w:pBdr>
+                </w:pPr>
+              </w:p>
+            </w:tc>
+            <w:tc>
+              <w:tcPr>
+                <w:tcW w:w="672" w:type="pct"/>
+              </w:tcPr>
+              <w:p>
+                <w:pPr>
+                  <w:widowControl w:val="0"/>
+                </w:pPr>
+              </w:p>
+            </w:tc>
+            <w:tc>
+              <w:tcPr>
+                <w:tcW w:w="1875" w:type="pct"/>
+              </w:tcPr>
+              <w:p>
+                <w:pPr>
+                  <w:widowControl w:val="0"/>
+                </w:pPr>
+              </w:p>
+            </w:tc>
+            <w:tc>
+              <w:tcPr>
+                <w:tcW w:w="1875" w:type="pct"/>
+              </w:tcPr>
+              <w:p>
+                <w:pPr>
+                  <w:widowControl w:val="0"/>
                 </w:pPr>
               </w:p>
             </w:tc>
@@ -1029,7 +1002,7 @@
       <w:r>
         <w:fldChar w:fldCharType="separate"/>
       </w:r>
-      <w:hyperlink w:anchor="_Toc229918679" w:history="1">
+      <w:hyperlink w:anchor="_Toc231188766" w:history="1">
         <w:r>
           <w:rPr>
             <w:rStyle w:val="afffffff5"/>
@@ -1056,7 +1029,7 @@
             <w:noProof/>
             <w:webHidden/>
           </w:rPr>
-          <w:instrText xml:space="preserve"> PAGEREF _Toc229918679 \h </w:instrText>
+          <w:instrText xml:space="preserve"> PAGEREF _Toc231188766 \h </w:instrText>
         </w:r>
         <w:r>
           <w:rPr>
@@ -1104,7 +1077,7 @@
           <w14:ligatures w14:val="standardContextual"/>
         </w:rPr>
       </w:pPr>
-      <w:hyperlink w:anchor="_Toc229918680" w:history="1">
+      <w:hyperlink w:anchor="_Toc231188767" w:history="1">
         <w:r>
           <w:rPr>
             <w:rStyle w:val="afffffff5"/>
@@ -1131,7 +1104,7 @@
             <w:noProof/>
             <w:webHidden/>
           </w:rPr>
-          <w:instrText xml:space="preserve"> PAGEREF _Toc229918680 \h </w:instrText>
+          <w:instrText xml:space="preserve"> PAGEREF _Toc231188767 \h </w:instrText>
         </w:r>
         <w:r>
           <w:rPr>
@@ -1179,7 +1152,7 @@
           <w14:ligatures w14:val="standardContextual"/>
         </w:rPr>
       </w:pPr>
-      <w:hyperlink w:anchor="_Toc229918681" w:history="1">
+      <w:hyperlink w:anchor="_Toc231188768" w:history="1">
         <w:r>
           <w:rPr>
             <w:rStyle w:val="afffffff5"/>
@@ -1206,7 +1179,7 @@
             <w:noProof/>
             <w:webHidden/>
           </w:rPr>
-          <w:instrText xml:space="preserve"> PAGEREF _Toc229918681 \h </w:instrText>
+          <w:instrText xml:space="preserve"> PAGEREF _Toc231188768 \h </w:instrText>
         </w:r>
         <w:r>
           <w:rPr>
@@ -1254,7 +1227,7 @@
           <w14:ligatures w14:val="standardContextual"/>
         </w:rPr>
       </w:pPr>
-      <w:hyperlink w:anchor="_Toc229918682" w:history="1">
+      <w:hyperlink w:anchor="_Toc231188769" w:history="1">
         <w:r>
           <w:rPr>
             <w:rStyle w:val="afffffff5"/>
@@ -1281,7 +1254,7 @@
             <w:noProof/>
             <w:webHidden/>
           </w:rPr>
-          <w:instrText xml:space="preserve"> PAGEREF _Toc229918682 \h </w:instrText>
+          <w:instrText xml:space="preserve"> PAGEREF _Toc231188769 \h </w:instrText>
         </w:r>
         <w:r>
           <w:rPr>
@@ -1329,7 +1302,7 @@
           <w14:ligatures w14:val="standardContextual"/>
         </w:rPr>
       </w:pPr>
-      <w:hyperlink w:anchor="_Toc229918683" w:history="1">
+      <w:hyperlink w:anchor="_Toc231188770" w:history="1">
         <w:r>
           <w:rPr>
             <w:rStyle w:val="afffffff5"/>
@@ -1356,7 +1329,7 @@
             <w:noProof/>
             <w:webHidden/>
           </w:rPr>
-          <w:instrText xml:space="preserve"> PAGEREF _Toc229918683 \h </w:instrText>
+          <w:instrText xml:space="preserve"> PAGEREF _Toc231188770 \h </w:instrText>
         </w:r>
         <w:r>
           <w:rPr>
@@ -1405,7 +1378,7 @@
           <w14:ligatures w14:val="standardContextual"/>
         </w:rPr>
       </w:pPr>
-      <w:hyperlink w:anchor="_Toc229918684" w:history="1">
+      <w:hyperlink w:anchor="_Toc231188771" w:history="1">
         <w:r>
           <w:rPr>
             <w:rStyle w:val="afffffff5"/>
@@ -1432,7 +1405,7 @@
             <w:noProof/>
             <w:webHidden/>
           </w:rPr>
-          <w:instrText xml:space="preserve"> PAGEREF _Toc229918684 \h </w:instrText>
+          <w:instrText xml:space="preserve"> PAGEREF _Toc231188771 \h </w:instrText>
         </w:r>
         <w:r>
           <w:rPr>
@@ -1480,7 +1453,7 @@
           <w14:ligatures w14:val="standardContextual"/>
         </w:rPr>
       </w:pPr>
-      <w:hyperlink w:anchor="_Toc229918685" w:history="1">
+      <w:hyperlink w:anchor="_Toc231188772" w:history="1">
         <w:r>
           <w:rPr>
             <w:rStyle w:val="afffffff5"/>
@@ -1507,7 +1480,7 @@
             <w:noProof/>
             <w:webHidden/>
           </w:rPr>
-          <w:instrText xml:space="preserve"> PAGEREF _Toc229918685 \h </w:instrText>
+          <w:instrText xml:space="preserve"> PAGEREF _Toc231188772 \h </w:instrText>
         </w:r>
         <w:r>
           <w:rPr>
@@ -1555,7 +1528,7 @@
           <w14:ligatures w14:val="standardContextual"/>
         </w:rPr>
       </w:pPr>
-      <w:hyperlink w:anchor="_Toc229918686" w:history="1">
+      <w:hyperlink w:anchor="_Toc231188773" w:history="1">
         <w:r>
           <w:rPr>
             <w:rStyle w:val="afffffff5"/>
@@ -1582,7 +1555,7 @@
             <w:noProof/>
             <w:webHidden/>
           </w:rPr>
-          <w:instrText xml:space="preserve"> PAGEREF _Toc229918686 \h </w:instrText>
+          <w:instrText xml:space="preserve"> PAGEREF _Toc231188773 \h </w:instrText>
         </w:r>
         <w:r>
           <w:rPr>
@@ -1630,7 +1603,7 @@
           <w14:ligatures w14:val="standardContextual"/>
         </w:rPr>
       </w:pPr>
-      <w:hyperlink w:anchor="_Toc229918687" w:history="1">
+      <w:hyperlink w:anchor="_Toc231188774" w:history="1">
         <w:r>
           <w:rPr>
             <w:rStyle w:val="afffffff5"/>
@@ -1657,7 +1630,7 @@
             <w:noProof/>
             <w:webHidden/>
           </w:rPr>
-          <w:instrText xml:space="preserve"> PAGEREF _Toc229918687 \h </w:instrText>
+          <w:instrText xml:space="preserve"> PAGEREF _Toc231188774 \h </w:instrText>
         </w:r>
         <w:r>
           <w:rPr>
@@ -1706,7 +1679,7 @@
           <w14:ligatures w14:val="standardContextual"/>
         </w:rPr>
       </w:pPr>
-      <w:hyperlink w:anchor="_Toc229918688" w:history="1">
+      <w:hyperlink w:anchor="_Toc231188775" w:history="1">
         <w:r>
           <w:rPr>
             <w:rStyle w:val="afffffff5"/>
@@ -1733,7 +1706,7 @@
             <w:noProof/>
             <w:webHidden/>
           </w:rPr>
-          <w:instrText xml:space="preserve"> PAGEREF _Toc229918688 \h </w:instrText>
+          <w:instrText xml:space="preserve"> PAGEREF _Toc231188775 \h </w:instrText>
         </w:r>
         <w:r>
           <w:rPr>
@@ -1781,7 +1754,7 @@
           <w14:ligatures w14:val="standardContextual"/>
         </w:rPr>
       </w:pPr>
-      <w:hyperlink w:anchor="_Toc229918689" w:history="1">
+      <w:hyperlink w:anchor="_Toc231188776" w:history="1">
         <w:r>
           <w:rPr>
             <w:rStyle w:val="afffffff5"/>
@@ -1808,7 +1781,7 @@
             <w:noProof/>
             <w:webHidden/>
           </w:rPr>
-          <w:instrText xml:space="preserve"> PAGEREF _Toc229918689 \h </w:instrText>
+          <w:instrText xml:space="preserve"> PAGEREF _Toc231188776 \h </w:instrText>
         </w:r>
         <w:r>
           <w:rPr>
@@ -1856,7 +1829,7 @@
           <w14:ligatures w14:val="standardContextual"/>
         </w:rPr>
       </w:pPr>
-      <w:hyperlink w:anchor="_Toc229918690" w:history="1">
+      <w:hyperlink w:anchor="_Toc231188777" w:history="1">
         <w:r>
           <w:rPr>
             <w:rStyle w:val="afffffff5"/>
@@ -1883,7 +1856,7 @@
             <w:noProof/>
             <w:webHidden/>
           </w:rPr>
-          <w:instrText xml:space="preserve"> PAGEREF _Toc229918690 \h </w:instrText>
+          <w:instrText xml:space="preserve"> PAGEREF _Toc231188777 \h </w:instrText>
         </w:r>
         <w:r>
           <w:rPr>
@@ -1903,7 +1876,7 @@
             <w:noProof/>
             <w:webHidden/>
           </w:rPr>
-          <w:t>6</w:t>
+          <w:t>7</w:t>
         </w:r>
         <w:r>
           <w:rPr>
@@ -1931,7 +1904,7 @@
           <w14:ligatures w14:val="standardContextual"/>
         </w:rPr>
       </w:pPr>
-      <w:hyperlink w:anchor="_Toc229918691" w:history="1">
+      <w:hyperlink w:anchor="_Toc231188778" w:history="1">
         <w:r>
           <w:rPr>
             <w:rStyle w:val="afffffff5"/>
@@ -1958,7 +1931,7 @@
             <w:noProof/>
             <w:webHidden/>
           </w:rPr>
-          <w:instrText xml:space="preserve"> PAGEREF _Toc229918691 \h </w:instrText>
+          <w:instrText xml:space="preserve"> PAGEREF _Toc231188778 \h </w:instrText>
         </w:r>
         <w:r>
           <w:rPr>
@@ -1978,7 +1951,7 @@
             <w:noProof/>
             <w:webHidden/>
           </w:rPr>
-          <w:t>6</w:t>
+          <w:t>7</w:t>
         </w:r>
         <w:r>
           <w:rPr>
@@ -2006,7 +1979,7 @@
           <w14:ligatures w14:val="standardContextual"/>
         </w:rPr>
       </w:pPr>
-      <w:hyperlink w:anchor="_Toc229918692" w:history="1">
+      <w:hyperlink w:anchor="_Toc231188779" w:history="1">
         <w:r>
           <w:rPr>
             <w:rStyle w:val="afffffff5"/>
@@ -2033,7 +2006,7 @@
             <w:noProof/>
             <w:webHidden/>
           </w:rPr>
-          <w:instrText xml:space="preserve"> PAGEREF _Toc229918692 \h </w:instrText>
+          <w:instrText xml:space="preserve"> PAGEREF _Toc231188779 \h </w:instrText>
         </w:r>
         <w:r>
           <w:rPr>
@@ -2053,7 +2026,7 @@
             <w:noProof/>
             <w:webHidden/>
           </w:rPr>
-          <w:t>7</w:t>
+          <w:t>8</w:t>
         </w:r>
         <w:r>
           <w:rPr>
@@ -2081,7 +2054,7 @@
           <w14:ligatures w14:val="standardContextual"/>
         </w:rPr>
       </w:pPr>
-      <w:hyperlink w:anchor="_Toc229918693" w:history="1">
+      <w:hyperlink w:anchor="_Toc231188780" w:history="1">
         <w:r>
           <w:rPr>
             <w:rStyle w:val="afffffff5"/>
@@ -2108,7 +2081,7 @@
             <w:noProof/>
             <w:webHidden/>
           </w:rPr>
-          <w:instrText xml:space="preserve"> PAGEREF _Toc229918693 \h </w:instrText>
+          <w:instrText xml:space="preserve"> PAGEREF _Toc231188780 \h </w:instrText>
         </w:r>
         <w:r>
           <w:rPr>
@@ -2128,7 +2101,7 @@
             <w:noProof/>
             <w:webHidden/>
           </w:rPr>
-          <w:t>7</w:t>
+          <w:t>8</w:t>
         </w:r>
         <w:r>
           <w:rPr>
@@ -2156,7 +2129,7 @@
           <w14:ligatures w14:val="standardContextual"/>
         </w:rPr>
       </w:pPr>
-      <w:hyperlink w:anchor="_Toc229918694" w:history="1">
+      <w:hyperlink w:anchor="_Toc231188781" w:history="1">
         <w:r>
           <w:rPr>
             <w:rStyle w:val="afffffff5"/>
@@ -2183,7 +2156,7 @@
             <w:noProof/>
             <w:webHidden/>
           </w:rPr>
-          <w:instrText xml:space="preserve"> PAGEREF _Toc229918694 \h </w:instrText>
+          <w:instrText xml:space="preserve"> PAGEREF _Toc231188781 \h </w:instrText>
         </w:r>
         <w:r>
           <w:rPr>
@@ -2203,7 +2176,7 @@
             <w:noProof/>
             <w:webHidden/>
           </w:rPr>
-          <w:t>7</w:t>
+          <w:t>8</w:t>
         </w:r>
         <w:r>
           <w:rPr>
@@ -2230,7 +2203,7 @@
           <w14:ligatures w14:val="standardContextual"/>
         </w:rPr>
       </w:pPr>
-      <w:hyperlink w:anchor="_Toc229918695" w:history="1">
+      <w:hyperlink w:anchor="_Toc231188782" w:history="1">
         <w:r>
           <w:rPr>
             <w:rStyle w:val="afffffff5"/>
@@ -2257,7 +2230,7 @@
             <w:noProof/>
             <w:webHidden/>
           </w:rPr>
-          <w:instrText xml:space="preserve"> PAGEREF _Toc229918695 \h </w:instrText>
+          <w:instrText xml:space="preserve"> PAGEREF _Toc231188782 \h </w:instrText>
         </w:r>
         <w:r>
           <w:rPr>
@@ -2277,7 +2250,7 @@
             <w:noProof/>
             <w:webHidden/>
           </w:rPr>
-          <w:t>7</w:t>
+          <w:t>8</w:t>
         </w:r>
         <w:r>
           <w:rPr>
@@ -2306,7 +2279,7 @@
           <w14:ligatures w14:val="standardContextual"/>
         </w:rPr>
       </w:pPr>
-      <w:hyperlink w:anchor="_Toc229918696" w:history="1">
+      <w:hyperlink w:anchor="_Toc231188783" w:history="1">
         <w:r>
           <w:rPr>
             <w:rStyle w:val="afffffff5"/>
@@ -2333,7 +2306,7 @@
             <w:noProof/>
             <w:webHidden/>
           </w:rPr>
-          <w:instrText xml:space="preserve"> PAGEREF _Toc229918696 \h </w:instrText>
+          <w:instrText xml:space="preserve"> PAGEREF _Toc231188783 \h </w:instrText>
         </w:r>
         <w:r>
           <w:rPr>
@@ -2353,7 +2326,7 @@
             <w:noProof/>
             <w:webHidden/>
           </w:rPr>
-          <w:t>8</w:t>
+          <w:t>9</w:t>
         </w:r>
         <w:r>
           <w:rPr>
@@ -2381,7 +2354,7 @@
           <w14:ligatures w14:val="standardContextual"/>
         </w:rPr>
       </w:pPr>
-      <w:hyperlink w:anchor="_Toc229918697" w:history="1">
+      <w:hyperlink w:anchor="_Toc231188784" w:history="1">
         <w:r>
           <w:rPr>
             <w:rStyle w:val="afffffff5"/>
@@ -2408,7 +2381,7 @@
             <w:noProof/>
             <w:webHidden/>
           </w:rPr>
-          <w:instrText xml:space="preserve"> PAGEREF _Toc229918697 \h </w:instrText>
+          <w:instrText xml:space="preserve"> PAGEREF _Toc231188784 \h </w:instrText>
         </w:r>
         <w:r>
           <w:rPr>
@@ -2428,7 +2401,7 @@
             <w:noProof/>
             <w:webHidden/>
           </w:rPr>
-          <w:t>8</w:t>
+          <w:t>9</w:t>
         </w:r>
         <w:r>
           <w:rPr>
@@ -2457,7 +2430,7 @@
           <w14:ligatures w14:val="standardContextual"/>
         </w:rPr>
       </w:pPr>
-      <w:hyperlink w:anchor="_Toc229918698" w:history="1">
+      <w:hyperlink w:anchor="_Toc231188785" w:history="1">
         <w:r>
           <w:rPr>
             <w:rStyle w:val="afffffff5"/>
@@ -2484,7 +2457,7 @@
             <w:noProof/>
             <w:webHidden/>
           </w:rPr>
-          <w:instrText xml:space="preserve"> PAGEREF _Toc229918698 \h </w:instrText>
+          <w:instrText xml:space="preserve"> PAGEREF _Toc231188785 \h </w:instrText>
         </w:r>
         <w:r>
           <w:rPr>
@@ -2504,7 +2477,7 @@
             <w:noProof/>
             <w:webHidden/>
           </w:rPr>
-          <w:t>8</w:t>
+          <w:t>10</w:t>
         </w:r>
         <w:r>
           <w:rPr>
@@ -2532,7 +2505,7 @@
           <w14:ligatures w14:val="standardContextual"/>
         </w:rPr>
       </w:pPr>
-      <w:hyperlink w:anchor="_Toc229918699" w:history="1">
+      <w:hyperlink w:anchor="_Toc231188786" w:history="1">
         <w:r>
           <w:rPr>
             <w:rStyle w:val="afffffff5"/>
@@ -2559,7 +2532,7 @@
             <w:noProof/>
             <w:webHidden/>
           </w:rPr>
-          <w:instrText xml:space="preserve"> PAGEREF _Toc229918699 \h </w:instrText>
+          <w:instrText xml:space="preserve"> PAGEREF _Toc231188786 \h </w:instrText>
         </w:r>
         <w:r>
           <w:rPr>
@@ -2579,7 +2552,7 @@
             <w:noProof/>
             <w:webHidden/>
           </w:rPr>
-          <w:t>8</w:t>
+          <w:t>10</w:t>
         </w:r>
         <w:r>
           <w:rPr>
@@ -2606,7 +2579,7 @@
           <w14:ligatures w14:val="standardContextual"/>
         </w:rPr>
       </w:pPr>
-      <w:hyperlink w:anchor="_Toc229918700" w:history="1">
+      <w:hyperlink w:anchor="_Toc231188787" w:history="1">
         <w:r>
           <w:rPr>
             <w:rStyle w:val="afffffff5"/>
@@ -2633,7 +2606,7 @@
             <w:noProof/>
             <w:webHidden/>
           </w:rPr>
-          <w:instrText xml:space="preserve"> PAGEREF _Toc229918700 \h </w:instrText>
+          <w:instrText xml:space="preserve"> PAGEREF _Toc231188787 \h </w:instrText>
         </w:r>
         <w:r>
           <w:rPr>
@@ -2653,7 +2626,7 @@
             <w:noProof/>
             <w:webHidden/>
           </w:rPr>
-          <w:t>9</w:t>
+          <w:t>10</w:t>
         </w:r>
         <w:r>
           <w:rPr>
@@ -2680,7 +2653,7 @@
           <w14:ligatures w14:val="standardContextual"/>
         </w:rPr>
       </w:pPr>
-      <w:hyperlink w:anchor="_Toc229918701" w:history="1">
+      <w:hyperlink w:anchor="_Toc231188788" w:history="1">
         <w:r>
           <w:rPr>
             <w:rStyle w:val="afffffff5"/>
@@ -2707,7 +2680,7 @@
             <w:noProof/>
             <w:webHidden/>
           </w:rPr>
-          <w:instrText xml:space="preserve"> PAGEREF _Toc229918701 \h </w:instrText>
+          <w:instrText xml:space="preserve"> PAGEREF _Toc231188788 \h </w:instrText>
         </w:r>
         <w:r>
           <w:rPr>
@@ -2727,7 +2700,7 @@
             <w:noProof/>
             <w:webHidden/>
           </w:rPr>
-          <w:t>9</w:t>
+          <w:t>11</w:t>
         </w:r>
         <w:r>
           <w:rPr>
@@ -2754,7 +2727,7 @@
           <w14:ligatures w14:val="standardContextual"/>
         </w:rPr>
       </w:pPr>
-      <w:hyperlink w:anchor="_Toc229918702" w:history="1">
+      <w:hyperlink w:anchor="_Toc231188789" w:history="1">
         <w:r>
           <w:rPr>
             <w:rStyle w:val="afffffff5"/>
@@ -2781,7 +2754,7 @@
             <w:noProof/>
             <w:webHidden/>
           </w:rPr>
-          <w:instrText xml:space="preserve"> PAGEREF _Toc229918702 \h </w:instrText>
+          <w:instrText xml:space="preserve"> PAGEREF _Toc231188789 \h </w:instrText>
         </w:r>
         <w:r>
           <w:rPr>
@@ -2801,7 +2774,7 @@
             <w:noProof/>
             <w:webHidden/>
           </w:rPr>
-          <w:t>10</w:t>
+          <w:t>11</w:t>
         </w:r>
         <w:r>
           <w:rPr>
@@ -2829,7 +2802,7 @@
           <w14:ligatures w14:val="standardContextual"/>
         </w:rPr>
       </w:pPr>
-      <w:hyperlink w:anchor="_Toc229918703" w:history="1">
+      <w:hyperlink w:anchor="_Toc231188790" w:history="1">
         <w:r>
           <w:rPr>
             <w:rStyle w:val="afffffff5"/>
@@ -2856,7 +2829,7 @@
             <w:noProof/>
             <w:webHidden/>
           </w:rPr>
-          <w:instrText xml:space="preserve"> PAGEREF _Toc229918703 \h </w:instrText>
+          <w:instrText xml:space="preserve"> PAGEREF _Toc231188790 \h </w:instrText>
         </w:r>
         <w:r>
           <w:rPr>
@@ -2876,7 +2849,7 @@
             <w:noProof/>
             <w:webHidden/>
           </w:rPr>
-          <w:t>10</w:t>
+          <w:t>12</w:t>
         </w:r>
         <w:r>
           <w:rPr>
@@ -2903,7 +2876,7 @@
           <w14:ligatures w14:val="standardContextual"/>
         </w:rPr>
       </w:pPr>
-      <w:hyperlink w:anchor="_Toc229918704" w:history="1">
+      <w:hyperlink w:anchor="_Toc231188791" w:history="1">
         <w:r>
           <w:rPr>
             <w:rStyle w:val="afffffff5"/>
@@ -2930,7 +2903,7 @@
             <w:noProof/>
             <w:webHidden/>
           </w:rPr>
-          <w:instrText xml:space="preserve"> PAGEREF _Toc229918704 \h </w:instrText>
+          <w:instrText xml:space="preserve"> PAGEREF _Toc231188791 \h </w:instrText>
         </w:r>
         <w:r>
           <w:rPr>
@@ -2950,7 +2923,7 @@
             <w:noProof/>
             <w:webHidden/>
           </w:rPr>
-          <w:t>11</w:t>
+          <w:t>12</w:t>
         </w:r>
         <w:r>
           <w:rPr>
@@ -2977,7 +2950,7 @@
           <w14:ligatures w14:val="standardContextual"/>
         </w:rPr>
       </w:pPr>
-      <w:hyperlink w:anchor="_Toc229918705" w:history="1">
+      <w:hyperlink w:anchor="_Toc231188792" w:history="1">
         <w:r>
           <w:rPr>
             <w:rStyle w:val="afffffff5"/>
@@ -3004,7 +2977,7 @@
             <w:noProof/>
             <w:webHidden/>
           </w:rPr>
-          <w:instrText xml:space="preserve"> PAGEREF _Toc229918705 \h </w:instrText>
+          <w:instrText xml:space="preserve"> PAGEREF _Toc231188792 \h </w:instrText>
         </w:r>
         <w:r>
           <w:rPr>
@@ -3024,7 +2997,7 @@
             <w:noProof/>
             <w:webHidden/>
           </w:rPr>
-          <w:t>11</w:t>
+          <w:t>13</w:t>
         </w:r>
         <w:r>
           <w:rPr>
@@ -3051,7 +3024,7 @@
           <w14:ligatures w14:val="standardContextual"/>
         </w:rPr>
       </w:pPr>
-      <w:hyperlink w:anchor="_Toc229918706" w:history="1">
+      <w:hyperlink w:anchor="_Toc231188793" w:history="1">
         <w:r>
           <w:rPr>
             <w:rStyle w:val="afffffff5"/>
@@ -3078,7 +3051,7 @@
             <w:noProof/>
             <w:webHidden/>
           </w:rPr>
-          <w:instrText xml:space="preserve"> PAGEREF _Toc229918706 \h </w:instrText>
+          <w:instrText xml:space="preserve"> PAGEREF _Toc231188793 \h </w:instrText>
         </w:r>
         <w:r>
           <w:rPr>
@@ -3098,7 +3071,7 @@
             <w:noProof/>
             <w:webHidden/>
           </w:rPr>
-          <w:t>11</w:t>
+          <w:t>13</w:t>
         </w:r>
         <w:r>
           <w:rPr>
@@ -3126,7 +3099,7 @@
           <w14:ligatures w14:val="standardContextual"/>
         </w:rPr>
       </w:pPr>
-      <w:hyperlink w:anchor="_Toc229918707" w:history="1">
+      <w:hyperlink w:anchor="_Toc231188794" w:history="1">
         <w:r>
           <w:rPr>
             <w:rStyle w:val="afffffff5"/>
@@ -3153,7 +3126,7 @@
             <w:noProof/>
             <w:webHidden/>
           </w:rPr>
-          <w:instrText xml:space="preserve"> PAGEREF _Toc229918707 \h </w:instrText>
+          <w:instrText xml:space="preserve"> PAGEREF _Toc231188794 \h </w:instrText>
         </w:r>
         <w:r>
           <w:rPr>
@@ -3173,7 +3146,7 @@
             <w:noProof/>
             <w:webHidden/>
           </w:rPr>
-          <w:t>12</w:t>
+          <w:t>14</w:t>
         </w:r>
         <w:r>
           <w:rPr>
@@ -3200,7 +3173,7 @@
           <w14:ligatures w14:val="standardContextual"/>
         </w:rPr>
       </w:pPr>
-      <w:hyperlink w:anchor="_Toc229918708" w:history="1">
+      <w:hyperlink w:anchor="_Toc231188795" w:history="1">
         <w:r>
           <w:rPr>
             <w:rStyle w:val="afffffff5"/>
@@ -3227,7 +3200,7 @@
             <w:noProof/>
             <w:webHidden/>
           </w:rPr>
-          <w:instrText xml:space="preserve"> PAGEREF _Toc229918708 \h </w:instrText>
+          <w:instrText xml:space="preserve"> PAGEREF _Toc231188795 \h </w:instrText>
         </w:r>
         <w:r>
           <w:rPr>
@@ -3247,7 +3220,7 @@
             <w:noProof/>
             <w:webHidden/>
           </w:rPr>
-          <w:t>12</w:t>
+          <w:t>14</w:t>
         </w:r>
         <w:r>
           <w:rPr>
@@ -3274,7 +3247,7 @@
           <w14:ligatures w14:val="standardContextual"/>
         </w:rPr>
       </w:pPr>
-      <w:hyperlink w:anchor="_Toc229918709" w:history="1">
+      <w:hyperlink w:anchor="_Toc231188796" w:history="1">
         <w:r>
           <w:rPr>
             <w:rStyle w:val="afffffff5"/>
@@ -3301,7 +3274,7 @@
             <w:noProof/>
             <w:webHidden/>
           </w:rPr>
-          <w:instrText xml:space="preserve"> PAGEREF _Toc229918709 \h </w:instrText>
+          <w:instrText xml:space="preserve"> PAGEREF _Toc231188796 \h </w:instrText>
         </w:r>
         <w:r>
           <w:rPr>
@@ -3321,7 +3294,7 @@
             <w:noProof/>
             <w:webHidden/>
           </w:rPr>
-          <w:t>13</w:t>
+          <w:t>15</w:t>
         </w:r>
         <w:r>
           <w:rPr>
@@ -3348,7 +3321,7 @@
           <w14:ligatures w14:val="standardContextual"/>
         </w:rPr>
       </w:pPr>
-      <w:hyperlink w:anchor="_Toc229918710" w:history="1">
+      <w:hyperlink w:anchor="_Toc231188797" w:history="1">
         <w:r>
           <w:rPr>
             <w:rStyle w:val="afffffff5"/>
@@ -3375,7 +3348,7 @@
             <w:noProof/>
             <w:webHidden/>
           </w:rPr>
-          <w:instrText xml:space="preserve"> PAGEREF _Toc229918710 \h </w:instrText>
+          <w:instrText xml:space="preserve"> PAGEREF _Toc231188797 \h </w:instrText>
         </w:r>
         <w:r>
           <w:rPr>
@@ -3395,7 +3368,7 @@
             <w:noProof/>
             <w:webHidden/>
           </w:rPr>
-          <w:t>13</w:t>
+          <w:t>15</w:t>
         </w:r>
         <w:r>
           <w:rPr>
@@ -3423,7 +3396,7 @@
           <w14:ligatures w14:val="standardContextual"/>
         </w:rPr>
       </w:pPr>
-      <w:hyperlink w:anchor="_Toc229918711" w:history="1">
+      <w:hyperlink w:anchor="_Toc231188798" w:history="1">
         <w:r>
           <w:rPr>
             <w:rStyle w:val="afffffff5"/>
@@ -3450,7 +3423,7 @@
             <w:noProof/>
             <w:webHidden/>
           </w:rPr>
-          <w:instrText xml:space="preserve"> PAGEREF _Toc229918711 \h </w:instrText>
+          <w:instrText xml:space="preserve"> PAGEREF _Toc231188798 \h </w:instrText>
         </w:r>
         <w:r>
           <w:rPr>
@@ -3470,7 +3443,7 @@
             <w:noProof/>
             <w:webHidden/>
           </w:rPr>
-          <w:t>13</w:t>
+          <w:t>16</w:t>
         </w:r>
         <w:r>
           <w:rPr>
@@ -3497,7 +3470,7 @@
           <w14:ligatures w14:val="standardContextual"/>
         </w:rPr>
       </w:pPr>
-      <w:hyperlink w:anchor="_Toc229918712" w:history="1">
+      <w:hyperlink w:anchor="_Toc231188799" w:history="1">
         <w:r>
           <w:rPr>
             <w:rStyle w:val="afffffff5"/>
@@ -3524,7 +3497,7 @@
             <w:noProof/>
             <w:webHidden/>
           </w:rPr>
-          <w:instrText xml:space="preserve"> PAGEREF _Toc229918712 \h </w:instrText>
+          <w:instrText xml:space="preserve"> PAGEREF _Toc231188799 \h </w:instrText>
         </w:r>
         <w:r>
           <w:rPr>
@@ -3544,7 +3517,7 @@
             <w:noProof/>
             <w:webHidden/>
           </w:rPr>
-          <w:t>14</w:t>
+          <w:t>16</w:t>
         </w:r>
         <w:r>
           <w:rPr>
@@ -3571,7 +3544,7 @@
           <w14:ligatures w14:val="standardContextual"/>
         </w:rPr>
       </w:pPr>
-      <w:hyperlink w:anchor="_Toc229918713" w:history="1">
+      <w:hyperlink w:anchor="_Toc231188800" w:history="1">
         <w:r>
           <w:rPr>
             <w:rStyle w:val="afffffff5"/>
@@ -3598,7 +3571,7 @@
             <w:noProof/>
             <w:webHidden/>
           </w:rPr>
-          <w:instrText xml:space="preserve"> PAGEREF _Toc229918713 \h </w:instrText>
+          <w:instrText xml:space="preserve"> PAGEREF _Toc231188800 \h </w:instrText>
         </w:r>
         <w:r>
           <w:rPr>
@@ -3618,7 +3591,7 @@
             <w:noProof/>
             <w:webHidden/>
           </w:rPr>
-          <w:t>15</w:t>
+          <w:t>17</w:t>
         </w:r>
         <w:r>
           <w:rPr>
@@ -3645,7 +3618,7 @@
           <w14:ligatures w14:val="standardContextual"/>
         </w:rPr>
       </w:pPr>
-      <w:hyperlink w:anchor="_Toc229918714" w:history="1">
+      <w:hyperlink w:anchor="_Toc231188801" w:history="1">
         <w:r>
           <w:rPr>
             <w:rStyle w:val="afffffff5"/>
@@ -3672,7 +3645,7 @@
             <w:noProof/>
             <w:webHidden/>
           </w:rPr>
-          <w:instrText xml:space="preserve"> PAGEREF _Toc229918714 \h </w:instrText>
+          <w:instrText xml:space="preserve"> PAGEREF _Toc231188801 \h </w:instrText>
         </w:r>
         <w:r>
           <w:rPr>
@@ -3692,7 +3665,7 @@
             <w:noProof/>
             <w:webHidden/>
           </w:rPr>
-          <w:t>15</w:t>
+          <w:t>17</w:t>
         </w:r>
         <w:r>
           <w:rPr>
@@ -3720,7 +3693,7 @@
           <w14:ligatures w14:val="standardContextual"/>
         </w:rPr>
       </w:pPr>
-      <w:hyperlink w:anchor="_Toc229918715" w:history="1">
+      <w:hyperlink w:anchor="_Toc231188802" w:history="1">
         <w:r>
           <w:rPr>
             <w:rStyle w:val="afffffff5"/>
@@ -3747,7 +3720,7 @@
             <w:noProof/>
             <w:webHidden/>
           </w:rPr>
-          <w:instrText xml:space="preserve"> PAGEREF _Toc229918715 \h </w:instrText>
+          <w:instrText xml:space="preserve"> PAGEREF _Toc231188802 \h </w:instrText>
         </w:r>
         <w:r>
           <w:rPr>
@@ -3767,7 +3740,7 @@
             <w:noProof/>
             <w:webHidden/>
           </w:rPr>
-          <w:t>15</w:t>
+          <w:t>18</w:t>
         </w:r>
         <w:r>
           <w:rPr>
@@ -3794,7 +3767,7 @@
           <w14:ligatures w14:val="standardContextual"/>
         </w:rPr>
       </w:pPr>
-      <w:hyperlink w:anchor="_Toc229918716" w:history="1">
+      <w:hyperlink w:anchor="_Toc231188803" w:history="1">
         <w:r>
           <w:rPr>
             <w:rStyle w:val="afffffff5"/>
@@ -3821,7 +3794,7 @@
             <w:noProof/>
             <w:webHidden/>
           </w:rPr>
-          <w:instrText xml:space="preserve"> PAGEREF _Toc229918716 \h </w:instrText>
+          <w:instrText xml:space="preserve"> PAGEREF _Toc231188803 \h </w:instrText>
         </w:r>
         <w:r>
           <w:rPr>
@@ -3841,7 +3814,7 @@
             <w:noProof/>
             <w:webHidden/>
           </w:rPr>
-          <w:t>16</w:t>
+          <w:t>18</w:t>
         </w:r>
         <w:r>
           <w:rPr>
@@ -3868,7 +3841,7 @@
           <w14:ligatures w14:val="standardContextual"/>
         </w:rPr>
       </w:pPr>
-      <w:hyperlink w:anchor="_Toc229918717" w:history="1">
+      <w:hyperlink w:anchor="_Toc231188804" w:history="1">
         <w:r>
           <w:rPr>
             <w:rStyle w:val="afffffff5"/>
@@ -3895,7 +3868,7 @@
             <w:noProof/>
             <w:webHidden/>
           </w:rPr>
-          <w:instrText xml:space="preserve"> PAGEREF _Toc229918717 \h </w:instrText>
+          <w:instrText xml:space="preserve"> PAGEREF _Toc231188804 \h </w:instrText>
         </w:r>
         <w:r>
           <w:rPr>
@@ -3915,7 +3888,7 @@
             <w:noProof/>
             <w:webHidden/>
           </w:rPr>
-          <w:t>16</w:t>
+          <w:t>18</w:t>
         </w:r>
         <w:r>
           <w:rPr>
@@ -3942,7 +3915,7 @@
           <w14:ligatures w14:val="standardContextual"/>
         </w:rPr>
       </w:pPr>
-      <w:hyperlink w:anchor="_Toc229918718" w:history="1">
+      <w:hyperlink w:anchor="_Toc231188805" w:history="1">
         <w:r>
           <w:rPr>
             <w:rStyle w:val="afffffff5"/>
@@ -3969,7 +3942,7 @@
             <w:noProof/>
             <w:webHidden/>
           </w:rPr>
-          <w:instrText xml:space="preserve"> PAGEREF _Toc229918718 \h </w:instrText>
+          <w:instrText xml:space="preserve"> PAGEREF _Toc231188805 \h </w:instrText>
         </w:r>
         <w:r>
           <w:rPr>
@@ -3989,7 +3962,7 @@
             <w:noProof/>
             <w:webHidden/>
           </w:rPr>
-          <w:t>17</w:t>
+          <w:t>20</w:t>
         </w:r>
         <w:r>
           <w:rPr>
@@ -4016,7 +3989,7 @@
           <w14:ligatures w14:val="standardContextual"/>
         </w:rPr>
       </w:pPr>
-      <w:hyperlink w:anchor="_Toc229918719" w:history="1">
+      <w:hyperlink w:anchor="_Toc231188806" w:history="1">
         <w:r>
           <w:rPr>
             <w:rStyle w:val="afffffff5"/>
@@ -4043,7 +4016,7 @@
             <w:noProof/>
             <w:webHidden/>
           </w:rPr>
-          <w:instrText xml:space="preserve"> PAGEREF _Toc229918719 \h </w:instrText>
+          <w:instrText xml:space="preserve"> PAGEREF _Toc231188806 \h </w:instrText>
         </w:r>
         <w:r>
           <w:rPr>
@@ -4063,7 +4036,7 @@
             <w:noProof/>
             <w:webHidden/>
           </w:rPr>
-          <w:t>17</w:t>
+          <w:t>20</w:t>
         </w:r>
         <w:r>
           <w:rPr>
@@ -4091,7 +4064,7 @@
           <w14:ligatures w14:val="standardContextual"/>
         </w:rPr>
       </w:pPr>
-      <w:hyperlink w:anchor="_Toc229918720" w:history="1">
+      <w:hyperlink w:anchor="_Toc231188807" w:history="1">
         <w:r>
           <w:rPr>
             <w:rStyle w:val="afffffff5"/>
@@ -4118,7 +4091,7 @@
             <w:noProof/>
             <w:webHidden/>
           </w:rPr>
-          <w:instrText xml:space="preserve"> PAGEREF _Toc229918720 \h </w:instrText>
+          <w:instrText xml:space="preserve"> PAGEREF _Toc231188807 \h </w:instrText>
         </w:r>
         <w:r>
           <w:rPr>
@@ -4138,7 +4111,7 @@
             <w:noProof/>
             <w:webHidden/>
           </w:rPr>
-          <w:t>17</w:t>
+          <w:t>20</w:t>
         </w:r>
         <w:r>
           <w:rPr>
@@ -4165,7 +4138,7 @@
           <w14:ligatures w14:val="standardContextual"/>
         </w:rPr>
       </w:pPr>
-      <w:hyperlink w:anchor="_Toc229918721" w:history="1">
+      <w:hyperlink w:anchor="_Toc231188808" w:history="1">
         <w:r>
           <w:rPr>
             <w:rStyle w:val="afffffff5"/>
@@ -4192,7 +4165,7 @@
             <w:noProof/>
             <w:webHidden/>
           </w:rPr>
-          <w:instrText xml:space="preserve"> PAGEREF _Toc229918721 \h </w:instrText>
+          <w:instrText xml:space="preserve"> PAGEREF _Toc231188808 \h </w:instrText>
         </w:r>
         <w:r>
           <w:rPr>
@@ -4212,7 +4185,7 @@
             <w:noProof/>
             <w:webHidden/>
           </w:rPr>
-          <w:t>18</w:t>
+          <w:t>21</w:t>
         </w:r>
         <w:r>
           <w:rPr>
@@ -4239,7 +4212,7 @@
           <w14:ligatures w14:val="standardContextual"/>
         </w:rPr>
       </w:pPr>
-      <w:hyperlink w:anchor="_Toc229918722" w:history="1">
+      <w:hyperlink w:anchor="_Toc231188809" w:history="1">
         <w:r>
           <w:rPr>
             <w:rStyle w:val="afffffff5"/>
@@ -4266,7 +4239,7 @@
             <w:noProof/>
             <w:webHidden/>
           </w:rPr>
-          <w:instrText xml:space="preserve"> PAGEREF _Toc229918722 \h </w:instrText>
+          <w:instrText xml:space="preserve"> PAGEREF _Toc231188809 \h </w:instrText>
         </w:r>
         <w:r>
           <w:rPr>
@@ -4286,7 +4259,7 @@
             <w:noProof/>
             <w:webHidden/>
           </w:rPr>
-          <w:t>18</w:t>
+          <w:t>21</w:t>
         </w:r>
         <w:r>
           <w:rPr>
@@ -4313,7 +4286,7 @@
           <w14:ligatures w14:val="standardContextual"/>
         </w:rPr>
       </w:pPr>
-      <w:hyperlink w:anchor="_Toc229918723" w:history="1">
+      <w:hyperlink w:anchor="_Toc231188810" w:history="1">
         <w:r>
           <w:rPr>
             <w:rStyle w:val="afffffff5"/>
@@ -4340,7 +4313,7 @@
             <w:noProof/>
             <w:webHidden/>
           </w:rPr>
-          <w:instrText xml:space="preserve"> PAGEREF _Toc229918723 \h </w:instrText>
+          <w:instrText xml:space="preserve"> PAGEREF _Toc231188810 \h </w:instrText>
         </w:r>
         <w:r>
           <w:rPr>
@@ -4360,7 +4333,7 @@
             <w:noProof/>
             <w:webHidden/>
           </w:rPr>
-          <w:t>18</w:t>
+          <w:t>22</w:t>
         </w:r>
         <w:r>
           <w:rPr>
@@ -4389,7 +4362,7 @@
           <w14:ligatures w14:val="standardContextual"/>
         </w:rPr>
       </w:pPr>
-      <w:hyperlink w:anchor="_Toc229918724" w:history="1">
+      <w:hyperlink w:anchor="_Toc231188811" w:history="1">
         <w:r>
           <w:rPr>
             <w:rStyle w:val="afffffff5"/>
@@ -4416,7 +4389,7 @@
             <w:noProof/>
             <w:webHidden/>
           </w:rPr>
-          <w:instrText xml:space="preserve"> PAGEREF _Toc229918724 \h </w:instrText>
+          <w:instrText xml:space="preserve"> PAGEREF _Toc231188811 \h </w:instrText>
         </w:r>
         <w:r>
           <w:rPr>
@@ -4436,7 +4409,7 @@
             <w:noProof/>
             <w:webHidden/>
           </w:rPr>
-          <w:t>19</w:t>
+          <w:t>22</w:t>
         </w:r>
         <w:r>
           <w:rPr>
@@ -4464,7 +4437,7 @@
           <w14:ligatures w14:val="standardContextual"/>
         </w:rPr>
       </w:pPr>
-      <w:hyperlink w:anchor="_Toc229918725" w:history="1">
+      <w:hyperlink w:anchor="_Toc231188812" w:history="1">
         <w:r>
           <w:rPr>
             <w:rStyle w:val="afffffff5"/>
@@ -4491,7 +4464,7 @@
             <w:noProof/>
             <w:webHidden/>
           </w:rPr>
-          <w:instrText xml:space="preserve"> PAGEREF _Toc229918725 \h </w:instrText>
+          <w:instrText xml:space="preserve"> PAGEREF _Toc231188812 \h </w:instrText>
         </w:r>
         <w:r>
           <w:rPr>
@@ -4511,7 +4484,7 @@
             <w:noProof/>
             <w:webHidden/>
           </w:rPr>
-          <w:t>19</w:t>
+          <w:t>22</w:t>
         </w:r>
         <w:r>
           <w:rPr>
@@ -4539,7 +4512,7 @@
           <w14:ligatures w14:val="standardContextual"/>
         </w:rPr>
       </w:pPr>
-      <w:hyperlink w:anchor="_Toc229918726" w:history="1">
+      <w:hyperlink w:anchor="_Toc231188813" w:history="1">
         <w:r>
           <w:rPr>
             <w:rStyle w:val="afffffff5"/>
@@ -4566,7 +4539,7 @@
             <w:noProof/>
             <w:webHidden/>
           </w:rPr>
-          <w:instrText xml:space="preserve"> PAGEREF _Toc229918726 \h </w:instrText>
+          <w:instrText xml:space="preserve"> PAGEREF _Toc231188813 \h </w:instrText>
         </w:r>
         <w:r>
           <w:rPr>
@@ -4586,7 +4559,7 @@
             <w:noProof/>
             <w:webHidden/>
           </w:rPr>
-          <w:t>19</w:t>
+          <w:t>23</w:t>
         </w:r>
         <w:r>
           <w:rPr>
@@ -4614,7 +4587,7 @@
           <w14:ligatures w14:val="standardContextual"/>
         </w:rPr>
       </w:pPr>
-      <w:hyperlink w:anchor="_Toc229918727" w:history="1">
+      <w:hyperlink w:anchor="_Toc231188814" w:history="1">
         <w:r>
           <w:rPr>
             <w:rStyle w:val="afffffff5"/>
@@ -4641,7 +4614,7 @@
             <w:noProof/>
             <w:webHidden/>
           </w:rPr>
-          <w:instrText xml:space="preserve"> PAGEREF _Toc229918727 \h </w:instrText>
+          <w:instrText xml:space="preserve"> PAGEREF _Toc231188814 \h </w:instrText>
         </w:r>
         <w:r>
           <w:rPr>
@@ -4661,7 +4634,7 @@
             <w:noProof/>
             <w:webHidden/>
           </w:rPr>
-          <w:t>20</w:t>
+          <w:t>23</w:t>
         </w:r>
         <w:r>
           <w:rPr>
@@ -4689,7 +4662,7 @@
           <w14:ligatures w14:val="standardContextual"/>
         </w:rPr>
       </w:pPr>
-      <w:hyperlink w:anchor="_Toc229918728" w:history="1">
+      <w:hyperlink w:anchor="_Toc231188815" w:history="1">
         <w:r>
           <w:rPr>
             <w:rStyle w:val="afffffff5"/>
@@ -4716,7 +4689,7 @@
             <w:noProof/>
             <w:webHidden/>
           </w:rPr>
-          <w:instrText xml:space="preserve"> PAGEREF _Toc229918728 \h </w:instrText>
+          <w:instrText xml:space="preserve"> PAGEREF _Toc231188815 \h </w:instrText>
         </w:r>
         <w:r>
           <w:rPr>
@@ -4736,7 +4709,7 @@
             <w:noProof/>
             <w:webHidden/>
           </w:rPr>
-          <w:t>20</w:t>
+          <w:t>23</w:t>
         </w:r>
         <w:r>
           <w:rPr>
@@ -4764,7 +4737,7 @@
           <w14:ligatures w14:val="standardContextual"/>
         </w:rPr>
       </w:pPr>
-      <w:hyperlink w:anchor="_Toc229918729" w:history="1">
+      <w:hyperlink w:anchor="_Toc231188816" w:history="1">
         <w:r>
           <w:rPr>
             <w:rStyle w:val="afffffff5"/>
@@ -4791,7 +4764,7 @@
             <w:noProof/>
             <w:webHidden/>
           </w:rPr>
-          <w:instrText xml:space="preserve"> PAGEREF _Toc229918729 \h </w:instrText>
+          <w:instrText xml:space="preserve"> PAGEREF _Toc231188816 \h </w:instrText>
         </w:r>
         <w:r>
           <w:rPr>
@@ -4811,7 +4784,7 @@
             <w:noProof/>
             <w:webHidden/>
           </w:rPr>
-          <w:t>20</w:t>
+          <w:t>24</w:t>
         </w:r>
         <w:r>
           <w:rPr>
@@ -4840,7 +4813,7 @@
           <w14:ligatures w14:val="standardContextual"/>
         </w:rPr>
       </w:pPr>
-      <w:hyperlink w:anchor="_Toc229918730" w:history="1">
+      <w:hyperlink w:anchor="_Toc231188817" w:history="1">
         <w:r>
           <w:rPr>
             <w:rStyle w:val="afffffff5"/>
@@ -4867,7 +4840,7 @@
             <w:noProof/>
             <w:webHidden/>
           </w:rPr>
-          <w:instrText xml:space="preserve"> PAGEREF _Toc229918730 \h </w:instrText>
+          <w:instrText xml:space="preserve"> PAGEREF _Toc231188817 \h </w:instrText>
         </w:r>
         <w:r>
           <w:rPr>
@@ -4887,7 +4860,7 @@
             <w:noProof/>
             <w:webHidden/>
           </w:rPr>
-          <w:t>20</w:t>
+          <w:t>24</w:t>
         </w:r>
         <w:r>
           <w:rPr>
@@ -4916,7 +4889,7 @@
           <w14:ligatures w14:val="standardContextual"/>
         </w:rPr>
       </w:pPr>
-      <w:hyperlink w:anchor="_Toc229918731" w:history="1">
+      <w:hyperlink w:anchor="_Toc231188818" w:history="1">
         <w:r>
           <w:rPr>
             <w:rStyle w:val="afffffff5"/>
@@ -4943,7 +4916,7 @@
             <w:noProof/>
             <w:webHidden/>
           </w:rPr>
-          <w:instrText xml:space="preserve"> PAGEREF _Toc229918731 \h </w:instrText>
+          <w:instrText xml:space="preserve"> PAGEREF _Toc231188818 \h </w:instrText>
         </w:r>
         <w:r>
           <w:rPr>
@@ -4963,7 +4936,7 @@
             <w:noProof/>
             <w:webHidden/>
           </w:rPr>
-          <w:t>21</w:t>
+          <w:t>25</w:t>
         </w:r>
         <w:r>
           <w:rPr>
@@ -4991,7 +4964,7 @@
           <w14:ligatures w14:val="standardContextual"/>
         </w:rPr>
       </w:pPr>
-      <w:hyperlink w:anchor="_Toc229918732" w:history="1">
+      <w:hyperlink w:anchor="_Toc231188819" w:history="1">
         <w:r>
           <w:rPr>
             <w:rStyle w:val="afffffff5"/>
@@ -5018,7 +4991,7 @@
             <w:noProof/>
             <w:webHidden/>
           </w:rPr>
-          <w:instrText xml:space="preserve"> PAGEREF _Toc229918732 \h </w:instrText>
+          <w:instrText xml:space="preserve"> PAGEREF _Toc231188819 \h </w:instrText>
         </w:r>
         <w:r>
           <w:rPr>
@@ -5038,7 +5011,7 @@
             <w:noProof/>
             <w:webHidden/>
           </w:rPr>
-          <w:t>21</w:t>
+          <w:t>25</w:t>
         </w:r>
         <w:r>
           <w:rPr>
@@ -5066,7 +5039,7 @@
           <w14:ligatures w14:val="standardContextual"/>
         </w:rPr>
       </w:pPr>
-      <w:hyperlink w:anchor="_Toc229918733" w:history="1">
+      <w:hyperlink w:anchor="_Toc231188820" w:history="1">
         <w:r>
           <w:rPr>
             <w:rStyle w:val="afffffff5"/>
@@ -5093,7 +5066,7 @@
             <w:noProof/>
             <w:webHidden/>
           </w:rPr>
-          <w:instrText xml:space="preserve"> PAGEREF _Toc229918733 \h </w:instrText>
+          <w:instrText xml:space="preserve"> PAGEREF _Toc231188820 \h </w:instrText>
         </w:r>
         <w:r>
           <w:rPr>
@@ -5113,7 +5086,7 @@
             <w:noProof/>
             <w:webHidden/>
           </w:rPr>
-          <w:t>21</w:t>
+          <w:t>25</w:t>
         </w:r>
         <w:r>
           <w:rPr>
@@ -5135,7 +5108,7 @@
         <w:lastRenderedPageBreak/>
         <w:fldChar w:fldCharType="end"/>
       </w:r>
-      <w:bookmarkStart w:id="1" w:name="_Toc229918679"/>
+      <w:bookmarkStart w:id="1" w:name="_Toc231188766"/>
       <w:r>
         <w:rPr>
           <w:rFonts w:hint="eastAsia"/>
@@ -5151,7 +5124,7 @@
           <w:rFonts w:hint="eastAsia"/>
         </w:rPr>
       </w:pPr>
-      <w:bookmarkStart w:id="2" w:name="_Toc229918680"/>
+      <w:bookmarkStart w:id="2" w:name="_Toc231188767"/>
       <w:r>
         <w:rPr>
           <w:rFonts w:hint="eastAsia"/>
@@ -5288,7 +5261,7 @@
           <w:rFonts w:hint="eastAsia"/>
         </w:rPr>
       </w:pPr>
-      <w:bookmarkStart w:id="3" w:name="_Toc229918681"/>
+      <w:bookmarkStart w:id="3" w:name="_Toc231188768"/>
       <w:r>
         <w:rPr>
           <w:rFonts w:hint="eastAsia"/>
@@ -5330,7 +5303,7 @@
           <w:rFonts w:hint="eastAsia"/>
         </w:rPr>
       </w:pPr>
-      <w:bookmarkStart w:id="4" w:name="_Toc229918682"/>
+      <w:bookmarkStart w:id="4" w:name="_Toc231188769"/>
       <w:r>
         <w:rPr>
           <w:rFonts w:hint="eastAsia"/>
@@ -5523,7 +5496,7 @@
           <w:rFonts w:hint="eastAsia"/>
         </w:rPr>
       </w:pPr>
-      <w:bookmarkStart w:id="5" w:name="_Toc229918683"/>
+      <w:bookmarkStart w:id="5" w:name="_Toc231188770"/>
       <w:r>
         <w:rPr>
           <w:rFonts w:hint="eastAsia"/>
@@ -5686,7 +5659,7 @@
           <w:rFonts w:hint="eastAsia"/>
         </w:rPr>
       </w:pPr>
-      <w:bookmarkStart w:id="6" w:name="_Toc229918684"/>
+      <w:bookmarkStart w:id="6" w:name="_Toc231188771"/>
       <w:r>
         <w:rPr>
           <w:rFonts w:hint="eastAsia"/>
@@ -5702,7 +5675,7 @@
           <w:rFonts w:hint="eastAsia"/>
         </w:rPr>
       </w:pPr>
-      <w:bookmarkStart w:id="7" w:name="_Toc229918685"/>
+      <w:bookmarkStart w:id="7" w:name="_Toc231188772"/>
       <w:r>
         <w:rPr>
           <w:rFonts w:hint="eastAsia"/>
@@ -5744,7 +5717,7 @@
           <w:rFonts w:hint="eastAsia"/>
         </w:rPr>
       </w:pPr>
-      <w:bookmarkStart w:id="8" w:name="_Toc229918686"/>
+      <w:bookmarkStart w:id="8" w:name="_Toc231188773"/>
       <w:r>
         <w:rPr>
           <w:rFonts w:hint="eastAsia"/>
@@ -5838,7 +5811,7 @@
           <w:rFonts w:hint="eastAsia"/>
         </w:rPr>
       </w:pPr>
-      <w:bookmarkStart w:id="9" w:name="_Toc229918687"/>
+      <w:bookmarkStart w:id="9" w:name="_Toc231188774"/>
       <w:r>
         <w:rPr>
           <w:rFonts w:hint="eastAsia"/>
@@ -5973,6 +5946,7 @@
           </w:tcPr>
           <w:p>
             <w:r>
+              <w:lastRenderedPageBreak/>
               <w:t>facilities</w:t>
             </w:r>
           </w:p>
@@ -5986,7 +5960,7 @@
               <w:rPr>
                 <w:rFonts w:hint="eastAsia"/>
               </w:rPr>
-              <w:t>一覧表示、施設登録、施設更新、施設削除</w:t>
+              <w:t>一覧表示、施設登録、施設更新、施設削除、作業対象施設の存在確認と論理削除判定</w:t>
             </w:r>
           </w:p>
         </w:tc>
@@ -5996,11 +5970,147 @@
           </w:tcPr>
           <w:p>
             <w:r>
-              <w:t>facility_id, establishment_id, facility_code, facility_</w:t>
-            </w:r>
-            <w:r>
-              <w:lastRenderedPageBreak/>
-              <w:t>name, prefecture, bed_count, system_contract_status, deleted_at</w:t>
+              <w:t>facility_id, establishment_id, facility_code, facility_name, prefecture, bed_count, system_contract_status, deleted_at</w:t>
+            </w:r>
+          </w:p>
+        </w:tc>
+      </w:tr>
+      <w:tr>
+        <w:tc>
+          <w:tcPr>
+            <w:tcW w:w="1666" w:type="pct"/>
+          </w:tcPr>
+          <w:p>
+            <w:r>
+              <w:t>users</w:t>
+            </w:r>
+          </w:p>
+        </w:tc>
+        <w:tc>
+          <w:tcPr>
+            <w:tcW w:w="1667" w:type="pct"/>
+          </w:tcPr>
+          <w:p>
+            <w:r>
+              <w:rPr>
+                <w:rFonts w:hint="eastAsia"/>
+              </w:rPr>
+              <w:t>共有システム管理者アカウント判定、監査記録の実行ユーザー解決</w:t>
+            </w:r>
+          </w:p>
+        </w:tc>
+        <w:tc>
+          <w:tcPr>
+            <w:tcW w:w="1667" w:type="pct"/>
+          </w:tcPr>
+          <w:p>
+            <w:r>
+              <w:t>user_id, account_type</w:t>
+            </w:r>
+          </w:p>
+        </w:tc>
+      </w:tr>
+      <w:tr>
+        <w:tc>
+          <w:tcPr>
+            <w:tcW w:w="1666" w:type="pct"/>
+          </w:tcPr>
+          <w:p>
+            <w:r>
+              <w:t>user_facility_assignments</w:t>
+            </w:r>
+          </w:p>
+        </w:tc>
+        <w:tc>
+          <w:tcPr>
+            <w:tcW w:w="1667" w:type="pct"/>
+          </w:tcPr>
+          <w:p>
+            <w:r>
+              <w:rPr>
+                <w:rFonts w:hint="eastAsia"/>
+              </w:rPr>
+              <w:t>通常アカウントの作業対象施設割当判定</w:t>
+            </w:r>
+          </w:p>
+        </w:tc>
+        <w:tc>
+          <w:tcPr>
+            <w:tcW w:w="1667" w:type="pct"/>
+          </w:tcPr>
+          <w:p>
+            <w:r>
+              <w:t>user_id, facility_id, is_active, valid_from, valid_to</w:t>
+            </w:r>
+          </w:p>
+        </w:tc>
+      </w:tr>
+      <w:tr>
+        <w:tc>
+          <w:tcPr>
+            <w:tcW w:w="1666" w:type="pct"/>
+          </w:tcPr>
+          <w:p>
+            <w:r>
+              <w:t>facility_feature_settings</w:t>
+            </w:r>
+          </w:p>
+        </w:tc>
+        <w:tc>
+          <w:tcPr>
+            <w:tcW w:w="1667" w:type="pct"/>
+          </w:tcPr>
+          <w:p>
+            <w:r>
+              <w:rPr>
+                <w:rFonts w:hint="eastAsia"/>
+              </w:rPr>
+              <w:t>通常アカウントの作業対象施設における `facility_master_list` / `facility_master_edit` 提供有無判定</w:t>
+            </w:r>
+          </w:p>
+        </w:tc>
+        <w:tc>
+          <w:tcPr>
+            <w:tcW w:w="1667" w:type="pct"/>
+          </w:tcPr>
+          <w:p>
+            <w:r>
+              <w:t>facility_id, feature_code, is_enabled</w:t>
+            </w:r>
+          </w:p>
+        </w:tc>
+      </w:tr>
+      <w:tr>
+        <w:tc>
+          <w:tcPr>
+            <w:tcW w:w="1666" w:type="pct"/>
+          </w:tcPr>
+          <w:p>
+            <w:r>
+              <w:t>user_facility_feature_settings</w:t>
+            </w:r>
+          </w:p>
+        </w:tc>
+        <w:tc>
+          <w:tcPr>
+            <w:tcW w:w="1667" w:type="pct"/>
+          </w:tcPr>
+          <w:p>
+            <w:r>
+              <w:rPr>
+                <w:rFonts w:hint="eastAsia"/>
+              </w:rPr>
+              <w:t>通常アカウントのユーザー×作業対象施設単位の `facility_master_list` / `facility_master_edit` 利用可否判定</w:t>
+            </w:r>
+          </w:p>
+        </w:tc>
+        <w:tc>
+          <w:tcPr>
+            <w:tcW w:w="1667" w:type="pct"/>
+          </w:tcPr>
+          <w:p>
+            <w:r>
+              <w:t>user_facility_assignment_id, feature_code, is_enabled</w:t>
             </w:r>
           </w:p>
         </w:tc>
@@ -6014,7 +6124,7 @@
           <w:rFonts w:hint="eastAsia"/>
         </w:rPr>
       </w:pPr>
-      <w:bookmarkStart w:id="10" w:name="_Toc229918688"/>
+      <w:bookmarkStart w:id="10" w:name="_Toc231188775"/>
       <w:r>
         <w:rPr>
           <w:rFonts w:hint="eastAsia"/>
@@ -6030,7 +6140,7 @@
           <w:rFonts w:hint="eastAsia"/>
         </w:rPr>
       </w:pPr>
-      <w:bookmarkStart w:id="11" w:name="_Toc229918689"/>
+      <w:bookmarkStart w:id="11" w:name="_Toc231188776"/>
       <w:r>
         <w:rPr>
           <w:rFonts w:hint="eastAsia"/>
@@ -6169,6 +6279,26 @@
         <w:rPr>
           <w:rFonts w:hint="eastAsia"/>
         </w:rPr>
+        <w:t>共有システム管理者アカウントは、作業対象施設が未削除である限り通常アカウント向けの担当施設割当・施設提供設定・ユーザー施設別設定による認可判定をバイパスする</w:t>
+      </w:r>
+    </w:p>
+    <w:p>
+      <w:pPr>
+        <w:pStyle w:val="afffffff8"/>
+        <w:numPr>
+          <w:ilvl w:val="0"/>
+          <w:numId w:val="3"/>
+        </w:numPr>
+        <w:ind w:leftChars="0"/>
+        <w:rPr>
+          <w:rFonts w:hint="eastAsia"/>
+        </w:rPr>
+      </w:pPr>
+      <w:r>
+        <w:rPr>
+          <w:rFonts w:hint="eastAsia"/>
+        </w:rPr>
+        <w:lastRenderedPageBreak/>
         <w:t>`facility_code` は論理削除済み施設を含む `facilities` 全件で一意とし、再利用しない</w:t>
       </w:r>
     </w:p>
@@ -6179,7 +6309,7 @@
           <w:rFonts w:hint="eastAsia"/>
         </w:rPr>
       </w:pPr>
-      <w:bookmarkStart w:id="12" w:name="_Toc229918690"/>
+      <w:bookmarkStart w:id="12" w:name="_Toc231188777"/>
       <w:r>
         <w:rPr>
           <w:rFonts w:hint="eastAsia"/>
@@ -6208,7 +6338,7 @@
           <w:rFonts w:hint="eastAsia"/>
         </w:rPr>
       </w:pPr>
-      <w:bookmarkStart w:id="13" w:name="_Toc229918691"/>
+      <w:bookmarkStart w:id="13" w:name="_Toc231188778"/>
       <w:r>
         <w:rPr>
           <w:rFonts w:hint="eastAsia"/>
@@ -6227,7 +6357,7 @@
         <w:rPr>
           <w:rFonts w:hint="eastAsia"/>
         </w:rPr>
-        <w:t>本API群で使用する `feature_code` は以下の通りとする。実効 `feature_code` の判定は認証／認可 API 設計書の共通認可モデルに従い、各業務 API でも都度再判定する。削除済み施設は `/auth/me`、`/auth/context`、業務 API の対象外とする。</w:t>
+        <w:t>本API群で使用する `feature_code` は以下の通りとする。通常アカウントでは、Bearer トークン上の作業対象施設について `user_facility_assignments` の有効割当があり、`facility_feature_settings` と `user_facility_feature_settings` の両方で対象 `feature_code` が `is_enabled=true` の場合に API 実行を許可する。共有システム管理者アカウント（`users.account_type='SYSTEM_ADMIN'`）では、作業対象施設が未削除であることを確認できれば、担当施設割当、施設提供設定、ユーザー施設別設定による通常判定を行わず、`facility_master_list` / `facility_master_edit` を有効として扱う。削除済み施設は `/auth/me`、`/auth/context`、業務 API の対象外とする。</w:t>
       </w:r>
     </w:p>
     <w:tbl>
@@ -6529,7 +6659,7 @@
               <w:rPr>
                 <w:rFonts w:hint="eastAsia"/>
               </w:rPr>
-              <w:t>認証／認可API設計書の共通認可モデル</w:t>
+              <w:t>通常アカウント: `user_facility_assignments`, `facility_feature_settings`, `user_facility_feature_settings`。共有システム管理者: `users`, `facilities`</w:t>
             </w:r>
           </w:p>
         </w:tc>
@@ -6580,19 +6710,27 @@
               <w:rPr>
                 <w:rFonts w:hint="eastAsia"/>
               </w:rPr>
-              <w:t>認証／認可API設計書の共通認可モデル</w:t>
-            </w:r>
-          </w:p>
-        </w:tc>
-        <w:tc>
-          <w:tcPr>
-            <w:tcW w:w="1250" w:type="pct"/>
-          </w:tcPr>
-          <w:p>
-            <w:r>
-              <w:rPr>
-                <w:rFonts w:hint="eastAsia"/>
-              </w:rPr>
+              <w:t>通常アカウント: `user_facility_assignments`, `facility_feature_settings`, `us</w:t>
+            </w:r>
+            <w:r>
+              <w:rPr>
+                <w:rFonts w:hint="eastAsia"/>
+              </w:rPr>
+              <w:lastRenderedPageBreak/>
+              <w:t>er_facility_feature_settings`。共有システム管理者: `users`, `facilities`</w:t>
+            </w:r>
+          </w:p>
+        </w:tc>
+        <w:tc>
+          <w:tcPr>
+            <w:tcW w:w="1250" w:type="pct"/>
+          </w:tcPr>
+          <w:p>
+            <w:r>
+              <w:rPr>
+                <w:rFonts w:hint="eastAsia"/>
+              </w:rPr>
+              <w:lastRenderedPageBreak/>
               <w:t>施設マスタ管理処理</w:t>
             </w:r>
           </w:p>
@@ -6607,7 +6745,7 @@
           <w:rFonts w:hint="eastAsia"/>
         </w:rPr>
       </w:pPr>
-      <w:bookmarkStart w:id="14" w:name="_Toc229918692"/>
+      <w:bookmarkStart w:id="14" w:name="_Toc231188779"/>
       <w:r>
         <w:rPr>
           <w:rFonts w:hint="eastAsia"/>
@@ -6632,7 +6770,7 @@
         <w:rPr>
           <w:rFonts w:hint="eastAsia"/>
         </w:rPr>
-        <w:t>各 API は Bearer トークン上の作業対象施設に対する実効 `feature_code` を都度再判定する</w:t>
+        <w:t>各 API は Bearer トークン上の作業対象施設を認可コンテキストとして扱い、作業対象施設が存在しない、または `facilities.deleted_at IS NOT NULL` の場合は 404 とする</w:t>
       </w:r>
     </w:p>
     <w:p>
@@ -6651,7 +6789,7 @@
         <w:rPr>
           <w:rFonts w:hint="eastAsia"/>
         </w:rPr>
-        <w:t>一覧・エクスポートの返却対象は施設マスタ全件とし、個票データ閲覧で用いる他施設公開設定は適用しない</w:t>
+        <w:t>通常アカウントでは、作業対象施設に対する実効 `feature_code` を都度再判定する。共有システム管理者アカウントでは、作業対象施設が未削除であれば通常判定をバイパスする</w:t>
       </w:r>
     </w:p>
     <w:p>
@@ -6670,7 +6808,45 @@
         <w:rPr>
           <w:rFonts w:hint="eastAsia"/>
         </w:rPr>
-        <w:t>作業対象施設に対して必要な実効 `feature_code` がない場合は 403 を返却する</w:t>
+        <w:t>一覧・エクスポートの返却対象は施設マスタ全件とし、個票データ閲覧で用いる他施設公開設定は適用しない</w:t>
+      </w:r>
+    </w:p>
+    <w:p>
+      <w:pPr>
+        <w:pStyle w:val="afffffff8"/>
+        <w:numPr>
+          <w:ilvl w:val="0"/>
+          <w:numId w:val="4"/>
+        </w:numPr>
+        <w:ind w:leftChars="0"/>
+        <w:rPr>
+          <w:rFonts w:hint="eastAsia"/>
+        </w:rPr>
+      </w:pPr>
+      <w:r>
+        <w:rPr>
+          <w:rFonts w:hint="eastAsia"/>
+        </w:rPr>
+        <w:t>新規作成・更新・削除の対象施設は作業対象施設と一致している必要はない。作業対象施設は認可基準、`facilityId` は施設マスタ上の更新対象として扱う</w:t>
+      </w:r>
+    </w:p>
+    <w:p>
+      <w:pPr>
+        <w:pStyle w:val="afffffff8"/>
+        <w:numPr>
+          <w:ilvl w:val="0"/>
+          <w:numId w:val="4"/>
+        </w:numPr>
+        <w:ind w:leftChars="0"/>
+        <w:rPr>
+          <w:rFonts w:hint="eastAsia"/>
+        </w:rPr>
+      </w:pPr>
+      <w:r>
+        <w:rPr>
+          <w:rFonts w:hint="eastAsia"/>
+        </w:rPr>
+        <w:t>通常アカウントで作業対象施設に対して必要な実効 `feature_code` がない場合は 403 を返却する</w:t>
       </w:r>
     </w:p>
     <w:p>
@@ -6680,7 +6856,7 @@
           <w:rFonts w:hint="eastAsia"/>
         </w:rPr>
       </w:pPr>
-      <w:bookmarkStart w:id="15" w:name="_Toc229918693"/>
+      <w:bookmarkStart w:id="15" w:name="_Toc231188780"/>
       <w:r>
         <w:rPr>
           <w:rFonts w:hint="eastAsia"/>
@@ -6772,7 +6948,7 @@
           <w:rFonts w:hint="eastAsia"/>
         </w:rPr>
       </w:pPr>
-      <w:bookmarkStart w:id="16" w:name="_Toc229918694"/>
+      <w:bookmarkStart w:id="16" w:name="_Toc231188781"/>
       <w:r>
         <w:rPr>
           <w:rFonts w:hint="eastAsia"/>
@@ -6788,7 +6964,7 @@
           <w:rFonts w:hint="eastAsia"/>
         </w:rPr>
       </w:pPr>
-      <w:bookmarkStart w:id="17" w:name="_Toc229918695"/>
+      <w:bookmarkStart w:id="17" w:name="_Toc231188782"/>
       <w:r>
         <w:rPr>
           <w:rFonts w:hint="eastAsia"/>
@@ -6954,6 +7130,7 @@
           </w:tcPr>
           <w:p>
             <w:r>
+              <w:lastRenderedPageBreak/>
               <w:t>message</w:t>
             </w:r>
           </w:p>
@@ -7046,12 +7223,11 @@
           <w:rFonts w:hint="eastAsia"/>
         </w:rPr>
       </w:pPr>
-      <w:bookmarkStart w:id="18" w:name="_Toc229918696"/>
-      <w:r>
-        <w:rPr>
-          <w:rFonts w:hint="eastAsia"/>
-        </w:rPr>
-        <w:lastRenderedPageBreak/>
+      <w:bookmarkStart w:id="18" w:name="_Toc231188783"/>
+      <w:r>
+        <w:rPr>
+          <w:rFonts w:hint="eastAsia"/>
+        </w:rPr>
         <w:t>第4章 API一覧</w:t>
       </w:r>
       <w:bookmarkEnd w:id="18"/>
@@ -7063,7 +7239,7 @@
           <w:rFonts w:hint="eastAsia"/>
         </w:rPr>
       </w:pPr>
-      <w:bookmarkStart w:id="19" w:name="_Toc229918697"/>
+      <w:bookmarkStart w:id="19" w:name="_Toc231188784"/>
       <w:r>
         <w:rPr>
           <w:rFonts w:hint="eastAsia"/>
@@ -7571,11 +7747,12 @@
           <w:rFonts w:hint="eastAsia"/>
         </w:rPr>
       </w:pPr>
-      <w:bookmarkStart w:id="20" w:name="_Toc229918698"/>
-      <w:r>
-        <w:rPr>
-          <w:rFonts w:hint="eastAsia"/>
-        </w:rPr>
+      <w:bookmarkStart w:id="20" w:name="_Toc231188785"/>
+      <w:r>
+        <w:rPr>
+          <w:rFonts w:hint="eastAsia"/>
+        </w:rPr>
+        <w:lastRenderedPageBreak/>
         <w:t>第5章 SHIP施設マスタ機能設計</w:t>
       </w:r>
       <w:bookmarkEnd w:id="20"/>
@@ -7587,7 +7764,7 @@
           <w:rFonts w:hint="eastAsia"/>
         </w:rPr>
       </w:pPr>
-      <w:bookmarkStart w:id="21" w:name="_Toc229918699"/>
+      <w:bookmarkStart w:id="21" w:name="_Toc231188786"/>
       <w:r>
         <w:rPr>
           <w:rFonts w:hint="eastAsia"/>
@@ -7643,7 +7820,6 @@
         <w:rPr>
           <w:rFonts w:hint="eastAsia"/>
         </w:rPr>
-        <w:lastRenderedPageBreak/>
         <w:t>認証: 要（Bearer）</w:t>
       </w:r>
     </w:p>
@@ -7654,7 +7830,7 @@
           <w:rFonts w:hint="eastAsia"/>
         </w:rPr>
       </w:pPr>
-      <w:bookmarkStart w:id="22" w:name="_Toc229918700"/>
+      <w:bookmarkStart w:id="22" w:name="_Toc231188787"/>
       <w:r>
         <w:rPr>
           <w:rFonts w:hint="eastAsia"/>
@@ -8047,7 +8223,33 @@
         <w:rPr>
           <w:rFonts w:hint="eastAsia"/>
         </w:rPr>
-        <w:t>認可条件: 作業対象施設に対する実効 `facility_master_list` が有効であること</w:t>
+        <w:t>認可条件: 共有システム管理者アカウント（`users.account_type='SYSTEM_ADMIN'`）の場合は、作業対象施設が未削除であることを確認し、通常アカウント向けの担当施設割当・施設提供設定・ユーザー施設別設定による `facility_master_list` 判定をバイパスする</w:t>
+      </w:r>
+    </w:p>
+    <w:p>
+      <w:pPr>
+        <w:rPr>
+          <w:rFonts w:hint="eastAsia"/>
+        </w:rPr>
+      </w:pPr>
+      <w:r>
+        <w:rPr>
+          <w:rFonts w:hint="eastAsia"/>
+        </w:rPr>
+        <w:t>認可条件: 通常アカウントの場合、Bearer トークン上の作業対象施設について `user_facility_assignments` に有効割当があること</w:t>
+      </w:r>
+    </w:p>
+    <w:p>
+      <w:pPr>
+        <w:rPr>
+          <w:rFonts w:hint="eastAsia"/>
+        </w:rPr>
+      </w:pPr>
+      <w:r>
+        <w:rPr>
+          <w:rFonts w:hint="eastAsia"/>
+        </w:rPr>
+        <w:t>認可条件: 通常アカウントの場合、Bearer トークン上の作業対象施設について `facility_feature_settings` と `user_facility_feature_settings` の両方で `facility_master_list` が有効であること</w:t>
       </w:r>
     </w:p>
     <w:p>
@@ -8061,6 +8263,7 @@
         <w:rPr>
           <w:rFonts w:hint="eastAsia"/>
         </w:rPr>
+        <w:lastRenderedPageBreak/>
         <w:t>処理仕様</w:t>
       </w:r>
     </w:p>
@@ -8074,6 +8277,19 @@
         <w:rPr>
           <w:rFonts w:hint="eastAsia"/>
         </w:rPr>
+        <w:t>作業対象施設が存在し、未削除であることを確認する</w:t>
+      </w:r>
+    </w:p>
+    <w:p>
+      <w:pPr>
+        <w:rPr>
+          <w:rFonts w:hint="eastAsia"/>
+        </w:rPr>
+      </w:pPr>
+      <w:r>
+        <w:rPr>
+          <w:rFonts w:hint="eastAsia"/>
+        </w:rPr>
         <w:t>`facilities.deleted_at IS NULL` のみを対象にする</w:t>
       </w:r>
     </w:p>
@@ -8123,7 +8339,7 @@
           <w:rFonts w:hint="eastAsia"/>
         </w:rPr>
       </w:pPr>
-      <w:bookmarkStart w:id="23" w:name="_Toc229918701"/>
+      <w:bookmarkStart w:id="23" w:name="_Toc231188788"/>
       <w:r>
         <w:rPr>
           <w:rFonts w:hint="eastAsia"/>
@@ -8340,7 +8556,6 @@
         <w:rPr>
           <w:rFonts w:hint="eastAsia"/>
         </w:rPr>
-        <w:lastRenderedPageBreak/>
         <w:t>items要素（ShipFacilitySummary）</w:t>
       </w:r>
     </w:p>
@@ -8818,7 +9033,7 @@
           <w:rFonts w:hint="eastAsia"/>
         </w:rPr>
       </w:pPr>
-      <w:bookmarkStart w:id="24" w:name="_Toc229918702"/>
+      <w:bookmarkStart w:id="24" w:name="_Toc231188789"/>
       <w:r>
         <w:rPr>
           <w:rFonts w:hint="eastAsia"/>
@@ -8987,6 +9202,7 @@
           </w:tcPr>
           <w:p>
             <w:r>
+              <w:lastRenderedPageBreak/>
               <w:t>401</w:t>
             </w:r>
           </w:p>
@@ -9035,7 +9251,42 @@
               <w:rPr>
                 <w:rFonts w:hint="eastAsia"/>
               </w:rPr>
-              <w:t>作業対象施設に対する実効 `facility_master_list` なし</w:t>
+              <w:t>通常アカウントで作業対象施設に対する実効 `facility_master_list` なし</w:t>
+            </w:r>
+          </w:p>
+        </w:tc>
+        <w:tc>
+          <w:tcPr>
+            <w:tcW w:w="1667" w:type="pct"/>
+          </w:tcPr>
+          <w:p>
+            <w:r>
+              <w:t>ErrorResponse</w:t>
+            </w:r>
+          </w:p>
+        </w:tc>
+      </w:tr>
+      <w:tr>
+        <w:tc>
+          <w:tcPr>
+            <w:tcW w:w="1666" w:type="pct"/>
+          </w:tcPr>
+          <w:p>
+            <w:r>
+              <w:t>404</w:t>
+            </w:r>
+          </w:p>
+        </w:tc>
+        <w:tc>
+          <w:tcPr>
+            <w:tcW w:w="1667" w:type="pct"/>
+          </w:tcPr>
+          <w:p>
+            <w:r>
+              <w:rPr>
+                <w:rFonts w:hint="eastAsia"/>
+              </w:rPr>
+              <w:t>作業対象施設が存在しない、または削除済み</w:t>
             </w:r>
           </w:p>
         </w:tc>
@@ -9094,7 +9345,7 @@
           <w:rFonts w:hint="eastAsia"/>
         </w:rPr>
       </w:pPr>
-      <w:bookmarkStart w:id="25" w:name="_Toc229918703"/>
+      <w:bookmarkStart w:id="25" w:name="_Toc231188790"/>
       <w:r>
         <w:rPr>
           <w:rFonts w:hint="eastAsia"/>
@@ -9160,12 +9411,11 @@
           <w:rFonts w:hint="eastAsia"/>
         </w:rPr>
       </w:pPr>
-      <w:bookmarkStart w:id="26" w:name="_Toc229918704"/>
-      <w:r>
-        <w:rPr>
-          <w:rFonts w:hint="eastAsia"/>
-        </w:rPr>
-        <w:lastRenderedPageBreak/>
+      <w:bookmarkStart w:id="26" w:name="_Toc231188791"/>
+      <w:r>
+        <w:rPr>
+          <w:rFonts w:hint="eastAsia"/>
+        </w:rPr>
         <w:t>リクエストパラメータ</w:t>
       </w:r>
       <w:bookmarkEnd w:id="26"/>
@@ -9389,7 +9639,34 @@
         <w:rPr>
           <w:rFonts w:hint="eastAsia"/>
         </w:rPr>
-        <w:t>認可条件: 作業対象施設に対する実効 `facility_master_list` が有効であること</w:t>
+        <w:t>認可条件: 共有システム管理者アカウント（`users.account_type='SYSTEM_ADMIN'`）の場合は、作業対象施設が未削除であることを確認し、通常アカウント向けの担当施設割当・施設提供設定・ユーザー施設別設定による `facility_master_list` 判定をバイパスする</w:t>
+      </w:r>
+    </w:p>
+    <w:p>
+      <w:pPr>
+        <w:rPr>
+          <w:rFonts w:hint="eastAsia"/>
+        </w:rPr>
+      </w:pPr>
+      <w:r>
+        <w:rPr>
+          <w:rFonts w:hint="eastAsia"/>
+        </w:rPr>
+        <w:t>認可条件: 通常アカウントの場合、Bearer トークン上の作業対象施設について `user_facility_assignments` に有効割当があること</w:t>
+      </w:r>
+    </w:p>
+    <w:p>
+      <w:pPr>
+        <w:rPr>
+          <w:rFonts w:hint="eastAsia"/>
+        </w:rPr>
+      </w:pPr>
+      <w:r>
+        <w:rPr>
+          <w:rFonts w:hint="eastAsia"/>
+        </w:rPr>
+        <w:lastRenderedPageBreak/>
+        <w:t>認可条件: 通常アカウントの場合、Bearer トークン上の作業対象施設について `facility_feature_settings` と `user_facility_feature_settings` の両方で `facility_master_list` が有効であること</w:t>
       </w:r>
     </w:p>
     <w:p>
@@ -9416,6 +9693,19 @@
         <w:rPr>
           <w:rFonts w:hint="eastAsia"/>
         </w:rPr>
+        <w:t>作業対象施設が存在し、未削除であることを確認する</w:t>
+      </w:r>
+    </w:p>
+    <w:p>
+      <w:pPr>
+        <w:rPr>
+          <w:rFonts w:hint="eastAsia"/>
+        </w:rPr>
+      </w:pPr>
+      <w:r>
+        <w:rPr>
+          <w:rFonts w:hint="eastAsia"/>
+        </w:rPr>
         <w:t>`establishments.deleted_at IS NULL` のみを対象にする</w:t>
       </w:r>
     </w:p>
@@ -9439,7 +9729,7 @@
           <w:rFonts w:hint="eastAsia"/>
         </w:rPr>
       </w:pPr>
-      <w:bookmarkStart w:id="27" w:name="_Toc229918705"/>
+      <w:bookmarkStart w:id="27" w:name="_Toc231188792"/>
       <w:r>
         <w:rPr>
           <w:rFonts w:hint="eastAsia"/>
@@ -9863,7 +10153,7 @@
           <w:rFonts w:hint="eastAsia"/>
         </w:rPr>
       </w:pPr>
-      <w:bookmarkStart w:id="28" w:name="_Toc229918706"/>
+      <w:bookmarkStart w:id="28" w:name="_Toc231188793"/>
       <w:r>
         <w:rPr>
           <w:rFonts w:hint="eastAsia"/>
@@ -10032,7 +10322,6 @@
           </w:tcPr>
           <w:p>
             <w:r>
-              <w:lastRenderedPageBreak/>
               <w:t>403</w:t>
             </w:r>
           </w:p>
@@ -10046,7 +10335,42 @@
               <w:rPr>
                 <w:rFonts w:hint="eastAsia"/>
               </w:rPr>
-              <w:t>作業対象施設に対する実効 `facility_master_list` なし</w:t>
+              <w:t>通常アカウントで作業対象施設に対する実効 `facility_master_list` なし</w:t>
+            </w:r>
+          </w:p>
+        </w:tc>
+        <w:tc>
+          <w:tcPr>
+            <w:tcW w:w="1667" w:type="pct"/>
+          </w:tcPr>
+          <w:p>
+            <w:r>
+              <w:t>ErrorResponse</w:t>
+            </w:r>
+          </w:p>
+        </w:tc>
+      </w:tr>
+      <w:tr>
+        <w:tc>
+          <w:tcPr>
+            <w:tcW w:w="1666" w:type="pct"/>
+          </w:tcPr>
+          <w:p>
+            <w:r>
+              <w:t>404</w:t>
+            </w:r>
+          </w:p>
+        </w:tc>
+        <w:tc>
+          <w:tcPr>
+            <w:tcW w:w="1667" w:type="pct"/>
+          </w:tcPr>
+          <w:p>
+            <w:r>
+              <w:rPr>
+                <w:rFonts w:hint="eastAsia"/>
+              </w:rPr>
+              <w:t>作業対象施設が存在しない、または削除済み</w:t>
             </w:r>
           </w:p>
         </w:tc>
@@ -10105,11 +10429,12 @@
           <w:rFonts w:hint="eastAsia"/>
         </w:rPr>
       </w:pPr>
-      <w:bookmarkStart w:id="29" w:name="_Toc229918707"/>
-      <w:r>
-        <w:rPr>
-          <w:rFonts w:hint="eastAsia"/>
-        </w:rPr>
+      <w:bookmarkStart w:id="29" w:name="_Toc231188794"/>
+      <w:r>
+        <w:rPr>
+          <w:rFonts w:hint="eastAsia"/>
+        </w:rPr>
+        <w:lastRenderedPageBreak/>
         <w:t>施設マスタエクスポート（/ship-facility-master/facilities/export）</w:t>
       </w:r>
       <w:bookmarkEnd w:id="29"/>
@@ -10171,7 +10496,7 @@
           <w:rFonts w:hint="eastAsia"/>
         </w:rPr>
       </w:pPr>
-      <w:bookmarkStart w:id="30" w:name="_Toc229918708"/>
+      <w:bookmarkStart w:id="30" w:name="_Toc231188795"/>
       <w:r>
         <w:rPr>
           <w:rFonts w:hint="eastAsia"/>
@@ -10564,7 +10889,33 @@
         <w:rPr>
           <w:rFonts w:hint="eastAsia"/>
         </w:rPr>
-        <w:t>認可条件: 作業対象施設に対する実効 `facility_master_list` が有効であること</w:t>
+        <w:t>認可条件: 共有システム管理者アカウント（`users.account_type='SYSTEM_ADMIN'`）の場合は、作業対象施設が未削除であることを確認し、通常アカウント向けの担当施設割当・施設提供設定・ユーザー施設別設定による `facility_master_list` 判定をバイパスする</w:t>
+      </w:r>
+    </w:p>
+    <w:p>
+      <w:pPr>
+        <w:rPr>
+          <w:rFonts w:hint="eastAsia"/>
+        </w:rPr>
+      </w:pPr>
+      <w:r>
+        <w:rPr>
+          <w:rFonts w:hint="eastAsia"/>
+        </w:rPr>
+        <w:t>認可条件: 通常アカウントの場合、Bearer トークン上の作業対象施設について `user_facility_assignments` に有効割当があること</w:t>
+      </w:r>
+    </w:p>
+    <w:p>
+      <w:pPr>
+        <w:rPr>
+          <w:rFonts w:hint="eastAsia"/>
+        </w:rPr>
+      </w:pPr>
+      <w:r>
+        <w:rPr>
+          <w:rFonts w:hint="eastAsia"/>
+        </w:rPr>
+        <w:t>認可条件: 通常アカウントの場合、Bearer トークン上の作業対象施設について `facility_feature_settings` と `user_facility_feature_settings` の両方で `facility_master_list` が有効であること</w:t>
       </w:r>
     </w:p>
     <w:p>
@@ -10578,6 +10929,7 @@
         <w:rPr>
           <w:rFonts w:hint="eastAsia"/>
         </w:rPr>
+        <w:lastRenderedPageBreak/>
         <w:t>処理仕様</w:t>
       </w:r>
     </w:p>
@@ -10591,6 +10943,19 @@
         <w:rPr>
           <w:rFonts w:hint="eastAsia"/>
         </w:rPr>
+        <w:t>作業対象施設が存在し、未削除であることを確認する</w:t>
+      </w:r>
+    </w:p>
+    <w:p>
+      <w:pPr>
+        <w:rPr>
+          <w:rFonts w:hint="eastAsia"/>
+        </w:rPr>
+      </w:pPr>
+      <w:r>
+        <w:rPr>
+          <w:rFonts w:hint="eastAsia"/>
+        </w:rPr>
         <w:t>一覧取得と同じ絞り込み条件を適用する</w:t>
       </w:r>
     </w:p>
@@ -10604,7 +10969,6 @@
         <w:rPr>
           <w:rFonts w:hint="eastAsia"/>
         </w:rPr>
-        <w:lastRenderedPageBreak/>
         <w:t>出力対象は `deleted_at IS NULL` の未削除施設のみとする</w:t>
       </w:r>
     </w:p>
@@ -10615,7 +10979,7 @@
           <w:rFonts w:hint="eastAsia"/>
         </w:rPr>
       </w:pPr>
-      <w:bookmarkStart w:id="31" w:name="_Toc229918709"/>
+      <w:bookmarkStart w:id="31" w:name="_Toc231188796"/>
       <w:r>
         <w:rPr>
           <w:rFonts w:hint="eastAsia"/>
@@ -10865,7 +11229,7 @@
           <w:rFonts w:hint="eastAsia"/>
         </w:rPr>
       </w:pPr>
-      <w:bookmarkStart w:id="32" w:name="_Toc229918710"/>
+      <w:bookmarkStart w:id="32" w:name="_Toc231188797"/>
       <w:r>
         <w:rPr>
           <w:rFonts w:hint="eastAsia"/>
@@ -11047,7 +11411,42 @@
               <w:rPr>
                 <w:rFonts w:hint="eastAsia"/>
               </w:rPr>
-              <w:t>作業対象施設に対する実効 `facility_master_list` なし</w:t>
+              <w:t>通常アカウントで作業対象施設に対する実効 `facility_master_list` なし</w:t>
+            </w:r>
+          </w:p>
+        </w:tc>
+        <w:tc>
+          <w:tcPr>
+            <w:tcW w:w="1667" w:type="pct"/>
+          </w:tcPr>
+          <w:p>
+            <w:r>
+              <w:t>ErrorResponse</w:t>
+            </w:r>
+          </w:p>
+        </w:tc>
+      </w:tr>
+      <w:tr>
+        <w:tc>
+          <w:tcPr>
+            <w:tcW w:w="1666" w:type="pct"/>
+          </w:tcPr>
+          <w:p>
+            <w:r>
+              <w:t>404</w:t>
+            </w:r>
+          </w:p>
+        </w:tc>
+        <w:tc>
+          <w:tcPr>
+            <w:tcW w:w="1667" w:type="pct"/>
+          </w:tcPr>
+          <w:p>
+            <w:r>
+              <w:rPr>
+                <w:rFonts w:hint="eastAsia"/>
+              </w:rPr>
+              <w:t>作業対象施設が存在しない、または削除済み</w:t>
             </w:r>
           </w:p>
         </w:tc>
@@ -11106,11 +11505,12 @@
           <w:rFonts w:hint="eastAsia"/>
         </w:rPr>
       </w:pPr>
-      <w:bookmarkStart w:id="33" w:name="_Toc229918711"/>
-      <w:r>
-        <w:rPr>
-          <w:rFonts w:hint="eastAsia"/>
-        </w:rPr>
+      <w:bookmarkStart w:id="33" w:name="_Toc231188798"/>
+      <w:r>
+        <w:rPr>
+          <w:rFonts w:hint="eastAsia"/>
+        </w:rPr>
+        <w:lastRenderedPageBreak/>
         <w:t>施設マスタ新規作成（/ship-facility-master/facilities）</w:t>
       </w:r>
       <w:bookmarkEnd w:id="33"/>
@@ -11162,7 +11562,6 @@
         <w:rPr>
           <w:rFonts w:hint="eastAsia"/>
         </w:rPr>
-        <w:lastRenderedPageBreak/>
         <w:t>認証: 要（Bearer）</w:t>
       </w:r>
     </w:p>
@@ -11173,7 +11572,7 @@
           <w:rFonts w:hint="eastAsia"/>
         </w:rPr>
       </w:pPr>
-      <w:bookmarkStart w:id="34" w:name="_Toc229918712"/>
+      <w:bookmarkStart w:id="34" w:name="_Toc231188799"/>
       <w:r>
         <w:rPr>
           <w:rFonts w:hint="eastAsia"/>
@@ -11602,7 +12001,33 @@
         <w:rPr>
           <w:rFonts w:hint="eastAsia"/>
         </w:rPr>
-        <w:t>認可条件: 作業対象施設に対する実効 `facility_master_edit` が有効であること</w:t>
+        <w:t>認可条件: 共有システム管理者アカウント（`users.account_type='SYSTEM_ADMIN'`）の場合は、作業対象施設が未削除であることを確認し、通常アカウント向けの担当施設割当・施設提供設定・ユーザー施設別設定による `facility_master_edit` 判定をバイパスする</w:t>
+      </w:r>
+    </w:p>
+    <w:p>
+      <w:pPr>
+        <w:rPr>
+          <w:rFonts w:hint="eastAsia"/>
+        </w:rPr>
+      </w:pPr>
+      <w:r>
+        <w:rPr>
+          <w:rFonts w:hint="eastAsia"/>
+        </w:rPr>
+        <w:t>認可条件: 通常アカウントの場合、Bearer トークン上の作業対象施設について `user_facility_assignments` に有効割当があること</w:t>
+      </w:r>
+    </w:p>
+    <w:p>
+      <w:pPr>
+        <w:rPr>
+          <w:rFonts w:hint="eastAsia"/>
+        </w:rPr>
+      </w:pPr>
+      <w:r>
+        <w:rPr>
+          <w:rFonts w:hint="eastAsia"/>
+        </w:rPr>
+        <w:t>認可条件: 通常アカウントの場合、Bearer トークン上の作業対象施設について `facility_feature_settings` と `user_facility_feature_settings` の両方で `facility_master_edit` が有効であること</w:t>
       </w:r>
     </w:p>
     <w:p>
@@ -11629,6 +12054,20 @@
         <w:rPr>
           <w:rFonts w:hint="eastAsia"/>
         </w:rPr>
+        <w:t>作業対象施設が存在し、未削除であることを確認する</w:t>
+      </w:r>
+    </w:p>
+    <w:p>
+      <w:pPr>
+        <w:rPr>
+          <w:rFonts w:hint="eastAsia"/>
+        </w:rPr>
+      </w:pPr>
+      <w:r>
+        <w:rPr>
+          <w:rFonts w:hint="eastAsia"/>
+        </w:rPr>
+        <w:lastRenderedPageBreak/>
         <w:t>`establishmentId` と `newEstablishmentName` はどちらか一方を必須とし、両方指定・両方未指定は入力エラーとする</w:t>
       </w:r>
     </w:p>
@@ -11704,12 +12143,11 @@
           <w:rFonts w:hint="eastAsia"/>
         </w:rPr>
       </w:pPr>
-      <w:bookmarkStart w:id="35" w:name="_Toc229918713"/>
-      <w:r>
-        <w:rPr>
-          <w:rFonts w:hint="eastAsia"/>
-        </w:rPr>
-        <w:lastRenderedPageBreak/>
+      <w:bookmarkStart w:id="35" w:name="_Toc231188800"/>
+      <w:r>
+        <w:rPr>
+          <w:rFonts w:hint="eastAsia"/>
+        </w:rPr>
         <w:t>レスポンス（201：FacilityUpsertResponse）</w:t>
       </w:r>
       <w:bookmarkEnd w:id="35"/>
@@ -12233,7 +12671,7 @@
           <w:rFonts w:hint="eastAsia"/>
         </w:rPr>
       </w:pPr>
-      <w:bookmarkStart w:id="36" w:name="_Toc229918714"/>
+      <w:bookmarkStart w:id="36" w:name="_Toc231188801"/>
       <w:r>
         <w:rPr>
           <w:rFonts w:hint="eastAsia"/>
@@ -12437,6 +12875,7 @@
           </w:tcPr>
           <w:p>
             <w:r>
+              <w:lastRenderedPageBreak/>
               <w:t>403</w:t>
             </w:r>
           </w:p>
@@ -12450,7 +12889,7 @@
               <w:rPr>
                 <w:rFonts w:hint="eastAsia"/>
               </w:rPr>
-              <w:t>作業対象施設に対する実効 `facility_master_edit` なし</w:t>
+              <w:t>通常アカウントで作業対象施設に対する実効 `facility_master_edit` なし</w:t>
             </w:r>
           </w:p>
         </w:tc>
@@ -12485,7 +12924,7 @@
               <w:rPr>
                 <w:rFonts w:hint="eastAsia"/>
               </w:rPr>
-              <w:t>指定した設立母体が存在しない</w:t>
+              <w:t>作業対象施設または指定した設立母体が存在しない/削除済み</w:t>
             </w:r>
           </w:p>
         </w:tc>
@@ -12579,7 +13018,7 @@
           <w:rFonts w:hint="eastAsia"/>
         </w:rPr>
       </w:pPr>
-      <w:bookmarkStart w:id="37" w:name="_Toc229918715"/>
+      <w:bookmarkStart w:id="37" w:name="_Toc231188802"/>
       <w:r>
         <w:rPr>
           <w:rFonts w:hint="eastAsia"/>
@@ -12622,7 +13061,6 @@
     </w:p>
     <w:p>
       <w:r>
-        <w:lastRenderedPageBreak/>
         <w:t>Path: /ship-facility-master/facilities/{facilityId}</w:t>
       </w:r>
     </w:p>
@@ -12646,7 +13084,7 @@
           <w:rFonts w:hint="eastAsia"/>
         </w:rPr>
       </w:pPr>
-      <w:bookmarkStart w:id="38" w:name="_Toc229918716"/>
+      <w:bookmarkStart w:id="38" w:name="_Toc231188803"/>
       <w:r>
         <w:rPr>
           <w:rFonts w:hint="eastAsia"/>
@@ -12844,7 +13282,7 @@
           <w:rFonts w:hint="eastAsia"/>
         </w:rPr>
       </w:pPr>
-      <w:bookmarkStart w:id="39" w:name="_Toc229918717"/>
+      <w:bookmarkStart w:id="39" w:name="_Toc231188804"/>
       <w:r>
         <w:rPr>
           <w:rFonts w:hint="eastAsia"/>
@@ -13061,6 +13499,7 @@
           </w:tcPr>
           <w:p>
             <w:r>
+              <w:lastRenderedPageBreak/>
               <w:t>prefecture</w:t>
             </w:r>
           </w:p>
@@ -13273,7 +13712,33 @@
         <w:rPr>
           <w:rFonts w:hint="eastAsia"/>
         </w:rPr>
-        <w:t>認可条件: 作業対象施設に対する実効 `facility_master_edit` が有効であること</w:t>
+        <w:t>認可条件: 共有システム管理者アカウント（`users.account_type='SYSTEM_ADMIN'`）の場合は、作業対象施設が未削除であることを確認し、通常アカウント向けの担当施設割当・施設提供設定・ユーザー施設別設定による `facility_master_edit` 判定をバイパスする</w:t>
+      </w:r>
+    </w:p>
+    <w:p>
+      <w:pPr>
+        <w:rPr>
+          <w:rFonts w:hint="eastAsia"/>
+        </w:rPr>
+      </w:pPr>
+      <w:r>
+        <w:rPr>
+          <w:rFonts w:hint="eastAsia"/>
+        </w:rPr>
+        <w:t>認可条件: 通常アカウントの場合、Bearer トークン上の作業対象施設について `user_facility_assignments` に有効割当があること</w:t>
+      </w:r>
+    </w:p>
+    <w:p>
+      <w:pPr>
+        <w:rPr>
+          <w:rFonts w:hint="eastAsia"/>
+        </w:rPr>
+      </w:pPr>
+      <w:r>
+        <w:rPr>
+          <w:rFonts w:hint="eastAsia"/>
+        </w:rPr>
+        <w:t>認可条件: 通常アカウントの場合、Bearer トークン上の作業対象施設について `facility_feature_settings` と `user_facility_feature_settings` の両方で `facility_master_edit` が有効であること</w:t>
       </w:r>
     </w:p>
     <w:p>
@@ -13300,6 +13765,19 @@
         <w:rPr>
           <w:rFonts w:hint="eastAsia"/>
         </w:rPr>
+        <w:t>作業対象施設が存在し、未削除であることを確認する</w:t>
+      </w:r>
+    </w:p>
+    <w:p>
+      <w:pPr>
+        <w:rPr>
+          <w:rFonts w:hint="eastAsia"/>
+        </w:rPr>
+      </w:pPr>
+      <w:r>
+        <w:rPr>
+          <w:rFonts w:hint="eastAsia"/>
+        </w:rPr>
         <w:t>対象施設が存在し、未削除であることを確認する</w:t>
       </w:r>
     </w:p>
@@ -13365,35 +13843,35 @@
         <w:rPr>
           <w:rFonts w:hint="eastAsia"/>
         </w:rPr>
+        <w:t>`facilityCode` は論理削除済み施設を含む `facilities` 全件で一意とし、自身以外の他レコードと重複する場合は更新エラーとする</w:t>
+      </w:r>
+    </w:p>
+    <w:p>
+      <w:pPr>
+        <w:rPr>
+          <w:rFonts w:hint="eastAsia"/>
+        </w:rPr>
+      </w:pPr>
+      <w:r>
+        <w:rPr>
+          <w:rFonts w:hint="eastAsia"/>
+        </w:rPr>
+        <w:t>`updated_at` を更新する</w:t>
+      </w:r>
+    </w:p>
+    <w:p>
+      <w:pPr>
+        <w:pStyle w:val="3"/>
+        <w:rPr>
+          <w:rFonts w:hint="eastAsia"/>
+        </w:rPr>
+      </w:pPr>
+      <w:bookmarkStart w:id="40" w:name="_Toc231188805"/>
+      <w:r>
+        <w:rPr>
+          <w:rFonts w:hint="eastAsia"/>
+        </w:rPr>
         <w:lastRenderedPageBreak/>
-        <w:t>`facilityCode` は論理削除済み施設を含む `facilities` 全件で一意とし、自身以外の他レコードと重複する場合は更新エラーとする</w:t>
-      </w:r>
-    </w:p>
-    <w:p>
-      <w:pPr>
-        <w:rPr>
-          <w:rFonts w:hint="eastAsia"/>
-        </w:rPr>
-      </w:pPr>
-      <w:r>
-        <w:rPr>
-          <w:rFonts w:hint="eastAsia"/>
-        </w:rPr>
-        <w:t>`updated_at` を更新する</w:t>
-      </w:r>
-    </w:p>
-    <w:p>
-      <w:pPr>
-        <w:pStyle w:val="3"/>
-        <w:rPr>
-          <w:rFonts w:hint="eastAsia"/>
-        </w:rPr>
-      </w:pPr>
-      <w:bookmarkStart w:id="40" w:name="_Toc229918718"/>
-      <w:r>
-        <w:rPr>
-          <w:rFonts w:hint="eastAsia"/>
-        </w:rPr>
         <w:t>レスポンス（200：FacilityUpsertResponse）</w:t>
       </w:r>
       <w:bookmarkEnd w:id="40"/>
@@ -13917,7 +14395,7 @@
           <w:rFonts w:hint="eastAsia"/>
         </w:rPr>
       </w:pPr>
-      <w:bookmarkStart w:id="41" w:name="_Toc229918719"/>
+      <w:bookmarkStart w:id="41" w:name="_Toc231188806"/>
       <w:r>
         <w:rPr>
           <w:rFonts w:hint="eastAsia"/>
@@ -14134,7 +14612,7 @@
               <w:rPr>
                 <w:rFonts w:hint="eastAsia"/>
               </w:rPr>
-              <w:t>作業対象施設に対する実効 `facility_master_edit` なし</w:t>
+              <w:t>通常アカウントで作業対象施設に対する実効 `facility_master_edit` なし</w:t>
             </w:r>
           </w:p>
         </w:tc>
@@ -14169,7 +14647,7 @@
               <w:rPr>
                 <w:rFonts w:hint="eastAsia"/>
               </w:rPr>
-              <w:t>対象施設または指定した設立母体が存在しない</w:t>
+              <w:t>作業対象施設、対象施設、または指定した設立母体が存在しない/削除済み</w:t>
             </w:r>
           </w:p>
         </w:tc>
@@ -14263,7 +14741,7 @@
           <w:rFonts w:hint="eastAsia"/>
         </w:rPr>
       </w:pPr>
-      <w:bookmarkStart w:id="42" w:name="_Toc229918720"/>
+      <w:bookmarkStart w:id="42" w:name="_Toc231188807"/>
       <w:r>
         <w:rPr>
           <w:rFonts w:hint="eastAsia"/>
@@ -14330,7 +14808,7 @@
           <w:rFonts w:hint="eastAsia"/>
         </w:rPr>
       </w:pPr>
-      <w:bookmarkStart w:id="43" w:name="_Toc229918721"/>
+      <w:bookmarkStart w:id="43" w:name="_Toc231188808"/>
       <w:r>
         <w:rPr>
           <w:rFonts w:hint="eastAsia"/>
@@ -14558,7 +15036,33 @@
         <w:rPr>
           <w:rFonts w:hint="eastAsia"/>
         </w:rPr>
-        <w:t>認可条件: 作業対象施設に対する実効 `facility_master_edit` が有効であること</w:t>
+        <w:t>認可条件: 共有システム管理者アカウント（`users.account_type='SYSTEM_ADMIN'`）の場合は、作業対象施設が未削除であることを確認し、通常アカウント向けの担当施設割当・施設提供設定・ユーザー施設別設定による `facility_master_edit` 判定をバイパスする</w:t>
+      </w:r>
+    </w:p>
+    <w:p>
+      <w:pPr>
+        <w:rPr>
+          <w:rFonts w:hint="eastAsia"/>
+        </w:rPr>
+      </w:pPr>
+      <w:r>
+        <w:rPr>
+          <w:rFonts w:hint="eastAsia"/>
+        </w:rPr>
+        <w:t>認可条件: 通常アカウントの場合、Bearer トークン上の作業対象施設について `user_facility_assignments` に有効割当があること</w:t>
+      </w:r>
+    </w:p>
+    <w:p>
+      <w:pPr>
+        <w:rPr>
+          <w:rFonts w:hint="eastAsia"/>
+        </w:rPr>
+      </w:pPr>
+      <w:r>
+        <w:rPr>
+          <w:rFonts w:hint="eastAsia"/>
+        </w:rPr>
+        <w:t>認可条件: 通常アカウントの場合、Bearer トークン上の作業対象施設について `facility_feature_settings` と `user_facility_feature_settings` の両方で `facility_master_edit` が有効であること</w:t>
       </w:r>
     </w:p>
     <w:p>
@@ -14585,6 +15089,19 @@
         <w:rPr>
           <w:rFonts w:hint="eastAsia"/>
         </w:rPr>
+        <w:t>作業対象施設が存在し、未削除であることを確認する</w:t>
+      </w:r>
+    </w:p>
+    <w:p>
+      <w:pPr>
+        <w:rPr>
+          <w:rFonts w:hint="eastAsia"/>
+        </w:rPr>
+      </w:pPr>
+      <w:r>
+        <w:rPr>
+          <w:rFonts w:hint="eastAsia"/>
+        </w:rPr>
         <w:t>対象施設が存在し、未削除であることを確認する</w:t>
       </w:r>
     </w:p>
@@ -14660,7 +15177,7 @@
           <w:rFonts w:hint="eastAsia"/>
         </w:rPr>
       </w:pPr>
-      <w:bookmarkStart w:id="44" w:name="_Toc229918722"/>
+      <w:bookmarkStart w:id="44" w:name="_Toc231188809"/>
       <w:r>
         <w:rPr>
           <w:rFonts w:hint="eastAsia"/>
@@ -14689,11 +15206,12 @@
           <w:rFonts w:hint="eastAsia"/>
         </w:rPr>
       </w:pPr>
-      <w:bookmarkStart w:id="45" w:name="_Toc229918723"/>
-      <w:r>
-        <w:rPr>
-          <w:rFonts w:hint="eastAsia"/>
-        </w:rPr>
+      <w:bookmarkStart w:id="45" w:name="_Toc231188810"/>
+      <w:r>
+        <w:rPr>
+          <w:rFonts w:hint="eastAsia"/>
+        </w:rPr>
+        <w:lastRenderedPageBreak/>
         <w:t>ステータスコード</w:t>
       </w:r>
       <w:bookmarkEnd w:id="45"/>
@@ -14871,7 +15389,7 @@
               <w:rPr>
                 <w:rFonts w:hint="eastAsia"/>
               </w:rPr>
-              <w:t>作業対象施設に対する実効 `facility_master_edit` なし</w:t>
+              <w:t>通常アカウントで作業対象施設に対する実効 `facility_master_edit` なし</w:t>
             </w:r>
           </w:p>
         </w:tc>
@@ -14906,7 +15424,7 @@
               <w:rPr>
                 <w:rFonts w:hint="eastAsia"/>
               </w:rPr>
-              <w:t>対象施設が存在しない</w:t>
+              <w:t>作業対象施設または対象施設が存在しない/削除済み</w:t>
             </w:r>
           </w:p>
         </w:tc>
@@ -14928,7 +15446,6 @@
           </w:tcPr>
           <w:p>
             <w:r>
-              <w:lastRenderedPageBreak/>
               <w:t>500</w:t>
             </w:r>
           </w:p>
@@ -14966,7 +15483,7 @@
           <w:rFonts w:hint="eastAsia"/>
         </w:rPr>
       </w:pPr>
-      <w:bookmarkStart w:id="46" w:name="_Toc229918724"/>
+      <w:bookmarkStart w:id="46" w:name="_Toc231188811"/>
       <w:r>
         <w:rPr>
           <w:rFonts w:hint="eastAsia"/>
@@ -14982,7 +15499,7 @@
           <w:rFonts w:hint="eastAsia"/>
         </w:rPr>
       </w:pPr>
-      <w:bookmarkStart w:id="47" w:name="_Toc229918725"/>
+      <w:bookmarkStart w:id="47" w:name="_Toc231188812"/>
       <w:r>
         <w:rPr>
           <w:rFonts w:hint="eastAsia"/>
@@ -15129,7 +15646,7 @@
               <w:rPr>
                 <w:rFonts w:hint="eastAsia"/>
               </w:rPr>
-              <w:t>Bearer トークン上の作業対象施設に対して実効 `facility_master_list` を持つこと</w:t>
+              <w:t>通常アカウントは作業対象施設に対して実効 `facility_master_list` を持つこと。共有システム管理者は作業対象施設が未削除であれば許可</w:t>
             </w:r>
           </w:p>
         </w:tc>
@@ -15180,7 +15697,7 @@
               <w:rPr>
                 <w:rFonts w:hint="eastAsia"/>
               </w:rPr>
-              <w:t>Bearer トークン上の作業対象施設に対して実効 `facility_master_list` を持つこと</w:t>
+              <w:t>通常アカウントは作業対象施設に対して実効 `facility_master_list` を持つこと。共有システム管理者は作業対象施設が未削除であれば許可</w:t>
             </w:r>
           </w:p>
         </w:tc>
@@ -15231,19 +15748,27 @@
               <w:rPr>
                 <w:rFonts w:hint="eastAsia"/>
               </w:rPr>
-              <w:t>Bearer トークン上の作業対象施設に対して実効 `facility_master_list` を持つこと</w:t>
-            </w:r>
-          </w:p>
-        </w:tc>
-        <w:tc>
-          <w:tcPr>
-            <w:tcW w:w="1250" w:type="pct"/>
-          </w:tcPr>
-          <w:p>
-            <w:r>
-              <w:rPr>
-                <w:rFonts w:hint="eastAsia"/>
-              </w:rPr>
+              <w:t>通常アカウントは作業対象施設に対して実効 `facility_master_list` を持つこと。共</w:t>
+            </w:r>
+            <w:r>
+              <w:rPr>
+                <w:rFonts w:hint="eastAsia"/>
+              </w:rPr>
+              <w:lastRenderedPageBreak/>
+              <w:t>有システム管理者は作業対象施設が未削除であれば許可</w:t>
+            </w:r>
+          </w:p>
+        </w:tc>
+        <w:tc>
+          <w:tcPr>
+            <w:tcW w:w="1250" w:type="pct"/>
+          </w:tcPr>
+          <w:p>
+            <w:r>
+              <w:rPr>
+                <w:rFonts w:hint="eastAsia"/>
+              </w:rPr>
+              <w:lastRenderedPageBreak/>
               <w:t>絞り込み結果を Excel で取得する</w:t>
             </w:r>
           </w:p>
@@ -15282,7 +15807,7 @@
               <w:rPr>
                 <w:rFonts w:hint="eastAsia"/>
               </w:rPr>
-              <w:t>Bearer トークン上の作業対象施設に対して実効 `facility_master_edit` を持つこと</w:t>
+              <w:t>通常アカウントは作業対象施設に対して実効 `facility_master_edit` を持つこと。共有システム管理者は作業対象施設が未削除であれば許可</w:t>
             </w:r>
           </w:p>
         </w:tc>
@@ -15309,7 +15834,7 @@
           <w:rFonts w:hint="eastAsia"/>
         </w:rPr>
       </w:pPr>
-      <w:bookmarkStart w:id="48" w:name="_Toc229918726"/>
+      <w:bookmarkStart w:id="48" w:name="_Toc231188813"/>
       <w:r>
         <w:rPr>
           <w:rFonts w:hint="eastAsia"/>
@@ -15372,7 +15897,6 @@
         <w:rPr>
           <w:rFonts w:hint="eastAsia"/>
         </w:rPr>
-        <w:lastRenderedPageBreak/>
         <w:t>既存設立母体を選択した場合は、選択した設立母体IDを施設へ紐づける</w:t>
       </w:r>
     </w:p>
@@ -15421,7 +15945,7 @@
           <w:rFonts w:hint="eastAsia"/>
         </w:rPr>
       </w:pPr>
-      <w:bookmarkStart w:id="49" w:name="_Toc229918727"/>
+      <w:bookmarkStart w:id="49" w:name="_Toc231188814"/>
       <w:r>
         <w:rPr>
           <w:rFonts w:hint="eastAsia"/>
@@ -15494,7 +16018,7 @@
           <w:rFonts w:hint="eastAsia"/>
         </w:rPr>
       </w:pPr>
-      <w:bookmarkStart w:id="50" w:name="_Toc229918728"/>
+      <w:bookmarkStart w:id="50" w:name="_Toc231188815"/>
       <w:r>
         <w:rPr>
           <w:rFonts w:hint="eastAsia"/>
@@ -15557,6 +16081,7 @@
         <w:rPr>
           <w:rFonts w:hint="eastAsia"/>
         </w:rPr>
+        <w:lastRenderedPageBreak/>
         <w:t>関連する担当施設割当・認可・他施設公開設定は削除・無効化しない</w:t>
       </w:r>
     </w:p>
@@ -15605,7 +16130,7 @@
           <w:rFonts w:hint="eastAsia"/>
         </w:rPr>
       </w:pPr>
-      <w:bookmarkStart w:id="51" w:name="_Toc229918729"/>
+      <w:bookmarkStart w:id="51" w:name="_Toc231188816"/>
       <w:r>
         <w:rPr>
           <w:rFonts w:hint="eastAsia"/>
@@ -15659,7 +16184,7 @@
           <w:rFonts w:hint="eastAsia"/>
         </w:rPr>
       </w:pPr>
-      <w:bookmarkStart w:id="52" w:name="_Toc229918730"/>
+      <w:bookmarkStart w:id="52" w:name="_Toc231188817"/>
       <w:r>
         <w:rPr>
           <w:rFonts w:hint="eastAsia"/>
@@ -15851,7 +16376,7 @@
               <w:rPr>
                 <w:rFonts w:hint="eastAsia"/>
               </w:rPr>
-              <w:t>作業対象施設に対する実効 `facility_master_list` がない</w:t>
+              <w:t>通常アカウントで作業対象施設に対する実効 `facility_master_list` がない。共有システム管理者では作業対象施設が未削除であれば通常権限判定をバイパスする</w:t>
             </w:r>
           </w:p>
         </w:tc>
@@ -15863,7 +16388,6 @@
           </w:tcPr>
           <w:p>
             <w:r>
-              <w:lastRenderedPageBreak/>
               <w:t>AUTH_403_FACILITY_MASTER_EDIT_DENIED</w:t>
             </w:r>
           </w:p>
@@ -15887,7 +16411,7 @@
               <w:rPr>
                 <w:rFonts w:hint="eastAsia"/>
               </w:rPr>
-              <w:t>作業対象施設に対する実効 `facility_master_edit` がない</w:t>
+              <w:t>通常アカウントで作業対象施設に対する実効 `facility_master_edit` がない。共有システム管理者では作業対象施設が未削除であれば通常権限判定をバイパスする</w:t>
             </w:r>
           </w:p>
         </w:tc>
@@ -15922,7 +16446,7 @@
               <w:rPr>
                 <w:rFonts w:hint="eastAsia"/>
               </w:rPr>
-              <w:t>対象施設が存在しない、または削除済み</w:t>
+              <w:t>作業対象施設または対象施設が存在しない、または削除済み</w:t>
             </w:r>
           </w:p>
         </w:tc>
@@ -16004,6 +16528,7 @@
           </w:tcPr>
           <w:p>
             <w:r>
+              <w:lastRenderedPageBreak/>
               <w:t>INTERNAL_SERVER_ERROR</w:t>
             </w:r>
           </w:p>
@@ -16041,7 +16566,7 @@
           <w:rFonts w:hint="eastAsia"/>
         </w:rPr>
       </w:pPr>
-      <w:bookmarkStart w:id="53" w:name="_Toc229918731"/>
+      <w:bookmarkStart w:id="53" w:name="_Toc231188818"/>
       <w:r>
         <w:rPr>
           <w:rFonts w:hint="eastAsia"/>
@@ -16057,7 +16582,7 @@
           <w:rFonts w:hint="eastAsia"/>
         </w:rPr>
       </w:pPr>
-      <w:bookmarkStart w:id="54" w:name="_Toc229918732"/>
+      <w:bookmarkStart w:id="54" w:name="_Toc231188819"/>
       <w:r>
         <w:rPr>
           <w:rFonts w:hint="eastAsia"/>
@@ -16130,7 +16655,7 @@
           <w:rFonts w:hint="eastAsia"/>
         </w:rPr>
       </w:pPr>
-      <w:bookmarkStart w:id="55" w:name="_Toc229918733"/>
+      <w:bookmarkStart w:id="55" w:name="_Toc231188820"/>
       <w:r>
         <w:rPr>
           <w:rFonts w:hint="eastAsia"/>
@@ -16262,10 +16787,10 @@
 <file path=word/numbering.xml><?xml version="1.0" encoding="utf-8"?>
 <w:numbering xmlns:wpc="http://schemas.microsoft.com/office/word/2010/wordprocessingCanvas" xmlns:cx="http://schemas.microsoft.com/office/drawing/2014/chartex" xmlns:cx1="http://schemas.microsoft.com/office/drawing/2015/9/8/chartex" xmlns:cx2="http://schemas.microsoft.com/office/drawing/2015/10/21/chartex" xmlns:cx3="http://schemas.microsoft.com/office/drawing/2016/5/9/chartex" xmlns:cx4="http://schemas.microsoft.com/office/drawing/2016/5/10/chartex" xmlns:cx5="http://schemas.microsoft.com/office/drawing/2016/5/11/chartex" xmlns:cx6="http://schemas.microsoft.com/office/drawing/2016/5/12/chartex" xmlns:cx7="http://schemas.microsoft.com/office/drawing/2016/5/13/chartex" xmlns:cx8="http://schemas.microsoft.com/office/drawing/2016/5/14/chartex" xmlns:mc="http://schemas.openxmlformats.org/markup-compatibility/2006" xmlns:aink="http://schemas.microsoft.com/office/drawing/2016/ink" xmlns:am3d="http://schemas.microsoft.com/office/drawing/2017/model3d" xmlns:o="urn:schemas-microsoft-com:office:office" xmlns:oel="http://schemas.microsoft.com/office/2019/extlst" xmlns:r="http://schemas.openxmlformats.org/officeDocument/2006/relationships" xmlns:m="http://schemas.openxmlformats.org/officeDocument/2006/math" xmlns:v="urn:schemas-microsoft-com:vml" xmlns:wp14="http://schemas.microsoft.com/office/word/2010/wordprocessingDrawing" xmlns:wp="http://schemas.openxmlformats.org/drawingml/2006/wordprocessingDrawing" xmlns:w10="urn:schemas-microsoft-com:office:word" xmlns:w="http://schemas.openxmlformats.org/wordprocessingml/2006/main" xmlns:w14="http://schemas.microsoft.com/office/word/2010/wordml" xmlns:w15="http://schemas.microsoft.com/office/word/2012/wordml" xmlns:w16cex="http://schemas.microsoft.com/office/word/2018/wordml/cex" xmlns:w16cid="http://schemas.microsoft.com/office/word/2016/wordml/cid" xmlns:w16="http://schemas.microsoft.com/office/word/2018/wordml" xmlns:w16du="http://schemas.microsoft.com/office/word/2023/wordml/word16du" xmlns:w16sdtdh="http://schemas.microsoft.com/office/word/2020/wordml/sdtdatahash" xmlns:w16sdtfl="http://schemas.microsoft.com/office/word/2024/wordml/sdtformatlock" xmlns:w16se="http://schemas.microsoft.com/office/word/2015/wordml/symex" xmlns:wpg="http://schemas.microsoft.com/office/word/2010/wordprocessingGroup" xmlns:wpi="http://schemas.microsoft.com/office/word/2010/wordprocessingInk" xmlns:wne="http://schemas.microsoft.com/office/word/2006/wordml" xmlns:wps="http://schemas.microsoft.com/office/word/2010/wordprocessingShape" mc:Ignorable="w14 w15 w16se w16cid w16 w16cex w16sdtdh w16sdtfl w16du wp14">
   <w:abstractNum w:abstractNumId="0" w15:restartNumberingAfterBreak="0">
-    <w:nsid w:val="27E64EB4"/>
+    <w:nsid w:val="0A3C573A"/>
     <w:multiLevelType w:val="hybridMultilevel"/>
-    <w:tmpl w:val="4B7E9E74"/>
-    <w:name w:val="__API_DOC_SQUARE_BULLET__22222222"/>
+    <w:tmpl w:val="130C2972"/>
+    <w:name w:val="__API_DOC_SQUARE_BULLET__2222222"/>
     <w:lvl w:ilvl="0" w:tplc="0409000F">
       <w:start w:val="1"/>
       <w:numFmt w:val="decimal"/>
@@ -16349,10 +16874,10 @@
     </w:lvl>
   </w:abstractNum>
   <w:abstractNum w:abstractNumId="1" w15:restartNumberingAfterBreak="0">
-    <w:nsid w:val="2EE94F5A"/>
+    <w:nsid w:val="170B31D1"/>
     <w:multiLevelType w:val="hybridMultilevel"/>
-    <w:tmpl w:val="C5C23EBC"/>
-    <w:name w:val="__API_DOC_SQUARE_BULLET__2222222"/>
+    <w:tmpl w:val="ADDC5A82"/>
+    <w:name w:val="__API_DOC_SQUARE_BULLET__222"/>
     <w:lvl w:ilvl="0" w:tplc="0409000F">
       <w:start w:val="1"/>
       <w:numFmt w:val="decimal"/>
@@ -16436,10 +16961,10 @@
     </w:lvl>
   </w:abstractNum>
   <w:abstractNum w:abstractNumId="2" w15:restartNumberingAfterBreak="0">
-    <w:nsid w:val="3AEC3325"/>
+    <w:nsid w:val="1C163E9E"/>
     <w:multiLevelType w:val="hybridMultilevel"/>
-    <w:tmpl w:val="B0D42A44"/>
-    <w:name w:val="__API_DOC_SQUARE_BULLET__222222"/>
+    <w:tmpl w:val="CFE88C52"/>
+    <w:name w:val="__API_DOC_SQUARE_BULLET__22222"/>
     <w:lvl w:ilvl="0" w:tplc="0409000F">
       <w:start w:val="1"/>
       <w:numFmt w:val="decimal"/>
@@ -16523,285 +17048,7 @@
     </w:lvl>
   </w:abstractNum>
   <w:abstractNum w:abstractNumId="3" w15:restartNumberingAfterBreak="0">
-    <w:nsid w:val="3DB21F82"/>
-    <w:multiLevelType w:val="hybridMultilevel"/>
-    <w:tmpl w:val="D2E2D614"/>
-    <w:name w:val="__API_DOC_SQUARE_BULLET__222"/>
-    <w:lvl w:ilvl="0" w:tplc="0409000F">
-      <w:start w:val="1"/>
-      <w:numFmt w:val="decimal"/>
-      <w:lvlText w:val="%1."/>
-      <w:lvlJc w:val="left"/>
-      <w:pPr>
-        <w:ind w:left="440" w:hanging="440"/>
-      </w:pPr>
-    </w:lvl>
-    <w:lvl w:ilvl="1" w:tplc="04090017" w:tentative="1">
-      <w:start w:val="1"/>
-      <w:numFmt w:val="aiueoFullWidth"/>
-      <w:lvlText w:val="(%2)"/>
-      <w:lvlJc w:val="left"/>
-      <w:pPr>
-        <w:ind w:left="880" w:hanging="440"/>
-      </w:pPr>
-    </w:lvl>
-    <w:lvl w:ilvl="2" w:tplc="04090011" w:tentative="1">
-      <w:start w:val="1"/>
-      <w:numFmt w:val="decimalEnclosedCircle"/>
-      <w:lvlText w:val="%3"/>
-      <w:lvlJc w:val="left"/>
-      <w:pPr>
-        <w:ind w:left="1320" w:hanging="440"/>
-      </w:pPr>
-    </w:lvl>
-    <w:lvl w:ilvl="3" w:tplc="0409000F" w:tentative="1">
-      <w:start w:val="1"/>
-      <w:numFmt w:val="decimal"/>
-      <w:lvlText w:val="%4."/>
-      <w:lvlJc w:val="left"/>
-      <w:pPr>
-        <w:ind w:left="1760" w:hanging="440"/>
-      </w:pPr>
-    </w:lvl>
-    <w:lvl w:ilvl="4" w:tplc="04090017" w:tentative="1">
-      <w:start w:val="1"/>
-      <w:numFmt w:val="aiueoFullWidth"/>
-      <w:lvlText w:val="(%5)"/>
-      <w:lvlJc w:val="left"/>
-      <w:pPr>
-        <w:ind w:left="2200" w:hanging="440"/>
-      </w:pPr>
-    </w:lvl>
-    <w:lvl w:ilvl="5" w:tplc="04090011" w:tentative="1">
-      <w:start w:val="1"/>
-      <w:numFmt w:val="decimalEnclosedCircle"/>
-      <w:lvlText w:val="%6"/>
-      <w:lvlJc w:val="left"/>
-      <w:pPr>
-        <w:ind w:left="2640" w:hanging="440"/>
-      </w:pPr>
-    </w:lvl>
-    <w:lvl w:ilvl="6" w:tplc="0409000F" w:tentative="1">
-      <w:start w:val="1"/>
-      <w:numFmt w:val="decimal"/>
-      <w:lvlText w:val="%7."/>
-      <w:lvlJc w:val="left"/>
-      <w:pPr>
-        <w:ind w:left="3080" w:hanging="440"/>
-      </w:pPr>
-    </w:lvl>
-    <w:lvl w:ilvl="7" w:tplc="04090017" w:tentative="1">
-      <w:start w:val="1"/>
-      <w:numFmt w:val="aiueoFullWidth"/>
-      <w:lvlText w:val="(%8)"/>
-      <w:lvlJc w:val="left"/>
-      <w:pPr>
-        <w:ind w:left="3520" w:hanging="440"/>
-      </w:pPr>
-    </w:lvl>
-    <w:lvl w:ilvl="8" w:tplc="04090011" w:tentative="1">
-      <w:start w:val="1"/>
-      <w:numFmt w:val="decimalEnclosedCircle"/>
-      <w:lvlText w:val="%9"/>
-      <w:lvlJc w:val="left"/>
-      <w:pPr>
-        <w:ind w:left="3960" w:hanging="440"/>
-      </w:pPr>
-    </w:lvl>
-  </w:abstractNum>
-  <w:abstractNum w:abstractNumId="4" w15:restartNumberingAfterBreak="0">
-    <w:nsid w:val="406A673A"/>
-    <w:multiLevelType w:val="singleLevel"/>
-    <w:tmpl w:val="04090001"/>
-    <w:lvl w:ilvl="0">
-      <w:start w:val="1"/>
-      <w:numFmt w:val="bullet"/>
-      <w:lvlText w:val="■"/>
-      <w:lvlJc w:val="left"/>
-      <w:pPr>
-        <w:ind w:left="440" w:hanging="440"/>
-      </w:pPr>
-      <w:rPr>
-        <w:rFonts w:ascii="Meiryo UI" w:hAnsi="Meiryo UI" w:eastAsia="Meiryo UI" w:cs="Meiryo UI" w:hint="default"/>
-      </w:rPr>
-    </w:lvl>
-  </w:abstractNum>
-  <w:abstractNum w:abstractNumId="5" w15:restartNumberingAfterBreak="0">
-    <w:nsid w:val="455F1FC2"/>
-    <w:multiLevelType w:val="hybridMultilevel"/>
-    <w:tmpl w:val="37BA51D2"/>
-    <w:name w:val="__API_DOC_SQUARE_BULLET__22222"/>
-    <w:lvl w:ilvl="0" w:tplc="0409000F">
-      <w:start w:val="1"/>
-      <w:numFmt w:val="decimal"/>
-      <w:lvlText w:val="%1."/>
-      <w:lvlJc w:val="left"/>
-      <w:pPr>
-        <w:ind w:left="440" w:hanging="440"/>
-      </w:pPr>
-    </w:lvl>
-    <w:lvl w:ilvl="1" w:tplc="04090017" w:tentative="1">
-      <w:start w:val="1"/>
-      <w:numFmt w:val="aiueoFullWidth"/>
-      <w:lvlText w:val="(%2)"/>
-      <w:lvlJc w:val="left"/>
-      <w:pPr>
-        <w:ind w:left="880" w:hanging="440"/>
-      </w:pPr>
-    </w:lvl>
-    <w:lvl w:ilvl="2" w:tplc="04090011" w:tentative="1">
-      <w:start w:val="1"/>
-      <w:numFmt w:val="decimalEnclosedCircle"/>
-      <w:lvlText w:val="%3"/>
-      <w:lvlJc w:val="left"/>
-      <w:pPr>
-        <w:ind w:left="1320" w:hanging="440"/>
-      </w:pPr>
-    </w:lvl>
-    <w:lvl w:ilvl="3" w:tplc="0409000F" w:tentative="1">
-      <w:start w:val="1"/>
-      <w:numFmt w:val="decimal"/>
-      <w:lvlText w:val="%4."/>
-      <w:lvlJc w:val="left"/>
-      <w:pPr>
-        <w:ind w:left="1760" w:hanging="440"/>
-      </w:pPr>
-    </w:lvl>
-    <w:lvl w:ilvl="4" w:tplc="04090017" w:tentative="1">
-      <w:start w:val="1"/>
-      <w:numFmt w:val="aiueoFullWidth"/>
-      <w:lvlText w:val="(%5)"/>
-      <w:lvlJc w:val="left"/>
-      <w:pPr>
-        <w:ind w:left="2200" w:hanging="440"/>
-      </w:pPr>
-    </w:lvl>
-    <w:lvl w:ilvl="5" w:tplc="04090011" w:tentative="1">
-      <w:start w:val="1"/>
-      <w:numFmt w:val="decimalEnclosedCircle"/>
-      <w:lvlText w:val="%6"/>
-      <w:lvlJc w:val="left"/>
-      <w:pPr>
-        <w:ind w:left="2640" w:hanging="440"/>
-      </w:pPr>
-    </w:lvl>
-    <w:lvl w:ilvl="6" w:tplc="0409000F" w:tentative="1">
-      <w:start w:val="1"/>
-      <w:numFmt w:val="decimal"/>
-      <w:lvlText w:val="%7."/>
-      <w:lvlJc w:val="left"/>
-      <w:pPr>
-        <w:ind w:left="3080" w:hanging="440"/>
-      </w:pPr>
-    </w:lvl>
-    <w:lvl w:ilvl="7" w:tplc="04090017" w:tentative="1">
-      <w:start w:val="1"/>
-      <w:numFmt w:val="aiueoFullWidth"/>
-      <w:lvlText w:val="(%8)"/>
-      <w:lvlJc w:val="left"/>
-      <w:pPr>
-        <w:ind w:left="3520" w:hanging="440"/>
-      </w:pPr>
-    </w:lvl>
-    <w:lvl w:ilvl="8" w:tplc="04090011" w:tentative="1">
-      <w:start w:val="1"/>
-      <w:numFmt w:val="decimalEnclosedCircle"/>
-      <w:lvlText w:val="%9"/>
-      <w:lvlJc w:val="left"/>
-      <w:pPr>
-        <w:ind w:left="3960" w:hanging="440"/>
-      </w:pPr>
-    </w:lvl>
-  </w:abstractNum>
-  <w:abstractNum w:abstractNumId="6" w15:restartNumberingAfterBreak="0">
-    <w:nsid w:val="4C534269"/>
-    <w:multiLevelType w:val="hybridMultilevel"/>
-    <w:tmpl w:val="E452AFBC"/>
-    <w:name w:val="__API_DOC_SQUARE_BULLET__2222"/>
-    <w:lvl w:ilvl="0" w:tplc="0409000F">
-      <w:start w:val="1"/>
-      <w:numFmt w:val="decimal"/>
-      <w:lvlText w:val="%1."/>
-      <w:lvlJc w:val="left"/>
-      <w:pPr>
-        <w:ind w:left="440" w:hanging="440"/>
-      </w:pPr>
-    </w:lvl>
-    <w:lvl w:ilvl="1" w:tplc="04090017" w:tentative="1">
-      <w:start w:val="1"/>
-      <w:numFmt w:val="aiueoFullWidth"/>
-      <w:lvlText w:val="(%2)"/>
-      <w:lvlJc w:val="left"/>
-      <w:pPr>
-        <w:ind w:left="880" w:hanging="440"/>
-      </w:pPr>
-    </w:lvl>
-    <w:lvl w:ilvl="2" w:tplc="04090011" w:tentative="1">
-      <w:start w:val="1"/>
-      <w:numFmt w:val="decimalEnclosedCircle"/>
-      <w:lvlText w:val="%3"/>
-      <w:lvlJc w:val="left"/>
-      <w:pPr>
-        <w:ind w:left="1320" w:hanging="440"/>
-      </w:pPr>
-    </w:lvl>
-    <w:lvl w:ilvl="3" w:tplc="0409000F" w:tentative="1">
-      <w:start w:val="1"/>
-      <w:numFmt w:val="decimal"/>
-      <w:lvlText w:val="%4."/>
-      <w:lvlJc w:val="left"/>
-      <w:pPr>
-        <w:ind w:left="1760" w:hanging="440"/>
-      </w:pPr>
-    </w:lvl>
-    <w:lvl w:ilvl="4" w:tplc="04090017" w:tentative="1">
-      <w:start w:val="1"/>
-      <w:numFmt w:val="aiueoFullWidth"/>
-      <w:lvlText w:val="(%5)"/>
-      <w:lvlJc w:val="left"/>
-      <w:pPr>
-        <w:ind w:left="2200" w:hanging="440"/>
-      </w:pPr>
-    </w:lvl>
-    <w:lvl w:ilvl="5" w:tplc="04090011" w:tentative="1">
-      <w:start w:val="1"/>
-      <w:numFmt w:val="decimalEnclosedCircle"/>
-      <w:lvlText w:val="%6"/>
-      <w:lvlJc w:val="left"/>
-      <w:pPr>
-        <w:ind w:left="2640" w:hanging="440"/>
-      </w:pPr>
-    </w:lvl>
-    <w:lvl w:ilvl="6" w:tplc="0409000F" w:tentative="1">
-      <w:start w:val="1"/>
-      <w:numFmt w:val="decimal"/>
-      <w:lvlText w:val="%7."/>
-      <w:lvlJc w:val="left"/>
-      <w:pPr>
-        <w:ind w:left="3080" w:hanging="440"/>
-      </w:pPr>
-    </w:lvl>
-    <w:lvl w:ilvl="7" w:tplc="04090017" w:tentative="1">
-      <w:start w:val="1"/>
-      <w:numFmt w:val="aiueoFullWidth"/>
-      <w:lvlText w:val="(%8)"/>
-      <w:lvlJc w:val="left"/>
-      <w:pPr>
-        <w:ind w:left="3520" w:hanging="440"/>
-      </w:pPr>
-    </w:lvl>
-    <w:lvl w:ilvl="8" w:tplc="04090011" w:tentative="1">
-      <w:start w:val="1"/>
-      <w:numFmt w:val="decimalEnclosedCircle"/>
-      <w:lvlText w:val="%9"/>
-      <w:lvlJc w:val="left"/>
-      <w:pPr>
-        <w:ind w:left="3960" w:hanging="440"/>
-      </w:pPr>
-    </w:lvl>
-  </w:abstractNum>
-  <w:abstractNum w:abstractNumId="7" w15:restartNumberingAfterBreak="0">
-    <w:nsid w:val="4E154D74"/>
+    <w:nsid w:val="1F1D51C7"/>
     <w:multiLevelType w:val="singleLevel"/>
     <w:tmpl w:val="0409000F"/>
     <w:name w:val="__API_DOC_SQUARE_BULLET__"/>
@@ -16815,10 +17062,97 @@
       </w:pPr>
     </w:lvl>
   </w:abstractNum>
-  <w:abstractNum w:abstractNumId="8" w15:restartNumberingAfterBreak="0">
-    <w:nsid w:val="574B1286"/>
+  <w:abstractNum w:abstractNumId="4" w15:restartNumberingAfterBreak="0">
+    <w:nsid w:val="39D02184"/>
     <w:multiLevelType w:val="hybridMultilevel"/>
-    <w:tmpl w:val="A546F210"/>
+    <w:tmpl w:val="0F0A6274"/>
+    <w:name w:val="__API_DOC_SQUARE_BULLET__2222"/>
+    <w:lvl w:ilvl="0" w:tplc="0409000F">
+      <w:start w:val="1"/>
+      <w:numFmt w:val="decimal"/>
+      <w:lvlText w:val="%1."/>
+      <w:lvlJc w:val="left"/>
+      <w:pPr>
+        <w:ind w:left="440" w:hanging="440"/>
+      </w:pPr>
+    </w:lvl>
+    <w:lvl w:ilvl="1" w:tplc="04090017" w:tentative="1">
+      <w:start w:val="1"/>
+      <w:numFmt w:val="aiueoFullWidth"/>
+      <w:lvlText w:val="(%2)"/>
+      <w:lvlJc w:val="left"/>
+      <w:pPr>
+        <w:ind w:left="880" w:hanging="440"/>
+      </w:pPr>
+    </w:lvl>
+    <w:lvl w:ilvl="2" w:tplc="04090011" w:tentative="1">
+      <w:start w:val="1"/>
+      <w:numFmt w:val="decimalEnclosedCircle"/>
+      <w:lvlText w:val="%3"/>
+      <w:lvlJc w:val="left"/>
+      <w:pPr>
+        <w:ind w:left="1320" w:hanging="440"/>
+      </w:pPr>
+    </w:lvl>
+    <w:lvl w:ilvl="3" w:tplc="0409000F" w:tentative="1">
+      <w:start w:val="1"/>
+      <w:numFmt w:val="decimal"/>
+      <w:lvlText w:val="%4."/>
+      <w:lvlJc w:val="left"/>
+      <w:pPr>
+        <w:ind w:left="1760" w:hanging="440"/>
+      </w:pPr>
+    </w:lvl>
+    <w:lvl w:ilvl="4" w:tplc="04090017" w:tentative="1">
+      <w:start w:val="1"/>
+      <w:numFmt w:val="aiueoFullWidth"/>
+      <w:lvlText w:val="(%5)"/>
+      <w:lvlJc w:val="left"/>
+      <w:pPr>
+        <w:ind w:left="2200" w:hanging="440"/>
+      </w:pPr>
+    </w:lvl>
+    <w:lvl w:ilvl="5" w:tplc="04090011" w:tentative="1">
+      <w:start w:val="1"/>
+      <w:numFmt w:val="decimalEnclosedCircle"/>
+      <w:lvlText w:val="%6"/>
+      <w:lvlJc w:val="left"/>
+      <w:pPr>
+        <w:ind w:left="2640" w:hanging="440"/>
+      </w:pPr>
+    </w:lvl>
+    <w:lvl w:ilvl="6" w:tplc="0409000F" w:tentative="1">
+      <w:start w:val="1"/>
+      <w:numFmt w:val="decimal"/>
+      <w:lvlText w:val="%7."/>
+      <w:lvlJc w:val="left"/>
+      <w:pPr>
+        <w:ind w:left="3080" w:hanging="440"/>
+      </w:pPr>
+    </w:lvl>
+    <w:lvl w:ilvl="7" w:tplc="04090017" w:tentative="1">
+      <w:start w:val="1"/>
+      <w:numFmt w:val="aiueoFullWidth"/>
+      <w:lvlText w:val="(%8)"/>
+      <w:lvlJc w:val="left"/>
+      <w:pPr>
+        <w:ind w:left="3520" w:hanging="440"/>
+      </w:pPr>
+    </w:lvl>
+    <w:lvl w:ilvl="8" w:tplc="04090011" w:tentative="1">
+      <w:start w:val="1"/>
+      <w:numFmt w:val="decimalEnclosedCircle"/>
+      <w:lvlText w:val="%9"/>
+      <w:lvlJc w:val="left"/>
+      <w:pPr>
+        <w:ind w:left="3960" w:hanging="440"/>
+      </w:pPr>
+    </w:lvl>
+  </w:abstractNum>
+  <w:abstractNum w:abstractNumId="5" w15:restartNumberingAfterBreak="0">
+    <w:nsid w:val="448B44C7"/>
+    <w:multiLevelType w:val="hybridMultilevel"/>
+    <w:tmpl w:val="AEA4574E"/>
     <w:name w:val="__API_DOC_SQUARE_BULLET__2"/>
     <w:lvl w:ilvl="0" w:tplc="0409000F">
       <w:start w:val="1"/>
@@ -16902,11 +17236,202 @@
       </w:pPr>
     </w:lvl>
   </w:abstractNum>
+  <w:abstractNum w:abstractNumId="6" w15:restartNumberingAfterBreak="0">
+    <w:nsid w:val="47B5318B"/>
+    <w:multiLevelType w:val="hybridMultilevel"/>
+    <w:tmpl w:val="D82EF306"/>
+    <w:name w:val="__API_DOC_SQUARE_BULLET__22222222"/>
+    <w:lvl w:ilvl="0" w:tplc="0409000F">
+      <w:start w:val="1"/>
+      <w:numFmt w:val="decimal"/>
+      <w:lvlText w:val="%1."/>
+      <w:lvlJc w:val="left"/>
+      <w:pPr>
+        <w:ind w:left="440" w:hanging="440"/>
+      </w:pPr>
+    </w:lvl>
+    <w:lvl w:ilvl="1" w:tplc="04090017" w:tentative="1">
+      <w:start w:val="1"/>
+      <w:numFmt w:val="aiueoFullWidth"/>
+      <w:lvlText w:val="(%2)"/>
+      <w:lvlJc w:val="left"/>
+      <w:pPr>
+        <w:ind w:left="880" w:hanging="440"/>
+      </w:pPr>
+    </w:lvl>
+    <w:lvl w:ilvl="2" w:tplc="04090011" w:tentative="1">
+      <w:start w:val="1"/>
+      <w:numFmt w:val="decimalEnclosedCircle"/>
+      <w:lvlText w:val="%3"/>
+      <w:lvlJc w:val="left"/>
+      <w:pPr>
+        <w:ind w:left="1320" w:hanging="440"/>
+      </w:pPr>
+    </w:lvl>
+    <w:lvl w:ilvl="3" w:tplc="0409000F" w:tentative="1">
+      <w:start w:val="1"/>
+      <w:numFmt w:val="decimal"/>
+      <w:lvlText w:val="%4."/>
+      <w:lvlJc w:val="left"/>
+      <w:pPr>
+        <w:ind w:left="1760" w:hanging="440"/>
+      </w:pPr>
+    </w:lvl>
+    <w:lvl w:ilvl="4" w:tplc="04090017" w:tentative="1">
+      <w:start w:val="1"/>
+      <w:numFmt w:val="aiueoFullWidth"/>
+      <w:lvlText w:val="(%5)"/>
+      <w:lvlJc w:val="left"/>
+      <w:pPr>
+        <w:ind w:left="2200" w:hanging="440"/>
+      </w:pPr>
+    </w:lvl>
+    <w:lvl w:ilvl="5" w:tplc="04090011" w:tentative="1">
+      <w:start w:val="1"/>
+      <w:numFmt w:val="decimalEnclosedCircle"/>
+      <w:lvlText w:val="%6"/>
+      <w:lvlJc w:val="left"/>
+      <w:pPr>
+        <w:ind w:left="2640" w:hanging="440"/>
+      </w:pPr>
+    </w:lvl>
+    <w:lvl w:ilvl="6" w:tplc="0409000F" w:tentative="1">
+      <w:start w:val="1"/>
+      <w:numFmt w:val="decimal"/>
+      <w:lvlText w:val="%7."/>
+      <w:lvlJc w:val="left"/>
+      <w:pPr>
+        <w:ind w:left="3080" w:hanging="440"/>
+      </w:pPr>
+    </w:lvl>
+    <w:lvl w:ilvl="7" w:tplc="04090017" w:tentative="1">
+      <w:start w:val="1"/>
+      <w:numFmt w:val="aiueoFullWidth"/>
+      <w:lvlText w:val="(%8)"/>
+      <w:lvlJc w:val="left"/>
+      <w:pPr>
+        <w:ind w:left="3520" w:hanging="440"/>
+      </w:pPr>
+    </w:lvl>
+    <w:lvl w:ilvl="8" w:tplc="04090011" w:tentative="1">
+      <w:start w:val="1"/>
+      <w:numFmt w:val="decimalEnclosedCircle"/>
+      <w:lvlText w:val="%9"/>
+      <w:lvlJc w:val="left"/>
+      <w:pPr>
+        <w:ind w:left="3960" w:hanging="440"/>
+      </w:pPr>
+    </w:lvl>
+  </w:abstractNum>
+  <w:abstractNum w:abstractNumId="7" w15:restartNumberingAfterBreak="0">
+    <w:nsid w:val="574073BE"/>
+    <w:multiLevelType w:val="hybridMultilevel"/>
+    <w:tmpl w:val="064A7E10"/>
+    <w:name w:val="__API_DOC_SQUARE_BULLET__22"/>
+    <w:lvl w:ilvl="0" w:tplc="0409000F">
+      <w:start w:val="1"/>
+      <w:numFmt w:val="decimal"/>
+      <w:lvlText w:val="%1."/>
+      <w:lvlJc w:val="left"/>
+      <w:pPr>
+        <w:ind w:left="440" w:hanging="440"/>
+      </w:pPr>
+    </w:lvl>
+    <w:lvl w:ilvl="1" w:tplc="04090017" w:tentative="1">
+      <w:start w:val="1"/>
+      <w:numFmt w:val="aiueoFullWidth"/>
+      <w:lvlText w:val="(%2)"/>
+      <w:lvlJc w:val="left"/>
+      <w:pPr>
+        <w:ind w:left="880" w:hanging="440"/>
+      </w:pPr>
+    </w:lvl>
+    <w:lvl w:ilvl="2" w:tplc="04090011" w:tentative="1">
+      <w:start w:val="1"/>
+      <w:numFmt w:val="decimalEnclosedCircle"/>
+      <w:lvlText w:val="%3"/>
+      <w:lvlJc w:val="left"/>
+      <w:pPr>
+        <w:ind w:left="1320" w:hanging="440"/>
+      </w:pPr>
+    </w:lvl>
+    <w:lvl w:ilvl="3" w:tplc="0409000F" w:tentative="1">
+      <w:start w:val="1"/>
+      <w:numFmt w:val="decimal"/>
+      <w:lvlText w:val="%4."/>
+      <w:lvlJc w:val="left"/>
+      <w:pPr>
+        <w:ind w:left="1760" w:hanging="440"/>
+      </w:pPr>
+    </w:lvl>
+    <w:lvl w:ilvl="4" w:tplc="04090017" w:tentative="1">
+      <w:start w:val="1"/>
+      <w:numFmt w:val="aiueoFullWidth"/>
+      <w:lvlText w:val="(%5)"/>
+      <w:lvlJc w:val="left"/>
+      <w:pPr>
+        <w:ind w:left="2200" w:hanging="440"/>
+      </w:pPr>
+    </w:lvl>
+    <w:lvl w:ilvl="5" w:tplc="04090011" w:tentative="1">
+      <w:start w:val="1"/>
+      <w:numFmt w:val="decimalEnclosedCircle"/>
+      <w:lvlText w:val="%6"/>
+      <w:lvlJc w:val="left"/>
+      <w:pPr>
+        <w:ind w:left="2640" w:hanging="440"/>
+      </w:pPr>
+    </w:lvl>
+    <w:lvl w:ilvl="6" w:tplc="0409000F" w:tentative="1">
+      <w:start w:val="1"/>
+      <w:numFmt w:val="decimal"/>
+      <w:lvlText w:val="%7."/>
+      <w:lvlJc w:val="left"/>
+      <w:pPr>
+        <w:ind w:left="3080" w:hanging="440"/>
+      </w:pPr>
+    </w:lvl>
+    <w:lvl w:ilvl="7" w:tplc="04090017" w:tentative="1">
+      <w:start w:val="1"/>
+      <w:numFmt w:val="aiueoFullWidth"/>
+      <w:lvlText w:val="(%8)"/>
+      <w:lvlJc w:val="left"/>
+      <w:pPr>
+        <w:ind w:left="3520" w:hanging="440"/>
+      </w:pPr>
+    </w:lvl>
+    <w:lvl w:ilvl="8" w:tplc="04090011" w:tentative="1">
+      <w:start w:val="1"/>
+      <w:numFmt w:val="decimalEnclosedCircle"/>
+      <w:lvlText w:val="%9"/>
+      <w:lvlJc w:val="left"/>
+      <w:pPr>
+        <w:ind w:left="3960" w:hanging="440"/>
+      </w:pPr>
+    </w:lvl>
+  </w:abstractNum>
+  <w:abstractNum w:abstractNumId="8" w15:restartNumberingAfterBreak="0">
+    <w:nsid w:val="64FE3563"/>
+    <w:multiLevelType w:val="singleLevel"/>
+    <w:tmpl w:val="04090001"/>
+    <w:lvl w:ilvl="0">
+      <w:start w:val="1"/>
+      <w:numFmt w:val="bullet"/>
+      <w:lvlText w:val="■"/>
+      <w:lvlJc w:val="left"/>
+      <w:pPr>
+        <w:ind w:left="440" w:hanging="440"/>
+      </w:pPr>
+      <w:rPr>
+        <w:rFonts w:ascii="Meiryo UI" w:hAnsi="Meiryo UI" w:eastAsia="Meiryo UI" w:cs="Meiryo UI" w:hint="default"/>
+      </w:rPr>
+    </w:lvl>
+  </w:abstractNum>
   <w:abstractNum w:abstractNumId="9" w15:restartNumberingAfterBreak="0">
-    <w:nsid w:val="5D2A6008"/>
+    <w:nsid w:val="78DA034C"/>
     <w:multiLevelType w:val="hybridMultilevel"/>
-    <w:tmpl w:val="BEA8E9C6"/>
-    <w:name w:val="__API_DOC_SQUARE_BULLET__22"/>
+    <w:tmpl w:val="6F987792"/>
+    <w:name w:val="__API_DOC_SQUARE_BULLET__222222"/>
     <w:lvl w:ilvl="0" w:tplc="0409000F">
       <w:start w:val="1"/>
       <w:numFmt w:val="decimal"/>
@@ -17106,35 +17631,35 @@
   <w:num w:numId="1" w16cid:durableId="296302402">
     <w:abstractNumId w:val="10"/>
   </w:num>
-  <w:num w:numId="2" w16cid:durableId="1916429096">
+  <w:num w:numId="2" w16cid:durableId="1921134233">
+    <w:abstractNumId w:val="8"/>
+  </w:num>
+  <w:num w:numId="3" w16cid:durableId="915699672">
+    <w:abstractNumId w:val="3"/>
+  </w:num>
+  <w:num w:numId="4" w16cid:durableId="1905751099">
+    <w:abstractNumId w:val="5"/>
+  </w:num>
+  <w:num w:numId="5" w16cid:durableId="1377923762">
+    <w:abstractNumId w:val="7"/>
+  </w:num>
+  <w:num w:numId="6" w16cid:durableId="1349527738">
+    <w:abstractNumId w:val="1"/>
+  </w:num>
+  <w:num w:numId="7" w16cid:durableId="358750220">
     <w:abstractNumId w:val="4"/>
   </w:num>
-  <w:num w:numId="3" w16cid:durableId="487671286">
-    <w:abstractNumId w:val="7"/>
+  <w:num w:numId="8" w16cid:durableId="832991546">
+    <w:abstractNumId w:val="2"/>
   </w:num>
-  <w:num w:numId="4" w16cid:durableId="1405638133">
-    <w:abstractNumId w:val="8"/>
-  </w:num>
-  <w:num w:numId="5" w16cid:durableId="1966691072">
+  <w:num w:numId="9" w16cid:durableId="1134911617">
     <w:abstractNumId w:val="9"/>
   </w:num>
-  <w:num w:numId="6" w16cid:durableId="793330143">
-    <w:abstractNumId w:val="3"/>
+  <w:num w:numId="10" w16cid:durableId="1530803203">
+    <w:abstractNumId w:val="0"/>
   </w:num>
-  <w:num w:numId="7" w16cid:durableId="1887521001">
+  <w:num w:numId="11" w16cid:durableId="1380469159">
     <w:abstractNumId w:val="6"/>
-  </w:num>
-  <w:num w:numId="8" w16cid:durableId="1307397183">
-    <w:abstractNumId w:val="5"/>
-  </w:num>
-  <w:num w:numId="9" w16cid:durableId="2064718754">
-    <w:abstractNumId w:val="2"/>
-  </w:num>
-  <w:num w:numId="10" w16cid:durableId="1613199572">
-    <w:abstractNumId w:val="1"/>
-  </w:num>
-  <w:num w:numId="11" w16cid:durableId="599261574">
-    <w:abstractNumId w:val="0"/>
   </w:num>
   <w:numIdMacAtCleanup w:val="11"/>
 </w:numbering>
